--- a/gem_expert/docs/Gemstone_Identification_Assistant_Report.docx
+++ b/gem_expert/docs/Gemstone_Identification_Assistant_Report.docx
@@ -224,7 +224,7 @@
         </w:rPr>
         <w:br w:type="page"/>
       </w:r>
-      <w:bookmarkStart w:id="0" w:name="_Toc241529633"/>
+      <w:bookmarkStart w:id="0" w:name="_Toc241587580"/>
       <w:r>
         <w:rPr>
           <w:rFonts w:eastAsia="Times New Roman"/>
@@ -349,7 +349,7 @@
           <w:sz w:val="22"/>
           <w:szCs w:val="22"/>
         </w:rPr>
-        <w:t xml:space="preserve">, both as a technical trace and in plain language, and animated reasoning diagrams show how each chaining method worked for the user's own input. A web interface, a console interface and a natural-language query box built with a Definite Clause Grammar make the system accessible to non-experts. Eighteen documented test cases and 41 automated unit tests pass. The report closes with a discussion of how the system models expert cognition, a comparison with machine-learning approaches, and an honest account of </w:t>
+        <w:t>, both as a technical trace and in plain language, and animated reasoning diagrams show how each chaining method worked for the user's own input. A web interface, a console interface and a natural-language query box built with a Definite Clause Grammar make the system accessible to non-experts. The web interface checks readings as they are typed, uses pictures for colours, optical effects and inclusions, suggests the most useful next measurement when data is incomplete, and lets users print or save any resu</w:t>
       </w:r>
       <w:r>
         <w:rPr>
@@ -358,7 +358,7 @@
           <w:sz w:val="22"/>
           <w:szCs w:val="22"/>
         </w:rPr>
-        <w:t>its limitations.</w:t>
+        <w:t>lt. Twenty documented test cases and 47 automated unit tests pass. The report closes with a discussion of how the system models expert cognition, a comparison with machine-learning approaches, and an honest account of its limitations.</w:t>
       </w:r>
     </w:p>
     <w:p>
@@ -454,7 +454,7 @@
         <w:rPr>
           <w:noProof/>
         </w:rPr>
-        <w:instrText xml:space="preserve"> PAGEREF _Toc241529633 \h </w:instrText>
+        <w:instrText xml:space="preserve"> PAGEREF _Toc241587580 \h </w:instrText>
       </w:r>
       <w:r>
         <w:rPr>
@@ -517,7 +517,7 @@
         <w:rPr>
           <w:noProof/>
         </w:rPr>
-        <w:instrText xml:space="preserve"> PAGEREF _Toc241529634 \h </w:instrText>
+        <w:instrText xml:space="preserve"> PAGEREF _Toc241587581 \h </w:instrText>
       </w:r>
       <w:r>
         <w:rPr>
@@ -580,7 +580,7 @@
         <w:rPr>
           <w:noProof/>
         </w:rPr>
-        <w:instrText xml:space="preserve"> PAGEREF _Toc241529635 \h </w:instrText>
+        <w:instrText xml:space="preserve"> PAGEREF _Toc241587582 \h </w:instrText>
       </w:r>
       <w:r>
         <w:rPr>
@@ -643,7 +643,7 @@
         <w:rPr>
           <w:noProof/>
         </w:rPr>
-        <w:instrText xml:space="preserve"> PAGEREF _Toc241529636 \h </w:instrText>
+        <w:instrText xml:space="preserve"> PAGEREF _Toc241587583 \h </w:instrText>
       </w:r>
       <w:r>
         <w:rPr>
@@ -706,7 +706,7 @@
         <w:rPr>
           <w:noProof/>
         </w:rPr>
-        <w:instrText xml:space="preserve"> PAGEREF _Toc241529637 \h </w:instrText>
+        <w:instrText xml:space="preserve"> PAGEREF _Toc241587584 \h </w:instrText>
       </w:r>
       <w:r>
         <w:rPr>
@@ -769,7 +769,7 @@
         <w:rPr>
           <w:noProof/>
         </w:rPr>
-        <w:instrText xml:space="preserve"> PAGEREF _Toc241529638 \h </w:instrText>
+        <w:instrText xml:space="preserve"> PAGEREF _Toc241587585 \h </w:instrText>
       </w:r>
       <w:r>
         <w:rPr>
@@ -832,7 +832,7 @@
         <w:rPr>
           <w:noProof/>
         </w:rPr>
-        <w:instrText xml:space="preserve"> PAGEREF _Toc241529639 \h </w:instrText>
+        <w:instrText xml:space="preserve"> PAGEREF _Toc241587586 \h </w:instrText>
       </w:r>
       <w:r>
         <w:rPr>
@@ -895,7 +895,7 @@
         <w:rPr>
           <w:noProof/>
         </w:rPr>
-        <w:instrText xml:space="preserve"> PAGEREF _Toc241529640 \h </w:instrText>
+        <w:instrText xml:space="preserve"> PAGEREF _Toc241587587 \h </w:instrText>
       </w:r>
       <w:r>
         <w:rPr>
@@ -958,7 +958,7 @@
         <w:rPr>
           <w:noProof/>
         </w:rPr>
-        <w:instrText xml:space="preserve"> PAGEREF _Toc241529641 \h </w:instrText>
+        <w:instrText xml:space="preserve"> PAGEREF _Toc241587588 \h </w:instrText>
       </w:r>
       <w:r>
         <w:rPr>
@@ -1021,7 +1021,7 @@
         <w:rPr>
           <w:noProof/>
         </w:rPr>
-        <w:instrText xml:space="preserve"> PAGEREF _Toc241529642 \h </w:instrText>
+        <w:instrText xml:space="preserve"> PAGEREF _Toc241587589 \h </w:instrText>
       </w:r>
       <w:r>
         <w:rPr>
@@ -1084,7 +1084,7 @@
         <w:rPr>
           <w:noProof/>
         </w:rPr>
-        <w:instrText xml:space="preserve"> PAGEREF _Toc241529643 \h </w:instrText>
+        <w:instrText xml:space="preserve"> PAGEREF _Toc241587590 \h </w:instrText>
       </w:r>
       <w:r>
         <w:rPr>
@@ -1147,7 +1147,7 @@
         <w:rPr>
           <w:noProof/>
         </w:rPr>
-        <w:instrText xml:space="preserve"> PAGEREF _Toc241529644 \h </w:instrText>
+        <w:instrText xml:space="preserve"> PAGEREF _Toc241587591 \h </w:instrText>
       </w:r>
       <w:r>
         <w:rPr>
@@ -1210,7 +1210,7 @@
         <w:rPr>
           <w:noProof/>
         </w:rPr>
-        <w:instrText xml:space="preserve"> PAGEREF _Toc241529645 \h </w:instrText>
+        <w:instrText xml:space="preserve"> PAGEREF _Toc241587592 \h </w:instrText>
       </w:r>
       <w:r>
         <w:rPr>
@@ -1273,7 +1273,7 @@
         <w:rPr>
           <w:noProof/>
         </w:rPr>
-        <w:instrText xml:space="preserve"> PAGEREF _Toc241529646 \h </w:instrText>
+        <w:instrText xml:space="preserve"> PAGEREF _Toc241587593 \h </w:instrText>
       </w:r>
       <w:r>
         <w:rPr>
@@ -1336,7 +1336,7 @@
         <w:rPr>
           <w:noProof/>
         </w:rPr>
-        <w:instrText xml:space="preserve"> PAGEREF _Toc241529647 \h </w:instrText>
+        <w:instrText xml:space="preserve"> PAGEREF _Toc241587594 \h </w:instrText>
       </w:r>
       <w:r>
         <w:rPr>
@@ -1399,7 +1399,7 @@
         <w:rPr>
           <w:noProof/>
         </w:rPr>
-        <w:instrText xml:space="preserve"> PAGEREF _Toc241529648 \h </w:instrText>
+        <w:instrText xml:space="preserve"> PAGEREF _Toc241587595 \h </w:instrText>
       </w:r>
       <w:r>
         <w:rPr>
@@ -1462,7 +1462,7 @@
         <w:rPr>
           <w:noProof/>
         </w:rPr>
-        <w:instrText xml:space="preserve"> PAGEREF _Toc241529649 \h </w:instrText>
+        <w:instrText xml:space="preserve"> PAGEREF _Toc241587596 \h </w:instrText>
       </w:r>
       <w:r>
         <w:rPr>
@@ -1525,7 +1525,7 @@
         <w:rPr>
           <w:noProof/>
         </w:rPr>
-        <w:instrText xml:space="preserve"> PAGEREF _Toc241529650 \h </w:instrText>
+        <w:instrText xml:space="preserve"> PAGEREF _Toc241587597 \h </w:instrText>
       </w:r>
       <w:r>
         <w:rPr>
@@ -1542,7 +1542,7 @@
         <w:rPr>
           <w:noProof/>
         </w:rPr>
-        <w:t>15</w:t>
+        <w:t>16</w:t>
       </w:r>
       <w:r>
         <w:rPr>
@@ -1588,7 +1588,7 @@
         <w:rPr>
           <w:noProof/>
         </w:rPr>
-        <w:instrText xml:space="preserve"> PAGEREF _Toc241529651 \h </w:instrText>
+        <w:instrText xml:space="preserve"> PAGEREF _Toc241587598 \h </w:instrText>
       </w:r>
       <w:r>
         <w:rPr>
@@ -1651,7 +1651,7 @@
         <w:rPr>
           <w:noProof/>
         </w:rPr>
-        <w:instrText xml:space="preserve"> PAGEREF _Toc241529652 \h </w:instrText>
+        <w:instrText xml:space="preserve"> PAGEREF _Toc241587599 \h </w:instrText>
       </w:r>
       <w:r>
         <w:rPr>
@@ -1668,7 +1668,7 @@
         <w:rPr>
           <w:noProof/>
         </w:rPr>
-        <w:t>16</w:t>
+        <w:t>17</w:t>
       </w:r>
       <w:r>
         <w:rPr>
@@ -1714,7 +1714,7 @@
         <w:rPr>
           <w:noProof/>
         </w:rPr>
-        <w:instrText xml:space="preserve"> PAGEREF _Toc241529653 \h </w:instrText>
+        <w:instrText xml:space="preserve"> PAGEREF _Toc241587600 \h </w:instrText>
       </w:r>
       <w:r>
         <w:rPr>
@@ -1731,7 +1731,7 @@
         <w:rPr>
           <w:noProof/>
         </w:rPr>
-        <w:t>16</w:t>
+        <w:t>18</w:t>
       </w:r>
       <w:r>
         <w:rPr>
@@ -1777,7 +1777,7 @@
         <w:rPr>
           <w:noProof/>
         </w:rPr>
-        <w:instrText xml:space="preserve"> PAGEREF _Toc241529654 \h </w:instrText>
+        <w:instrText xml:space="preserve"> PAGEREF _Toc241587601 \h </w:instrText>
       </w:r>
       <w:r>
         <w:rPr>
@@ -1794,7 +1794,7 @@
         <w:rPr>
           <w:noProof/>
         </w:rPr>
-        <w:t>17</w:t>
+        <w:t>19</w:t>
       </w:r>
       <w:r>
         <w:rPr>
@@ -1840,7 +1840,7 @@
         <w:rPr>
           <w:noProof/>
         </w:rPr>
-        <w:instrText xml:space="preserve"> PAGEREF _Toc241529655 \h </w:instrText>
+        <w:instrText xml:space="preserve"> PAGEREF _Toc241587602 \h </w:instrText>
       </w:r>
       <w:r>
         <w:rPr>
@@ -1857,7 +1857,7 @@
         <w:rPr>
           <w:noProof/>
         </w:rPr>
-        <w:t>19</w:t>
+        <w:t>22</w:t>
       </w:r>
       <w:r>
         <w:rPr>
@@ -1903,7 +1903,7 @@
         <w:rPr>
           <w:noProof/>
         </w:rPr>
-        <w:instrText xml:space="preserve"> PAGEREF _Toc241529656 \h </w:instrText>
+        <w:instrText xml:space="preserve"> PAGEREF _Toc241587603 \h </w:instrText>
       </w:r>
       <w:r>
         <w:rPr>
@@ -1920,7 +1920,7 @@
         <w:rPr>
           <w:noProof/>
         </w:rPr>
-        <w:t>20</w:t>
+        <w:t>23</w:t>
       </w:r>
       <w:r>
         <w:rPr>
@@ -1966,7 +1966,7 @@
         <w:rPr>
           <w:noProof/>
         </w:rPr>
-        <w:instrText xml:space="preserve"> PAGEREF _Toc241529657 \h </w:instrText>
+        <w:instrText xml:space="preserve"> PAGEREF _Toc241587604 \h </w:instrText>
       </w:r>
       <w:r>
         <w:rPr>
@@ -1983,7 +1983,7 @@
         <w:rPr>
           <w:noProof/>
         </w:rPr>
-        <w:t>20</w:t>
+        <w:t>23</w:t>
       </w:r>
       <w:r>
         <w:rPr>
@@ -2029,7 +2029,7 @@
         <w:rPr>
           <w:noProof/>
         </w:rPr>
-        <w:instrText xml:space="preserve"> PAGEREF _Toc241529658 \h </w:instrText>
+        <w:instrText xml:space="preserve"> PAGEREF _Toc241587605 \h </w:instrText>
       </w:r>
       <w:r>
         <w:rPr>
@@ -2046,7 +2046,7 @@
         <w:rPr>
           <w:noProof/>
         </w:rPr>
-        <w:t>21</w:t>
+        <w:t>24</w:t>
       </w:r>
       <w:r>
         <w:rPr>
@@ -2092,7 +2092,7 @@
         <w:rPr>
           <w:noProof/>
         </w:rPr>
-        <w:instrText xml:space="preserve"> PAGEREF _Toc241529659 \h </w:instrText>
+        <w:instrText xml:space="preserve"> PAGEREF _Toc241587606 \h </w:instrText>
       </w:r>
       <w:r>
         <w:rPr>
@@ -2109,7 +2109,7 @@
         <w:rPr>
           <w:noProof/>
         </w:rPr>
-        <w:t>22</w:t>
+        <w:t>25</w:t>
       </w:r>
       <w:r>
         <w:rPr>
@@ -2155,7 +2155,7 @@
         <w:rPr>
           <w:noProof/>
         </w:rPr>
-        <w:instrText xml:space="preserve"> PAGEREF _Toc241529660 \h </w:instrText>
+        <w:instrText xml:space="preserve"> PAGEREF _Toc241587607 \h </w:instrText>
       </w:r>
       <w:r>
         <w:rPr>
@@ -2172,7 +2172,7 @@
         <w:rPr>
           <w:noProof/>
         </w:rPr>
-        <w:t>22</w:t>
+        <w:t>25</w:t>
       </w:r>
       <w:r>
         <w:rPr>
@@ -2218,7 +2218,7 @@
         <w:rPr>
           <w:noProof/>
         </w:rPr>
-        <w:instrText xml:space="preserve"> PAGEREF _Toc241529661 \h </w:instrText>
+        <w:instrText xml:space="preserve"> PAGEREF _Toc241587608 \h </w:instrText>
       </w:r>
       <w:r>
         <w:rPr>
@@ -2235,7 +2235,7 @@
         <w:rPr>
           <w:noProof/>
         </w:rPr>
-        <w:t>24</w:t>
+        <w:t>27</w:t>
       </w:r>
       <w:r>
         <w:rPr>
@@ -2281,7 +2281,7 @@
         <w:rPr>
           <w:noProof/>
         </w:rPr>
-        <w:instrText xml:space="preserve"> PAGEREF _Toc241529662 \h </w:instrText>
+        <w:instrText xml:space="preserve"> PAGEREF _Toc241587609 \h </w:instrText>
       </w:r>
       <w:r>
         <w:rPr>
@@ -2298,7 +2298,7 @@
         <w:rPr>
           <w:noProof/>
         </w:rPr>
-        <w:t>24</w:t>
+        <w:t>27</w:t>
       </w:r>
       <w:r>
         <w:rPr>
@@ -2344,7 +2344,7 @@
         <w:rPr>
           <w:noProof/>
         </w:rPr>
-        <w:instrText xml:space="preserve"> PAGEREF _Toc241529663 \h </w:instrText>
+        <w:instrText xml:space="preserve"> PAGEREF _Toc241587610 \h </w:instrText>
       </w:r>
       <w:r>
         <w:rPr>
@@ -2361,7 +2361,7 @@
         <w:rPr>
           <w:noProof/>
         </w:rPr>
-        <w:t>24</w:t>
+        <w:t>27</w:t>
       </w:r>
       <w:r>
         <w:rPr>
@@ -2407,7 +2407,7 @@
         <w:rPr>
           <w:noProof/>
         </w:rPr>
-        <w:instrText xml:space="preserve"> PAGEREF _Toc241529664 \h </w:instrText>
+        <w:instrText xml:space="preserve"> PAGEREF _Toc241587611 \h </w:instrText>
       </w:r>
       <w:r>
         <w:rPr>
@@ -2424,7 +2424,7 @@
         <w:rPr>
           <w:noProof/>
         </w:rPr>
-        <w:t>25</w:t>
+        <w:t>28</w:t>
       </w:r>
       <w:r>
         <w:rPr>
@@ -2470,7 +2470,7 @@
         <w:rPr>
           <w:noProof/>
         </w:rPr>
-        <w:instrText xml:space="preserve"> PAGEREF _Toc241529665 \h </w:instrText>
+        <w:instrText xml:space="preserve"> PAGEREF _Toc241587612 \h </w:instrText>
       </w:r>
       <w:r>
         <w:rPr>
@@ -2487,7 +2487,7 @@
         <w:rPr>
           <w:noProof/>
         </w:rPr>
-        <w:t>25</w:t>
+        <w:t>28</w:t>
       </w:r>
       <w:r>
         <w:rPr>
@@ -2533,7 +2533,7 @@
         <w:rPr>
           <w:noProof/>
         </w:rPr>
-        <w:instrText xml:space="preserve"> PAGEREF _Toc241529666 \h </w:instrText>
+        <w:instrText xml:space="preserve"> PAGEREF _Toc241587613 \h </w:instrText>
       </w:r>
       <w:r>
         <w:rPr>
@@ -2550,7 +2550,7 @@
         <w:rPr>
           <w:noProof/>
         </w:rPr>
-        <w:t>26</w:t>
+        <w:t>29</w:t>
       </w:r>
       <w:r>
         <w:rPr>
@@ -2596,7 +2596,7 @@
         <w:rPr>
           <w:noProof/>
         </w:rPr>
-        <w:instrText xml:space="preserve"> PAGEREF _Toc241529667 \h </w:instrText>
+        <w:instrText xml:space="preserve"> PAGEREF _Toc241587614 \h </w:instrText>
       </w:r>
       <w:r>
         <w:rPr>
@@ -2613,7 +2613,7 @@
         <w:rPr>
           <w:noProof/>
         </w:rPr>
-        <w:t>26</w:t>
+        <w:t>29</w:t>
       </w:r>
       <w:r>
         <w:rPr>
@@ -2659,7 +2659,7 @@
         <w:rPr>
           <w:noProof/>
         </w:rPr>
-        <w:instrText xml:space="preserve"> PAGEREF _Toc241529668 \h </w:instrText>
+        <w:instrText xml:space="preserve"> PAGEREF _Toc241587615 \h </w:instrText>
       </w:r>
       <w:r>
         <w:rPr>
@@ -2676,7 +2676,7 @@
         <w:rPr>
           <w:noProof/>
         </w:rPr>
-        <w:t>26</w:t>
+        <w:t>30</w:t>
       </w:r>
       <w:r>
         <w:rPr>
@@ -2723,7 +2723,7 @@
         <w:rPr>
           <w:noProof/>
         </w:rPr>
-        <w:instrText xml:space="preserve"> PAGEREF _Toc241529669 \h </w:instrText>
+        <w:instrText xml:space="preserve"> PAGEREF _Toc241587616 \h </w:instrText>
       </w:r>
       <w:r>
         <w:rPr>
@@ -2740,7 +2740,7 @@
         <w:rPr>
           <w:noProof/>
         </w:rPr>
-        <w:t>26</w:t>
+        <w:t>30</w:t>
       </w:r>
       <w:r>
         <w:rPr>
@@ -2786,7 +2786,7 @@
         <w:rPr>
           <w:noProof/>
         </w:rPr>
-        <w:instrText xml:space="preserve"> PAGEREF _Toc241529670 \h </w:instrText>
+        <w:instrText xml:space="preserve"> PAGEREF _Toc241587617 \h </w:instrText>
       </w:r>
       <w:r>
         <w:rPr>
@@ -2803,7 +2803,7 @@
         <w:rPr>
           <w:noProof/>
         </w:rPr>
-        <w:t>27</w:t>
+        <w:t>30</w:t>
       </w:r>
       <w:r>
         <w:rPr>
@@ -2849,7 +2849,7 @@
         <w:rPr>
           <w:noProof/>
         </w:rPr>
-        <w:instrText xml:space="preserve"> PAGEREF _Toc241529671 \h </w:instrText>
+        <w:instrText xml:space="preserve"> PAGEREF _Toc241587618 \h </w:instrText>
       </w:r>
       <w:r>
         <w:rPr>
@@ -2866,7 +2866,7 @@
         <w:rPr>
           <w:noProof/>
         </w:rPr>
-        <w:t>27</w:t>
+        <w:t>30</w:t>
       </w:r>
       <w:r>
         <w:rPr>
@@ -2912,7 +2912,7 @@
         <w:rPr>
           <w:noProof/>
         </w:rPr>
-        <w:instrText xml:space="preserve"> PAGEREF _Toc241529672 \h </w:instrText>
+        <w:instrText xml:space="preserve"> PAGEREF _Toc241587619 \h </w:instrText>
       </w:r>
       <w:r>
         <w:rPr>
@@ -2929,7 +2929,7 @@
         <w:rPr>
           <w:noProof/>
         </w:rPr>
-        <w:t>27</w:t>
+        <w:t>31</w:t>
       </w:r>
       <w:r>
         <w:rPr>
@@ -2975,7 +2975,7 @@
         <w:rPr>
           <w:noProof/>
         </w:rPr>
-        <w:instrText xml:space="preserve"> PAGEREF _Toc241529673 \h </w:instrText>
+        <w:instrText xml:space="preserve"> PAGEREF _Toc241587620 \h </w:instrText>
       </w:r>
       <w:r>
         <w:rPr>
@@ -2992,7 +2992,7 @@
         <w:rPr>
           <w:noProof/>
         </w:rPr>
-        <w:t>28</w:t>
+        <w:t>31</w:t>
       </w:r>
       <w:r>
         <w:rPr>
@@ -3038,7 +3038,7 @@
         <w:rPr>
           <w:noProof/>
         </w:rPr>
-        <w:instrText xml:space="preserve"> PAGEREF _Toc241529674 \h </w:instrText>
+        <w:instrText xml:space="preserve"> PAGEREF _Toc241587621 \h </w:instrText>
       </w:r>
       <w:r>
         <w:rPr>
@@ -3055,7 +3055,7 @@
         <w:rPr>
           <w:noProof/>
         </w:rPr>
-        <w:t>29</w:t>
+        <w:t>32</w:t>
       </w:r>
       <w:r>
         <w:rPr>
@@ -3101,7 +3101,7 @@
         <w:rPr>
           <w:noProof/>
         </w:rPr>
-        <w:instrText xml:space="preserve"> PAGEREF _Toc241529675 \h </w:instrText>
+        <w:instrText xml:space="preserve"> PAGEREF _Toc241587622 \h </w:instrText>
       </w:r>
       <w:r>
         <w:rPr>
@@ -3118,7 +3118,7 @@
         <w:rPr>
           <w:noProof/>
         </w:rPr>
-        <w:t>30</w:t>
+        <w:t>33</w:t>
       </w:r>
       <w:r>
         <w:rPr>
@@ -3164,7 +3164,7 @@
         <w:rPr>
           <w:noProof/>
         </w:rPr>
-        <w:instrText xml:space="preserve"> PAGEREF _Toc241529676 \h </w:instrText>
+        <w:instrText xml:space="preserve"> PAGEREF _Toc241587623 \h </w:instrText>
       </w:r>
       <w:r>
         <w:rPr>
@@ -3181,7 +3181,7 @@
         <w:rPr>
           <w:noProof/>
         </w:rPr>
-        <w:t>35</w:t>
+        <w:t>38</w:t>
       </w:r>
       <w:r>
         <w:rPr>
@@ -3227,7 +3227,7 @@
         <w:rPr>
           <w:noProof/>
         </w:rPr>
-        <w:instrText xml:space="preserve"> PAGEREF _Toc241529677 \h </w:instrText>
+        <w:instrText xml:space="preserve"> PAGEREF _Toc241587624 \h </w:instrText>
       </w:r>
       <w:r>
         <w:rPr>
@@ -3244,7 +3244,7 @@
         <w:rPr>
           <w:noProof/>
         </w:rPr>
-        <w:t>36</w:t>
+        <w:t>39</w:t>
       </w:r>
       <w:r>
         <w:rPr>
@@ -3290,7 +3290,7 @@
         </w:rPr>
         <w:br w:type="page"/>
       </w:r>
-      <w:bookmarkStart w:id="1" w:name="_Toc241529634"/>
+      <w:bookmarkStart w:id="1" w:name="_Toc241587581"/>
       <w:r>
         <w:rPr>
           <w:rFonts w:eastAsia="Times New Roman"/>
@@ -3307,7 +3307,7 @@
           <w:rFonts w:eastAsia="Times New Roman"/>
         </w:rPr>
       </w:pPr>
-      <w:bookmarkStart w:id="2" w:name="_Toc241529635"/>
+      <w:bookmarkStart w:id="2" w:name="_Toc241587582"/>
       <w:r>
         <w:rPr>
           <w:rFonts w:eastAsia="Times New Roman"/>
@@ -3352,7 +3352,7 @@
           <w:rFonts w:eastAsia="Times New Roman"/>
         </w:rPr>
       </w:pPr>
-      <w:bookmarkStart w:id="3" w:name="_Toc241529636"/>
+      <w:bookmarkStart w:id="3" w:name="_Toc241587583"/>
       <w:r>
         <w:rPr>
           <w:rFonts w:eastAsia="Times New Roman"/>
@@ -3417,7 +3417,7 @@
           <w:rFonts w:eastAsia="Times New Roman"/>
         </w:rPr>
       </w:pPr>
-      <w:bookmarkStart w:id="4" w:name="_Toc241529637"/>
+      <w:bookmarkStart w:id="4" w:name="_Toc241587584"/>
       <w:r>
         <w:rPr>
           <w:rFonts w:eastAsia="Times New Roman"/>
@@ -3621,7 +3621,7 @@
           <w:rFonts w:eastAsia="Times New Roman"/>
         </w:rPr>
       </w:pPr>
-      <w:bookmarkStart w:id="5" w:name="_Toc241529638"/>
+      <w:bookmarkStart w:id="5" w:name="_Toc241587585"/>
       <w:r>
         <w:rPr>
           <w:rFonts w:eastAsia="Times New Roman"/>
@@ -3666,7 +3666,7 @@
           <w:rFonts w:eastAsia="Times New Roman"/>
         </w:rPr>
       </w:pPr>
-      <w:bookmarkStart w:id="6" w:name="_Toc241529639"/>
+      <w:bookmarkStart w:id="6" w:name="_Toc241587586"/>
       <w:r>
         <w:rPr>
           <w:rFonts w:eastAsia="Times New Roman"/>
@@ -4408,6 +4408,104 @@
                 <w:sz w:val="19"/>
                 <w:szCs w:val="19"/>
               </w:rPr>
+              <w:t>Next measurement</w:t>
+            </w:r>
+          </w:p>
+        </w:tc>
+        <w:tc>
+          <w:tcPr>
+            <w:tcW w:w="0" w:type="auto"/>
+            <w:tcBorders>
+              <w:top w:val="single" w:sz="6" w:space="0" w:color="9AA4B5"/>
+              <w:left w:val="single" w:sz="6" w:space="0" w:color="9AA4B5"/>
+              <w:bottom w:val="single" w:sz="6" w:space="0" w:color="9AA4B5"/>
+              <w:right w:val="single" w:sz="6" w:space="0" w:color="9AA4B5"/>
+            </w:tcBorders>
+            <w:tcMar>
+              <w:top w:w="45" w:type="dxa"/>
+              <w:left w:w="75" w:type="dxa"/>
+              <w:bottom w:w="45" w:type="dxa"/>
+              <w:right w:w="75" w:type="dxa"/>
+            </w:tcMar>
+            <w:hideMark/>
+          </w:tcPr>
+          <w:p>
+            <w:pPr>
+              <w:spacing w:after="80"/>
+              <w:rPr>
+                <w:rFonts w:ascii="Calibri" w:eastAsia="Times New Roman" w:hAnsi="Calibri" w:cs="Calibri"/>
+                <w:color w:val="1A1A1A"/>
+                <w:sz w:val="19"/>
+                <w:szCs w:val="19"/>
+              </w:rPr>
+            </w:pPr>
+            <w:r>
+              <w:rPr>
+                <w:rFonts w:ascii="Calibri" w:eastAsia="Times New Roman" w:hAnsi="Calibri" w:cs="Calibri"/>
+                <w:color w:val="1A1A1A"/>
+                <w:sz w:val="19"/>
+                <w:szCs w:val="19"/>
+              </w:rPr>
+              <w:t xml:space="preserve">When data is incomplete, which missing measurement would best separate the remaining candidates, e.g. </w:t>
+            </w:r>
+            <w:r>
+              <w:rPr>
+                <w:rFonts w:ascii="Calibri" w:eastAsia="Times New Roman" w:hAnsi="Calibri" w:cs="Calibri"/>
+                <w:i/>
+                <w:iCs/>
+                <w:color w:val="1A1A1A"/>
+                <w:sz w:val="19"/>
+                <w:szCs w:val="19"/>
+              </w:rPr>
+              <w:t>"Measure the refractive index next: Spinel 1.712-1.736, Garnet 1.730-1.890"</w:t>
+            </w:r>
+            <w:r>
+              <w:rPr>
+                <w:rFonts w:ascii="Calibri" w:eastAsia="Times New Roman" w:hAnsi="Calibri" w:cs="Calibri"/>
+                <w:color w:val="1A1A1A"/>
+                <w:sz w:val="19"/>
+                <w:szCs w:val="19"/>
+              </w:rPr>
+              <w:t>.</w:t>
+            </w:r>
+          </w:p>
+        </w:tc>
+      </w:tr>
+      <w:tr>
+        <w:tc>
+          <w:tcPr>
+            <w:tcW w:w="0" w:type="auto"/>
+            <w:tcBorders>
+              <w:top w:val="single" w:sz="6" w:space="0" w:color="9AA4B5"/>
+              <w:left w:val="single" w:sz="6" w:space="0" w:color="9AA4B5"/>
+              <w:bottom w:val="single" w:sz="6" w:space="0" w:color="9AA4B5"/>
+              <w:right w:val="single" w:sz="6" w:space="0" w:color="9AA4B5"/>
+            </w:tcBorders>
+            <w:tcMar>
+              <w:top w:w="45" w:type="dxa"/>
+              <w:left w:w="75" w:type="dxa"/>
+              <w:bottom w:w="45" w:type="dxa"/>
+              <w:right w:w="75" w:type="dxa"/>
+            </w:tcMar>
+            <w:hideMark/>
+          </w:tcPr>
+          <w:p>
+            <w:pPr>
+              <w:spacing w:after="80"/>
+              <w:rPr>
+                <w:rFonts w:ascii="Calibri" w:eastAsia="Times New Roman" w:hAnsi="Calibri" w:cs="Calibri"/>
+                <w:color w:val="1A1A1A"/>
+                <w:sz w:val="19"/>
+                <w:szCs w:val="19"/>
+              </w:rPr>
+            </w:pPr>
+            <w:r>
+              <w:rPr>
+                <w:rFonts w:ascii="Calibri" w:eastAsia="Times New Roman" w:hAnsi="Calibri" w:cs="Calibri"/>
+                <w:color w:val="1A1A1A"/>
+                <w:sz w:val="19"/>
+                <w:szCs w:val="19"/>
+              </w:rPr>
               <w:t>Explanation</w:t>
             </w:r>
           </w:p>
@@ -4459,7 +4557,7 @@
           <w:rFonts w:eastAsia="Times New Roman"/>
         </w:rPr>
       </w:pPr>
-      <w:bookmarkStart w:id="7" w:name="_Toc241529640"/>
+      <w:bookmarkStart w:id="7" w:name="_Toc241587587"/>
       <w:r>
         <w:rPr>
           <w:rFonts w:eastAsia="Times New Roman"/>
@@ -4524,7 +4622,7 @@
           <w:rFonts w:eastAsia="Times New Roman"/>
         </w:rPr>
       </w:pPr>
-      <w:bookmarkStart w:id="8" w:name="_Toc241529641"/>
+      <w:bookmarkStart w:id="8" w:name="_Toc241587588"/>
       <w:r>
         <w:rPr>
           <w:rFonts w:eastAsia="Times New Roman"/>
@@ -4573,7 +4671,7 @@
           <w:szCs w:val="22"/>
         </w:rPr>
         <w:drawing>
-          <wp:inline distT="0" distB="0" distL="0" distR="0" wp14:anchorId="1B966DF4" wp14:editId="6691F8BD">
+          <wp:inline distT="0" distB="0" distL="0" distR="0" wp14:anchorId="27A6BDEB" wp14:editId="4E163851">
             <wp:extent cx="5715000" cy="1272540"/>
             <wp:effectExtent l="0" t="0" r="0" b="3810"/>
             <wp:docPr id="1" name="Picture 1"/>
@@ -4644,7 +4742,7 @@
           <w:rFonts w:eastAsia="Times New Roman"/>
         </w:rPr>
       </w:pPr>
-      <w:bookmarkStart w:id="9" w:name="_Toc241529642"/>
+      <w:bookmarkStart w:id="9" w:name="_Toc241587589"/>
       <w:r>
         <w:rPr>
           <w:rFonts w:eastAsia="Times New Roman"/>
@@ -4681,7 +4779,26 @@
           <w:sz w:val="22"/>
           <w:szCs w:val="22"/>
         </w:rPr>
-        <w:t xml:space="preserve"> measures how strongly a gem slows and bends light. It is read on a gem refractometer and is the single most diagnostic test for most transparent gems [3]. Corundum reads about 1.762-1.770, quartz about 1.544-1.553 [1], [3]. Standard refractometers cannot read above about 1.81, so very high-RI materials such as high zircon and cubic zirconia show as "over the limit".</w:t>
+        <w:t xml:space="preserve"> </w:t>
+      </w:r>
+      <w:r>
+        <w:rPr>
+          <w:rFonts w:ascii="Calibri" w:hAnsi="Calibri" w:cs="Calibri"/>
+          <w:color w:val="1A1A1A"/>
+          <w:sz w:val="22"/>
+          <w:szCs w:val="22"/>
+        </w:rPr>
+        <w:t xml:space="preserve">measures how strongly a gem slows and bends light. It is read on a gem refractometer and is the single most diagnostic test for most transparent gems [3]. Corundum reads about 1.762-1.770, quartz about 1.544-1.553 [1], [3]. Standard refractometers cannot read above about 1.81, so very high-RI materials such as high zircon and cubic zirconia show as "over the limit" </w:t>
+      </w:r>
+      <w:r>
+        <w:rPr>
+          <w:rFonts w:ascii="Calibri" w:hAnsi="Calibri" w:cs="Calibri"/>
+          <w:color w:val="1A1A1A"/>
+          <w:sz w:val="22"/>
+          <w:szCs w:val="22"/>
+        </w:rPr>
+        <w:lastRenderedPageBreak/>
+        <w:t>(no shadow edge on the scale). This observation is itself useful evidence, and the system accepts it as an input.</w:t>
       </w:r>
     </w:p>
     <w:p>
@@ -4752,17 +4869,7 @@
           <w:sz w:val="22"/>
           <w:szCs w:val="22"/>
         </w:rPr>
-        <w:t xml:space="preserve"> describes how light passes through the crystal. Isotropic (singly refractive) materials such as spinel, garnet, glass and cubic zirconia transmit light as a single ray. Anisotropic (doubly </w:t>
-      </w:r>
-      <w:r>
-        <w:rPr>
-          <w:rFonts w:ascii="Calibri" w:hAnsi="Calibri" w:cs="Calibri"/>
-          <w:color w:val="1A1A1A"/>
-          <w:sz w:val="22"/>
-          <w:szCs w:val="22"/>
-        </w:rPr>
-        <w:lastRenderedPageBreak/>
-        <w:t xml:space="preserve">refractive) materials split it in two; they are </w:t>
+        <w:t xml:space="preserve"> describes how light passes through the crystal. Isotropic (singly refractive) materials such as spinel, garnet, glass and cubic zirconia transmit light as a single ray. Anisotropic (doubly refractive) materials split it in two; they are </w:t>
       </w:r>
       <w:r>
         <w:rPr>
@@ -8038,7 +8145,7 @@
           <w:rFonts w:eastAsia="Times New Roman"/>
         </w:rPr>
       </w:pPr>
-      <w:bookmarkStart w:id="10" w:name="_Toc241529643"/>
+      <w:bookmarkStart w:id="10" w:name="_Toc241587590"/>
       <w:r>
         <w:rPr>
           <w:rFonts w:eastAsia="Times New Roman"/>
@@ -8064,6 +8171,7 @@
           <w:sz w:val="22"/>
           <w:szCs w:val="22"/>
         </w:rPr>
+        <w:lastRenderedPageBreak/>
         <w:t xml:space="preserve">An expert system captures the specialist knowledge of human experts so that non-experts can apply it [10], [11]. The classic architecture separates a </w:t>
       </w:r>
       <w:r>
@@ -8186,7 +8294,6 @@
           <w:sz w:val="22"/>
           <w:szCs w:val="22"/>
         </w:rPr>
-        <w:lastRenderedPageBreak/>
         <w:t>Production rules</w:t>
       </w:r>
       <w:r>
@@ -8445,7 +8552,7 @@
           <w:rFonts w:eastAsia="Times New Roman"/>
         </w:rPr>
       </w:pPr>
-      <w:bookmarkStart w:id="11" w:name="_Toc241529644"/>
+      <w:bookmarkStart w:id="11" w:name="_Toc241587591"/>
       <w:r>
         <w:rPr>
           <w:rFonts w:eastAsia="Times New Roman"/>
@@ -8568,7 +8675,7 @@
           <w:sz w:val="22"/>
           <w:szCs w:val="22"/>
         </w:rPr>
-        <w:t>Three knowledge engineering decisions were made during acquisition:</w:t>
+        <w:t>Four knowledge engineering decisions were made during acquisition:</w:t>
       </w:r>
     </w:p>
     <w:p>
@@ -8612,7 +8719,17 @@
           <w:sz w:val="22"/>
           <w:szCs w:val="22"/>
         </w:rPr>
-        <w:t>Published ranges were stored as reading ranges, and the engine adds a measurement tolerance of +/-0.005 for RI and +/-0.03 for SG to allow for instrument and operator error. A reading that fits only because of the tolerance is accepted with reduced certainty (Section 2.5).</w:t>
+        <w:t xml:space="preserve">Published ranges were stored as reading ranges, and the engine adds a measurement tolerance of +/-0.005 for RI and +/-0.03 for SG to allow for </w:t>
+      </w:r>
+      <w:r>
+        <w:rPr>
+          <w:rFonts w:ascii="Calibri" w:eastAsia="Times New Roman" w:hAnsi="Calibri" w:cs="Calibri"/>
+          <w:color w:val="1A1A1A"/>
+          <w:sz w:val="22"/>
+          <w:szCs w:val="22"/>
+        </w:rPr>
+        <w:lastRenderedPageBreak/>
+        <w:t>instrument and operator error. A reading that fits only because of the tolerance is accepted with reduced certainty (Section 2.5).</w:t>
       </w:r>
     </w:p>
     <w:p>
@@ -8673,7 +8790,6 @@
           <w:sz w:val="22"/>
           <w:szCs w:val="22"/>
         </w:rPr>
-        <w:lastRenderedPageBreak/>
         <w:t>Explicit uncertainty.</w:t>
       </w:r>
       <w:r>
@@ -8693,6 +8809,58 @@
           <w:szCs w:val="22"/>
         </w:rPr>
         <w:t>Where sources describe evidence as typical rather than conclusive (for example, fingerprints usually indicate a natural stone, but flux-grown synthetics show similar features), the rule was given a lower certainty factor rather than being omitted.</w:t>
+      </w:r>
+    </w:p>
+    <w:p>
+      <w:pPr>
+        <w:numPr>
+          <w:ilvl w:val="0"/>
+          <w:numId w:val="3"/>
+        </w:numPr>
+        <w:spacing w:before="100" w:beforeAutospacing="1" w:after="40"/>
+        <w:rPr>
+          <w:rFonts w:ascii="Calibri" w:eastAsia="Times New Roman" w:hAnsi="Calibri" w:cs="Calibri"/>
+          <w:color w:val="1A1A1A"/>
+          <w:sz w:val="22"/>
+          <w:szCs w:val="22"/>
+        </w:rPr>
+      </w:pPr>
+      <w:r>
+        <w:rPr>
+          <w:rFonts w:ascii="Calibri" w:eastAsia="Times New Roman" w:hAnsi="Calibri" w:cs="Calibri"/>
+          <w:b/>
+          <w:bCs/>
+          <w:color w:val="1A1A1A"/>
+          <w:sz w:val="22"/>
+          <w:szCs w:val="22"/>
+        </w:rPr>
+        <w:t>"Over the limit" as a reading.</w:t>
+      </w:r>
+      <w:r>
+        <w:rPr>
+          <w:rFonts w:ascii="Calibri" w:eastAsia="Times New Roman" w:hAnsi="Calibri" w:cs="Calibri"/>
+          <w:color w:val="1A1A1A"/>
+          <w:sz w:val="22"/>
+          <w:szCs w:val="22"/>
+        </w:rPr>
+        <w:t xml:space="preserve"> When a refractometer shows no shadow edge, the only thing known is that the RI is above the instrument's limit (about 1.81). This is stored as the value </w:t>
+      </w:r>
+      <w:r>
+        <w:rPr>
+          <w:rStyle w:val="code1"/>
+          <w:rFonts w:eastAsia="Times New Roman" w:cs="Calibri"/>
+          <w:color w:val="1A1A1A"/>
+        </w:rPr>
+        <w:t>ri(over_limit)</w:t>
+      </w:r>
+      <w:r>
+        <w:rPr>
+          <w:rFonts w:ascii="Calibri" w:eastAsia="Times New Roman" w:hAnsi="Calibri" w:cs="Calibri"/>
+          <w:color w:val="1A1A1A"/>
+          <w:sz w:val="22"/>
+          <w:szCs w:val="22"/>
+        </w:rPr>
+        <w:t>, and it matches any material whose RI range extends above the limit (zircon, cubic zirconia, some garnets) with a reduced certainty of 0.85, because the exact value is unknown.</w:t>
       </w:r>
     </w:p>
     <w:p>
@@ -12204,7 +12372,17 @@
                 <w:sz w:val="17"/>
                 <w:szCs w:val="17"/>
               </w:rPr>
-              <w:t>rule(r1, [optic(uniaxial), ri_in(corundum), sg_in(corundum)], species(corundum)).</w:t>
+              <w:t xml:space="preserve">rule(r1, [optic(uniaxial), ri_in(corundum), </w:t>
+            </w:r>
+            <w:r>
+              <w:rPr>
+                <w:rFonts w:ascii="Consolas" w:eastAsia="Times New Roman" w:hAnsi="Consolas" w:cs="Calibri"/>
+                <w:color w:val="1A1A1A"/>
+                <w:sz w:val="17"/>
+                <w:szCs w:val="17"/>
+              </w:rPr>
+              <w:lastRenderedPageBreak/>
+              <w:t>sg_in(corundum)], species(corundum)).</w:t>
             </w:r>
           </w:p>
         </w:tc>
@@ -12244,6 +12422,7 @@
                 <w:sz w:val="17"/>
                 <w:szCs w:val="17"/>
               </w:rPr>
+              <w:lastRenderedPageBreak/>
               <w:t>K18</w:t>
             </w:r>
           </w:p>
@@ -12628,7 +12807,6 @@
                 <w:sz w:val="17"/>
                 <w:szCs w:val="17"/>
               </w:rPr>
-              <w:lastRenderedPageBreak/>
               <w:t>K20</w:t>
             </w:r>
           </w:p>
@@ -14933,6 +15111,7 @@
                 <w:sz w:val="17"/>
                 <w:szCs w:val="17"/>
               </w:rPr>
+              <w:lastRenderedPageBreak/>
               <w:t>K32</w:t>
             </w:r>
           </w:p>
@@ -15509,7 +15688,6 @@
                 <w:sz w:val="17"/>
                 <w:szCs w:val="17"/>
               </w:rPr>
-              <w:lastRenderedPageBreak/>
               <w:t>K35</w:t>
             </w:r>
           </w:p>
@@ -16849,7 +17027,7 @@
           <w:rFonts w:eastAsia="Times New Roman"/>
         </w:rPr>
       </w:pPr>
-      <w:bookmarkStart w:id="12" w:name="_Toc241529645"/>
+      <w:bookmarkStart w:id="12" w:name="_Toc241587592"/>
       <w:r>
         <w:rPr>
           <w:rFonts w:eastAsia="Times New Roman"/>
@@ -17089,6 +17267,7 @@
         <w:rPr>
           <w:rFonts w:ascii="Calibri" w:hAnsi="Calibri" w:cs="Calibri"/>
         </w:rPr>
+        <w:lastRenderedPageBreak/>
         <w:t>Table 4. Main predicates of the knowledge base and working memory</w:t>
       </w:r>
     </w:p>
@@ -17620,7 +17799,6 @@
                 <w:sz w:val="19"/>
                 <w:szCs w:val="19"/>
               </w:rPr>
-              <w:lastRenderedPageBreak/>
               <w:t>hardness(Gem, H), birefringence(Gem, B)</w:t>
             </w:r>
           </w:p>
@@ -18462,7 +18640,16 @@
           <w:sz w:val="22"/>
           <w:szCs w:val="22"/>
         </w:rPr>
-        <w:t>The rules are grouped into four layers (Figure 2). Layer 1 identifies the species from the three core measurements, detects imitations, and, when measurements are missing, produces ranked candidates. Layer 2 names the variety. Layer 3 judges origin and treatment from inclusions. Layer 4 turns conclusions into advice. Because each layer uses the conclusions of the one above as conditions, a single identification typically chains three or four rules.</w:t>
+        <w:t>The rules are grouped into four layers (Figure 2). Layer 1 identifies the species from the three core measurements, detects imitations, and, when measurements are missing, produces ranked candidates. Layer 2 names the variety. Layer 3 judges origin and treatment from inclusions. Layer 4 turns conclusions into advice. Because each layer uses the conclusions of the on</w:t>
+      </w:r>
+      <w:r>
+        <w:rPr>
+          <w:rFonts w:ascii="Calibri" w:hAnsi="Calibri" w:cs="Calibri"/>
+          <w:color w:val="1A1A1A"/>
+          <w:sz w:val="22"/>
+          <w:szCs w:val="22"/>
+        </w:rPr>
+        <w:t>e above as conditions, a single identification typically chains three or four rules.</w:t>
       </w:r>
     </w:p>
     <w:p>
@@ -18484,8 +18671,9 @@
           <w:sz w:val="22"/>
           <w:szCs w:val="22"/>
         </w:rPr>
+        <w:lastRenderedPageBreak/>
         <w:drawing>
-          <wp:inline distT="0" distB="0" distL="0" distR="0" wp14:anchorId="5B1BA619" wp14:editId="1077FF83">
+          <wp:inline distT="0" distB="0" distL="0" distR="0" wp14:anchorId="5B98C5E4" wp14:editId="1BE57DC2">
             <wp:extent cx="5524500" cy="3208020"/>
             <wp:effectExtent l="0" t="0" r="0" b="0"/>
             <wp:docPr id="2" name="Picture 2"/>
@@ -18608,7 +18796,6 @@
         <w:rPr>
           <w:color w:val="1A1A1A"/>
         </w:rPr>
-        <w:lastRenderedPageBreak/>
         <w:t>% Layer 2: variety</w:t>
       </w:r>
     </w:p>
@@ -18753,7 +18940,7 @@
           <w:sz w:val="22"/>
           <w:szCs w:val="22"/>
         </w:rPr>
-        <w:t xml:space="preserve"> would describe each gem well but do not naturally express the heuristic IF-THEN knowledge about inclusions and origin. Production rules express both kinds of knowledge, s</w:t>
+        <w:t xml:space="preserve"> </w:t>
       </w:r>
       <w:r>
         <w:rPr>
@@ -18762,7 +18949,7 @@
           <w:sz w:val="22"/>
           <w:szCs w:val="22"/>
         </w:rPr>
-        <w:t>upport both chaining directions and give natural explanations, so they were chosen.</w:t>
+        <w:t>would describe each gem well but do not naturally express the heuristic IF-THEN knowledge about inclusions and origin. Production rules express both kinds of knowledge, support both chaining directions and give natural explanations, so they were chosen.</w:t>
       </w:r>
     </w:p>
     <w:p>
@@ -18772,7 +18959,7 @@
           <w:rFonts w:eastAsia="Times New Roman"/>
         </w:rPr>
       </w:pPr>
-      <w:bookmarkStart w:id="13" w:name="_Toc241529646"/>
+      <w:bookmarkStart w:id="13" w:name="_Toc241587593"/>
       <w:r>
         <w:rPr>
           <w:rFonts w:eastAsia="Times New Roman"/>
@@ -18977,6 +19164,7 @@
           <w:sz w:val="22"/>
           <w:szCs w:val="22"/>
         </w:rPr>
+        <w:lastRenderedPageBreak/>
         <w:t>Table 5 summarises the values chosen for each rule group; individual values are listed in Appendix A.</w:t>
       </w:r>
     </w:p>
@@ -19897,12 +20085,11 @@
           <w:rFonts w:eastAsia="Times New Roman"/>
         </w:rPr>
       </w:pPr>
-      <w:bookmarkStart w:id="14" w:name="_Toc241529647"/>
+      <w:bookmarkStart w:id="14" w:name="_Toc241587594"/>
       <w:r>
         <w:rPr>
           <w:rFonts w:eastAsia="Times New Roman"/>
         </w:rPr>
-        <w:lastRenderedPageBreak/>
         <w:t>3. System Design and Implementation</w:t>
       </w:r>
       <w:bookmarkEnd w:id="14"/>
@@ -19914,7 +20101,7 @@
           <w:rFonts w:eastAsia="Times New Roman"/>
         </w:rPr>
       </w:pPr>
-      <w:bookmarkStart w:id="15" w:name="_Toc241529648"/>
+      <w:bookmarkStart w:id="15" w:name="_Toc241587595"/>
       <w:r>
         <w:rPr>
           <w:rFonts w:eastAsia="Times New Roman"/>
@@ -19979,8 +20166,9 @@
           <w:sz w:val="22"/>
           <w:szCs w:val="22"/>
         </w:rPr>
+        <w:lastRenderedPageBreak/>
         <w:drawing>
-          <wp:inline distT="0" distB="0" distL="0" distR="0" wp14:anchorId="3463ADE3" wp14:editId="20AFB9CF">
+          <wp:inline distT="0" distB="0" distL="0" distR="0" wp14:anchorId="29CB5E08" wp14:editId="67D61B62">
             <wp:extent cx="5715000" cy="3954780"/>
             <wp:effectExtent l="0" t="0" r="0" b="7620"/>
             <wp:docPr id="3" name="Picture 3"/>
@@ -20703,7 +20891,7 @@
                 <w:sz w:val="19"/>
                 <w:szCs w:val="19"/>
               </w:rPr>
-              <w:t>41 automated tests (plunit).</w:t>
+              <w:t>47 automated tests (plunit).</w:t>
             </w:r>
           </w:p>
         </w:tc>
@@ -20743,7 +20931,6 @@
                 <w:sz w:val="19"/>
                 <w:szCs w:val="19"/>
               </w:rPr>
-              <w:lastRenderedPageBreak/>
               <w:t>main.pl</w:t>
             </w:r>
           </w:p>
@@ -20795,7 +20982,7 @@
           <w:rFonts w:eastAsia="Times New Roman"/>
         </w:rPr>
       </w:pPr>
-      <w:bookmarkStart w:id="16" w:name="_Toc241529649"/>
+      <w:bookmarkStart w:id="16" w:name="_Toc241587596"/>
       <w:r>
         <w:rPr>
           <w:rFonts w:eastAsia="Times New Roman"/>
@@ -20877,6 +21064,7 @@
         <w:rPr>
           <w:color w:val="1A1A1A"/>
         </w:rPr>
+        <w:lastRenderedPageBreak/>
         <w:t xml:space="preserve">        forward_chain                     % next cycle</w:t>
       </w:r>
     </w:p>
@@ -21156,7 +21344,7 @@
           <w:rFonts w:eastAsia="Times New Roman"/>
         </w:rPr>
       </w:pPr>
-      <w:bookmarkStart w:id="17" w:name="_Toc241529650"/>
+      <w:bookmarkStart w:id="17" w:name="_Toc241587597"/>
       <w:r>
         <w:rPr>
           <w:rFonts w:eastAsia="Times New Roman"/>
@@ -21368,19 +21556,7 @@
           <w:sz w:val="22"/>
           <w:szCs w:val="22"/>
         </w:rPr>
-        <w:t xml:space="preserve">first failed </w:t>
-      </w:r>
-      <w:r>
-        <w:rPr>
-          <w:rFonts w:ascii="Calibri" w:hAnsi="Calibri" w:cs="Calibri"/>
-          <w:b/>
-          <w:bCs/>
-          <w:color w:val="1A1A1A"/>
-          <w:sz w:val="22"/>
-          <w:szCs w:val="22"/>
-        </w:rPr>
-        <w:lastRenderedPageBreak/>
-        <w:t>condition</w:t>
+        <w:t>first failed condition</w:t>
       </w:r>
       <w:r>
         <w:rPr>
@@ -21408,7 +21584,7 @@
           <w:rFonts w:eastAsia="Times New Roman"/>
         </w:rPr>
       </w:pPr>
-      <w:bookmarkStart w:id="18" w:name="_Toc241529651"/>
+      <w:bookmarkStart w:id="18" w:name="_Toc241587598"/>
       <w:r>
         <w:rPr>
           <w:rFonts w:eastAsia="Times New Roman"/>
@@ -21530,6 +21706,7 @@
         <w:rPr>
           <w:color w:val="1A1A1A"/>
         </w:rPr>
+        <w:lastRenderedPageBreak/>
         <w:t xml:space="preserve">    (   fact(F)        -&gt; true              % already answered</w:t>
       </w:r>
     </w:p>
@@ -21628,7 +21805,7 @@
           <w:rFonts w:eastAsia="Times New Roman"/>
         </w:rPr>
       </w:pPr>
-      <w:bookmarkStart w:id="19" w:name="_Toc241529652"/>
+      <w:bookmarkStart w:id="19" w:name="_Toc241587599"/>
       <w:r>
         <w:rPr>
           <w:rFonts w:eastAsia="Times New Roman"/>
@@ -21750,22 +21927,6 @@
     </w:p>
     <w:p>
       <w:pPr>
-        <w:pStyle w:val="Heading2"/>
-        <w:rPr>
-          <w:rFonts w:eastAsia="Times New Roman"/>
-        </w:rPr>
-      </w:pPr>
-      <w:bookmarkStart w:id="20" w:name="_Toc241529653"/>
-      <w:r>
-        <w:rPr>
-          <w:rFonts w:eastAsia="Times New Roman"/>
-        </w:rPr>
-        <w:t>3.6 Natural-language interface</w:t>
-      </w:r>
-      <w:bookmarkEnd w:id="20"/>
-    </w:p>
-    <w:p>
-      <w:pPr>
         <w:pStyle w:val="NormalWeb"/>
         <w:rPr>
           <w:rFonts w:ascii="Calibri" w:hAnsi="Calibri" w:cs="Calibri"/>
@@ -21777,144 +21938,23 @@
       <w:r>
         <w:rPr>
           <w:rFonts w:ascii="Calibri" w:hAnsi="Calibri" w:cs="Calibri"/>
+          <w:b/>
+          <w:bCs/>
           <w:color w:val="1A1A1A"/>
           <w:sz w:val="22"/>
           <w:szCs w:val="22"/>
         </w:rPr>
-        <w:t>Users can type a question such as "Is my stone a sapphire if the RI is 1.765 and it is blue?". The question is tokenised and parsed by a Definite Clause Grammar [15] in query_parser.pl. The grammar recognises goal phrases ("is my stone a", "could it be"), property phrases ("RI is 1.765", "singly refractive", "curved growth lines") and gem names, and skips words it does not know, so word order is flexible:</w:t>
-      </w:r>
-    </w:p>
-    <w:p>
-      <w:pPr>
-        <w:pStyle w:val="HTMLPreformatted"/>
-        <w:rPr>
-          <w:color w:val="1A1A1A"/>
-        </w:rPr>
-      </w:pPr>
-      <w:r>
-        <w:rPr>
-          <w:color w:val="1A1A1A"/>
-        </w:rPr>
-        <w:t>items([I|Is])       --&gt; item(I), !, items(Is).</w:t>
-      </w:r>
-    </w:p>
-    <w:p>
-      <w:pPr>
-        <w:pStyle w:val="HTMLPreformatted"/>
-        <w:rPr>
-          <w:color w:val="1A1A1A"/>
-        </w:rPr>
-      </w:pPr>
-      <w:r>
-        <w:rPr>
-          <w:color w:val="1A1A1A"/>
-        </w:rPr>
-        <w:t xml:space="preserve">items([skip(W)|Is]) --&gt; [W], !, items(Is).        </w:t>
-      </w:r>
-      <w:r>
-        <w:rPr>
-          <w:color w:val="1A1A1A"/>
-        </w:rPr>
-        <w:t>% unknown word: skip it</w:t>
-      </w:r>
-    </w:p>
-    <w:p>
-      <w:pPr>
-        <w:pStyle w:val="HTMLPreformatted"/>
-        <w:rPr>
-          <w:color w:val="1A1A1A"/>
-        </w:rPr>
-      </w:pPr>
-      <w:r>
-        <w:rPr>
-          <w:color w:val="1A1A1A"/>
-        </w:rPr>
-        <w:t>items([])           --&gt; [].</w:t>
-      </w:r>
-    </w:p>
-    <w:p>
-      <w:pPr>
-        <w:pStyle w:val="HTMLPreformatted"/>
-        <w:rPr>
-          <w:color w:val="1A1A1A"/>
-        </w:rPr>
-      </w:pPr>
-    </w:p>
-    <w:p>
-      <w:pPr>
-        <w:pStyle w:val="HTMLPreformatted"/>
-        <w:rPr>
-          <w:color w:val="1A1A1A"/>
-        </w:rPr>
-      </w:pPr>
-      <w:r>
-        <w:rPr>
-          <w:color w:val="1A1A1A"/>
-        </w:rPr>
-        <w:lastRenderedPageBreak/>
-        <w:t>item(goal(T))  --&gt; goal_phrase(T).</w:t>
-      </w:r>
-    </w:p>
-    <w:p>
-      <w:pPr>
-        <w:pStyle w:val="HTMLPreformatted"/>
-        <w:rPr>
-          <w:color w:val="1A1A1A"/>
-        </w:rPr>
-      </w:pPr>
-      <w:r>
-        <w:rPr>
-          <w:color w:val="1A1A1A"/>
-        </w:rPr>
-        <w:t>item(fact(F))  --&gt; fact_phrase(F).</w:t>
-      </w:r>
-    </w:p>
-    <w:p>
-      <w:pPr>
-        <w:pStyle w:val="HTMLPreformatted"/>
-        <w:rPr>
-          <w:color w:val="1A1A1A"/>
-        </w:rPr>
-      </w:pPr>
-    </w:p>
-    <w:p>
-      <w:pPr>
-        <w:pStyle w:val="HTMLPreformatted"/>
-        <w:rPr>
-          <w:color w:val="1A1A1A"/>
-        </w:rPr>
-      </w:pPr>
-      <w:r>
-        <w:rPr>
-          <w:color w:val="1A1A1A"/>
-        </w:rPr>
-        <w:t>goal_phrase(T) --&gt; [is], stone_ref, article, target(T).</w:t>
-      </w:r>
-    </w:p>
-    <w:p>
-      <w:pPr>
-        <w:pStyle w:val="HTMLPreformatted"/>
-        <w:rPr>
-          <w:color w:val="1A1A1A"/>
-        </w:rPr>
-      </w:pPr>
-      <w:r>
-        <w:rPr>
-          <w:color w:val="1A1A1A"/>
-        </w:rPr>
-        <w:t>fact_phrase(ri(N)) --&gt; ri_word, link, number(N).</w:t>
-      </w:r>
-    </w:p>
-    <w:p>
-      <w:pPr>
-        <w:pStyle w:val="NormalWeb"/>
+        <w:t>Most useful next measurement.</w:t>
+      </w:r>
+      <w:r>
         <w:rPr>
           <w:rFonts w:ascii="Calibri" w:hAnsi="Calibri" w:cs="Calibri"/>
           <w:color w:val="1A1A1A"/>
           <w:sz w:val="22"/>
           <w:szCs w:val="22"/>
         </w:rPr>
-      </w:pPr>
+        <w:t xml:space="preserve"> </w:t>
+      </w:r>
       <w:r>
         <w:rPr>
           <w:rFonts w:ascii="Calibri" w:hAnsi="Calibri" w:cs="Calibri"/>
@@ -21922,7 +21962,7 @@
           <w:sz w:val="22"/>
           <w:szCs w:val="22"/>
         </w:rPr>
-        <w:t xml:space="preserve">The example question is parsed as the goal </w:t>
+        <w:t xml:space="preserve">A ranked list is only a partial answer, so the system also tells the user what to measure next. For each core measurement the user has not given (RI, SG, optic character), </w:t>
       </w:r>
       <w:r>
         <w:rPr>
@@ -21930,7 +21970,7 @@
           <w:rFonts w:cs="Calibri"/>
           <w:color w:val="1A1A1A"/>
         </w:rPr>
-        <w:t>verify(blue_sapphire)</w:t>
+        <w:t>next_measurement/4</w:t>
       </w:r>
       <w:r>
         <w:rPr>
@@ -21939,15 +21979,7 @@
           <w:sz w:val="22"/>
           <w:szCs w:val="22"/>
         </w:rPr>
-        <w:t xml:space="preserve"> with facts </w:t>
-      </w:r>
-      <w:r>
-        <w:rPr>
-          <w:rStyle w:val="code1"/>
-          <w:rFonts w:cs="Calibri"/>
-          <w:color w:val="1A1A1A"/>
-        </w:rPr>
-        <w:t>[ri(1.765), observed_colour(blue)]</w:t>
+        <w:t xml:space="preserve"> </w:t>
       </w:r>
       <w:r>
         <w:rPr>
@@ -21956,52 +21988,16 @@
           <w:sz w:val="22"/>
           <w:szCs w:val="22"/>
         </w:rPr>
-        <w:t xml:space="preserve"> and answered by backward chaining. Gem names are matched longest first, so "star sapphire" is not mistaken for "sapphire".</w:t>
-      </w:r>
-    </w:p>
-    <w:p>
-      <w:pPr>
-        <w:pStyle w:val="Heading2"/>
-        <w:rPr>
-          <w:rFonts w:eastAsia="Times New Roman"/>
-        </w:rPr>
-      </w:pPr>
-      <w:bookmarkStart w:id="21" w:name="_Toc241529654"/>
-      <w:r>
-        <w:rPr>
-          <w:rFonts w:eastAsia="Times New Roman"/>
-        </w:rPr>
-        <w:t>3.7 User interface</w:t>
-      </w:r>
-      <w:bookmarkEnd w:id="21"/>
-    </w:p>
-    <w:p>
-      <w:pPr>
-        <w:pStyle w:val="NormalWeb"/>
+        <w:t>counts how many pairs of candidates it would tell apart. Two gems are told apart by optic character when their optic characters differ, and by RI or SG when their ranges overlap by less than half of the narrower range. The measurement that separates the most pairs is recommended, together with the range each candidate would show. For the red, singly refractive stone above, the SG ranges of spinel (3.55-3.70) and garnet (3.57-4.30) overlap heavily but their RI ranges hardly do, so the system recommends measu</w:t>
+      </w:r>
+      <w:r>
         <w:rPr>
           <w:rFonts w:ascii="Calibri" w:hAnsi="Calibri" w:cs="Calibri"/>
           <w:color w:val="1A1A1A"/>
           <w:sz w:val="22"/>
           <w:szCs w:val="22"/>
         </w:rPr>
-      </w:pPr>
-      <w:r>
-        <w:rPr>
-          <w:rFonts w:ascii="Calibri" w:hAnsi="Calibri" w:cs="Calibri"/>
-          <w:color w:val="1A1A1A"/>
-          <w:sz w:val="22"/>
-          <w:szCs w:val="22"/>
-        </w:rPr>
-        <w:t>The main interface is a web application served by SWI-Prolog's built-in HTTP library, so nothing beyond SWI-Prolog needs to be installed. The home page introduces the system, explains the two chaining methods in plain terms, and provides a form in which each field explains what the property means and how to measure it (Figures 4 and 5). Result pages present the conclusion, certainty and origin as badges, the recommendation, a reasoning diagram and the plain-language reasoning steps (Figure 6). A menu-driven</w:t>
-      </w:r>
-      <w:r>
-        <w:rPr>
-          <w:rFonts w:ascii="Calibri" w:hAnsi="Calibri" w:cs="Calibri"/>
-          <w:color w:val="1A1A1A"/>
-          <w:sz w:val="22"/>
-          <w:szCs w:val="22"/>
-        </w:rPr>
-        <w:t xml:space="preserve"> console interface provides the same functions as a backup. Full instructions are in the separate User Manual.</w:t>
+        <w:t>ring the refractive index (Figure 4). This mirrors how a gemmologist chooses the test that best discriminates between the remaining hypotheses.</w:t>
       </w:r>
     </w:p>
     <w:p>
@@ -22023,9 +22019,10 @@
           <w:sz w:val="22"/>
           <w:szCs w:val="22"/>
         </w:rPr>
+        <w:lastRenderedPageBreak/>
         <w:drawing>
-          <wp:inline distT="0" distB="0" distL="0" distR="0" wp14:anchorId="3C9EB68B" wp14:editId="73FF3561">
-            <wp:extent cx="5334000" cy="3528060"/>
+          <wp:inline distT="0" distB="0" distL="0" distR="0" wp14:anchorId="174A92AC" wp14:editId="56821387">
+            <wp:extent cx="4480560" cy="4960620"/>
             <wp:effectExtent l="0" t="0" r="0" b="0"/>
             <wp:docPr id="4" name="Picture 4"/>
             <wp:cNvGraphicFramePr>
@@ -22041,7 +22038,666 @@
                     </pic:cNvPicPr>
                   </pic:nvPicPr>
                   <pic:blipFill>
-                    <a:blip r:embed="rId10" cstate="print">
+                    <a:blip r:embed="rId10">
+                      <a:extLst>
+                        <a:ext uri="{28A0092B-C50C-407E-A947-70E740481C1C}">
+                          <a14:useLocalDpi xmlns:a14="http://schemas.microsoft.com/office/drawing/2010/main" val="0"/>
+                        </a:ext>
+                      </a:extLst>
+                    </a:blip>
+                    <a:srcRect/>
+                    <a:stretch>
+                      <a:fillRect/>
+                    </a:stretch>
+                  </pic:blipFill>
+                  <pic:spPr bwMode="auto">
+                    <a:xfrm>
+                      <a:off x="0" y="0"/>
+                      <a:ext cx="4480560" cy="4960620"/>
+                    </a:xfrm>
+                    <a:prstGeom prst="rect">
+                      <a:avLst/>
+                    </a:prstGeom>
+                    <a:noFill/>
+                    <a:ln>
+                      <a:noFill/>
+                    </a:ln>
+                  </pic:spPr>
+                </pic:pic>
+              </a:graphicData>
+            </a:graphic>
+          </wp:inline>
+        </w:drawing>
+      </w:r>
+    </w:p>
+    <w:p>
+      <w:pPr>
+        <w:pStyle w:val="caption"/>
+        <w:spacing w:before="0" w:beforeAutospacing="0"/>
+        <w:rPr>
+          <w:rFonts w:ascii="Calibri" w:hAnsi="Calibri" w:cs="Calibri"/>
+        </w:rPr>
+      </w:pPr>
+      <w:r>
+        <w:rPr>
+          <w:rFonts w:ascii="Calibri" w:hAnsi="Calibri" w:cs="Calibri"/>
+        </w:rPr>
+        <w:t>Figure 4. Ranked candidates with certainty factors, and the most useful next measurement</w:t>
+      </w:r>
+    </w:p>
+    <w:p>
+      <w:pPr>
+        <w:pStyle w:val="Heading2"/>
+        <w:rPr>
+          <w:rFonts w:eastAsia="Times New Roman"/>
+        </w:rPr>
+      </w:pPr>
+      <w:bookmarkStart w:id="20" w:name="_Toc241587600"/>
+      <w:r>
+        <w:rPr>
+          <w:rFonts w:eastAsia="Times New Roman"/>
+        </w:rPr>
+        <w:t>3.6 Natural-language interface</w:t>
+      </w:r>
+      <w:bookmarkEnd w:id="20"/>
+    </w:p>
+    <w:p>
+      <w:pPr>
+        <w:pStyle w:val="NormalWeb"/>
+        <w:rPr>
+          <w:rFonts w:ascii="Calibri" w:hAnsi="Calibri" w:cs="Calibri"/>
+          <w:color w:val="1A1A1A"/>
+          <w:sz w:val="22"/>
+          <w:szCs w:val="22"/>
+        </w:rPr>
+      </w:pPr>
+      <w:r>
+        <w:rPr>
+          <w:rFonts w:ascii="Calibri" w:hAnsi="Calibri" w:cs="Calibri"/>
+          <w:color w:val="1A1A1A"/>
+          <w:sz w:val="22"/>
+          <w:szCs w:val="22"/>
+        </w:rPr>
+        <w:t>Users can type a question such as "Is my stone a sapphire if the RI is 1.765 and it is blue?". The question is tokenised and parsed by a Definite Clause Grammar [15] in query_parser.pl. The grammar recognises goal phrases ("is my stone a", "could it be"), property phrases ("RI is 1.765", "singly refractive", "curved growth lines") and gem names, and skips words it does not know, so word order is flexible:</w:t>
+      </w:r>
+    </w:p>
+    <w:p>
+      <w:pPr>
+        <w:pStyle w:val="HTMLPreformatted"/>
+        <w:rPr>
+          <w:color w:val="1A1A1A"/>
+        </w:rPr>
+      </w:pPr>
+      <w:r>
+        <w:rPr>
+          <w:color w:val="1A1A1A"/>
+        </w:rPr>
+        <w:t>items([I|Is])       --&gt; item(I), !, items(Is).</w:t>
+      </w:r>
+    </w:p>
+    <w:p>
+      <w:pPr>
+        <w:pStyle w:val="HTMLPreformatted"/>
+        <w:rPr>
+          <w:color w:val="1A1A1A"/>
+        </w:rPr>
+      </w:pPr>
+      <w:r>
+        <w:rPr>
+          <w:color w:val="1A1A1A"/>
+        </w:rPr>
+        <w:t xml:space="preserve">items([skip(W)|Is]) --&gt; [W], !, items(Is).        </w:t>
+      </w:r>
+      <w:r>
+        <w:rPr>
+          <w:color w:val="1A1A1A"/>
+        </w:rPr>
+        <w:t>% unknown word: skip it</w:t>
+      </w:r>
+    </w:p>
+    <w:p>
+      <w:pPr>
+        <w:pStyle w:val="HTMLPreformatted"/>
+        <w:rPr>
+          <w:color w:val="1A1A1A"/>
+        </w:rPr>
+      </w:pPr>
+      <w:r>
+        <w:rPr>
+          <w:color w:val="1A1A1A"/>
+        </w:rPr>
+        <w:t>items([])           --&gt; [].</w:t>
+      </w:r>
+    </w:p>
+    <w:p>
+      <w:pPr>
+        <w:pStyle w:val="HTMLPreformatted"/>
+        <w:rPr>
+          <w:color w:val="1A1A1A"/>
+        </w:rPr>
+      </w:pPr>
+    </w:p>
+    <w:p>
+      <w:pPr>
+        <w:pStyle w:val="HTMLPreformatted"/>
+        <w:rPr>
+          <w:color w:val="1A1A1A"/>
+        </w:rPr>
+      </w:pPr>
+      <w:r>
+        <w:rPr>
+          <w:color w:val="1A1A1A"/>
+        </w:rPr>
+        <w:t>item(goal(T))  --&gt; goal_phrase(T).</w:t>
+      </w:r>
+    </w:p>
+    <w:p>
+      <w:pPr>
+        <w:pStyle w:val="HTMLPreformatted"/>
+        <w:rPr>
+          <w:color w:val="1A1A1A"/>
+        </w:rPr>
+      </w:pPr>
+      <w:r>
+        <w:rPr>
+          <w:color w:val="1A1A1A"/>
+        </w:rPr>
+        <w:t>item(fact(F))  --&gt; fact_phrase(F).</w:t>
+      </w:r>
+    </w:p>
+    <w:p>
+      <w:pPr>
+        <w:pStyle w:val="HTMLPreformatted"/>
+        <w:rPr>
+          <w:color w:val="1A1A1A"/>
+        </w:rPr>
+      </w:pPr>
+    </w:p>
+    <w:p>
+      <w:pPr>
+        <w:pStyle w:val="HTMLPreformatted"/>
+        <w:rPr>
+          <w:color w:val="1A1A1A"/>
+        </w:rPr>
+      </w:pPr>
+      <w:r>
+        <w:rPr>
+          <w:color w:val="1A1A1A"/>
+        </w:rPr>
+        <w:t>goal_phrase(T) --&gt; [is], stone_ref, article, target(T).</w:t>
+      </w:r>
+    </w:p>
+    <w:p>
+      <w:pPr>
+        <w:pStyle w:val="HTMLPreformatted"/>
+        <w:rPr>
+          <w:color w:val="1A1A1A"/>
+        </w:rPr>
+      </w:pPr>
+      <w:r>
+        <w:rPr>
+          <w:color w:val="1A1A1A"/>
+        </w:rPr>
+        <w:t>fact_phrase(ri(N)) --&gt; ri_word, link, number(N).</w:t>
+      </w:r>
+    </w:p>
+    <w:p>
+      <w:pPr>
+        <w:pStyle w:val="NormalWeb"/>
+        <w:rPr>
+          <w:rFonts w:ascii="Calibri" w:hAnsi="Calibri" w:cs="Calibri"/>
+          <w:color w:val="1A1A1A"/>
+          <w:sz w:val="22"/>
+          <w:szCs w:val="22"/>
+        </w:rPr>
+      </w:pPr>
+      <w:r>
+        <w:rPr>
+          <w:rFonts w:ascii="Calibri" w:hAnsi="Calibri" w:cs="Calibri"/>
+          <w:color w:val="1A1A1A"/>
+          <w:sz w:val="22"/>
+          <w:szCs w:val="22"/>
+        </w:rPr>
+        <w:lastRenderedPageBreak/>
+        <w:t xml:space="preserve">The example question is parsed as the goal </w:t>
+      </w:r>
+      <w:r>
+        <w:rPr>
+          <w:rStyle w:val="code1"/>
+          <w:rFonts w:cs="Calibri"/>
+          <w:color w:val="1A1A1A"/>
+        </w:rPr>
+        <w:t>verify(blue_sapphire)</w:t>
+      </w:r>
+      <w:r>
+        <w:rPr>
+          <w:rFonts w:ascii="Calibri" w:hAnsi="Calibri" w:cs="Calibri"/>
+          <w:color w:val="1A1A1A"/>
+          <w:sz w:val="22"/>
+          <w:szCs w:val="22"/>
+        </w:rPr>
+        <w:t xml:space="preserve"> with facts </w:t>
+      </w:r>
+      <w:r>
+        <w:rPr>
+          <w:rStyle w:val="code1"/>
+          <w:rFonts w:cs="Calibri"/>
+          <w:color w:val="1A1A1A"/>
+        </w:rPr>
+        <w:t>[ri(1.765), observed_colour(blue)]</w:t>
+      </w:r>
+      <w:r>
+        <w:rPr>
+          <w:rFonts w:ascii="Calibri" w:hAnsi="Calibri" w:cs="Calibri"/>
+          <w:color w:val="1A1A1A"/>
+          <w:sz w:val="22"/>
+          <w:szCs w:val="22"/>
+        </w:rPr>
+        <w:t xml:space="preserve"> and answered by backward chaining. Gem names are matched longest first, so "star sapphire" is not mistaken for "sapphire".</w:t>
+      </w:r>
+    </w:p>
+    <w:p>
+      <w:pPr>
+        <w:pStyle w:val="Heading2"/>
+        <w:rPr>
+          <w:rFonts w:eastAsia="Times New Roman"/>
+        </w:rPr>
+      </w:pPr>
+      <w:bookmarkStart w:id="21" w:name="_Toc241587601"/>
+      <w:r>
+        <w:rPr>
+          <w:rFonts w:eastAsia="Times New Roman"/>
+        </w:rPr>
+        <w:t>3.7 User interface</w:t>
+      </w:r>
+      <w:bookmarkEnd w:id="21"/>
+    </w:p>
+    <w:p>
+      <w:pPr>
+        <w:pStyle w:val="NormalWeb"/>
+        <w:rPr>
+          <w:rFonts w:ascii="Calibri" w:hAnsi="Calibri" w:cs="Calibri"/>
+          <w:color w:val="1A1A1A"/>
+          <w:sz w:val="22"/>
+          <w:szCs w:val="22"/>
+        </w:rPr>
+      </w:pPr>
+      <w:r>
+        <w:rPr>
+          <w:rFonts w:ascii="Calibri" w:hAnsi="Calibri" w:cs="Calibri"/>
+          <w:color w:val="1A1A1A"/>
+          <w:sz w:val="22"/>
+          <w:szCs w:val="22"/>
+        </w:rPr>
+        <w:t>The main interface is a web application served by SWI-Prolog's built-in HTTP library, so nothing beyond SWI-Prolog needs to be installed. The home page introduces the system, explains the two chaining methods in plain terms, and provides a form in which each field explains what the property means and how to measure it (Figures 5 and 6). Result pages present the conclusion, certainty and origin as badges, the recommendation, a reasoning diagram and the plain-language reasoning steps (Figure 7). A menu-driven</w:t>
+      </w:r>
+      <w:r>
+        <w:rPr>
+          <w:rFonts w:ascii="Calibri" w:hAnsi="Calibri" w:cs="Calibri"/>
+          <w:color w:val="1A1A1A"/>
+          <w:sz w:val="22"/>
+          <w:szCs w:val="22"/>
+        </w:rPr>
+        <w:t xml:space="preserve"> console interface provides the same functions as a backup. Full instructions are in the separate User Manual.</w:t>
+      </w:r>
+    </w:p>
+    <w:p>
+      <w:pPr>
+        <w:pStyle w:val="NormalWeb"/>
+        <w:rPr>
+          <w:rFonts w:ascii="Calibri" w:hAnsi="Calibri" w:cs="Calibri"/>
+          <w:color w:val="1A1A1A"/>
+          <w:sz w:val="22"/>
+          <w:szCs w:val="22"/>
+        </w:rPr>
+      </w:pPr>
+      <w:r>
+        <w:rPr>
+          <w:rFonts w:ascii="Calibri" w:hAnsi="Calibri" w:cs="Calibri"/>
+          <w:color w:val="1A1A1A"/>
+          <w:sz w:val="22"/>
+          <w:szCs w:val="22"/>
+        </w:rPr>
+        <w:t>Several features were added specifically to make the system usable by non-experts:</w:t>
+      </w:r>
+    </w:p>
+    <w:p>
+      <w:pPr>
+        <w:numPr>
+          <w:ilvl w:val="0"/>
+          <w:numId w:val="4"/>
+        </w:numPr>
+        <w:spacing w:before="100" w:beforeAutospacing="1" w:after="40"/>
+        <w:rPr>
+          <w:rFonts w:ascii="Calibri" w:eastAsia="Times New Roman" w:hAnsi="Calibri" w:cs="Calibri"/>
+          <w:color w:val="1A1A1A"/>
+          <w:sz w:val="22"/>
+          <w:szCs w:val="22"/>
+        </w:rPr>
+      </w:pPr>
+      <w:r>
+        <w:rPr>
+          <w:rFonts w:ascii="Calibri" w:eastAsia="Times New Roman" w:hAnsi="Calibri" w:cs="Calibri"/>
+          <w:b/>
+          <w:bCs/>
+          <w:color w:val="1A1A1A"/>
+          <w:sz w:val="22"/>
+          <w:szCs w:val="22"/>
+        </w:rPr>
+        <w:t>Pictures instead of terms.</w:t>
+      </w:r>
+      <w:r>
+        <w:rPr>
+          <w:rFonts w:ascii="Calibri" w:eastAsia="Times New Roman" w:hAnsi="Calibri" w:cs="Calibri"/>
+          <w:color w:val="1A1A1A"/>
+          <w:sz w:val="22"/>
+          <w:szCs w:val="22"/>
+        </w:rPr>
+        <w:t xml:space="preserve"> Colour is chosen from swatches, and optical effects and inclusions from small drawings of what they look like under a loupe, because a beginner may not know the words "silk" or "fingerprint" (Figure 6).</w:t>
+      </w:r>
+    </w:p>
+    <w:p>
+      <w:pPr>
+        <w:numPr>
+          <w:ilvl w:val="0"/>
+          <w:numId w:val="4"/>
+        </w:numPr>
+        <w:spacing w:before="100" w:beforeAutospacing="1" w:after="40"/>
+        <w:rPr>
+          <w:rFonts w:ascii="Calibri" w:eastAsia="Times New Roman" w:hAnsi="Calibri" w:cs="Calibri"/>
+          <w:color w:val="1A1A1A"/>
+          <w:sz w:val="22"/>
+          <w:szCs w:val="22"/>
+        </w:rPr>
+      </w:pPr>
+      <w:r>
+        <w:rPr>
+          <w:rFonts w:ascii="Calibri" w:eastAsia="Times New Roman" w:hAnsi="Calibri" w:cs="Calibri"/>
+          <w:b/>
+          <w:bCs/>
+          <w:color w:val="1A1A1A"/>
+          <w:sz w:val="22"/>
+          <w:szCs w:val="22"/>
+        </w:rPr>
+        <w:t>Checking readings as they are typed.</w:t>
+      </w:r>
+      <w:r>
+        <w:rPr>
+          <w:rFonts w:ascii="Calibri" w:eastAsia="Times New Roman" w:hAnsi="Calibri" w:cs="Calibri"/>
+          <w:color w:val="1A1A1A"/>
+          <w:sz w:val="22"/>
+          <w:szCs w:val="22"/>
+        </w:rPr>
+        <w:t xml:space="preserve"> </w:t>
+      </w:r>
+      <w:r>
+        <w:rPr>
+          <w:rFonts w:ascii="Calibri" w:eastAsia="Times New Roman" w:hAnsi="Calibri" w:cs="Calibri"/>
+          <w:color w:val="1A1A1A"/>
+          <w:sz w:val="22"/>
+          <w:szCs w:val="22"/>
+        </w:rPr>
+        <w:t>As an RI or SG value is entered, the page immediately says which gems it fits, warns about unusual values, and blocks impossible ones (Figure 8). The ranges are sent from the knowledge base, so the page and the rules always agree.</w:t>
+      </w:r>
+    </w:p>
+    <w:p>
+      <w:pPr>
+        <w:numPr>
+          <w:ilvl w:val="0"/>
+          <w:numId w:val="4"/>
+        </w:numPr>
+        <w:spacing w:before="100" w:beforeAutospacing="1" w:after="40"/>
+        <w:rPr>
+          <w:rFonts w:ascii="Calibri" w:eastAsia="Times New Roman" w:hAnsi="Calibri" w:cs="Calibri"/>
+          <w:color w:val="1A1A1A"/>
+          <w:sz w:val="22"/>
+          <w:szCs w:val="22"/>
+        </w:rPr>
+      </w:pPr>
+      <w:r>
+        <w:rPr>
+          <w:rFonts w:ascii="Calibri" w:eastAsia="Times New Roman" w:hAnsi="Calibri" w:cs="Calibri"/>
+          <w:b/>
+          <w:bCs/>
+          <w:color w:val="1A1A1A"/>
+          <w:sz w:val="22"/>
+          <w:szCs w:val="22"/>
+        </w:rPr>
+        <w:t>Certainty in plain words.</w:t>
+      </w:r>
+      <w:r>
+        <w:rPr>
+          <w:rFonts w:ascii="Calibri" w:eastAsia="Times New Roman" w:hAnsi="Calibri" w:cs="Calibri"/>
+          <w:color w:val="1A1A1A"/>
+          <w:sz w:val="22"/>
+          <w:szCs w:val="22"/>
+        </w:rPr>
+        <w:t xml:space="preserve"> Every certainty factor is shown with a phrase such as "90% (very likely)" or "52% (possible)", and the scale is explained on request, including that a certainty factor is not a statistical probability.</w:t>
+      </w:r>
+    </w:p>
+    <w:p>
+      <w:pPr>
+        <w:numPr>
+          <w:ilvl w:val="0"/>
+          <w:numId w:val="4"/>
+        </w:numPr>
+        <w:spacing w:before="100" w:beforeAutospacing="1" w:after="40"/>
+        <w:rPr>
+          <w:rFonts w:ascii="Calibri" w:eastAsia="Times New Roman" w:hAnsi="Calibri" w:cs="Calibri"/>
+          <w:color w:val="1A1A1A"/>
+          <w:sz w:val="22"/>
+          <w:szCs w:val="22"/>
+        </w:rPr>
+      </w:pPr>
+      <w:r>
+        <w:rPr>
+          <w:rFonts w:ascii="Calibri" w:eastAsia="Times New Roman" w:hAnsi="Calibri" w:cs="Calibri"/>
+          <w:b/>
+          <w:bCs/>
+          <w:color w:val="1A1A1A"/>
+          <w:sz w:val="22"/>
+          <w:szCs w:val="22"/>
+        </w:rPr>
+        <w:t>An "over the limit" option</w:t>
+      </w:r>
+      <w:r>
+        <w:rPr>
+          <w:rFonts w:ascii="Calibri" w:eastAsia="Times New Roman" w:hAnsi="Calibri" w:cs="Calibri"/>
+          <w:color w:val="1A1A1A"/>
+          <w:sz w:val="22"/>
+          <w:szCs w:val="22"/>
+        </w:rPr>
+        <w:t xml:space="preserve"> </w:t>
+      </w:r>
+      <w:r>
+        <w:rPr>
+          <w:rFonts w:ascii="Calibri" w:eastAsia="Times New Roman" w:hAnsi="Calibri" w:cs="Calibri"/>
+          <w:color w:val="1A1A1A"/>
+          <w:sz w:val="22"/>
+          <w:szCs w:val="22"/>
+        </w:rPr>
+        <w:t>for refractometer readings (Section 2.3).</w:t>
+      </w:r>
+    </w:p>
+    <w:p>
+      <w:pPr>
+        <w:numPr>
+          <w:ilvl w:val="0"/>
+          <w:numId w:val="4"/>
+        </w:numPr>
+        <w:spacing w:before="100" w:beforeAutospacing="1" w:after="40"/>
+        <w:rPr>
+          <w:rFonts w:ascii="Calibri" w:eastAsia="Times New Roman" w:hAnsi="Calibri" w:cs="Calibri"/>
+          <w:color w:val="1A1A1A"/>
+          <w:sz w:val="22"/>
+          <w:szCs w:val="22"/>
+        </w:rPr>
+      </w:pPr>
+      <w:r>
+        <w:rPr>
+          <w:rFonts w:ascii="Calibri" w:eastAsia="Times New Roman" w:hAnsi="Calibri" w:cs="Calibri"/>
+          <w:b/>
+          <w:bCs/>
+          <w:color w:val="1A1A1A"/>
+          <w:sz w:val="22"/>
+          <w:szCs w:val="22"/>
+        </w:rPr>
+        <w:t>Guidance when data is missing:</w:t>
+      </w:r>
+      <w:r>
+        <w:rPr>
+          <w:rFonts w:ascii="Calibri" w:eastAsia="Times New Roman" w:hAnsi="Calibri" w:cs="Calibri"/>
+          <w:color w:val="1A1A1A"/>
+          <w:sz w:val="22"/>
+          <w:szCs w:val="22"/>
+        </w:rPr>
+        <w:t xml:space="preserve"> ranked candidates and the most useful next measurement (Section 3.5).</w:t>
+      </w:r>
+    </w:p>
+    <w:p>
+      <w:pPr>
+        <w:numPr>
+          <w:ilvl w:val="0"/>
+          <w:numId w:val="4"/>
+        </w:numPr>
+        <w:spacing w:before="100" w:beforeAutospacing="1" w:after="40"/>
+        <w:rPr>
+          <w:rFonts w:ascii="Calibri" w:eastAsia="Times New Roman" w:hAnsi="Calibri" w:cs="Calibri"/>
+          <w:color w:val="1A1A1A"/>
+          <w:sz w:val="22"/>
+          <w:szCs w:val="22"/>
+        </w:rPr>
+      </w:pPr>
+      <w:r>
+        <w:rPr>
+          <w:rFonts w:ascii="Calibri" w:eastAsia="Times New Roman" w:hAnsi="Calibri" w:cs="Calibri"/>
+          <w:b/>
+          <w:bCs/>
+          <w:color w:val="1A1A1A"/>
+          <w:sz w:val="22"/>
+          <w:szCs w:val="22"/>
+        </w:rPr>
+        <w:t>Consultation progress and Back.</w:t>
+      </w:r>
+      <w:r>
+        <w:rPr>
+          <w:rFonts w:ascii="Calibri" w:eastAsia="Times New Roman" w:hAnsi="Calibri" w:cs="Calibri"/>
+          <w:color w:val="1A1A1A"/>
+          <w:sz w:val="22"/>
+          <w:szCs w:val="22"/>
+        </w:rPr>
+        <w:t xml:space="preserve"> The step-by-step mode shows "Question 2 of at most 6" with a progress bar, and a Back button to change the previous answer.</w:t>
+      </w:r>
+    </w:p>
+    <w:p>
+      <w:pPr>
+        <w:numPr>
+          <w:ilvl w:val="0"/>
+          <w:numId w:val="4"/>
+        </w:numPr>
+        <w:spacing w:before="100" w:beforeAutospacing="1" w:after="40"/>
+        <w:rPr>
+          <w:rFonts w:ascii="Calibri" w:eastAsia="Times New Roman" w:hAnsi="Calibri" w:cs="Calibri"/>
+          <w:color w:val="1A1A1A"/>
+          <w:sz w:val="22"/>
+          <w:szCs w:val="22"/>
+        </w:rPr>
+      </w:pPr>
+      <w:r>
+        <w:rPr>
+          <w:rFonts w:ascii="Calibri" w:eastAsia="Times New Roman" w:hAnsi="Calibri" w:cs="Calibri"/>
+          <w:b/>
+          <w:bCs/>
+          <w:color w:val="1A1A1A"/>
+          <w:sz w:val="22"/>
+          <w:szCs w:val="22"/>
+        </w:rPr>
+        <w:t>Print / Save as PDF,</w:t>
+      </w:r>
+      <w:r>
+        <w:rPr>
+          <w:rFonts w:ascii="Calibri" w:eastAsia="Times New Roman" w:hAnsi="Calibri" w:cs="Calibri"/>
+          <w:color w:val="1A1A1A"/>
+          <w:sz w:val="22"/>
+          <w:szCs w:val="22"/>
+        </w:rPr>
+        <w:t xml:space="preserve"> producing a clean, dated printout that a buyer can take to a seller or a laboratory.</w:t>
+      </w:r>
+    </w:p>
+    <w:p>
+      <w:pPr>
+        <w:numPr>
+          <w:ilvl w:val="0"/>
+          <w:numId w:val="4"/>
+        </w:numPr>
+        <w:spacing w:before="100" w:beforeAutospacing="1" w:after="40"/>
+        <w:rPr>
+          <w:rFonts w:ascii="Calibri" w:eastAsia="Times New Roman" w:hAnsi="Calibri" w:cs="Calibri"/>
+          <w:color w:val="1A1A1A"/>
+          <w:sz w:val="22"/>
+          <w:szCs w:val="22"/>
+        </w:rPr>
+      </w:pPr>
+      <w:r>
+        <w:rPr>
+          <w:rFonts w:ascii="Calibri" w:eastAsia="Times New Roman" w:hAnsi="Calibri" w:cs="Calibri"/>
+          <w:b/>
+          <w:bCs/>
+          <w:color w:val="1A1A1A"/>
+          <w:sz w:val="22"/>
+          <w:szCs w:val="22"/>
+        </w:rPr>
+        <w:t>Recent stones,</w:t>
+      </w:r>
+      <w:r>
+        <w:rPr>
+          <w:rFonts w:ascii="Calibri" w:eastAsia="Times New Roman" w:hAnsi="Calibri" w:cs="Calibri"/>
+          <w:color w:val="1A1A1A"/>
+          <w:sz w:val="22"/>
+          <w:szCs w:val="22"/>
+        </w:rPr>
+        <w:t xml:space="preserve"> remembered only in the user's own browser, and a layout with a menu button for phones.</w:t>
+      </w:r>
+    </w:p>
+    <w:p>
+      <w:pPr>
+        <w:pStyle w:val="fig"/>
+        <w:spacing w:before="0" w:beforeAutospacing="0"/>
+        <w:rPr>
+          <w:rFonts w:ascii="Calibri" w:hAnsi="Calibri" w:cs="Calibri"/>
+          <w:color w:val="1A1A1A"/>
+          <w:sz w:val="22"/>
+          <w:szCs w:val="22"/>
+        </w:rPr>
+      </w:pPr>
+      <w:r>
+        <w:rPr>
+          <w:rFonts w:ascii="Calibri" w:hAnsi="Calibri" w:cs="Calibri"/>
+          <w:noProof/>
+          <w:color w:val="1A1A1A"/>
+          <w:sz w:val="22"/>
+          <w:szCs w:val="22"/>
+        </w:rPr>
+        <w:lastRenderedPageBreak/>
+        <w:drawing>
+          <wp:inline distT="0" distB="0" distL="0" distR="0" wp14:anchorId="7480BA23" wp14:editId="46CDFFAB">
+            <wp:extent cx="5334000" cy="3528060"/>
+            <wp:effectExtent l="0" t="0" r="0" b="0"/>
+            <wp:docPr id="5" name="Picture 5"/>
+            <wp:cNvGraphicFramePr>
+              <a:graphicFrameLocks xmlns:a="http://schemas.openxmlformats.org/drawingml/2006/main" noChangeAspect="1"/>
+            </wp:cNvGraphicFramePr>
+            <a:graphic xmlns:a="http://schemas.openxmlformats.org/drawingml/2006/main">
+              <a:graphicData uri="http://schemas.openxmlformats.org/drawingml/2006/picture">
+                <pic:pic xmlns:pic="http://schemas.openxmlformats.org/drawingml/2006/picture">
+                  <pic:nvPicPr>
+                    <pic:cNvPr id="0" name="Picture 5"/>
+                    <pic:cNvPicPr>
+                      <a:picLocks noChangeAspect="1" noChangeArrowheads="1"/>
+                    </pic:cNvPicPr>
+                  </pic:nvPicPr>
+                  <pic:blipFill>
+                    <a:blip r:embed="rId11" cstate="print">
                       <a:extLst>
                         <a:ext uri="{28A0092B-C50C-407E-A947-70E740481C1C}">
                           <a14:useLocalDpi xmlns:a14="http://schemas.microsoft.com/office/drawing/2010/main" val="0"/>
@@ -22085,7 +22741,7 @@
         <w:rPr>
           <w:rFonts w:ascii="Calibri" w:hAnsi="Calibri" w:cs="Calibri"/>
         </w:rPr>
-        <w:t>Figure 4. Home page introducing the system, with the plain-English question box</w:t>
+        <w:t>Figure 5. Home page introducing the system, with the plain-English question box</w:t>
       </w:r>
     </w:p>
     <w:p>
@@ -22109,94 +22765,9 @@
         </w:rPr>
         <w:lastRenderedPageBreak/>
         <w:drawing>
-          <wp:inline distT="0" distB="0" distL="0" distR="0" wp14:anchorId="02F16A44" wp14:editId="0E6F558C">
-            <wp:extent cx="4953000" cy="4831080"/>
-            <wp:effectExtent l="0" t="0" r="0" b="7620"/>
-            <wp:docPr id="5" name="Picture 5"/>
-            <wp:cNvGraphicFramePr>
-              <a:graphicFrameLocks xmlns:a="http://schemas.openxmlformats.org/drawingml/2006/main" noChangeAspect="1"/>
-            </wp:cNvGraphicFramePr>
-            <a:graphic xmlns:a="http://schemas.openxmlformats.org/drawingml/2006/main">
-              <a:graphicData uri="http://schemas.openxmlformats.org/drawingml/2006/picture">
-                <pic:pic xmlns:pic="http://schemas.openxmlformats.org/drawingml/2006/picture">
-                  <pic:nvPicPr>
-                    <pic:cNvPr id="0" name="Picture 5"/>
-                    <pic:cNvPicPr>
-                      <a:picLocks noChangeAspect="1" noChangeArrowheads="1"/>
-                    </pic:cNvPicPr>
-                  </pic:nvPicPr>
-                  <pic:blipFill>
-                    <a:blip r:embed="rId11">
-                      <a:extLst>
-                        <a:ext uri="{28A0092B-C50C-407E-A947-70E740481C1C}">
-                          <a14:useLocalDpi xmlns:a14="http://schemas.microsoft.com/office/drawing/2010/main" val="0"/>
-                        </a:ext>
-                      </a:extLst>
-                    </a:blip>
-                    <a:srcRect/>
-                    <a:stretch>
-                      <a:fillRect/>
-                    </a:stretch>
-                  </pic:blipFill>
-                  <pic:spPr bwMode="auto">
-                    <a:xfrm>
-                      <a:off x="0" y="0"/>
-                      <a:ext cx="4953000" cy="4831080"/>
-                    </a:xfrm>
-                    <a:prstGeom prst="rect">
-                      <a:avLst/>
-                    </a:prstGeom>
-                    <a:noFill/>
-                    <a:ln>
-                      <a:noFill/>
-                    </a:ln>
-                  </pic:spPr>
-                </pic:pic>
-              </a:graphicData>
-            </a:graphic>
-          </wp:inline>
-        </w:drawing>
-      </w:r>
-    </w:p>
-    <w:p>
-      <w:pPr>
-        <w:pStyle w:val="caption"/>
-        <w:spacing w:before="0" w:beforeAutospacing="0"/>
-        <w:rPr>
-          <w:rFonts w:ascii="Calibri" w:hAnsi="Calibri" w:cs="Calibri"/>
-        </w:rPr>
-      </w:pPr>
-      <w:r>
-        <w:rPr>
-          <w:rFonts w:ascii="Calibri" w:hAnsi="Calibri" w:cs="Calibri"/>
-        </w:rPr>
-        <w:t>Figure 5. Input form with an explanation of each property and the three reasoning modes</w:t>
-      </w:r>
-    </w:p>
-    <w:p>
-      <w:pPr>
-        <w:pStyle w:val="fig"/>
-        <w:spacing w:before="0" w:beforeAutospacing="0"/>
-        <w:rPr>
-          <w:rFonts w:ascii="Calibri" w:hAnsi="Calibri" w:cs="Calibri"/>
-          <w:color w:val="1A1A1A"/>
-          <w:sz w:val="22"/>
-          <w:szCs w:val="22"/>
-        </w:rPr>
-      </w:pPr>
-      <w:r>
-        <w:rPr>
-          <w:rFonts w:ascii="Calibri" w:hAnsi="Calibri" w:cs="Calibri"/>
-          <w:noProof/>
-          <w:color w:val="1A1A1A"/>
-          <w:sz w:val="22"/>
-          <w:szCs w:val="22"/>
-        </w:rPr>
-        <w:lastRenderedPageBreak/>
-        <w:drawing>
-          <wp:inline distT="0" distB="0" distL="0" distR="0" wp14:anchorId="794A0189" wp14:editId="6F81EDBC">
-            <wp:extent cx="4480560" cy="3931920"/>
-            <wp:effectExtent l="0" t="0" r="0" b="0"/>
+          <wp:inline distT="0" distB="0" distL="0" distR="0" wp14:anchorId="6F03D222" wp14:editId="4560C96B">
+            <wp:extent cx="4953000" cy="6492240"/>
+            <wp:effectExtent l="0" t="0" r="0" b="3810"/>
             <wp:docPr id="6" name="Picture 6"/>
             <wp:cNvGraphicFramePr>
               <a:graphicFrameLocks xmlns:a="http://schemas.openxmlformats.org/drawingml/2006/main" noChangeAspect="1"/>
@@ -22226,7 +22797,7 @@
                   <pic:spPr bwMode="auto">
                     <a:xfrm>
                       <a:off x="0" y="0"/>
-                      <a:ext cx="4480560" cy="3931920"/>
+                      <a:ext cx="4953000" cy="6492240"/>
                     </a:xfrm>
                     <a:prstGeom prst="rect">
                       <a:avLst/>
@@ -22255,1705 +22826,7 @@
         <w:rPr>
           <w:rFonts w:ascii="Calibri" w:hAnsi="Calibri" w:cs="Calibri"/>
         </w:rPr>
-        <w:t>Figure 6. Identification result for a natural blue sapphire</w:t>
-      </w:r>
-    </w:p>
-    <w:p>
-      <w:pPr>
-        <w:pStyle w:val="Heading2"/>
-        <w:rPr>
-          <w:rFonts w:eastAsia="Times New Roman"/>
-        </w:rPr>
-      </w:pPr>
-      <w:bookmarkStart w:id="22" w:name="_Toc241529655"/>
-      <w:r>
-        <w:rPr>
-          <w:rFonts w:eastAsia="Times New Roman"/>
-        </w:rPr>
-        <w:t>3.8 Logic programming concepts used</w:t>
-      </w:r>
-      <w:bookmarkEnd w:id="22"/>
-    </w:p>
-    <w:p>
-      <w:pPr>
-        <w:pStyle w:val="tcaption"/>
-        <w:jc w:val="both"/>
-        <w:rPr>
-          <w:rFonts w:ascii="Calibri" w:hAnsi="Calibri" w:cs="Calibri"/>
-        </w:rPr>
-      </w:pPr>
-      <w:r>
-        <w:rPr>
-          <w:rFonts w:ascii="Calibri" w:hAnsi="Calibri" w:cs="Calibri"/>
-        </w:rPr>
-        <w:t>Table 7. Where the system uses core Prolog concepts</w:t>
-      </w:r>
-    </w:p>
-    <w:tbl>
-      <w:tblPr>
-        <w:tblW w:w="5000" w:type="pct"/>
-        <w:tblCellMar>
-          <w:top w:w="15" w:type="dxa"/>
-          <w:left w:w="15" w:type="dxa"/>
-          <w:bottom w:w="15" w:type="dxa"/>
-          <w:right w:w="15" w:type="dxa"/>
-        </w:tblCellMar>
-        <w:tblLook w:val="04A0" w:firstRow="1" w:lastRow="0" w:firstColumn="1" w:lastColumn="0" w:noHBand="0" w:noVBand="1"/>
-      </w:tblPr>
-      <w:tblGrid>
-        <w:gridCol w:w="2163"/>
-        <w:gridCol w:w="6848"/>
-      </w:tblGrid>
-      <w:tr>
-        <w:tc>
-          <w:tcPr>
-            <w:tcW w:w="1200" w:type="pct"/>
-            <w:tcBorders>
-              <w:top w:val="single" w:sz="6" w:space="0" w:color="9AA4B5"/>
-              <w:left w:val="single" w:sz="6" w:space="0" w:color="9AA4B5"/>
-              <w:bottom w:val="single" w:sz="6" w:space="0" w:color="9AA4B5"/>
-              <w:right w:val="single" w:sz="6" w:space="0" w:color="9AA4B5"/>
-            </w:tcBorders>
-            <w:shd w:val="clear" w:color="auto" w:fill="DBE5F1"/>
-            <w:tcMar>
-              <w:top w:w="45" w:type="dxa"/>
-              <w:left w:w="75" w:type="dxa"/>
-              <w:bottom w:w="45" w:type="dxa"/>
-              <w:right w:w="75" w:type="dxa"/>
-            </w:tcMar>
-            <w:hideMark/>
-          </w:tcPr>
-          <w:p>
-            <w:pPr>
-              <w:spacing w:after="80"/>
-              <w:rPr>
-                <w:rFonts w:ascii="Calibri" w:eastAsia="Times New Roman" w:hAnsi="Calibri" w:cs="Calibri"/>
-                <w:b/>
-                <w:bCs/>
-                <w:color w:val="1A1A1A"/>
-                <w:sz w:val="19"/>
-                <w:szCs w:val="19"/>
-              </w:rPr>
-            </w:pPr>
-            <w:r>
-              <w:rPr>
-                <w:rFonts w:ascii="Calibri" w:eastAsia="Times New Roman" w:hAnsi="Calibri" w:cs="Calibri"/>
-                <w:b/>
-                <w:bCs/>
-                <w:color w:val="1A1A1A"/>
-                <w:sz w:val="19"/>
-                <w:szCs w:val="19"/>
-              </w:rPr>
-              <w:t>Concept</w:t>
-            </w:r>
-          </w:p>
-        </w:tc>
-        <w:tc>
-          <w:tcPr>
-            <w:tcW w:w="0" w:type="auto"/>
-            <w:tcBorders>
-              <w:top w:val="single" w:sz="6" w:space="0" w:color="9AA4B5"/>
-              <w:left w:val="single" w:sz="6" w:space="0" w:color="9AA4B5"/>
-              <w:bottom w:val="single" w:sz="6" w:space="0" w:color="9AA4B5"/>
-              <w:right w:val="single" w:sz="6" w:space="0" w:color="9AA4B5"/>
-            </w:tcBorders>
-            <w:shd w:val="clear" w:color="auto" w:fill="DBE5F1"/>
-            <w:tcMar>
-              <w:top w:w="45" w:type="dxa"/>
-              <w:left w:w="75" w:type="dxa"/>
-              <w:bottom w:w="45" w:type="dxa"/>
-              <w:right w:w="75" w:type="dxa"/>
-            </w:tcMar>
-            <w:hideMark/>
-          </w:tcPr>
-          <w:p>
-            <w:pPr>
-              <w:spacing w:after="80"/>
-              <w:rPr>
-                <w:rFonts w:ascii="Calibri" w:eastAsia="Times New Roman" w:hAnsi="Calibri" w:cs="Calibri"/>
-                <w:b/>
-                <w:bCs/>
-                <w:color w:val="1A1A1A"/>
-                <w:sz w:val="19"/>
-                <w:szCs w:val="19"/>
-              </w:rPr>
-            </w:pPr>
-            <w:r>
-              <w:rPr>
-                <w:rFonts w:ascii="Calibri" w:eastAsia="Times New Roman" w:hAnsi="Calibri" w:cs="Calibri"/>
-                <w:b/>
-                <w:bCs/>
-                <w:color w:val="1A1A1A"/>
-                <w:sz w:val="19"/>
-                <w:szCs w:val="19"/>
-              </w:rPr>
-              <w:t>Where and how it is used</w:t>
-            </w:r>
-          </w:p>
-        </w:tc>
-      </w:tr>
-      <w:tr>
-        <w:tc>
-          <w:tcPr>
-            <w:tcW w:w="0" w:type="auto"/>
-            <w:tcBorders>
-              <w:top w:val="single" w:sz="6" w:space="0" w:color="9AA4B5"/>
-              <w:left w:val="single" w:sz="6" w:space="0" w:color="9AA4B5"/>
-              <w:bottom w:val="single" w:sz="6" w:space="0" w:color="9AA4B5"/>
-              <w:right w:val="single" w:sz="6" w:space="0" w:color="9AA4B5"/>
-            </w:tcBorders>
-            <w:tcMar>
-              <w:top w:w="45" w:type="dxa"/>
-              <w:left w:w="75" w:type="dxa"/>
-              <w:bottom w:w="45" w:type="dxa"/>
-              <w:right w:w="75" w:type="dxa"/>
-            </w:tcMar>
-            <w:hideMark/>
-          </w:tcPr>
-          <w:p>
-            <w:pPr>
-              <w:spacing w:after="80"/>
-              <w:rPr>
-                <w:rFonts w:ascii="Calibri" w:eastAsia="Times New Roman" w:hAnsi="Calibri" w:cs="Calibri"/>
-                <w:color w:val="1A1A1A"/>
-                <w:sz w:val="19"/>
-                <w:szCs w:val="19"/>
-              </w:rPr>
-            </w:pPr>
-            <w:r>
-              <w:rPr>
-                <w:rFonts w:ascii="Calibri" w:eastAsia="Times New Roman" w:hAnsi="Calibri" w:cs="Calibri"/>
-                <w:color w:val="1A1A1A"/>
-                <w:sz w:val="19"/>
-                <w:szCs w:val="19"/>
-              </w:rPr>
-              <w:t>Unification</w:t>
-            </w:r>
-          </w:p>
-        </w:tc>
-        <w:tc>
-          <w:tcPr>
-            <w:tcW w:w="0" w:type="auto"/>
-            <w:tcBorders>
-              <w:top w:val="single" w:sz="6" w:space="0" w:color="9AA4B5"/>
-              <w:left w:val="single" w:sz="6" w:space="0" w:color="9AA4B5"/>
-              <w:bottom w:val="single" w:sz="6" w:space="0" w:color="9AA4B5"/>
-              <w:right w:val="single" w:sz="6" w:space="0" w:color="9AA4B5"/>
-            </w:tcBorders>
-            <w:tcMar>
-              <w:top w:w="45" w:type="dxa"/>
-              <w:left w:w="75" w:type="dxa"/>
-              <w:bottom w:w="45" w:type="dxa"/>
-              <w:right w:w="75" w:type="dxa"/>
-            </w:tcMar>
-            <w:hideMark/>
-          </w:tcPr>
-          <w:p>
-            <w:pPr>
-              <w:spacing w:after="80"/>
-              <w:rPr>
-                <w:rFonts w:ascii="Calibri" w:eastAsia="Times New Roman" w:hAnsi="Calibri" w:cs="Calibri"/>
-                <w:color w:val="1A1A1A"/>
-                <w:sz w:val="19"/>
-                <w:szCs w:val="19"/>
-              </w:rPr>
-            </w:pPr>
-            <w:r>
-              <w:rPr>
-                <w:rFonts w:ascii="Calibri" w:eastAsia="Times New Roman" w:hAnsi="Calibri" w:cs="Calibri"/>
-                <w:color w:val="1A1A1A"/>
-                <w:sz w:val="19"/>
-                <w:szCs w:val="19"/>
-              </w:rPr>
-              <w:t xml:space="preserve">Matching rule conclusions to goals in </w:t>
-            </w:r>
-            <w:r>
-              <w:rPr>
-                <w:rStyle w:val="code1"/>
-                <w:rFonts w:eastAsia="Times New Roman" w:cs="Calibri"/>
-                <w:color w:val="1A1A1A"/>
-              </w:rPr>
-              <w:t>prove/2</w:t>
-            </w:r>
-            <w:r>
-              <w:rPr>
-                <w:rFonts w:ascii="Calibri" w:eastAsia="Times New Roman" w:hAnsi="Calibri" w:cs="Calibri"/>
-                <w:color w:val="1A1A1A"/>
-                <w:sz w:val="19"/>
-                <w:szCs w:val="19"/>
-              </w:rPr>
-              <w:t xml:space="preserve"> (engine.pl, line 347); a rule with variables, e.g. r14 </w:t>
-            </w:r>
-            <w:r>
-              <w:rPr>
-                <w:rStyle w:val="code1"/>
-                <w:rFonts w:eastAsia="Times New Roman" w:cs="Calibri"/>
-                <w:color w:val="1A1A1A"/>
-              </w:rPr>
-              <w:t>candidate(G)</w:t>
-            </w:r>
-            <w:r>
-              <w:rPr>
-                <w:rFonts w:ascii="Calibri" w:eastAsia="Times New Roman" w:hAnsi="Calibri" w:cs="Calibri"/>
-                <w:color w:val="1A1A1A"/>
-                <w:sz w:val="19"/>
-                <w:szCs w:val="19"/>
-              </w:rPr>
-              <w:t>, is instantiated once per matching gem.</w:t>
-            </w:r>
-          </w:p>
-        </w:tc>
-      </w:tr>
-      <w:tr>
-        <w:tc>
-          <w:tcPr>
-            <w:tcW w:w="0" w:type="auto"/>
-            <w:tcBorders>
-              <w:top w:val="single" w:sz="6" w:space="0" w:color="9AA4B5"/>
-              <w:left w:val="single" w:sz="6" w:space="0" w:color="9AA4B5"/>
-              <w:bottom w:val="single" w:sz="6" w:space="0" w:color="9AA4B5"/>
-              <w:right w:val="single" w:sz="6" w:space="0" w:color="9AA4B5"/>
-            </w:tcBorders>
-            <w:tcMar>
-              <w:top w:w="45" w:type="dxa"/>
-              <w:left w:w="75" w:type="dxa"/>
-              <w:bottom w:w="45" w:type="dxa"/>
-              <w:right w:w="75" w:type="dxa"/>
-            </w:tcMar>
-            <w:hideMark/>
-          </w:tcPr>
-          <w:p>
-            <w:pPr>
-              <w:spacing w:after="80"/>
-              <w:rPr>
-                <w:rFonts w:ascii="Calibri" w:eastAsia="Times New Roman" w:hAnsi="Calibri" w:cs="Calibri"/>
-                <w:color w:val="1A1A1A"/>
-                <w:sz w:val="19"/>
-                <w:szCs w:val="19"/>
-              </w:rPr>
-            </w:pPr>
-            <w:r>
-              <w:rPr>
-                <w:rFonts w:ascii="Calibri" w:eastAsia="Times New Roman" w:hAnsi="Calibri" w:cs="Calibri"/>
-                <w:color w:val="1A1A1A"/>
-                <w:sz w:val="19"/>
-                <w:szCs w:val="19"/>
-              </w:rPr>
-              <w:t>Backtracking</w:t>
-            </w:r>
-          </w:p>
-        </w:tc>
-        <w:tc>
-          <w:tcPr>
-            <w:tcW w:w="0" w:type="auto"/>
-            <w:tcBorders>
-              <w:top w:val="single" w:sz="6" w:space="0" w:color="9AA4B5"/>
-              <w:left w:val="single" w:sz="6" w:space="0" w:color="9AA4B5"/>
-              <w:bottom w:val="single" w:sz="6" w:space="0" w:color="9AA4B5"/>
-              <w:right w:val="single" w:sz="6" w:space="0" w:color="9AA4B5"/>
-            </w:tcBorders>
-            <w:tcMar>
-              <w:top w:w="45" w:type="dxa"/>
-              <w:left w:w="75" w:type="dxa"/>
-              <w:bottom w:w="45" w:type="dxa"/>
-              <w:right w:w="75" w:type="dxa"/>
-            </w:tcMar>
-            <w:hideMark/>
-          </w:tcPr>
-          <w:p>
-            <w:pPr>
-              <w:spacing w:after="80"/>
-              <w:rPr>
-                <w:rFonts w:ascii="Calibri" w:eastAsia="Times New Roman" w:hAnsi="Calibri" w:cs="Calibri"/>
-                <w:color w:val="1A1A1A"/>
-                <w:sz w:val="19"/>
-                <w:szCs w:val="19"/>
-              </w:rPr>
-            </w:pPr>
-            <w:r>
-              <w:rPr>
-                <w:rStyle w:val="code1"/>
-                <w:rFonts w:eastAsia="Times New Roman" w:cs="Calibri"/>
-                <w:color w:val="1A1A1A"/>
-              </w:rPr>
-              <w:t>select_rule/3</w:t>
-            </w:r>
-            <w:r>
-              <w:rPr>
-                <w:rFonts w:ascii="Calibri" w:eastAsia="Times New Roman" w:hAnsi="Calibri" w:cs="Calibri"/>
-                <w:color w:val="1A1A1A"/>
-                <w:sz w:val="19"/>
-                <w:szCs w:val="19"/>
-              </w:rPr>
-              <w:t xml:space="preserve"> (line 164) backtracks through rules and variable bindings until all conditions hold; </w:t>
-            </w:r>
-            <w:r>
-              <w:rPr>
-                <w:rStyle w:val="code1"/>
-                <w:rFonts w:eastAsia="Times New Roman" w:cs="Calibri"/>
-                <w:color w:val="1A1A1A"/>
-              </w:rPr>
-              <w:t>prove/2</w:t>
-            </w:r>
-            <w:r>
-              <w:rPr>
-                <w:rFonts w:ascii="Calibri" w:eastAsia="Times New Roman" w:hAnsi="Calibri" w:cs="Calibri"/>
-                <w:color w:val="1A1A1A"/>
-                <w:sz w:val="19"/>
-                <w:szCs w:val="19"/>
-              </w:rPr>
-              <w:t xml:space="preserve"> backtracks to the next rule when a sub-goal fails.</w:t>
-            </w:r>
-          </w:p>
-        </w:tc>
-      </w:tr>
-      <w:tr>
-        <w:tc>
-          <w:tcPr>
-            <w:tcW w:w="0" w:type="auto"/>
-            <w:tcBorders>
-              <w:top w:val="single" w:sz="6" w:space="0" w:color="9AA4B5"/>
-              <w:left w:val="single" w:sz="6" w:space="0" w:color="9AA4B5"/>
-              <w:bottom w:val="single" w:sz="6" w:space="0" w:color="9AA4B5"/>
-              <w:right w:val="single" w:sz="6" w:space="0" w:color="9AA4B5"/>
-            </w:tcBorders>
-            <w:tcMar>
-              <w:top w:w="45" w:type="dxa"/>
-              <w:left w:w="75" w:type="dxa"/>
-              <w:bottom w:w="45" w:type="dxa"/>
-              <w:right w:w="75" w:type="dxa"/>
-            </w:tcMar>
-            <w:hideMark/>
-          </w:tcPr>
-          <w:p>
-            <w:pPr>
-              <w:spacing w:after="80"/>
-              <w:rPr>
-                <w:rFonts w:ascii="Calibri" w:eastAsia="Times New Roman" w:hAnsi="Calibri" w:cs="Calibri"/>
-                <w:color w:val="1A1A1A"/>
-                <w:sz w:val="19"/>
-                <w:szCs w:val="19"/>
-              </w:rPr>
-            </w:pPr>
-            <w:r>
-              <w:rPr>
-                <w:rFonts w:ascii="Calibri" w:eastAsia="Times New Roman" w:hAnsi="Calibri" w:cs="Calibri"/>
-                <w:color w:val="1A1A1A"/>
-                <w:sz w:val="19"/>
-                <w:szCs w:val="19"/>
-              </w:rPr>
-              <w:t>Recursion</w:t>
-            </w:r>
-          </w:p>
-        </w:tc>
-        <w:tc>
-          <w:tcPr>
-            <w:tcW w:w="0" w:type="auto"/>
-            <w:tcBorders>
-              <w:top w:val="single" w:sz="6" w:space="0" w:color="9AA4B5"/>
-              <w:left w:val="single" w:sz="6" w:space="0" w:color="9AA4B5"/>
-              <w:bottom w:val="single" w:sz="6" w:space="0" w:color="9AA4B5"/>
-              <w:right w:val="single" w:sz="6" w:space="0" w:color="9AA4B5"/>
-            </w:tcBorders>
-            <w:tcMar>
-              <w:top w:w="45" w:type="dxa"/>
-              <w:left w:w="75" w:type="dxa"/>
-              <w:bottom w:w="45" w:type="dxa"/>
-              <w:right w:w="75" w:type="dxa"/>
-            </w:tcMar>
-            <w:hideMark/>
-          </w:tcPr>
-          <w:p>
-            <w:pPr>
-              <w:spacing w:after="80"/>
-              <w:rPr>
-                <w:rFonts w:ascii="Calibri" w:eastAsia="Times New Roman" w:hAnsi="Calibri" w:cs="Calibri"/>
-                <w:color w:val="1A1A1A"/>
-                <w:sz w:val="19"/>
-                <w:szCs w:val="19"/>
-              </w:rPr>
-            </w:pPr>
-            <w:r>
-              <w:rPr>
-                <w:rStyle w:val="code1"/>
-                <w:rFonts w:eastAsia="Times New Roman" w:cs="Calibri"/>
-                <w:color w:val="1A1A1A"/>
-              </w:rPr>
-              <w:t>forward_chain/0</w:t>
-            </w:r>
-            <w:r>
-              <w:rPr>
-                <w:rFonts w:ascii="Calibri" w:eastAsia="Times New Roman" w:hAnsi="Calibri" w:cs="Calibri"/>
-                <w:color w:val="1A1A1A"/>
-                <w:sz w:val="19"/>
-                <w:szCs w:val="19"/>
-              </w:rPr>
-              <w:t xml:space="preserve"> (line 155) recurses once per cycle; </w:t>
-            </w:r>
-            <w:r>
-              <w:rPr>
-                <w:rStyle w:val="code1"/>
-                <w:rFonts w:eastAsia="Times New Roman" w:cs="Calibri"/>
-                <w:color w:val="1A1A1A"/>
-              </w:rPr>
-              <w:t>prove_all/2</w:t>
-            </w:r>
-            <w:r>
-              <w:rPr>
-                <w:rFonts w:ascii="Calibri" w:eastAsia="Times New Roman" w:hAnsi="Calibri" w:cs="Calibri"/>
-                <w:color w:val="1A1A1A"/>
-                <w:sz w:val="19"/>
-                <w:szCs w:val="19"/>
-              </w:rPr>
-              <w:t xml:space="preserve">, </w:t>
-            </w:r>
-            <w:r>
-              <w:rPr>
-                <w:rStyle w:val="code1"/>
-                <w:rFonts w:eastAsia="Times New Roman" w:cs="Calibri"/>
-                <w:color w:val="1A1A1A"/>
-              </w:rPr>
-              <w:t>why_not/3</w:t>
-            </w:r>
-            <w:r>
-              <w:rPr>
-                <w:rFonts w:ascii="Calibri" w:eastAsia="Times New Roman" w:hAnsi="Calibri" w:cs="Calibri"/>
-                <w:color w:val="1A1A1A"/>
-                <w:sz w:val="19"/>
-                <w:szCs w:val="19"/>
-              </w:rPr>
-              <w:t xml:space="preserve"> (line 359) and the DCG </w:t>
-            </w:r>
-            <w:r>
-              <w:rPr>
-                <w:rStyle w:val="code1"/>
-                <w:rFonts w:eastAsia="Times New Roman" w:cs="Calibri"/>
-                <w:color w:val="1A1A1A"/>
-              </w:rPr>
-              <w:t>items//1</w:t>
-            </w:r>
-            <w:r>
-              <w:rPr>
-                <w:rFonts w:ascii="Calibri" w:eastAsia="Times New Roman" w:hAnsi="Calibri" w:cs="Calibri"/>
-                <w:color w:val="1A1A1A"/>
-                <w:sz w:val="19"/>
-                <w:szCs w:val="19"/>
-              </w:rPr>
-              <w:t xml:space="preserve"> recurse over lists and trees.</w:t>
-            </w:r>
-          </w:p>
-        </w:tc>
-      </w:tr>
-      <w:tr>
-        <w:tc>
-          <w:tcPr>
-            <w:tcW w:w="0" w:type="auto"/>
-            <w:tcBorders>
-              <w:top w:val="single" w:sz="6" w:space="0" w:color="9AA4B5"/>
-              <w:left w:val="single" w:sz="6" w:space="0" w:color="9AA4B5"/>
-              <w:bottom w:val="single" w:sz="6" w:space="0" w:color="9AA4B5"/>
-              <w:right w:val="single" w:sz="6" w:space="0" w:color="9AA4B5"/>
-            </w:tcBorders>
-            <w:tcMar>
-              <w:top w:w="45" w:type="dxa"/>
-              <w:left w:w="75" w:type="dxa"/>
-              <w:bottom w:w="45" w:type="dxa"/>
-              <w:right w:w="75" w:type="dxa"/>
-            </w:tcMar>
-            <w:hideMark/>
-          </w:tcPr>
-          <w:p>
-            <w:pPr>
-              <w:spacing w:after="80"/>
-              <w:rPr>
-                <w:rFonts w:ascii="Calibri" w:eastAsia="Times New Roman" w:hAnsi="Calibri" w:cs="Calibri"/>
-                <w:color w:val="1A1A1A"/>
-                <w:sz w:val="19"/>
-                <w:szCs w:val="19"/>
-              </w:rPr>
-            </w:pPr>
-            <w:r>
-              <w:rPr>
-                <w:rFonts w:ascii="Calibri" w:eastAsia="Times New Roman" w:hAnsi="Calibri" w:cs="Calibri"/>
-                <w:color w:val="1A1A1A"/>
-                <w:sz w:val="19"/>
-                <w:szCs w:val="19"/>
-              </w:rPr>
-              <w:t>Negation as failure</w:t>
-            </w:r>
-          </w:p>
-        </w:tc>
-        <w:tc>
-          <w:tcPr>
-            <w:tcW w:w="0" w:type="auto"/>
-            <w:tcBorders>
-              <w:top w:val="single" w:sz="6" w:space="0" w:color="9AA4B5"/>
-              <w:left w:val="single" w:sz="6" w:space="0" w:color="9AA4B5"/>
-              <w:bottom w:val="single" w:sz="6" w:space="0" w:color="9AA4B5"/>
-              <w:right w:val="single" w:sz="6" w:space="0" w:color="9AA4B5"/>
-            </w:tcBorders>
-            <w:tcMar>
-              <w:top w:w="45" w:type="dxa"/>
-              <w:left w:w="75" w:type="dxa"/>
-              <w:bottom w:w="45" w:type="dxa"/>
-              <w:right w:w="75" w:type="dxa"/>
-            </w:tcMar>
-            <w:hideMark/>
-          </w:tcPr>
-          <w:p>
-            <w:pPr>
-              <w:spacing w:after="80"/>
-              <w:rPr>
-                <w:rFonts w:ascii="Calibri" w:eastAsia="Times New Roman" w:hAnsi="Calibri" w:cs="Calibri"/>
-                <w:color w:val="1A1A1A"/>
-                <w:sz w:val="19"/>
-                <w:szCs w:val="19"/>
-              </w:rPr>
-            </w:pPr>
-            <w:r>
-              <w:rPr>
-                <w:rStyle w:val="code1"/>
-                <w:rFonts w:eastAsia="Times New Roman" w:cs="Calibri"/>
-                <w:color w:val="1A1A1A"/>
-              </w:rPr>
-              <w:t>test(not(C)) :- \+ holds(C)</w:t>
-            </w:r>
-            <w:r>
-              <w:rPr>
-                <w:rFonts w:ascii="Calibri" w:eastAsia="Times New Roman" w:hAnsi="Calibri" w:cs="Calibri"/>
-                <w:color w:val="1A1A1A"/>
-                <w:sz w:val="19"/>
-                <w:szCs w:val="19"/>
-              </w:rPr>
-              <w:t xml:space="preserve"> (line 107) and </w:t>
-            </w:r>
-            <w:r>
-              <w:rPr>
-                <w:rStyle w:val="code1"/>
-                <w:rFonts w:eastAsia="Times New Roman" w:cs="Calibri"/>
-                <w:color w:val="1A1A1A"/>
-              </w:rPr>
-              <w:t>prove(not(C), ...)</w:t>
-            </w:r>
-            <w:r>
-              <w:rPr>
-                <w:rFonts w:ascii="Calibri" w:eastAsia="Times New Roman" w:hAnsi="Calibri" w:cs="Calibri"/>
-                <w:color w:val="1A1A1A"/>
-                <w:sz w:val="19"/>
-                <w:szCs w:val="19"/>
-              </w:rPr>
-              <w:t xml:space="preserve"> (line 344) implement conditions such as </w:t>
-            </w:r>
-            <w:r>
-              <w:rPr>
-                <w:rStyle w:val="code1"/>
-                <w:rFonts w:eastAsia="Times New Roman" w:cs="Calibri"/>
-                <w:color w:val="1A1A1A"/>
-              </w:rPr>
-              <w:t>not(phenomenon(star))</w:t>
-            </w:r>
-            <w:r>
-              <w:rPr>
-                <w:rFonts w:ascii="Calibri" w:eastAsia="Times New Roman" w:hAnsi="Calibri" w:cs="Calibri"/>
-                <w:color w:val="1A1A1A"/>
-                <w:sz w:val="19"/>
-                <w:szCs w:val="19"/>
-              </w:rPr>
-              <w:t>.</w:t>
-            </w:r>
-          </w:p>
-        </w:tc>
-      </w:tr>
-      <w:tr>
-        <w:tc>
-          <w:tcPr>
-            <w:tcW w:w="0" w:type="auto"/>
-            <w:tcBorders>
-              <w:top w:val="single" w:sz="6" w:space="0" w:color="9AA4B5"/>
-              <w:left w:val="single" w:sz="6" w:space="0" w:color="9AA4B5"/>
-              <w:bottom w:val="single" w:sz="6" w:space="0" w:color="9AA4B5"/>
-              <w:right w:val="single" w:sz="6" w:space="0" w:color="9AA4B5"/>
-            </w:tcBorders>
-            <w:tcMar>
-              <w:top w:w="45" w:type="dxa"/>
-              <w:left w:w="75" w:type="dxa"/>
-              <w:bottom w:w="45" w:type="dxa"/>
-              <w:right w:w="75" w:type="dxa"/>
-            </w:tcMar>
-            <w:hideMark/>
-          </w:tcPr>
-          <w:p>
-            <w:pPr>
-              <w:spacing w:after="80"/>
-              <w:rPr>
-                <w:rFonts w:ascii="Calibri" w:eastAsia="Times New Roman" w:hAnsi="Calibri" w:cs="Calibri"/>
-                <w:color w:val="1A1A1A"/>
-                <w:sz w:val="19"/>
-                <w:szCs w:val="19"/>
-              </w:rPr>
-            </w:pPr>
-            <w:r>
-              <w:rPr>
-                <w:rFonts w:ascii="Calibri" w:eastAsia="Times New Roman" w:hAnsi="Calibri" w:cs="Calibri"/>
-                <w:color w:val="1A1A1A"/>
-                <w:sz w:val="19"/>
-                <w:szCs w:val="19"/>
-              </w:rPr>
-              <w:t>Dynamic database</w:t>
-            </w:r>
-          </w:p>
-        </w:tc>
-        <w:tc>
-          <w:tcPr>
-            <w:tcW w:w="0" w:type="auto"/>
-            <w:tcBorders>
-              <w:top w:val="single" w:sz="6" w:space="0" w:color="9AA4B5"/>
-              <w:left w:val="single" w:sz="6" w:space="0" w:color="9AA4B5"/>
-              <w:bottom w:val="single" w:sz="6" w:space="0" w:color="9AA4B5"/>
-              <w:right w:val="single" w:sz="6" w:space="0" w:color="9AA4B5"/>
-            </w:tcBorders>
-            <w:tcMar>
-              <w:top w:w="45" w:type="dxa"/>
-              <w:left w:w="75" w:type="dxa"/>
-              <w:bottom w:w="45" w:type="dxa"/>
-              <w:right w:w="75" w:type="dxa"/>
-            </w:tcMar>
-            <w:hideMark/>
-          </w:tcPr>
-          <w:p>
-            <w:pPr>
-              <w:spacing w:after="80"/>
-              <w:rPr>
-                <w:rFonts w:ascii="Calibri" w:eastAsia="Times New Roman" w:hAnsi="Calibri" w:cs="Calibri"/>
-                <w:color w:val="1A1A1A"/>
-                <w:sz w:val="19"/>
-                <w:szCs w:val="19"/>
-              </w:rPr>
-            </w:pPr>
-            <w:r>
-              <w:rPr>
-                <w:rFonts w:ascii="Calibri" w:eastAsia="Times New Roman" w:hAnsi="Calibri" w:cs="Calibri"/>
-                <w:color w:val="1A1A1A"/>
-                <w:sz w:val="19"/>
-                <w:szCs w:val="19"/>
-              </w:rPr>
-              <w:t xml:space="preserve">Working memory </w:t>
-            </w:r>
-            <w:r>
-              <w:rPr>
-                <w:rStyle w:val="code1"/>
-                <w:rFonts w:eastAsia="Times New Roman" w:cs="Calibri"/>
-                <w:color w:val="1A1A1A"/>
-              </w:rPr>
-              <w:t>fact/1</w:t>
-            </w:r>
-            <w:r>
-              <w:rPr>
-                <w:rFonts w:ascii="Calibri" w:eastAsia="Times New Roman" w:hAnsi="Calibri" w:cs="Calibri"/>
-                <w:color w:val="1A1A1A"/>
-                <w:sz w:val="19"/>
-                <w:szCs w:val="19"/>
-              </w:rPr>
-              <w:t xml:space="preserve">, </w:t>
-            </w:r>
-            <w:r>
-              <w:rPr>
-                <w:rStyle w:val="code1"/>
-                <w:rFonts w:eastAsia="Times New Roman" w:cs="Calibri"/>
-                <w:color w:val="1A1A1A"/>
-              </w:rPr>
-              <w:t>fired/3</w:t>
-            </w:r>
-            <w:r>
-              <w:rPr>
-                <w:rFonts w:ascii="Calibri" w:eastAsia="Times New Roman" w:hAnsi="Calibri" w:cs="Calibri"/>
-                <w:color w:val="1A1A1A"/>
-                <w:sz w:val="19"/>
-                <w:szCs w:val="19"/>
-              </w:rPr>
-              <w:t xml:space="preserve">, </w:t>
-            </w:r>
-            <w:r>
-              <w:rPr>
-                <w:rStyle w:val="code1"/>
-                <w:rFonts w:eastAsia="Times New Roman" w:cs="Calibri"/>
-                <w:color w:val="1A1A1A"/>
-              </w:rPr>
-              <w:t>cf/2</w:t>
-            </w:r>
-            <w:r>
-              <w:rPr>
-                <w:rFonts w:ascii="Calibri" w:eastAsia="Times New Roman" w:hAnsi="Calibri" w:cs="Calibri"/>
-                <w:color w:val="1A1A1A"/>
-                <w:sz w:val="19"/>
-                <w:szCs w:val="19"/>
-              </w:rPr>
-              <w:t xml:space="preserve"> is changed with </w:t>
-            </w:r>
-            <w:r>
-              <w:rPr>
-                <w:rStyle w:val="code1"/>
-                <w:rFonts w:eastAsia="Times New Roman" w:cs="Calibri"/>
-                <w:color w:val="1A1A1A"/>
-              </w:rPr>
-              <w:t>assertz/retract</w:t>
-            </w:r>
-            <w:r>
-              <w:rPr>
-                <w:rFonts w:ascii="Calibri" w:eastAsia="Times New Roman" w:hAnsi="Calibri" w:cs="Calibri"/>
-                <w:color w:val="1A1A1A"/>
-                <w:sz w:val="19"/>
-                <w:szCs w:val="19"/>
-              </w:rPr>
-              <w:t xml:space="preserve"> in </w:t>
-            </w:r>
-            <w:r>
-              <w:rPr>
-                <w:rStyle w:val="code1"/>
-                <w:rFonts w:eastAsia="Times New Roman" w:cs="Calibri"/>
-                <w:color w:val="1A1A1A"/>
-              </w:rPr>
-              <w:t>load_inputs/1</w:t>
-            </w:r>
-            <w:r>
-              <w:rPr>
-                <w:rFonts w:ascii="Calibri" w:eastAsia="Times New Roman" w:hAnsi="Calibri" w:cs="Calibri"/>
-                <w:color w:val="1A1A1A"/>
-                <w:sz w:val="19"/>
-                <w:szCs w:val="19"/>
-              </w:rPr>
-              <w:t xml:space="preserve"> (line 91) and </w:t>
-            </w:r>
-            <w:r>
-              <w:rPr>
-                <w:rStyle w:val="code1"/>
-                <w:rFonts w:eastAsia="Times New Roman" w:cs="Calibri"/>
-                <w:color w:val="1A1A1A"/>
-              </w:rPr>
-              <w:t>fire/3</w:t>
-            </w:r>
-            <w:r>
-              <w:rPr>
-                <w:rFonts w:ascii="Calibri" w:eastAsia="Times New Roman" w:hAnsi="Calibri" w:cs="Calibri"/>
-                <w:color w:val="1A1A1A"/>
-                <w:sz w:val="19"/>
-                <w:szCs w:val="19"/>
-              </w:rPr>
-              <w:t xml:space="preserve"> (line 171); declared </w:t>
-            </w:r>
-            <w:r>
-              <w:rPr>
-                <w:rStyle w:val="code1"/>
-                <w:rFonts w:eastAsia="Times New Roman" w:cs="Calibri"/>
-                <w:color w:val="1A1A1A"/>
-              </w:rPr>
-              <w:t>thread_local</w:t>
-            </w:r>
-            <w:r>
-              <w:rPr>
-                <w:rFonts w:ascii="Calibri" w:eastAsia="Times New Roman" w:hAnsi="Calibri" w:cs="Calibri"/>
-                <w:color w:val="1A1A1A"/>
-                <w:sz w:val="19"/>
-                <w:szCs w:val="19"/>
-              </w:rPr>
-              <w:t xml:space="preserve"> (lines 37-41).</w:t>
-            </w:r>
-          </w:p>
-        </w:tc>
-      </w:tr>
-      <w:tr>
-        <w:tc>
-          <w:tcPr>
-            <w:tcW w:w="0" w:type="auto"/>
-            <w:tcBorders>
-              <w:top w:val="single" w:sz="6" w:space="0" w:color="9AA4B5"/>
-              <w:left w:val="single" w:sz="6" w:space="0" w:color="9AA4B5"/>
-              <w:bottom w:val="single" w:sz="6" w:space="0" w:color="9AA4B5"/>
-              <w:right w:val="single" w:sz="6" w:space="0" w:color="9AA4B5"/>
-            </w:tcBorders>
-            <w:tcMar>
-              <w:top w:w="45" w:type="dxa"/>
-              <w:left w:w="75" w:type="dxa"/>
-              <w:bottom w:w="45" w:type="dxa"/>
-              <w:right w:w="75" w:type="dxa"/>
-            </w:tcMar>
-            <w:hideMark/>
-          </w:tcPr>
-          <w:p>
-            <w:pPr>
-              <w:spacing w:after="80"/>
-              <w:rPr>
-                <w:rFonts w:ascii="Calibri" w:eastAsia="Times New Roman" w:hAnsi="Calibri" w:cs="Calibri"/>
-                <w:color w:val="1A1A1A"/>
-                <w:sz w:val="19"/>
-                <w:szCs w:val="19"/>
-              </w:rPr>
-            </w:pPr>
-            <w:r>
-              <w:rPr>
-                <w:rFonts w:ascii="Calibri" w:eastAsia="Times New Roman" w:hAnsi="Calibri" w:cs="Calibri"/>
-                <w:color w:val="1A1A1A"/>
-                <w:sz w:val="19"/>
-                <w:szCs w:val="19"/>
-              </w:rPr>
-              <w:t>Meta-interpreter</w:t>
-            </w:r>
-          </w:p>
-        </w:tc>
-        <w:tc>
-          <w:tcPr>
-            <w:tcW w:w="0" w:type="auto"/>
-            <w:tcBorders>
-              <w:top w:val="single" w:sz="6" w:space="0" w:color="9AA4B5"/>
-              <w:left w:val="single" w:sz="6" w:space="0" w:color="9AA4B5"/>
-              <w:bottom w:val="single" w:sz="6" w:space="0" w:color="9AA4B5"/>
-              <w:right w:val="single" w:sz="6" w:space="0" w:color="9AA4B5"/>
-            </w:tcBorders>
-            <w:tcMar>
-              <w:top w:w="45" w:type="dxa"/>
-              <w:left w:w="75" w:type="dxa"/>
-              <w:bottom w:w="45" w:type="dxa"/>
-              <w:right w:w="75" w:type="dxa"/>
-            </w:tcMar>
-            <w:hideMark/>
-          </w:tcPr>
-          <w:p>
-            <w:pPr>
-              <w:spacing w:after="80"/>
-              <w:rPr>
-                <w:rFonts w:ascii="Calibri" w:eastAsia="Times New Roman" w:hAnsi="Calibri" w:cs="Calibri"/>
-                <w:color w:val="1A1A1A"/>
-                <w:sz w:val="19"/>
-                <w:szCs w:val="19"/>
-              </w:rPr>
-            </w:pPr>
-            <w:r>
-              <w:rPr>
-                <w:rStyle w:val="code1"/>
-                <w:rFonts w:eastAsia="Times New Roman" w:cs="Calibri"/>
-                <w:color w:val="1A1A1A"/>
-              </w:rPr>
-              <w:t>prove/2</w:t>
-            </w:r>
-            <w:r>
-              <w:rPr>
-                <w:rFonts w:ascii="Calibri" w:eastAsia="Times New Roman" w:hAnsi="Calibri" w:cs="Calibri"/>
-                <w:color w:val="1A1A1A"/>
-                <w:sz w:val="19"/>
-                <w:szCs w:val="19"/>
-              </w:rPr>
-              <w:t xml:space="preserve"> and </w:t>
-            </w:r>
-            <w:r>
-              <w:rPr>
-                <w:rStyle w:val="code1"/>
-                <w:rFonts w:eastAsia="Times New Roman" w:cs="Calibri"/>
-                <w:color w:val="1A1A1A"/>
-              </w:rPr>
-              <w:t>prove_c/3</w:t>
-            </w:r>
-            <w:r>
-              <w:rPr>
-                <w:rFonts w:ascii="Calibri" w:eastAsia="Times New Roman" w:hAnsi="Calibri" w:cs="Calibri"/>
-                <w:color w:val="1A1A1A"/>
-                <w:sz w:val="19"/>
-                <w:szCs w:val="19"/>
-              </w:rPr>
-              <w:t xml:space="preserve"> interpret rules stored as data and build proof trees.</w:t>
-            </w:r>
-          </w:p>
-        </w:tc>
-      </w:tr>
-      <w:tr>
-        <w:tc>
-          <w:tcPr>
-            <w:tcW w:w="0" w:type="auto"/>
-            <w:tcBorders>
-              <w:top w:val="single" w:sz="6" w:space="0" w:color="9AA4B5"/>
-              <w:left w:val="single" w:sz="6" w:space="0" w:color="9AA4B5"/>
-              <w:bottom w:val="single" w:sz="6" w:space="0" w:color="9AA4B5"/>
-              <w:right w:val="single" w:sz="6" w:space="0" w:color="9AA4B5"/>
-            </w:tcBorders>
-            <w:tcMar>
-              <w:top w:w="45" w:type="dxa"/>
-              <w:left w:w="75" w:type="dxa"/>
-              <w:bottom w:w="45" w:type="dxa"/>
-              <w:right w:w="75" w:type="dxa"/>
-            </w:tcMar>
-            <w:hideMark/>
-          </w:tcPr>
-          <w:p>
-            <w:pPr>
-              <w:spacing w:after="80"/>
-              <w:rPr>
-                <w:rFonts w:ascii="Calibri" w:eastAsia="Times New Roman" w:hAnsi="Calibri" w:cs="Calibri"/>
-                <w:color w:val="1A1A1A"/>
-                <w:sz w:val="19"/>
-                <w:szCs w:val="19"/>
-              </w:rPr>
-            </w:pPr>
-            <w:r>
-              <w:rPr>
-                <w:rFonts w:ascii="Calibri" w:eastAsia="Times New Roman" w:hAnsi="Calibri" w:cs="Calibri"/>
-                <w:color w:val="1A1A1A"/>
-                <w:sz w:val="19"/>
-                <w:szCs w:val="19"/>
-              </w:rPr>
-              <w:t>Exceptions</w:t>
-            </w:r>
-          </w:p>
-        </w:tc>
-        <w:tc>
-          <w:tcPr>
-            <w:tcW w:w="0" w:type="auto"/>
-            <w:tcBorders>
-              <w:top w:val="single" w:sz="6" w:space="0" w:color="9AA4B5"/>
-              <w:left w:val="single" w:sz="6" w:space="0" w:color="9AA4B5"/>
-              <w:bottom w:val="single" w:sz="6" w:space="0" w:color="9AA4B5"/>
-              <w:right w:val="single" w:sz="6" w:space="0" w:color="9AA4B5"/>
-            </w:tcBorders>
-            <w:tcMar>
-              <w:top w:w="45" w:type="dxa"/>
-              <w:left w:w="75" w:type="dxa"/>
-              <w:bottom w:w="45" w:type="dxa"/>
-              <w:right w:w="75" w:type="dxa"/>
-            </w:tcMar>
-            <w:hideMark/>
-          </w:tcPr>
-          <w:p>
-            <w:pPr>
-              <w:spacing w:after="80"/>
-              <w:rPr>
-                <w:rFonts w:ascii="Calibri" w:eastAsia="Times New Roman" w:hAnsi="Calibri" w:cs="Calibri"/>
-                <w:color w:val="1A1A1A"/>
-                <w:sz w:val="19"/>
-                <w:szCs w:val="19"/>
-              </w:rPr>
-            </w:pPr>
-            <w:r>
-              <w:rPr>
-                <w:rFonts w:ascii="Calibri" w:eastAsia="Times New Roman" w:hAnsi="Calibri" w:cs="Calibri"/>
-                <w:color w:val="1A1A1A"/>
-                <w:sz w:val="19"/>
-                <w:szCs w:val="19"/>
-              </w:rPr>
-              <w:t xml:space="preserve">The consultation throws </w:t>
-            </w:r>
-            <w:r>
-              <w:rPr>
-                <w:rStyle w:val="code1"/>
-                <w:rFonts w:eastAsia="Times New Roman" w:cs="Calibri"/>
-                <w:color w:val="1A1A1A"/>
-              </w:rPr>
-              <w:t>ask(K, Stack)</w:t>
-            </w:r>
-            <w:r>
-              <w:rPr>
-                <w:rFonts w:ascii="Calibri" w:eastAsia="Times New Roman" w:hAnsi="Calibri" w:cs="Calibri"/>
-                <w:color w:val="1A1A1A"/>
-                <w:sz w:val="19"/>
-                <w:szCs w:val="19"/>
-              </w:rPr>
-              <w:t xml:space="preserve"> from inside the proof (line 265) and catches it in </w:t>
-            </w:r>
-            <w:r>
-              <w:rPr>
-                <w:rStyle w:val="code1"/>
-                <w:rFonts w:eastAsia="Times New Roman" w:cs="Calibri"/>
-                <w:color w:val="1A1A1A"/>
-              </w:rPr>
-              <w:t>consult/4</w:t>
-            </w:r>
-            <w:r>
-              <w:rPr>
-                <w:rFonts w:ascii="Calibri" w:eastAsia="Times New Roman" w:hAnsi="Calibri" w:cs="Calibri"/>
-                <w:color w:val="1A1A1A"/>
-                <w:sz w:val="19"/>
-                <w:szCs w:val="19"/>
-              </w:rPr>
-              <w:t xml:space="preserve"> (line 236).</w:t>
-            </w:r>
-          </w:p>
-        </w:tc>
-      </w:tr>
-      <w:tr>
-        <w:tc>
-          <w:tcPr>
-            <w:tcW w:w="0" w:type="auto"/>
-            <w:tcBorders>
-              <w:top w:val="single" w:sz="6" w:space="0" w:color="9AA4B5"/>
-              <w:left w:val="single" w:sz="6" w:space="0" w:color="9AA4B5"/>
-              <w:bottom w:val="single" w:sz="6" w:space="0" w:color="9AA4B5"/>
-              <w:right w:val="single" w:sz="6" w:space="0" w:color="9AA4B5"/>
-            </w:tcBorders>
-            <w:tcMar>
-              <w:top w:w="45" w:type="dxa"/>
-              <w:left w:w="75" w:type="dxa"/>
-              <w:bottom w:w="45" w:type="dxa"/>
-              <w:right w:w="75" w:type="dxa"/>
-            </w:tcMar>
-            <w:hideMark/>
-          </w:tcPr>
-          <w:p>
-            <w:pPr>
-              <w:spacing w:after="80"/>
-              <w:rPr>
-                <w:rFonts w:ascii="Calibri" w:eastAsia="Times New Roman" w:hAnsi="Calibri" w:cs="Calibri"/>
-                <w:color w:val="1A1A1A"/>
-                <w:sz w:val="19"/>
-                <w:szCs w:val="19"/>
-              </w:rPr>
-            </w:pPr>
-            <w:r>
-              <w:rPr>
-                <w:rFonts w:ascii="Calibri" w:eastAsia="Times New Roman" w:hAnsi="Calibri" w:cs="Calibri"/>
-                <w:color w:val="1A1A1A"/>
-                <w:sz w:val="19"/>
-                <w:szCs w:val="19"/>
-              </w:rPr>
-              <w:t>Definite Clause Grammar</w:t>
-            </w:r>
-          </w:p>
-        </w:tc>
-        <w:tc>
-          <w:tcPr>
-            <w:tcW w:w="0" w:type="auto"/>
-            <w:tcBorders>
-              <w:top w:val="single" w:sz="6" w:space="0" w:color="9AA4B5"/>
-              <w:left w:val="single" w:sz="6" w:space="0" w:color="9AA4B5"/>
-              <w:bottom w:val="single" w:sz="6" w:space="0" w:color="9AA4B5"/>
-              <w:right w:val="single" w:sz="6" w:space="0" w:color="9AA4B5"/>
-            </w:tcBorders>
-            <w:tcMar>
-              <w:top w:w="45" w:type="dxa"/>
-              <w:left w:w="75" w:type="dxa"/>
-              <w:bottom w:w="45" w:type="dxa"/>
-              <w:right w:w="75" w:type="dxa"/>
-            </w:tcMar>
-            <w:hideMark/>
-          </w:tcPr>
-          <w:p>
-            <w:pPr>
-              <w:spacing w:after="80"/>
-              <w:rPr>
-                <w:rFonts w:ascii="Calibri" w:eastAsia="Times New Roman" w:hAnsi="Calibri" w:cs="Calibri"/>
-                <w:color w:val="1A1A1A"/>
-                <w:sz w:val="19"/>
-                <w:szCs w:val="19"/>
-              </w:rPr>
-            </w:pPr>
-            <w:r>
-              <w:rPr>
-                <w:rFonts w:ascii="Calibri" w:eastAsia="Times New Roman" w:hAnsi="Calibri" w:cs="Calibri"/>
-                <w:color w:val="1A1A1A"/>
-                <w:sz w:val="19"/>
-                <w:szCs w:val="19"/>
-              </w:rPr>
-              <w:t xml:space="preserve">query_parser.pl, </w:t>
-            </w:r>
-            <w:r>
-              <w:rPr>
-                <w:rStyle w:val="code1"/>
-                <w:rFonts w:eastAsia="Times New Roman" w:cs="Calibri"/>
-                <w:color w:val="1A1A1A"/>
-              </w:rPr>
-              <w:t>items//1</w:t>
-            </w:r>
-            <w:r>
-              <w:rPr>
-                <w:rFonts w:ascii="Calibri" w:eastAsia="Times New Roman" w:hAnsi="Calibri" w:cs="Calibri"/>
-                <w:color w:val="1A1A1A"/>
-                <w:sz w:val="19"/>
-                <w:szCs w:val="19"/>
-              </w:rPr>
-              <w:t xml:space="preserve"> (line 58) and </w:t>
-            </w:r>
-            <w:r>
-              <w:rPr>
-                <w:rStyle w:val="code1"/>
-                <w:rFonts w:eastAsia="Times New Roman" w:cs="Calibri"/>
-                <w:color w:val="1A1A1A"/>
-              </w:rPr>
-              <w:t>goal_phrase//1</w:t>
-            </w:r>
-            <w:r>
-              <w:rPr>
-                <w:rFonts w:ascii="Calibri" w:eastAsia="Times New Roman" w:hAnsi="Calibri" w:cs="Calibri"/>
-                <w:color w:val="1A1A1A"/>
-                <w:sz w:val="19"/>
-                <w:szCs w:val="19"/>
-              </w:rPr>
-              <w:t xml:space="preserve"> (line 66).</w:t>
-            </w:r>
-          </w:p>
-        </w:tc>
-      </w:tr>
-      <w:tr>
-        <w:tc>
-          <w:tcPr>
-            <w:tcW w:w="0" w:type="auto"/>
-            <w:tcBorders>
-              <w:top w:val="single" w:sz="6" w:space="0" w:color="9AA4B5"/>
-              <w:left w:val="single" w:sz="6" w:space="0" w:color="9AA4B5"/>
-              <w:bottom w:val="single" w:sz="6" w:space="0" w:color="9AA4B5"/>
-              <w:right w:val="single" w:sz="6" w:space="0" w:color="9AA4B5"/>
-            </w:tcBorders>
-            <w:tcMar>
-              <w:top w:w="45" w:type="dxa"/>
-              <w:left w:w="75" w:type="dxa"/>
-              <w:bottom w:w="45" w:type="dxa"/>
-              <w:right w:w="75" w:type="dxa"/>
-            </w:tcMar>
-            <w:hideMark/>
-          </w:tcPr>
-          <w:p>
-            <w:pPr>
-              <w:spacing w:after="80"/>
-              <w:rPr>
-                <w:rFonts w:ascii="Calibri" w:eastAsia="Times New Roman" w:hAnsi="Calibri" w:cs="Calibri"/>
-                <w:color w:val="1A1A1A"/>
-                <w:sz w:val="19"/>
-                <w:szCs w:val="19"/>
-              </w:rPr>
-            </w:pPr>
-            <w:r>
-              <w:rPr>
-                <w:rFonts w:ascii="Calibri" w:eastAsia="Times New Roman" w:hAnsi="Calibri" w:cs="Calibri"/>
-                <w:color w:val="1A1A1A"/>
-                <w:sz w:val="19"/>
-                <w:szCs w:val="19"/>
-              </w:rPr>
-              <w:t>Higher-order predicates</w:t>
-            </w:r>
-          </w:p>
-        </w:tc>
-        <w:tc>
-          <w:tcPr>
-            <w:tcW w:w="0" w:type="auto"/>
-            <w:tcBorders>
-              <w:top w:val="single" w:sz="6" w:space="0" w:color="9AA4B5"/>
-              <w:left w:val="single" w:sz="6" w:space="0" w:color="9AA4B5"/>
-              <w:bottom w:val="single" w:sz="6" w:space="0" w:color="9AA4B5"/>
-              <w:right w:val="single" w:sz="6" w:space="0" w:color="9AA4B5"/>
-            </w:tcBorders>
-            <w:tcMar>
-              <w:top w:w="45" w:type="dxa"/>
-              <w:left w:w="75" w:type="dxa"/>
-              <w:bottom w:w="45" w:type="dxa"/>
-              <w:right w:w="75" w:type="dxa"/>
-            </w:tcMar>
-            <w:hideMark/>
-          </w:tcPr>
-          <w:p>
-            <w:pPr>
-              <w:spacing w:after="80"/>
-              <w:rPr>
-                <w:rFonts w:ascii="Calibri" w:eastAsia="Times New Roman" w:hAnsi="Calibri" w:cs="Calibri"/>
-                <w:color w:val="1A1A1A"/>
-                <w:sz w:val="19"/>
-                <w:szCs w:val="19"/>
-              </w:rPr>
-            </w:pPr>
-            <w:r>
-              <w:rPr>
-                <w:rStyle w:val="code1"/>
-                <w:rFonts w:eastAsia="Times New Roman" w:cs="Calibri"/>
-                <w:color w:val="1A1A1A"/>
-              </w:rPr>
-              <w:t>findall/3</w:t>
-            </w:r>
-            <w:r>
-              <w:rPr>
-                <w:rFonts w:ascii="Calibri" w:eastAsia="Times New Roman" w:hAnsi="Calibri" w:cs="Calibri"/>
-                <w:color w:val="1A1A1A"/>
-                <w:sz w:val="19"/>
-                <w:szCs w:val="19"/>
-              </w:rPr>
-              <w:t xml:space="preserve">, </w:t>
-            </w:r>
-            <w:r>
-              <w:rPr>
-                <w:rStyle w:val="code1"/>
-                <w:rFonts w:eastAsia="Times New Roman" w:cs="Calibri"/>
-                <w:color w:val="1A1A1A"/>
-              </w:rPr>
-              <w:t>maplist/3</w:t>
-            </w:r>
-            <w:r>
-              <w:rPr>
-                <w:rFonts w:ascii="Calibri" w:eastAsia="Times New Roman" w:hAnsi="Calibri" w:cs="Calibri"/>
-                <w:color w:val="1A1A1A"/>
-                <w:sz w:val="19"/>
-                <w:szCs w:val="19"/>
-              </w:rPr>
-              <w:t xml:space="preserve">, </w:t>
-            </w:r>
-            <w:r>
-              <w:rPr>
-                <w:rStyle w:val="code1"/>
-                <w:rFonts w:eastAsia="Times New Roman" w:cs="Calibri"/>
-                <w:color w:val="1A1A1A"/>
-              </w:rPr>
-              <w:t>convlist/3</w:t>
-            </w:r>
-            <w:r>
-              <w:rPr>
-                <w:rFonts w:ascii="Calibri" w:eastAsia="Times New Roman" w:hAnsi="Calibri" w:cs="Calibri"/>
-                <w:color w:val="1A1A1A"/>
-                <w:sz w:val="19"/>
-                <w:szCs w:val="19"/>
-              </w:rPr>
-              <w:t xml:space="preserve">, </w:t>
-            </w:r>
-            <w:r>
-              <w:rPr>
-                <w:rStyle w:val="code1"/>
-                <w:rFonts w:eastAsia="Times New Roman" w:cs="Calibri"/>
-                <w:color w:val="1A1A1A"/>
-              </w:rPr>
-              <w:t>foldl/4</w:t>
-            </w:r>
-            <w:r>
-              <w:rPr>
-                <w:rFonts w:ascii="Calibri" w:eastAsia="Times New Roman" w:hAnsi="Calibri" w:cs="Calibri"/>
-                <w:color w:val="1A1A1A"/>
-                <w:sz w:val="19"/>
-                <w:szCs w:val="19"/>
-              </w:rPr>
-              <w:t xml:space="preserve"> for collecting explanations and validating input.</w:t>
-            </w:r>
-          </w:p>
-        </w:tc>
-      </w:tr>
-    </w:tbl>
-    <w:p>
-      <w:pPr>
-        <w:pStyle w:val="note"/>
-        <w:spacing w:before="0" w:beforeAutospacing="0" w:after="120"/>
-        <w:jc w:val="both"/>
-        <w:rPr>
-          <w:rFonts w:ascii="Calibri" w:hAnsi="Calibri" w:cs="Calibri"/>
-          <w:color w:val="1A1A1A"/>
-          <w:sz w:val="22"/>
-          <w:szCs w:val="22"/>
-        </w:rPr>
-      </w:pPr>
-      <w:r>
-        <w:rPr>
-          <w:rFonts w:ascii="Calibri" w:hAnsi="Calibri" w:cs="Calibri"/>
-          <w:color w:val="1A1A1A"/>
-          <w:sz w:val="22"/>
-          <w:szCs w:val="22"/>
-        </w:rPr>
-        <w:t>[Line numbers refer to the submitted version of engine.pl and query_parser.pl; re-check them if you edit those files.]</w:t>
-      </w:r>
-    </w:p>
-    <w:p>
-      <w:pPr>
-        <w:pStyle w:val="Heading1"/>
-        <w:rPr>
-          <w:rFonts w:eastAsia="Times New Roman"/>
-        </w:rPr>
-      </w:pPr>
-      <w:bookmarkStart w:id="23" w:name="_Toc241529656"/>
-      <w:r>
-        <w:rPr>
-          <w:rFonts w:eastAsia="Times New Roman"/>
-        </w:rPr>
-        <w:lastRenderedPageBreak/>
-        <w:t>4. Explanation Facility</w:t>
-      </w:r>
-      <w:bookmarkEnd w:id="23"/>
-    </w:p>
-    <w:p>
-      <w:pPr>
-        <w:pStyle w:val="NormalWeb"/>
-        <w:rPr>
-          <w:rFonts w:ascii="Calibri" w:hAnsi="Calibri" w:cs="Calibri"/>
-          <w:color w:val="1A1A1A"/>
-          <w:sz w:val="22"/>
-          <w:szCs w:val="22"/>
-        </w:rPr>
-      </w:pPr>
-      <w:r>
-        <w:rPr>
-          <w:rFonts w:ascii="Calibri" w:hAnsi="Calibri" w:cs="Calibri"/>
-          <w:color w:val="1A1A1A"/>
-          <w:sz w:val="22"/>
-          <w:szCs w:val="22"/>
-        </w:rPr>
-        <w:t xml:space="preserve">The brief requires the explanation to show the chain </w:t>
-      </w:r>
-      <w:r>
-        <w:rPr>
-          <w:rFonts w:ascii="Calibri" w:hAnsi="Calibri" w:cs="Calibri"/>
-          <w:b/>
-          <w:bCs/>
-          <w:color w:val="1A1A1A"/>
-          <w:sz w:val="22"/>
-          <w:szCs w:val="22"/>
-        </w:rPr>
-        <w:t>user input → facts → rules fired → reasoning → conclusion</w:t>
-      </w:r>
-      <w:r>
-        <w:rPr>
-          <w:rFonts w:ascii="Calibri" w:hAnsi="Calibri" w:cs="Calibri"/>
-          <w:color w:val="1A1A1A"/>
-          <w:sz w:val="22"/>
-          <w:szCs w:val="22"/>
-        </w:rPr>
-        <w:t>. The system provides this chain at two levels of detail, for users and for examiners, and answers the three classic explanation questions: How, Why and Why not [11], [12].</w:t>
-      </w:r>
-    </w:p>
-    <w:p>
-      <w:pPr>
-        <w:pStyle w:val="Heading2"/>
-        <w:rPr>
-          <w:rFonts w:eastAsia="Times New Roman"/>
-        </w:rPr>
-      </w:pPr>
-      <w:bookmarkStart w:id="24" w:name="_Toc241529657"/>
-      <w:r>
-        <w:rPr>
-          <w:rFonts w:eastAsia="Times New Roman"/>
-        </w:rPr>
-        <w:t>4.1 How: the reasoning trace</w:t>
-      </w:r>
-      <w:bookmarkEnd w:id="24"/>
-    </w:p>
-    <w:p>
-      <w:pPr>
-        <w:pStyle w:val="NormalWeb"/>
-        <w:rPr>
-          <w:rFonts w:ascii="Calibri" w:hAnsi="Calibri" w:cs="Calibri"/>
-          <w:color w:val="1A1A1A"/>
-          <w:sz w:val="22"/>
-          <w:szCs w:val="22"/>
-        </w:rPr>
-      </w:pPr>
-      <w:r>
-        <w:rPr>
-          <w:rFonts w:ascii="Calibri" w:hAnsi="Calibri" w:cs="Calibri"/>
-          <w:color w:val="1A1A1A"/>
-          <w:sz w:val="22"/>
-          <w:szCs w:val="22"/>
-        </w:rPr>
-        <w:t xml:space="preserve">The technical trace is generated from the </w:t>
-      </w:r>
-      <w:r>
-        <w:rPr>
-          <w:rStyle w:val="code1"/>
-          <w:rFonts w:cs="Calibri"/>
-          <w:color w:val="1A1A1A"/>
-        </w:rPr>
-        <w:t>fired/3</w:t>
-      </w:r>
-      <w:r>
-        <w:rPr>
-          <w:rFonts w:ascii="Calibri" w:hAnsi="Calibri" w:cs="Calibri"/>
-          <w:color w:val="1A1A1A"/>
-          <w:sz w:val="22"/>
-          <w:szCs w:val="22"/>
-        </w:rPr>
-        <w:t xml:space="preserve"> log. For each fired rule it lists the rule's conditions as they were satisfied, the justification and source, and the certainty calculation:</w:t>
-      </w:r>
-    </w:p>
-    <w:p>
-      <w:pPr>
-        <w:pStyle w:val="HTMLPreformatted"/>
-        <w:rPr>
-          <w:color w:val="1A1A1A"/>
-        </w:rPr>
-      </w:pPr>
-      <w:r>
-        <w:rPr>
-          <w:color w:val="1A1A1A"/>
-        </w:rPr>
-        <w:t>USER INPUT</w:t>
-      </w:r>
-    </w:p>
-    <w:p>
-      <w:pPr>
-        <w:pStyle w:val="HTMLPreformatted"/>
-        <w:rPr>
-          <w:color w:val="1A1A1A"/>
-        </w:rPr>
-      </w:pPr>
-      <w:r>
-        <w:rPr>
-          <w:color w:val="1A1A1A"/>
-        </w:rPr>
-        <w:t xml:space="preserve">   RI = 1.765 / SG = 4.0 / Optic character = uniaxial / Colour = blue / Inclusion = silk</w:t>
-      </w:r>
-    </w:p>
-    <w:p>
-      <w:pPr>
-        <w:pStyle w:val="HTMLPreformatted"/>
-        <w:rPr>
-          <w:color w:val="1A1A1A"/>
-        </w:rPr>
-      </w:pPr>
-      <w:r>
-        <w:rPr>
-          <w:color w:val="1A1A1A"/>
-        </w:rPr>
-        <w:t>FACTS (WORKING MEMORY AT START)</w:t>
-      </w:r>
-    </w:p>
-    <w:p>
-      <w:pPr>
-        <w:pStyle w:val="HTMLPreformatted"/>
-        <w:rPr>
-          <w:color w:val="1A1A1A"/>
-        </w:rPr>
-      </w:pPr>
-      <w:r>
-        <w:rPr>
-          <w:color w:val="1A1A1A"/>
-        </w:rPr>
-        <w:t xml:space="preserve">   ri(1.765), sg(4.0), optic(uniaxial), observed_colour(blue), inclusion(silk)</w:t>
-      </w:r>
-    </w:p>
-    <w:p>
-      <w:pPr>
-        <w:pStyle w:val="HTMLPreformatted"/>
-        <w:rPr>
-          <w:color w:val="1A1A1A"/>
-        </w:rPr>
-      </w:pPr>
-      <w:r>
-        <w:rPr>
-          <w:color w:val="1A1A1A"/>
-        </w:rPr>
-        <w:t>RULES FIRED (IN ORDER)</w:t>
-      </w:r>
-    </w:p>
-    <w:p>
-      <w:pPr>
-        <w:pStyle w:val="HTMLPreformatted"/>
-        <w:rPr>
-          <w:color w:val="1A1A1A"/>
-        </w:rPr>
-      </w:pPr>
-      <w:r>
-        <w:rPr>
-          <w:color w:val="1A1A1A"/>
-        </w:rPr>
-        <w:t xml:space="preserve">   r1 -&gt; species(corundum)</w:t>
-      </w:r>
-    </w:p>
-    <w:p>
-      <w:pPr>
-        <w:pStyle w:val="HTMLPreformatted"/>
-        <w:rPr>
-          <w:color w:val="1A1A1A"/>
-        </w:rPr>
-      </w:pPr>
-      <w:r>
-        <w:rPr>
-          <w:color w:val="1A1A1A"/>
-        </w:rPr>
-        <w:t xml:space="preserve">       </w:t>
-      </w:r>
-      <w:r>
-        <w:rPr>
-          <w:color w:val="1A1A1A"/>
-        </w:rPr>
-        <w:t>because: optic character is uniaxial</w:t>
-      </w:r>
-    </w:p>
-    <w:p>
-      <w:pPr>
-        <w:pStyle w:val="HTMLPreformatted"/>
-        <w:rPr>
-          <w:color w:val="1A1A1A"/>
-        </w:rPr>
-      </w:pPr>
-      <w:r>
-        <w:rPr>
-          <w:color w:val="1A1A1A"/>
-        </w:rPr>
-        <w:t xml:space="preserve">                RI 1.765 lies in the corundum range 1.757-1.780 (+/-0.005)</w:t>
-      </w:r>
-    </w:p>
-    <w:p>
-      <w:pPr>
-        <w:pStyle w:val="HTMLPreformatted"/>
-        <w:rPr>
-          <w:color w:val="1A1A1A"/>
-        </w:rPr>
-      </w:pPr>
-      <w:r>
-        <w:rPr>
-          <w:color w:val="1A1A1A"/>
-        </w:rPr>
-        <w:t xml:space="preserve">                SG 4.0 lies in the corundum range 3.95-4.10 (+/-0.03)</w:t>
-      </w:r>
-    </w:p>
-    <w:p>
-      <w:pPr>
-        <w:pStyle w:val="HTMLPreformatted"/>
-        <w:rPr>
-          <w:color w:val="1A1A1A"/>
-        </w:rPr>
-      </w:pPr>
-      <w:r>
-        <w:rPr>
-          <w:color w:val="1A1A1A"/>
-        </w:rPr>
-        <w:t xml:space="preserve">       why: Corundum is doubly refractive (uniaxial) with RI about 1.762-1.770 and SG about 4.00. [source: gia]</w:t>
-      </w:r>
-    </w:p>
-    <w:p>
-      <w:pPr>
-        <w:pStyle w:val="HTMLPreformatted"/>
-        <w:rPr>
-          <w:color w:val="1A1A1A"/>
-        </w:rPr>
-      </w:pPr>
-      <w:r>
-        <w:rPr>
-          <w:color w:val="1A1A1A"/>
-        </w:rPr>
-        <w:t xml:space="preserve">       certainty: rule CF 0.95 x weakest condition 1.00 = 0.95</w:t>
-      </w:r>
-    </w:p>
-    <w:p>
-      <w:pPr>
-        <w:pStyle w:val="HTMLPreformatted"/>
-        <w:rPr>
-          <w:color w:val="1A1A1A"/>
-        </w:rPr>
-      </w:pPr>
-      <w:r>
-        <w:rPr>
-          <w:color w:val="1A1A1A"/>
-        </w:rPr>
-        <w:t xml:space="preserve">   r24 -&gt; variety(blue_sapphire)</w:t>
-      </w:r>
-    </w:p>
-    <w:p>
-      <w:pPr>
-        <w:pStyle w:val="HTMLPreformatted"/>
-        <w:rPr>
-          <w:color w:val="1A1A1A"/>
-        </w:rPr>
-      </w:pPr>
-      <w:r>
-        <w:rPr>
-          <w:color w:val="1A1A1A"/>
-        </w:rPr>
-        <w:t xml:space="preserve">       because: species(corundum) (established earlier); colour is blue; phenomenon(star) is not established</w:t>
-      </w:r>
-    </w:p>
-    <w:p>
-      <w:pPr>
-        <w:pStyle w:val="HTMLPreformatted"/>
-        <w:rPr>
-          <w:color w:val="1A1A1A"/>
-        </w:rPr>
-      </w:pPr>
-      <w:r>
-        <w:rPr>
-          <w:color w:val="1A1A1A"/>
-        </w:rPr>
-        <w:t xml:space="preserve">   r46 -</w:t>
-      </w:r>
-      <w:r>
-        <w:rPr>
-          <w:color w:val="1A1A1A"/>
-        </w:rPr>
-        <w:t>&gt; origin(likely_natural)</w:t>
-      </w:r>
-    </w:p>
-    <w:p>
-      <w:pPr>
-        <w:pStyle w:val="HTMLPreformatted"/>
-        <w:rPr>
-          <w:color w:val="1A1A1A"/>
-        </w:rPr>
-      </w:pPr>
-      <w:r>
-        <w:rPr>
-          <w:color w:val="1A1A1A"/>
-        </w:rPr>
-        <w:t xml:space="preserve">       because: species(corundum) (established earlier); inclusion seen: silk</w:t>
-      </w:r>
-    </w:p>
-    <w:p>
-      <w:pPr>
-        <w:pStyle w:val="HTMLPreformatted"/>
-        <w:rPr>
-          <w:color w:val="1A1A1A"/>
-        </w:rPr>
-      </w:pPr>
-      <w:r>
-        <w:rPr>
-          <w:color w:val="1A1A1A"/>
-        </w:rPr>
-        <w:t xml:space="preserve">   r61 -&gt; advice(get_certificate)</w:t>
-      </w:r>
-    </w:p>
-    <w:p>
-      <w:pPr>
-        <w:pStyle w:val="HTMLPreformatted"/>
-        <w:rPr>
-          <w:color w:val="1A1A1A"/>
-        </w:rPr>
-      </w:pPr>
-      <w:r>
-        <w:rPr>
-          <w:color w:val="1A1A1A"/>
-        </w:rPr>
-        <w:t>CONCLUSION</w:t>
-      </w:r>
-    </w:p>
-    <w:p>
-      <w:pPr>
-        <w:pStyle w:val="HTMLPreformatted"/>
-        <w:rPr>
-          <w:color w:val="1A1A1A"/>
-        </w:rPr>
-      </w:pPr>
-      <w:r>
-        <w:rPr>
-          <w:color w:val="1A1A1A"/>
-        </w:rPr>
-        <w:t xml:space="preserve">   Blue sapphire (Corundum) - Strong match; Origin: Likely natural</w:t>
-      </w:r>
-    </w:p>
-    <w:p>
-      <w:pPr>
-        <w:pStyle w:val="HTMLPreformatted"/>
-        <w:rPr>
-          <w:color w:val="1A1A1A"/>
-        </w:rPr>
-      </w:pPr>
-      <w:r>
-        <w:rPr>
-          <w:color w:val="1A1A1A"/>
-        </w:rPr>
-        <w:t xml:space="preserve">   Recommendation: obtain an NGJA or other accredited laboratory certificate before purchase.</w:t>
-      </w:r>
-    </w:p>
-    <w:p>
-      <w:pPr>
-        <w:pStyle w:val="NormalWeb"/>
-        <w:rPr>
-          <w:rFonts w:ascii="Calibri" w:hAnsi="Calibri" w:cs="Calibri"/>
-          <w:color w:val="1A1A1A"/>
-          <w:sz w:val="22"/>
-          <w:szCs w:val="22"/>
-        </w:rPr>
-      </w:pPr>
-      <w:r>
-        <w:rPr>
-          <w:rFonts w:ascii="Calibri" w:hAnsi="Calibri" w:cs="Calibri"/>
-          <w:color w:val="1A1A1A"/>
-          <w:sz w:val="22"/>
-          <w:szCs w:val="22"/>
-        </w:rPr>
-        <w:t>The same information is presented to users as numbered plain-language steps (Figure 7), for example "Its refractive index (1.765) is within the Corundum range of 1.757-1.780", each tagged with its rule, certainty and source.</w:t>
+        <w:t>Figure 6. Input form: instrument readings, and picture choices for colour, optical effect and inclusions</w:t>
       </w:r>
     </w:p>
     <w:p>
@@ -23977,8 +22850,8 @@
         </w:rPr>
         <w:lastRenderedPageBreak/>
         <w:drawing>
-          <wp:inline distT="0" distB="0" distL="0" distR="0" wp14:anchorId="0E8C5967" wp14:editId="2953C35A">
-            <wp:extent cx="4480560" cy="5204460"/>
+          <wp:inline distT="0" distB="0" distL="0" distR="0" wp14:anchorId="46AE3D08" wp14:editId="6946AFC2">
+            <wp:extent cx="4480560" cy="3589020"/>
             <wp:effectExtent l="0" t="0" r="0" b="0"/>
             <wp:docPr id="7" name="Picture 7"/>
             <wp:cNvGraphicFramePr>
@@ -24009,7 +22882,7 @@
                   <pic:spPr bwMode="auto">
                     <a:xfrm>
                       <a:off x="0" y="0"/>
-                      <a:ext cx="4480560" cy="5204460"/>
+                      <a:ext cx="4480560" cy="3589020"/>
                     </a:xfrm>
                     <a:prstGeom prst="rect">
                       <a:avLst/>
@@ -24038,133 +22911,7 @@
         <w:rPr>
           <w:rFonts w:ascii="Calibri" w:hAnsi="Calibri" w:cs="Calibri"/>
         </w:rPr>
-        <w:t>Figure 7. Plain-language How explanation</w:t>
-      </w:r>
-    </w:p>
-    <w:p>
-      <w:pPr>
-        <w:pStyle w:val="Heading2"/>
-        <w:rPr>
-          <w:rFonts w:eastAsia="Times New Roman"/>
-        </w:rPr>
-      </w:pPr>
-      <w:bookmarkStart w:id="25" w:name="_Toc241529658"/>
-      <w:r>
-        <w:rPr>
-          <w:rFonts w:eastAsia="Times New Roman"/>
-        </w:rPr>
-        <w:t>4.2 Why: explaining a question</w:t>
-      </w:r>
-      <w:bookmarkEnd w:id="25"/>
-    </w:p>
-    <w:p>
-      <w:pPr>
-        <w:pStyle w:val="NormalWeb"/>
-        <w:rPr>
-          <w:rFonts w:ascii="Calibri" w:hAnsi="Calibri" w:cs="Calibri"/>
-          <w:color w:val="1A1A1A"/>
-          <w:sz w:val="22"/>
-          <w:szCs w:val="22"/>
-        </w:rPr>
-      </w:pPr>
-      <w:r>
-        <w:rPr>
-          <w:rFonts w:ascii="Calibri" w:hAnsi="Calibri" w:cs="Calibri"/>
-          <w:color w:val="1A1A1A"/>
-          <w:sz w:val="22"/>
-          <w:szCs w:val="22"/>
-        </w:rPr>
-        <w:t>During a consultation the user can ask why a question is being asked. The answer is built from the stack of rules being tried (Figure 8):</w:t>
-      </w:r>
-    </w:p>
-    <w:p>
-      <w:pPr>
-        <w:pStyle w:val="HTMLPreformatted"/>
-        <w:rPr>
-          <w:color w:val="1A1A1A"/>
-        </w:rPr>
-      </w:pPr>
-      <w:r>
-        <w:rPr>
-          <w:color w:val="1A1A1A"/>
-        </w:rPr>
-        <w:t>WHY I AM ASKING:</w:t>
-      </w:r>
-    </w:p>
-    <w:p>
-      <w:pPr>
-        <w:pStyle w:val="HTMLPreformatted"/>
-        <w:rPr>
-          <w:color w:val="1A1A1A"/>
-        </w:rPr>
-      </w:pPr>
-      <w:r>
-        <w:rPr>
-          <w:color w:val="1A1A1A"/>
-        </w:rPr>
-        <w:t xml:space="preserve">  - I am trying to find out: is it Ruby?  Rule r21 says: IF Species: Corundum AND Colour: Red</w:t>
-      </w:r>
-    </w:p>
-    <w:p>
-      <w:pPr>
-        <w:pStyle w:val="HTMLPreformatted"/>
-        <w:rPr>
-          <w:color w:val="1A1A1A"/>
-        </w:rPr>
-      </w:pPr>
-      <w:r>
-        <w:rPr>
-          <w:color w:val="1A1A1A"/>
-        </w:rPr>
-        <w:t xml:space="preserve">    AND NOT Effect: Star THEN Variety: Ruby.</w:t>
-      </w:r>
-    </w:p>
-    <w:p>
-      <w:pPr>
-        <w:pStyle w:val="HTMLPreformatted"/>
-        <w:rPr>
-          <w:color w:val="1A1A1A"/>
-        </w:rPr>
-      </w:pPr>
-      <w:r>
-        <w:rPr>
-          <w:color w:val="1A1A1A"/>
-        </w:rPr>
-        <w:t xml:space="preserve">  - To use that rule I first need to establish: is it Corundum?  Rule r1 says: IF Optic: Uniaxial</w:t>
-      </w:r>
-    </w:p>
-    <w:p>
-      <w:pPr>
-        <w:pStyle w:val="HTMLPreformatted"/>
-        <w:rPr>
-          <w:color w:val="1A1A1A"/>
-        </w:rPr>
-      </w:pPr>
-      <w:r>
-        <w:rPr>
-          <w:color w:val="1A1A1A"/>
-        </w:rPr>
-        <w:t xml:space="preserve">    AND RI in Corundum range AND SG in Corundum range THEN Species: Corundum.</w:t>
-      </w:r>
-    </w:p>
-    <w:p>
-      <w:pPr>
-        <w:pStyle w:val="HTMLPreformatted"/>
-        <w:rPr>
-          <w:color w:val="1A1A1A"/>
-        </w:rPr>
-      </w:pPr>
-      <w:r>
-        <w:rPr>
-          <w:color w:val="1A1A1A"/>
-        </w:rPr>
-        <w:t xml:space="preserve">  </w:t>
-      </w:r>
-      <w:r>
-        <w:rPr>
-          <w:color w:val="1A1A1A"/>
-        </w:rPr>
-        <w:t>- To test rule r1 I need to know: the optic character.</w:t>
+        <w:t>Figure 7. Identification result for a natural blue sapphire, with the certainty scale explained</w:t>
       </w:r>
     </w:p>
     <w:p>
@@ -24186,10 +22933,9 @@
           <w:sz w:val="22"/>
           <w:szCs w:val="22"/>
         </w:rPr>
-        <w:lastRenderedPageBreak/>
         <w:drawing>
-          <wp:inline distT="0" distB="0" distL="0" distR="0" wp14:anchorId="150F1EB3" wp14:editId="0731C871">
-            <wp:extent cx="4290060" cy="4381500"/>
+          <wp:inline distT="0" distB="0" distL="0" distR="0" wp14:anchorId="2813F259" wp14:editId="5B341F92">
+            <wp:extent cx="5334000" cy="3314700"/>
             <wp:effectExtent l="0" t="0" r="0" b="0"/>
             <wp:docPr id="8" name="Picture 8"/>
             <wp:cNvGraphicFramePr>
@@ -24220,7 +22966,7 @@
                   <pic:spPr bwMode="auto">
                     <a:xfrm>
                       <a:off x="0" y="0"/>
-                      <a:ext cx="4290060" cy="4381500"/>
+                      <a:ext cx="5334000" cy="3314700"/>
                     </a:xfrm>
                     <a:prstGeom prst="rect">
                       <a:avLst/>
@@ -24249,7 +22995,7 @@
         <w:rPr>
           <w:rFonts w:ascii="Calibri" w:hAnsi="Calibri" w:cs="Calibri"/>
         </w:rPr>
-        <w:t>Figure 8. Consultation question with the Why explanation</w:t>
+        <w:t>Figure 8. Readings checked as they are typed: an RI that fits spinel and glass, an impossible SG (top); "over the limit" ticked and an unusual SG (bottom)</w:t>
       </w:r>
     </w:p>
     <w:p>
@@ -24259,14 +23005,1332 @@
           <w:rFonts w:eastAsia="Times New Roman"/>
         </w:rPr>
       </w:pPr>
-      <w:bookmarkStart w:id="26" w:name="_Toc241529659"/>
+      <w:bookmarkStart w:id="22" w:name="_Toc241587602"/>
       <w:r>
         <w:rPr>
           <w:rFonts w:eastAsia="Times New Roman"/>
         </w:rPr>
-        <w:t>4.3 Why not: explaining a rejected alternative</w:t>
-      </w:r>
-      <w:bookmarkEnd w:id="26"/>
+        <w:t>3.8 Logic programming concepts used</w:t>
+      </w:r>
+      <w:bookmarkEnd w:id="22"/>
+    </w:p>
+    <w:p>
+      <w:pPr>
+        <w:pStyle w:val="tcaption"/>
+        <w:jc w:val="both"/>
+        <w:rPr>
+          <w:rFonts w:ascii="Calibri" w:hAnsi="Calibri" w:cs="Calibri"/>
+        </w:rPr>
+      </w:pPr>
+      <w:r>
+        <w:rPr>
+          <w:rFonts w:ascii="Calibri" w:hAnsi="Calibri" w:cs="Calibri"/>
+        </w:rPr>
+        <w:t>Table 7. Where the system uses core Prolog concepts</w:t>
+      </w:r>
+    </w:p>
+    <w:tbl>
+      <w:tblPr>
+        <w:tblW w:w="5000" w:type="pct"/>
+        <w:tblCellMar>
+          <w:top w:w="15" w:type="dxa"/>
+          <w:left w:w="15" w:type="dxa"/>
+          <w:bottom w:w="15" w:type="dxa"/>
+          <w:right w:w="15" w:type="dxa"/>
+        </w:tblCellMar>
+        <w:tblLook w:val="04A0" w:firstRow="1" w:lastRow="0" w:firstColumn="1" w:lastColumn="0" w:noHBand="0" w:noVBand="1"/>
+      </w:tblPr>
+      <w:tblGrid>
+        <w:gridCol w:w="2163"/>
+        <w:gridCol w:w="6848"/>
+      </w:tblGrid>
+      <w:tr>
+        <w:tc>
+          <w:tcPr>
+            <w:tcW w:w="1200" w:type="pct"/>
+            <w:tcBorders>
+              <w:top w:val="single" w:sz="6" w:space="0" w:color="9AA4B5"/>
+              <w:left w:val="single" w:sz="6" w:space="0" w:color="9AA4B5"/>
+              <w:bottom w:val="single" w:sz="6" w:space="0" w:color="9AA4B5"/>
+              <w:right w:val="single" w:sz="6" w:space="0" w:color="9AA4B5"/>
+            </w:tcBorders>
+            <w:shd w:val="clear" w:color="auto" w:fill="DBE5F1"/>
+            <w:tcMar>
+              <w:top w:w="45" w:type="dxa"/>
+              <w:left w:w="75" w:type="dxa"/>
+              <w:bottom w:w="45" w:type="dxa"/>
+              <w:right w:w="75" w:type="dxa"/>
+            </w:tcMar>
+            <w:hideMark/>
+          </w:tcPr>
+          <w:p>
+            <w:pPr>
+              <w:spacing w:after="80"/>
+              <w:rPr>
+                <w:rFonts w:ascii="Calibri" w:eastAsia="Times New Roman" w:hAnsi="Calibri" w:cs="Calibri"/>
+                <w:b/>
+                <w:bCs/>
+                <w:color w:val="1A1A1A"/>
+                <w:sz w:val="19"/>
+                <w:szCs w:val="19"/>
+              </w:rPr>
+            </w:pPr>
+            <w:r>
+              <w:rPr>
+                <w:rFonts w:ascii="Calibri" w:eastAsia="Times New Roman" w:hAnsi="Calibri" w:cs="Calibri"/>
+                <w:b/>
+                <w:bCs/>
+                <w:color w:val="1A1A1A"/>
+                <w:sz w:val="19"/>
+                <w:szCs w:val="19"/>
+              </w:rPr>
+              <w:t>Concept</w:t>
+            </w:r>
+          </w:p>
+        </w:tc>
+        <w:tc>
+          <w:tcPr>
+            <w:tcW w:w="0" w:type="auto"/>
+            <w:tcBorders>
+              <w:top w:val="single" w:sz="6" w:space="0" w:color="9AA4B5"/>
+              <w:left w:val="single" w:sz="6" w:space="0" w:color="9AA4B5"/>
+              <w:bottom w:val="single" w:sz="6" w:space="0" w:color="9AA4B5"/>
+              <w:right w:val="single" w:sz="6" w:space="0" w:color="9AA4B5"/>
+            </w:tcBorders>
+            <w:shd w:val="clear" w:color="auto" w:fill="DBE5F1"/>
+            <w:tcMar>
+              <w:top w:w="45" w:type="dxa"/>
+              <w:left w:w="75" w:type="dxa"/>
+              <w:bottom w:w="45" w:type="dxa"/>
+              <w:right w:w="75" w:type="dxa"/>
+            </w:tcMar>
+            <w:hideMark/>
+          </w:tcPr>
+          <w:p>
+            <w:pPr>
+              <w:spacing w:after="80"/>
+              <w:rPr>
+                <w:rFonts w:ascii="Calibri" w:eastAsia="Times New Roman" w:hAnsi="Calibri" w:cs="Calibri"/>
+                <w:b/>
+                <w:bCs/>
+                <w:color w:val="1A1A1A"/>
+                <w:sz w:val="19"/>
+                <w:szCs w:val="19"/>
+              </w:rPr>
+            </w:pPr>
+            <w:r>
+              <w:rPr>
+                <w:rFonts w:ascii="Calibri" w:eastAsia="Times New Roman" w:hAnsi="Calibri" w:cs="Calibri"/>
+                <w:b/>
+                <w:bCs/>
+                <w:color w:val="1A1A1A"/>
+                <w:sz w:val="19"/>
+                <w:szCs w:val="19"/>
+              </w:rPr>
+              <w:t>Where and how it is used</w:t>
+            </w:r>
+          </w:p>
+        </w:tc>
+      </w:tr>
+      <w:tr>
+        <w:tc>
+          <w:tcPr>
+            <w:tcW w:w="0" w:type="auto"/>
+            <w:tcBorders>
+              <w:top w:val="single" w:sz="6" w:space="0" w:color="9AA4B5"/>
+              <w:left w:val="single" w:sz="6" w:space="0" w:color="9AA4B5"/>
+              <w:bottom w:val="single" w:sz="6" w:space="0" w:color="9AA4B5"/>
+              <w:right w:val="single" w:sz="6" w:space="0" w:color="9AA4B5"/>
+            </w:tcBorders>
+            <w:tcMar>
+              <w:top w:w="45" w:type="dxa"/>
+              <w:left w:w="75" w:type="dxa"/>
+              <w:bottom w:w="45" w:type="dxa"/>
+              <w:right w:w="75" w:type="dxa"/>
+            </w:tcMar>
+            <w:hideMark/>
+          </w:tcPr>
+          <w:p>
+            <w:pPr>
+              <w:spacing w:after="80"/>
+              <w:rPr>
+                <w:rFonts w:ascii="Calibri" w:eastAsia="Times New Roman" w:hAnsi="Calibri" w:cs="Calibri"/>
+                <w:color w:val="1A1A1A"/>
+                <w:sz w:val="19"/>
+                <w:szCs w:val="19"/>
+              </w:rPr>
+            </w:pPr>
+            <w:r>
+              <w:rPr>
+                <w:rFonts w:ascii="Calibri" w:eastAsia="Times New Roman" w:hAnsi="Calibri" w:cs="Calibri"/>
+                <w:color w:val="1A1A1A"/>
+                <w:sz w:val="19"/>
+                <w:szCs w:val="19"/>
+              </w:rPr>
+              <w:lastRenderedPageBreak/>
+              <w:t>Unification</w:t>
+            </w:r>
+          </w:p>
+        </w:tc>
+        <w:tc>
+          <w:tcPr>
+            <w:tcW w:w="0" w:type="auto"/>
+            <w:tcBorders>
+              <w:top w:val="single" w:sz="6" w:space="0" w:color="9AA4B5"/>
+              <w:left w:val="single" w:sz="6" w:space="0" w:color="9AA4B5"/>
+              <w:bottom w:val="single" w:sz="6" w:space="0" w:color="9AA4B5"/>
+              <w:right w:val="single" w:sz="6" w:space="0" w:color="9AA4B5"/>
+            </w:tcBorders>
+            <w:tcMar>
+              <w:top w:w="45" w:type="dxa"/>
+              <w:left w:w="75" w:type="dxa"/>
+              <w:bottom w:w="45" w:type="dxa"/>
+              <w:right w:w="75" w:type="dxa"/>
+            </w:tcMar>
+            <w:hideMark/>
+          </w:tcPr>
+          <w:p>
+            <w:pPr>
+              <w:spacing w:after="80"/>
+              <w:rPr>
+                <w:rFonts w:ascii="Calibri" w:eastAsia="Times New Roman" w:hAnsi="Calibri" w:cs="Calibri"/>
+                <w:color w:val="1A1A1A"/>
+                <w:sz w:val="19"/>
+                <w:szCs w:val="19"/>
+              </w:rPr>
+            </w:pPr>
+            <w:r>
+              <w:rPr>
+                <w:rFonts w:ascii="Calibri" w:eastAsia="Times New Roman" w:hAnsi="Calibri" w:cs="Calibri"/>
+                <w:color w:val="1A1A1A"/>
+                <w:sz w:val="19"/>
+                <w:szCs w:val="19"/>
+              </w:rPr>
+              <w:t xml:space="preserve">Matching rule conclusions to goals in </w:t>
+            </w:r>
+            <w:r>
+              <w:rPr>
+                <w:rStyle w:val="code1"/>
+                <w:rFonts w:eastAsia="Times New Roman" w:cs="Calibri"/>
+                <w:color w:val="1A1A1A"/>
+              </w:rPr>
+              <w:t>prove/2</w:t>
+            </w:r>
+            <w:r>
+              <w:rPr>
+                <w:rFonts w:ascii="Calibri" w:eastAsia="Times New Roman" w:hAnsi="Calibri" w:cs="Calibri"/>
+                <w:color w:val="1A1A1A"/>
+                <w:sz w:val="19"/>
+                <w:szCs w:val="19"/>
+              </w:rPr>
+              <w:t xml:space="preserve"> (engine.pl, line 375); a rule with variables, e.g. r14 </w:t>
+            </w:r>
+            <w:r>
+              <w:rPr>
+                <w:rStyle w:val="code1"/>
+                <w:rFonts w:eastAsia="Times New Roman" w:cs="Calibri"/>
+                <w:color w:val="1A1A1A"/>
+              </w:rPr>
+              <w:t>candidate(G)</w:t>
+            </w:r>
+            <w:r>
+              <w:rPr>
+                <w:rFonts w:ascii="Calibri" w:eastAsia="Times New Roman" w:hAnsi="Calibri" w:cs="Calibri"/>
+                <w:color w:val="1A1A1A"/>
+                <w:sz w:val="19"/>
+                <w:szCs w:val="19"/>
+              </w:rPr>
+              <w:t>, is instantiated once per matching gem.</w:t>
+            </w:r>
+          </w:p>
+        </w:tc>
+      </w:tr>
+      <w:tr>
+        <w:tc>
+          <w:tcPr>
+            <w:tcW w:w="0" w:type="auto"/>
+            <w:tcBorders>
+              <w:top w:val="single" w:sz="6" w:space="0" w:color="9AA4B5"/>
+              <w:left w:val="single" w:sz="6" w:space="0" w:color="9AA4B5"/>
+              <w:bottom w:val="single" w:sz="6" w:space="0" w:color="9AA4B5"/>
+              <w:right w:val="single" w:sz="6" w:space="0" w:color="9AA4B5"/>
+            </w:tcBorders>
+            <w:tcMar>
+              <w:top w:w="45" w:type="dxa"/>
+              <w:left w:w="75" w:type="dxa"/>
+              <w:bottom w:w="45" w:type="dxa"/>
+              <w:right w:w="75" w:type="dxa"/>
+            </w:tcMar>
+            <w:hideMark/>
+          </w:tcPr>
+          <w:p>
+            <w:pPr>
+              <w:spacing w:after="80"/>
+              <w:rPr>
+                <w:rFonts w:ascii="Calibri" w:eastAsia="Times New Roman" w:hAnsi="Calibri" w:cs="Calibri"/>
+                <w:color w:val="1A1A1A"/>
+                <w:sz w:val="19"/>
+                <w:szCs w:val="19"/>
+              </w:rPr>
+            </w:pPr>
+            <w:r>
+              <w:rPr>
+                <w:rFonts w:ascii="Calibri" w:eastAsia="Times New Roman" w:hAnsi="Calibri" w:cs="Calibri"/>
+                <w:color w:val="1A1A1A"/>
+                <w:sz w:val="19"/>
+                <w:szCs w:val="19"/>
+              </w:rPr>
+              <w:t>Backtracking</w:t>
+            </w:r>
+          </w:p>
+        </w:tc>
+        <w:tc>
+          <w:tcPr>
+            <w:tcW w:w="0" w:type="auto"/>
+            <w:tcBorders>
+              <w:top w:val="single" w:sz="6" w:space="0" w:color="9AA4B5"/>
+              <w:left w:val="single" w:sz="6" w:space="0" w:color="9AA4B5"/>
+              <w:bottom w:val="single" w:sz="6" w:space="0" w:color="9AA4B5"/>
+              <w:right w:val="single" w:sz="6" w:space="0" w:color="9AA4B5"/>
+            </w:tcBorders>
+            <w:tcMar>
+              <w:top w:w="45" w:type="dxa"/>
+              <w:left w:w="75" w:type="dxa"/>
+              <w:bottom w:w="45" w:type="dxa"/>
+              <w:right w:w="75" w:type="dxa"/>
+            </w:tcMar>
+            <w:hideMark/>
+          </w:tcPr>
+          <w:p>
+            <w:pPr>
+              <w:spacing w:after="80"/>
+              <w:rPr>
+                <w:rFonts w:ascii="Calibri" w:eastAsia="Times New Roman" w:hAnsi="Calibri" w:cs="Calibri"/>
+                <w:color w:val="1A1A1A"/>
+                <w:sz w:val="19"/>
+                <w:szCs w:val="19"/>
+              </w:rPr>
+            </w:pPr>
+            <w:r>
+              <w:rPr>
+                <w:rStyle w:val="code1"/>
+                <w:rFonts w:eastAsia="Times New Roman" w:cs="Calibri"/>
+                <w:color w:val="1A1A1A"/>
+              </w:rPr>
+              <w:t>select_rule/3</w:t>
+            </w:r>
+            <w:r>
+              <w:rPr>
+                <w:rFonts w:ascii="Calibri" w:eastAsia="Times New Roman" w:hAnsi="Calibri" w:cs="Calibri"/>
+                <w:color w:val="1A1A1A"/>
+                <w:sz w:val="19"/>
+                <w:szCs w:val="19"/>
+              </w:rPr>
+              <w:t xml:space="preserve"> </w:t>
+            </w:r>
+            <w:r>
+              <w:rPr>
+                <w:rFonts w:ascii="Calibri" w:eastAsia="Times New Roman" w:hAnsi="Calibri" w:cs="Calibri"/>
+                <w:color w:val="1A1A1A"/>
+                <w:sz w:val="19"/>
+                <w:szCs w:val="19"/>
+              </w:rPr>
+              <w:t xml:space="preserve">(line 176) backtracks through rules and variable bindings until all conditions hold; </w:t>
+            </w:r>
+            <w:r>
+              <w:rPr>
+                <w:rStyle w:val="code1"/>
+                <w:rFonts w:eastAsia="Times New Roman" w:cs="Calibri"/>
+                <w:color w:val="1A1A1A"/>
+              </w:rPr>
+              <w:t>prove/2</w:t>
+            </w:r>
+            <w:r>
+              <w:rPr>
+                <w:rFonts w:ascii="Calibri" w:eastAsia="Times New Roman" w:hAnsi="Calibri" w:cs="Calibri"/>
+                <w:color w:val="1A1A1A"/>
+                <w:sz w:val="19"/>
+                <w:szCs w:val="19"/>
+              </w:rPr>
+              <w:t xml:space="preserve"> backtracks to the next rule when a sub-goal fails.</w:t>
+            </w:r>
+          </w:p>
+        </w:tc>
+      </w:tr>
+      <w:tr>
+        <w:tc>
+          <w:tcPr>
+            <w:tcW w:w="0" w:type="auto"/>
+            <w:tcBorders>
+              <w:top w:val="single" w:sz="6" w:space="0" w:color="9AA4B5"/>
+              <w:left w:val="single" w:sz="6" w:space="0" w:color="9AA4B5"/>
+              <w:bottom w:val="single" w:sz="6" w:space="0" w:color="9AA4B5"/>
+              <w:right w:val="single" w:sz="6" w:space="0" w:color="9AA4B5"/>
+            </w:tcBorders>
+            <w:tcMar>
+              <w:top w:w="45" w:type="dxa"/>
+              <w:left w:w="75" w:type="dxa"/>
+              <w:bottom w:w="45" w:type="dxa"/>
+              <w:right w:w="75" w:type="dxa"/>
+            </w:tcMar>
+            <w:hideMark/>
+          </w:tcPr>
+          <w:p>
+            <w:pPr>
+              <w:spacing w:after="80"/>
+              <w:rPr>
+                <w:rFonts w:ascii="Calibri" w:eastAsia="Times New Roman" w:hAnsi="Calibri" w:cs="Calibri"/>
+                <w:color w:val="1A1A1A"/>
+                <w:sz w:val="19"/>
+                <w:szCs w:val="19"/>
+              </w:rPr>
+            </w:pPr>
+            <w:r>
+              <w:rPr>
+                <w:rFonts w:ascii="Calibri" w:eastAsia="Times New Roman" w:hAnsi="Calibri" w:cs="Calibri"/>
+                <w:color w:val="1A1A1A"/>
+                <w:sz w:val="19"/>
+                <w:szCs w:val="19"/>
+              </w:rPr>
+              <w:t>Recursion</w:t>
+            </w:r>
+          </w:p>
+        </w:tc>
+        <w:tc>
+          <w:tcPr>
+            <w:tcW w:w="0" w:type="auto"/>
+            <w:tcBorders>
+              <w:top w:val="single" w:sz="6" w:space="0" w:color="9AA4B5"/>
+              <w:left w:val="single" w:sz="6" w:space="0" w:color="9AA4B5"/>
+              <w:bottom w:val="single" w:sz="6" w:space="0" w:color="9AA4B5"/>
+              <w:right w:val="single" w:sz="6" w:space="0" w:color="9AA4B5"/>
+            </w:tcBorders>
+            <w:tcMar>
+              <w:top w:w="45" w:type="dxa"/>
+              <w:left w:w="75" w:type="dxa"/>
+              <w:bottom w:w="45" w:type="dxa"/>
+              <w:right w:w="75" w:type="dxa"/>
+            </w:tcMar>
+            <w:hideMark/>
+          </w:tcPr>
+          <w:p>
+            <w:pPr>
+              <w:spacing w:after="80"/>
+              <w:rPr>
+                <w:rFonts w:ascii="Calibri" w:eastAsia="Times New Roman" w:hAnsi="Calibri" w:cs="Calibri"/>
+                <w:color w:val="1A1A1A"/>
+                <w:sz w:val="19"/>
+                <w:szCs w:val="19"/>
+              </w:rPr>
+            </w:pPr>
+            <w:r>
+              <w:rPr>
+                <w:rStyle w:val="code1"/>
+                <w:rFonts w:eastAsia="Times New Roman" w:cs="Calibri"/>
+                <w:color w:val="1A1A1A"/>
+              </w:rPr>
+              <w:t>forward_chain/0</w:t>
+            </w:r>
+            <w:r>
+              <w:rPr>
+                <w:rFonts w:ascii="Calibri" w:eastAsia="Times New Roman" w:hAnsi="Calibri" w:cs="Calibri"/>
+                <w:color w:val="1A1A1A"/>
+                <w:sz w:val="19"/>
+                <w:szCs w:val="19"/>
+              </w:rPr>
+              <w:t xml:space="preserve"> (line 167) recurses once per cycle; </w:t>
+            </w:r>
+            <w:r>
+              <w:rPr>
+                <w:rStyle w:val="code1"/>
+                <w:rFonts w:eastAsia="Times New Roman" w:cs="Calibri"/>
+                <w:color w:val="1A1A1A"/>
+              </w:rPr>
+              <w:t>prove_all/2</w:t>
+            </w:r>
+            <w:r>
+              <w:rPr>
+                <w:rFonts w:ascii="Calibri" w:eastAsia="Times New Roman" w:hAnsi="Calibri" w:cs="Calibri"/>
+                <w:color w:val="1A1A1A"/>
+                <w:sz w:val="19"/>
+                <w:szCs w:val="19"/>
+              </w:rPr>
+              <w:t xml:space="preserve">, </w:t>
+            </w:r>
+            <w:r>
+              <w:rPr>
+                <w:rStyle w:val="code1"/>
+                <w:rFonts w:eastAsia="Times New Roman" w:cs="Calibri"/>
+                <w:color w:val="1A1A1A"/>
+              </w:rPr>
+              <w:t>why_not/3</w:t>
+            </w:r>
+            <w:r>
+              <w:rPr>
+                <w:rFonts w:ascii="Calibri" w:eastAsia="Times New Roman" w:hAnsi="Calibri" w:cs="Calibri"/>
+                <w:color w:val="1A1A1A"/>
+                <w:sz w:val="19"/>
+                <w:szCs w:val="19"/>
+              </w:rPr>
+              <w:t xml:space="preserve"> (line 387) and the DCG </w:t>
+            </w:r>
+            <w:r>
+              <w:rPr>
+                <w:rStyle w:val="code1"/>
+                <w:rFonts w:eastAsia="Times New Roman" w:cs="Calibri"/>
+                <w:color w:val="1A1A1A"/>
+              </w:rPr>
+              <w:t>items//1</w:t>
+            </w:r>
+            <w:r>
+              <w:rPr>
+                <w:rFonts w:ascii="Calibri" w:eastAsia="Times New Roman" w:hAnsi="Calibri" w:cs="Calibri"/>
+                <w:color w:val="1A1A1A"/>
+                <w:sz w:val="19"/>
+                <w:szCs w:val="19"/>
+              </w:rPr>
+              <w:t xml:space="preserve"> recurse over lists and trees.</w:t>
+            </w:r>
+          </w:p>
+        </w:tc>
+      </w:tr>
+      <w:tr>
+        <w:tc>
+          <w:tcPr>
+            <w:tcW w:w="0" w:type="auto"/>
+            <w:tcBorders>
+              <w:top w:val="single" w:sz="6" w:space="0" w:color="9AA4B5"/>
+              <w:left w:val="single" w:sz="6" w:space="0" w:color="9AA4B5"/>
+              <w:bottom w:val="single" w:sz="6" w:space="0" w:color="9AA4B5"/>
+              <w:right w:val="single" w:sz="6" w:space="0" w:color="9AA4B5"/>
+            </w:tcBorders>
+            <w:tcMar>
+              <w:top w:w="45" w:type="dxa"/>
+              <w:left w:w="75" w:type="dxa"/>
+              <w:bottom w:w="45" w:type="dxa"/>
+              <w:right w:w="75" w:type="dxa"/>
+            </w:tcMar>
+            <w:hideMark/>
+          </w:tcPr>
+          <w:p>
+            <w:pPr>
+              <w:spacing w:after="80"/>
+              <w:rPr>
+                <w:rFonts w:ascii="Calibri" w:eastAsia="Times New Roman" w:hAnsi="Calibri" w:cs="Calibri"/>
+                <w:color w:val="1A1A1A"/>
+                <w:sz w:val="19"/>
+                <w:szCs w:val="19"/>
+              </w:rPr>
+            </w:pPr>
+            <w:r>
+              <w:rPr>
+                <w:rFonts w:ascii="Calibri" w:eastAsia="Times New Roman" w:hAnsi="Calibri" w:cs="Calibri"/>
+                <w:color w:val="1A1A1A"/>
+                <w:sz w:val="19"/>
+                <w:szCs w:val="19"/>
+              </w:rPr>
+              <w:t>Negation as failure</w:t>
+            </w:r>
+          </w:p>
+        </w:tc>
+        <w:tc>
+          <w:tcPr>
+            <w:tcW w:w="0" w:type="auto"/>
+            <w:tcBorders>
+              <w:top w:val="single" w:sz="6" w:space="0" w:color="9AA4B5"/>
+              <w:left w:val="single" w:sz="6" w:space="0" w:color="9AA4B5"/>
+              <w:bottom w:val="single" w:sz="6" w:space="0" w:color="9AA4B5"/>
+              <w:right w:val="single" w:sz="6" w:space="0" w:color="9AA4B5"/>
+            </w:tcBorders>
+            <w:tcMar>
+              <w:top w:w="45" w:type="dxa"/>
+              <w:left w:w="75" w:type="dxa"/>
+              <w:bottom w:w="45" w:type="dxa"/>
+              <w:right w:w="75" w:type="dxa"/>
+            </w:tcMar>
+            <w:hideMark/>
+          </w:tcPr>
+          <w:p>
+            <w:pPr>
+              <w:spacing w:after="80"/>
+              <w:rPr>
+                <w:rFonts w:ascii="Calibri" w:eastAsia="Times New Roman" w:hAnsi="Calibri" w:cs="Calibri"/>
+                <w:color w:val="1A1A1A"/>
+                <w:sz w:val="19"/>
+                <w:szCs w:val="19"/>
+              </w:rPr>
+            </w:pPr>
+            <w:r>
+              <w:rPr>
+                <w:rStyle w:val="code1"/>
+                <w:rFonts w:eastAsia="Times New Roman" w:cs="Calibri"/>
+                <w:color w:val="1A1A1A"/>
+              </w:rPr>
+              <w:t>test(not(C)) :- \+ holds(C)</w:t>
+            </w:r>
+            <w:r>
+              <w:rPr>
+                <w:rFonts w:ascii="Calibri" w:eastAsia="Times New Roman" w:hAnsi="Calibri" w:cs="Calibri"/>
+                <w:color w:val="1A1A1A"/>
+                <w:sz w:val="19"/>
+                <w:szCs w:val="19"/>
+              </w:rPr>
+              <w:t xml:space="preserve"> (line 114) and </w:t>
+            </w:r>
+            <w:r>
+              <w:rPr>
+                <w:rStyle w:val="code1"/>
+                <w:rFonts w:eastAsia="Times New Roman" w:cs="Calibri"/>
+                <w:color w:val="1A1A1A"/>
+              </w:rPr>
+              <w:t>prove(not(C), ...)</w:t>
+            </w:r>
+            <w:r>
+              <w:rPr>
+                <w:rFonts w:ascii="Calibri" w:eastAsia="Times New Roman" w:hAnsi="Calibri" w:cs="Calibri"/>
+                <w:color w:val="1A1A1A"/>
+                <w:sz w:val="19"/>
+                <w:szCs w:val="19"/>
+              </w:rPr>
+              <w:t xml:space="preserve"> (line 372) implement conditions such as </w:t>
+            </w:r>
+            <w:r>
+              <w:rPr>
+                <w:rStyle w:val="code1"/>
+                <w:rFonts w:eastAsia="Times New Roman" w:cs="Calibri"/>
+                <w:color w:val="1A1A1A"/>
+              </w:rPr>
+              <w:t>not(phenomenon(star))</w:t>
+            </w:r>
+            <w:r>
+              <w:rPr>
+                <w:rFonts w:ascii="Calibri" w:eastAsia="Times New Roman" w:hAnsi="Calibri" w:cs="Calibri"/>
+                <w:color w:val="1A1A1A"/>
+                <w:sz w:val="19"/>
+                <w:szCs w:val="19"/>
+              </w:rPr>
+              <w:t>.</w:t>
+            </w:r>
+          </w:p>
+        </w:tc>
+      </w:tr>
+      <w:tr>
+        <w:tc>
+          <w:tcPr>
+            <w:tcW w:w="0" w:type="auto"/>
+            <w:tcBorders>
+              <w:top w:val="single" w:sz="6" w:space="0" w:color="9AA4B5"/>
+              <w:left w:val="single" w:sz="6" w:space="0" w:color="9AA4B5"/>
+              <w:bottom w:val="single" w:sz="6" w:space="0" w:color="9AA4B5"/>
+              <w:right w:val="single" w:sz="6" w:space="0" w:color="9AA4B5"/>
+            </w:tcBorders>
+            <w:tcMar>
+              <w:top w:w="45" w:type="dxa"/>
+              <w:left w:w="75" w:type="dxa"/>
+              <w:bottom w:w="45" w:type="dxa"/>
+              <w:right w:w="75" w:type="dxa"/>
+            </w:tcMar>
+            <w:hideMark/>
+          </w:tcPr>
+          <w:p>
+            <w:pPr>
+              <w:spacing w:after="80"/>
+              <w:rPr>
+                <w:rFonts w:ascii="Calibri" w:eastAsia="Times New Roman" w:hAnsi="Calibri" w:cs="Calibri"/>
+                <w:color w:val="1A1A1A"/>
+                <w:sz w:val="19"/>
+                <w:szCs w:val="19"/>
+              </w:rPr>
+            </w:pPr>
+            <w:r>
+              <w:rPr>
+                <w:rFonts w:ascii="Calibri" w:eastAsia="Times New Roman" w:hAnsi="Calibri" w:cs="Calibri"/>
+                <w:color w:val="1A1A1A"/>
+                <w:sz w:val="19"/>
+                <w:szCs w:val="19"/>
+              </w:rPr>
+              <w:t>Dynamic database</w:t>
+            </w:r>
+          </w:p>
+        </w:tc>
+        <w:tc>
+          <w:tcPr>
+            <w:tcW w:w="0" w:type="auto"/>
+            <w:tcBorders>
+              <w:top w:val="single" w:sz="6" w:space="0" w:color="9AA4B5"/>
+              <w:left w:val="single" w:sz="6" w:space="0" w:color="9AA4B5"/>
+              <w:bottom w:val="single" w:sz="6" w:space="0" w:color="9AA4B5"/>
+              <w:right w:val="single" w:sz="6" w:space="0" w:color="9AA4B5"/>
+            </w:tcBorders>
+            <w:tcMar>
+              <w:top w:w="45" w:type="dxa"/>
+              <w:left w:w="75" w:type="dxa"/>
+              <w:bottom w:w="45" w:type="dxa"/>
+              <w:right w:w="75" w:type="dxa"/>
+            </w:tcMar>
+            <w:hideMark/>
+          </w:tcPr>
+          <w:p>
+            <w:pPr>
+              <w:spacing w:after="80"/>
+              <w:rPr>
+                <w:rFonts w:ascii="Calibri" w:eastAsia="Times New Roman" w:hAnsi="Calibri" w:cs="Calibri"/>
+                <w:color w:val="1A1A1A"/>
+                <w:sz w:val="19"/>
+                <w:szCs w:val="19"/>
+              </w:rPr>
+            </w:pPr>
+            <w:r>
+              <w:rPr>
+                <w:rFonts w:ascii="Calibri" w:eastAsia="Times New Roman" w:hAnsi="Calibri" w:cs="Calibri"/>
+                <w:color w:val="1A1A1A"/>
+                <w:sz w:val="19"/>
+                <w:szCs w:val="19"/>
+              </w:rPr>
+              <w:t xml:space="preserve">Working memory </w:t>
+            </w:r>
+            <w:r>
+              <w:rPr>
+                <w:rStyle w:val="code1"/>
+                <w:rFonts w:eastAsia="Times New Roman" w:cs="Calibri"/>
+                <w:color w:val="1A1A1A"/>
+              </w:rPr>
+              <w:t>fact/1</w:t>
+            </w:r>
+            <w:r>
+              <w:rPr>
+                <w:rFonts w:ascii="Calibri" w:eastAsia="Times New Roman" w:hAnsi="Calibri" w:cs="Calibri"/>
+                <w:color w:val="1A1A1A"/>
+                <w:sz w:val="19"/>
+                <w:szCs w:val="19"/>
+              </w:rPr>
+              <w:t xml:space="preserve">, </w:t>
+            </w:r>
+            <w:r>
+              <w:rPr>
+                <w:rStyle w:val="code1"/>
+                <w:rFonts w:eastAsia="Times New Roman" w:cs="Calibri"/>
+                <w:color w:val="1A1A1A"/>
+              </w:rPr>
+              <w:t>fired/3</w:t>
+            </w:r>
+            <w:r>
+              <w:rPr>
+                <w:rFonts w:ascii="Calibri" w:eastAsia="Times New Roman" w:hAnsi="Calibri" w:cs="Calibri"/>
+                <w:color w:val="1A1A1A"/>
+                <w:sz w:val="19"/>
+                <w:szCs w:val="19"/>
+              </w:rPr>
+              <w:t xml:space="preserve">, </w:t>
+            </w:r>
+            <w:r>
+              <w:rPr>
+                <w:rStyle w:val="code1"/>
+                <w:rFonts w:eastAsia="Times New Roman" w:cs="Calibri"/>
+                <w:color w:val="1A1A1A"/>
+              </w:rPr>
+              <w:t>cf/2</w:t>
+            </w:r>
+            <w:r>
+              <w:rPr>
+                <w:rFonts w:ascii="Calibri" w:eastAsia="Times New Roman" w:hAnsi="Calibri" w:cs="Calibri"/>
+                <w:color w:val="1A1A1A"/>
+                <w:sz w:val="19"/>
+                <w:szCs w:val="19"/>
+              </w:rPr>
+              <w:t xml:space="preserve"> </w:t>
+            </w:r>
+            <w:r>
+              <w:rPr>
+                <w:rFonts w:ascii="Calibri" w:eastAsia="Times New Roman" w:hAnsi="Calibri" w:cs="Calibri"/>
+                <w:color w:val="1A1A1A"/>
+                <w:sz w:val="19"/>
+                <w:szCs w:val="19"/>
+              </w:rPr>
+              <w:t xml:space="preserve">is changed with </w:t>
+            </w:r>
+            <w:r>
+              <w:rPr>
+                <w:rStyle w:val="code1"/>
+                <w:rFonts w:eastAsia="Times New Roman" w:cs="Calibri"/>
+                <w:color w:val="1A1A1A"/>
+              </w:rPr>
+              <w:t>assertz/retract</w:t>
+            </w:r>
+            <w:r>
+              <w:rPr>
+                <w:rFonts w:ascii="Calibri" w:eastAsia="Times New Roman" w:hAnsi="Calibri" w:cs="Calibri"/>
+                <w:color w:val="1A1A1A"/>
+                <w:sz w:val="19"/>
+                <w:szCs w:val="19"/>
+              </w:rPr>
+              <w:t xml:space="preserve"> in </w:t>
+            </w:r>
+            <w:r>
+              <w:rPr>
+                <w:rStyle w:val="code1"/>
+                <w:rFonts w:eastAsia="Times New Roman" w:cs="Calibri"/>
+                <w:color w:val="1A1A1A"/>
+              </w:rPr>
+              <w:t>load_inputs/1</w:t>
+            </w:r>
+            <w:r>
+              <w:rPr>
+                <w:rFonts w:ascii="Calibri" w:eastAsia="Times New Roman" w:hAnsi="Calibri" w:cs="Calibri"/>
+                <w:color w:val="1A1A1A"/>
+                <w:sz w:val="19"/>
+                <w:szCs w:val="19"/>
+              </w:rPr>
+              <w:t xml:space="preserve"> (line 98) and </w:t>
+            </w:r>
+            <w:r>
+              <w:rPr>
+                <w:rStyle w:val="code1"/>
+                <w:rFonts w:eastAsia="Times New Roman" w:cs="Calibri"/>
+                <w:color w:val="1A1A1A"/>
+              </w:rPr>
+              <w:t>fire/3</w:t>
+            </w:r>
+            <w:r>
+              <w:rPr>
+                <w:rFonts w:ascii="Calibri" w:eastAsia="Times New Roman" w:hAnsi="Calibri" w:cs="Calibri"/>
+                <w:color w:val="1A1A1A"/>
+                <w:sz w:val="19"/>
+                <w:szCs w:val="19"/>
+              </w:rPr>
+              <w:t xml:space="preserve"> (line 183); declared </w:t>
+            </w:r>
+            <w:r>
+              <w:rPr>
+                <w:rStyle w:val="code1"/>
+                <w:rFonts w:eastAsia="Times New Roman" w:cs="Calibri"/>
+                <w:color w:val="1A1A1A"/>
+              </w:rPr>
+              <w:t>thread_local</w:t>
+            </w:r>
+            <w:r>
+              <w:rPr>
+                <w:rFonts w:ascii="Calibri" w:eastAsia="Times New Roman" w:hAnsi="Calibri" w:cs="Calibri"/>
+                <w:color w:val="1A1A1A"/>
+                <w:sz w:val="19"/>
+                <w:szCs w:val="19"/>
+              </w:rPr>
+              <w:t xml:space="preserve"> (lines 37-41).</w:t>
+            </w:r>
+          </w:p>
+        </w:tc>
+      </w:tr>
+      <w:tr>
+        <w:tc>
+          <w:tcPr>
+            <w:tcW w:w="0" w:type="auto"/>
+            <w:tcBorders>
+              <w:top w:val="single" w:sz="6" w:space="0" w:color="9AA4B5"/>
+              <w:left w:val="single" w:sz="6" w:space="0" w:color="9AA4B5"/>
+              <w:bottom w:val="single" w:sz="6" w:space="0" w:color="9AA4B5"/>
+              <w:right w:val="single" w:sz="6" w:space="0" w:color="9AA4B5"/>
+            </w:tcBorders>
+            <w:tcMar>
+              <w:top w:w="45" w:type="dxa"/>
+              <w:left w:w="75" w:type="dxa"/>
+              <w:bottom w:w="45" w:type="dxa"/>
+              <w:right w:w="75" w:type="dxa"/>
+            </w:tcMar>
+            <w:hideMark/>
+          </w:tcPr>
+          <w:p>
+            <w:pPr>
+              <w:spacing w:after="80"/>
+              <w:rPr>
+                <w:rFonts w:ascii="Calibri" w:eastAsia="Times New Roman" w:hAnsi="Calibri" w:cs="Calibri"/>
+                <w:color w:val="1A1A1A"/>
+                <w:sz w:val="19"/>
+                <w:szCs w:val="19"/>
+              </w:rPr>
+            </w:pPr>
+            <w:r>
+              <w:rPr>
+                <w:rFonts w:ascii="Calibri" w:eastAsia="Times New Roman" w:hAnsi="Calibri" w:cs="Calibri"/>
+                <w:color w:val="1A1A1A"/>
+                <w:sz w:val="19"/>
+                <w:szCs w:val="19"/>
+              </w:rPr>
+              <w:t>Meta-interpreter</w:t>
+            </w:r>
+          </w:p>
+        </w:tc>
+        <w:tc>
+          <w:tcPr>
+            <w:tcW w:w="0" w:type="auto"/>
+            <w:tcBorders>
+              <w:top w:val="single" w:sz="6" w:space="0" w:color="9AA4B5"/>
+              <w:left w:val="single" w:sz="6" w:space="0" w:color="9AA4B5"/>
+              <w:bottom w:val="single" w:sz="6" w:space="0" w:color="9AA4B5"/>
+              <w:right w:val="single" w:sz="6" w:space="0" w:color="9AA4B5"/>
+            </w:tcBorders>
+            <w:tcMar>
+              <w:top w:w="45" w:type="dxa"/>
+              <w:left w:w="75" w:type="dxa"/>
+              <w:bottom w:w="45" w:type="dxa"/>
+              <w:right w:w="75" w:type="dxa"/>
+            </w:tcMar>
+            <w:hideMark/>
+          </w:tcPr>
+          <w:p>
+            <w:pPr>
+              <w:spacing w:after="80"/>
+              <w:rPr>
+                <w:rFonts w:ascii="Calibri" w:eastAsia="Times New Roman" w:hAnsi="Calibri" w:cs="Calibri"/>
+                <w:color w:val="1A1A1A"/>
+                <w:sz w:val="19"/>
+                <w:szCs w:val="19"/>
+              </w:rPr>
+            </w:pPr>
+            <w:r>
+              <w:rPr>
+                <w:rStyle w:val="code1"/>
+                <w:rFonts w:eastAsia="Times New Roman" w:cs="Calibri"/>
+                <w:color w:val="1A1A1A"/>
+              </w:rPr>
+              <w:t>prove/2</w:t>
+            </w:r>
+            <w:r>
+              <w:rPr>
+                <w:rFonts w:ascii="Calibri" w:eastAsia="Times New Roman" w:hAnsi="Calibri" w:cs="Calibri"/>
+                <w:color w:val="1A1A1A"/>
+                <w:sz w:val="19"/>
+                <w:szCs w:val="19"/>
+              </w:rPr>
+              <w:t xml:space="preserve"> and </w:t>
+            </w:r>
+            <w:r>
+              <w:rPr>
+                <w:rStyle w:val="code1"/>
+                <w:rFonts w:eastAsia="Times New Roman" w:cs="Calibri"/>
+                <w:color w:val="1A1A1A"/>
+              </w:rPr>
+              <w:t>prove_c/3</w:t>
+            </w:r>
+            <w:r>
+              <w:rPr>
+                <w:rFonts w:ascii="Calibri" w:eastAsia="Times New Roman" w:hAnsi="Calibri" w:cs="Calibri"/>
+                <w:color w:val="1A1A1A"/>
+                <w:sz w:val="19"/>
+                <w:szCs w:val="19"/>
+              </w:rPr>
+              <w:t xml:space="preserve"> interpret rules stored as data and build proof trees.</w:t>
+            </w:r>
+          </w:p>
+        </w:tc>
+      </w:tr>
+      <w:tr>
+        <w:tc>
+          <w:tcPr>
+            <w:tcW w:w="0" w:type="auto"/>
+            <w:tcBorders>
+              <w:top w:val="single" w:sz="6" w:space="0" w:color="9AA4B5"/>
+              <w:left w:val="single" w:sz="6" w:space="0" w:color="9AA4B5"/>
+              <w:bottom w:val="single" w:sz="6" w:space="0" w:color="9AA4B5"/>
+              <w:right w:val="single" w:sz="6" w:space="0" w:color="9AA4B5"/>
+            </w:tcBorders>
+            <w:tcMar>
+              <w:top w:w="45" w:type="dxa"/>
+              <w:left w:w="75" w:type="dxa"/>
+              <w:bottom w:w="45" w:type="dxa"/>
+              <w:right w:w="75" w:type="dxa"/>
+            </w:tcMar>
+            <w:hideMark/>
+          </w:tcPr>
+          <w:p>
+            <w:pPr>
+              <w:spacing w:after="80"/>
+              <w:rPr>
+                <w:rFonts w:ascii="Calibri" w:eastAsia="Times New Roman" w:hAnsi="Calibri" w:cs="Calibri"/>
+                <w:color w:val="1A1A1A"/>
+                <w:sz w:val="19"/>
+                <w:szCs w:val="19"/>
+              </w:rPr>
+            </w:pPr>
+            <w:r>
+              <w:rPr>
+                <w:rFonts w:ascii="Calibri" w:eastAsia="Times New Roman" w:hAnsi="Calibri" w:cs="Calibri"/>
+                <w:color w:val="1A1A1A"/>
+                <w:sz w:val="19"/>
+                <w:szCs w:val="19"/>
+              </w:rPr>
+              <w:t>Exceptions</w:t>
+            </w:r>
+          </w:p>
+        </w:tc>
+        <w:tc>
+          <w:tcPr>
+            <w:tcW w:w="0" w:type="auto"/>
+            <w:tcBorders>
+              <w:top w:val="single" w:sz="6" w:space="0" w:color="9AA4B5"/>
+              <w:left w:val="single" w:sz="6" w:space="0" w:color="9AA4B5"/>
+              <w:bottom w:val="single" w:sz="6" w:space="0" w:color="9AA4B5"/>
+              <w:right w:val="single" w:sz="6" w:space="0" w:color="9AA4B5"/>
+            </w:tcBorders>
+            <w:tcMar>
+              <w:top w:w="45" w:type="dxa"/>
+              <w:left w:w="75" w:type="dxa"/>
+              <w:bottom w:w="45" w:type="dxa"/>
+              <w:right w:w="75" w:type="dxa"/>
+            </w:tcMar>
+            <w:hideMark/>
+          </w:tcPr>
+          <w:p>
+            <w:pPr>
+              <w:spacing w:after="80"/>
+              <w:rPr>
+                <w:rFonts w:ascii="Calibri" w:eastAsia="Times New Roman" w:hAnsi="Calibri" w:cs="Calibri"/>
+                <w:color w:val="1A1A1A"/>
+                <w:sz w:val="19"/>
+                <w:szCs w:val="19"/>
+              </w:rPr>
+            </w:pPr>
+            <w:r>
+              <w:rPr>
+                <w:rFonts w:ascii="Calibri" w:eastAsia="Times New Roman" w:hAnsi="Calibri" w:cs="Calibri"/>
+                <w:color w:val="1A1A1A"/>
+                <w:sz w:val="19"/>
+                <w:szCs w:val="19"/>
+              </w:rPr>
+              <w:t xml:space="preserve">The consultation throws </w:t>
+            </w:r>
+            <w:r>
+              <w:rPr>
+                <w:rStyle w:val="code1"/>
+                <w:rFonts w:eastAsia="Times New Roman" w:cs="Calibri"/>
+                <w:color w:val="1A1A1A"/>
+              </w:rPr>
+              <w:t>ask(K, Stack)</w:t>
+            </w:r>
+            <w:r>
+              <w:rPr>
+                <w:rFonts w:ascii="Calibri" w:eastAsia="Times New Roman" w:hAnsi="Calibri" w:cs="Calibri"/>
+                <w:color w:val="1A1A1A"/>
+                <w:sz w:val="19"/>
+                <w:szCs w:val="19"/>
+              </w:rPr>
+              <w:t xml:space="preserve"> from inside the proof (line 293) and catches it in </w:t>
+            </w:r>
+            <w:r>
+              <w:rPr>
+                <w:rStyle w:val="code1"/>
+                <w:rFonts w:eastAsia="Times New Roman" w:cs="Calibri"/>
+                <w:color w:val="1A1A1A"/>
+              </w:rPr>
+              <w:t>consult/4</w:t>
+            </w:r>
+            <w:r>
+              <w:rPr>
+                <w:rFonts w:ascii="Calibri" w:eastAsia="Times New Roman" w:hAnsi="Calibri" w:cs="Calibri"/>
+                <w:color w:val="1A1A1A"/>
+                <w:sz w:val="19"/>
+                <w:szCs w:val="19"/>
+              </w:rPr>
+              <w:t xml:space="preserve"> (line 264).</w:t>
+            </w:r>
+          </w:p>
+        </w:tc>
+      </w:tr>
+      <w:tr>
+        <w:tc>
+          <w:tcPr>
+            <w:tcW w:w="0" w:type="auto"/>
+            <w:tcBorders>
+              <w:top w:val="single" w:sz="6" w:space="0" w:color="9AA4B5"/>
+              <w:left w:val="single" w:sz="6" w:space="0" w:color="9AA4B5"/>
+              <w:bottom w:val="single" w:sz="6" w:space="0" w:color="9AA4B5"/>
+              <w:right w:val="single" w:sz="6" w:space="0" w:color="9AA4B5"/>
+            </w:tcBorders>
+            <w:tcMar>
+              <w:top w:w="45" w:type="dxa"/>
+              <w:left w:w="75" w:type="dxa"/>
+              <w:bottom w:w="45" w:type="dxa"/>
+              <w:right w:w="75" w:type="dxa"/>
+            </w:tcMar>
+            <w:hideMark/>
+          </w:tcPr>
+          <w:p>
+            <w:pPr>
+              <w:spacing w:after="80"/>
+              <w:rPr>
+                <w:rFonts w:ascii="Calibri" w:eastAsia="Times New Roman" w:hAnsi="Calibri" w:cs="Calibri"/>
+                <w:color w:val="1A1A1A"/>
+                <w:sz w:val="19"/>
+                <w:szCs w:val="19"/>
+              </w:rPr>
+            </w:pPr>
+            <w:r>
+              <w:rPr>
+                <w:rFonts w:ascii="Calibri" w:eastAsia="Times New Roman" w:hAnsi="Calibri" w:cs="Calibri"/>
+                <w:color w:val="1A1A1A"/>
+                <w:sz w:val="19"/>
+                <w:szCs w:val="19"/>
+              </w:rPr>
+              <w:t>Definite Clause Grammar</w:t>
+            </w:r>
+          </w:p>
+        </w:tc>
+        <w:tc>
+          <w:tcPr>
+            <w:tcW w:w="0" w:type="auto"/>
+            <w:tcBorders>
+              <w:top w:val="single" w:sz="6" w:space="0" w:color="9AA4B5"/>
+              <w:left w:val="single" w:sz="6" w:space="0" w:color="9AA4B5"/>
+              <w:bottom w:val="single" w:sz="6" w:space="0" w:color="9AA4B5"/>
+              <w:right w:val="single" w:sz="6" w:space="0" w:color="9AA4B5"/>
+            </w:tcBorders>
+            <w:tcMar>
+              <w:top w:w="45" w:type="dxa"/>
+              <w:left w:w="75" w:type="dxa"/>
+              <w:bottom w:w="45" w:type="dxa"/>
+              <w:right w:w="75" w:type="dxa"/>
+            </w:tcMar>
+            <w:hideMark/>
+          </w:tcPr>
+          <w:p>
+            <w:pPr>
+              <w:spacing w:after="80"/>
+              <w:rPr>
+                <w:rFonts w:ascii="Calibri" w:eastAsia="Times New Roman" w:hAnsi="Calibri" w:cs="Calibri"/>
+                <w:color w:val="1A1A1A"/>
+                <w:sz w:val="19"/>
+                <w:szCs w:val="19"/>
+              </w:rPr>
+            </w:pPr>
+            <w:r>
+              <w:rPr>
+                <w:rFonts w:ascii="Calibri" w:eastAsia="Times New Roman" w:hAnsi="Calibri" w:cs="Calibri"/>
+                <w:color w:val="1A1A1A"/>
+                <w:sz w:val="19"/>
+                <w:szCs w:val="19"/>
+              </w:rPr>
+              <w:t xml:space="preserve">query_parser.pl, </w:t>
+            </w:r>
+            <w:r>
+              <w:rPr>
+                <w:rStyle w:val="code1"/>
+                <w:rFonts w:eastAsia="Times New Roman" w:cs="Calibri"/>
+                <w:color w:val="1A1A1A"/>
+              </w:rPr>
+              <w:t>items//1</w:t>
+            </w:r>
+            <w:r>
+              <w:rPr>
+                <w:rFonts w:ascii="Calibri" w:eastAsia="Times New Roman" w:hAnsi="Calibri" w:cs="Calibri"/>
+                <w:color w:val="1A1A1A"/>
+                <w:sz w:val="19"/>
+                <w:szCs w:val="19"/>
+              </w:rPr>
+              <w:t xml:space="preserve"> (line 58) and </w:t>
+            </w:r>
+            <w:r>
+              <w:rPr>
+                <w:rStyle w:val="code1"/>
+                <w:rFonts w:eastAsia="Times New Roman" w:cs="Calibri"/>
+                <w:color w:val="1A1A1A"/>
+              </w:rPr>
+              <w:t>goal_phrase//1</w:t>
+            </w:r>
+            <w:r>
+              <w:rPr>
+                <w:rFonts w:ascii="Calibri" w:eastAsia="Times New Roman" w:hAnsi="Calibri" w:cs="Calibri"/>
+                <w:color w:val="1A1A1A"/>
+                <w:sz w:val="19"/>
+                <w:szCs w:val="19"/>
+              </w:rPr>
+              <w:t xml:space="preserve"> (line 66).</w:t>
+            </w:r>
+          </w:p>
+        </w:tc>
+      </w:tr>
+      <w:tr>
+        <w:tc>
+          <w:tcPr>
+            <w:tcW w:w="0" w:type="auto"/>
+            <w:tcBorders>
+              <w:top w:val="single" w:sz="6" w:space="0" w:color="9AA4B5"/>
+              <w:left w:val="single" w:sz="6" w:space="0" w:color="9AA4B5"/>
+              <w:bottom w:val="single" w:sz="6" w:space="0" w:color="9AA4B5"/>
+              <w:right w:val="single" w:sz="6" w:space="0" w:color="9AA4B5"/>
+            </w:tcBorders>
+            <w:tcMar>
+              <w:top w:w="45" w:type="dxa"/>
+              <w:left w:w="75" w:type="dxa"/>
+              <w:bottom w:w="45" w:type="dxa"/>
+              <w:right w:w="75" w:type="dxa"/>
+            </w:tcMar>
+            <w:hideMark/>
+          </w:tcPr>
+          <w:p>
+            <w:pPr>
+              <w:spacing w:after="80"/>
+              <w:rPr>
+                <w:rFonts w:ascii="Calibri" w:eastAsia="Times New Roman" w:hAnsi="Calibri" w:cs="Calibri"/>
+                <w:color w:val="1A1A1A"/>
+                <w:sz w:val="19"/>
+                <w:szCs w:val="19"/>
+              </w:rPr>
+            </w:pPr>
+            <w:r>
+              <w:rPr>
+                <w:rFonts w:ascii="Calibri" w:eastAsia="Times New Roman" w:hAnsi="Calibri" w:cs="Calibri"/>
+                <w:color w:val="1A1A1A"/>
+                <w:sz w:val="19"/>
+                <w:szCs w:val="19"/>
+              </w:rPr>
+              <w:t>Higher-order predicates</w:t>
+            </w:r>
+          </w:p>
+        </w:tc>
+        <w:tc>
+          <w:tcPr>
+            <w:tcW w:w="0" w:type="auto"/>
+            <w:tcBorders>
+              <w:top w:val="single" w:sz="6" w:space="0" w:color="9AA4B5"/>
+              <w:left w:val="single" w:sz="6" w:space="0" w:color="9AA4B5"/>
+              <w:bottom w:val="single" w:sz="6" w:space="0" w:color="9AA4B5"/>
+              <w:right w:val="single" w:sz="6" w:space="0" w:color="9AA4B5"/>
+            </w:tcBorders>
+            <w:tcMar>
+              <w:top w:w="45" w:type="dxa"/>
+              <w:left w:w="75" w:type="dxa"/>
+              <w:bottom w:w="45" w:type="dxa"/>
+              <w:right w:w="75" w:type="dxa"/>
+            </w:tcMar>
+            <w:hideMark/>
+          </w:tcPr>
+          <w:p>
+            <w:pPr>
+              <w:spacing w:after="80"/>
+              <w:rPr>
+                <w:rFonts w:ascii="Calibri" w:eastAsia="Times New Roman" w:hAnsi="Calibri" w:cs="Calibri"/>
+                <w:color w:val="1A1A1A"/>
+                <w:sz w:val="19"/>
+                <w:szCs w:val="19"/>
+              </w:rPr>
+            </w:pPr>
+            <w:r>
+              <w:rPr>
+                <w:rStyle w:val="code1"/>
+                <w:rFonts w:eastAsia="Times New Roman" w:cs="Calibri"/>
+                <w:color w:val="1A1A1A"/>
+              </w:rPr>
+              <w:t>findall/3</w:t>
+            </w:r>
+            <w:r>
+              <w:rPr>
+                <w:rFonts w:ascii="Calibri" w:eastAsia="Times New Roman" w:hAnsi="Calibri" w:cs="Calibri"/>
+                <w:color w:val="1A1A1A"/>
+                <w:sz w:val="19"/>
+                <w:szCs w:val="19"/>
+              </w:rPr>
+              <w:t xml:space="preserve">, </w:t>
+            </w:r>
+            <w:r>
+              <w:rPr>
+                <w:rStyle w:val="code1"/>
+                <w:rFonts w:eastAsia="Times New Roman" w:cs="Calibri"/>
+                <w:color w:val="1A1A1A"/>
+              </w:rPr>
+              <w:t>maplist/3</w:t>
+            </w:r>
+            <w:r>
+              <w:rPr>
+                <w:rFonts w:ascii="Calibri" w:eastAsia="Times New Roman" w:hAnsi="Calibri" w:cs="Calibri"/>
+                <w:color w:val="1A1A1A"/>
+                <w:sz w:val="19"/>
+                <w:szCs w:val="19"/>
+              </w:rPr>
+              <w:t xml:space="preserve">, </w:t>
+            </w:r>
+            <w:r>
+              <w:rPr>
+                <w:rStyle w:val="code1"/>
+                <w:rFonts w:eastAsia="Times New Roman" w:cs="Calibri"/>
+                <w:color w:val="1A1A1A"/>
+              </w:rPr>
+              <w:t>convlist/3</w:t>
+            </w:r>
+            <w:r>
+              <w:rPr>
+                <w:rFonts w:ascii="Calibri" w:eastAsia="Times New Roman" w:hAnsi="Calibri" w:cs="Calibri"/>
+                <w:color w:val="1A1A1A"/>
+                <w:sz w:val="19"/>
+                <w:szCs w:val="19"/>
+              </w:rPr>
+              <w:t xml:space="preserve">, </w:t>
+            </w:r>
+            <w:r>
+              <w:rPr>
+                <w:rStyle w:val="code1"/>
+                <w:rFonts w:eastAsia="Times New Roman" w:cs="Calibri"/>
+                <w:color w:val="1A1A1A"/>
+              </w:rPr>
+              <w:t>foldl/4</w:t>
+            </w:r>
+            <w:r>
+              <w:rPr>
+                <w:rFonts w:ascii="Calibri" w:eastAsia="Times New Roman" w:hAnsi="Calibri" w:cs="Calibri"/>
+                <w:color w:val="1A1A1A"/>
+                <w:sz w:val="19"/>
+                <w:szCs w:val="19"/>
+              </w:rPr>
+              <w:t xml:space="preserve"> </w:t>
+            </w:r>
+            <w:r>
+              <w:rPr>
+                <w:rFonts w:ascii="Calibri" w:eastAsia="Times New Roman" w:hAnsi="Calibri" w:cs="Calibri"/>
+                <w:color w:val="1A1A1A"/>
+                <w:sz w:val="19"/>
+                <w:szCs w:val="19"/>
+              </w:rPr>
+              <w:t>for collecting explanations and validating input.</w:t>
+            </w:r>
+          </w:p>
+        </w:tc>
+      </w:tr>
+    </w:tbl>
+    <w:p>
+      <w:pPr>
+        <w:pStyle w:val="note"/>
+        <w:spacing w:before="0" w:beforeAutospacing="0" w:after="120"/>
+        <w:jc w:val="both"/>
+        <w:rPr>
+          <w:rFonts w:ascii="Calibri" w:hAnsi="Calibri" w:cs="Calibri"/>
+          <w:color w:val="1A1A1A"/>
+          <w:sz w:val="22"/>
+          <w:szCs w:val="22"/>
+        </w:rPr>
+      </w:pPr>
+      <w:r>
+        <w:rPr>
+          <w:rFonts w:ascii="Calibri" w:hAnsi="Calibri" w:cs="Calibri"/>
+          <w:color w:val="1A1A1A"/>
+          <w:sz w:val="22"/>
+          <w:szCs w:val="22"/>
+        </w:rPr>
+        <w:t>[Line numbers refer to the submitted version of engine.pl and query_parser.pl; re-check them if you edit those files.]</w:t>
+      </w:r>
+    </w:p>
+    <w:p>
+      <w:pPr>
+        <w:pStyle w:val="Heading1"/>
+        <w:rPr>
+          <w:rFonts w:eastAsia="Times New Roman"/>
+        </w:rPr>
+      </w:pPr>
+      <w:bookmarkStart w:id="23" w:name="_Toc241587603"/>
+      <w:r>
+        <w:rPr>
+          <w:rFonts w:eastAsia="Times New Roman"/>
+        </w:rPr>
+        <w:t>4. Explanation Facility</w:t>
+      </w:r>
+      <w:bookmarkEnd w:id="23"/>
     </w:p>
     <w:p>
       <w:pPr>
@@ -24285,18 +24349,18 @@
           <w:sz w:val="22"/>
           <w:szCs w:val="22"/>
         </w:rPr>
-        <w:t xml:space="preserve">When a verification fails, the system names the failed condition and traces it back through the rules. For a red spinel (isotropic, RI 1.718, SG 3.60) checked as a ruby, it answers: </w:t>
+        <w:t xml:space="preserve">The brief requires the explanation to show the chain </w:t>
       </w:r>
       <w:r>
         <w:rPr>
           <w:rFonts w:ascii="Calibri" w:hAnsi="Calibri" w:cs="Calibri"/>
-          <w:i/>
-          <w:iCs/>
+          <w:b/>
+          <w:bCs/>
           <w:color w:val="1A1A1A"/>
           <w:sz w:val="22"/>
           <w:szCs w:val="22"/>
         </w:rPr>
-        <w:t>"No - your stone does not match Ruby. Main reason: it must be doubly refractive with one optic axis (uniaxial), but you entered singly refractive (isotropic)"</w:t>
+        <w:t>user input → facts → rules fired → reasoning → conclusion</w:t>
       </w:r>
       <w:r>
         <w:rPr>
@@ -24305,7 +24369,359 @@
           <w:sz w:val="22"/>
           <w:szCs w:val="22"/>
         </w:rPr>
-        <w:t>. It then shows that rule r21 needs corundum and rule r1 failed on the optic character (Figure 9), and adds what the data points to instead (red spinel).</w:t>
+        <w:t>. The system provides this chain at two levels of detail, for users and for examiners, and answers the three classic explanation questions: How, Why and Why not [11], [12].</w:t>
+      </w:r>
+    </w:p>
+    <w:p>
+      <w:pPr>
+        <w:pStyle w:val="Heading2"/>
+        <w:rPr>
+          <w:rFonts w:eastAsia="Times New Roman"/>
+        </w:rPr>
+      </w:pPr>
+      <w:bookmarkStart w:id="24" w:name="_Toc241587604"/>
+      <w:r>
+        <w:rPr>
+          <w:rFonts w:eastAsia="Times New Roman"/>
+        </w:rPr>
+        <w:t>4.1 How: the reasoning trace</w:t>
+      </w:r>
+      <w:bookmarkEnd w:id="24"/>
+    </w:p>
+    <w:p>
+      <w:pPr>
+        <w:pStyle w:val="NormalWeb"/>
+        <w:rPr>
+          <w:rFonts w:ascii="Calibri" w:hAnsi="Calibri" w:cs="Calibri"/>
+          <w:color w:val="1A1A1A"/>
+          <w:sz w:val="22"/>
+          <w:szCs w:val="22"/>
+        </w:rPr>
+      </w:pPr>
+      <w:r>
+        <w:rPr>
+          <w:rFonts w:ascii="Calibri" w:hAnsi="Calibri" w:cs="Calibri"/>
+          <w:color w:val="1A1A1A"/>
+          <w:sz w:val="22"/>
+          <w:szCs w:val="22"/>
+        </w:rPr>
+        <w:t xml:space="preserve">The technical trace is generated from the </w:t>
+      </w:r>
+      <w:r>
+        <w:rPr>
+          <w:rStyle w:val="code1"/>
+          <w:rFonts w:cs="Calibri"/>
+          <w:color w:val="1A1A1A"/>
+        </w:rPr>
+        <w:t>fired/3</w:t>
+      </w:r>
+      <w:r>
+        <w:rPr>
+          <w:rFonts w:ascii="Calibri" w:hAnsi="Calibri" w:cs="Calibri"/>
+          <w:color w:val="1A1A1A"/>
+          <w:sz w:val="22"/>
+          <w:szCs w:val="22"/>
+        </w:rPr>
+        <w:t xml:space="preserve"> log. For each fired rule it lists the rule's conditions as they were satisfied, the justification and source, and the certainty calculation:</w:t>
+      </w:r>
+    </w:p>
+    <w:p>
+      <w:pPr>
+        <w:pStyle w:val="HTMLPreformatted"/>
+        <w:rPr>
+          <w:color w:val="1A1A1A"/>
+        </w:rPr>
+      </w:pPr>
+      <w:r>
+        <w:rPr>
+          <w:color w:val="1A1A1A"/>
+        </w:rPr>
+        <w:t>USER INPUT</w:t>
+      </w:r>
+    </w:p>
+    <w:p>
+      <w:pPr>
+        <w:pStyle w:val="HTMLPreformatted"/>
+        <w:rPr>
+          <w:color w:val="1A1A1A"/>
+        </w:rPr>
+      </w:pPr>
+      <w:r>
+        <w:rPr>
+          <w:color w:val="1A1A1A"/>
+        </w:rPr>
+        <w:t xml:space="preserve">   RI = 1.765 / SG = 4.0 / Optic character = uniaxial / Colour = blue / Inclusion = silk</w:t>
+      </w:r>
+    </w:p>
+    <w:p>
+      <w:pPr>
+        <w:pStyle w:val="HTMLPreformatted"/>
+        <w:rPr>
+          <w:color w:val="1A1A1A"/>
+        </w:rPr>
+      </w:pPr>
+      <w:r>
+        <w:rPr>
+          <w:color w:val="1A1A1A"/>
+        </w:rPr>
+        <w:t>FACTS (WORKING MEMORY AT START)</w:t>
+      </w:r>
+    </w:p>
+    <w:p>
+      <w:pPr>
+        <w:pStyle w:val="HTMLPreformatted"/>
+        <w:rPr>
+          <w:color w:val="1A1A1A"/>
+        </w:rPr>
+      </w:pPr>
+      <w:r>
+        <w:rPr>
+          <w:color w:val="1A1A1A"/>
+        </w:rPr>
+        <w:t xml:space="preserve">   ri(1.765), sg(4.0), optic(uniaxial), observed_colour(blue), inclusion(silk)</w:t>
+      </w:r>
+    </w:p>
+    <w:p>
+      <w:pPr>
+        <w:pStyle w:val="HTMLPreformatted"/>
+        <w:rPr>
+          <w:color w:val="1A1A1A"/>
+        </w:rPr>
+      </w:pPr>
+      <w:r>
+        <w:rPr>
+          <w:color w:val="1A1A1A"/>
+        </w:rPr>
+        <w:t>RULES FIRED (IN ORDER)</w:t>
+      </w:r>
+    </w:p>
+    <w:p>
+      <w:pPr>
+        <w:pStyle w:val="HTMLPreformatted"/>
+        <w:rPr>
+          <w:color w:val="1A1A1A"/>
+        </w:rPr>
+      </w:pPr>
+      <w:r>
+        <w:rPr>
+          <w:color w:val="1A1A1A"/>
+        </w:rPr>
+        <w:t xml:space="preserve">   r1 -&gt; species(corundum)</w:t>
+      </w:r>
+    </w:p>
+    <w:p>
+      <w:pPr>
+        <w:pStyle w:val="HTMLPreformatted"/>
+        <w:rPr>
+          <w:color w:val="1A1A1A"/>
+        </w:rPr>
+      </w:pPr>
+      <w:r>
+        <w:rPr>
+          <w:color w:val="1A1A1A"/>
+        </w:rPr>
+        <w:t xml:space="preserve">       because: optic character is uniaxial</w:t>
+      </w:r>
+    </w:p>
+    <w:p>
+      <w:pPr>
+        <w:pStyle w:val="HTMLPreformatted"/>
+        <w:rPr>
+          <w:color w:val="1A1A1A"/>
+        </w:rPr>
+      </w:pPr>
+      <w:r>
+        <w:rPr>
+          <w:color w:val="1A1A1A"/>
+        </w:rPr>
+        <w:t xml:space="preserve">                </w:t>
+      </w:r>
+      <w:r>
+        <w:rPr>
+          <w:color w:val="1A1A1A"/>
+        </w:rPr>
+        <w:t>RI 1.765 lies in the corundum range 1.757-1.780 (+/-0.005)</w:t>
+      </w:r>
+    </w:p>
+    <w:p>
+      <w:pPr>
+        <w:pStyle w:val="HTMLPreformatted"/>
+        <w:rPr>
+          <w:color w:val="1A1A1A"/>
+        </w:rPr>
+      </w:pPr>
+      <w:r>
+        <w:rPr>
+          <w:color w:val="1A1A1A"/>
+        </w:rPr>
+        <w:t xml:space="preserve">                SG 4.0 lies in the corundum range 3.95-4.10 (+/-0.03)</w:t>
+      </w:r>
+    </w:p>
+    <w:p>
+      <w:pPr>
+        <w:pStyle w:val="HTMLPreformatted"/>
+        <w:rPr>
+          <w:color w:val="1A1A1A"/>
+        </w:rPr>
+      </w:pPr>
+      <w:r>
+        <w:rPr>
+          <w:color w:val="1A1A1A"/>
+        </w:rPr>
+        <w:t xml:space="preserve">       why: Corundum is doubly refractive (uniaxial) with RI about 1.762-1.770 and SG about 4.00. [source: gia]</w:t>
+      </w:r>
+    </w:p>
+    <w:p>
+      <w:pPr>
+        <w:pStyle w:val="HTMLPreformatted"/>
+        <w:rPr>
+          <w:color w:val="1A1A1A"/>
+        </w:rPr>
+      </w:pPr>
+      <w:r>
+        <w:rPr>
+          <w:color w:val="1A1A1A"/>
+        </w:rPr>
+        <w:t xml:space="preserve">       certainty: rule CF 0.95 x weakest condition 1.00 = 0.95</w:t>
+      </w:r>
+    </w:p>
+    <w:p>
+      <w:pPr>
+        <w:pStyle w:val="HTMLPreformatted"/>
+        <w:rPr>
+          <w:color w:val="1A1A1A"/>
+        </w:rPr>
+      </w:pPr>
+      <w:r>
+        <w:rPr>
+          <w:color w:val="1A1A1A"/>
+        </w:rPr>
+        <w:t xml:space="preserve">   r24 -&gt; variety(blue_sapphire)</w:t>
+      </w:r>
+    </w:p>
+    <w:p>
+      <w:pPr>
+        <w:pStyle w:val="HTMLPreformatted"/>
+        <w:rPr>
+          <w:color w:val="1A1A1A"/>
+        </w:rPr>
+      </w:pPr>
+      <w:r>
+        <w:rPr>
+          <w:color w:val="1A1A1A"/>
+        </w:rPr>
+        <w:t xml:space="preserve">       because: species(corundum) (established earlier); colour is blue; phenomenon(star) is not established</w:t>
+      </w:r>
+    </w:p>
+    <w:p>
+      <w:pPr>
+        <w:pStyle w:val="HTMLPreformatted"/>
+        <w:rPr>
+          <w:color w:val="1A1A1A"/>
+        </w:rPr>
+      </w:pPr>
+      <w:r>
+        <w:rPr>
+          <w:color w:val="1A1A1A"/>
+        </w:rPr>
+        <w:t xml:space="preserve">   r46 -&gt; origin(likely_natural)</w:t>
+      </w:r>
+    </w:p>
+    <w:p>
+      <w:pPr>
+        <w:pStyle w:val="HTMLPreformatted"/>
+        <w:rPr>
+          <w:color w:val="1A1A1A"/>
+        </w:rPr>
+      </w:pPr>
+      <w:r>
+        <w:rPr>
+          <w:color w:val="1A1A1A"/>
+        </w:rPr>
+        <w:lastRenderedPageBreak/>
+        <w:t xml:space="preserve">       </w:t>
+      </w:r>
+      <w:r>
+        <w:rPr>
+          <w:color w:val="1A1A1A"/>
+        </w:rPr>
+        <w:t>because: species(corundum) (established earlier); inclusion seen: silk</w:t>
+      </w:r>
+    </w:p>
+    <w:p>
+      <w:pPr>
+        <w:pStyle w:val="HTMLPreformatted"/>
+        <w:rPr>
+          <w:color w:val="1A1A1A"/>
+        </w:rPr>
+      </w:pPr>
+      <w:r>
+        <w:rPr>
+          <w:color w:val="1A1A1A"/>
+        </w:rPr>
+        <w:t xml:space="preserve">   r61 -&gt; advice(get_certificate)</w:t>
+      </w:r>
+    </w:p>
+    <w:p>
+      <w:pPr>
+        <w:pStyle w:val="HTMLPreformatted"/>
+        <w:rPr>
+          <w:color w:val="1A1A1A"/>
+        </w:rPr>
+      </w:pPr>
+      <w:r>
+        <w:rPr>
+          <w:color w:val="1A1A1A"/>
+        </w:rPr>
+        <w:t>CONCLUSION</w:t>
+      </w:r>
+    </w:p>
+    <w:p>
+      <w:pPr>
+        <w:pStyle w:val="HTMLPreformatted"/>
+        <w:rPr>
+          <w:color w:val="1A1A1A"/>
+        </w:rPr>
+      </w:pPr>
+      <w:r>
+        <w:rPr>
+          <w:color w:val="1A1A1A"/>
+        </w:rPr>
+        <w:t xml:space="preserve">   Blue sapphire (Corundum) - Strong match; Origin: Likely natural</w:t>
+      </w:r>
+    </w:p>
+    <w:p>
+      <w:pPr>
+        <w:pStyle w:val="HTMLPreformatted"/>
+        <w:rPr>
+          <w:color w:val="1A1A1A"/>
+        </w:rPr>
+      </w:pPr>
+      <w:r>
+        <w:rPr>
+          <w:color w:val="1A1A1A"/>
+        </w:rPr>
+        <w:t xml:space="preserve">   Recommendation: obtain an NGJA or other accredited laboratory certificate before purchase.</w:t>
+      </w:r>
+    </w:p>
+    <w:p>
+      <w:pPr>
+        <w:pStyle w:val="NormalWeb"/>
+        <w:rPr>
+          <w:rFonts w:ascii="Calibri" w:hAnsi="Calibri" w:cs="Calibri"/>
+          <w:color w:val="1A1A1A"/>
+          <w:sz w:val="22"/>
+          <w:szCs w:val="22"/>
+        </w:rPr>
+      </w:pPr>
+      <w:r>
+        <w:rPr>
+          <w:rFonts w:ascii="Calibri" w:hAnsi="Calibri" w:cs="Calibri"/>
+          <w:color w:val="1A1A1A"/>
+          <w:sz w:val="22"/>
+          <w:szCs w:val="22"/>
+        </w:rPr>
+        <w:t>The same information is presented to users as numbered plain-language steps (Figure 9), for example "Its refractive index (1.765) is within the Corundum range of 1.757-1.780", each tagged with its rule, certainty and source.</w:t>
       </w:r>
     </w:p>
     <w:p>
@@ -24328,8 +24744,8 @@
           <w:szCs w:val="22"/>
         </w:rPr>
         <w:drawing>
-          <wp:inline distT="0" distB="0" distL="0" distR="0" wp14:anchorId="6AF6FBF0" wp14:editId="235E278F">
-            <wp:extent cx="4480560" cy="1219200"/>
+          <wp:inline distT="0" distB="0" distL="0" distR="0" wp14:anchorId="10B758F6" wp14:editId="6362B940">
+            <wp:extent cx="4480560" cy="5646420"/>
             <wp:effectExtent l="0" t="0" r="0" b="0"/>
             <wp:docPr id="9" name="Picture 9"/>
             <wp:cNvGraphicFramePr>
@@ -24360,7 +24776,7 @@
                   <pic:spPr bwMode="auto">
                     <a:xfrm>
                       <a:off x="0" y="0"/>
-                      <a:ext cx="4480560" cy="1219200"/>
+                      <a:ext cx="4480560" cy="5646420"/>
                     </a:xfrm>
                     <a:prstGeom prst="rect">
                       <a:avLst/>
@@ -24389,7 +24805,7 @@
         <w:rPr>
           <w:rFonts w:ascii="Calibri" w:hAnsi="Calibri" w:cs="Calibri"/>
         </w:rPr>
-        <w:t>Figure 9. Why-not explanation for a failed verification</w:t>
+        <w:t>Figure 9. Plain-language How explanation</w:t>
       </w:r>
     </w:p>
     <w:p>
@@ -24399,14 +24815,14 @@
           <w:rFonts w:eastAsia="Times New Roman"/>
         </w:rPr>
       </w:pPr>
-      <w:bookmarkStart w:id="27" w:name="_Toc241529660"/>
+      <w:bookmarkStart w:id="25" w:name="_Toc241587605"/>
       <w:r>
         <w:rPr>
           <w:rFonts w:eastAsia="Times New Roman"/>
         </w:rPr>
-        <w:t>4.4 Reasoning diagrams</w:t>
-      </w:r>
-      <w:bookmarkEnd w:id="27"/>
+        <w:t>4.2 Why: explaining a question</w:t>
+      </w:r>
+      <w:bookmarkEnd w:id="25"/>
     </w:p>
     <w:p>
       <w:pPr>
@@ -24425,16 +24841,98 @@
           <w:sz w:val="22"/>
           <w:szCs w:val="22"/>
         </w:rPr>
-        <w:t>Each result page includes a diagram generated from the actual reasoning for the user's own input, with Play, Back and Next controls that replay it one step at a time with a caption. The forward-chaining diagram (Figure 10) shows input facts at the top, each fired rule numbered in firing order, and the facts it added. The backward-chaining diagram (Figure 11) shows the goal tree: the question, the rules tried, and each condition marked as proved, failed or never checked, which makes visible that backward cha</w:t>
-      </w:r>
-      <w:r>
-        <w:rPr>
-          <w:rFonts w:ascii="Calibri" w:hAnsi="Calibri" w:cs="Calibri"/>
-          <w:color w:val="1A1A1A"/>
-          <w:sz w:val="22"/>
-          <w:szCs w:val="22"/>
-        </w:rPr>
-        <w:t>ining abandons a rule at its first failed condition.</w:t>
+        <w:t>During a consultation the user can ask why a question is being asked. The answer is built from the stack of rules being tried (Figure 10):</w:t>
+      </w:r>
+    </w:p>
+    <w:p>
+      <w:pPr>
+        <w:pStyle w:val="HTMLPreformatted"/>
+        <w:rPr>
+          <w:color w:val="1A1A1A"/>
+        </w:rPr>
+      </w:pPr>
+      <w:r>
+        <w:rPr>
+          <w:color w:val="1A1A1A"/>
+        </w:rPr>
+        <w:t>WHY I AM ASKING:</w:t>
+      </w:r>
+    </w:p>
+    <w:p>
+      <w:pPr>
+        <w:pStyle w:val="HTMLPreformatted"/>
+        <w:rPr>
+          <w:color w:val="1A1A1A"/>
+        </w:rPr>
+      </w:pPr>
+      <w:r>
+        <w:rPr>
+          <w:color w:val="1A1A1A"/>
+        </w:rPr>
+        <w:t xml:space="preserve">  - I am trying to find out: is it Ruby?  Rule r21 says: IF Species: Corundum AND Colour: Red</w:t>
+      </w:r>
+    </w:p>
+    <w:p>
+      <w:pPr>
+        <w:pStyle w:val="HTMLPreformatted"/>
+        <w:rPr>
+          <w:color w:val="1A1A1A"/>
+        </w:rPr>
+      </w:pPr>
+      <w:r>
+        <w:rPr>
+          <w:color w:val="1A1A1A"/>
+        </w:rPr>
+        <w:lastRenderedPageBreak/>
+        <w:t xml:space="preserve">    </w:t>
+      </w:r>
+      <w:r>
+        <w:rPr>
+          <w:color w:val="1A1A1A"/>
+        </w:rPr>
+        <w:t>AND NOT Effect: Star THEN Variety: Ruby.</w:t>
+      </w:r>
+    </w:p>
+    <w:p>
+      <w:pPr>
+        <w:pStyle w:val="HTMLPreformatted"/>
+        <w:rPr>
+          <w:color w:val="1A1A1A"/>
+        </w:rPr>
+      </w:pPr>
+      <w:r>
+        <w:rPr>
+          <w:color w:val="1A1A1A"/>
+        </w:rPr>
+        <w:t xml:space="preserve">  - To use that rule I first need to establish: is it Corundum?  Rule r1 says: IF Optic: Uniaxial</w:t>
+      </w:r>
+    </w:p>
+    <w:p>
+      <w:pPr>
+        <w:pStyle w:val="HTMLPreformatted"/>
+        <w:rPr>
+          <w:color w:val="1A1A1A"/>
+        </w:rPr>
+      </w:pPr>
+      <w:r>
+        <w:rPr>
+          <w:color w:val="1A1A1A"/>
+        </w:rPr>
+        <w:t xml:space="preserve">    AND RI in Corundum range AND SG in Corundum range THEN Species: Corundum.</w:t>
+      </w:r>
+    </w:p>
+    <w:p>
+      <w:pPr>
+        <w:pStyle w:val="HTMLPreformatted"/>
+        <w:rPr>
+          <w:color w:val="1A1A1A"/>
+        </w:rPr>
+      </w:pPr>
+      <w:r>
+        <w:rPr>
+          <w:color w:val="1A1A1A"/>
+        </w:rPr>
+        <w:t xml:space="preserve">  - To test rule r1 I need to know: the optic character.</w:t>
       </w:r>
     </w:p>
     <w:p>
@@ -24456,11 +24954,10 @@
           <w:sz w:val="22"/>
           <w:szCs w:val="22"/>
         </w:rPr>
-        <w:lastRenderedPageBreak/>
         <w:drawing>
-          <wp:inline distT="0" distB="0" distL="0" distR="0" wp14:anchorId="55F82A3F" wp14:editId="6144718B">
-            <wp:extent cx="4480560" cy="4556760"/>
-            <wp:effectExtent l="0" t="0" r="0" b="0"/>
+          <wp:inline distT="0" distB="0" distL="0" distR="0" wp14:anchorId="7AF09E58" wp14:editId="1693AFB1">
+            <wp:extent cx="4290060" cy="2926080"/>
+            <wp:effectExtent l="0" t="0" r="0" b="7620"/>
             <wp:docPr id="10" name="Picture 10"/>
             <wp:cNvGraphicFramePr>
               <a:graphicFrameLocks xmlns:a="http://schemas.openxmlformats.org/drawingml/2006/main" noChangeAspect="1"/>
@@ -24490,7 +24987,7 @@
                   <pic:spPr bwMode="auto">
                     <a:xfrm>
                       <a:off x="0" y="0"/>
-                      <a:ext cx="4480560" cy="4556760"/>
+                      <a:ext cx="4290060" cy="2926080"/>
                     </a:xfrm>
                     <a:prstGeom prst="rect">
                       <a:avLst/>
@@ -24519,7 +25016,63 @@
         <w:rPr>
           <w:rFonts w:ascii="Calibri" w:hAnsi="Calibri" w:cs="Calibri"/>
         </w:rPr>
-        <w:t>Figure 10. Forward-chaining diagram for a natural blue sapphire</w:t>
+        <w:t>Figure 10. Consultation question with the Why explanation</w:t>
+      </w:r>
+    </w:p>
+    <w:p>
+      <w:pPr>
+        <w:pStyle w:val="Heading2"/>
+        <w:rPr>
+          <w:rFonts w:eastAsia="Times New Roman"/>
+        </w:rPr>
+      </w:pPr>
+      <w:bookmarkStart w:id="26" w:name="_Toc241587606"/>
+      <w:r>
+        <w:rPr>
+          <w:rFonts w:eastAsia="Times New Roman"/>
+        </w:rPr>
+        <w:t>4.3 Why not: explaining a rejected alternative</w:t>
+      </w:r>
+      <w:bookmarkEnd w:id="26"/>
+    </w:p>
+    <w:p>
+      <w:pPr>
+        <w:pStyle w:val="NormalWeb"/>
+        <w:rPr>
+          <w:rFonts w:ascii="Calibri" w:hAnsi="Calibri" w:cs="Calibri"/>
+          <w:color w:val="1A1A1A"/>
+          <w:sz w:val="22"/>
+          <w:szCs w:val="22"/>
+        </w:rPr>
+      </w:pPr>
+      <w:r>
+        <w:rPr>
+          <w:rFonts w:ascii="Calibri" w:hAnsi="Calibri" w:cs="Calibri"/>
+          <w:color w:val="1A1A1A"/>
+          <w:sz w:val="22"/>
+          <w:szCs w:val="22"/>
+        </w:rPr>
+        <w:t xml:space="preserve">When a verification fails, the system names the failed condition and traces it back through the rules. For a red spinel (isotropic, RI 1.718, SG 3.60) checked as a ruby, it answers: </w:t>
+      </w:r>
+      <w:r>
+        <w:rPr>
+          <w:rFonts w:ascii="Calibri" w:hAnsi="Calibri" w:cs="Calibri"/>
+          <w:i/>
+          <w:iCs/>
+          <w:color w:val="1A1A1A"/>
+          <w:sz w:val="22"/>
+          <w:szCs w:val="22"/>
+        </w:rPr>
+        <w:t>"No - your stone does not match Ruby. Main reason: it must be doubly refractive with one optic axis (uniaxial), but you entered singly refractive (isotropic)"</w:t>
+      </w:r>
+      <w:r>
+        <w:rPr>
+          <w:rFonts w:ascii="Calibri" w:hAnsi="Calibri" w:cs="Calibri"/>
+          <w:color w:val="1A1A1A"/>
+          <w:sz w:val="22"/>
+          <w:szCs w:val="22"/>
+        </w:rPr>
+        <w:t>. It then shows that rule r21 needs corundum and rule r1 failed on the optic character (Figure 11), and adds what the data points to instead (red spinel).</w:t>
       </w:r>
     </w:p>
     <w:p>
@@ -24542,8 +25095,8 @@
           <w:szCs w:val="22"/>
         </w:rPr>
         <w:drawing>
-          <wp:inline distT="0" distB="0" distL="0" distR="0" wp14:anchorId="503D948A" wp14:editId="26701102">
-            <wp:extent cx="4480560" cy="3726180"/>
+          <wp:inline distT="0" distB="0" distL="0" distR="0" wp14:anchorId="651D9E29" wp14:editId="7AF93EEA">
+            <wp:extent cx="4480560" cy="1325880"/>
             <wp:effectExtent l="0" t="0" r="0" b="7620"/>
             <wp:docPr id="11" name="Picture 11"/>
             <wp:cNvGraphicFramePr>
@@ -24574,7 +25127,7 @@
                   <pic:spPr bwMode="auto">
                     <a:xfrm>
                       <a:off x="0" y="0"/>
-                      <a:ext cx="4480560" cy="3726180"/>
+                      <a:ext cx="4480560" cy="1325880"/>
                     </a:xfrm>
                     <a:prstGeom prst="rect">
                       <a:avLst/>
@@ -24603,7 +25156,221 @@
         <w:rPr>
           <w:rFonts w:ascii="Calibri" w:hAnsi="Calibri" w:cs="Calibri"/>
         </w:rPr>
-        <w:t>Figure 11. Backward-chaining goal tree for "is it a ruby?" with red spinel data</w:t>
+        <w:t>Figure 11. Why-not explanation for a failed verification</w:t>
+      </w:r>
+    </w:p>
+    <w:p>
+      <w:pPr>
+        <w:pStyle w:val="Heading2"/>
+        <w:rPr>
+          <w:rFonts w:eastAsia="Times New Roman"/>
+        </w:rPr>
+      </w:pPr>
+      <w:bookmarkStart w:id="27" w:name="_Toc241587607"/>
+      <w:r>
+        <w:rPr>
+          <w:rFonts w:eastAsia="Times New Roman"/>
+        </w:rPr>
+        <w:t>4.4 Reasoning diagrams</w:t>
+      </w:r>
+      <w:bookmarkEnd w:id="27"/>
+    </w:p>
+    <w:p>
+      <w:pPr>
+        <w:pStyle w:val="NormalWeb"/>
+        <w:rPr>
+          <w:rFonts w:ascii="Calibri" w:hAnsi="Calibri" w:cs="Calibri"/>
+          <w:color w:val="1A1A1A"/>
+          <w:sz w:val="22"/>
+          <w:szCs w:val="22"/>
+        </w:rPr>
+      </w:pPr>
+      <w:r>
+        <w:rPr>
+          <w:rFonts w:ascii="Calibri" w:hAnsi="Calibri" w:cs="Calibri"/>
+          <w:color w:val="1A1A1A"/>
+          <w:sz w:val="22"/>
+          <w:szCs w:val="22"/>
+        </w:rPr>
+        <w:t>Each result page includes a diagram generated from the actual reasoning for the user's own input, with Play, Back and Next controls that replay it one step at a time with a caption. The forward-chaining diagram (Figure 12) shows input facts at the top, each fired rule numbered in firing order, and the facts it added. The backward-chaining diagram (Figure 13) shows the goal tree: the question, the rules tried, and each condition marked as proved, failed or never checked, which makes visible that backward cha</w:t>
+      </w:r>
+      <w:r>
+        <w:rPr>
+          <w:rFonts w:ascii="Calibri" w:hAnsi="Calibri" w:cs="Calibri"/>
+          <w:color w:val="1A1A1A"/>
+          <w:sz w:val="22"/>
+          <w:szCs w:val="22"/>
+        </w:rPr>
+        <w:t>ining abandons a rule at its first failed condition.</w:t>
+      </w:r>
+    </w:p>
+    <w:p>
+      <w:pPr>
+        <w:pStyle w:val="fig"/>
+        <w:spacing w:before="0" w:beforeAutospacing="0"/>
+        <w:rPr>
+          <w:rFonts w:ascii="Calibri" w:hAnsi="Calibri" w:cs="Calibri"/>
+          <w:color w:val="1A1A1A"/>
+          <w:sz w:val="22"/>
+          <w:szCs w:val="22"/>
+        </w:rPr>
+      </w:pPr>
+      <w:r>
+        <w:rPr>
+          <w:rFonts w:ascii="Calibri" w:hAnsi="Calibri" w:cs="Calibri"/>
+          <w:noProof/>
+          <w:color w:val="1A1A1A"/>
+          <w:sz w:val="22"/>
+          <w:szCs w:val="22"/>
+        </w:rPr>
+        <w:lastRenderedPageBreak/>
+        <w:drawing>
+          <wp:inline distT="0" distB="0" distL="0" distR="0" wp14:anchorId="67F20339" wp14:editId="1813142B">
+            <wp:extent cx="4480560" cy="4655820"/>
+            <wp:effectExtent l="0" t="0" r="0" b="0"/>
+            <wp:docPr id="12" name="Picture 12"/>
+            <wp:cNvGraphicFramePr>
+              <a:graphicFrameLocks xmlns:a="http://schemas.openxmlformats.org/drawingml/2006/main" noChangeAspect="1"/>
+            </wp:cNvGraphicFramePr>
+            <a:graphic xmlns:a="http://schemas.openxmlformats.org/drawingml/2006/main">
+              <a:graphicData uri="http://schemas.openxmlformats.org/drawingml/2006/picture">
+                <pic:pic xmlns:pic="http://schemas.openxmlformats.org/drawingml/2006/picture">
+                  <pic:nvPicPr>
+                    <pic:cNvPr id="0" name="Picture 12"/>
+                    <pic:cNvPicPr>
+                      <a:picLocks noChangeAspect="1" noChangeArrowheads="1"/>
+                    </pic:cNvPicPr>
+                  </pic:nvPicPr>
+                  <pic:blipFill>
+                    <a:blip r:embed="rId18">
+                      <a:extLst>
+                        <a:ext uri="{28A0092B-C50C-407E-A947-70E740481C1C}">
+                          <a14:useLocalDpi xmlns:a14="http://schemas.microsoft.com/office/drawing/2010/main" val="0"/>
+                        </a:ext>
+                      </a:extLst>
+                    </a:blip>
+                    <a:srcRect/>
+                    <a:stretch>
+                      <a:fillRect/>
+                    </a:stretch>
+                  </pic:blipFill>
+                  <pic:spPr bwMode="auto">
+                    <a:xfrm>
+                      <a:off x="0" y="0"/>
+                      <a:ext cx="4480560" cy="4655820"/>
+                    </a:xfrm>
+                    <a:prstGeom prst="rect">
+                      <a:avLst/>
+                    </a:prstGeom>
+                    <a:noFill/>
+                    <a:ln>
+                      <a:noFill/>
+                    </a:ln>
+                  </pic:spPr>
+                </pic:pic>
+              </a:graphicData>
+            </a:graphic>
+          </wp:inline>
+        </w:drawing>
+      </w:r>
+    </w:p>
+    <w:p>
+      <w:pPr>
+        <w:pStyle w:val="caption"/>
+        <w:spacing w:before="0" w:beforeAutospacing="0"/>
+        <w:rPr>
+          <w:rFonts w:ascii="Calibri" w:hAnsi="Calibri" w:cs="Calibri"/>
+        </w:rPr>
+      </w:pPr>
+      <w:r>
+        <w:rPr>
+          <w:rFonts w:ascii="Calibri" w:hAnsi="Calibri" w:cs="Calibri"/>
+        </w:rPr>
+        <w:t>Figure 12. Forward-chaining diagram for a natural blue sapphire</w:t>
+      </w:r>
+    </w:p>
+    <w:p>
+      <w:pPr>
+        <w:pStyle w:val="fig"/>
+        <w:spacing w:before="0" w:beforeAutospacing="0"/>
+        <w:rPr>
+          <w:rFonts w:ascii="Calibri" w:hAnsi="Calibri" w:cs="Calibri"/>
+          <w:color w:val="1A1A1A"/>
+          <w:sz w:val="22"/>
+          <w:szCs w:val="22"/>
+        </w:rPr>
+      </w:pPr>
+      <w:r>
+        <w:rPr>
+          <w:rFonts w:ascii="Calibri" w:hAnsi="Calibri" w:cs="Calibri"/>
+          <w:noProof/>
+          <w:color w:val="1A1A1A"/>
+          <w:sz w:val="22"/>
+          <w:szCs w:val="22"/>
+        </w:rPr>
+        <w:drawing>
+          <wp:inline distT="0" distB="0" distL="0" distR="0" wp14:anchorId="293ECA64" wp14:editId="3CBB670E">
+            <wp:extent cx="4480560" cy="3733800"/>
+            <wp:effectExtent l="0" t="0" r="0" b="0"/>
+            <wp:docPr id="13" name="Picture 13"/>
+            <wp:cNvGraphicFramePr>
+              <a:graphicFrameLocks xmlns:a="http://schemas.openxmlformats.org/drawingml/2006/main" noChangeAspect="1"/>
+            </wp:cNvGraphicFramePr>
+            <a:graphic xmlns:a="http://schemas.openxmlformats.org/drawingml/2006/main">
+              <a:graphicData uri="http://schemas.openxmlformats.org/drawingml/2006/picture">
+                <pic:pic xmlns:pic="http://schemas.openxmlformats.org/drawingml/2006/picture">
+                  <pic:nvPicPr>
+                    <pic:cNvPr id="0" name="Picture 13"/>
+                    <pic:cNvPicPr>
+                      <a:picLocks noChangeAspect="1" noChangeArrowheads="1"/>
+                    </pic:cNvPicPr>
+                  </pic:nvPicPr>
+                  <pic:blipFill>
+                    <a:blip r:embed="rId19">
+                      <a:extLst>
+                        <a:ext uri="{28A0092B-C50C-407E-A947-70E740481C1C}">
+                          <a14:useLocalDpi xmlns:a14="http://schemas.microsoft.com/office/drawing/2010/main" val="0"/>
+                        </a:ext>
+                      </a:extLst>
+                    </a:blip>
+                    <a:srcRect/>
+                    <a:stretch>
+                      <a:fillRect/>
+                    </a:stretch>
+                  </pic:blipFill>
+                  <pic:spPr bwMode="auto">
+                    <a:xfrm>
+                      <a:off x="0" y="0"/>
+                      <a:ext cx="4480560" cy="3733800"/>
+                    </a:xfrm>
+                    <a:prstGeom prst="rect">
+                      <a:avLst/>
+                    </a:prstGeom>
+                    <a:noFill/>
+                    <a:ln>
+                      <a:noFill/>
+                    </a:ln>
+                  </pic:spPr>
+                </pic:pic>
+              </a:graphicData>
+            </a:graphic>
+          </wp:inline>
+        </w:drawing>
+      </w:r>
+    </w:p>
+    <w:p>
+      <w:pPr>
+        <w:pStyle w:val="caption"/>
+        <w:spacing w:before="0" w:beforeAutospacing="0"/>
+        <w:rPr>
+          <w:rFonts w:ascii="Calibri" w:hAnsi="Calibri" w:cs="Calibri"/>
+        </w:rPr>
+      </w:pPr>
+      <w:r>
+        <w:rPr>
+          <w:rFonts w:ascii="Calibri" w:hAnsi="Calibri" w:cs="Calibri"/>
+        </w:rPr>
+        <w:t>Figure 13. Backward-chaining goal tree for "is it a ruby?" with red spinel data</w:t>
       </w:r>
     </w:p>
     <w:p>
@@ -24613,7 +25380,7 @@
           <w:rFonts w:eastAsia="Times New Roman"/>
         </w:rPr>
       </w:pPr>
-      <w:bookmarkStart w:id="28" w:name="_Toc241529661"/>
+      <w:bookmarkStart w:id="28" w:name="_Toc241587608"/>
       <w:r>
         <w:rPr>
           <w:rFonts w:eastAsia="Times New Roman"/>
@@ -24630,7 +25397,7 @@
           <w:rFonts w:eastAsia="Times New Roman"/>
         </w:rPr>
       </w:pPr>
-      <w:bookmarkStart w:id="29" w:name="_Toc241529662"/>
+      <w:bookmarkStart w:id="29" w:name="_Toc241587609"/>
       <w:r>
         <w:rPr>
           <w:rFonts w:eastAsia="Times New Roman"/>
@@ -24656,7 +25423,7 @@
           <w:sz w:val="22"/>
           <w:szCs w:val="22"/>
         </w:rPr>
-        <w:t>Testing was carried out at three levels: (1) documented manual test cases that exercise each type of scenario through the complete system, (2) automated unit tests with SWI-Prolog's plunit library that are re-run after every change, and (3) interface testing of every web page, including invalid input, in a browser. The 14 example stones built into the home page double as a regression set: each was run through both forward and backward chaining and produced its expected result.</w:t>
+        <w:t>Testing was carried out at three levels: (1) documented manual test cases that exercise each type of scenario through the complete system, (2) automated unit tests with SWI-Prolog's plunit library that are re-run after every change, and (3) interface testing of every web page, including invalid input, in a browser. The 15 example stones built into the home page double as a regression set: each was run through both forward and backward chaining and produced its expected result.</w:t>
       </w:r>
     </w:p>
     <w:p>
@@ -24666,7 +25433,7 @@
           <w:rFonts w:eastAsia="Times New Roman"/>
         </w:rPr>
       </w:pPr>
-      <w:bookmarkStart w:id="30" w:name="_Toc241529663"/>
+      <w:bookmarkStart w:id="30" w:name="_Toc241587610"/>
       <w:r>
         <w:rPr>
           <w:rFonts w:eastAsia="Times New Roman"/>
@@ -29858,6 +30625,542 @@
           </w:p>
         </w:tc>
       </w:tr>
+      <w:tr>
+        <w:tc>
+          <w:tcPr>
+            <w:tcW w:w="0" w:type="auto"/>
+            <w:tcBorders>
+              <w:top w:val="single" w:sz="6" w:space="0" w:color="9AA4B5"/>
+              <w:left w:val="single" w:sz="6" w:space="0" w:color="9AA4B5"/>
+              <w:bottom w:val="single" w:sz="6" w:space="0" w:color="9AA4B5"/>
+              <w:right w:val="single" w:sz="6" w:space="0" w:color="9AA4B5"/>
+            </w:tcBorders>
+            <w:tcMar>
+              <w:top w:w="45" w:type="dxa"/>
+              <w:left w:w="60" w:type="dxa"/>
+              <w:bottom w:w="45" w:type="dxa"/>
+              <w:right w:w="60" w:type="dxa"/>
+            </w:tcMar>
+            <w:hideMark/>
+          </w:tcPr>
+          <w:p>
+            <w:pPr>
+              <w:spacing w:after="80"/>
+              <w:rPr>
+                <w:rFonts w:ascii="Calibri" w:eastAsia="Times New Roman" w:hAnsi="Calibri" w:cs="Calibri"/>
+                <w:color w:val="1A1A1A"/>
+                <w:sz w:val="17"/>
+                <w:szCs w:val="17"/>
+              </w:rPr>
+            </w:pPr>
+            <w:r>
+              <w:rPr>
+                <w:rFonts w:ascii="Calibri" w:eastAsia="Times New Roman" w:hAnsi="Calibri" w:cs="Calibri"/>
+                <w:color w:val="1A1A1A"/>
+                <w:sz w:val="17"/>
+                <w:szCs w:val="17"/>
+              </w:rPr>
+              <w:t>19</w:t>
+            </w:r>
+          </w:p>
+        </w:tc>
+        <w:tc>
+          <w:tcPr>
+            <w:tcW w:w="0" w:type="auto"/>
+            <w:tcBorders>
+              <w:top w:val="single" w:sz="6" w:space="0" w:color="9AA4B5"/>
+              <w:left w:val="single" w:sz="6" w:space="0" w:color="9AA4B5"/>
+              <w:bottom w:val="single" w:sz="6" w:space="0" w:color="9AA4B5"/>
+              <w:right w:val="single" w:sz="6" w:space="0" w:color="9AA4B5"/>
+            </w:tcBorders>
+            <w:tcMar>
+              <w:top w:w="45" w:type="dxa"/>
+              <w:left w:w="60" w:type="dxa"/>
+              <w:bottom w:w="45" w:type="dxa"/>
+              <w:right w:w="60" w:type="dxa"/>
+            </w:tcMar>
+            <w:hideMark/>
+          </w:tcPr>
+          <w:p>
+            <w:pPr>
+              <w:spacing w:after="80"/>
+              <w:rPr>
+                <w:rFonts w:ascii="Calibri" w:eastAsia="Times New Roman" w:hAnsi="Calibri" w:cs="Calibri"/>
+                <w:color w:val="1A1A1A"/>
+                <w:sz w:val="17"/>
+                <w:szCs w:val="17"/>
+              </w:rPr>
+            </w:pPr>
+            <w:r>
+              <w:rPr>
+                <w:rFonts w:ascii="Calibri" w:eastAsia="Times New Roman" w:hAnsi="Calibri" w:cs="Calibri"/>
+                <w:color w:val="1A1A1A"/>
+                <w:sz w:val="17"/>
+                <w:szCs w:val="17"/>
+              </w:rPr>
+              <w:t>RI over the refractometer limit</w:t>
+            </w:r>
+          </w:p>
+        </w:tc>
+        <w:tc>
+          <w:tcPr>
+            <w:tcW w:w="0" w:type="auto"/>
+            <w:tcBorders>
+              <w:top w:val="single" w:sz="6" w:space="0" w:color="9AA4B5"/>
+              <w:left w:val="single" w:sz="6" w:space="0" w:color="9AA4B5"/>
+              <w:bottom w:val="single" w:sz="6" w:space="0" w:color="9AA4B5"/>
+              <w:right w:val="single" w:sz="6" w:space="0" w:color="9AA4B5"/>
+            </w:tcBorders>
+            <w:tcMar>
+              <w:top w:w="45" w:type="dxa"/>
+              <w:left w:w="60" w:type="dxa"/>
+              <w:bottom w:w="45" w:type="dxa"/>
+              <w:right w:w="60" w:type="dxa"/>
+            </w:tcMar>
+            <w:hideMark/>
+          </w:tcPr>
+          <w:p>
+            <w:pPr>
+              <w:spacing w:after="80"/>
+              <w:rPr>
+                <w:rFonts w:ascii="Calibri" w:eastAsia="Times New Roman" w:hAnsi="Calibri" w:cs="Calibri"/>
+                <w:color w:val="1A1A1A"/>
+                <w:sz w:val="17"/>
+                <w:szCs w:val="17"/>
+              </w:rPr>
+            </w:pPr>
+            <w:r>
+              <w:rPr>
+                <w:rFonts w:ascii="Calibri" w:eastAsia="Times New Roman" w:hAnsi="Calibri" w:cs="Calibri"/>
+                <w:color w:val="1A1A1A"/>
+                <w:sz w:val="17"/>
+                <w:szCs w:val="17"/>
+              </w:rPr>
+              <w:t>RI over the limit, SG 4.70, uniaxial, blue, crystals</w:t>
+            </w:r>
+          </w:p>
+        </w:tc>
+        <w:tc>
+          <w:tcPr>
+            <w:tcW w:w="0" w:type="auto"/>
+            <w:tcBorders>
+              <w:top w:val="single" w:sz="6" w:space="0" w:color="9AA4B5"/>
+              <w:left w:val="single" w:sz="6" w:space="0" w:color="9AA4B5"/>
+              <w:bottom w:val="single" w:sz="6" w:space="0" w:color="9AA4B5"/>
+              <w:right w:val="single" w:sz="6" w:space="0" w:color="9AA4B5"/>
+            </w:tcBorders>
+            <w:tcMar>
+              <w:top w:w="45" w:type="dxa"/>
+              <w:left w:w="60" w:type="dxa"/>
+              <w:bottom w:w="45" w:type="dxa"/>
+              <w:right w:w="60" w:type="dxa"/>
+            </w:tcMar>
+            <w:hideMark/>
+          </w:tcPr>
+          <w:p>
+            <w:pPr>
+              <w:spacing w:after="80"/>
+              <w:rPr>
+                <w:rFonts w:ascii="Calibri" w:eastAsia="Times New Roman" w:hAnsi="Calibri" w:cs="Calibri"/>
+                <w:color w:val="1A1A1A"/>
+                <w:sz w:val="17"/>
+                <w:szCs w:val="17"/>
+              </w:rPr>
+            </w:pPr>
+            <w:r>
+              <w:rPr>
+                <w:rFonts w:ascii="Calibri" w:eastAsia="Times New Roman" w:hAnsi="Calibri" w:cs="Calibri"/>
+                <w:color w:val="1A1A1A"/>
+                <w:sz w:val="17"/>
+                <w:szCs w:val="17"/>
+              </w:rPr>
+              <w:t>Blue zircon, not corundum</w:t>
+            </w:r>
+          </w:p>
+        </w:tc>
+        <w:tc>
+          <w:tcPr>
+            <w:tcW w:w="0" w:type="auto"/>
+            <w:tcBorders>
+              <w:top w:val="single" w:sz="6" w:space="0" w:color="9AA4B5"/>
+              <w:left w:val="single" w:sz="6" w:space="0" w:color="9AA4B5"/>
+              <w:bottom w:val="single" w:sz="6" w:space="0" w:color="9AA4B5"/>
+              <w:right w:val="single" w:sz="6" w:space="0" w:color="9AA4B5"/>
+            </w:tcBorders>
+            <w:tcMar>
+              <w:top w:w="45" w:type="dxa"/>
+              <w:left w:w="60" w:type="dxa"/>
+              <w:bottom w:w="45" w:type="dxa"/>
+              <w:right w:w="60" w:type="dxa"/>
+            </w:tcMar>
+            <w:hideMark/>
+          </w:tcPr>
+          <w:p>
+            <w:pPr>
+              <w:spacing w:after="80"/>
+              <w:rPr>
+                <w:rFonts w:ascii="Calibri" w:eastAsia="Times New Roman" w:hAnsi="Calibri" w:cs="Calibri"/>
+                <w:color w:val="1A1A1A"/>
+                <w:sz w:val="17"/>
+                <w:szCs w:val="17"/>
+              </w:rPr>
+            </w:pPr>
+            <w:r>
+              <w:rPr>
+                <w:rFonts w:ascii="Calibri" w:eastAsia="Times New Roman" w:hAnsi="Calibri" w:cs="Calibri"/>
+                <w:color w:val="1A1A1A"/>
+                <w:sz w:val="17"/>
+                <w:szCs w:val="17"/>
+              </w:rPr>
+              <w:t>Blue zircon (65%); origin: Likely natural</w:t>
+            </w:r>
+          </w:p>
+        </w:tc>
+        <w:tc>
+          <w:tcPr>
+            <w:tcW w:w="0" w:type="auto"/>
+            <w:tcBorders>
+              <w:top w:val="single" w:sz="6" w:space="0" w:color="9AA4B5"/>
+              <w:left w:val="single" w:sz="6" w:space="0" w:color="9AA4B5"/>
+              <w:bottom w:val="single" w:sz="6" w:space="0" w:color="9AA4B5"/>
+              <w:right w:val="single" w:sz="6" w:space="0" w:color="9AA4B5"/>
+            </w:tcBorders>
+            <w:tcMar>
+              <w:top w:w="45" w:type="dxa"/>
+              <w:left w:w="60" w:type="dxa"/>
+              <w:bottom w:w="45" w:type="dxa"/>
+              <w:right w:w="60" w:type="dxa"/>
+            </w:tcMar>
+            <w:hideMark/>
+          </w:tcPr>
+          <w:p>
+            <w:pPr>
+              <w:spacing w:after="80"/>
+              <w:rPr>
+                <w:rFonts w:ascii="Calibri" w:eastAsia="Times New Roman" w:hAnsi="Calibri" w:cs="Calibri"/>
+                <w:color w:val="1A1A1A"/>
+                <w:sz w:val="17"/>
+                <w:szCs w:val="17"/>
+              </w:rPr>
+            </w:pPr>
+            <w:r>
+              <w:rPr>
+                <w:rFonts w:ascii="Calibri" w:eastAsia="Times New Roman" w:hAnsi="Calibri" w:cs="Calibri"/>
+                <w:color w:val="1A1A1A"/>
+                <w:sz w:val="17"/>
+                <w:szCs w:val="17"/>
+              </w:rPr>
+              <w:t>r5, r38, r47, r61</w:t>
+            </w:r>
+          </w:p>
+        </w:tc>
+        <w:tc>
+          <w:tcPr>
+            <w:tcW w:w="0" w:type="auto"/>
+            <w:tcBorders>
+              <w:top w:val="single" w:sz="6" w:space="0" w:color="9AA4B5"/>
+              <w:left w:val="single" w:sz="6" w:space="0" w:color="9AA4B5"/>
+              <w:bottom w:val="single" w:sz="6" w:space="0" w:color="9AA4B5"/>
+              <w:right w:val="single" w:sz="6" w:space="0" w:color="9AA4B5"/>
+            </w:tcBorders>
+            <w:tcMar>
+              <w:top w:w="45" w:type="dxa"/>
+              <w:left w:w="60" w:type="dxa"/>
+              <w:bottom w:w="45" w:type="dxa"/>
+              <w:right w:w="60" w:type="dxa"/>
+            </w:tcMar>
+            <w:hideMark/>
+          </w:tcPr>
+          <w:p>
+            <w:pPr>
+              <w:spacing w:after="80"/>
+              <w:rPr>
+                <w:rFonts w:ascii="Calibri" w:eastAsia="Times New Roman" w:hAnsi="Calibri" w:cs="Calibri"/>
+                <w:color w:val="1A1A1A"/>
+                <w:sz w:val="17"/>
+                <w:szCs w:val="17"/>
+              </w:rPr>
+            </w:pPr>
+            <w:r>
+              <w:rPr>
+                <w:rFonts w:ascii="Calibri" w:eastAsia="Times New Roman" w:hAnsi="Calibri" w:cs="Calibri"/>
+                <w:color w:val="1A1A1A"/>
+                <w:sz w:val="17"/>
+                <w:szCs w:val="17"/>
+              </w:rPr>
+              <w:t>Pass</w:t>
+            </w:r>
+          </w:p>
+        </w:tc>
+      </w:tr>
+      <w:tr>
+        <w:tc>
+          <w:tcPr>
+            <w:tcW w:w="0" w:type="auto"/>
+            <w:tcBorders>
+              <w:top w:val="single" w:sz="6" w:space="0" w:color="9AA4B5"/>
+              <w:left w:val="single" w:sz="6" w:space="0" w:color="9AA4B5"/>
+              <w:bottom w:val="single" w:sz="6" w:space="0" w:color="9AA4B5"/>
+              <w:right w:val="single" w:sz="6" w:space="0" w:color="9AA4B5"/>
+            </w:tcBorders>
+            <w:tcMar>
+              <w:top w:w="45" w:type="dxa"/>
+              <w:left w:w="60" w:type="dxa"/>
+              <w:bottom w:w="45" w:type="dxa"/>
+              <w:right w:w="60" w:type="dxa"/>
+            </w:tcMar>
+            <w:hideMark/>
+          </w:tcPr>
+          <w:p>
+            <w:pPr>
+              <w:spacing w:after="80"/>
+              <w:rPr>
+                <w:rFonts w:ascii="Calibri" w:eastAsia="Times New Roman" w:hAnsi="Calibri" w:cs="Calibri"/>
+                <w:color w:val="1A1A1A"/>
+                <w:sz w:val="17"/>
+                <w:szCs w:val="17"/>
+              </w:rPr>
+            </w:pPr>
+            <w:r>
+              <w:rPr>
+                <w:rFonts w:ascii="Calibri" w:eastAsia="Times New Roman" w:hAnsi="Calibri" w:cs="Calibri"/>
+                <w:color w:val="1A1A1A"/>
+                <w:sz w:val="17"/>
+                <w:szCs w:val="17"/>
+              </w:rPr>
+              <w:t>20</w:t>
+            </w:r>
+          </w:p>
+        </w:tc>
+        <w:tc>
+          <w:tcPr>
+            <w:tcW w:w="0" w:type="auto"/>
+            <w:tcBorders>
+              <w:top w:val="single" w:sz="6" w:space="0" w:color="9AA4B5"/>
+              <w:left w:val="single" w:sz="6" w:space="0" w:color="9AA4B5"/>
+              <w:bottom w:val="single" w:sz="6" w:space="0" w:color="9AA4B5"/>
+              <w:right w:val="single" w:sz="6" w:space="0" w:color="9AA4B5"/>
+            </w:tcBorders>
+            <w:tcMar>
+              <w:top w:w="45" w:type="dxa"/>
+              <w:left w:w="60" w:type="dxa"/>
+              <w:bottom w:w="45" w:type="dxa"/>
+              <w:right w:w="60" w:type="dxa"/>
+            </w:tcMar>
+            <w:hideMark/>
+          </w:tcPr>
+          <w:p>
+            <w:pPr>
+              <w:spacing w:after="80"/>
+              <w:rPr>
+                <w:rFonts w:ascii="Calibri" w:eastAsia="Times New Roman" w:hAnsi="Calibri" w:cs="Calibri"/>
+                <w:color w:val="1A1A1A"/>
+                <w:sz w:val="17"/>
+                <w:szCs w:val="17"/>
+              </w:rPr>
+            </w:pPr>
+            <w:r>
+              <w:rPr>
+                <w:rFonts w:ascii="Calibri" w:eastAsia="Times New Roman" w:hAnsi="Calibri" w:cs="Calibri"/>
+                <w:color w:val="1A1A1A"/>
+                <w:sz w:val="17"/>
+                <w:szCs w:val="17"/>
+              </w:rPr>
+              <w:t>Next-measurement hint</w:t>
+            </w:r>
+          </w:p>
+        </w:tc>
+        <w:tc>
+          <w:tcPr>
+            <w:tcW w:w="0" w:type="auto"/>
+            <w:tcBorders>
+              <w:top w:val="single" w:sz="6" w:space="0" w:color="9AA4B5"/>
+              <w:left w:val="single" w:sz="6" w:space="0" w:color="9AA4B5"/>
+              <w:bottom w:val="single" w:sz="6" w:space="0" w:color="9AA4B5"/>
+              <w:right w:val="single" w:sz="6" w:space="0" w:color="9AA4B5"/>
+            </w:tcBorders>
+            <w:tcMar>
+              <w:top w:w="45" w:type="dxa"/>
+              <w:left w:w="60" w:type="dxa"/>
+              <w:bottom w:w="45" w:type="dxa"/>
+              <w:right w:w="60" w:type="dxa"/>
+            </w:tcMar>
+            <w:hideMark/>
+          </w:tcPr>
+          <w:p>
+            <w:pPr>
+              <w:spacing w:after="80"/>
+              <w:rPr>
+                <w:rFonts w:ascii="Calibri" w:eastAsia="Times New Roman" w:hAnsi="Calibri" w:cs="Calibri"/>
+                <w:color w:val="1A1A1A"/>
+                <w:sz w:val="17"/>
+                <w:szCs w:val="17"/>
+              </w:rPr>
+            </w:pPr>
+            <w:r>
+              <w:rPr>
+                <w:rFonts w:ascii="Calibri" w:eastAsia="Times New Roman" w:hAnsi="Calibri" w:cs="Calibri"/>
+                <w:color w:val="1A1A1A"/>
+                <w:sz w:val="17"/>
+                <w:szCs w:val="17"/>
+              </w:rPr>
+              <w:t>isotropic, red (no RI or SG)</w:t>
+            </w:r>
+          </w:p>
+        </w:tc>
+        <w:tc>
+          <w:tcPr>
+            <w:tcW w:w="0" w:type="auto"/>
+            <w:tcBorders>
+              <w:top w:val="single" w:sz="6" w:space="0" w:color="9AA4B5"/>
+              <w:left w:val="single" w:sz="6" w:space="0" w:color="9AA4B5"/>
+              <w:bottom w:val="single" w:sz="6" w:space="0" w:color="9AA4B5"/>
+              <w:right w:val="single" w:sz="6" w:space="0" w:color="9AA4B5"/>
+            </w:tcBorders>
+            <w:tcMar>
+              <w:top w:w="45" w:type="dxa"/>
+              <w:left w:w="60" w:type="dxa"/>
+              <w:bottom w:w="45" w:type="dxa"/>
+              <w:right w:w="60" w:type="dxa"/>
+            </w:tcMar>
+            <w:hideMark/>
+          </w:tcPr>
+          <w:p>
+            <w:pPr>
+              <w:spacing w:after="80"/>
+              <w:rPr>
+                <w:rFonts w:ascii="Calibri" w:eastAsia="Times New Roman" w:hAnsi="Calibri" w:cs="Calibri"/>
+                <w:color w:val="1A1A1A"/>
+                <w:sz w:val="17"/>
+                <w:szCs w:val="17"/>
+              </w:rPr>
+            </w:pPr>
+            <w:r>
+              <w:rPr>
+                <w:rFonts w:ascii="Calibri" w:eastAsia="Times New Roman" w:hAnsi="Calibri" w:cs="Calibri"/>
+                <w:color w:val="1A1A1A"/>
+                <w:sz w:val="17"/>
+                <w:szCs w:val="17"/>
+              </w:rPr>
+              <w:t>Spinel and garnet; advise measuring RI</w:t>
+            </w:r>
+          </w:p>
+        </w:tc>
+        <w:tc>
+          <w:tcPr>
+            <w:tcW w:w="0" w:type="auto"/>
+            <w:tcBorders>
+              <w:top w:val="single" w:sz="6" w:space="0" w:color="9AA4B5"/>
+              <w:left w:val="single" w:sz="6" w:space="0" w:color="9AA4B5"/>
+              <w:bottom w:val="single" w:sz="6" w:space="0" w:color="9AA4B5"/>
+              <w:right w:val="single" w:sz="6" w:space="0" w:color="9AA4B5"/>
+            </w:tcBorders>
+            <w:tcMar>
+              <w:top w:w="45" w:type="dxa"/>
+              <w:left w:w="60" w:type="dxa"/>
+              <w:bottom w:w="45" w:type="dxa"/>
+              <w:right w:w="60" w:type="dxa"/>
+            </w:tcMar>
+            <w:hideMark/>
+          </w:tcPr>
+          <w:p>
+            <w:pPr>
+              <w:spacing w:after="80"/>
+              <w:rPr>
+                <w:rFonts w:ascii="Calibri" w:eastAsia="Times New Roman" w:hAnsi="Calibri" w:cs="Calibri"/>
+                <w:color w:val="1A1A1A"/>
+                <w:sz w:val="17"/>
+                <w:szCs w:val="17"/>
+              </w:rPr>
+            </w:pPr>
+            <w:r>
+              <w:rPr>
+                <w:rFonts w:ascii="Calibri" w:eastAsia="Times New Roman" w:hAnsi="Calibri" w:cs="Calibri"/>
+                <w:color w:val="1A1A1A"/>
+                <w:sz w:val="17"/>
+                <w:szCs w:val="17"/>
+              </w:rPr>
+              <w:t>Candidates spinel, garnet; suggests measuring RI next</w:t>
+            </w:r>
+          </w:p>
+        </w:tc>
+        <w:tc>
+          <w:tcPr>
+            <w:tcW w:w="0" w:type="auto"/>
+            <w:tcBorders>
+              <w:top w:val="single" w:sz="6" w:space="0" w:color="9AA4B5"/>
+              <w:left w:val="single" w:sz="6" w:space="0" w:color="9AA4B5"/>
+              <w:bottom w:val="single" w:sz="6" w:space="0" w:color="9AA4B5"/>
+              <w:right w:val="single" w:sz="6" w:space="0" w:color="9AA4B5"/>
+            </w:tcBorders>
+            <w:tcMar>
+              <w:top w:w="45" w:type="dxa"/>
+              <w:left w:w="60" w:type="dxa"/>
+              <w:bottom w:w="45" w:type="dxa"/>
+              <w:right w:w="60" w:type="dxa"/>
+            </w:tcMar>
+            <w:hideMark/>
+          </w:tcPr>
+          <w:p>
+            <w:pPr>
+              <w:spacing w:after="80"/>
+              <w:rPr>
+                <w:rFonts w:ascii="Calibri" w:eastAsia="Times New Roman" w:hAnsi="Calibri" w:cs="Calibri"/>
+                <w:color w:val="1A1A1A"/>
+                <w:sz w:val="17"/>
+                <w:szCs w:val="17"/>
+              </w:rPr>
+            </w:pPr>
+            <w:r>
+              <w:rPr>
+                <w:rFonts w:ascii="Calibri" w:eastAsia="Times New Roman" w:hAnsi="Calibri" w:cs="Calibri"/>
+                <w:color w:val="1A1A1A"/>
+                <w:sz w:val="17"/>
+                <w:szCs w:val="17"/>
+              </w:rPr>
+              <w:t>r14, r15, r19, r70</w:t>
+            </w:r>
+          </w:p>
+        </w:tc>
+        <w:tc>
+          <w:tcPr>
+            <w:tcW w:w="0" w:type="auto"/>
+            <w:tcBorders>
+              <w:top w:val="single" w:sz="6" w:space="0" w:color="9AA4B5"/>
+              <w:left w:val="single" w:sz="6" w:space="0" w:color="9AA4B5"/>
+              <w:bottom w:val="single" w:sz="6" w:space="0" w:color="9AA4B5"/>
+              <w:right w:val="single" w:sz="6" w:space="0" w:color="9AA4B5"/>
+            </w:tcBorders>
+            <w:tcMar>
+              <w:top w:w="45" w:type="dxa"/>
+              <w:left w:w="60" w:type="dxa"/>
+              <w:bottom w:w="45" w:type="dxa"/>
+              <w:right w:w="60" w:type="dxa"/>
+            </w:tcMar>
+            <w:hideMark/>
+          </w:tcPr>
+          <w:p>
+            <w:pPr>
+              <w:spacing w:after="80"/>
+              <w:rPr>
+                <w:rFonts w:ascii="Calibri" w:eastAsia="Times New Roman" w:hAnsi="Calibri" w:cs="Calibri"/>
+                <w:color w:val="1A1A1A"/>
+                <w:sz w:val="17"/>
+                <w:szCs w:val="17"/>
+              </w:rPr>
+            </w:pPr>
+            <w:r>
+              <w:rPr>
+                <w:rFonts w:ascii="Calibri" w:eastAsia="Times New Roman" w:hAnsi="Calibri" w:cs="Calibri"/>
+                <w:color w:val="1A1A1A"/>
+                <w:sz w:val="17"/>
+                <w:szCs w:val="17"/>
+              </w:rPr>
+              <w:t>Pass</w:t>
+            </w:r>
+          </w:p>
+        </w:tc>
+      </w:tr>
     </w:tbl>
     <w:p>
       <w:pPr>
@@ -29866,7 +31169,7 @@
           <w:rFonts w:eastAsia="Times New Roman"/>
         </w:rPr>
       </w:pPr>
-      <w:bookmarkStart w:id="31" w:name="_Toc241529664"/>
+      <w:bookmarkStart w:id="31" w:name="_Toc241587611"/>
       <w:r>
         <w:rPr>
           <w:rFonts w:eastAsia="Times New Roman"/>
@@ -29892,7 +31195,7 @@
           <w:sz w:val="22"/>
           <w:szCs w:val="22"/>
         </w:rPr>
-        <w:t xml:space="preserve">The plunit suite in tests.pl contains 41 tests in five units (Table 9). All 41 pass (Appendix B). The suite is run with </w:t>
+        <w:t xml:space="preserve">The plunit suite in tests.pl contains 47 tests in five units (Table 9). All 47 pass (Appendix B). The suite is run with </w:t>
       </w:r>
       <w:r>
         <w:rPr>
@@ -30370,7 +31673,7 @@
                 <w:sz w:val="19"/>
                 <w:szCs w:val="19"/>
               </w:rPr>
-              <w:t>5</w:t>
+              <w:t>11</w:t>
             </w:r>
           </w:p>
         </w:tc>
@@ -30408,7 +31711,7 @@
                 <w:sz w:val="19"/>
                 <w:szCs w:val="19"/>
               </w:rPr>
-              <w:t>Rule CF propagation, tolerance penalty, MYCIN combination, ranking, proof certainty.</w:t>
+              <w:t>Rule CF propagation, tolerance penalty, MYCIN combination, ranking, proof certainty, certainty words, "over the limit" RI readings, most useful next measurement.</w:t>
             </w:r>
           </w:p>
         </w:tc>
@@ -30653,7 +31956,7 @@
           <w:rFonts w:eastAsia="Times New Roman"/>
         </w:rPr>
       </w:pPr>
-      <w:bookmarkStart w:id="32" w:name="_Toc241529665"/>
+      <w:bookmarkStart w:id="32" w:name="_Toc241587612"/>
       <w:r>
         <w:rPr>
           <w:rFonts w:eastAsia="Times New Roman"/>
@@ -30995,6 +32298,7 @@
                 <w:sz w:val="19"/>
                 <w:szCs w:val="19"/>
               </w:rPr>
+              <w:lastRenderedPageBreak/>
               <w:t>Consultation page returned "Internal server error"</w:t>
             </w:r>
           </w:p>
@@ -31227,7 +32531,6 @@
                 <w:sz w:val="19"/>
                 <w:szCs w:val="19"/>
               </w:rPr>
-              <w:lastRenderedPageBreak/>
               <w:t>Console menu looped forever when input ended</w:t>
             </w:r>
           </w:p>
@@ -31421,6 +32724,238 @@
                 <w:szCs w:val="19"/>
               </w:rPr>
               <w:t>Evaluate with is/2 before formatting.</w:t>
+            </w:r>
+          </w:p>
+        </w:tc>
+      </w:tr>
+      <w:tr>
+        <w:tc>
+          <w:tcPr>
+            <w:tcW w:w="0" w:type="auto"/>
+            <w:tcBorders>
+              <w:top w:val="single" w:sz="6" w:space="0" w:color="9AA4B5"/>
+              <w:left w:val="single" w:sz="6" w:space="0" w:color="9AA4B5"/>
+              <w:bottom w:val="single" w:sz="6" w:space="0" w:color="9AA4B5"/>
+              <w:right w:val="single" w:sz="6" w:space="0" w:color="9AA4B5"/>
+            </w:tcBorders>
+            <w:tcMar>
+              <w:top w:w="45" w:type="dxa"/>
+              <w:left w:w="75" w:type="dxa"/>
+              <w:bottom w:w="45" w:type="dxa"/>
+              <w:right w:w="75" w:type="dxa"/>
+            </w:tcMar>
+            <w:hideMark/>
+          </w:tcPr>
+          <w:p>
+            <w:pPr>
+              <w:spacing w:after="80"/>
+              <w:rPr>
+                <w:rFonts w:ascii="Calibri" w:eastAsia="Times New Roman" w:hAnsi="Calibri" w:cs="Calibri"/>
+                <w:color w:val="1A1A1A"/>
+                <w:sz w:val="19"/>
+                <w:szCs w:val="19"/>
+              </w:rPr>
+            </w:pPr>
+            <w:r>
+              <w:rPr>
+                <w:rFonts w:ascii="Calibri" w:eastAsia="Times New Roman" w:hAnsi="Calibri" w:cs="Calibri"/>
+                <w:color w:val="1A1A1A"/>
+                <w:sz w:val="19"/>
+                <w:szCs w:val="19"/>
+              </w:rPr>
+              <w:t>Pages were wider than a phone screen, hiding the menu</w:t>
+            </w:r>
+          </w:p>
+        </w:tc>
+        <w:tc>
+          <w:tcPr>
+            <w:tcW w:w="0" w:type="auto"/>
+            <w:tcBorders>
+              <w:top w:val="single" w:sz="6" w:space="0" w:color="9AA4B5"/>
+              <w:left w:val="single" w:sz="6" w:space="0" w:color="9AA4B5"/>
+              <w:bottom w:val="single" w:sz="6" w:space="0" w:color="9AA4B5"/>
+              <w:right w:val="single" w:sz="6" w:space="0" w:color="9AA4B5"/>
+            </w:tcBorders>
+            <w:tcMar>
+              <w:top w:w="45" w:type="dxa"/>
+              <w:left w:w="75" w:type="dxa"/>
+              <w:bottom w:w="45" w:type="dxa"/>
+              <w:right w:w="75" w:type="dxa"/>
+            </w:tcMar>
+            <w:hideMark/>
+          </w:tcPr>
+          <w:p>
+            <w:pPr>
+              <w:spacing w:after="80"/>
+              <w:rPr>
+                <w:rFonts w:ascii="Calibri" w:eastAsia="Times New Roman" w:hAnsi="Calibri" w:cs="Calibri"/>
+                <w:color w:val="1A1A1A"/>
+                <w:sz w:val="19"/>
+                <w:szCs w:val="19"/>
+              </w:rPr>
+            </w:pPr>
+            <w:r>
+              <w:rPr>
+                <w:rFonts w:ascii="Calibri" w:eastAsia="Times New Roman" w:hAnsi="Calibri" w:cs="Calibri"/>
+                <w:color w:val="1A1A1A"/>
+                <w:sz w:val="19"/>
+                <w:szCs w:val="19"/>
+              </w:rPr>
+              <w:t>Long example-question chips could not wrap.</w:t>
+            </w:r>
+          </w:p>
+        </w:tc>
+        <w:tc>
+          <w:tcPr>
+            <w:tcW w:w="0" w:type="auto"/>
+            <w:tcBorders>
+              <w:top w:val="single" w:sz="6" w:space="0" w:color="9AA4B5"/>
+              <w:left w:val="single" w:sz="6" w:space="0" w:color="9AA4B5"/>
+              <w:bottom w:val="single" w:sz="6" w:space="0" w:color="9AA4B5"/>
+              <w:right w:val="single" w:sz="6" w:space="0" w:color="9AA4B5"/>
+            </w:tcBorders>
+            <w:tcMar>
+              <w:top w:w="45" w:type="dxa"/>
+              <w:left w:w="75" w:type="dxa"/>
+              <w:bottom w:w="45" w:type="dxa"/>
+              <w:right w:w="75" w:type="dxa"/>
+            </w:tcMar>
+            <w:hideMark/>
+          </w:tcPr>
+          <w:p>
+            <w:pPr>
+              <w:spacing w:after="80"/>
+              <w:rPr>
+                <w:rFonts w:ascii="Calibri" w:eastAsia="Times New Roman" w:hAnsi="Calibri" w:cs="Calibri"/>
+                <w:color w:val="1A1A1A"/>
+                <w:sz w:val="19"/>
+                <w:szCs w:val="19"/>
+              </w:rPr>
+            </w:pPr>
+            <w:r>
+              <w:rPr>
+                <w:rFonts w:ascii="Calibri" w:eastAsia="Times New Roman" w:hAnsi="Calibri" w:cs="Calibri"/>
+                <w:color w:val="1A1A1A"/>
+                <w:sz w:val="19"/>
+                <w:szCs w:val="19"/>
+              </w:rPr>
+              <w:t>Allow wrapping; add a menu button for small screens.</w:t>
+            </w:r>
+          </w:p>
+        </w:tc>
+      </w:tr>
+      <w:tr>
+        <w:tc>
+          <w:tcPr>
+            <w:tcW w:w="0" w:type="auto"/>
+            <w:tcBorders>
+              <w:top w:val="single" w:sz="6" w:space="0" w:color="9AA4B5"/>
+              <w:left w:val="single" w:sz="6" w:space="0" w:color="9AA4B5"/>
+              <w:bottom w:val="single" w:sz="6" w:space="0" w:color="9AA4B5"/>
+              <w:right w:val="single" w:sz="6" w:space="0" w:color="9AA4B5"/>
+            </w:tcBorders>
+            <w:tcMar>
+              <w:top w:w="45" w:type="dxa"/>
+              <w:left w:w="75" w:type="dxa"/>
+              <w:bottom w:w="45" w:type="dxa"/>
+              <w:right w:w="75" w:type="dxa"/>
+            </w:tcMar>
+            <w:hideMark/>
+          </w:tcPr>
+          <w:p>
+            <w:pPr>
+              <w:spacing w:after="80"/>
+              <w:rPr>
+                <w:rFonts w:ascii="Calibri" w:eastAsia="Times New Roman" w:hAnsi="Calibri" w:cs="Calibri"/>
+                <w:color w:val="1A1A1A"/>
+                <w:sz w:val="19"/>
+                <w:szCs w:val="19"/>
+              </w:rPr>
+            </w:pPr>
+            <w:r>
+              <w:rPr>
+                <w:rFonts w:ascii="Calibri" w:eastAsia="Times New Roman" w:hAnsi="Calibri" w:cs="Calibri"/>
+                <w:color w:val="1A1A1A"/>
+                <w:sz w:val="19"/>
+                <w:szCs w:val="19"/>
+              </w:rPr>
+              <w:t>A stray "Fits: ..." message appeared on consultation questions</w:t>
+            </w:r>
+          </w:p>
+        </w:tc>
+        <w:tc>
+          <w:tcPr>
+            <w:tcW w:w="0" w:type="auto"/>
+            <w:tcBorders>
+              <w:top w:val="single" w:sz="6" w:space="0" w:color="9AA4B5"/>
+              <w:left w:val="single" w:sz="6" w:space="0" w:color="9AA4B5"/>
+              <w:bottom w:val="single" w:sz="6" w:space="0" w:color="9AA4B5"/>
+              <w:right w:val="single" w:sz="6" w:space="0" w:color="9AA4B5"/>
+            </w:tcBorders>
+            <w:tcMar>
+              <w:top w:w="45" w:type="dxa"/>
+              <w:left w:w="75" w:type="dxa"/>
+              <w:bottom w:w="45" w:type="dxa"/>
+              <w:right w:w="75" w:type="dxa"/>
+            </w:tcMar>
+            <w:hideMark/>
+          </w:tcPr>
+          <w:p>
+            <w:pPr>
+              <w:spacing w:after="80"/>
+              <w:rPr>
+                <w:rFonts w:ascii="Calibri" w:eastAsia="Times New Roman" w:hAnsi="Calibri" w:cs="Calibri"/>
+                <w:color w:val="1A1A1A"/>
+                <w:sz w:val="19"/>
+                <w:szCs w:val="19"/>
+              </w:rPr>
+            </w:pPr>
+            <w:r>
+              <w:rPr>
+                <w:rFonts w:ascii="Calibri" w:eastAsia="Times New Roman" w:hAnsi="Calibri" w:cs="Calibri"/>
+                <w:color w:val="1A1A1A"/>
+                <w:sz w:val="19"/>
+                <w:szCs w:val="19"/>
+              </w:rPr>
+              <w:t>The live reading check attached itself to a hidden field carrying an earlier answer.</w:t>
+            </w:r>
+          </w:p>
+        </w:tc>
+        <w:tc>
+          <w:tcPr>
+            <w:tcW w:w="0" w:type="auto"/>
+            <w:tcBorders>
+              <w:top w:val="single" w:sz="6" w:space="0" w:color="9AA4B5"/>
+              <w:left w:val="single" w:sz="6" w:space="0" w:color="9AA4B5"/>
+              <w:bottom w:val="single" w:sz="6" w:space="0" w:color="9AA4B5"/>
+              <w:right w:val="single" w:sz="6" w:space="0" w:color="9AA4B5"/>
+            </w:tcBorders>
+            <w:tcMar>
+              <w:top w:w="45" w:type="dxa"/>
+              <w:left w:w="75" w:type="dxa"/>
+              <w:bottom w:w="45" w:type="dxa"/>
+              <w:right w:w="75" w:type="dxa"/>
+            </w:tcMar>
+            <w:hideMark/>
+          </w:tcPr>
+          <w:p>
+            <w:pPr>
+              <w:spacing w:after="80"/>
+              <w:rPr>
+                <w:rFonts w:ascii="Calibri" w:eastAsia="Times New Roman" w:hAnsi="Calibri" w:cs="Calibri"/>
+                <w:color w:val="1A1A1A"/>
+                <w:sz w:val="19"/>
+                <w:szCs w:val="19"/>
+              </w:rPr>
+            </w:pPr>
+            <w:r>
+              <w:rPr>
+                <w:rFonts w:ascii="Calibri" w:eastAsia="Times New Roman" w:hAnsi="Calibri" w:cs="Calibri"/>
+                <w:color w:val="1A1A1A"/>
+                <w:sz w:val="19"/>
+                <w:szCs w:val="19"/>
+              </w:rPr>
+              <w:t>Check only visible input fields.</w:t>
             </w:r>
           </w:p>
         </w:tc>
@@ -31433,7 +32968,7 @@
           <w:rFonts w:eastAsia="Times New Roman"/>
         </w:rPr>
       </w:pPr>
-      <w:bookmarkStart w:id="33" w:name="_Toc241529666"/>
+      <w:bookmarkStart w:id="33" w:name="_Toc241587613"/>
       <w:r>
         <w:rPr>
           <w:rFonts w:eastAsia="Times New Roman"/>
@@ -32179,7 +33714,7 @@
                 <w:sz w:val="19"/>
                 <w:szCs w:val="19"/>
               </w:rPr>
-              <w:t>Certainty factors, ranked candidates; TC7, 15, 16.</w:t>
+              <w:t>Certainty factors, ranked candidates, next-measurement hint, "over the limit" readings; TC7, 15, 16, 19, 20.</w:t>
             </w:r>
           </w:p>
         </w:tc>
@@ -32295,7 +33830,7 @@
                 <w:sz w:val="19"/>
                 <w:szCs w:val="19"/>
               </w:rPr>
-              <w:t>Web and console interfaces, plain-English questions, example stones.</w:t>
+              <w:t>Web and console interfaces, plain-English questions, example stones, picture choices, live input checks, print/save, phone layout.</w:t>
             </w:r>
           </w:p>
         </w:tc>
@@ -32411,7 +33946,7 @@
                 <w:sz w:val="19"/>
                 <w:szCs w:val="19"/>
               </w:rPr>
-              <w:t>18 manual and 41 automated tests; separate User Manual.</w:t>
+              <w:t>20 manual and 47 automated tests; separate User Manual.</w:t>
             </w:r>
           </w:p>
         </w:tc>
@@ -32444,7 +33979,7 @@
           <w:rFonts w:eastAsia="Times New Roman"/>
         </w:rPr>
       </w:pPr>
-      <w:bookmarkStart w:id="34" w:name="_Toc241529667"/>
+      <w:bookmarkStart w:id="34" w:name="_Toc241587614"/>
       <w:r>
         <w:rPr>
           <w:rFonts w:eastAsia="Times New Roman"/>
@@ -32500,11 +34035,12 @@
           <w:rFonts w:eastAsia="Times New Roman"/>
         </w:rPr>
       </w:pPr>
-      <w:bookmarkStart w:id="35" w:name="_Toc241529668"/>
+      <w:bookmarkStart w:id="35" w:name="_Toc241587615"/>
       <w:r>
         <w:rPr>
           <w:rFonts w:eastAsia="Times New Roman"/>
         </w:rPr>
+        <w:lastRenderedPageBreak/>
         <w:t>7. Discussion</w:t>
       </w:r>
       <w:bookmarkEnd w:id="35"/>
@@ -32516,7 +34052,7 @@
           <w:rFonts w:eastAsia="Times New Roman"/>
         </w:rPr>
       </w:pPr>
-      <w:bookmarkStart w:id="36" w:name="_Toc241529669"/>
+      <w:bookmarkStart w:id="36" w:name="_Toc241587616"/>
       <w:r>
         <w:rPr>
           <w:rFonts w:eastAsia="Times New Roman"/>
@@ -32582,7 +34118,6 @@
           <w:sz w:val="22"/>
           <w:szCs w:val="22"/>
         </w:rPr>
-        <w:lastRenderedPageBreak/>
         <w:t>Human experts also reason with uncertain evidence and weigh several weak clues. The certainty factors model this: no single colour observation identifies a gem, but several weak matches together raise one candidate above another. Finally, experts can justify their conclusions. The explanation facility gives the system the same ability to justify, and its explanations cite the source of each piece of knowledge.</w:t>
       </w:r>
     </w:p>
@@ -32593,7 +34128,7 @@
           <w:rFonts w:eastAsia="Times New Roman"/>
         </w:rPr>
       </w:pPr>
-      <w:bookmarkStart w:id="37" w:name="_Toc241529670"/>
+      <w:bookmarkStart w:id="37" w:name="_Toc241587617"/>
       <w:r>
         <w:rPr>
           <w:rFonts w:eastAsia="Times New Roman"/>
@@ -32667,7 +34202,7 @@
           <w:rFonts w:eastAsia="Times New Roman"/>
         </w:rPr>
       </w:pPr>
-      <w:bookmarkStart w:id="38" w:name="_Toc241529671"/>
+      <w:bookmarkStart w:id="38" w:name="_Toc241587618"/>
       <w:r>
         <w:rPr>
           <w:rFonts w:eastAsia="Times New Roman"/>
@@ -32675,320 +34210,6 @@
         <w:t>7.3 Limitations</w:t>
       </w:r>
       <w:bookmarkEnd w:id="38"/>
-    </w:p>
-    <w:p>
-      <w:pPr>
-        <w:numPr>
-          <w:ilvl w:val="0"/>
-          <w:numId w:val="4"/>
-        </w:numPr>
-        <w:spacing w:before="100" w:beforeAutospacing="1" w:after="40"/>
-        <w:rPr>
-          <w:rFonts w:ascii="Calibri" w:eastAsia="Times New Roman" w:hAnsi="Calibri" w:cs="Calibri"/>
-          <w:color w:val="1A1A1A"/>
-          <w:sz w:val="22"/>
-          <w:szCs w:val="22"/>
-        </w:rPr>
-      </w:pPr>
-      <w:r>
-        <w:rPr>
-          <w:rFonts w:ascii="Calibri" w:eastAsia="Times New Roman" w:hAnsi="Calibri" w:cs="Calibri"/>
-          <w:b/>
-          <w:bCs/>
-          <w:color w:val="1A1A1A"/>
-          <w:sz w:val="22"/>
-          <w:szCs w:val="22"/>
-        </w:rPr>
-        <w:t>No validation on real certified stones.</w:t>
-      </w:r>
-      <w:r>
-        <w:rPr>
-          <w:rFonts w:ascii="Calibri" w:eastAsia="Times New Roman" w:hAnsi="Calibri" w:cs="Calibri"/>
-          <w:color w:val="1A1A1A"/>
-          <w:sz w:val="22"/>
-          <w:szCs w:val="22"/>
-        </w:rPr>
-        <w:t xml:space="preserve"> Accuracy on real-world readings, with their measurement noise, is unknown.</w:t>
-      </w:r>
-    </w:p>
-    <w:p>
-      <w:pPr>
-        <w:numPr>
-          <w:ilvl w:val="0"/>
-          <w:numId w:val="4"/>
-        </w:numPr>
-        <w:spacing w:before="100" w:beforeAutospacing="1" w:after="40"/>
-        <w:rPr>
-          <w:rFonts w:ascii="Calibri" w:eastAsia="Times New Roman" w:hAnsi="Calibri" w:cs="Calibri"/>
-          <w:color w:val="1A1A1A"/>
-          <w:sz w:val="22"/>
-          <w:szCs w:val="22"/>
-        </w:rPr>
-      </w:pPr>
-      <w:r>
-        <w:rPr>
-          <w:rFonts w:ascii="Calibri" w:eastAsia="Times New Roman" w:hAnsi="Calibri" w:cs="Calibri"/>
-          <w:b/>
-          <w:bCs/>
-          <w:color w:val="1A1A1A"/>
-          <w:sz w:val="22"/>
-          <w:szCs w:val="22"/>
-        </w:rPr>
-        <w:t>Over-the-limit readings.</w:t>
-      </w:r>
-      <w:r>
-        <w:rPr>
-          <w:rFonts w:ascii="Calibri" w:eastAsia="Times New Roman" w:hAnsi="Calibri" w:cs="Calibri"/>
-          <w:color w:val="1A1A1A"/>
-          <w:sz w:val="22"/>
-          <w:szCs w:val="22"/>
-        </w:rPr>
-        <w:t xml:space="preserve"> Standard refractometers cannot read high zircon or cubic zirconia; the user cannot yet enter "over the limit", so these rely on SG.</w:t>
-      </w:r>
-    </w:p>
-    <w:p>
-      <w:pPr>
-        <w:numPr>
-          <w:ilvl w:val="0"/>
-          <w:numId w:val="4"/>
-        </w:numPr>
-        <w:spacing w:before="100" w:beforeAutospacing="1" w:after="40"/>
-        <w:rPr>
-          <w:rFonts w:ascii="Calibri" w:eastAsia="Times New Roman" w:hAnsi="Calibri" w:cs="Calibri"/>
-          <w:color w:val="1A1A1A"/>
-          <w:sz w:val="22"/>
-          <w:szCs w:val="22"/>
-        </w:rPr>
-      </w:pPr>
-      <w:r>
-        <w:rPr>
-          <w:rFonts w:ascii="Calibri" w:eastAsia="Times New Roman" w:hAnsi="Calibri" w:cs="Calibri"/>
-          <w:b/>
-          <w:bCs/>
-          <w:color w:val="1A1A1A"/>
-          <w:sz w:val="22"/>
-          <w:szCs w:val="22"/>
-        </w:rPr>
-        <w:t>Unused properties.</w:t>
-      </w:r>
-      <w:r>
-        <w:rPr>
-          <w:rFonts w:ascii="Calibri" w:eastAsia="Times New Roman" w:hAnsi="Calibri" w:cs="Calibri"/>
-          <w:color w:val="1A1A1A"/>
-          <w:sz w:val="22"/>
-          <w:szCs w:val="22"/>
-        </w:rPr>
-        <w:t xml:space="preserve"> Birefringence is stored but not used as an input; pleochroism, fluorescence and absorption spectra, which gemmologists use to separate overlapping species, are not modelled.</w:t>
-      </w:r>
-    </w:p>
-    <w:p>
-      <w:pPr>
-        <w:numPr>
-          <w:ilvl w:val="0"/>
-          <w:numId w:val="4"/>
-        </w:numPr>
-        <w:spacing w:before="100" w:beforeAutospacing="1" w:after="40"/>
-        <w:rPr>
-          <w:rFonts w:ascii="Calibri" w:eastAsia="Times New Roman" w:hAnsi="Calibri" w:cs="Calibri"/>
-          <w:color w:val="1A1A1A"/>
-          <w:sz w:val="22"/>
-          <w:szCs w:val="22"/>
-        </w:rPr>
-      </w:pPr>
-      <w:r>
-        <w:rPr>
-          <w:rFonts w:ascii="Calibri" w:eastAsia="Times New Roman" w:hAnsi="Calibri" w:cs="Calibri"/>
-          <w:b/>
-          <w:bCs/>
-          <w:color w:val="1A1A1A"/>
-          <w:sz w:val="22"/>
-          <w:szCs w:val="22"/>
-        </w:rPr>
-        <w:t>Treatments.</w:t>
-      </w:r>
-      <w:r>
-        <w:rPr>
-          <w:rFonts w:ascii="Calibri" w:eastAsia="Times New Roman" w:hAnsi="Calibri" w:cs="Calibri"/>
-          <w:color w:val="1A1A1A"/>
-          <w:sz w:val="22"/>
-          <w:szCs w:val="22"/>
-        </w:rPr>
-        <w:t xml:space="preserve"> </w:t>
-      </w:r>
-      <w:r>
-        <w:rPr>
-          <w:rFonts w:ascii="Calibri" w:eastAsia="Times New Roman" w:hAnsi="Calibri" w:cs="Calibri"/>
-          <w:color w:val="1A1A1A"/>
-          <w:sz w:val="22"/>
-          <w:szCs w:val="22"/>
-        </w:rPr>
-        <w:t>Only heat treatment is indicated, and only from one visible feature. Glass-filled ruby, a significant fraud, is not covered.</w:t>
-      </w:r>
-    </w:p>
-    <w:p>
-      <w:pPr>
-        <w:numPr>
-          <w:ilvl w:val="0"/>
-          <w:numId w:val="4"/>
-        </w:numPr>
-        <w:spacing w:before="100" w:beforeAutospacing="1" w:after="40"/>
-        <w:rPr>
-          <w:rFonts w:ascii="Calibri" w:eastAsia="Times New Roman" w:hAnsi="Calibri" w:cs="Calibri"/>
-          <w:color w:val="1A1A1A"/>
-          <w:sz w:val="22"/>
-          <w:szCs w:val="22"/>
-        </w:rPr>
-      </w:pPr>
-      <w:r>
-        <w:rPr>
-          <w:rFonts w:ascii="Calibri" w:eastAsia="Times New Roman" w:hAnsi="Calibri" w:cs="Calibri"/>
-          <w:b/>
-          <w:bCs/>
-          <w:color w:val="1A1A1A"/>
-          <w:sz w:val="22"/>
-          <w:szCs w:val="22"/>
-        </w:rPr>
-        <w:t>One inclusion per stone.</w:t>
-      </w:r>
-      <w:r>
-        <w:rPr>
-          <w:rFonts w:ascii="Calibri" w:eastAsia="Times New Roman" w:hAnsi="Calibri" w:cs="Calibri"/>
-          <w:color w:val="1A1A1A"/>
-          <w:sz w:val="22"/>
-          <w:szCs w:val="22"/>
-        </w:rPr>
-        <w:t xml:space="preserve"> The user can report only the dominant inclusion type.</w:t>
-      </w:r>
-    </w:p>
-    <w:p>
-      <w:pPr>
-        <w:numPr>
-          <w:ilvl w:val="0"/>
-          <w:numId w:val="4"/>
-        </w:numPr>
-        <w:spacing w:before="100" w:beforeAutospacing="1" w:after="40"/>
-        <w:rPr>
-          <w:rFonts w:ascii="Calibri" w:eastAsia="Times New Roman" w:hAnsi="Calibri" w:cs="Calibri"/>
-          <w:color w:val="1A1A1A"/>
-          <w:sz w:val="22"/>
-          <w:szCs w:val="22"/>
-        </w:rPr>
-      </w:pPr>
-      <w:r>
-        <w:rPr>
-          <w:rFonts w:ascii="Calibri" w:eastAsia="Times New Roman" w:hAnsi="Calibri" w:cs="Calibri"/>
-          <w:b/>
-          <w:bCs/>
-          <w:color w:val="1A1A1A"/>
-          <w:sz w:val="22"/>
-          <w:szCs w:val="22"/>
-        </w:rPr>
-        <w:t>Subjective certainty factors.</w:t>
-      </w:r>
-      <w:r>
-        <w:rPr>
-          <w:rFonts w:ascii="Calibri" w:eastAsia="Times New Roman" w:hAnsi="Calibri" w:cs="Calibri"/>
-          <w:color w:val="1A1A1A"/>
-          <w:sz w:val="22"/>
-          <w:szCs w:val="22"/>
-        </w:rPr>
-        <w:t xml:space="preserve"> The CF values are the knowledge engineer's judgement and have not been calibrated against data. MYCIN-style certainty factors also lack a full probabilistic foundation [17].</w:t>
-      </w:r>
-    </w:p>
-    <w:p>
-      <w:pPr>
-        <w:numPr>
-          <w:ilvl w:val="0"/>
-          <w:numId w:val="4"/>
-        </w:numPr>
-        <w:spacing w:before="100" w:beforeAutospacing="1" w:after="40"/>
-        <w:rPr>
-          <w:rFonts w:ascii="Calibri" w:eastAsia="Times New Roman" w:hAnsi="Calibri" w:cs="Calibri"/>
-          <w:color w:val="1A1A1A"/>
-          <w:sz w:val="22"/>
-          <w:szCs w:val="22"/>
-        </w:rPr>
-      </w:pPr>
-      <w:r>
-        <w:rPr>
-          <w:rFonts w:ascii="Calibri" w:eastAsia="Times New Roman" w:hAnsi="Calibri" w:cs="Calibri"/>
-          <w:b/>
-          <w:bCs/>
-          <w:color w:val="1A1A1A"/>
-          <w:sz w:val="22"/>
-          <w:szCs w:val="22"/>
-        </w:rPr>
-        <w:t>Rule-order dependence.</w:t>
-      </w:r>
-      <w:r>
-        <w:rPr>
-          <w:rFonts w:ascii="Calibri" w:eastAsia="Times New Roman" w:hAnsi="Calibri" w:cs="Calibri"/>
-          <w:color w:val="1A1A1A"/>
-          <w:sz w:val="22"/>
-          <w:szCs w:val="22"/>
-        </w:rPr>
-        <w:t xml:space="preserve"> </w:t>
-      </w:r>
-      <w:r>
-        <w:rPr>
-          <w:rFonts w:ascii="Calibri" w:eastAsia="Times New Roman" w:hAnsi="Calibri" w:cs="Calibri"/>
-          <w:color w:val="1A1A1A"/>
-          <w:sz w:val="22"/>
-          <w:szCs w:val="22"/>
-        </w:rPr>
-        <w:t>Rules with negative conditions rely on the layer order for correct conflict resolution. This is documented but would need care if rules were added carelessly.</w:t>
-      </w:r>
-    </w:p>
-    <w:p>
-      <w:pPr>
-        <w:numPr>
-          <w:ilvl w:val="0"/>
-          <w:numId w:val="4"/>
-        </w:numPr>
-        <w:spacing w:before="100" w:beforeAutospacing="1" w:after="40"/>
-        <w:rPr>
-          <w:rFonts w:ascii="Calibri" w:eastAsia="Times New Roman" w:hAnsi="Calibri" w:cs="Calibri"/>
-          <w:color w:val="1A1A1A"/>
-          <w:sz w:val="22"/>
-          <w:szCs w:val="22"/>
-        </w:rPr>
-      </w:pPr>
-      <w:r>
-        <w:rPr>
-          <w:rFonts w:ascii="Calibri" w:eastAsia="Times New Roman" w:hAnsi="Calibri" w:cs="Calibri"/>
-          <w:b/>
-          <w:bCs/>
-          <w:color w:val="1A1A1A"/>
-          <w:sz w:val="22"/>
-          <w:szCs w:val="22"/>
-        </w:rPr>
-        <w:t>Consultation diagram.</w:t>
-      </w:r>
-      <w:r>
-        <w:rPr>
-          <w:rFonts w:ascii="Calibri" w:eastAsia="Times New Roman" w:hAnsi="Calibri" w:cs="Calibri"/>
-          <w:color w:val="1A1A1A"/>
-          <w:sz w:val="22"/>
-          <w:szCs w:val="22"/>
-        </w:rPr>
-        <w:t xml:space="preserve"> For "find the species", the diagram shows the successful proof but not the hypotheses rejected before it, although the question sequence and the Why explanations do show them.</w:t>
-      </w:r>
-    </w:p>
-    <w:p>
-      <w:pPr>
-        <w:pStyle w:val="Heading2"/>
-        <w:rPr>
-          <w:rFonts w:eastAsia="Times New Roman"/>
-        </w:rPr>
-      </w:pPr>
-      <w:bookmarkStart w:id="39" w:name="_Toc241529672"/>
-      <w:r>
-        <w:rPr>
-          <w:rFonts w:eastAsia="Times New Roman"/>
-        </w:rPr>
-        <w:t>7.4 Future work</w:t>
-      </w:r>
-      <w:bookmarkEnd w:id="39"/>
     </w:p>
     <w:p>
       <w:pPr>
@@ -33007,11 +34228,22 @@
       <w:r>
         <w:rPr>
           <w:rFonts w:ascii="Calibri" w:eastAsia="Times New Roman" w:hAnsi="Calibri" w:cs="Calibri"/>
+          <w:b/>
+          <w:bCs/>
           <w:color w:val="1A1A1A"/>
           <w:sz w:val="22"/>
           <w:szCs w:val="22"/>
         </w:rPr>
-        <w:t>Validate on 15-20 certified stones or laboratory reports and report accuracy with an error analysis.</w:t>
+        <w:t>No validation on real certified stones.</w:t>
+      </w:r>
+      <w:r>
+        <w:rPr>
+          <w:rFonts w:ascii="Calibri" w:eastAsia="Times New Roman" w:hAnsi="Calibri" w:cs="Calibri"/>
+          <w:color w:val="1A1A1A"/>
+          <w:sz w:val="22"/>
+          <w:szCs w:val="22"/>
+        </w:rPr>
+        <w:t xml:space="preserve"> Accuracy on real-world readings, with their measurement noise, is unknown.</w:t>
       </w:r>
     </w:p>
     <w:p>
@@ -33031,11 +34263,22 @@
       <w:r>
         <w:rPr>
           <w:rFonts w:ascii="Calibri" w:eastAsia="Times New Roman" w:hAnsi="Calibri" w:cs="Calibri"/>
+          <w:b/>
+          <w:bCs/>
           <w:color w:val="1A1A1A"/>
           <w:sz w:val="22"/>
           <w:szCs w:val="22"/>
         </w:rPr>
-        <w:t>Add an "over the limit" RI option, birefringence input, and rules for pleochroism, fluorescence and glass-filled ruby.</w:t>
+        <w:t>Over-the-limit readings are coarse.</w:t>
+      </w:r>
+      <w:r>
+        <w:rPr>
+          <w:rFonts w:ascii="Calibri" w:eastAsia="Times New Roman" w:hAnsi="Calibri" w:cs="Calibri"/>
+          <w:color w:val="1A1A1A"/>
+          <w:sz w:val="22"/>
+          <w:szCs w:val="22"/>
+        </w:rPr>
+        <w:t xml:space="preserve"> An RI "over the limit" only says the RI is above about 1.81, so it cannot separate zircon from cubic zirconia or high-RI garnets on its own; SG and optic character must do that.</w:t>
       </w:r>
     </w:p>
     <w:p>
@@ -33055,11 +34298,31 @@
       <w:r>
         <w:rPr>
           <w:rFonts w:ascii="Calibri" w:eastAsia="Times New Roman" w:hAnsi="Calibri" w:cs="Calibri"/>
+          <w:b/>
+          <w:bCs/>
           <w:color w:val="1A1A1A"/>
           <w:sz w:val="22"/>
           <w:szCs w:val="22"/>
         </w:rPr>
-        <w:t>Allow several inclusion types per stone, combining their evidence with certainty factors.</w:t>
+        <w:t>Unused properties.</w:t>
+      </w:r>
+      <w:r>
+        <w:rPr>
+          <w:rFonts w:ascii="Calibri" w:eastAsia="Times New Roman" w:hAnsi="Calibri" w:cs="Calibri"/>
+          <w:color w:val="1A1A1A"/>
+          <w:sz w:val="22"/>
+          <w:szCs w:val="22"/>
+        </w:rPr>
+        <w:t xml:space="preserve"> </w:t>
+      </w:r>
+      <w:r>
+        <w:rPr>
+          <w:rFonts w:ascii="Calibri" w:eastAsia="Times New Roman" w:hAnsi="Calibri" w:cs="Calibri"/>
+          <w:color w:val="1A1A1A"/>
+          <w:sz w:val="22"/>
+          <w:szCs w:val="22"/>
+        </w:rPr>
+        <w:t>Birefringence is stored but not used as an input; pleochroism, fluorescence and absorption spectra, which gemmologists use to separate overlapping species, are not modelled.</w:t>
       </w:r>
     </w:p>
     <w:p>
@@ -33079,12 +34342,22 @@
       <w:r>
         <w:rPr>
           <w:rFonts w:ascii="Calibri" w:eastAsia="Times New Roman" w:hAnsi="Calibri" w:cs="Calibri"/>
+          <w:b/>
+          <w:bCs/>
           <w:color w:val="1A1A1A"/>
           <w:sz w:val="22"/>
           <w:szCs w:val="22"/>
         </w:rPr>
-        <w:lastRenderedPageBreak/>
-        <w:t>Add a knowledge base consistency checker (conflicting, redundant or unreachable rules) and a knowledge-editing page for experts.</w:t>
+        <w:t>Treatments.</w:t>
+      </w:r>
+      <w:r>
+        <w:rPr>
+          <w:rFonts w:ascii="Calibri" w:eastAsia="Times New Roman" w:hAnsi="Calibri" w:cs="Calibri"/>
+          <w:color w:val="1A1A1A"/>
+          <w:sz w:val="22"/>
+          <w:szCs w:val="22"/>
+        </w:rPr>
+        <w:t xml:space="preserve"> Only heat treatment is indicated, and only from one visible feature. Glass-filled ruby, a significant fraud, is not covered.</w:t>
       </w:r>
     </w:p>
     <w:p>
@@ -33104,6 +34377,277 @@
       <w:r>
         <w:rPr>
           <w:rFonts w:ascii="Calibri" w:eastAsia="Times New Roman" w:hAnsi="Calibri" w:cs="Calibri"/>
+          <w:b/>
+          <w:bCs/>
+          <w:color w:val="1A1A1A"/>
+          <w:sz w:val="22"/>
+          <w:szCs w:val="22"/>
+        </w:rPr>
+        <w:t>One inclusion per stone.</w:t>
+      </w:r>
+      <w:r>
+        <w:rPr>
+          <w:rFonts w:ascii="Calibri" w:eastAsia="Times New Roman" w:hAnsi="Calibri" w:cs="Calibri"/>
+          <w:color w:val="1A1A1A"/>
+          <w:sz w:val="22"/>
+          <w:szCs w:val="22"/>
+        </w:rPr>
+        <w:t xml:space="preserve"> The user can report only the dominant inclusion type.</w:t>
+      </w:r>
+    </w:p>
+    <w:p>
+      <w:pPr>
+        <w:numPr>
+          <w:ilvl w:val="0"/>
+          <w:numId w:val="5"/>
+        </w:numPr>
+        <w:spacing w:before="100" w:beforeAutospacing="1" w:after="40"/>
+        <w:rPr>
+          <w:rFonts w:ascii="Calibri" w:eastAsia="Times New Roman" w:hAnsi="Calibri" w:cs="Calibri"/>
+          <w:color w:val="1A1A1A"/>
+          <w:sz w:val="22"/>
+          <w:szCs w:val="22"/>
+        </w:rPr>
+      </w:pPr>
+      <w:r>
+        <w:rPr>
+          <w:rFonts w:ascii="Calibri" w:eastAsia="Times New Roman" w:hAnsi="Calibri" w:cs="Calibri"/>
+          <w:b/>
+          <w:bCs/>
+          <w:color w:val="1A1A1A"/>
+          <w:sz w:val="22"/>
+          <w:szCs w:val="22"/>
+        </w:rPr>
+        <w:lastRenderedPageBreak/>
+        <w:t>Subjective certainty factors.</w:t>
+      </w:r>
+      <w:r>
+        <w:rPr>
+          <w:rFonts w:ascii="Calibri" w:eastAsia="Times New Roman" w:hAnsi="Calibri" w:cs="Calibri"/>
+          <w:color w:val="1A1A1A"/>
+          <w:sz w:val="22"/>
+          <w:szCs w:val="22"/>
+        </w:rPr>
+        <w:t xml:space="preserve"> </w:t>
+      </w:r>
+      <w:r>
+        <w:rPr>
+          <w:rFonts w:ascii="Calibri" w:eastAsia="Times New Roman" w:hAnsi="Calibri" w:cs="Calibri"/>
+          <w:color w:val="1A1A1A"/>
+          <w:sz w:val="22"/>
+          <w:szCs w:val="22"/>
+        </w:rPr>
+        <w:t>The CF values are the knowledge engineer's judgement and have not been calibrated against data. MYCIN-style certainty factors also lack a full probabilistic foundation [17].</w:t>
+      </w:r>
+    </w:p>
+    <w:p>
+      <w:pPr>
+        <w:numPr>
+          <w:ilvl w:val="0"/>
+          <w:numId w:val="5"/>
+        </w:numPr>
+        <w:spacing w:before="100" w:beforeAutospacing="1" w:after="40"/>
+        <w:rPr>
+          <w:rFonts w:ascii="Calibri" w:eastAsia="Times New Roman" w:hAnsi="Calibri" w:cs="Calibri"/>
+          <w:color w:val="1A1A1A"/>
+          <w:sz w:val="22"/>
+          <w:szCs w:val="22"/>
+        </w:rPr>
+      </w:pPr>
+      <w:r>
+        <w:rPr>
+          <w:rFonts w:ascii="Calibri" w:eastAsia="Times New Roman" w:hAnsi="Calibri" w:cs="Calibri"/>
+          <w:b/>
+          <w:bCs/>
+          <w:color w:val="1A1A1A"/>
+          <w:sz w:val="22"/>
+          <w:szCs w:val="22"/>
+        </w:rPr>
+        <w:t>Rule-order dependence.</w:t>
+      </w:r>
+      <w:r>
+        <w:rPr>
+          <w:rFonts w:ascii="Calibri" w:eastAsia="Times New Roman" w:hAnsi="Calibri" w:cs="Calibri"/>
+          <w:color w:val="1A1A1A"/>
+          <w:sz w:val="22"/>
+          <w:szCs w:val="22"/>
+        </w:rPr>
+        <w:t xml:space="preserve"> Rules with negative conditions rely on the layer order for correct conflict resolution. This is documented but would need care if rules were added carelessly.</w:t>
+      </w:r>
+    </w:p>
+    <w:p>
+      <w:pPr>
+        <w:numPr>
+          <w:ilvl w:val="0"/>
+          <w:numId w:val="5"/>
+        </w:numPr>
+        <w:spacing w:before="100" w:beforeAutospacing="1" w:after="40"/>
+        <w:rPr>
+          <w:rFonts w:ascii="Calibri" w:eastAsia="Times New Roman" w:hAnsi="Calibri" w:cs="Calibri"/>
+          <w:color w:val="1A1A1A"/>
+          <w:sz w:val="22"/>
+          <w:szCs w:val="22"/>
+        </w:rPr>
+      </w:pPr>
+      <w:r>
+        <w:rPr>
+          <w:rFonts w:ascii="Calibri" w:eastAsia="Times New Roman" w:hAnsi="Calibri" w:cs="Calibri"/>
+          <w:b/>
+          <w:bCs/>
+          <w:color w:val="1A1A1A"/>
+          <w:sz w:val="22"/>
+          <w:szCs w:val="22"/>
+        </w:rPr>
+        <w:t>Consultation diagram.</w:t>
+      </w:r>
+      <w:r>
+        <w:rPr>
+          <w:rFonts w:ascii="Calibri" w:eastAsia="Times New Roman" w:hAnsi="Calibri" w:cs="Calibri"/>
+          <w:color w:val="1A1A1A"/>
+          <w:sz w:val="22"/>
+          <w:szCs w:val="22"/>
+        </w:rPr>
+        <w:t xml:space="preserve"> </w:t>
+      </w:r>
+      <w:r>
+        <w:rPr>
+          <w:rFonts w:ascii="Calibri" w:eastAsia="Times New Roman" w:hAnsi="Calibri" w:cs="Calibri"/>
+          <w:color w:val="1A1A1A"/>
+          <w:sz w:val="22"/>
+          <w:szCs w:val="22"/>
+        </w:rPr>
+        <w:t>For "find the species", the diagram shows the successful proof but not the hypotheses rejected before it, although the question sequence and the Why explanations do show them.</w:t>
+      </w:r>
+    </w:p>
+    <w:p>
+      <w:pPr>
+        <w:pStyle w:val="Heading2"/>
+        <w:rPr>
+          <w:rFonts w:eastAsia="Times New Roman"/>
+        </w:rPr>
+      </w:pPr>
+      <w:bookmarkStart w:id="39" w:name="_Toc241587619"/>
+      <w:r>
+        <w:rPr>
+          <w:rFonts w:eastAsia="Times New Roman"/>
+        </w:rPr>
+        <w:t>7.4 Future work</w:t>
+      </w:r>
+      <w:bookmarkEnd w:id="39"/>
+    </w:p>
+    <w:p>
+      <w:pPr>
+        <w:numPr>
+          <w:ilvl w:val="0"/>
+          <w:numId w:val="6"/>
+        </w:numPr>
+        <w:spacing w:before="100" w:beforeAutospacing="1" w:after="40"/>
+        <w:rPr>
+          <w:rFonts w:ascii="Calibri" w:eastAsia="Times New Roman" w:hAnsi="Calibri" w:cs="Calibri"/>
+          <w:color w:val="1A1A1A"/>
+          <w:sz w:val="22"/>
+          <w:szCs w:val="22"/>
+        </w:rPr>
+      </w:pPr>
+      <w:r>
+        <w:rPr>
+          <w:rFonts w:ascii="Calibri" w:eastAsia="Times New Roman" w:hAnsi="Calibri" w:cs="Calibri"/>
+          <w:color w:val="1A1A1A"/>
+          <w:sz w:val="22"/>
+          <w:szCs w:val="22"/>
+        </w:rPr>
+        <w:t>Validate on 15-20 certified stones or laboratory reports and report accuracy with an error analysis.</w:t>
+      </w:r>
+    </w:p>
+    <w:p>
+      <w:pPr>
+        <w:numPr>
+          <w:ilvl w:val="0"/>
+          <w:numId w:val="6"/>
+        </w:numPr>
+        <w:spacing w:before="100" w:beforeAutospacing="1" w:after="40"/>
+        <w:rPr>
+          <w:rFonts w:ascii="Calibri" w:eastAsia="Times New Roman" w:hAnsi="Calibri" w:cs="Calibri"/>
+          <w:color w:val="1A1A1A"/>
+          <w:sz w:val="22"/>
+          <w:szCs w:val="22"/>
+        </w:rPr>
+      </w:pPr>
+      <w:r>
+        <w:rPr>
+          <w:rFonts w:ascii="Calibri" w:eastAsia="Times New Roman" w:hAnsi="Calibri" w:cs="Calibri"/>
+          <w:color w:val="1A1A1A"/>
+          <w:sz w:val="22"/>
+          <w:szCs w:val="22"/>
+        </w:rPr>
+        <w:t>Add birefringence as an input, and rules for pleochroism, fluorescence and glass-filled ruby.</w:t>
+      </w:r>
+    </w:p>
+    <w:p>
+      <w:pPr>
+        <w:numPr>
+          <w:ilvl w:val="0"/>
+          <w:numId w:val="6"/>
+        </w:numPr>
+        <w:spacing w:before="100" w:beforeAutospacing="1" w:after="40"/>
+        <w:rPr>
+          <w:rFonts w:ascii="Calibri" w:eastAsia="Times New Roman" w:hAnsi="Calibri" w:cs="Calibri"/>
+          <w:color w:val="1A1A1A"/>
+          <w:sz w:val="22"/>
+          <w:szCs w:val="22"/>
+        </w:rPr>
+      </w:pPr>
+      <w:r>
+        <w:rPr>
+          <w:rFonts w:ascii="Calibri" w:eastAsia="Times New Roman" w:hAnsi="Calibri" w:cs="Calibri"/>
+          <w:color w:val="1A1A1A"/>
+          <w:sz w:val="22"/>
+          <w:szCs w:val="22"/>
+        </w:rPr>
+        <w:t>Allow several inclusion types per stone, combining their evidence with certainty factors.</w:t>
+      </w:r>
+    </w:p>
+    <w:p>
+      <w:pPr>
+        <w:numPr>
+          <w:ilvl w:val="0"/>
+          <w:numId w:val="6"/>
+        </w:numPr>
+        <w:spacing w:before="100" w:beforeAutospacing="1" w:after="40"/>
+        <w:rPr>
+          <w:rFonts w:ascii="Calibri" w:eastAsia="Times New Roman" w:hAnsi="Calibri" w:cs="Calibri"/>
+          <w:color w:val="1A1A1A"/>
+          <w:sz w:val="22"/>
+          <w:szCs w:val="22"/>
+        </w:rPr>
+      </w:pPr>
+      <w:r>
+        <w:rPr>
+          <w:rFonts w:ascii="Calibri" w:eastAsia="Times New Roman" w:hAnsi="Calibri" w:cs="Calibri"/>
+          <w:color w:val="1A1A1A"/>
+          <w:sz w:val="22"/>
+          <w:szCs w:val="22"/>
+        </w:rPr>
+        <w:t>Add a knowledge base consistency checker (conflicting, redundant or unreachable rules) and a knowledge-editing page for experts.</w:t>
+      </w:r>
+    </w:p>
+    <w:p>
+      <w:pPr>
+        <w:numPr>
+          <w:ilvl w:val="0"/>
+          <w:numId w:val="6"/>
+        </w:numPr>
+        <w:spacing w:before="100" w:beforeAutospacing="1" w:after="40"/>
+        <w:rPr>
+          <w:rFonts w:ascii="Calibri" w:eastAsia="Times New Roman" w:hAnsi="Calibri" w:cs="Calibri"/>
+          <w:color w:val="1A1A1A"/>
+          <w:sz w:val="22"/>
+          <w:szCs w:val="22"/>
+        </w:rPr>
+      </w:pPr>
+      <w:r>
+        <w:rPr>
+          <w:rFonts w:ascii="Calibri" w:eastAsia="Times New Roman" w:hAnsi="Calibri" w:cs="Calibri"/>
           <w:color w:val="1A1A1A"/>
           <w:sz w:val="22"/>
           <w:szCs w:val="22"/>
@@ -33118,7 +34662,7 @@
           <w:rFonts w:eastAsia="Times New Roman"/>
         </w:rPr>
       </w:pPr>
-      <w:bookmarkStart w:id="40" w:name="_Toc241529673"/>
+      <w:bookmarkStart w:id="40" w:name="_Toc241587620"/>
       <w:r>
         <w:rPr>
           <w:rFonts w:eastAsia="Times New Roman"/>
@@ -33153,7 +34697,7 @@
           <w:sz w:val="22"/>
           <w:szCs w:val="22"/>
         </w:rPr>
-        <w:t>ing a claim, and an interactive consultation that asks only for the facts it needs. A full How, Why and Why-not explanation facility, reasoning diagrams, a plain-English question interface and a web interface make the reasoning transparent to non-experts. All 18 documented test cases and 41 automated tests pass. The system meets its objectives as a tool for a first opinion. Its main limitations, the absence of real-world validation and several unmodelled gemmological properties, define clear next steps. Abo</w:t>
+        <w:t>ing a claim, and an interactive consultation that asks only for the facts it needs. A full How, Why and Why-not explanation facility, reasoning diagrams, a plain-English question interface and a web interface make the reasoning transparent to non-experts, and features such as picture-based inputs, live checking of readings and t</w:t>
       </w:r>
       <w:r>
         <w:rPr>
@@ -33162,7 +34706,7 @@
           <w:sz w:val="22"/>
           <w:szCs w:val="22"/>
         </w:rPr>
-        <w:t>ve all, the project shows why a transparent, explainable system is appropriate when a person's money depends on its answer.</w:t>
+        <w:t>he next-measurement hint make it practical for people without gemmological training. All 20 documented test cases and 47 automated tests pass. The system meets its objectives as a tool for a first opinion. Its main limitations, the absence of real-world validation and several unmodelled gemmological properties, define clear next steps. Above all, the project shows why a transparent, explainable system is appropriate when a person's money depends on its answer.</w:t>
       </w:r>
     </w:p>
     <w:p>
@@ -33181,7 +34725,7 @@
         </w:rPr>
         <w:br w:type="page"/>
       </w:r>
-      <w:bookmarkStart w:id="41" w:name="_Toc241529674"/>
+      <w:bookmarkStart w:id="41" w:name="_Toc241587621"/>
       <w:r>
         <w:rPr>
           <w:rFonts w:eastAsia="Times New Roman"/>
@@ -33969,7 +35513,7 @@
         </w:rPr>
         <w:br w:type="page"/>
       </w:r>
-      <w:bookmarkStart w:id="42" w:name="_Toc241529675"/>
+      <w:bookmarkStart w:id="42" w:name="_Toc241587622"/>
       <w:r>
         <w:rPr>
           <w:rFonts w:eastAsia="Times New Roman"/>
@@ -46169,7 +47713,7 @@
         </w:rPr>
         <w:br w:type="page"/>
       </w:r>
-      <w:bookmarkStart w:id="43" w:name="_Toc241529676"/>
+      <w:bookmarkStart w:id="43" w:name="_Toc241587623"/>
       <w:r>
         <w:rPr>
           <w:rFonts w:eastAsia="Times New Roman"/>
@@ -46204,7 +47748,7 @@
         <w:rPr>
           <w:color w:val="1A1A1A"/>
         </w:rPr>
-        <w:t>% [1/41] identify_forward_..tural_blue_sapphire ..... passed (0.016 sec)</w:t>
+        <w:t>% [1/47] identify_forward_..tural_blue_sapphire ..... passed (0.008 sec)</w:t>
       </w:r>
     </w:p>
     <w:p>
@@ -46218,7 +47762,7 @@
         <w:rPr>
           <w:color w:val="1A1A1A"/>
         </w:rPr>
-        <w:t>% [2/41] identify_forward_..2_spinel_not_garnet ..... passed (0.000 sec)</w:t>
+        <w:t>% [2/47] identify_forward_..2_spinel_not_garnet ..... passed (0.000 sec)</w:t>
       </w:r>
     </w:p>
     <w:p>
@@ -46232,7 +47776,7 @@
         <w:rPr>
           <w:color w:val="1A1A1A"/>
         </w:rPr>
-        <w:t>% [3/41] identify_forward_..garnet_not_corundum ..... passed (0.000 sec)</w:t>
+        <w:t>% [3/47] identify_forward_..garnet_not_corundum ..... passed (0.000 sec)</w:t>
       </w:r>
     </w:p>
     <w:p>
@@ -46246,7 +47790,7 @@
         <w:rPr>
           <w:color w:val="1A1A1A"/>
         </w:rPr>
-        <w:t>% [4/41] identify_forward_..c04_glass_imitation ..... passed (0.000 sec)</w:t>
+        <w:t>% [4/47] identify_forward_..c04_glass_imitation ..... passed (0.000 sec)</w:t>
       </w:r>
     </w:p>
     <w:p>
@@ -46260,7 +47804,7 @@
         <w:rPr>
           <w:color w:val="1A1A1A"/>
         </w:rPr>
-        <w:t>% [5/41] identify_forward_..tc05_synthetic_ruby ..... passed (0.000 sec)</w:t>
+        <w:t>% [5/47] identify_forward_..tc05_synthetic_ruby ..... passed (0.000 sec)</w:t>
       </w:r>
     </w:p>
     <w:p>
@@ -46274,7 +47818,7 @@
         <w:rPr>
           <w:color w:val="1A1A1A"/>
         </w:rPr>
-        <w:t>% [6/41] identify_forward_..:tc06_star_sapphire ..... passed (0.000 sec)</w:t>
+        <w:t>% [6/47] identify_forward_..:tc06_star_sapphire ..... passed (0.000 sec)</w:t>
       </w:r>
     </w:p>
     <w:p>
@@ -46288,7 +47832,7 @@
         <w:rPr>
           <w:color w:val="1A1A1A"/>
         </w:rPr>
-        <w:t>% [7/41] identify_forward_..ri_gives_candidates ..... passed (0.000 sec)</w:t>
+        <w:t>% [7/47] identify_forward_..ri_gives_candidates ..... passed (0.000 sec)</w:t>
       </w:r>
     </w:p>
     <w:p>
@@ -46302,7 +47846,7 @@
         <w:rPr>
           <w:color w:val="1A1A1A"/>
         </w:rPr>
-        <w:t>% [8/41] identify_forward_..ining:tc08_no_match ..... passed (0.000 sec)</w:t>
+        <w:t>% [8/47] identify_forward_..ining:tc08_no_match ..... passed (0.000 sec)</w:t>
       </w:r>
     </w:p>
     <w:p>
@@ -46316,7 +47860,7 @@
         <w:rPr>
           <w:color w:val="1A1A1A"/>
         </w:rPr>
-        <w:t>% [9/41] identify_forward_..ng:tc11_alexandrite ..... passed (0.000 sec)</w:t>
+        <w:t>% [9/47] identify_forward_..ng:tc11_alexandrite ..... passed (0.000 sec)</w:t>
       </w:r>
     </w:p>
     <w:p>
@@ -46330,7 +47874,7 @@
         <w:rPr>
           <w:color w:val="1A1A1A"/>
         </w:rPr>
-        <w:t>% [10/41] identify_forward_..ning:tc12_moonstone .... passed (0.000 sec)</w:t>
+        <w:t>% [10/47] identify_forward_..ning:tc12_moonstone .... passed (0.000 sec)</w:t>
       </w:r>
     </w:p>
     <w:p>
@@ -46344,7 +47888,7 @@
         <w:rPr>
           <w:color w:val="1A1A1A"/>
         </w:rPr>
-        <w:t>% [11/41] identify_forward_..tc13_cubic_zirconia .... passed (0.000 sec)</w:t>
+        <w:t>% [11/47] identify_forward_..tc13_cubic_zirconia .... passed (0.000 sec)</w:t>
       </w:r>
     </w:p>
     <w:p>
@@ -46358,7 +47902,7 @@
         <w:rPr>
           <w:color w:val="1A1A1A"/>
         </w:rPr>
-        <w:t>% [12/41] identify_forward_..c14_heated_sapphire .... passed (0.000 sec)</w:t>
+        <w:t>% [12/47] identify_forward_..c14_heated_sapphire .... passed (0.000 sec)</w:t>
       </w:r>
     </w:p>
     <w:p>
@@ -46372,7 +47916,7 @@
         <w:rPr>
           <w:color w:val="1A1A1A"/>
         </w:rPr>
-        <w:t>% [13/41] identify_forward_..active_unknown_axis .... passed (0.000 sec)</w:t>
+        <w:t>% [13/47] identify_forward_..active_unknown_axis .... passed (0.000 sec)</w:t>
       </w:r>
     </w:p>
     <w:p>
@@ -46386,7 +47930,7 @@
         <w:rPr>
           <w:color w:val="1A1A1A"/>
         </w:rPr>
-        <w:t>% [14/41] identify_forward_..guous_spinel_garnet .... passed (0.000 sec)</w:t>
+        <w:t>% [14/47] identify_forward_..guous_spinel_garnet .... passed (0.000 sec)</w:t>
       </w:r>
     </w:p>
     <w:p>
@@ -46400,7 +47944,7 @@
         <w:rPr>
           <w:color w:val="1A1A1A"/>
         </w:rPr>
-        <w:t>% [15/41] identify_forward_.._corundum_needs_lab .... passed (0.000 sec)</w:t>
+        <w:t>% [15/47] identify_forward_.._corundum_needs_lab .... passed (0.000 sec)</w:t>
       </w:r>
     </w:p>
     <w:p>
@@ -46414,7 +47958,7 @@
         <w:rPr>
           <w:color w:val="1A1A1A"/>
         </w:rPr>
-        <w:t>% [16/41] identify_forward_..etic_spinel_bubbles .... passed (0.000 sec)</w:t>
+        <w:t>% [16/47] identify_forward_..etic_spinel_bubbles .... passed (0.000 sec)</w:t>
       </w:r>
     </w:p>
     <w:p>
@@ -46428,7 +47972,7 @@
         <w:rPr>
           <w:color w:val="1A1A1A"/>
         </w:rPr>
-        <w:t>% [17/41] identify_forward_..for_same_conclusion .... passed (0.000 sec)</w:t>
+        <w:t>% [17/47] identify_forward_..for_same_conclusion .... passed (0.000 sec)</w:t>
       </w:r>
     </w:p>
     <w:p>
@@ -46442,7 +47986,7 @@
         <w:rPr>
           <w:color w:val="1A1A1A"/>
         </w:rPr>
-        <w:t>% [18/41] identify_forward_..nation_is_generated .... passed (0.003 sec)</w:t>
+        <w:t>% [18/47] identify_forward_..nation_is_generated .... passed (0.002 sec)</w:t>
       </w:r>
     </w:p>
     <w:p>
@@ -46484,7 +48028,7 @@
         <w:rPr>
           <w:color w:val="1A1A1A"/>
         </w:rPr>
-        <w:t>% [19/41] verify_backward_c..09_verify_ruby_true .... passed (0.000 sec)</w:t>
+        <w:t>% [19/47] verify_backward_c..09_verify_ruby_true .... passed (0.000 sec)</w:t>
       </w:r>
     </w:p>
     <w:p>
@@ -46498,7 +48042,7 @@
         <w:rPr>
           <w:color w:val="1A1A1A"/>
         </w:rPr>
-        <w:t>% [20/41] verify_backward_c..es_failed_condition .... passed (0.000 sec)</w:t>
+        <w:t>% [20/47] verify_backward_c..es_failed_condition .... passed (0.000 sec)</w:t>
       </w:r>
     </w:p>
     <w:p>
@@ -46512,7 +48056,7 @@
         <w:rPr>
           <w:color w:val="1A1A1A"/>
         </w:rPr>
-        <w:t>% [21/41] verify_backward_c..false_nested_reason .... passed (0.000 sec)</w:t>
+        <w:t>% [21/47] verify_backward_c..false_nested_reason .... passed (0.000 sec)</w:t>
       </w:r>
     </w:p>
     <w:p>
@@ -46526,7 +48070,7 @@
         <w:rPr>
           <w:color w:val="1A1A1A"/>
         </w:rPr>
-        <w:t>% [22/41] verify_backward_c..g:tc22_verify_glass .... passed (0.000 sec)</w:t>
+        <w:t>% [22/47] verify_backward_c..g:tc22_verify_glass .... passed (0.000 sec)</w:t>
       </w:r>
     </w:p>
     <w:p>
@@ -46540,7 +48084,7 @@
         <w:rPr>
           <w:color w:val="1A1A1A"/>
         </w:rPr>
-        <w:t>% [23/41] verify_backward_c..fy_explanation_text .... passed (0.000 sec)</w:t>
+        <w:t>% [23/47] verify_backward_c..fy_explanation_text .... passed (0.000 sec)</w:t>
       </w:r>
     </w:p>
     <w:p>
@@ -46554,7 +48098,7 @@
         <w:rPr>
           <w:color w:val="1A1A1A"/>
         </w:rPr>
-        <w:t>% [24/41] verify_backward_c..teps_plain_language .... passed (0.001 sec)</w:t>
+        <w:t>% [24/47] verify_backward_c..teps_plain_language .... passed (0.000 sec)</w:t>
       </w:r>
     </w:p>
     <w:p>
@@ -46568,7 +48112,7 @@
         <w:rPr>
           <w:color w:val="1A1A1A"/>
         </w:rPr>
-        <w:t>% [25/41] verify_backward_c..why_not_main_reason .... passed (0.000 sec)</w:t>
+        <w:t>% [25/47] verify_backward_c..why_not_main_reason .... passed (0.000 sec)</w:t>
       </w:r>
     </w:p>
     <w:p>
@@ -46610,7 +48154,7 @@
         <w:rPr>
           <w:color w:val="1A1A1A"/>
         </w:rPr>
-        <w:t>% [26/41] certainty_factors..pecies_cf_from_rule .... passed (0.000 sec)</w:t>
+        <w:t>% [26/47] certainty_factors..pecies_cf_from_rule .... passed (0.000 sec)</w:t>
       </w:r>
     </w:p>
     <w:p>
@@ -46624,7 +48168,7 @@
         <w:rPr>
           <w:color w:val="1A1A1A"/>
         </w:rPr>
-        <w:t>% [27/41] certainty_factors..e_reading_lowers_cf .... passed (0.000 sec)</w:t>
+        <w:t>% [27/47] certainty_factors..e_reading_lowers_cf .... passed (0.000 sec)</w:t>
       </w:r>
     </w:p>
     <w:p>
@@ -46638,7 +48182,7 @@
         <w:rPr>
           <w:color w:val="1A1A1A"/>
         </w:rPr>
-        <w:t>% [28/41] certainty_factors..ombines_mycin_style .... passed (0.001 sec)</w:t>
+        <w:t>% [28/47] certainty_factors..ombines_mycin_style .... passed (0.000 sec)</w:t>
       </w:r>
     </w:p>
     <w:p>
@@ -46652,7 +48196,7 @@
         <w:rPr>
           <w:color w:val="1A1A1A"/>
         </w:rPr>
-        <w:t>% [29/41] certainty_factors.._most_certain_first .... passed (0.002 sec)</w:t>
+        <w:t>% [29/47] certainty_factors.._most_certain_first .... passed (0.001 sec)</w:t>
       </w:r>
     </w:p>
     <w:p>
@@ -46666,7 +48210,7 @@
         <w:rPr>
           <w:color w:val="1A1A1A"/>
         </w:rPr>
-        <w:t>% [30/41] certainty_factors:tc30_proof_certainty .... passed (0.000 sec)</w:t>
+        <w:t>% [30/47] certainty_factors:tc30_proof_certainty .... passed (0.000 sec)</w:t>
       </w:r>
     </w:p>
     <w:p>
@@ -46680,7 +48224,7 @@
         <w:rPr>
           <w:color w:val="1A1A1A"/>
         </w:rPr>
-        <w:t>% End unit certainty_factors: passed (0.000 sec CPU)</w:t>
+        <w:t>% [31/47] certainty_factors..er_the_limit_zircon .... passed (0.000 sec)</w:t>
       </w:r>
     </w:p>
     <w:p>
@@ -46694,7 +48238,7 @@
         <w:rPr>
           <w:color w:val="1A1A1A"/>
         </w:rPr>
-        <w:t>% Start unit: consultation_why</w:t>
+        <w:t>% [32/47] certainty_factors..les_out_low_ri_gems .... passed (0.000 sec)</w:t>
       </w:r>
     </w:p>
     <w:p>
@@ -46708,7 +48252,7 @@
         <w:rPr>
           <w:color w:val="1A1A1A"/>
         </w:rPr>
-        <w:t>% [31/41] consultation_why:..ptic_first_for_ruby .... passed (0.000 sec)</w:t>
+        <w:t>% [33/47] certainty_factors..arse_over_the_limit .... passed (0.000 sec)</w:t>
       </w:r>
     </w:p>
     <w:p>
@@ -46722,7 +48266,7 @@
         <w:rPr>
           <w:color w:val="1A1A1A"/>
         </w:rPr>
-        <w:t>% [32/41] consultation_why:..en_hypothesis_fails .... passed (0.000 sec)</w:t>
+        <w:t>% [34/47] certainty_factors..ement_spinel_garnet .... passed (0.000 sec)</w:t>
       </w:r>
     </w:p>
     <w:p>
@@ -46736,7 +48280,7 @@
         <w:rPr>
           <w:color w:val="1A1A1A"/>
         </w:rPr>
-        <w:t>% [33/41] consultation_why:..ks_next_needed_fact .... passed (0.000 sec)</w:t>
+        <w:t>% [35/47] certainty_factors..t_when_it_separates .... passed (0.000 sec)</w:t>
       </w:r>
     </w:p>
     <w:p>
@@ -46751,7 +48295,7 @@
           <w:color w:val="1A1A1A"/>
         </w:rPr>
         <w:lastRenderedPageBreak/>
-        <w:t>% [34/41] consultation_why:..se_and_test_species .... passed (0.000 sec)</w:t>
+        <w:t>% [36/47] certainty_factors:tc42_certainty_words .... passed (0.000 sec)</w:t>
       </w:r>
     </w:p>
     <w:p>
@@ -46765,7 +48309,7 @@
         <w:rPr>
           <w:color w:val="1A1A1A"/>
         </w:rPr>
-        <w:t>% [35/41] consultation_why:..t_know_is_respected .... passed (0.000 sec)</w:t>
+        <w:t>% End unit certainty_factors: passed (0.000 sec CPU)</w:t>
       </w:r>
     </w:p>
     <w:p>
@@ -46779,7 +48323,7 @@
         <w:rPr>
           <w:color w:val="1A1A1A"/>
         </w:rPr>
-        <w:t>% [36/41] consultation_why:..anation_names_rules .... passed (0.000 sec)</w:t>
+        <w:t>% Start unit: consultation_why</w:t>
       </w:r>
     </w:p>
     <w:p>
@@ -46793,7 +48337,7 @@
         <w:rPr>
           <w:color w:val="1A1A1A"/>
         </w:rPr>
-        <w:t>% End unit consultation_why: passed (0.000 sec CPU)</w:t>
+        <w:t>% [37/47] consultation_why:..ptic_first_for_ruby .... passed (0.000 sec)</w:t>
       </w:r>
     </w:p>
     <w:p>
@@ -46807,7 +48351,7 @@
         <w:rPr>
           <w:color w:val="1A1A1A"/>
         </w:rPr>
-        <w:t>% Start unit: natural_language_dcg</w:t>
+        <w:t>% [38/47] consultation_why:..en_hypothesis_fails .... passed (0.000 sec)</w:t>
       </w:r>
     </w:p>
     <w:p>
@@ -46821,7 +48365,7 @@
         <w:rPr>
           <w:color w:val="1A1A1A"/>
         </w:rPr>
-        <w:t>% [37/41] natural_language_..c37_verify_question .... passed (0.000 sec)</w:t>
+        <w:t>% [39/47] consultation_why:..ks_next_needed_fact .... passed (0.000 sec)</w:t>
       </w:r>
     </w:p>
     <w:p>
@@ -46835,7 +48379,7 @@
         <w:rPr>
           <w:color w:val="1A1A1A"/>
         </w:rPr>
-        <w:t>% [38/41] natural_language_..dentify_description .... passed (0.000 sec)</w:t>
+        <w:t>% [40/47] consultation_why:..se_and_test_species .... passed (0.000 sec)</w:t>
       </w:r>
     </w:p>
     <w:p>
@@ -46849,7 +48393,7 @@
         <w:rPr>
           <w:color w:val="1A1A1A"/>
         </w:rPr>
-        <w:t>% [39/41] natural_language_..ngest_gem_name_wins .... passed (0.000 sec)</w:t>
+        <w:t>% [41/47] consultation_why:..t_know_is_respected .... passed (0.000 sec)</w:t>
       </w:r>
     </w:p>
     <w:p>
@@ -46863,7 +48407,7 @@
         <w:rPr>
           <w:color w:val="1A1A1A"/>
         </w:rPr>
-        <w:t>% [40/41] natural_language_..0_multiword_phrases .... passed (0.000 sec)</w:t>
+        <w:t>% [42/47] consultation_why:..anation_names_rules .... passed (0.000 sec)</w:t>
       </w:r>
     </w:p>
     <w:p>
@@ -46877,7 +48421,7 @@
         <w:rPr>
           <w:color w:val="1A1A1A"/>
         </w:rPr>
-        <w:t>% [41/41] natural_language_..nown_words_reported .... passed (0.000 sec)</w:t>
+        <w:t>% End unit consultation_why: passed (0.000 sec CPU)</w:t>
       </w:r>
     </w:p>
     <w:p>
@@ -46891,7 +48435,7 @@
         <w:rPr>
           <w:color w:val="1A1A1A"/>
         </w:rPr>
-        <w:t>% End unit natural_language_dcg: passed (0.000 sec CPU)</w:t>
+        <w:t>% Start unit: natural_language_dcg</w:t>
       </w:r>
     </w:p>
     <w:p>
@@ -46905,7 +48449,91 @@
         <w:rPr>
           <w:color w:val="1A1A1A"/>
         </w:rPr>
-        <w:t>% All 41 tests passed in 0.064 seconds (0.031 cpu)</w:t>
+        <w:t>% [43/47] natural_language_..c37_verify_question .... passed (0.000 sec)</w:t>
+      </w:r>
+    </w:p>
+    <w:p>
+      <w:pPr>
+        <w:pStyle w:val="HTMLPreformatted"/>
+        <w:rPr>
+          <w:color w:val="1A1A1A"/>
+        </w:rPr>
+      </w:pPr>
+      <w:r>
+        <w:rPr>
+          <w:color w:val="1A1A1A"/>
+        </w:rPr>
+        <w:t>% [44/47] natural_language_..dentify_description .... passed (0.000 sec)</w:t>
+      </w:r>
+    </w:p>
+    <w:p>
+      <w:pPr>
+        <w:pStyle w:val="HTMLPreformatted"/>
+        <w:rPr>
+          <w:color w:val="1A1A1A"/>
+        </w:rPr>
+      </w:pPr>
+      <w:r>
+        <w:rPr>
+          <w:color w:val="1A1A1A"/>
+        </w:rPr>
+        <w:t>% [45/47] natural_language_..ngest_gem_name_wins .... passed (0.000 sec)</w:t>
+      </w:r>
+    </w:p>
+    <w:p>
+      <w:pPr>
+        <w:pStyle w:val="HTMLPreformatted"/>
+        <w:rPr>
+          <w:color w:val="1A1A1A"/>
+        </w:rPr>
+      </w:pPr>
+      <w:r>
+        <w:rPr>
+          <w:color w:val="1A1A1A"/>
+        </w:rPr>
+        <w:t>% [46/47] natural_language_..0_multiword_phrases .... passed (0.000 sec)</w:t>
+      </w:r>
+    </w:p>
+    <w:p>
+      <w:pPr>
+        <w:pStyle w:val="HTMLPreformatted"/>
+        <w:rPr>
+          <w:color w:val="1A1A1A"/>
+        </w:rPr>
+      </w:pPr>
+      <w:r>
+        <w:rPr>
+          <w:color w:val="1A1A1A"/>
+        </w:rPr>
+        <w:t>% [47/47] natural_language_..nown_words_reported .... passed (0.000 sec)</w:t>
+      </w:r>
+    </w:p>
+    <w:p>
+      <w:pPr>
+        <w:pStyle w:val="HTMLPreformatted"/>
+        <w:rPr>
+          <w:color w:val="1A1A1A"/>
+        </w:rPr>
+      </w:pPr>
+      <w:r>
+        <w:rPr>
+          <w:color w:val="1A1A1A"/>
+        </w:rPr>
+        <w:t>% End unit natural_language_dcg: passed (0.000 sec CPU)</w:t>
+      </w:r>
+    </w:p>
+    <w:p>
+      <w:pPr>
+        <w:pStyle w:val="HTMLPreformatted"/>
+        <w:rPr>
+          <w:color w:val="1A1A1A"/>
+        </w:rPr>
+      </w:pPr>
+      <w:r>
+        <w:rPr>
+          <w:color w:val="1A1A1A"/>
+        </w:rPr>
+        <w:t>% All 47 tests passed in 0.041 seconds (0.031 cpu)</w:t>
       </w:r>
     </w:p>
     <w:p>
@@ -46915,7 +48543,7 @@
           <w:rFonts w:eastAsia="Times New Roman"/>
         </w:rPr>
       </w:pPr>
-      <w:bookmarkStart w:id="44" w:name="_Toc241529677"/>
+      <w:bookmarkStart w:id="44" w:name="_Toc241587624"/>
       <w:r>
         <w:rPr>
           <w:rFonts w:eastAsia="Times New Roman"/>
@@ -47250,7 +48878,7 @@
         <w:rPr>
           <w:color w:val="1A1A1A"/>
         </w:rPr>
-        <w:t>What is the refractive index (RI)?</w:t>
+        <w:t>What is the refractive index (RI)? (type OTL if the refractometer shows no reading)</w:t>
       </w:r>
     </w:p>
     <w:p>
@@ -47264,6 +48892,7 @@
         <w:rPr>
           <w:color w:val="1A1A1A"/>
         </w:rPr>
+        <w:lastRenderedPageBreak/>
         <w:t xml:space="preserve">   (type a number, press Enter if you don't know, or type WHY)</w:t>
       </w:r>
     </w:p>
@@ -47348,7 +48977,6 @@
         <w:rPr>
           <w:color w:val="1A1A1A"/>
         </w:rPr>
-        <w:lastRenderedPageBreak/>
         <w:t>---------------------------------------------------</w:t>
       </w:r>
     </w:p>
@@ -47363,7 +48991,13 @@
         <w:rPr>
           <w:color w:val="1A1A1A"/>
         </w:rPr>
-        <w:t xml:space="preserve">  YES - your stone is consistent with Spinel (certainty 90%).</w:t>
+        <w:t xml:space="preserve">  </w:t>
+      </w:r>
+      <w:r>
+        <w:rPr>
+          <w:color w:val="1A1A1A"/>
+        </w:rPr>
+        <w:t>YES - your stone is consistent with Spinel (certainty 90% - very likely).</w:t>
       </w:r>
     </w:p>
     <w:p>
@@ -47483,12 +49117,18 @@
         <w:rPr>
           <w:color w:val="1A1A1A"/>
         </w:rPr>
-        <w:t xml:space="preserve">       Expert knowledge: Spinel is singly refractive (isotropic) with RI about 1.718 and SG about 3.60.</w:t>
+        <w:t xml:space="preserve">       </w:t>
+      </w:r>
+      <w:r>
+        <w:rPr>
+          <w:color w:val="1A1A1A"/>
+        </w:rPr>
+        <w:t>Expert knowledge: Spinel is singly refractive (isotropic) with RI about 1.718 and SG about 3.60.</w:t>
       </w:r>
     </w:p>
     <w:sectPr>
-      <w:footerReference w:type="even" r:id="rId18"/>
-      <w:footerReference w:type="default" r:id="rId19"/>
+      <w:footerReference w:type="even" r:id="rId20"/>
+      <w:footerReference w:type="default" r:id="rId21"/>
       <w:pgSz w:w="11907" w:h="16839"/>
       <w:pgMar w:top="1440" w:right="1440" w:bottom="1440" w:left="1440" w:header="708" w:footer="708" w:gutter="0"/>
       <w:cols w:space="708"/>
@@ -47633,13 +49273,13 @@
 <file path=word/numbering.xml><?xml version="1.0" encoding="utf-8"?>
 <w:numbering xmlns:wpc="http://schemas.microsoft.com/office/word/2010/wordprocessingCanvas" xmlns:cx="http://schemas.microsoft.com/office/drawing/2014/chartex" xmlns:cx1="http://schemas.microsoft.com/office/drawing/2015/9/8/chartex" xmlns:cx2="http://schemas.microsoft.com/office/drawing/2015/10/21/chartex" xmlns:cx3="http://schemas.microsoft.com/office/drawing/2016/5/9/chartex" xmlns:cx4="http://schemas.microsoft.com/office/drawing/2016/5/10/chartex" xmlns:cx5="http://schemas.microsoft.com/office/drawing/2016/5/11/chartex" xmlns:cx6="http://schemas.microsoft.com/office/drawing/2016/5/12/chartex" xmlns:cx7="http://schemas.microsoft.com/office/drawing/2016/5/13/chartex" xmlns:cx8="http://schemas.microsoft.com/office/drawing/2016/5/14/chartex" xmlns:mc="http://schemas.openxmlformats.org/markup-compatibility/2006" xmlns:aink="http://schemas.microsoft.com/office/drawing/2016/ink" xmlns:am3d="http://schemas.microsoft.com/office/drawing/2017/model3d" xmlns:o="urn:schemas-microsoft-com:office:office" xmlns:oel="http://schemas.microsoft.com/office/2019/extlst" xmlns:r="http://schemas.openxmlformats.org/officeDocument/2006/relationships" xmlns:m="http://schemas.openxmlformats.org/officeDocument/2006/math" xmlns:v="urn:schemas-microsoft-com:vml" xmlns:wp14="http://schemas.microsoft.com/office/word/2010/wordprocessingDrawing" xmlns:wp="http://schemas.openxmlformats.org/drawingml/2006/wordprocessingDrawing" xmlns:w10="urn:schemas-microsoft-com:office:word" xmlns:w="http://schemas.openxmlformats.org/wordprocessingml/2006/main" xmlns:w14="http://schemas.microsoft.com/office/word/2010/wordml" xmlns:w15="http://schemas.microsoft.com/office/word/2012/wordml" xmlns:w16cex="http://schemas.microsoft.com/office/word/2018/wordml/cex" xmlns:w16cid="http://schemas.microsoft.com/office/word/2016/wordml/cid" xmlns:w16="http://schemas.microsoft.com/office/word/2018/wordml" xmlns:w16du="http://schemas.microsoft.com/office/word/2023/wordml/word16du" xmlns:w16sdtdh="http://schemas.microsoft.com/office/word/2020/wordml/sdtdatahash" xmlns:w16sdtfl="http://schemas.microsoft.com/office/word/2024/wordml/sdtformatlock" xmlns:w16se="http://schemas.microsoft.com/office/word/2015/wordml/symex" xmlns:wpg="http://schemas.microsoft.com/office/word/2010/wordprocessingGroup" xmlns:wpi="http://schemas.microsoft.com/office/word/2010/wordprocessingInk" xmlns:wne="http://schemas.microsoft.com/office/word/2006/wordml" xmlns:wps="http://schemas.microsoft.com/office/word/2010/wordprocessingShape" mc:Ignorable="w14 w15 w16se w16cid w16 w16cex w16sdtdh w16sdtfl w16du wp14">
   <w:abstractNum w:abstractNumId="0" w15:restartNumberingAfterBreak="0">
-    <w:nsid w:val="0A91097D"/>
+    <w:nsid w:val="0B526DC7"/>
     <w:multiLevelType w:val="multilevel"/>
-    <w:tmpl w:val="52DAD254"/>
+    <w:tmpl w:val="C684679A"/>
     <w:lvl w:ilvl="0">
       <w:start w:val="1"/>
-      <w:numFmt w:val="bullet"/>
-      <w:lvlText w:val=""/>
+      <w:numFmt w:val="decimal"/>
+      <w:lvlText w:val="%1."/>
       <w:lvlJc w:val="left"/>
       <w:pPr>
         <w:tabs>
@@ -47647,15 +49287,11 @@
         </w:tabs>
         <w:ind w:left="720" w:hanging="360"/>
       </w:pPr>
-      <w:rPr>
-        <w:rFonts w:ascii="Symbol" w:hAnsi="Symbol" w:hint="default"/>
-        <w:sz w:val="20"/>
-      </w:rPr>
     </w:lvl>
     <w:lvl w:ilvl="1" w:tentative="1">
       <w:start w:val="1"/>
-      <w:numFmt w:val="bullet"/>
-      <w:lvlText w:val="o"/>
+      <w:numFmt w:val="decimal"/>
+      <w:lvlText w:val="%2."/>
       <w:lvlJc w:val="left"/>
       <w:pPr>
         <w:tabs>
@@ -47663,15 +49299,11 @@
         </w:tabs>
         <w:ind w:left="1440" w:hanging="360"/>
       </w:pPr>
-      <w:rPr>
-        <w:rFonts w:ascii="Courier New" w:hAnsi="Courier New" w:hint="default"/>
-        <w:sz w:val="20"/>
-      </w:rPr>
     </w:lvl>
     <w:lvl w:ilvl="2" w:tentative="1">
       <w:start w:val="1"/>
-      <w:numFmt w:val="bullet"/>
-      <w:lvlText w:val=""/>
+      <w:numFmt w:val="decimal"/>
+      <w:lvlText w:val="%3."/>
       <w:lvlJc w:val="left"/>
       <w:pPr>
         <w:tabs>
@@ -47679,15 +49311,11 @@
         </w:tabs>
         <w:ind w:left="2160" w:hanging="360"/>
       </w:pPr>
-      <w:rPr>
-        <w:rFonts w:ascii="Wingdings" w:hAnsi="Wingdings" w:hint="default"/>
-        <w:sz w:val="20"/>
-      </w:rPr>
     </w:lvl>
     <w:lvl w:ilvl="3" w:tentative="1">
       <w:start w:val="1"/>
-      <w:numFmt w:val="bullet"/>
-      <w:lvlText w:val=""/>
+      <w:numFmt w:val="decimal"/>
+      <w:lvlText w:val="%4."/>
       <w:lvlJc w:val="left"/>
       <w:pPr>
         <w:tabs>
@@ -47695,15 +49323,11 @@
         </w:tabs>
         <w:ind w:left="2880" w:hanging="360"/>
       </w:pPr>
-      <w:rPr>
-        <w:rFonts w:ascii="Wingdings" w:hAnsi="Wingdings" w:hint="default"/>
-        <w:sz w:val="20"/>
-      </w:rPr>
     </w:lvl>
     <w:lvl w:ilvl="4" w:tentative="1">
       <w:start w:val="1"/>
-      <w:numFmt w:val="bullet"/>
-      <w:lvlText w:val=""/>
+      <w:numFmt w:val="decimal"/>
+      <w:lvlText w:val="%5."/>
       <w:lvlJc w:val="left"/>
       <w:pPr>
         <w:tabs>
@@ -47711,15 +49335,11 @@
         </w:tabs>
         <w:ind w:left="3600" w:hanging="360"/>
       </w:pPr>
-      <w:rPr>
-        <w:rFonts w:ascii="Wingdings" w:hAnsi="Wingdings" w:hint="default"/>
-        <w:sz w:val="20"/>
-      </w:rPr>
     </w:lvl>
     <w:lvl w:ilvl="5" w:tentative="1">
       <w:start w:val="1"/>
-      <w:numFmt w:val="bullet"/>
-      <w:lvlText w:val=""/>
+      <w:numFmt w:val="decimal"/>
+      <w:lvlText w:val="%6."/>
       <w:lvlJc w:val="left"/>
       <w:pPr>
         <w:tabs>
@@ -47727,15 +49347,11 @@
         </w:tabs>
         <w:ind w:left="4320" w:hanging="360"/>
       </w:pPr>
-      <w:rPr>
-        <w:rFonts w:ascii="Wingdings" w:hAnsi="Wingdings" w:hint="default"/>
-        <w:sz w:val="20"/>
-      </w:rPr>
     </w:lvl>
     <w:lvl w:ilvl="6" w:tentative="1">
       <w:start w:val="1"/>
-      <w:numFmt w:val="bullet"/>
-      <w:lvlText w:val=""/>
+      <w:numFmt w:val="decimal"/>
+      <w:lvlText w:val="%7."/>
       <w:lvlJc w:val="left"/>
       <w:pPr>
         <w:tabs>
@@ -47743,15 +49359,11 @@
         </w:tabs>
         <w:ind w:left="5040" w:hanging="360"/>
       </w:pPr>
-      <w:rPr>
-        <w:rFonts w:ascii="Wingdings" w:hAnsi="Wingdings" w:hint="default"/>
-        <w:sz w:val="20"/>
-      </w:rPr>
     </w:lvl>
     <w:lvl w:ilvl="7" w:tentative="1">
       <w:start w:val="1"/>
-      <w:numFmt w:val="bullet"/>
-      <w:lvlText w:val=""/>
+      <w:numFmt w:val="decimal"/>
+      <w:lvlText w:val="%8."/>
       <w:lvlJc w:val="left"/>
       <w:pPr>
         <w:tabs>
@@ -47759,15 +49371,11 @@
         </w:tabs>
         <w:ind w:left="5760" w:hanging="360"/>
       </w:pPr>
-      <w:rPr>
-        <w:rFonts w:ascii="Wingdings" w:hAnsi="Wingdings" w:hint="default"/>
-        <w:sz w:val="20"/>
-      </w:rPr>
     </w:lvl>
     <w:lvl w:ilvl="8" w:tentative="1">
       <w:start w:val="1"/>
-      <w:numFmt w:val="bullet"/>
-      <w:lvlText w:val=""/>
+      <w:numFmt w:val="decimal"/>
+      <w:lvlText w:val="%9."/>
       <w:lvlJc w:val="left"/>
       <w:pPr>
         <w:tabs>
@@ -47775,16 +49383,12 @@
         </w:tabs>
         <w:ind w:left="6480" w:hanging="360"/>
       </w:pPr>
-      <w:rPr>
-        <w:rFonts w:ascii="Wingdings" w:hAnsi="Wingdings" w:hint="default"/>
-        <w:sz w:val="20"/>
-      </w:rPr>
     </w:lvl>
   </w:abstractNum>
   <w:abstractNum w:abstractNumId="1" w15:restartNumberingAfterBreak="0">
-    <w:nsid w:val="107F051C"/>
+    <w:nsid w:val="22B5243E"/>
     <w:multiLevelType w:val="multilevel"/>
-    <w:tmpl w:val="4282ED4A"/>
+    <w:tmpl w:val="3240224C"/>
     <w:lvl w:ilvl="0">
       <w:start w:val="1"/>
       <w:numFmt w:val="bullet"/>
@@ -47931,122 +49535,9 @@
     </w:lvl>
   </w:abstractNum>
   <w:abstractNum w:abstractNumId="2" w15:restartNumberingAfterBreak="0">
-    <w:nsid w:val="1FA6490B"/>
+    <w:nsid w:val="41DE2400"/>
     <w:multiLevelType w:val="multilevel"/>
-    <w:tmpl w:val="D9FE615C"/>
-    <w:lvl w:ilvl="0">
-      <w:start w:val="1"/>
-      <w:numFmt w:val="decimal"/>
-      <w:lvlText w:val="%1."/>
-      <w:lvlJc w:val="left"/>
-      <w:pPr>
-        <w:tabs>
-          <w:tab w:val="num" w:pos="720"/>
-        </w:tabs>
-        <w:ind w:left="720" w:hanging="360"/>
-      </w:pPr>
-    </w:lvl>
-    <w:lvl w:ilvl="1" w:tentative="1">
-      <w:start w:val="1"/>
-      <w:numFmt w:val="decimal"/>
-      <w:lvlText w:val="%2."/>
-      <w:lvlJc w:val="left"/>
-      <w:pPr>
-        <w:tabs>
-          <w:tab w:val="num" w:pos="1440"/>
-        </w:tabs>
-        <w:ind w:left="1440" w:hanging="360"/>
-      </w:pPr>
-    </w:lvl>
-    <w:lvl w:ilvl="2" w:tentative="1">
-      <w:start w:val="1"/>
-      <w:numFmt w:val="decimal"/>
-      <w:lvlText w:val="%3."/>
-      <w:lvlJc w:val="left"/>
-      <w:pPr>
-        <w:tabs>
-          <w:tab w:val="num" w:pos="2160"/>
-        </w:tabs>
-        <w:ind w:left="2160" w:hanging="360"/>
-      </w:pPr>
-    </w:lvl>
-    <w:lvl w:ilvl="3" w:tentative="1">
-      <w:start w:val="1"/>
-      <w:numFmt w:val="decimal"/>
-      <w:lvlText w:val="%4."/>
-      <w:lvlJc w:val="left"/>
-      <w:pPr>
-        <w:tabs>
-          <w:tab w:val="num" w:pos="2880"/>
-        </w:tabs>
-        <w:ind w:left="2880" w:hanging="360"/>
-      </w:pPr>
-    </w:lvl>
-    <w:lvl w:ilvl="4" w:tentative="1">
-      <w:start w:val="1"/>
-      <w:numFmt w:val="decimal"/>
-      <w:lvlText w:val="%5."/>
-      <w:lvlJc w:val="left"/>
-      <w:pPr>
-        <w:tabs>
-          <w:tab w:val="num" w:pos="3600"/>
-        </w:tabs>
-        <w:ind w:left="3600" w:hanging="360"/>
-      </w:pPr>
-    </w:lvl>
-    <w:lvl w:ilvl="5" w:tentative="1">
-      <w:start w:val="1"/>
-      <w:numFmt w:val="decimal"/>
-      <w:lvlText w:val="%6."/>
-      <w:lvlJc w:val="left"/>
-      <w:pPr>
-        <w:tabs>
-          <w:tab w:val="num" w:pos="4320"/>
-        </w:tabs>
-        <w:ind w:left="4320" w:hanging="360"/>
-      </w:pPr>
-    </w:lvl>
-    <w:lvl w:ilvl="6" w:tentative="1">
-      <w:start w:val="1"/>
-      <w:numFmt w:val="decimal"/>
-      <w:lvlText w:val="%7."/>
-      <w:lvlJc w:val="left"/>
-      <w:pPr>
-        <w:tabs>
-          <w:tab w:val="num" w:pos="5040"/>
-        </w:tabs>
-        <w:ind w:left="5040" w:hanging="360"/>
-      </w:pPr>
-    </w:lvl>
-    <w:lvl w:ilvl="7" w:tentative="1">
-      <w:start w:val="1"/>
-      <w:numFmt w:val="decimal"/>
-      <w:lvlText w:val="%8."/>
-      <w:lvlJc w:val="left"/>
-      <w:pPr>
-        <w:tabs>
-          <w:tab w:val="num" w:pos="5760"/>
-        </w:tabs>
-        <w:ind w:left="5760" w:hanging="360"/>
-      </w:pPr>
-    </w:lvl>
-    <w:lvl w:ilvl="8" w:tentative="1">
-      <w:start w:val="1"/>
-      <w:numFmt w:val="decimal"/>
-      <w:lvlText w:val="%9."/>
-      <w:lvlJc w:val="left"/>
-      <w:pPr>
-        <w:tabs>
-          <w:tab w:val="num" w:pos="6480"/>
-        </w:tabs>
-        <w:ind w:left="6480" w:hanging="360"/>
-      </w:pPr>
-    </w:lvl>
-  </w:abstractNum>
-  <w:abstractNum w:abstractNumId="3" w15:restartNumberingAfterBreak="0">
-    <w:nsid w:val="57A81313"/>
-    <w:multiLevelType w:val="multilevel"/>
-    <w:tmpl w:val="02A261CA"/>
+    <w:tmpl w:val="8D3E14CC"/>
     <w:lvl w:ilvl="0">
       <w:start w:val="1"/>
       <w:numFmt w:val="bullet"/>
@@ -48192,10 +49683,10 @@
       </w:rPr>
     </w:lvl>
   </w:abstractNum>
-  <w:abstractNum w:abstractNumId="4" w15:restartNumberingAfterBreak="0">
-    <w:nsid w:val="7F5C4D38"/>
+  <w:abstractNum w:abstractNumId="3" w15:restartNumberingAfterBreak="0">
+    <w:nsid w:val="4FCE66A3"/>
     <w:multiLevelType w:val="multilevel"/>
-    <w:tmpl w:val="2CF62D02"/>
+    <w:tmpl w:val="73A62250"/>
     <w:lvl w:ilvl="0">
       <w:start w:val="1"/>
       <w:numFmt w:val="decimal"/>
@@ -48305,20 +49796,321 @@
       </w:pPr>
     </w:lvl>
   </w:abstractNum>
-  <w:num w:numId="1" w16cid:durableId="432865653">
-    <w:abstractNumId w:val="4"/>
+  <w:abstractNum w:abstractNumId="4" w15:restartNumberingAfterBreak="0">
+    <w:nsid w:val="75D42A05"/>
+    <w:multiLevelType w:val="multilevel"/>
+    <w:tmpl w:val="8A847E9E"/>
+    <w:lvl w:ilvl="0">
+      <w:start w:val="1"/>
+      <w:numFmt w:val="bullet"/>
+      <w:lvlText w:val=""/>
+      <w:lvlJc w:val="left"/>
+      <w:pPr>
+        <w:tabs>
+          <w:tab w:val="num" w:pos="720"/>
+        </w:tabs>
+        <w:ind w:left="720" w:hanging="360"/>
+      </w:pPr>
+      <w:rPr>
+        <w:rFonts w:ascii="Symbol" w:hAnsi="Symbol" w:hint="default"/>
+        <w:sz w:val="20"/>
+      </w:rPr>
+    </w:lvl>
+    <w:lvl w:ilvl="1" w:tentative="1">
+      <w:start w:val="1"/>
+      <w:numFmt w:val="bullet"/>
+      <w:lvlText w:val="o"/>
+      <w:lvlJc w:val="left"/>
+      <w:pPr>
+        <w:tabs>
+          <w:tab w:val="num" w:pos="1440"/>
+        </w:tabs>
+        <w:ind w:left="1440" w:hanging="360"/>
+      </w:pPr>
+      <w:rPr>
+        <w:rFonts w:ascii="Courier New" w:hAnsi="Courier New" w:hint="default"/>
+        <w:sz w:val="20"/>
+      </w:rPr>
+    </w:lvl>
+    <w:lvl w:ilvl="2" w:tentative="1">
+      <w:start w:val="1"/>
+      <w:numFmt w:val="bullet"/>
+      <w:lvlText w:val=""/>
+      <w:lvlJc w:val="left"/>
+      <w:pPr>
+        <w:tabs>
+          <w:tab w:val="num" w:pos="2160"/>
+        </w:tabs>
+        <w:ind w:left="2160" w:hanging="360"/>
+      </w:pPr>
+      <w:rPr>
+        <w:rFonts w:ascii="Wingdings" w:hAnsi="Wingdings" w:hint="default"/>
+        <w:sz w:val="20"/>
+      </w:rPr>
+    </w:lvl>
+    <w:lvl w:ilvl="3" w:tentative="1">
+      <w:start w:val="1"/>
+      <w:numFmt w:val="bullet"/>
+      <w:lvlText w:val=""/>
+      <w:lvlJc w:val="left"/>
+      <w:pPr>
+        <w:tabs>
+          <w:tab w:val="num" w:pos="2880"/>
+        </w:tabs>
+        <w:ind w:left="2880" w:hanging="360"/>
+      </w:pPr>
+      <w:rPr>
+        <w:rFonts w:ascii="Wingdings" w:hAnsi="Wingdings" w:hint="default"/>
+        <w:sz w:val="20"/>
+      </w:rPr>
+    </w:lvl>
+    <w:lvl w:ilvl="4" w:tentative="1">
+      <w:start w:val="1"/>
+      <w:numFmt w:val="bullet"/>
+      <w:lvlText w:val=""/>
+      <w:lvlJc w:val="left"/>
+      <w:pPr>
+        <w:tabs>
+          <w:tab w:val="num" w:pos="3600"/>
+        </w:tabs>
+        <w:ind w:left="3600" w:hanging="360"/>
+      </w:pPr>
+      <w:rPr>
+        <w:rFonts w:ascii="Wingdings" w:hAnsi="Wingdings" w:hint="default"/>
+        <w:sz w:val="20"/>
+      </w:rPr>
+    </w:lvl>
+    <w:lvl w:ilvl="5" w:tentative="1">
+      <w:start w:val="1"/>
+      <w:numFmt w:val="bullet"/>
+      <w:lvlText w:val=""/>
+      <w:lvlJc w:val="left"/>
+      <w:pPr>
+        <w:tabs>
+          <w:tab w:val="num" w:pos="4320"/>
+        </w:tabs>
+        <w:ind w:left="4320" w:hanging="360"/>
+      </w:pPr>
+      <w:rPr>
+        <w:rFonts w:ascii="Wingdings" w:hAnsi="Wingdings" w:hint="default"/>
+        <w:sz w:val="20"/>
+      </w:rPr>
+    </w:lvl>
+    <w:lvl w:ilvl="6" w:tentative="1">
+      <w:start w:val="1"/>
+      <w:numFmt w:val="bullet"/>
+      <w:lvlText w:val=""/>
+      <w:lvlJc w:val="left"/>
+      <w:pPr>
+        <w:tabs>
+          <w:tab w:val="num" w:pos="5040"/>
+        </w:tabs>
+        <w:ind w:left="5040" w:hanging="360"/>
+      </w:pPr>
+      <w:rPr>
+        <w:rFonts w:ascii="Wingdings" w:hAnsi="Wingdings" w:hint="default"/>
+        <w:sz w:val="20"/>
+      </w:rPr>
+    </w:lvl>
+    <w:lvl w:ilvl="7" w:tentative="1">
+      <w:start w:val="1"/>
+      <w:numFmt w:val="bullet"/>
+      <w:lvlText w:val=""/>
+      <w:lvlJc w:val="left"/>
+      <w:pPr>
+        <w:tabs>
+          <w:tab w:val="num" w:pos="5760"/>
+        </w:tabs>
+        <w:ind w:left="5760" w:hanging="360"/>
+      </w:pPr>
+      <w:rPr>
+        <w:rFonts w:ascii="Wingdings" w:hAnsi="Wingdings" w:hint="default"/>
+        <w:sz w:val="20"/>
+      </w:rPr>
+    </w:lvl>
+    <w:lvl w:ilvl="8" w:tentative="1">
+      <w:start w:val="1"/>
+      <w:numFmt w:val="bullet"/>
+      <w:lvlText w:val=""/>
+      <w:lvlJc w:val="left"/>
+      <w:pPr>
+        <w:tabs>
+          <w:tab w:val="num" w:pos="6480"/>
+        </w:tabs>
+        <w:ind w:left="6480" w:hanging="360"/>
+      </w:pPr>
+      <w:rPr>
+        <w:rFonts w:ascii="Wingdings" w:hAnsi="Wingdings" w:hint="default"/>
+        <w:sz w:val="20"/>
+      </w:rPr>
+    </w:lvl>
+  </w:abstractNum>
+  <w:abstractNum w:abstractNumId="5" w15:restartNumberingAfterBreak="0">
+    <w:nsid w:val="7FA37725"/>
+    <w:multiLevelType w:val="multilevel"/>
+    <w:tmpl w:val="523052BC"/>
+    <w:lvl w:ilvl="0">
+      <w:start w:val="1"/>
+      <w:numFmt w:val="bullet"/>
+      <w:lvlText w:val=""/>
+      <w:lvlJc w:val="left"/>
+      <w:pPr>
+        <w:tabs>
+          <w:tab w:val="num" w:pos="720"/>
+        </w:tabs>
+        <w:ind w:left="720" w:hanging="360"/>
+      </w:pPr>
+      <w:rPr>
+        <w:rFonts w:ascii="Symbol" w:hAnsi="Symbol" w:hint="default"/>
+        <w:sz w:val="20"/>
+      </w:rPr>
+    </w:lvl>
+    <w:lvl w:ilvl="1" w:tentative="1">
+      <w:start w:val="1"/>
+      <w:numFmt w:val="bullet"/>
+      <w:lvlText w:val="o"/>
+      <w:lvlJc w:val="left"/>
+      <w:pPr>
+        <w:tabs>
+          <w:tab w:val="num" w:pos="1440"/>
+        </w:tabs>
+        <w:ind w:left="1440" w:hanging="360"/>
+      </w:pPr>
+      <w:rPr>
+        <w:rFonts w:ascii="Courier New" w:hAnsi="Courier New" w:hint="default"/>
+        <w:sz w:val="20"/>
+      </w:rPr>
+    </w:lvl>
+    <w:lvl w:ilvl="2" w:tentative="1">
+      <w:start w:val="1"/>
+      <w:numFmt w:val="bullet"/>
+      <w:lvlText w:val=""/>
+      <w:lvlJc w:val="left"/>
+      <w:pPr>
+        <w:tabs>
+          <w:tab w:val="num" w:pos="2160"/>
+        </w:tabs>
+        <w:ind w:left="2160" w:hanging="360"/>
+      </w:pPr>
+      <w:rPr>
+        <w:rFonts w:ascii="Wingdings" w:hAnsi="Wingdings" w:hint="default"/>
+        <w:sz w:val="20"/>
+      </w:rPr>
+    </w:lvl>
+    <w:lvl w:ilvl="3" w:tentative="1">
+      <w:start w:val="1"/>
+      <w:numFmt w:val="bullet"/>
+      <w:lvlText w:val=""/>
+      <w:lvlJc w:val="left"/>
+      <w:pPr>
+        <w:tabs>
+          <w:tab w:val="num" w:pos="2880"/>
+        </w:tabs>
+        <w:ind w:left="2880" w:hanging="360"/>
+      </w:pPr>
+      <w:rPr>
+        <w:rFonts w:ascii="Wingdings" w:hAnsi="Wingdings" w:hint="default"/>
+        <w:sz w:val="20"/>
+      </w:rPr>
+    </w:lvl>
+    <w:lvl w:ilvl="4" w:tentative="1">
+      <w:start w:val="1"/>
+      <w:numFmt w:val="bullet"/>
+      <w:lvlText w:val=""/>
+      <w:lvlJc w:val="left"/>
+      <w:pPr>
+        <w:tabs>
+          <w:tab w:val="num" w:pos="3600"/>
+        </w:tabs>
+        <w:ind w:left="3600" w:hanging="360"/>
+      </w:pPr>
+      <w:rPr>
+        <w:rFonts w:ascii="Wingdings" w:hAnsi="Wingdings" w:hint="default"/>
+        <w:sz w:val="20"/>
+      </w:rPr>
+    </w:lvl>
+    <w:lvl w:ilvl="5" w:tentative="1">
+      <w:start w:val="1"/>
+      <w:numFmt w:val="bullet"/>
+      <w:lvlText w:val=""/>
+      <w:lvlJc w:val="left"/>
+      <w:pPr>
+        <w:tabs>
+          <w:tab w:val="num" w:pos="4320"/>
+        </w:tabs>
+        <w:ind w:left="4320" w:hanging="360"/>
+      </w:pPr>
+      <w:rPr>
+        <w:rFonts w:ascii="Wingdings" w:hAnsi="Wingdings" w:hint="default"/>
+        <w:sz w:val="20"/>
+      </w:rPr>
+    </w:lvl>
+    <w:lvl w:ilvl="6" w:tentative="1">
+      <w:start w:val="1"/>
+      <w:numFmt w:val="bullet"/>
+      <w:lvlText w:val=""/>
+      <w:lvlJc w:val="left"/>
+      <w:pPr>
+        <w:tabs>
+          <w:tab w:val="num" w:pos="5040"/>
+        </w:tabs>
+        <w:ind w:left="5040" w:hanging="360"/>
+      </w:pPr>
+      <w:rPr>
+        <w:rFonts w:ascii="Wingdings" w:hAnsi="Wingdings" w:hint="default"/>
+        <w:sz w:val="20"/>
+      </w:rPr>
+    </w:lvl>
+    <w:lvl w:ilvl="7" w:tentative="1">
+      <w:start w:val="1"/>
+      <w:numFmt w:val="bullet"/>
+      <w:lvlText w:val=""/>
+      <w:lvlJc w:val="left"/>
+      <w:pPr>
+        <w:tabs>
+          <w:tab w:val="num" w:pos="5760"/>
+        </w:tabs>
+        <w:ind w:left="5760" w:hanging="360"/>
+      </w:pPr>
+      <w:rPr>
+        <w:rFonts w:ascii="Wingdings" w:hAnsi="Wingdings" w:hint="default"/>
+        <w:sz w:val="20"/>
+      </w:rPr>
+    </w:lvl>
+    <w:lvl w:ilvl="8" w:tentative="1">
+      <w:start w:val="1"/>
+      <w:numFmt w:val="bullet"/>
+      <w:lvlText w:val=""/>
+      <w:lvlJc w:val="left"/>
+      <w:pPr>
+        <w:tabs>
+          <w:tab w:val="num" w:pos="6480"/>
+        </w:tabs>
+        <w:ind w:left="6480" w:hanging="360"/>
+      </w:pPr>
+      <w:rPr>
+        <w:rFonts w:ascii="Wingdings" w:hAnsi="Wingdings" w:hint="default"/>
+        <w:sz w:val="20"/>
+      </w:rPr>
+    </w:lvl>
+  </w:abstractNum>
+  <w:num w:numId="1" w16cid:durableId="1882204050">
+    <w:abstractNumId w:val="0"/>
   </w:num>
-  <w:num w:numId="2" w16cid:durableId="1884900007">
+  <w:num w:numId="2" w16cid:durableId="611979993">
+    <w:abstractNumId w:val="5"/>
+  </w:num>
+  <w:num w:numId="3" w16cid:durableId="1797022587">
     <w:abstractNumId w:val="3"/>
   </w:num>
-  <w:num w:numId="3" w16cid:durableId="919025714">
+  <w:num w:numId="4" w16cid:durableId="481000028">
+    <w:abstractNumId w:val="1"/>
+  </w:num>
+  <w:num w:numId="5" w16cid:durableId="685526317">
     <w:abstractNumId w:val="2"/>
   </w:num>
-  <w:num w:numId="4" w16cid:durableId="1905483315">
-    <w:abstractNumId w:val="1"/>
-  </w:num>
-  <w:num w:numId="5" w16cid:durableId="866410456">
-    <w:abstractNumId w:val="0"/>
+  <w:num w:numId="6" w16cid:durableId="1868448077">
+    <w:abstractNumId w:val="4"/>
   </w:num>
 </w:numbering>
 </file>
@@ -49014,7 +50806,7 @@
     <w:link w:val="HeaderChar"/>
     <w:uiPriority w:val="99"/>
     <w:unhideWhenUsed/>
-    <w:rsid w:val="003E4275"/>
+    <w:rsid w:val="0004777E"/>
     <w:pPr>
       <w:tabs>
         <w:tab w:val="center" w:pos="4680"/>
@@ -49027,7 +50819,7 @@
     <w:basedOn w:val="DefaultParagraphFont"/>
     <w:link w:val="Header"/>
     <w:uiPriority w:val="99"/>
-    <w:rsid w:val="003E4275"/>
+    <w:rsid w:val="0004777E"/>
     <w:rPr>
       <w:rFonts w:eastAsiaTheme="minorEastAsia"/>
       <w:sz w:val="24"/>
@@ -49040,7 +50832,7 @@
     <w:link w:val="FooterChar"/>
     <w:uiPriority w:val="99"/>
     <w:unhideWhenUsed/>
-    <w:rsid w:val="003E4275"/>
+    <w:rsid w:val="0004777E"/>
     <w:pPr>
       <w:tabs>
         <w:tab w:val="center" w:pos="4680"/>
@@ -49053,7 +50845,7 @@
     <w:basedOn w:val="DefaultParagraphFont"/>
     <w:link w:val="Footer"/>
     <w:uiPriority w:val="99"/>
-    <w:rsid w:val="003E4275"/>
+    <w:rsid w:val="0004777E"/>
     <w:rPr>
       <w:rFonts w:eastAsiaTheme="minorEastAsia"/>
       <w:sz w:val="24"/>
@@ -49066,7 +50858,7 @@
     <w:uiPriority w:val="99"/>
     <w:semiHidden/>
     <w:unhideWhenUsed/>
-    <w:rsid w:val="003E4275"/>
+    <w:rsid w:val="0004777E"/>
   </w:style>
   <w:style w:type="paragraph" w:styleId="TOC1">
     <w:name w:val="toc 1"/>
@@ -49075,7 +50867,7 @@
     <w:autoRedefine/>
     <w:uiPriority w:val="39"/>
     <w:unhideWhenUsed/>
-    <w:rsid w:val="003E4275"/>
+    <w:rsid w:val="0004777E"/>
     <w:pPr>
       <w:spacing w:after="100"/>
     </w:pPr>
@@ -49091,7 +50883,7 @@
     <w:autoRedefine/>
     <w:uiPriority w:val="39"/>
     <w:unhideWhenUsed/>
-    <w:rsid w:val="003E4275"/>
+    <w:rsid w:val="0004777E"/>
     <w:pPr>
       <w:spacing w:after="100"/>
       <w:ind w:left="240"/>
@@ -49109,7 +50901,7 @@
     <w:uiPriority w:val="39"/>
     <w:semiHidden/>
     <w:unhideWhenUsed/>
-    <w:rsid w:val="003E4275"/>
+    <w:rsid w:val="0004777E"/>
     <w:pPr>
       <w:spacing w:after="100"/>
       <w:ind w:left="480"/>

--- a/gem_expert/docs/Gemstone_Identification_Assistant_Report.docx
+++ b/gem_expert/docs/Gemstone_Identification_Assistant_Report.docx
@@ -224,7 +224,7 @@
         </w:rPr>
         <w:br w:type="page"/>
       </w:r>
-      <w:bookmarkStart w:id="0" w:name="_Toc241587580"/>
+      <w:bookmarkStart w:id="0" w:name="_Toc241589306"/>
       <w:r>
         <w:rPr>
           <w:rFonts w:eastAsia="Times New Roman"/>
@@ -454,7 +454,7 @@
         <w:rPr>
           <w:noProof/>
         </w:rPr>
-        <w:instrText xml:space="preserve"> PAGEREF _Toc241587580 \h </w:instrText>
+        <w:instrText xml:space="preserve"> PAGEREF _Toc241589306 \h </w:instrText>
       </w:r>
       <w:r>
         <w:rPr>
@@ -517,7 +517,7 @@
         <w:rPr>
           <w:noProof/>
         </w:rPr>
-        <w:instrText xml:space="preserve"> PAGEREF _Toc241587581 \h </w:instrText>
+        <w:instrText xml:space="preserve"> PAGEREF _Toc241589307 \h </w:instrText>
       </w:r>
       <w:r>
         <w:rPr>
@@ -580,7 +580,7 @@
         <w:rPr>
           <w:noProof/>
         </w:rPr>
-        <w:instrText xml:space="preserve"> PAGEREF _Toc241587582 \h </w:instrText>
+        <w:instrText xml:space="preserve"> PAGEREF _Toc241589308 \h </w:instrText>
       </w:r>
       <w:r>
         <w:rPr>
@@ -643,7 +643,7 @@
         <w:rPr>
           <w:noProof/>
         </w:rPr>
-        <w:instrText xml:space="preserve"> PAGEREF _Toc241587583 \h </w:instrText>
+        <w:instrText xml:space="preserve"> PAGEREF _Toc241589309 \h </w:instrText>
       </w:r>
       <w:r>
         <w:rPr>
@@ -706,7 +706,7 @@
         <w:rPr>
           <w:noProof/>
         </w:rPr>
-        <w:instrText xml:space="preserve"> PAGEREF _Toc241587584 \h </w:instrText>
+        <w:instrText xml:space="preserve"> PAGEREF _Toc241589310 \h </w:instrText>
       </w:r>
       <w:r>
         <w:rPr>
@@ -769,7 +769,7 @@
         <w:rPr>
           <w:noProof/>
         </w:rPr>
-        <w:instrText xml:space="preserve"> PAGEREF _Toc241587585 \h </w:instrText>
+        <w:instrText xml:space="preserve"> PAGEREF _Toc241589311 \h </w:instrText>
       </w:r>
       <w:r>
         <w:rPr>
@@ -832,7 +832,7 @@
         <w:rPr>
           <w:noProof/>
         </w:rPr>
-        <w:instrText xml:space="preserve"> PAGEREF _Toc241587586 \h </w:instrText>
+        <w:instrText xml:space="preserve"> PAGEREF _Toc241589312 \h </w:instrText>
       </w:r>
       <w:r>
         <w:rPr>
@@ -895,7 +895,7 @@
         <w:rPr>
           <w:noProof/>
         </w:rPr>
-        <w:instrText xml:space="preserve"> PAGEREF _Toc241587587 \h </w:instrText>
+        <w:instrText xml:space="preserve"> PAGEREF _Toc241589313 \h </w:instrText>
       </w:r>
       <w:r>
         <w:rPr>
@@ -958,7 +958,7 @@
         <w:rPr>
           <w:noProof/>
         </w:rPr>
-        <w:instrText xml:space="preserve"> PAGEREF _Toc241587588 \h </w:instrText>
+        <w:instrText xml:space="preserve"> PAGEREF _Toc241589314 \h </w:instrText>
       </w:r>
       <w:r>
         <w:rPr>
@@ -1021,7 +1021,7 @@
         <w:rPr>
           <w:noProof/>
         </w:rPr>
-        <w:instrText xml:space="preserve"> PAGEREF _Toc241587589 \h </w:instrText>
+        <w:instrText xml:space="preserve"> PAGEREF _Toc241589315 \h </w:instrText>
       </w:r>
       <w:r>
         <w:rPr>
@@ -1084,7 +1084,7 @@
         <w:rPr>
           <w:noProof/>
         </w:rPr>
-        <w:instrText xml:space="preserve"> PAGEREF _Toc241587590 \h </w:instrText>
+        <w:instrText xml:space="preserve"> PAGEREF _Toc241589316 \h </w:instrText>
       </w:r>
       <w:r>
         <w:rPr>
@@ -1147,7 +1147,7 @@
         <w:rPr>
           <w:noProof/>
         </w:rPr>
-        <w:instrText xml:space="preserve"> PAGEREF _Toc241587591 \h </w:instrText>
+        <w:instrText xml:space="preserve"> PAGEREF _Toc241589317 \h </w:instrText>
       </w:r>
       <w:r>
         <w:rPr>
@@ -1210,7 +1210,7 @@
         <w:rPr>
           <w:noProof/>
         </w:rPr>
-        <w:instrText xml:space="preserve"> PAGEREF _Toc241587592 \h </w:instrText>
+        <w:instrText xml:space="preserve"> PAGEREF _Toc241589318 \h </w:instrText>
       </w:r>
       <w:r>
         <w:rPr>
@@ -1273,7 +1273,7 @@
         <w:rPr>
           <w:noProof/>
         </w:rPr>
-        <w:instrText xml:space="preserve"> PAGEREF _Toc241587593 \h </w:instrText>
+        <w:instrText xml:space="preserve"> PAGEREF _Toc241589319 \h </w:instrText>
       </w:r>
       <w:r>
         <w:rPr>
@@ -1336,7 +1336,7 @@
         <w:rPr>
           <w:noProof/>
         </w:rPr>
-        <w:instrText xml:space="preserve"> PAGEREF _Toc241587594 \h </w:instrText>
+        <w:instrText xml:space="preserve"> PAGEREF _Toc241589320 \h </w:instrText>
       </w:r>
       <w:r>
         <w:rPr>
@@ -1399,7 +1399,7 @@
         <w:rPr>
           <w:noProof/>
         </w:rPr>
-        <w:instrText xml:space="preserve"> PAGEREF _Toc241587595 \h </w:instrText>
+        <w:instrText xml:space="preserve"> PAGEREF _Toc241589321 \h </w:instrText>
       </w:r>
       <w:r>
         <w:rPr>
@@ -1462,7 +1462,7 @@
         <w:rPr>
           <w:noProof/>
         </w:rPr>
-        <w:instrText xml:space="preserve"> PAGEREF _Toc241587596 \h </w:instrText>
+        <w:instrText xml:space="preserve"> PAGEREF _Toc241589322 \h </w:instrText>
       </w:r>
       <w:r>
         <w:rPr>
@@ -1525,7 +1525,7 @@
         <w:rPr>
           <w:noProof/>
         </w:rPr>
-        <w:instrText xml:space="preserve"> PAGEREF _Toc241587597 \h </w:instrText>
+        <w:instrText xml:space="preserve"> PAGEREF _Toc241589323 \h </w:instrText>
       </w:r>
       <w:r>
         <w:rPr>
@@ -1588,7 +1588,7 @@
         <w:rPr>
           <w:noProof/>
         </w:rPr>
-        <w:instrText xml:space="preserve"> PAGEREF _Toc241587598 \h </w:instrText>
+        <w:instrText xml:space="preserve"> PAGEREF _Toc241589324 \h </w:instrText>
       </w:r>
       <w:r>
         <w:rPr>
@@ -1651,7 +1651,7 @@
         <w:rPr>
           <w:noProof/>
         </w:rPr>
-        <w:instrText xml:space="preserve"> PAGEREF _Toc241587599 \h </w:instrText>
+        <w:instrText xml:space="preserve"> PAGEREF _Toc241589325 \h </w:instrText>
       </w:r>
       <w:r>
         <w:rPr>
@@ -1714,7 +1714,7 @@
         <w:rPr>
           <w:noProof/>
         </w:rPr>
-        <w:instrText xml:space="preserve"> PAGEREF _Toc241587600 \h </w:instrText>
+        <w:instrText xml:space="preserve"> PAGEREF _Toc241589326 \h </w:instrText>
       </w:r>
       <w:r>
         <w:rPr>
@@ -1777,7 +1777,7 @@
         <w:rPr>
           <w:noProof/>
         </w:rPr>
-        <w:instrText xml:space="preserve"> PAGEREF _Toc241587601 \h </w:instrText>
+        <w:instrText xml:space="preserve"> PAGEREF _Toc241589327 \h </w:instrText>
       </w:r>
       <w:r>
         <w:rPr>
@@ -1840,7 +1840,7 @@
         <w:rPr>
           <w:noProof/>
         </w:rPr>
-        <w:instrText xml:space="preserve"> PAGEREF _Toc241587602 \h </w:instrText>
+        <w:instrText xml:space="preserve"> PAGEREF _Toc241589328 \h </w:instrText>
       </w:r>
       <w:r>
         <w:rPr>
@@ -1903,7 +1903,7 @@
         <w:rPr>
           <w:noProof/>
         </w:rPr>
-        <w:instrText xml:space="preserve"> PAGEREF _Toc241587603 \h </w:instrText>
+        <w:instrText xml:space="preserve"> PAGEREF _Toc241589329 \h </w:instrText>
       </w:r>
       <w:r>
         <w:rPr>
@@ -1966,7 +1966,7 @@
         <w:rPr>
           <w:noProof/>
         </w:rPr>
-        <w:instrText xml:space="preserve"> PAGEREF _Toc241587604 \h </w:instrText>
+        <w:instrText xml:space="preserve"> PAGEREF _Toc241589330 \h </w:instrText>
       </w:r>
       <w:r>
         <w:rPr>
@@ -2029,7 +2029,7 @@
         <w:rPr>
           <w:noProof/>
         </w:rPr>
-        <w:instrText xml:space="preserve"> PAGEREF _Toc241587605 \h </w:instrText>
+        <w:instrText xml:space="preserve"> PAGEREF _Toc241589331 \h </w:instrText>
       </w:r>
       <w:r>
         <w:rPr>
@@ -2092,7 +2092,7 @@
         <w:rPr>
           <w:noProof/>
         </w:rPr>
-        <w:instrText xml:space="preserve"> PAGEREF _Toc241587606 \h </w:instrText>
+        <w:instrText xml:space="preserve"> PAGEREF _Toc241589332 \h </w:instrText>
       </w:r>
       <w:r>
         <w:rPr>
@@ -2155,7 +2155,7 @@
         <w:rPr>
           <w:noProof/>
         </w:rPr>
-        <w:instrText xml:space="preserve"> PAGEREF _Toc241587607 \h </w:instrText>
+        <w:instrText xml:space="preserve"> PAGEREF _Toc241589333 \h </w:instrText>
       </w:r>
       <w:r>
         <w:rPr>
@@ -2218,7 +2218,7 @@
         <w:rPr>
           <w:noProof/>
         </w:rPr>
-        <w:instrText xml:space="preserve"> PAGEREF _Toc241587608 \h </w:instrText>
+        <w:instrText xml:space="preserve"> PAGEREF _Toc241589334 \h </w:instrText>
       </w:r>
       <w:r>
         <w:rPr>
@@ -2281,7 +2281,7 @@
         <w:rPr>
           <w:noProof/>
         </w:rPr>
-        <w:instrText xml:space="preserve"> PAGEREF _Toc241587609 \h </w:instrText>
+        <w:instrText xml:space="preserve"> PAGEREF _Toc241589335 \h </w:instrText>
       </w:r>
       <w:r>
         <w:rPr>
@@ -2344,7 +2344,7 @@
         <w:rPr>
           <w:noProof/>
         </w:rPr>
-        <w:instrText xml:space="preserve"> PAGEREF _Toc241587610 \h </w:instrText>
+        <w:instrText xml:space="preserve"> PAGEREF _Toc241589336 \h </w:instrText>
       </w:r>
       <w:r>
         <w:rPr>
@@ -2407,7 +2407,7 @@
         <w:rPr>
           <w:noProof/>
         </w:rPr>
-        <w:instrText xml:space="preserve"> PAGEREF _Toc241587611 \h </w:instrText>
+        <w:instrText xml:space="preserve"> PAGEREF _Toc241589337 \h </w:instrText>
       </w:r>
       <w:r>
         <w:rPr>
@@ -2470,7 +2470,7 @@
         <w:rPr>
           <w:noProof/>
         </w:rPr>
-        <w:instrText xml:space="preserve"> PAGEREF _Toc241587612 \h </w:instrText>
+        <w:instrText xml:space="preserve"> PAGEREF _Toc241589338 \h </w:instrText>
       </w:r>
       <w:r>
         <w:rPr>
@@ -2533,7 +2533,7 @@
         <w:rPr>
           <w:noProof/>
         </w:rPr>
-        <w:instrText xml:space="preserve"> PAGEREF _Toc241587613 \h </w:instrText>
+        <w:instrText xml:space="preserve"> PAGEREF _Toc241589339 \h </w:instrText>
       </w:r>
       <w:r>
         <w:rPr>
@@ -2596,7 +2596,7 @@
         <w:rPr>
           <w:noProof/>
         </w:rPr>
-        <w:instrText xml:space="preserve"> PAGEREF _Toc241587614 \h </w:instrText>
+        <w:instrText xml:space="preserve"> PAGEREF _Toc241589340 \h </w:instrText>
       </w:r>
       <w:r>
         <w:rPr>
@@ -2659,7 +2659,7 @@
         <w:rPr>
           <w:noProof/>
         </w:rPr>
-        <w:instrText xml:space="preserve"> PAGEREF _Toc241587615 \h </w:instrText>
+        <w:instrText xml:space="preserve"> PAGEREF _Toc241589341 \h </w:instrText>
       </w:r>
       <w:r>
         <w:rPr>
@@ -2723,7 +2723,7 @@
         <w:rPr>
           <w:noProof/>
         </w:rPr>
-        <w:instrText xml:space="preserve"> PAGEREF _Toc241587616 \h </w:instrText>
+        <w:instrText xml:space="preserve"> PAGEREF _Toc241589342 \h </w:instrText>
       </w:r>
       <w:r>
         <w:rPr>
@@ -2786,7 +2786,7 @@
         <w:rPr>
           <w:noProof/>
         </w:rPr>
-        <w:instrText xml:space="preserve"> PAGEREF _Toc241587617 \h </w:instrText>
+        <w:instrText xml:space="preserve"> PAGEREF _Toc241589343 \h </w:instrText>
       </w:r>
       <w:r>
         <w:rPr>
@@ -2849,7 +2849,7 @@
         <w:rPr>
           <w:noProof/>
         </w:rPr>
-        <w:instrText xml:space="preserve"> PAGEREF _Toc241587618 \h </w:instrText>
+        <w:instrText xml:space="preserve"> PAGEREF _Toc241589344 \h </w:instrText>
       </w:r>
       <w:r>
         <w:rPr>
@@ -2912,7 +2912,7 @@
         <w:rPr>
           <w:noProof/>
         </w:rPr>
-        <w:instrText xml:space="preserve"> PAGEREF _Toc241587619 \h </w:instrText>
+        <w:instrText xml:space="preserve"> PAGEREF _Toc241589345 \h </w:instrText>
       </w:r>
       <w:r>
         <w:rPr>
@@ -2975,7 +2975,7 @@
         <w:rPr>
           <w:noProof/>
         </w:rPr>
-        <w:instrText xml:space="preserve"> PAGEREF _Toc241587620 \h </w:instrText>
+        <w:instrText xml:space="preserve"> PAGEREF _Toc241589346 \h </w:instrText>
       </w:r>
       <w:r>
         <w:rPr>
@@ -3038,7 +3038,7 @@
         <w:rPr>
           <w:noProof/>
         </w:rPr>
-        <w:instrText xml:space="preserve"> PAGEREF _Toc241587621 \h </w:instrText>
+        <w:instrText xml:space="preserve"> PAGEREF _Toc241589347 \h </w:instrText>
       </w:r>
       <w:r>
         <w:rPr>
@@ -3101,7 +3101,7 @@
         <w:rPr>
           <w:noProof/>
         </w:rPr>
-        <w:instrText xml:space="preserve"> PAGEREF _Toc241587622 \h </w:instrText>
+        <w:instrText xml:space="preserve"> PAGEREF _Toc241589348 \h </w:instrText>
       </w:r>
       <w:r>
         <w:rPr>
@@ -3164,7 +3164,7 @@
         <w:rPr>
           <w:noProof/>
         </w:rPr>
-        <w:instrText xml:space="preserve"> PAGEREF _Toc241587623 \h </w:instrText>
+        <w:instrText xml:space="preserve"> PAGEREF _Toc241589349 \h </w:instrText>
       </w:r>
       <w:r>
         <w:rPr>
@@ -3227,7 +3227,7 @@
         <w:rPr>
           <w:noProof/>
         </w:rPr>
-        <w:instrText xml:space="preserve"> PAGEREF _Toc241587624 \h </w:instrText>
+        <w:instrText xml:space="preserve"> PAGEREF _Toc241589350 \h </w:instrText>
       </w:r>
       <w:r>
         <w:rPr>
@@ -3290,7 +3290,7 @@
         </w:rPr>
         <w:br w:type="page"/>
       </w:r>
-      <w:bookmarkStart w:id="1" w:name="_Toc241587581"/>
+      <w:bookmarkStart w:id="1" w:name="_Toc241589307"/>
       <w:r>
         <w:rPr>
           <w:rFonts w:eastAsia="Times New Roman"/>
@@ -3307,7 +3307,7 @@
           <w:rFonts w:eastAsia="Times New Roman"/>
         </w:rPr>
       </w:pPr>
-      <w:bookmarkStart w:id="2" w:name="_Toc241587582"/>
+      <w:bookmarkStart w:id="2" w:name="_Toc241589308"/>
       <w:r>
         <w:rPr>
           <w:rFonts w:eastAsia="Times New Roman"/>
@@ -3352,7 +3352,7 @@
           <w:rFonts w:eastAsia="Times New Roman"/>
         </w:rPr>
       </w:pPr>
-      <w:bookmarkStart w:id="3" w:name="_Toc241587583"/>
+      <w:bookmarkStart w:id="3" w:name="_Toc241589309"/>
       <w:r>
         <w:rPr>
           <w:rFonts w:eastAsia="Times New Roman"/>
@@ -3417,7 +3417,7 @@
           <w:rFonts w:eastAsia="Times New Roman"/>
         </w:rPr>
       </w:pPr>
-      <w:bookmarkStart w:id="4" w:name="_Toc241587584"/>
+      <w:bookmarkStart w:id="4" w:name="_Toc241589310"/>
       <w:r>
         <w:rPr>
           <w:rFonts w:eastAsia="Times New Roman"/>
@@ -3621,7 +3621,7 @@
           <w:rFonts w:eastAsia="Times New Roman"/>
         </w:rPr>
       </w:pPr>
-      <w:bookmarkStart w:id="5" w:name="_Toc241587585"/>
+      <w:bookmarkStart w:id="5" w:name="_Toc241589311"/>
       <w:r>
         <w:rPr>
           <w:rFonts w:eastAsia="Times New Roman"/>
@@ -3666,7 +3666,7 @@
           <w:rFonts w:eastAsia="Times New Roman"/>
         </w:rPr>
       </w:pPr>
-      <w:bookmarkStart w:id="6" w:name="_Toc241587586"/>
+      <w:bookmarkStart w:id="6" w:name="_Toc241589312"/>
       <w:r>
         <w:rPr>
           <w:rFonts w:eastAsia="Times New Roman"/>
@@ -4557,7 +4557,7 @@
           <w:rFonts w:eastAsia="Times New Roman"/>
         </w:rPr>
       </w:pPr>
-      <w:bookmarkStart w:id="7" w:name="_Toc241587587"/>
+      <w:bookmarkStart w:id="7" w:name="_Toc241589313"/>
       <w:r>
         <w:rPr>
           <w:rFonts w:eastAsia="Times New Roman"/>
@@ -4622,7 +4622,7 @@
           <w:rFonts w:eastAsia="Times New Roman"/>
         </w:rPr>
       </w:pPr>
-      <w:bookmarkStart w:id="8" w:name="_Toc241587588"/>
+      <w:bookmarkStart w:id="8" w:name="_Toc241589314"/>
       <w:r>
         <w:rPr>
           <w:rFonts w:eastAsia="Times New Roman"/>
@@ -4671,7 +4671,7 @@
           <w:szCs w:val="22"/>
         </w:rPr>
         <w:drawing>
-          <wp:inline distT="0" distB="0" distL="0" distR="0" wp14:anchorId="27A6BDEB" wp14:editId="4E163851">
+          <wp:inline distT="0" distB="0" distL="0" distR="0" wp14:anchorId="2567BAAD" wp14:editId="4F814E2D">
             <wp:extent cx="5715000" cy="1272540"/>
             <wp:effectExtent l="0" t="0" r="0" b="3810"/>
             <wp:docPr id="1" name="Picture 1"/>
@@ -4742,7 +4742,7 @@
           <w:rFonts w:eastAsia="Times New Roman"/>
         </w:rPr>
       </w:pPr>
-      <w:bookmarkStart w:id="9" w:name="_Toc241587589"/>
+      <w:bookmarkStart w:id="9" w:name="_Toc241589315"/>
       <w:r>
         <w:rPr>
           <w:rFonts w:eastAsia="Times New Roman"/>
@@ -8145,7 +8145,7 @@
           <w:rFonts w:eastAsia="Times New Roman"/>
         </w:rPr>
       </w:pPr>
-      <w:bookmarkStart w:id="10" w:name="_Toc241587590"/>
+      <w:bookmarkStart w:id="10" w:name="_Toc241589316"/>
       <w:r>
         <w:rPr>
           <w:rFonts w:eastAsia="Times New Roman"/>
@@ -8552,7 +8552,7 @@
           <w:rFonts w:eastAsia="Times New Roman"/>
         </w:rPr>
       </w:pPr>
-      <w:bookmarkStart w:id="11" w:name="_Toc241587591"/>
+      <w:bookmarkStart w:id="11" w:name="_Toc241589317"/>
       <w:r>
         <w:rPr>
           <w:rFonts w:eastAsia="Times New Roman"/>
@@ -17027,7 +17027,7 @@
           <w:rFonts w:eastAsia="Times New Roman"/>
         </w:rPr>
       </w:pPr>
-      <w:bookmarkStart w:id="12" w:name="_Toc241587592"/>
+      <w:bookmarkStart w:id="12" w:name="_Toc241589318"/>
       <w:r>
         <w:rPr>
           <w:rFonts w:eastAsia="Times New Roman"/>
@@ -18673,7 +18673,7 @@
         </w:rPr>
         <w:lastRenderedPageBreak/>
         <w:drawing>
-          <wp:inline distT="0" distB="0" distL="0" distR="0" wp14:anchorId="5B98C5E4" wp14:editId="1BE57DC2">
+          <wp:inline distT="0" distB="0" distL="0" distR="0" wp14:anchorId="6D2E659D" wp14:editId="4410B1C9">
             <wp:extent cx="5524500" cy="3208020"/>
             <wp:effectExtent l="0" t="0" r="0" b="0"/>
             <wp:docPr id="2" name="Picture 2"/>
@@ -18959,7 +18959,7 @@
           <w:rFonts w:eastAsia="Times New Roman"/>
         </w:rPr>
       </w:pPr>
-      <w:bookmarkStart w:id="13" w:name="_Toc241587593"/>
+      <w:bookmarkStart w:id="13" w:name="_Toc241589319"/>
       <w:r>
         <w:rPr>
           <w:rFonts w:eastAsia="Times New Roman"/>
@@ -20085,7 +20085,7 @@
           <w:rFonts w:eastAsia="Times New Roman"/>
         </w:rPr>
       </w:pPr>
-      <w:bookmarkStart w:id="14" w:name="_Toc241587594"/>
+      <w:bookmarkStart w:id="14" w:name="_Toc241589320"/>
       <w:r>
         <w:rPr>
           <w:rFonts w:eastAsia="Times New Roman"/>
@@ -20101,7 +20101,7 @@
           <w:rFonts w:eastAsia="Times New Roman"/>
         </w:rPr>
       </w:pPr>
-      <w:bookmarkStart w:id="15" w:name="_Toc241587595"/>
+      <w:bookmarkStart w:id="15" w:name="_Toc241589321"/>
       <w:r>
         <w:rPr>
           <w:rFonts w:eastAsia="Times New Roman"/>
@@ -20168,7 +20168,7 @@
         </w:rPr>
         <w:lastRenderedPageBreak/>
         <w:drawing>
-          <wp:inline distT="0" distB="0" distL="0" distR="0" wp14:anchorId="29CB5E08" wp14:editId="67D61B62">
+          <wp:inline distT="0" distB="0" distL="0" distR="0" wp14:anchorId="376C1908" wp14:editId="608AB362">
             <wp:extent cx="5715000" cy="3954780"/>
             <wp:effectExtent l="0" t="0" r="0" b="7620"/>
             <wp:docPr id="3" name="Picture 3"/>
@@ -20982,7 +20982,7 @@
           <w:rFonts w:eastAsia="Times New Roman"/>
         </w:rPr>
       </w:pPr>
-      <w:bookmarkStart w:id="16" w:name="_Toc241587596"/>
+      <w:bookmarkStart w:id="16" w:name="_Toc241589322"/>
       <w:r>
         <w:rPr>
           <w:rFonts w:eastAsia="Times New Roman"/>
@@ -21344,7 +21344,7 @@
           <w:rFonts w:eastAsia="Times New Roman"/>
         </w:rPr>
       </w:pPr>
-      <w:bookmarkStart w:id="17" w:name="_Toc241587597"/>
+      <w:bookmarkStart w:id="17" w:name="_Toc241589323"/>
       <w:r>
         <w:rPr>
           <w:rFonts w:eastAsia="Times New Roman"/>
@@ -21584,7 +21584,7 @@
           <w:rFonts w:eastAsia="Times New Roman"/>
         </w:rPr>
       </w:pPr>
-      <w:bookmarkStart w:id="18" w:name="_Toc241587598"/>
+      <w:bookmarkStart w:id="18" w:name="_Toc241589324"/>
       <w:r>
         <w:rPr>
           <w:rFonts w:eastAsia="Times New Roman"/>
@@ -21805,7 +21805,7 @@
           <w:rFonts w:eastAsia="Times New Roman"/>
         </w:rPr>
       </w:pPr>
-      <w:bookmarkStart w:id="19" w:name="_Toc241587599"/>
+      <w:bookmarkStart w:id="19" w:name="_Toc241589325"/>
       <w:r>
         <w:rPr>
           <w:rFonts w:eastAsia="Times New Roman"/>
@@ -22021,7 +22021,7 @@
         </w:rPr>
         <w:lastRenderedPageBreak/>
         <w:drawing>
-          <wp:inline distT="0" distB="0" distL="0" distR="0" wp14:anchorId="174A92AC" wp14:editId="56821387">
+          <wp:inline distT="0" distB="0" distL="0" distR="0" wp14:anchorId="7AF9753E" wp14:editId="55D06188">
             <wp:extent cx="4480560" cy="4960620"/>
             <wp:effectExtent l="0" t="0" r="0" b="0"/>
             <wp:docPr id="4" name="Picture 4"/>
@@ -22092,7 +22092,7 @@
           <w:rFonts w:eastAsia="Times New Roman"/>
         </w:rPr>
       </w:pPr>
-      <w:bookmarkStart w:id="20" w:name="_Toc241587600"/>
+      <w:bookmarkStart w:id="20" w:name="_Toc241589326"/>
       <w:r>
         <w:rPr>
           <w:rFonts w:eastAsia="Times New Roman"/>
@@ -22303,7 +22303,7 @@
           <w:rFonts w:eastAsia="Times New Roman"/>
         </w:rPr>
       </w:pPr>
-      <w:bookmarkStart w:id="21" w:name="_Toc241587601"/>
+      <w:bookmarkStart w:id="21" w:name="_Toc241589327"/>
       <w:r>
         <w:rPr>
           <w:rFonts w:eastAsia="Times New Roman"/>
@@ -22680,7 +22680,7 @@
         </w:rPr>
         <w:lastRenderedPageBreak/>
         <w:drawing>
-          <wp:inline distT="0" distB="0" distL="0" distR="0" wp14:anchorId="7480BA23" wp14:editId="46CDFFAB">
+          <wp:inline distT="0" distB="0" distL="0" distR="0" wp14:anchorId="42D22F0B" wp14:editId="032C9632">
             <wp:extent cx="5334000" cy="3528060"/>
             <wp:effectExtent l="0" t="0" r="0" b="0"/>
             <wp:docPr id="5" name="Picture 5"/>
@@ -22765,7 +22765,7 @@
         </w:rPr>
         <w:lastRenderedPageBreak/>
         <w:drawing>
-          <wp:inline distT="0" distB="0" distL="0" distR="0" wp14:anchorId="6F03D222" wp14:editId="4560C96B">
+          <wp:inline distT="0" distB="0" distL="0" distR="0" wp14:anchorId="49EE19F5" wp14:editId="75EA446C">
             <wp:extent cx="4953000" cy="6492240"/>
             <wp:effectExtent l="0" t="0" r="0" b="3810"/>
             <wp:docPr id="6" name="Picture 6"/>
@@ -22850,7 +22850,7 @@
         </w:rPr>
         <w:lastRenderedPageBreak/>
         <w:drawing>
-          <wp:inline distT="0" distB="0" distL="0" distR="0" wp14:anchorId="46AE3D08" wp14:editId="6946AFC2">
+          <wp:inline distT="0" distB="0" distL="0" distR="0" wp14:anchorId="554DE61C" wp14:editId="54B1CDAE">
             <wp:extent cx="4480560" cy="3589020"/>
             <wp:effectExtent l="0" t="0" r="0" b="0"/>
             <wp:docPr id="7" name="Picture 7"/>
@@ -22934,7 +22934,7 @@
           <w:szCs w:val="22"/>
         </w:rPr>
         <w:drawing>
-          <wp:inline distT="0" distB="0" distL="0" distR="0" wp14:anchorId="2813F259" wp14:editId="5B341F92">
+          <wp:inline distT="0" distB="0" distL="0" distR="0" wp14:anchorId="1214B333" wp14:editId="17D3497D">
             <wp:extent cx="5334000" cy="3314700"/>
             <wp:effectExtent l="0" t="0" r="0" b="0"/>
             <wp:docPr id="8" name="Picture 8"/>
@@ -23005,7 +23005,7 @@
           <w:rFonts w:eastAsia="Times New Roman"/>
         </w:rPr>
       </w:pPr>
-      <w:bookmarkStart w:id="22" w:name="_Toc241587602"/>
+      <w:bookmarkStart w:id="22" w:name="_Toc241589328"/>
       <w:r>
         <w:rPr>
           <w:rFonts w:eastAsia="Times New Roman"/>
@@ -24323,7 +24323,7 @@
           <w:rFonts w:eastAsia="Times New Roman"/>
         </w:rPr>
       </w:pPr>
-      <w:bookmarkStart w:id="23" w:name="_Toc241587603"/>
+      <w:bookmarkStart w:id="23" w:name="_Toc241589329"/>
       <w:r>
         <w:rPr>
           <w:rFonts w:eastAsia="Times New Roman"/>
@@ -24379,7 +24379,7 @@
           <w:rFonts w:eastAsia="Times New Roman"/>
         </w:rPr>
       </w:pPr>
-      <w:bookmarkStart w:id="24" w:name="_Toc241587604"/>
+      <w:bookmarkStart w:id="24" w:name="_Toc241589330"/>
       <w:r>
         <w:rPr>
           <w:rFonts w:eastAsia="Times New Roman"/>
@@ -24744,7 +24744,7 @@
           <w:szCs w:val="22"/>
         </w:rPr>
         <w:drawing>
-          <wp:inline distT="0" distB="0" distL="0" distR="0" wp14:anchorId="10B758F6" wp14:editId="6362B940">
+          <wp:inline distT="0" distB="0" distL="0" distR="0" wp14:anchorId="007ABD6C" wp14:editId="060A2673">
             <wp:extent cx="4480560" cy="5646420"/>
             <wp:effectExtent l="0" t="0" r="0" b="0"/>
             <wp:docPr id="9" name="Picture 9"/>
@@ -24815,7 +24815,7 @@
           <w:rFonts w:eastAsia="Times New Roman"/>
         </w:rPr>
       </w:pPr>
-      <w:bookmarkStart w:id="25" w:name="_Toc241587605"/>
+      <w:bookmarkStart w:id="25" w:name="_Toc241589331"/>
       <w:r>
         <w:rPr>
           <w:rFonts w:eastAsia="Times New Roman"/>
@@ -24955,7 +24955,7 @@
           <w:szCs w:val="22"/>
         </w:rPr>
         <w:drawing>
-          <wp:inline distT="0" distB="0" distL="0" distR="0" wp14:anchorId="7AF09E58" wp14:editId="1693AFB1">
+          <wp:inline distT="0" distB="0" distL="0" distR="0" wp14:anchorId="41559D0E" wp14:editId="7E5C9241">
             <wp:extent cx="4290060" cy="2926080"/>
             <wp:effectExtent l="0" t="0" r="0" b="7620"/>
             <wp:docPr id="10" name="Picture 10"/>
@@ -25026,7 +25026,7 @@
           <w:rFonts w:eastAsia="Times New Roman"/>
         </w:rPr>
       </w:pPr>
-      <w:bookmarkStart w:id="26" w:name="_Toc241587606"/>
+      <w:bookmarkStart w:id="26" w:name="_Toc241589332"/>
       <w:r>
         <w:rPr>
           <w:rFonts w:eastAsia="Times New Roman"/>
@@ -25095,7 +25095,7 @@
           <w:szCs w:val="22"/>
         </w:rPr>
         <w:drawing>
-          <wp:inline distT="0" distB="0" distL="0" distR="0" wp14:anchorId="651D9E29" wp14:editId="7AF93EEA">
+          <wp:inline distT="0" distB="0" distL="0" distR="0" wp14:anchorId="4B2D0A76" wp14:editId="5805B7A4">
             <wp:extent cx="4480560" cy="1325880"/>
             <wp:effectExtent l="0" t="0" r="0" b="7620"/>
             <wp:docPr id="11" name="Picture 11"/>
@@ -25166,7 +25166,7 @@
           <w:rFonts w:eastAsia="Times New Roman"/>
         </w:rPr>
       </w:pPr>
-      <w:bookmarkStart w:id="27" w:name="_Toc241587607"/>
+      <w:bookmarkStart w:id="27" w:name="_Toc241589333"/>
       <w:r>
         <w:rPr>
           <w:rFonts w:eastAsia="Times New Roman"/>
@@ -25225,7 +25225,7 @@
         </w:rPr>
         <w:lastRenderedPageBreak/>
         <w:drawing>
-          <wp:inline distT="0" distB="0" distL="0" distR="0" wp14:anchorId="67F20339" wp14:editId="1813142B">
+          <wp:inline distT="0" distB="0" distL="0" distR="0" wp14:anchorId="388A864F" wp14:editId="6860CE93">
             <wp:extent cx="4480560" cy="4655820"/>
             <wp:effectExtent l="0" t="0" r="0" b="0"/>
             <wp:docPr id="12" name="Picture 12"/>
@@ -25309,7 +25309,7 @@
           <w:szCs w:val="22"/>
         </w:rPr>
         <w:drawing>
-          <wp:inline distT="0" distB="0" distL="0" distR="0" wp14:anchorId="293ECA64" wp14:editId="3CBB670E">
+          <wp:inline distT="0" distB="0" distL="0" distR="0" wp14:anchorId="3F07BB88" wp14:editId="41F242D6">
             <wp:extent cx="4480560" cy="3733800"/>
             <wp:effectExtent l="0" t="0" r="0" b="0"/>
             <wp:docPr id="13" name="Picture 13"/>
@@ -25380,7 +25380,7 @@
           <w:rFonts w:eastAsia="Times New Roman"/>
         </w:rPr>
       </w:pPr>
-      <w:bookmarkStart w:id="28" w:name="_Toc241587608"/>
+      <w:bookmarkStart w:id="28" w:name="_Toc241589334"/>
       <w:r>
         <w:rPr>
           <w:rFonts w:eastAsia="Times New Roman"/>
@@ -25397,7 +25397,7 @@
           <w:rFonts w:eastAsia="Times New Roman"/>
         </w:rPr>
       </w:pPr>
-      <w:bookmarkStart w:id="29" w:name="_Toc241587609"/>
+      <w:bookmarkStart w:id="29" w:name="_Toc241589335"/>
       <w:r>
         <w:rPr>
           <w:rFonts w:eastAsia="Times New Roman"/>
@@ -25433,7 +25433,7 @@
           <w:rFonts w:eastAsia="Times New Roman"/>
         </w:rPr>
       </w:pPr>
-      <w:bookmarkStart w:id="30" w:name="_Toc241587610"/>
+      <w:bookmarkStart w:id="30" w:name="_Toc241589336"/>
       <w:r>
         <w:rPr>
           <w:rFonts w:eastAsia="Times New Roman"/>
@@ -31169,7 +31169,7 @@
           <w:rFonts w:eastAsia="Times New Roman"/>
         </w:rPr>
       </w:pPr>
-      <w:bookmarkStart w:id="31" w:name="_Toc241587611"/>
+      <w:bookmarkStart w:id="31" w:name="_Toc241589337"/>
       <w:r>
         <w:rPr>
           <w:rFonts w:eastAsia="Times New Roman"/>
@@ -31956,7 +31956,7 @@
           <w:rFonts w:eastAsia="Times New Roman"/>
         </w:rPr>
       </w:pPr>
-      <w:bookmarkStart w:id="32" w:name="_Toc241587612"/>
+      <w:bookmarkStart w:id="32" w:name="_Toc241589338"/>
       <w:r>
         <w:rPr>
           <w:rFonts w:eastAsia="Times New Roman"/>
@@ -32968,7 +32968,7 @@
           <w:rFonts w:eastAsia="Times New Roman"/>
         </w:rPr>
       </w:pPr>
-      <w:bookmarkStart w:id="33" w:name="_Toc241587613"/>
+      <w:bookmarkStart w:id="33" w:name="_Toc241589339"/>
       <w:r>
         <w:rPr>
           <w:rFonts w:eastAsia="Times New Roman"/>
@@ -33979,7 +33979,7 @@
           <w:rFonts w:eastAsia="Times New Roman"/>
         </w:rPr>
       </w:pPr>
-      <w:bookmarkStart w:id="34" w:name="_Toc241587614"/>
+      <w:bookmarkStart w:id="34" w:name="_Toc241589340"/>
       <w:r>
         <w:rPr>
           <w:rFonts w:eastAsia="Times New Roman"/>
@@ -34035,7 +34035,7 @@
           <w:rFonts w:eastAsia="Times New Roman"/>
         </w:rPr>
       </w:pPr>
-      <w:bookmarkStart w:id="35" w:name="_Toc241587615"/>
+      <w:bookmarkStart w:id="35" w:name="_Toc241589341"/>
       <w:r>
         <w:rPr>
           <w:rFonts w:eastAsia="Times New Roman"/>
@@ -34052,7 +34052,7 @@
           <w:rFonts w:eastAsia="Times New Roman"/>
         </w:rPr>
       </w:pPr>
-      <w:bookmarkStart w:id="36" w:name="_Toc241587616"/>
+      <w:bookmarkStart w:id="36" w:name="_Toc241589342"/>
       <w:r>
         <w:rPr>
           <w:rFonts w:eastAsia="Times New Roman"/>
@@ -34128,7 +34128,7 @@
           <w:rFonts w:eastAsia="Times New Roman"/>
         </w:rPr>
       </w:pPr>
-      <w:bookmarkStart w:id="37" w:name="_Toc241587617"/>
+      <w:bookmarkStart w:id="37" w:name="_Toc241589343"/>
       <w:r>
         <w:rPr>
           <w:rFonts w:eastAsia="Times New Roman"/>
@@ -34202,7 +34202,7 @@
           <w:rFonts w:eastAsia="Times New Roman"/>
         </w:rPr>
       </w:pPr>
-      <w:bookmarkStart w:id="38" w:name="_Toc241587618"/>
+      <w:bookmarkStart w:id="38" w:name="_Toc241589344"/>
       <w:r>
         <w:rPr>
           <w:rFonts w:eastAsia="Times New Roman"/>
@@ -34526,7 +34526,7 @@
           <w:rFonts w:eastAsia="Times New Roman"/>
         </w:rPr>
       </w:pPr>
-      <w:bookmarkStart w:id="39" w:name="_Toc241587619"/>
+      <w:bookmarkStart w:id="39" w:name="_Toc241589345"/>
       <w:r>
         <w:rPr>
           <w:rFonts w:eastAsia="Times New Roman"/>
@@ -34662,7 +34662,7 @@
           <w:rFonts w:eastAsia="Times New Roman"/>
         </w:rPr>
       </w:pPr>
-      <w:bookmarkStart w:id="40" w:name="_Toc241587620"/>
+      <w:bookmarkStart w:id="40" w:name="_Toc241589346"/>
       <w:r>
         <w:rPr>
           <w:rFonts w:eastAsia="Times New Roman"/>
@@ -34725,7 +34725,7 @@
         </w:rPr>
         <w:br w:type="page"/>
       </w:r>
-      <w:bookmarkStart w:id="41" w:name="_Toc241587621"/>
+      <w:bookmarkStart w:id="41" w:name="_Toc241589347"/>
       <w:r>
         <w:rPr>
           <w:rFonts w:eastAsia="Times New Roman"/>
@@ -35513,7 +35513,7 @@
         </w:rPr>
         <w:br w:type="page"/>
       </w:r>
-      <w:bookmarkStart w:id="42" w:name="_Toc241587622"/>
+      <w:bookmarkStart w:id="42" w:name="_Toc241589348"/>
       <w:r>
         <w:rPr>
           <w:rFonts w:eastAsia="Times New Roman"/>
@@ -47713,7 +47713,7 @@
         </w:rPr>
         <w:br w:type="page"/>
       </w:r>
-      <w:bookmarkStart w:id="43" w:name="_Toc241587623"/>
+      <w:bookmarkStart w:id="43" w:name="_Toc241589349"/>
       <w:r>
         <w:rPr>
           <w:rFonts w:eastAsia="Times New Roman"/>
@@ -48543,7 +48543,7 @@
           <w:rFonts w:eastAsia="Times New Roman"/>
         </w:rPr>
       </w:pPr>
-      <w:bookmarkStart w:id="44" w:name="_Toc241587624"/>
+      <w:bookmarkStart w:id="44" w:name="_Toc241589350"/>
       <w:r>
         <w:rPr>
           <w:rFonts w:eastAsia="Times New Roman"/>
@@ -49273,122 +49273,9 @@
 <file path=word/numbering.xml><?xml version="1.0" encoding="utf-8"?>
 <w:numbering xmlns:wpc="http://schemas.microsoft.com/office/word/2010/wordprocessingCanvas" xmlns:cx="http://schemas.microsoft.com/office/drawing/2014/chartex" xmlns:cx1="http://schemas.microsoft.com/office/drawing/2015/9/8/chartex" xmlns:cx2="http://schemas.microsoft.com/office/drawing/2015/10/21/chartex" xmlns:cx3="http://schemas.microsoft.com/office/drawing/2016/5/9/chartex" xmlns:cx4="http://schemas.microsoft.com/office/drawing/2016/5/10/chartex" xmlns:cx5="http://schemas.microsoft.com/office/drawing/2016/5/11/chartex" xmlns:cx6="http://schemas.microsoft.com/office/drawing/2016/5/12/chartex" xmlns:cx7="http://schemas.microsoft.com/office/drawing/2016/5/13/chartex" xmlns:cx8="http://schemas.microsoft.com/office/drawing/2016/5/14/chartex" xmlns:mc="http://schemas.openxmlformats.org/markup-compatibility/2006" xmlns:aink="http://schemas.microsoft.com/office/drawing/2016/ink" xmlns:am3d="http://schemas.microsoft.com/office/drawing/2017/model3d" xmlns:o="urn:schemas-microsoft-com:office:office" xmlns:oel="http://schemas.microsoft.com/office/2019/extlst" xmlns:r="http://schemas.openxmlformats.org/officeDocument/2006/relationships" xmlns:m="http://schemas.openxmlformats.org/officeDocument/2006/math" xmlns:v="urn:schemas-microsoft-com:vml" xmlns:wp14="http://schemas.microsoft.com/office/word/2010/wordprocessingDrawing" xmlns:wp="http://schemas.openxmlformats.org/drawingml/2006/wordprocessingDrawing" xmlns:w10="urn:schemas-microsoft-com:office:word" xmlns:w="http://schemas.openxmlformats.org/wordprocessingml/2006/main" xmlns:w14="http://schemas.microsoft.com/office/word/2010/wordml" xmlns:w15="http://schemas.microsoft.com/office/word/2012/wordml" xmlns:w16cex="http://schemas.microsoft.com/office/word/2018/wordml/cex" xmlns:w16cid="http://schemas.microsoft.com/office/word/2016/wordml/cid" xmlns:w16="http://schemas.microsoft.com/office/word/2018/wordml" xmlns:w16du="http://schemas.microsoft.com/office/word/2023/wordml/word16du" xmlns:w16sdtdh="http://schemas.microsoft.com/office/word/2020/wordml/sdtdatahash" xmlns:w16sdtfl="http://schemas.microsoft.com/office/word/2024/wordml/sdtformatlock" xmlns:w16se="http://schemas.microsoft.com/office/word/2015/wordml/symex" xmlns:wpg="http://schemas.microsoft.com/office/word/2010/wordprocessingGroup" xmlns:wpi="http://schemas.microsoft.com/office/word/2010/wordprocessingInk" xmlns:wne="http://schemas.microsoft.com/office/word/2006/wordml" xmlns:wps="http://schemas.microsoft.com/office/word/2010/wordprocessingShape" mc:Ignorable="w14 w15 w16se w16cid w16 w16cex w16sdtdh w16sdtfl w16du wp14">
   <w:abstractNum w:abstractNumId="0" w15:restartNumberingAfterBreak="0">
-    <w:nsid w:val="0B526DC7"/>
+    <w:nsid w:val="1596607A"/>
     <w:multiLevelType w:val="multilevel"/>
-    <w:tmpl w:val="C684679A"/>
-    <w:lvl w:ilvl="0">
-      <w:start w:val="1"/>
-      <w:numFmt w:val="decimal"/>
-      <w:lvlText w:val="%1."/>
-      <w:lvlJc w:val="left"/>
-      <w:pPr>
-        <w:tabs>
-          <w:tab w:val="num" w:pos="720"/>
-        </w:tabs>
-        <w:ind w:left="720" w:hanging="360"/>
-      </w:pPr>
-    </w:lvl>
-    <w:lvl w:ilvl="1" w:tentative="1">
-      <w:start w:val="1"/>
-      <w:numFmt w:val="decimal"/>
-      <w:lvlText w:val="%2."/>
-      <w:lvlJc w:val="left"/>
-      <w:pPr>
-        <w:tabs>
-          <w:tab w:val="num" w:pos="1440"/>
-        </w:tabs>
-        <w:ind w:left="1440" w:hanging="360"/>
-      </w:pPr>
-    </w:lvl>
-    <w:lvl w:ilvl="2" w:tentative="1">
-      <w:start w:val="1"/>
-      <w:numFmt w:val="decimal"/>
-      <w:lvlText w:val="%3."/>
-      <w:lvlJc w:val="left"/>
-      <w:pPr>
-        <w:tabs>
-          <w:tab w:val="num" w:pos="2160"/>
-        </w:tabs>
-        <w:ind w:left="2160" w:hanging="360"/>
-      </w:pPr>
-    </w:lvl>
-    <w:lvl w:ilvl="3" w:tentative="1">
-      <w:start w:val="1"/>
-      <w:numFmt w:val="decimal"/>
-      <w:lvlText w:val="%4."/>
-      <w:lvlJc w:val="left"/>
-      <w:pPr>
-        <w:tabs>
-          <w:tab w:val="num" w:pos="2880"/>
-        </w:tabs>
-        <w:ind w:left="2880" w:hanging="360"/>
-      </w:pPr>
-    </w:lvl>
-    <w:lvl w:ilvl="4" w:tentative="1">
-      <w:start w:val="1"/>
-      <w:numFmt w:val="decimal"/>
-      <w:lvlText w:val="%5."/>
-      <w:lvlJc w:val="left"/>
-      <w:pPr>
-        <w:tabs>
-          <w:tab w:val="num" w:pos="3600"/>
-        </w:tabs>
-        <w:ind w:left="3600" w:hanging="360"/>
-      </w:pPr>
-    </w:lvl>
-    <w:lvl w:ilvl="5" w:tentative="1">
-      <w:start w:val="1"/>
-      <w:numFmt w:val="decimal"/>
-      <w:lvlText w:val="%6."/>
-      <w:lvlJc w:val="left"/>
-      <w:pPr>
-        <w:tabs>
-          <w:tab w:val="num" w:pos="4320"/>
-        </w:tabs>
-        <w:ind w:left="4320" w:hanging="360"/>
-      </w:pPr>
-    </w:lvl>
-    <w:lvl w:ilvl="6" w:tentative="1">
-      <w:start w:val="1"/>
-      <w:numFmt w:val="decimal"/>
-      <w:lvlText w:val="%7."/>
-      <w:lvlJc w:val="left"/>
-      <w:pPr>
-        <w:tabs>
-          <w:tab w:val="num" w:pos="5040"/>
-        </w:tabs>
-        <w:ind w:left="5040" w:hanging="360"/>
-      </w:pPr>
-    </w:lvl>
-    <w:lvl w:ilvl="7" w:tentative="1">
-      <w:start w:val="1"/>
-      <w:numFmt w:val="decimal"/>
-      <w:lvlText w:val="%8."/>
-      <w:lvlJc w:val="left"/>
-      <w:pPr>
-        <w:tabs>
-          <w:tab w:val="num" w:pos="5760"/>
-        </w:tabs>
-        <w:ind w:left="5760" w:hanging="360"/>
-      </w:pPr>
-    </w:lvl>
-    <w:lvl w:ilvl="8" w:tentative="1">
-      <w:start w:val="1"/>
-      <w:numFmt w:val="decimal"/>
-      <w:lvlText w:val="%9."/>
-      <w:lvlJc w:val="left"/>
-      <w:pPr>
-        <w:tabs>
-          <w:tab w:val="num" w:pos="6480"/>
-        </w:tabs>
-        <w:ind w:left="6480" w:hanging="360"/>
-      </w:pPr>
-    </w:lvl>
-  </w:abstractNum>
-  <w:abstractNum w:abstractNumId="1" w15:restartNumberingAfterBreak="0">
-    <w:nsid w:val="22B5243E"/>
-    <w:multiLevelType w:val="multilevel"/>
-    <w:tmpl w:val="3240224C"/>
+    <w:tmpl w:val="05E440BA"/>
     <w:lvl w:ilvl="0">
       <w:start w:val="1"/>
       <w:numFmt w:val="bullet"/>
@@ -49534,10 +49421,123 @@
       </w:rPr>
     </w:lvl>
   </w:abstractNum>
+  <w:abstractNum w:abstractNumId="1" w15:restartNumberingAfterBreak="0">
+    <w:nsid w:val="24A163BD"/>
+    <w:multiLevelType w:val="multilevel"/>
+    <w:tmpl w:val="4AF4E832"/>
+    <w:lvl w:ilvl="0">
+      <w:start w:val="1"/>
+      <w:numFmt w:val="decimal"/>
+      <w:lvlText w:val="%1."/>
+      <w:lvlJc w:val="left"/>
+      <w:pPr>
+        <w:tabs>
+          <w:tab w:val="num" w:pos="720"/>
+        </w:tabs>
+        <w:ind w:left="720" w:hanging="360"/>
+      </w:pPr>
+    </w:lvl>
+    <w:lvl w:ilvl="1" w:tentative="1">
+      <w:start w:val="1"/>
+      <w:numFmt w:val="decimal"/>
+      <w:lvlText w:val="%2."/>
+      <w:lvlJc w:val="left"/>
+      <w:pPr>
+        <w:tabs>
+          <w:tab w:val="num" w:pos="1440"/>
+        </w:tabs>
+        <w:ind w:left="1440" w:hanging="360"/>
+      </w:pPr>
+    </w:lvl>
+    <w:lvl w:ilvl="2" w:tentative="1">
+      <w:start w:val="1"/>
+      <w:numFmt w:val="decimal"/>
+      <w:lvlText w:val="%3."/>
+      <w:lvlJc w:val="left"/>
+      <w:pPr>
+        <w:tabs>
+          <w:tab w:val="num" w:pos="2160"/>
+        </w:tabs>
+        <w:ind w:left="2160" w:hanging="360"/>
+      </w:pPr>
+    </w:lvl>
+    <w:lvl w:ilvl="3" w:tentative="1">
+      <w:start w:val="1"/>
+      <w:numFmt w:val="decimal"/>
+      <w:lvlText w:val="%4."/>
+      <w:lvlJc w:val="left"/>
+      <w:pPr>
+        <w:tabs>
+          <w:tab w:val="num" w:pos="2880"/>
+        </w:tabs>
+        <w:ind w:left="2880" w:hanging="360"/>
+      </w:pPr>
+    </w:lvl>
+    <w:lvl w:ilvl="4" w:tentative="1">
+      <w:start w:val="1"/>
+      <w:numFmt w:val="decimal"/>
+      <w:lvlText w:val="%5."/>
+      <w:lvlJc w:val="left"/>
+      <w:pPr>
+        <w:tabs>
+          <w:tab w:val="num" w:pos="3600"/>
+        </w:tabs>
+        <w:ind w:left="3600" w:hanging="360"/>
+      </w:pPr>
+    </w:lvl>
+    <w:lvl w:ilvl="5" w:tentative="1">
+      <w:start w:val="1"/>
+      <w:numFmt w:val="decimal"/>
+      <w:lvlText w:val="%6."/>
+      <w:lvlJc w:val="left"/>
+      <w:pPr>
+        <w:tabs>
+          <w:tab w:val="num" w:pos="4320"/>
+        </w:tabs>
+        <w:ind w:left="4320" w:hanging="360"/>
+      </w:pPr>
+    </w:lvl>
+    <w:lvl w:ilvl="6" w:tentative="1">
+      <w:start w:val="1"/>
+      <w:numFmt w:val="decimal"/>
+      <w:lvlText w:val="%7."/>
+      <w:lvlJc w:val="left"/>
+      <w:pPr>
+        <w:tabs>
+          <w:tab w:val="num" w:pos="5040"/>
+        </w:tabs>
+        <w:ind w:left="5040" w:hanging="360"/>
+      </w:pPr>
+    </w:lvl>
+    <w:lvl w:ilvl="7" w:tentative="1">
+      <w:start w:val="1"/>
+      <w:numFmt w:val="decimal"/>
+      <w:lvlText w:val="%8."/>
+      <w:lvlJc w:val="left"/>
+      <w:pPr>
+        <w:tabs>
+          <w:tab w:val="num" w:pos="5760"/>
+        </w:tabs>
+        <w:ind w:left="5760" w:hanging="360"/>
+      </w:pPr>
+    </w:lvl>
+    <w:lvl w:ilvl="8" w:tentative="1">
+      <w:start w:val="1"/>
+      <w:numFmt w:val="decimal"/>
+      <w:lvlText w:val="%9."/>
+      <w:lvlJc w:val="left"/>
+      <w:pPr>
+        <w:tabs>
+          <w:tab w:val="num" w:pos="6480"/>
+        </w:tabs>
+        <w:ind w:left="6480" w:hanging="360"/>
+      </w:pPr>
+    </w:lvl>
+  </w:abstractNum>
   <w:abstractNum w:abstractNumId="2" w15:restartNumberingAfterBreak="0">
-    <w:nsid w:val="41DE2400"/>
+    <w:nsid w:val="5FF501D4"/>
     <w:multiLevelType w:val="multilevel"/>
-    <w:tmpl w:val="8D3E14CC"/>
+    <w:tmpl w:val="943A2180"/>
     <w:lvl w:ilvl="0">
       <w:start w:val="1"/>
       <w:numFmt w:val="bullet"/>
@@ -49684,122 +49684,9 @@
     </w:lvl>
   </w:abstractNum>
   <w:abstractNum w:abstractNumId="3" w15:restartNumberingAfterBreak="0">
-    <w:nsid w:val="4FCE66A3"/>
+    <w:nsid w:val="65EB4164"/>
     <w:multiLevelType w:val="multilevel"/>
-    <w:tmpl w:val="73A62250"/>
-    <w:lvl w:ilvl="0">
-      <w:start w:val="1"/>
-      <w:numFmt w:val="decimal"/>
-      <w:lvlText w:val="%1."/>
-      <w:lvlJc w:val="left"/>
-      <w:pPr>
-        <w:tabs>
-          <w:tab w:val="num" w:pos="720"/>
-        </w:tabs>
-        <w:ind w:left="720" w:hanging="360"/>
-      </w:pPr>
-    </w:lvl>
-    <w:lvl w:ilvl="1" w:tentative="1">
-      <w:start w:val="1"/>
-      <w:numFmt w:val="decimal"/>
-      <w:lvlText w:val="%2."/>
-      <w:lvlJc w:val="left"/>
-      <w:pPr>
-        <w:tabs>
-          <w:tab w:val="num" w:pos="1440"/>
-        </w:tabs>
-        <w:ind w:left="1440" w:hanging="360"/>
-      </w:pPr>
-    </w:lvl>
-    <w:lvl w:ilvl="2" w:tentative="1">
-      <w:start w:val="1"/>
-      <w:numFmt w:val="decimal"/>
-      <w:lvlText w:val="%3."/>
-      <w:lvlJc w:val="left"/>
-      <w:pPr>
-        <w:tabs>
-          <w:tab w:val="num" w:pos="2160"/>
-        </w:tabs>
-        <w:ind w:left="2160" w:hanging="360"/>
-      </w:pPr>
-    </w:lvl>
-    <w:lvl w:ilvl="3" w:tentative="1">
-      <w:start w:val="1"/>
-      <w:numFmt w:val="decimal"/>
-      <w:lvlText w:val="%4."/>
-      <w:lvlJc w:val="left"/>
-      <w:pPr>
-        <w:tabs>
-          <w:tab w:val="num" w:pos="2880"/>
-        </w:tabs>
-        <w:ind w:left="2880" w:hanging="360"/>
-      </w:pPr>
-    </w:lvl>
-    <w:lvl w:ilvl="4" w:tentative="1">
-      <w:start w:val="1"/>
-      <w:numFmt w:val="decimal"/>
-      <w:lvlText w:val="%5."/>
-      <w:lvlJc w:val="left"/>
-      <w:pPr>
-        <w:tabs>
-          <w:tab w:val="num" w:pos="3600"/>
-        </w:tabs>
-        <w:ind w:left="3600" w:hanging="360"/>
-      </w:pPr>
-    </w:lvl>
-    <w:lvl w:ilvl="5" w:tentative="1">
-      <w:start w:val="1"/>
-      <w:numFmt w:val="decimal"/>
-      <w:lvlText w:val="%6."/>
-      <w:lvlJc w:val="left"/>
-      <w:pPr>
-        <w:tabs>
-          <w:tab w:val="num" w:pos="4320"/>
-        </w:tabs>
-        <w:ind w:left="4320" w:hanging="360"/>
-      </w:pPr>
-    </w:lvl>
-    <w:lvl w:ilvl="6" w:tentative="1">
-      <w:start w:val="1"/>
-      <w:numFmt w:val="decimal"/>
-      <w:lvlText w:val="%7."/>
-      <w:lvlJc w:val="left"/>
-      <w:pPr>
-        <w:tabs>
-          <w:tab w:val="num" w:pos="5040"/>
-        </w:tabs>
-        <w:ind w:left="5040" w:hanging="360"/>
-      </w:pPr>
-    </w:lvl>
-    <w:lvl w:ilvl="7" w:tentative="1">
-      <w:start w:val="1"/>
-      <w:numFmt w:val="decimal"/>
-      <w:lvlText w:val="%8."/>
-      <w:lvlJc w:val="left"/>
-      <w:pPr>
-        <w:tabs>
-          <w:tab w:val="num" w:pos="5760"/>
-        </w:tabs>
-        <w:ind w:left="5760" w:hanging="360"/>
-      </w:pPr>
-    </w:lvl>
-    <w:lvl w:ilvl="8" w:tentative="1">
-      <w:start w:val="1"/>
-      <w:numFmt w:val="decimal"/>
-      <w:lvlText w:val="%9."/>
-      <w:lvlJc w:val="left"/>
-      <w:pPr>
-        <w:tabs>
-          <w:tab w:val="num" w:pos="6480"/>
-        </w:tabs>
-        <w:ind w:left="6480" w:hanging="360"/>
-      </w:pPr>
-    </w:lvl>
-  </w:abstractNum>
-  <w:abstractNum w:abstractNumId="4" w15:restartNumberingAfterBreak="0">
-    <w:nsid w:val="75D42A05"/>
-    <w:multiLevelType w:val="multilevel"/>
-    <w:tmpl w:val="8A847E9E"/>
+    <w:tmpl w:val="D8BC461E"/>
     <w:lvl w:ilvl="0">
       <w:start w:val="1"/>
       <w:numFmt w:val="bullet"/>
@@ -49945,10 +49832,123 @@
       </w:rPr>
     </w:lvl>
   </w:abstractNum>
+  <w:abstractNum w:abstractNumId="4" w15:restartNumberingAfterBreak="0">
+    <w:nsid w:val="76A2748C"/>
+    <w:multiLevelType w:val="multilevel"/>
+    <w:tmpl w:val="019AE238"/>
+    <w:lvl w:ilvl="0">
+      <w:start w:val="1"/>
+      <w:numFmt w:val="decimal"/>
+      <w:lvlText w:val="%1."/>
+      <w:lvlJc w:val="left"/>
+      <w:pPr>
+        <w:tabs>
+          <w:tab w:val="num" w:pos="720"/>
+        </w:tabs>
+        <w:ind w:left="720" w:hanging="360"/>
+      </w:pPr>
+    </w:lvl>
+    <w:lvl w:ilvl="1" w:tentative="1">
+      <w:start w:val="1"/>
+      <w:numFmt w:val="decimal"/>
+      <w:lvlText w:val="%2."/>
+      <w:lvlJc w:val="left"/>
+      <w:pPr>
+        <w:tabs>
+          <w:tab w:val="num" w:pos="1440"/>
+        </w:tabs>
+        <w:ind w:left="1440" w:hanging="360"/>
+      </w:pPr>
+    </w:lvl>
+    <w:lvl w:ilvl="2" w:tentative="1">
+      <w:start w:val="1"/>
+      <w:numFmt w:val="decimal"/>
+      <w:lvlText w:val="%3."/>
+      <w:lvlJc w:val="left"/>
+      <w:pPr>
+        <w:tabs>
+          <w:tab w:val="num" w:pos="2160"/>
+        </w:tabs>
+        <w:ind w:left="2160" w:hanging="360"/>
+      </w:pPr>
+    </w:lvl>
+    <w:lvl w:ilvl="3" w:tentative="1">
+      <w:start w:val="1"/>
+      <w:numFmt w:val="decimal"/>
+      <w:lvlText w:val="%4."/>
+      <w:lvlJc w:val="left"/>
+      <w:pPr>
+        <w:tabs>
+          <w:tab w:val="num" w:pos="2880"/>
+        </w:tabs>
+        <w:ind w:left="2880" w:hanging="360"/>
+      </w:pPr>
+    </w:lvl>
+    <w:lvl w:ilvl="4" w:tentative="1">
+      <w:start w:val="1"/>
+      <w:numFmt w:val="decimal"/>
+      <w:lvlText w:val="%5."/>
+      <w:lvlJc w:val="left"/>
+      <w:pPr>
+        <w:tabs>
+          <w:tab w:val="num" w:pos="3600"/>
+        </w:tabs>
+        <w:ind w:left="3600" w:hanging="360"/>
+      </w:pPr>
+    </w:lvl>
+    <w:lvl w:ilvl="5" w:tentative="1">
+      <w:start w:val="1"/>
+      <w:numFmt w:val="decimal"/>
+      <w:lvlText w:val="%6."/>
+      <w:lvlJc w:val="left"/>
+      <w:pPr>
+        <w:tabs>
+          <w:tab w:val="num" w:pos="4320"/>
+        </w:tabs>
+        <w:ind w:left="4320" w:hanging="360"/>
+      </w:pPr>
+    </w:lvl>
+    <w:lvl w:ilvl="6" w:tentative="1">
+      <w:start w:val="1"/>
+      <w:numFmt w:val="decimal"/>
+      <w:lvlText w:val="%7."/>
+      <w:lvlJc w:val="left"/>
+      <w:pPr>
+        <w:tabs>
+          <w:tab w:val="num" w:pos="5040"/>
+        </w:tabs>
+        <w:ind w:left="5040" w:hanging="360"/>
+      </w:pPr>
+    </w:lvl>
+    <w:lvl w:ilvl="7" w:tentative="1">
+      <w:start w:val="1"/>
+      <w:numFmt w:val="decimal"/>
+      <w:lvlText w:val="%8."/>
+      <w:lvlJc w:val="left"/>
+      <w:pPr>
+        <w:tabs>
+          <w:tab w:val="num" w:pos="5760"/>
+        </w:tabs>
+        <w:ind w:left="5760" w:hanging="360"/>
+      </w:pPr>
+    </w:lvl>
+    <w:lvl w:ilvl="8" w:tentative="1">
+      <w:start w:val="1"/>
+      <w:numFmt w:val="decimal"/>
+      <w:lvlText w:val="%9."/>
+      <w:lvlJc w:val="left"/>
+      <w:pPr>
+        <w:tabs>
+          <w:tab w:val="num" w:pos="6480"/>
+        </w:tabs>
+        <w:ind w:left="6480" w:hanging="360"/>
+      </w:pPr>
+    </w:lvl>
+  </w:abstractNum>
   <w:abstractNum w:abstractNumId="5" w15:restartNumberingAfterBreak="0">
-    <w:nsid w:val="7FA37725"/>
+    <w:nsid w:val="7C1930BB"/>
     <w:multiLevelType w:val="multilevel"/>
-    <w:tmpl w:val="523052BC"/>
+    <w:tmpl w:val="73F8822C"/>
     <w:lvl w:ilvl="0">
       <w:start w:val="1"/>
       <w:numFmt w:val="bullet"/>
@@ -50094,23 +50094,23 @@
       </w:rPr>
     </w:lvl>
   </w:abstractNum>
-  <w:num w:numId="1" w16cid:durableId="1882204050">
-    <w:abstractNumId w:val="0"/>
+  <w:num w:numId="1" w16cid:durableId="444934074">
+    <w:abstractNumId w:val="4"/>
   </w:num>
-  <w:num w:numId="2" w16cid:durableId="611979993">
+  <w:num w:numId="2" w16cid:durableId="1543713302">
+    <w:abstractNumId w:val="2"/>
+  </w:num>
+  <w:num w:numId="3" w16cid:durableId="649528728">
+    <w:abstractNumId w:val="1"/>
+  </w:num>
+  <w:num w:numId="4" w16cid:durableId="562955231">
     <w:abstractNumId w:val="5"/>
   </w:num>
-  <w:num w:numId="3" w16cid:durableId="1797022587">
+  <w:num w:numId="5" w16cid:durableId="695038700">
     <w:abstractNumId w:val="3"/>
   </w:num>
-  <w:num w:numId="4" w16cid:durableId="481000028">
-    <w:abstractNumId w:val="1"/>
-  </w:num>
-  <w:num w:numId="5" w16cid:durableId="685526317">
-    <w:abstractNumId w:val="2"/>
-  </w:num>
-  <w:num w:numId="6" w16cid:durableId="1868448077">
-    <w:abstractNumId w:val="4"/>
+  <w:num w:numId="6" w16cid:durableId="931815728">
+    <w:abstractNumId w:val="0"/>
   </w:num>
 </w:numbering>
 </file>
@@ -50806,7 +50806,7 @@
     <w:link w:val="HeaderChar"/>
     <w:uiPriority w:val="99"/>
     <w:unhideWhenUsed/>
-    <w:rsid w:val="0004777E"/>
+    <w:rsid w:val="00661026"/>
     <w:pPr>
       <w:tabs>
         <w:tab w:val="center" w:pos="4680"/>
@@ -50819,7 +50819,7 @@
     <w:basedOn w:val="DefaultParagraphFont"/>
     <w:link w:val="Header"/>
     <w:uiPriority w:val="99"/>
-    <w:rsid w:val="0004777E"/>
+    <w:rsid w:val="00661026"/>
     <w:rPr>
       <w:rFonts w:eastAsiaTheme="minorEastAsia"/>
       <w:sz w:val="24"/>
@@ -50832,7 +50832,7 @@
     <w:link w:val="FooterChar"/>
     <w:uiPriority w:val="99"/>
     <w:unhideWhenUsed/>
-    <w:rsid w:val="0004777E"/>
+    <w:rsid w:val="00661026"/>
     <w:pPr>
       <w:tabs>
         <w:tab w:val="center" w:pos="4680"/>
@@ -50845,7 +50845,7 @@
     <w:basedOn w:val="DefaultParagraphFont"/>
     <w:link w:val="Footer"/>
     <w:uiPriority w:val="99"/>
-    <w:rsid w:val="0004777E"/>
+    <w:rsid w:val="00661026"/>
     <w:rPr>
       <w:rFonts w:eastAsiaTheme="minorEastAsia"/>
       <w:sz w:val="24"/>
@@ -50858,7 +50858,7 @@
     <w:uiPriority w:val="99"/>
     <w:semiHidden/>
     <w:unhideWhenUsed/>
-    <w:rsid w:val="0004777E"/>
+    <w:rsid w:val="00661026"/>
   </w:style>
   <w:style w:type="paragraph" w:styleId="TOC1">
     <w:name w:val="toc 1"/>
@@ -50867,7 +50867,7 @@
     <w:autoRedefine/>
     <w:uiPriority w:val="39"/>
     <w:unhideWhenUsed/>
-    <w:rsid w:val="0004777E"/>
+    <w:rsid w:val="00661026"/>
     <w:pPr>
       <w:spacing w:after="100"/>
     </w:pPr>
@@ -50883,7 +50883,7 @@
     <w:autoRedefine/>
     <w:uiPriority w:val="39"/>
     <w:unhideWhenUsed/>
-    <w:rsid w:val="0004777E"/>
+    <w:rsid w:val="00661026"/>
     <w:pPr>
       <w:spacing w:after="100"/>
       <w:ind w:left="240"/>
@@ -50901,7 +50901,7 @@
     <w:uiPriority w:val="39"/>
     <w:semiHidden/>
     <w:unhideWhenUsed/>
-    <w:rsid w:val="0004777E"/>
+    <w:rsid w:val="00661026"/>
     <w:pPr>
       <w:spacing w:after="100"/>
       <w:ind w:left="480"/>

--- a/gem_expert/docs/Gemstone_Identification_Assistant_Report.docx
+++ b/gem_expert/docs/Gemstone_Identification_Assistant_Report.docx
@@ -145,7 +145,7 @@
         </w:rPr>
         <w:br w:type="page"/>
       </w:r>
-      <w:bookmarkStart w:id="0" w:name="_Toc241590739"/>
+      <w:bookmarkStart w:id="0" w:name="_Toc241593286"/>
       <w:r>
         <w:rPr>
           <w:rFonts w:eastAsia="Times New Roman"/>
@@ -285,7 +285,7 @@
         <w:rPr>
           <w:noProof/>
         </w:rPr>
-        <w:instrText xml:space="preserve"> PAGEREF _Toc241590739 \h </w:instrText>
+        <w:instrText xml:space="preserve"> PAGEREF _Toc241593286 \h </w:instrText>
       </w:r>
       <w:r>
         <w:rPr>
@@ -347,7 +347,7 @@
         <w:rPr>
           <w:noProof/>
         </w:rPr>
-        <w:instrText xml:space="preserve"> PAGEREF _Toc241590740 \h </w:instrText>
+        <w:instrText xml:space="preserve"> PAGEREF _Toc241593287 \h </w:instrText>
       </w:r>
       <w:r>
         <w:rPr>
@@ -409,7 +409,7 @@
         <w:rPr>
           <w:noProof/>
         </w:rPr>
-        <w:instrText xml:space="preserve"> PAGEREF _Toc241590741 \h </w:instrText>
+        <w:instrText xml:space="preserve"> PAGEREF _Toc241593288 \h </w:instrText>
       </w:r>
       <w:r>
         <w:rPr>
@@ -471,7 +471,7 @@
         <w:rPr>
           <w:noProof/>
         </w:rPr>
-        <w:instrText xml:space="preserve"> PAGEREF _Toc241590742 \h </w:instrText>
+        <w:instrText xml:space="preserve"> PAGEREF _Toc241593289 \h </w:instrText>
       </w:r>
       <w:r>
         <w:rPr>
@@ -533,7 +533,7 @@
         <w:rPr>
           <w:noProof/>
         </w:rPr>
-        <w:instrText xml:space="preserve"> PAGEREF _Toc241590743 \h </w:instrText>
+        <w:instrText xml:space="preserve"> PAGEREF _Toc241593290 \h </w:instrText>
       </w:r>
       <w:r>
         <w:rPr>
@@ -595,7 +595,7 @@
         <w:rPr>
           <w:noProof/>
         </w:rPr>
-        <w:instrText xml:space="preserve"> PAGEREF _Toc241590744 \h </w:instrText>
+        <w:instrText xml:space="preserve"> PAGEREF _Toc241593291 \h </w:instrText>
       </w:r>
       <w:r>
         <w:rPr>
@@ -657,7 +657,7 @@
         <w:rPr>
           <w:noProof/>
         </w:rPr>
-        <w:instrText xml:space="preserve"> PAGEREF _Toc241590745 \h </w:instrText>
+        <w:instrText xml:space="preserve"> PAGEREF _Toc241593292 \h </w:instrText>
       </w:r>
       <w:r>
         <w:rPr>
@@ -719,7 +719,7 @@
         <w:rPr>
           <w:noProof/>
         </w:rPr>
-        <w:instrText xml:space="preserve"> PAGEREF _Toc241590746 \h </w:instrText>
+        <w:instrText xml:space="preserve"> PAGEREF _Toc241593293 \h </w:instrText>
       </w:r>
       <w:r>
         <w:rPr>
@@ -781,7 +781,7 @@
         <w:rPr>
           <w:noProof/>
         </w:rPr>
-        <w:instrText xml:space="preserve"> PAGEREF _Toc241590747 \h </w:instrText>
+        <w:instrText xml:space="preserve"> PAGEREF _Toc241593294 \h </w:instrText>
       </w:r>
       <w:r>
         <w:rPr>
@@ -843,7 +843,7 @@
         <w:rPr>
           <w:noProof/>
         </w:rPr>
-        <w:instrText xml:space="preserve"> PAGEREF _Toc241590748 \h </w:instrText>
+        <w:instrText xml:space="preserve"> PAGEREF _Toc241593295 \h </w:instrText>
       </w:r>
       <w:r>
         <w:rPr>
@@ -905,7 +905,7 @@
         <w:rPr>
           <w:noProof/>
         </w:rPr>
-        <w:instrText xml:space="preserve"> PAGEREF _Toc241590749 \h </w:instrText>
+        <w:instrText xml:space="preserve"> PAGEREF _Toc241593296 \h </w:instrText>
       </w:r>
       <w:r>
         <w:rPr>
@@ -967,7 +967,7 @@
         <w:rPr>
           <w:noProof/>
         </w:rPr>
-        <w:instrText xml:space="preserve"> PAGEREF _Toc241590750 \h </w:instrText>
+        <w:instrText xml:space="preserve"> PAGEREF _Toc241593297 \h </w:instrText>
       </w:r>
       <w:r>
         <w:rPr>
@@ -1029,7 +1029,7 @@
         <w:rPr>
           <w:noProof/>
         </w:rPr>
-        <w:instrText xml:space="preserve"> PAGEREF _Toc241590751 \h </w:instrText>
+        <w:instrText xml:space="preserve"> PAGEREF _Toc241593298 \h </w:instrText>
       </w:r>
       <w:r>
         <w:rPr>
@@ -1091,7 +1091,7 @@
         <w:rPr>
           <w:noProof/>
         </w:rPr>
-        <w:instrText xml:space="preserve"> PAGEREF _Toc241590752 \h </w:instrText>
+        <w:instrText xml:space="preserve"> PAGEREF _Toc241593299 \h </w:instrText>
       </w:r>
       <w:r>
         <w:rPr>
@@ -1153,7 +1153,7 @@
         <w:rPr>
           <w:noProof/>
         </w:rPr>
-        <w:instrText xml:space="preserve"> PAGEREF _Toc241590753 \h </w:instrText>
+        <w:instrText xml:space="preserve"> PAGEREF _Toc241593300 \h </w:instrText>
       </w:r>
       <w:r>
         <w:rPr>
@@ -1215,7 +1215,7 @@
         <w:rPr>
           <w:noProof/>
         </w:rPr>
-        <w:instrText xml:space="preserve"> PAGEREF _Toc241590754 \h </w:instrText>
+        <w:instrText xml:space="preserve"> PAGEREF _Toc241593301 \h </w:instrText>
       </w:r>
       <w:r>
         <w:rPr>
@@ -1277,7 +1277,7 @@
         <w:rPr>
           <w:noProof/>
         </w:rPr>
-        <w:instrText xml:space="preserve"> PAGEREF _Toc241590755 \h </w:instrText>
+        <w:instrText xml:space="preserve"> PAGEREF _Toc241593302 \h </w:instrText>
       </w:r>
       <w:r>
         <w:rPr>
@@ -1339,7 +1339,7 @@
         <w:rPr>
           <w:noProof/>
         </w:rPr>
-        <w:instrText xml:space="preserve"> PAGEREF _Toc241590756 \h </w:instrText>
+        <w:instrText xml:space="preserve"> PAGEREF _Toc241593303 \h </w:instrText>
       </w:r>
       <w:r>
         <w:rPr>
@@ -1401,7 +1401,7 @@
         <w:rPr>
           <w:noProof/>
         </w:rPr>
-        <w:instrText xml:space="preserve"> PAGEREF _Toc241590757 \h </w:instrText>
+        <w:instrText xml:space="preserve"> PAGEREF _Toc241593304 \h </w:instrText>
       </w:r>
       <w:r>
         <w:rPr>
@@ -1463,7 +1463,7 @@
         <w:rPr>
           <w:noProof/>
         </w:rPr>
-        <w:instrText xml:space="preserve"> PAGEREF _Toc241590758 \h </w:instrText>
+        <w:instrText xml:space="preserve"> PAGEREF _Toc241593305 \h </w:instrText>
       </w:r>
       <w:r>
         <w:rPr>
@@ -1525,7 +1525,7 @@
         <w:rPr>
           <w:noProof/>
         </w:rPr>
-        <w:instrText xml:space="preserve"> PAGEREF _Toc241590759 \h </w:instrText>
+        <w:instrText xml:space="preserve"> PAGEREF _Toc241593306 \h </w:instrText>
       </w:r>
       <w:r>
         <w:rPr>
@@ -1587,7 +1587,7 @@
         <w:rPr>
           <w:noProof/>
         </w:rPr>
-        <w:instrText xml:space="preserve"> PAGEREF _Toc241590760 \h </w:instrText>
+        <w:instrText xml:space="preserve"> PAGEREF _Toc241593307 \h </w:instrText>
       </w:r>
       <w:r>
         <w:rPr>
@@ -1649,7 +1649,7 @@
         <w:rPr>
           <w:noProof/>
         </w:rPr>
-        <w:instrText xml:space="preserve"> PAGEREF _Toc241590761 \h </w:instrText>
+        <w:instrText xml:space="preserve"> PAGEREF _Toc241593308 \h </w:instrText>
       </w:r>
       <w:r>
         <w:rPr>
@@ -1711,7 +1711,7 @@
         <w:rPr>
           <w:noProof/>
         </w:rPr>
-        <w:instrText xml:space="preserve"> PAGEREF _Toc241590762 \h </w:instrText>
+        <w:instrText xml:space="preserve"> PAGEREF _Toc241593309 \h </w:instrText>
       </w:r>
       <w:r>
         <w:rPr>
@@ -1773,7 +1773,7 @@
         <w:rPr>
           <w:noProof/>
         </w:rPr>
-        <w:instrText xml:space="preserve"> PAGEREF _Toc241590763 \h </w:instrText>
+        <w:instrText xml:space="preserve"> PAGEREF _Toc241593310 \h </w:instrText>
       </w:r>
       <w:r>
         <w:rPr>
@@ -1835,7 +1835,7 @@
         <w:rPr>
           <w:noProof/>
         </w:rPr>
-        <w:instrText xml:space="preserve"> PAGEREF _Toc241590764 \h </w:instrText>
+        <w:instrText xml:space="preserve"> PAGEREF _Toc241593311 \h </w:instrText>
       </w:r>
       <w:r>
         <w:rPr>
@@ -1898,7 +1898,7 @@
         <w:rPr>
           <w:noProof/>
         </w:rPr>
-        <w:instrText xml:space="preserve"> PAGEREF _Toc241590765 \h </w:instrText>
+        <w:instrText xml:space="preserve"> PAGEREF _Toc241593312 \h </w:instrText>
       </w:r>
       <w:r>
         <w:rPr>
@@ -1960,7 +1960,7 @@
         <w:rPr>
           <w:noProof/>
         </w:rPr>
-        <w:instrText xml:space="preserve"> PAGEREF _Toc241590766 \h </w:instrText>
+        <w:instrText xml:space="preserve"> PAGEREF _Toc241593313 \h </w:instrText>
       </w:r>
       <w:r>
         <w:rPr>
@@ -2022,7 +2022,7 @@
         <w:rPr>
           <w:noProof/>
         </w:rPr>
-        <w:instrText xml:space="preserve"> PAGEREF _Toc241590767 \h </w:instrText>
+        <w:instrText xml:space="preserve"> PAGEREF _Toc241593314 \h </w:instrText>
       </w:r>
       <w:r>
         <w:rPr>
@@ -2084,7 +2084,7 @@
         <w:rPr>
           <w:noProof/>
         </w:rPr>
-        <w:instrText xml:space="preserve"> PAGEREF _Toc241590768 \h </w:instrText>
+        <w:instrText xml:space="preserve"> PAGEREF _Toc241593315 \h </w:instrText>
       </w:r>
       <w:r>
         <w:rPr>
@@ -2146,7 +2146,7 @@
         <w:rPr>
           <w:noProof/>
         </w:rPr>
-        <w:instrText xml:space="preserve"> PAGEREF _Toc241590769 \h </w:instrText>
+        <w:instrText xml:space="preserve"> PAGEREF _Toc241593316 \h </w:instrText>
       </w:r>
       <w:r>
         <w:rPr>
@@ -2208,7 +2208,7 @@
         <w:rPr>
           <w:noProof/>
         </w:rPr>
-        <w:instrText xml:space="preserve"> PAGEREF _Toc241590770 \h </w:instrText>
+        <w:instrText xml:space="preserve"> PAGEREF _Toc241593317 \h </w:instrText>
       </w:r>
       <w:r>
         <w:rPr>
@@ -2270,7 +2270,7 @@
         <w:rPr>
           <w:noProof/>
         </w:rPr>
-        <w:instrText xml:space="preserve"> PAGEREF _Toc241590771 \h </w:instrText>
+        <w:instrText xml:space="preserve"> PAGEREF _Toc241593318 \h </w:instrText>
       </w:r>
       <w:r>
         <w:rPr>
@@ -2332,7 +2332,7 @@
         <w:rPr>
           <w:noProof/>
         </w:rPr>
-        <w:instrText xml:space="preserve"> PAGEREF _Toc241590772 \h </w:instrText>
+        <w:instrText xml:space="preserve"> PAGEREF _Toc241593319 \h </w:instrText>
       </w:r>
       <w:r>
         <w:rPr>
@@ -2394,7 +2394,7 @@
         <w:rPr>
           <w:noProof/>
         </w:rPr>
-        <w:instrText xml:space="preserve"> PAGEREF _Toc241590773 \h </w:instrText>
+        <w:instrText xml:space="preserve"> PAGEREF _Toc241593320 \h </w:instrText>
       </w:r>
       <w:r>
         <w:rPr>
@@ -2456,7 +2456,7 @@
         <w:rPr>
           <w:noProof/>
         </w:rPr>
-        <w:instrText xml:space="preserve"> PAGEREF _Toc241590774 \h </w:instrText>
+        <w:instrText xml:space="preserve"> PAGEREF _Toc241593321 \h </w:instrText>
       </w:r>
       <w:r>
         <w:rPr>
@@ -2518,7 +2518,7 @@
         <w:rPr>
           <w:noProof/>
         </w:rPr>
-        <w:instrText xml:space="preserve"> PAGEREF _Toc241590775 \h </w:instrText>
+        <w:instrText xml:space="preserve"> PAGEREF _Toc241593322 \h </w:instrText>
       </w:r>
       <w:r>
         <w:rPr>
@@ -2580,7 +2580,7 @@
         <w:rPr>
           <w:noProof/>
         </w:rPr>
-        <w:instrText xml:space="preserve"> PAGEREF _Toc241590776 \h </w:instrText>
+        <w:instrText xml:space="preserve"> PAGEREF _Toc241593323 \h </w:instrText>
       </w:r>
       <w:r>
         <w:rPr>
@@ -2642,7 +2642,7 @@
         <w:rPr>
           <w:noProof/>
         </w:rPr>
-        <w:instrText xml:space="preserve"> PAGEREF _Toc241590777 \h </w:instrText>
+        <w:instrText xml:space="preserve"> PAGEREF _Toc241593324 \h </w:instrText>
       </w:r>
       <w:r>
         <w:rPr>
@@ -2704,7 +2704,7 @@
         <w:rPr>
           <w:noProof/>
         </w:rPr>
-        <w:instrText xml:space="preserve"> PAGEREF _Toc241590778 \h </w:instrText>
+        <w:instrText xml:space="preserve"> PAGEREF _Toc241593325 \h </w:instrText>
       </w:r>
       <w:r>
         <w:rPr>
@@ -2766,7 +2766,7 @@
         <w:rPr>
           <w:noProof/>
         </w:rPr>
-        <w:instrText xml:space="preserve"> PAGEREF _Toc241590779 \h </w:instrText>
+        <w:instrText xml:space="preserve"> PAGEREF _Toc241593326 \h </w:instrText>
       </w:r>
       <w:r>
         <w:rPr>
@@ -2828,7 +2828,7 @@
         <w:rPr>
           <w:noProof/>
         </w:rPr>
-        <w:instrText xml:space="preserve"> PAGEREF _Toc241590780 \h </w:instrText>
+        <w:instrText xml:space="preserve"> PAGEREF _Toc241593327 \h </w:instrText>
       </w:r>
       <w:r>
         <w:rPr>
@@ -2890,7 +2890,7 @@
         <w:rPr>
           <w:noProof/>
         </w:rPr>
-        <w:instrText xml:space="preserve"> PAGEREF _Toc241590781 \h </w:instrText>
+        <w:instrText xml:space="preserve"> PAGEREF _Toc241593328 \h </w:instrText>
       </w:r>
       <w:r>
         <w:rPr>
@@ -2952,7 +2952,7 @@
         <w:rPr>
           <w:noProof/>
         </w:rPr>
-        <w:instrText xml:space="preserve"> PAGEREF _Toc241590782 \h </w:instrText>
+        <w:instrText xml:space="preserve"> PAGEREF _Toc241593329 \h </w:instrText>
       </w:r>
       <w:r>
         <w:rPr>
@@ -3014,7 +3014,7 @@
         <w:rPr>
           <w:noProof/>
         </w:rPr>
-        <w:instrText xml:space="preserve"> PAGEREF _Toc241590783 \h </w:instrText>
+        <w:instrText xml:space="preserve"> PAGEREF _Toc241593330 \h </w:instrText>
       </w:r>
       <w:r>
         <w:rPr>
@@ -3062,7 +3062,7 @@
         </w:rPr>
         <w:br w:type="page"/>
       </w:r>
-      <w:bookmarkStart w:id="1" w:name="_Toc241590740"/>
+      <w:bookmarkStart w:id="1" w:name="_Toc241593287"/>
       <w:r>
         <w:rPr>
           <w:rFonts w:eastAsia="Times New Roman"/>
@@ -3079,7 +3079,7 @@
           <w:rFonts w:eastAsia="Times New Roman"/>
         </w:rPr>
       </w:pPr>
-      <w:bookmarkStart w:id="2" w:name="_Toc241590741"/>
+      <w:bookmarkStart w:id="2" w:name="_Toc241593288"/>
       <w:r>
         <w:rPr>
           <w:rFonts w:eastAsia="Times New Roman"/>
@@ -3106,7 +3106,7 @@
           <w:rFonts w:eastAsia="Times New Roman"/>
         </w:rPr>
       </w:pPr>
-      <w:bookmarkStart w:id="3" w:name="_Toc241590742"/>
+      <w:bookmarkStart w:id="3" w:name="_Toc241593289"/>
       <w:r>
         <w:rPr>
           <w:rFonts w:eastAsia="Times New Roman"/>
@@ -3143,7 +3143,7 @@
           <w:rFonts w:eastAsia="Times New Roman"/>
         </w:rPr>
       </w:pPr>
-      <w:bookmarkStart w:id="4" w:name="_Toc241590743"/>
+      <w:bookmarkStart w:id="4" w:name="_Toc241593290"/>
       <w:r>
         <w:rPr>
           <w:rFonts w:eastAsia="Times New Roman"/>
@@ -3301,7 +3301,7 @@
           <w:rFonts w:eastAsia="Times New Roman"/>
         </w:rPr>
       </w:pPr>
-      <w:bookmarkStart w:id="5" w:name="_Toc241590744"/>
+      <w:bookmarkStart w:id="5" w:name="_Toc241593291"/>
       <w:r>
         <w:rPr>
           <w:rFonts w:eastAsia="Times New Roman"/>
@@ -3328,7 +3328,7 @@
           <w:rFonts w:eastAsia="Times New Roman"/>
         </w:rPr>
       </w:pPr>
-      <w:bookmarkStart w:id="6" w:name="_Toc241590745"/>
+      <w:bookmarkStart w:id="6" w:name="_Toc241593292"/>
       <w:r>
         <w:rPr>
           <w:rFonts w:eastAsia="Times New Roman"/>
@@ -4178,7 +4178,7 @@
           <w:rFonts w:eastAsia="Times New Roman"/>
         </w:rPr>
       </w:pPr>
-      <w:bookmarkStart w:id="7" w:name="_Toc241590746"/>
+      <w:bookmarkStart w:id="7" w:name="_Toc241593293"/>
       <w:r>
         <w:rPr>
           <w:rFonts w:eastAsia="Times New Roman"/>
@@ -4216,7 +4216,7 @@
           <w:rFonts w:eastAsia="Times New Roman"/>
         </w:rPr>
       </w:pPr>
-      <w:bookmarkStart w:id="8" w:name="_Toc241590747"/>
+      <w:bookmarkStart w:id="8" w:name="_Toc241593294"/>
       <w:r>
         <w:rPr>
           <w:rFonts w:eastAsia="Times New Roman"/>
@@ -4243,7 +4243,7 @@
           <w:noProof/>
         </w:rPr>
         <w:drawing>
-          <wp:inline distT="0" distB="0" distL="0" distR="0" wp14:anchorId="61A7C955" wp14:editId="582973A1">
+          <wp:inline distT="0" distB="0" distL="0" distR="0" wp14:anchorId="64E12056" wp14:editId="07885726">
             <wp:extent cx="5715000" cy="1272540"/>
             <wp:effectExtent l="0" t="0" r="0" b="3810"/>
             <wp:docPr id="1" name="Picture 1"/>
@@ -4308,7 +4308,7 @@
           <w:rFonts w:eastAsia="Times New Roman"/>
         </w:rPr>
       </w:pPr>
-      <w:bookmarkStart w:id="9" w:name="_Toc241590748"/>
+      <w:bookmarkStart w:id="9" w:name="_Toc241593295"/>
       <w:r>
         <w:rPr>
           <w:rFonts w:eastAsia="Times New Roman"/>
@@ -7443,7 +7443,7 @@
           <w:rFonts w:eastAsia="Times New Roman"/>
         </w:rPr>
       </w:pPr>
-      <w:bookmarkStart w:id="10" w:name="_Toc241590749"/>
+      <w:bookmarkStart w:id="10" w:name="_Toc241593296"/>
       <w:r>
         <w:rPr>
           <w:rFonts w:eastAsia="Times New Roman"/>
@@ -7675,7 +7675,7 @@
           <w:rFonts w:eastAsia="Times New Roman"/>
         </w:rPr>
       </w:pPr>
-      <w:bookmarkStart w:id="11" w:name="_Toc241590750"/>
+      <w:bookmarkStart w:id="11" w:name="_Toc241593297"/>
       <w:r>
         <w:rPr>
           <w:rFonts w:eastAsia="Times New Roman"/>
@@ -15799,7 +15799,7 @@
           <w:rFonts w:eastAsia="Times New Roman"/>
         </w:rPr>
       </w:pPr>
-      <w:bookmarkStart w:id="12" w:name="_Toc241590751"/>
+      <w:bookmarkStart w:id="12" w:name="_Toc241593298"/>
       <w:r>
         <w:rPr>
           <w:rFonts w:eastAsia="Times New Roman"/>
@@ -17261,7 +17261,7 @@
           <w:noProof/>
         </w:rPr>
         <w:drawing>
-          <wp:inline distT="0" distB="0" distL="0" distR="0" wp14:anchorId="453B1819" wp14:editId="3A75E6F1">
+          <wp:inline distT="0" distB="0" distL="0" distR="0" wp14:anchorId="0EE53FC9" wp14:editId="3E275F85">
             <wp:extent cx="5524500" cy="3208020"/>
             <wp:effectExtent l="0" t="0" r="0" b="0"/>
             <wp:docPr id="2" name="Picture 2"/>
@@ -17435,7 +17435,7 @@
           <w:rFonts w:eastAsia="Times New Roman"/>
         </w:rPr>
       </w:pPr>
-      <w:bookmarkStart w:id="13" w:name="_Toc241590752"/>
+      <w:bookmarkStart w:id="13" w:name="_Toc241593299"/>
       <w:r>
         <w:rPr>
           <w:rFonts w:eastAsia="Times New Roman"/>
@@ -18403,7 +18403,7 @@
           <w:rFonts w:eastAsia="Times New Roman"/>
         </w:rPr>
       </w:pPr>
-      <w:bookmarkStart w:id="14" w:name="_Toc241590753"/>
+      <w:bookmarkStart w:id="14" w:name="_Toc241593300"/>
       <w:r>
         <w:rPr>
           <w:rFonts w:eastAsia="Times New Roman"/>
@@ -18419,7 +18419,7 @@
           <w:rFonts w:eastAsia="Times New Roman"/>
         </w:rPr>
       </w:pPr>
-      <w:bookmarkStart w:id="15" w:name="_Toc241590754"/>
+      <w:bookmarkStart w:id="15" w:name="_Toc241593301"/>
       <w:r>
         <w:rPr>
           <w:rFonts w:eastAsia="Times New Roman"/>
@@ -18456,7 +18456,7 @@
         </w:rPr>
         <w:lastRenderedPageBreak/>
         <w:drawing>
-          <wp:inline distT="0" distB="0" distL="0" distR="0" wp14:anchorId="4C2730EC" wp14:editId="1CBA8465">
+          <wp:inline distT="0" distB="0" distL="0" distR="0" wp14:anchorId="4A91B5D2" wp14:editId="58C950A3">
             <wp:extent cx="5715000" cy="3954780"/>
             <wp:effectExtent l="0" t="0" r="0" b="7620"/>
             <wp:docPr id="3" name="Picture 3"/>
@@ -19237,7 +19237,7 @@
           <w:rFonts w:eastAsia="Times New Roman"/>
         </w:rPr>
       </w:pPr>
-      <w:bookmarkStart w:id="16" w:name="_Toc241590755"/>
+      <w:bookmarkStart w:id="16" w:name="_Toc241593302"/>
       <w:r>
         <w:rPr>
           <w:rFonts w:eastAsia="Times New Roman"/>
@@ -19433,7 +19433,7 @@
           <w:rFonts w:eastAsia="Times New Roman"/>
         </w:rPr>
       </w:pPr>
-      <w:bookmarkStart w:id="17" w:name="_Toc241590756"/>
+      <w:bookmarkStart w:id="17" w:name="_Toc241593303"/>
       <w:r>
         <w:rPr>
           <w:rFonts w:eastAsia="Times New Roman"/>
@@ -19564,7 +19564,7 @@
           <w:rFonts w:eastAsia="Times New Roman"/>
         </w:rPr>
       </w:pPr>
-      <w:bookmarkStart w:id="18" w:name="_Toc241590757"/>
+      <w:bookmarkStart w:id="18" w:name="_Toc241593304"/>
       <w:r>
         <w:rPr>
           <w:rFonts w:eastAsia="Times New Roman"/>
@@ -19685,7 +19685,7 @@
           <w:rFonts w:eastAsia="Times New Roman"/>
         </w:rPr>
       </w:pPr>
-      <w:bookmarkStart w:id="19" w:name="_Toc241590758"/>
+      <w:bookmarkStart w:id="19" w:name="_Toc241593305"/>
       <w:r>
         <w:rPr>
           <w:rFonts w:eastAsia="Times New Roman"/>
@@ -19792,7 +19792,7 @@
         </w:rPr>
         <w:lastRenderedPageBreak/>
         <w:drawing>
-          <wp:inline distT="0" distB="0" distL="0" distR="0" wp14:anchorId="2CC646EC" wp14:editId="424CA07A">
+          <wp:inline distT="0" distB="0" distL="0" distR="0" wp14:anchorId="39E69913" wp14:editId="212372E3">
             <wp:extent cx="4480560" cy="4960620"/>
             <wp:effectExtent l="0" t="0" r="0" b="0"/>
             <wp:docPr id="4" name="Picture 4"/>
@@ -19857,7 +19857,7 @@
           <w:rFonts w:eastAsia="Times New Roman"/>
         </w:rPr>
       </w:pPr>
-      <w:bookmarkStart w:id="20" w:name="_Toc241590759"/>
+      <w:bookmarkStart w:id="20" w:name="_Toc241593306"/>
       <w:r>
         <w:rPr>
           <w:rFonts w:eastAsia="Times New Roman"/>
@@ -19977,7 +19977,7 @@
           <w:rFonts w:eastAsia="Times New Roman"/>
         </w:rPr>
       </w:pPr>
-      <w:bookmarkStart w:id="21" w:name="_Toc241590760"/>
+      <w:bookmarkStart w:id="21" w:name="_Toc241593307"/>
       <w:r>
         <w:rPr>
           <w:rFonts w:eastAsia="Times New Roman"/>
@@ -20244,7 +20244,7 @@
           <w:noProof/>
         </w:rPr>
         <w:drawing>
-          <wp:inline distT="0" distB="0" distL="0" distR="0" wp14:anchorId="63717502" wp14:editId="5C21EE29">
+          <wp:inline distT="0" distB="0" distL="0" distR="0" wp14:anchorId="1CB9FED3" wp14:editId="5396BC79">
             <wp:extent cx="5334000" cy="3528060"/>
             <wp:effectExtent l="0" t="0" r="0" b="0"/>
             <wp:docPr id="5" name="Picture 5"/>
@@ -20313,7 +20313,7 @@
         </w:rPr>
         <w:lastRenderedPageBreak/>
         <w:drawing>
-          <wp:inline distT="0" distB="0" distL="0" distR="0" wp14:anchorId="08C34C28" wp14:editId="684207EA">
+          <wp:inline distT="0" distB="0" distL="0" distR="0" wp14:anchorId="6FC071D4" wp14:editId="64A417DD">
             <wp:extent cx="4953000" cy="6492240"/>
             <wp:effectExtent l="0" t="0" r="0" b="3810"/>
             <wp:docPr id="6" name="Picture 6"/>
@@ -20382,7 +20382,7 @@
         </w:rPr>
         <w:lastRenderedPageBreak/>
         <w:drawing>
-          <wp:inline distT="0" distB="0" distL="0" distR="0" wp14:anchorId="7C576D27" wp14:editId="14E7177B">
+          <wp:inline distT="0" distB="0" distL="0" distR="0" wp14:anchorId="3F19CBBB" wp14:editId="4CF2D252">
             <wp:extent cx="4480560" cy="3589020"/>
             <wp:effectExtent l="0" t="0" r="0" b="0"/>
             <wp:docPr id="7" name="Picture 7"/>
@@ -20450,7 +20450,7 @@
           <w:noProof/>
         </w:rPr>
         <w:drawing>
-          <wp:inline distT="0" distB="0" distL="0" distR="0" wp14:anchorId="3BF8DD12" wp14:editId="72236064">
+          <wp:inline distT="0" distB="0" distL="0" distR="0" wp14:anchorId="144E4E57" wp14:editId="4DEF6BC7">
             <wp:extent cx="5334000" cy="3314700"/>
             <wp:effectExtent l="0" t="0" r="0" b="0"/>
             <wp:docPr id="8" name="Picture 8"/>
@@ -20515,7 +20515,7 @@
           <w:rFonts w:eastAsia="Times New Roman"/>
         </w:rPr>
       </w:pPr>
-      <w:bookmarkStart w:id="22" w:name="_Toc241590761"/>
+      <w:bookmarkStart w:id="22" w:name="_Toc241593308"/>
       <w:r>
         <w:rPr>
           <w:rFonts w:eastAsia="Times New Roman"/>
@@ -21737,7 +21737,7 @@
           <w:rFonts w:eastAsia="Times New Roman"/>
         </w:rPr>
       </w:pPr>
-      <w:bookmarkStart w:id="23" w:name="_Toc241590762"/>
+      <w:bookmarkStart w:id="23" w:name="_Toc241593309"/>
       <w:r>
         <w:rPr>
           <w:rFonts w:eastAsia="Times New Roman"/>
@@ -21771,7 +21771,7 @@
           <w:rFonts w:eastAsia="Times New Roman"/>
         </w:rPr>
       </w:pPr>
-      <w:bookmarkStart w:id="24" w:name="_Toc241590763"/>
+      <w:bookmarkStart w:id="24" w:name="_Toc241593310"/>
       <w:r>
         <w:rPr>
           <w:rFonts w:eastAsia="Times New Roman"/>
@@ -21975,7 +21975,7 @@
         </w:rPr>
         <w:lastRenderedPageBreak/>
         <w:drawing>
-          <wp:inline distT="0" distB="0" distL="0" distR="0" wp14:anchorId="7137B181" wp14:editId="2EB409DB">
+          <wp:inline distT="0" distB="0" distL="0" distR="0" wp14:anchorId="37FC04A3" wp14:editId="2A0BADEB">
             <wp:extent cx="4480560" cy="5646420"/>
             <wp:effectExtent l="0" t="0" r="0" b="0"/>
             <wp:docPr id="9" name="Picture 9"/>
@@ -22040,7 +22040,7 @@
           <w:rFonts w:eastAsia="Times New Roman"/>
         </w:rPr>
       </w:pPr>
-      <w:bookmarkStart w:id="25" w:name="_Toc241590764"/>
+      <w:bookmarkStart w:id="25" w:name="_Toc241593311"/>
       <w:r>
         <w:rPr>
           <w:rFonts w:eastAsia="Times New Roman"/>
@@ -22119,7 +22119,7 @@
         </w:rPr>
         <w:lastRenderedPageBreak/>
         <w:drawing>
-          <wp:inline distT="0" distB="0" distL="0" distR="0" wp14:anchorId="5368DCC8" wp14:editId="7731C885">
+          <wp:inline distT="0" distB="0" distL="0" distR="0" wp14:anchorId="0169A914" wp14:editId="0DD75B02">
             <wp:extent cx="4290060" cy="2926080"/>
             <wp:effectExtent l="0" t="0" r="0" b="7620"/>
             <wp:docPr id="10" name="Picture 10"/>
@@ -22184,7 +22184,7 @@
           <w:rFonts w:eastAsia="Times New Roman"/>
         </w:rPr>
       </w:pPr>
-      <w:bookmarkStart w:id="26" w:name="_Toc241590765"/>
+      <w:bookmarkStart w:id="26" w:name="_Toc241593312"/>
       <w:r>
         <w:rPr>
           <w:rFonts w:eastAsia="Times New Roman"/>
@@ -22221,7 +22221,7 @@
           <w:noProof/>
         </w:rPr>
         <w:drawing>
-          <wp:inline distT="0" distB="0" distL="0" distR="0" wp14:anchorId="627AF5AC" wp14:editId="3A7036CA">
+          <wp:inline distT="0" distB="0" distL="0" distR="0" wp14:anchorId="79C43D07" wp14:editId="5466E538">
             <wp:extent cx="4480560" cy="1325880"/>
             <wp:effectExtent l="0" t="0" r="0" b="7620"/>
             <wp:docPr id="11" name="Picture 11"/>
@@ -22286,7 +22286,7 @@
           <w:rFonts w:eastAsia="Times New Roman"/>
         </w:rPr>
       </w:pPr>
-      <w:bookmarkStart w:id="27" w:name="_Toc241590766"/>
+      <w:bookmarkStart w:id="27" w:name="_Toc241593313"/>
       <w:r>
         <w:rPr>
           <w:rFonts w:eastAsia="Times New Roman"/>
@@ -22317,7 +22317,7 @@
           <w:noProof/>
         </w:rPr>
         <w:drawing>
-          <wp:inline distT="0" distB="0" distL="0" distR="0" wp14:anchorId="1D2686F5" wp14:editId="38B0E01C">
+          <wp:inline distT="0" distB="0" distL="0" distR="0" wp14:anchorId="04ACEC30" wp14:editId="5E3A1771">
             <wp:extent cx="4480560" cy="4655820"/>
             <wp:effectExtent l="0" t="0" r="0" b="0"/>
             <wp:docPr id="12" name="Picture 12"/>
@@ -22386,7 +22386,7 @@
         </w:rPr>
         <w:lastRenderedPageBreak/>
         <w:drawing>
-          <wp:inline distT="0" distB="0" distL="0" distR="0" wp14:anchorId="235491D2" wp14:editId="78536602">
+          <wp:inline distT="0" distB="0" distL="0" distR="0" wp14:anchorId="5096336B" wp14:editId="3E83A610">
             <wp:extent cx="4480560" cy="3733800"/>
             <wp:effectExtent l="0" t="0" r="0" b="0"/>
             <wp:docPr id="13" name="Picture 13"/>
@@ -22451,7 +22451,7 @@
           <w:rFonts w:eastAsia="Times New Roman"/>
         </w:rPr>
       </w:pPr>
-      <w:bookmarkStart w:id="28" w:name="_Toc241590767"/>
+      <w:bookmarkStart w:id="28" w:name="_Toc241593314"/>
       <w:r>
         <w:rPr>
           <w:rFonts w:eastAsia="Times New Roman"/>
@@ -22467,7 +22467,7 @@
           <w:rFonts w:eastAsia="Times New Roman"/>
         </w:rPr>
       </w:pPr>
-      <w:bookmarkStart w:id="29" w:name="_Toc241590768"/>
+      <w:bookmarkStart w:id="29" w:name="_Toc241593315"/>
       <w:r>
         <w:rPr>
           <w:rFonts w:eastAsia="Times New Roman"/>
@@ -22491,7 +22491,7 @@
           <w:rFonts w:eastAsia="Times New Roman"/>
         </w:rPr>
       </w:pPr>
-      <w:bookmarkStart w:id="30" w:name="_Toc241590769"/>
+      <w:bookmarkStart w:id="30" w:name="_Toc241593316"/>
       <w:r>
         <w:rPr>
           <w:rFonts w:eastAsia="Times New Roman"/>
@@ -28055,7 +28055,7 @@
           <w:rFonts w:eastAsia="Times New Roman"/>
         </w:rPr>
       </w:pPr>
-      <w:bookmarkStart w:id="31" w:name="_Toc241590770"/>
+      <w:bookmarkStart w:id="31" w:name="_Toc241593317"/>
       <w:r>
         <w:rPr>
           <w:rFonts w:eastAsia="Times New Roman"/>
@@ -28800,7 +28800,7 @@
           <w:rFonts w:eastAsia="Times New Roman"/>
         </w:rPr>
       </w:pPr>
-      <w:bookmarkStart w:id="32" w:name="_Toc241590771"/>
+      <w:bookmarkStart w:id="32" w:name="_Toc241593318"/>
       <w:r>
         <w:rPr>
           <w:rFonts w:eastAsia="Times New Roman"/>
@@ -29766,7 +29766,7 @@
           <w:rFonts w:eastAsia="Times New Roman"/>
         </w:rPr>
       </w:pPr>
-      <w:bookmarkStart w:id="33" w:name="_Toc241590772"/>
+      <w:bookmarkStart w:id="33" w:name="_Toc241593319"/>
       <w:r>
         <w:rPr>
           <w:rFonts w:eastAsia="Times New Roman"/>
@@ -30732,7 +30732,7 @@
           <w:rFonts w:eastAsia="Times New Roman"/>
         </w:rPr>
       </w:pPr>
-      <w:bookmarkStart w:id="34" w:name="_Toc241590773"/>
+      <w:bookmarkStart w:id="34" w:name="_Toc241593320"/>
       <w:r>
         <w:rPr>
           <w:rFonts w:eastAsia="Times New Roman"/>
@@ -30766,7 +30766,7 @@
           <w:rFonts w:eastAsia="Times New Roman"/>
         </w:rPr>
       </w:pPr>
-      <w:bookmarkStart w:id="35" w:name="_Toc241590774"/>
+      <w:bookmarkStart w:id="35" w:name="_Toc241593321"/>
       <w:r>
         <w:rPr>
           <w:rFonts w:eastAsia="Times New Roman"/>
@@ -30782,7 +30782,7 @@
           <w:rFonts w:eastAsia="Times New Roman"/>
         </w:rPr>
       </w:pPr>
-      <w:bookmarkStart w:id="36" w:name="_Toc241590775"/>
+      <w:bookmarkStart w:id="36" w:name="_Toc241593322"/>
       <w:r>
         <w:rPr>
           <w:rFonts w:eastAsia="Times New Roman"/>
@@ -30828,7 +30828,7 @@
           <w:rFonts w:eastAsia="Times New Roman"/>
         </w:rPr>
       </w:pPr>
-      <w:bookmarkStart w:id="37" w:name="_Toc241590776"/>
+      <w:bookmarkStart w:id="37" w:name="_Toc241593323"/>
       <w:r>
         <w:rPr>
           <w:rFonts w:eastAsia="Times New Roman"/>
@@ -30868,7 +30868,7 @@
           <w:rFonts w:eastAsia="Times New Roman"/>
         </w:rPr>
       </w:pPr>
-      <w:bookmarkStart w:id="38" w:name="_Toc241590777"/>
+      <w:bookmarkStart w:id="38" w:name="_Toc241593324"/>
       <w:r>
         <w:rPr>
           <w:rFonts w:eastAsia="Times New Roman"/>
@@ -31119,7 +31119,7 @@
           <w:rFonts w:eastAsia="Times New Roman"/>
         </w:rPr>
       </w:pPr>
-      <w:bookmarkStart w:id="39" w:name="_Toc241590778"/>
+      <w:bookmarkStart w:id="39" w:name="_Toc241593325"/>
       <w:r>
         <w:rPr>
           <w:rFonts w:eastAsia="Times New Roman"/>
@@ -31230,7 +31230,7 @@
           <w:rFonts w:eastAsia="Times New Roman"/>
         </w:rPr>
       </w:pPr>
-      <w:bookmarkStart w:id="40" w:name="_Toc241590779"/>
+      <w:bookmarkStart w:id="40" w:name="_Toc241593326"/>
       <w:r>
         <w:rPr>
           <w:rFonts w:eastAsia="Times New Roman"/>
@@ -31276,7 +31276,7 @@
         </w:rPr>
         <w:br w:type="page"/>
       </w:r>
-      <w:bookmarkStart w:id="41" w:name="_Toc241590780"/>
+      <w:bookmarkStart w:id="41" w:name="_Toc241593327"/>
       <w:r>
         <w:rPr>
           <w:rFonts w:eastAsia="Times New Roman"/>
@@ -31649,7 +31649,7 @@
         </w:rPr>
         <w:br w:type="page"/>
       </w:r>
-      <w:bookmarkStart w:id="42" w:name="_Toc241590781"/>
+      <w:bookmarkStart w:id="42" w:name="_Toc241593328"/>
       <w:r>
         <w:rPr>
           <w:rFonts w:eastAsia="Times New Roman"/>
@@ -43514,7 +43514,7 @@
         </w:rPr>
         <w:br w:type="page"/>
       </w:r>
-      <w:bookmarkStart w:id="43" w:name="_Toc241590782"/>
+      <w:bookmarkStart w:id="43" w:name="_Toc241593329"/>
       <w:r>
         <w:rPr>
           <w:rFonts w:eastAsia="Times New Roman"/>
@@ -43996,7 +43996,7 @@
           <w:rFonts w:eastAsia="Times New Roman"/>
         </w:rPr>
       </w:pPr>
-      <w:bookmarkStart w:id="44" w:name="_Toc241590783"/>
+      <w:bookmarkStart w:id="44" w:name="_Toc241593330"/>
       <w:r>
         <w:rPr>
           <w:rFonts w:eastAsia="Times New Roman"/>
@@ -44508,235 +44508,9 @@
 <file path=word/numbering.xml><?xml version="1.0" encoding="utf-8"?>
 <w:numbering xmlns:wpc="http://schemas.microsoft.com/office/word/2010/wordprocessingCanvas" xmlns:cx="http://schemas.microsoft.com/office/drawing/2014/chartex" xmlns:cx1="http://schemas.microsoft.com/office/drawing/2015/9/8/chartex" xmlns:cx2="http://schemas.microsoft.com/office/drawing/2015/10/21/chartex" xmlns:cx3="http://schemas.microsoft.com/office/drawing/2016/5/9/chartex" xmlns:cx4="http://schemas.microsoft.com/office/drawing/2016/5/10/chartex" xmlns:cx5="http://schemas.microsoft.com/office/drawing/2016/5/11/chartex" xmlns:cx6="http://schemas.microsoft.com/office/drawing/2016/5/12/chartex" xmlns:cx7="http://schemas.microsoft.com/office/drawing/2016/5/13/chartex" xmlns:cx8="http://schemas.microsoft.com/office/drawing/2016/5/14/chartex" xmlns:mc="http://schemas.openxmlformats.org/markup-compatibility/2006" xmlns:aink="http://schemas.microsoft.com/office/drawing/2016/ink" xmlns:am3d="http://schemas.microsoft.com/office/drawing/2017/model3d" xmlns:o="urn:schemas-microsoft-com:office:office" xmlns:oel="http://schemas.microsoft.com/office/2019/extlst" xmlns:r="http://schemas.openxmlformats.org/officeDocument/2006/relationships" xmlns:m="http://schemas.openxmlformats.org/officeDocument/2006/math" xmlns:v="urn:schemas-microsoft-com:vml" xmlns:wp14="http://schemas.microsoft.com/office/word/2010/wordprocessingDrawing" xmlns:wp="http://schemas.openxmlformats.org/drawingml/2006/wordprocessingDrawing" xmlns:w10="urn:schemas-microsoft-com:office:word" xmlns:w="http://schemas.openxmlformats.org/wordprocessingml/2006/main" xmlns:w14="http://schemas.microsoft.com/office/word/2010/wordml" xmlns:w15="http://schemas.microsoft.com/office/word/2012/wordml" xmlns:w16cex="http://schemas.microsoft.com/office/word/2018/wordml/cex" xmlns:w16cid="http://schemas.microsoft.com/office/word/2016/wordml/cid" xmlns:w16="http://schemas.microsoft.com/office/word/2018/wordml" xmlns:w16du="http://schemas.microsoft.com/office/word/2023/wordml/word16du" xmlns:w16sdtdh="http://schemas.microsoft.com/office/word/2020/wordml/sdtdatahash" xmlns:w16sdtfl="http://schemas.microsoft.com/office/word/2024/wordml/sdtformatlock" xmlns:w16se="http://schemas.microsoft.com/office/word/2015/wordml/symex" xmlns:wpg="http://schemas.microsoft.com/office/word/2010/wordprocessingGroup" xmlns:wpi="http://schemas.microsoft.com/office/word/2010/wordprocessingInk" xmlns:wne="http://schemas.microsoft.com/office/word/2006/wordml" xmlns:wps="http://schemas.microsoft.com/office/word/2010/wordprocessingShape" mc:Ignorable="w14 w15 w16se w16cid w16 w16cex w16sdtdh w16sdtfl w16du wp14">
   <w:abstractNum w:abstractNumId="0" w15:restartNumberingAfterBreak="0">
-    <w:nsid w:val="30B01F2D"/>
+    <w:nsid w:val="235932FC"/>
     <w:multiLevelType w:val="multilevel"/>
-    <w:tmpl w:val="1B665D6A"/>
-    <w:lvl w:ilvl="0">
-      <w:start w:val="1"/>
-      <w:numFmt w:val="decimal"/>
-      <w:lvlText w:val="%1."/>
-      <w:lvlJc w:val="left"/>
-      <w:pPr>
-        <w:tabs>
-          <w:tab w:val="num" w:pos="720"/>
-        </w:tabs>
-        <w:ind w:left="720" w:hanging="360"/>
-      </w:pPr>
-    </w:lvl>
-    <w:lvl w:ilvl="1" w:tentative="1">
-      <w:start w:val="1"/>
-      <w:numFmt w:val="decimal"/>
-      <w:lvlText w:val="%2."/>
-      <w:lvlJc w:val="left"/>
-      <w:pPr>
-        <w:tabs>
-          <w:tab w:val="num" w:pos="1440"/>
-        </w:tabs>
-        <w:ind w:left="1440" w:hanging="360"/>
-      </w:pPr>
-    </w:lvl>
-    <w:lvl w:ilvl="2" w:tentative="1">
-      <w:start w:val="1"/>
-      <w:numFmt w:val="decimal"/>
-      <w:lvlText w:val="%3."/>
-      <w:lvlJc w:val="left"/>
-      <w:pPr>
-        <w:tabs>
-          <w:tab w:val="num" w:pos="2160"/>
-        </w:tabs>
-        <w:ind w:left="2160" w:hanging="360"/>
-      </w:pPr>
-    </w:lvl>
-    <w:lvl w:ilvl="3" w:tentative="1">
-      <w:start w:val="1"/>
-      <w:numFmt w:val="decimal"/>
-      <w:lvlText w:val="%4."/>
-      <w:lvlJc w:val="left"/>
-      <w:pPr>
-        <w:tabs>
-          <w:tab w:val="num" w:pos="2880"/>
-        </w:tabs>
-        <w:ind w:left="2880" w:hanging="360"/>
-      </w:pPr>
-    </w:lvl>
-    <w:lvl w:ilvl="4" w:tentative="1">
-      <w:start w:val="1"/>
-      <w:numFmt w:val="decimal"/>
-      <w:lvlText w:val="%5."/>
-      <w:lvlJc w:val="left"/>
-      <w:pPr>
-        <w:tabs>
-          <w:tab w:val="num" w:pos="3600"/>
-        </w:tabs>
-        <w:ind w:left="3600" w:hanging="360"/>
-      </w:pPr>
-    </w:lvl>
-    <w:lvl w:ilvl="5" w:tentative="1">
-      <w:start w:val="1"/>
-      <w:numFmt w:val="decimal"/>
-      <w:lvlText w:val="%6."/>
-      <w:lvlJc w:val="left"/>
-      <w:pPr>
-        <w:tabs>
-          <w:tab w:val="num" w:pos="4320"/>
-        </w:tabs>
-        <w:ind w:left="4320" w:hanging="360"/>
-      </w:pPr>
-    </w:lvl>
-    <w:lvl w:ilvl="6" w:tentative="1">
-      <w:start w:val="1"/>
-      <w:numFmt w:val="decimal"/>
-      <w:lvlText w:val="%7."/>
-      <w:lvlJc w:val="left"/>
-      <w:pPr>
-        <w:tabs>
-          <w:tab w:val="num" w:pos="5040"/>
-        </w:tabs>
-        <w:ind w:left="5040" w:hanging="360"/>
-      </w:pPr>
-    </w:lvl>
-    <w:lvl w:ilvl="7" w:tentative="1">
-      <w:start w:val="1"/>
-      <w:numFmt w:val="decimal"/>
-      <w:lvlText w:val="%8."/>
-      <w:lvlJc w:val="left"/>
-      <w:pPr>
-        <w:tabs>
-          <w:tab w:val="num" w:pos="5760"/>
-        </w:tabs>
-        <w:ind w:left="5760" w:hanging="360"/>
-      </w:pPr>
-    </w:lvl>
-    <w:lvl w:ilvl="8" w:tentative="1">
-      <w:start w:val="1"/>
-      <w:numFmt w:val="decimal"/>
-      <w:lvlText w:val="%9."/>
-      <w:lvlJc w:val="left"/>
-      <w:pPr>
-        <w:tabs>
-          <w:tab w:val="num" w:pos="6480"/>
-        </w:tabs>
-        <w:ind w:left="6480" w:hanging="360"/>
-      </w:pPr>
-    </w:lvl>
-  </w:abstractNum>
-  <w:abstractNum w:abstractNumId="1" w15:restartNumberingAfterBreak="0">
-    <w:nsid w:val="4F105387"/>
-    <w:multiLevelType w:val="multilevel"/>
-    <w:tmpl w:val="784EC03C"/>
-    <w:lvl w:ilvl="0">
-      <w:start w:val="1"/>
-      <w:numFmt w:val="decimal"/>
-      <w:lvlText w:val="%1."/>
-      <w:lvlJc w:val="left"/>
-      <w:pPr>
-        <w:tabs>
-          <w:tab w:val="num" w:pos="720"/>
-        </w:tabs>
-        <w:ind w:left="720" w:hanging="360"/>
-      </w:pPr>
-    </w:lvl>
-    <w:lvl w:ilvl="1" w:tentative="1">
-      <w:start w:val="1"/>
-      <w:numFmt w:val="decimal"/>
-      <w:lvlText w:val="%2."/>
-      <w:lvlJc w:val="left"/>
-      <w:pPr>
-        <w:tabs>
-          <w:tab w:val="num" w:pos="1440"/>
-        </w:tabs>
-        <w:ind w:left="1440" w:hanging="360"/>
-      </w:pPr>
-    </w:lvl>
-    <w:lvl w:ilvl="2" w:tentative="1">
-      <w:start w:val="1"/>
-      <w:numFmt w:val="decimal"/>
-      <w:lvlText w:val="%3."/>
-      <w:lvlJc w:val="left"/>
-      <w:pPr>
-        <w:tabs>
-          <w:tab w:val="num" w:pos="2160"/>
-        </w:tabs>
-        <w:ind w:left="2160" w:hanging="360"/>
-      </w:pPr>
-    </w:lvl>
-    <w:lvl w:ilvl="3" w:tentative="1">
-      <w:start w:val="1"/>
-      <w:numFmt w:val="decimal"/>
-      <w:lvlText w:val="%4."/>
-      <w:lvlJc w:val="left"/>
-      <w:pPr>
-        <w:tabs>
-          <w:tab w:val="num" w:pos="2880"/>
-        </w:tabs>
-        <w:ind w:left="2880" w:hanging="360"/>
-      </w:pPr>
-    </w:lvl>
-    <w:lvl w:ilvl="4" w:tentative="1">
-      <w:start w:val="1"/>
-      <w:numFmt w:val="decimal"/>
-      <w:lvlText w:val="%5."/>
-      <w:lvlJc w:val="left"/>
-      <w:pPr>
-        <w:tabs>
-          <w:tab w:val="num" w:pos="3600"/>
-        </w:tabs>
-        <w:ind w:left="3600" w:hanging="360"/>
-      </w:pPr>
-    </w:lvl>
-    <w:lvl w:ilvl="5" w:tentative="1">
-      <w:start w:val="1"/>
-      <w:numFmt w:val="decimal"/>
-      <w:lvlText w:val="%6."/>
-      <w:lvlJc w:val="left"/>
-      <w:pPr>
-        <w:tabs>
-          <w:tab w:val="num" w:pos="4320"/>
-        </w:tabs>
-        <w:ind w:left="4320" w:hanging="360"/>
-      </w:pPr>
-    </w:lvl>
-    <w:lvl w:ilvl="6" w:tentative="1">
-      <w:start w:val="1"/>
-      <w:numFmt w:val="decimal"/>
-      <w:lvlText w:val="%7."/>
-      <w:lvlJc w:val="left"/>
-      <w:pPr>
-        <w:tabs>
-          <w:tab w:val="num" w:pos="5040"/>
-        </w:tabs>
-        <w:ind w:left="5040" w:hanging="360"/>
-      </w:pPr>
-    </w:lvl>
-    <w:lvl w:ilvl="7" w:tentative="1">
-      <w:start w:val="1"/>
-      <w:numFmt w:val="decimal"/>
-      <w:lvlText w:val="%8."/>
-      <w:lvlJc w:val="left"/>
-      <w:pPr>
-        <w:tabs>
-          <w:tab w:val="num" w:pos="5760"/>
-        </w:tabs>
-        <w:ind w:left="5760" w:hanging="360"/>
-      </w:pPr>
-    </w:lvl>
-    <w:lvl w:ilvl="8" w:tentative="1">
-      <w:start w:val="1"/>
-      <w:numFmt w:val="decimal"/>
-      <w:lvlText w:val="%9."/>
-      <w:lvlJc w:val="left"/>
-      <w:pPr>
-        <w:tabs>
-          <w:tab w:val="num" w:pos="6480"/>
-        </w:tabs>
-        <w:ind w:left="6480" w:hanging="360"/>
-      </w:pPr>
-    </w:lvl>
-  </w:abstractNum>
-  <w:abstractNum w:abstractNumId="2" w15:restartNumberingAfterBreak="0">
-    <w:nsid w:val="4F8A17FA"/>
-    <w:multiLevelType w:val="multilevel"/>
-    <w:tmpl w:val="1D9EA194"/>
+    <w:tmpl w:val="6A5A6532"/>
     <w:lvl w:ilvl="0">
       <w:start w:val="1"/>
       <w:numFmt w:val="bullet"/>
@@ -44882,10 +44656,10 @@
       </w:rPr>
     </w:lvl>
   </w:abstractNum>
-  <w:abstractNum w:abstractNumId="3" w15:restartNumberingAfterBreak="0">
-    <w:nsid w:val="50657C96"/>
+  <w:abstractNum w:abstractNumId="1" w15:restartNumberingAfterBreak="0">
+    <w:nsid w:val="2BC31C90"/>
     <w:multiLevelType w:val="multilevel"/>
-    <w:tmpl w:val="C710476E"/>
+    <w:tmpl w:val="012C4966"/>
     <w:lvl w:ilvl="0">
       <w:start w:val="1"/>
       <w:numFmt w:val="bullet"/>
@@ -45031,10 +44805,236 @@
       </w:rPr>
     </w:lvl>
   </w:abstractNum>
+  <w:abstractNum w:abstractNumId="2" w15:restartNumberingAfterBreak="0">
+    <w:nsid w:val="30A56C84"/>
+    <w:multiLevelType w:val="multilevel"/>
+    <w:tmpl w:val="B9846B76"/>
+    <w:lvl w:ilvl="0">
+      <w:start w:val="1"/>
+      <w:numFmt w:val="decimal"/>
+      <w:lvlText w:val="%1."/>
+      <w:lvlJc w:val="left"/>
+      <w:pPr>
+        <w:tabs>
+          <w:tab w:val="num" w:pos="720"/>
+        </w:tabs>
+        <w:ind w:left="720" w:hanging="360"/>
+      </w:pPr>
+    </w:lvl>
+    <w:lvl w:ilvl="1" w:tentative="1">
+      <w:start w:val="1"/>
+      <w:numFmt w:val="decimal"/>
+      <w:lvlText w:val="%2."/>
+      <w:lvlJc w:val="left"/>
+      <w:pPr>
+        <w:tabs>
+          <w:tab w:val="num" w:pos="1440"/>
+        </w:tabs>
+        <w:ind w:left="1440" w:hanging="360"/>
+      </w:pPr>
+    </w:lvl>
+    <w:lvl w:ilvl="2" w:tentative="1">
+      <w:start w:val="1"/>
+      <w:numFmt w:val="decimal"/>
+      <w:lvlText w:val="%3."/>
+      <w:lvlJc w:val="left"/>
+      <w:pPr>
+        <w:tabs>
+          <w:tab w:val="num" w:pos="2160"/>
+        </w:tabs>
+        <w:ind w:left="2160" w:hanging="360"/>
+      </w:pPr>
+    </w:lvl>
+    <w:lvl w:ilvl="3" w:tentative="1">
+      <w:start w:val="1"/>
+      <w:numFmt w:val="decimal"/>
+      <w:lvlText w:val="%4."/>
+      <w:lvlJc w:val="left"/>
+      <w:pPr>
+        <w:tabs>
+          <w:tab w:val="num" w:pos="2880"/>
+        </w:tabs>
+        <w:ind w:left="2880" w:hanging="360"/>
+      </w:pPr>
+    </w:lvl>
+    <w:lvl w:ilvl="4" w:tentative="1">
+      <w:start w:val="1"/>
+      <w:numFmt w:val="decimal"/>
+      <w:lvlText w:val="%5."/>
+      <w:lvlJc w:val="left"/>
+      <w:pPr>
+        <w:tabs>
+          <w:tab w:val="num" w:pos="3600"/>
+        </w:tabs>
+        <w:ind w:left="3600" w:hanging="360"/>
+      </w:pPr>
+    </w:lvl>
+    <w:lvl w:ilvl="5" w:tentative="1">
+      <w:start w:val="1"/>
+      <w:numFmt w:val="decimal"/>
+      <w:lvlText w:val="%6."/>
+      <w:lvlJc w:val="left"/>
+      <w:pPr>
+        <w:tabs>
+          <w:tab w:val="num" w:pos="4320"/>
+        </w:tabs>
+        <w:ind w:left="4320" w:hanging="360"/>
+      </w:pPr>
+    </w:lvl>
+    <w:lvl w:ilvl="6" w:tentative="1">
+      <w:start w:val="1"/>
+      <w:numFmt w:val="decimal"/>
+      <w:lvlText w:val="%7."/>
+      <w:lvlJc w:val="left"/>
+      <w:pPr>
+        <w:tabs>
+          <w:tab w:val="num" w:pos="5040"/>
+        </w:tabs>
+        <w:ind w:left="5040" w:hanging="360"/>
+      </w:pPr>
+    </w:lvl>
+    <w:lvl w:ilvl="7" w:tentative="1">
+      <w:start w:val="1"/>
+      <w:numFmt w:val="decimal"/>
+      <w:lvlText w:val="%8."/>
+      <w:lvlJc w:val="left"/>
+      <w:pPr>
+        <w:tabs>
+          <w:tab w:val="num" w:pos="5760"/>
+        </w:tabs>
+        <w:ind w:left="5760" w:hanging="360"/>
+      </w:pPr>
+    </w:lvl>
+    <w:lvl w:ilvl="8" w:tentative="1">
+      <w:start w:val="1"/>
+      <w:numFmt w:val="decimal"/>
+      <w:lvlText w:val="%9."/>
+      <w:lvlJc w:val="left"/>
+      <w:pPr>
+        <w:tabs>
+          <w:tab w:val="num" w:pos="6480"/>
+        </w:tabs>
+        <w:ind w:left="6480" w:hanging="360"/>
+      </w:pPr>
+    </w:lvl>
+  </w:abstractNum>
+  <w:abstractNum w:abstractNumId="3" w15:restartNumberingAfterBreak="0">
+    <w:nsid w:val="4FDD070E"/>
+    <w:multiLevelType w:val="multilevel"/>
+    <w:tmpl w:val="84A086F4"/>
+    <w:lvl w:ilvl="0">
+      <w:start w:val="1"/>
+      <w:numFmt w:val="decimal"/>
+      <w:lvlText w:val="%1."/>
+      <w:lvlJc w:val="left"/>
+      <w:pPr>
+        <w:tabs>
+          <w:tab w:val="num" w:pos="720"/>
+        </w:tabs>
+        <w:ind w:left="720" w:hanging="360"/>
+      </w:pPr>
+    </w:lvl>
+    <w:lvl w:ilvl="1" w:tentative="1">
+      <w:start w:val="1"/>
+      <w:numFmt w:val="decimal"/>
+      <w:lvlText w:val="%2."/>
+      <w:lvlJc w:val="left"/>
+      <w:pPr>
+        <w:tabs>
+          <w:tab w:val="num" w:pos="1440"/>
+        </w:tabs>
+        <w:ind w:left="1440" w:hanging="360"/>
+      </w:pPr>
+    </w:lvl>
+    <w:lvl w:ilvl="2" w:tentative="1">
+      <w:start w:val="1"/>
+      <w:numFmt w:val="decimal"/>
+      <w:lvlText w:val="%3."/>
+      <w:lvlJc w:val="left"/>
+      <w:pPr>
+        <w:tabs>
+          <w:tab w:val="num" w:pos="2160"/>
+        </w:tabs>
+        <w:ind w:left="2160" w:hanging="360"/>
+      </w:pPr>
+    </w:lvl>
+    <w:lvl w:ilvl="3" w:tentative="1">
+      <w:start w:val="1"/>
+      <w:numFmt w:val="decimal"/>
+      <w:lvlText w:val="%4."/>
+      <w:lvlJc w:val="left"/>
+      <w:pPr>
+        <w:tabs>
+          <w:tab w:val="num" w:pos="2880"/>
+        </w:tabs>
+        <w:ind w:left="2880" w:hanging="360"/>
+      </w:pPr>
+    </w:lvl>
+    <w:lvl w:ilvl="4" w:tentative="1">
+      <w:start w:val="1"/>
+      <w:numFmt w:val="decimal"/>
+      <w:lvlText w:val="%5."/>
+      <w:lvlJc w:val="left"/>
+      <w:pPr>
+        <w:tabs>
+          <w:tab w:val="num" w:pos="3600"/>
+        </w:tabs>
+        <w:ind w:left="3600" w:hanging="360"/>
+      </w:pPr>
+    </w:lvl>
+    <w:lvl w:ilvl="5" w:tentative="1">
+      <w:start w:val="1"/>
+      <w:numFmt w:val="decimal"/>
+      <w:lvlText w:val="%6."/>
+      <w:lvlJc w:val="left"/>
+      <w:pPr>
+        <w:tabs>
+          <w:tab w:val="num" w:pos="4320"/>
+        </w:tabs>
+        <w:ind w:left="4320" w:hanging="360"/>
+      </w:pPr>
+    </w:lvl>
+    <w:lvl w:ilvl="6" w:tentative="1">
+      <w:start w:val="1"/>
+      <w:numFmt w:val="decimal"/>
+      <w:lvlText w:val="%7."/>
+      <w:lvlJc w:val="left"/>
+      <w:pPr>
+        <w:tabs>
+          <w:tab w:val="num" w:pos="5040"/>
+        </w:tabs>
+        <w:ind w:left="5040" w:hanging="360"/>
+      </w:pPr>
+    </w:lvl>
+    <w:lvl w:ilvl="7" w:tentative="1">
+      <w:start w:val="1"/>
+      <w:numFmt w:val="decimal"/>
+      <w:lvlText w:val="%8."/>
+      <w:lvlJc w:val="left"/>
+      <w:pPr>
+        <w:tabs>
+          <w:tab w:val="num" w:pos="5760"/>
+        </w:tabs>
+        <w:ind w:left="5760" w:hanging="360"/>
+      </w:pPr>
+    </w:lvl>
+    <w:lvl w:ilvl="8" w:tentative="1">
+      <w:start w:val="1"/>
+      <w:numFmt w:val="decimal"/>
+      <w:lvlText w:val="%9."/>
+      <w:lvlJc w:val="left"/>
+      <w:pPr>
+        <w:tabs>
+          <w:tab w:val="num" w:pos="6480"/>
+        </w:tabs>
+        <w:ind w:left="6480" w:hanging="360"/>
+      </w:pPr>
+    </w:lvl>
+  </w:abstractNum>
   <w:abstractNum w:abstractNumId="4" w15:restartNumberingAfterBreak="0">
-    <w:nsid w:val="54B90074"/>
+    <w:nsid w:val="5C3F25DD"/>
     <w:multiLevelType w:val="multilevel"/>
-    <w:tmpl w:val="33C8D8A4"/>
+    <w:tmpl w:val="A650E5CE"/>
     <w:lvl w:ilvl="0">
       <w:start w:val="1"/>
       <w:numFmt w:val="bullet"/>
@@ -45181,9 +45181,9 @@
     </w:lvl>
   </w:abstractNum>
   <w:abstractNum w:abstractNumId="5" w15:restartNumberingAfterBreak="0">
-    <w:nsid w:val="751907D0"/>
+    <w:nsid w:val="71BE5531"/>
     <w:multiLevelType w:val="multilevel"/>
-    <w:tmpl w:val="DB8AB930"/>
+    <w:tmpl w:val="F0404A30"/>
     <w:lvl w:ilvl="0">
       <w:start w:val="1"/>
       <w:numFmt w:val="bullet"/>
@@ -45329,22 +45329,22 @@
       </w:rPr>
     </w:lvl>
   </w:abstractNum>
-  <w:num w:numId="1" w16cid:durableId="314535505">
+  <w:num w:numId="1" w16cid:durableId="324938149">
+    <w:abstractNumId w:val="2"/>
+  </w:num>
+  <w:num w:numId="2" w16cid:durableId="1470786181">
     <w:abstractNumId w:val="0"/>
   </w:num>
-  <w:num w:numId="2" w16cid:durableId="1420907063">
+  <w:num w:numId="3" w16cid:durableId="1563442319">
     <w:abstractNumId w:val="3"/>
   </w:num>
-  <w:num w:numId="3" w16cid:durableId="551884521">
+  <w:num w:numId="4" w16cid:durableId="306201086">
     <w:abstractNumId w:val="1"/>
   </w:num>
-  <w:num w:numId="4" w16cid:durableId="1638803092">
+  <w:num w:numId="5" w16cid:durableId="1598757301">
     <w:abstractNumId w:val="4"/>
   </w:num>
-  <w:num w:numId="5" w16cid:durableId="283583833">
-    <w:abstractNumId w:val="2"/>
-  </w:num>
-  <w:num w:numId="6" w16cid:durableId="1998419229">
+  <w:num w:numId="6" w16cid:durableId="1287349334">
     <w:abstractNumId w:val="5"/>
   </w:num>
 </w:numbering>
@@ -46092,7 +46092,7 @@
     <w:link w:val="HeaderChar"/>
     <w:uiPriority w:val="99"/>
     <w:unhideWhenUsed/>
-    <w:rsid w:val="00C73511"/>
+    <w:rsid w:val="00C65E15"/>
     <w:pPr>
       <w:tabs>
         <w:tab w:val="center" w:pos="4680"/>
@@ -46105,7 +46105,7 @@
     <w:basedOn w:val="DefaultParagraphFont"/>
     <w:link w:val="Header"/>
     <w:uiPriority w:val="99"/>
-    <w:rsid w:val="00C73511"/>
+    <w:rsid w:val="00C65E15"/>
     <w:rPr>
       <w:rFonts w:eastAsiaTheme="minorEastAsia"/>
       <w:sz w:val="24"/>
@@ -46118,7 +46118,7 @@
     <w:link w:val="FooterChar"/>
     <w:uiPriority w:val="99"/>
     <w:unhideWhenUsed/>
-    <w:rsid w:val="00C73511"/>
+    <w:rsid w:val="00C65E15"/>
     <w:pPr>
       <w:tabs>
         <w:tab w:val="center" w:pos="4680"/>
@@ -46131,7 +46131,7 @@
     <w:basedOn w:val="DefaultParagraphFont"/>
     <w:link w:val="Footer"/>
     <w:uiPriority w:val="99"/>
-    <w:rsid w:val="00C73511"/>
+    <w:rsid w:val="00C65E15"/>
     <w:rPr>
       <w:rFonts w:eastAsiaTheme="minorEastAsia"/>
       <w:sz w:val="24"/>
@@ -46144,7 +46144,7 @@
     <w:uiPriority w:val="99"/>
     <w:semiHidden/>
     <w:unhideWhenUsed/>
-    <w:rsid w:val="00C73511"/>
+    <w:rsid w:val="00C65E15"/>
   </w:style>
   <w:style w:type="character" w:styleId="Hyperlink">
     <w:name w:val="Hyperlink"/>
@@ -46152,7 +46152,7 @@
     <w:uiPriority w:val="99"/>
     <w:semiHidden/>
     <w:unhideWhenUsed/>
-    <w:rsid w:val="00C73511"/>
+    <w:rsid w:val="00C65E15"/>
     <w:rPr>
       <w:color w:val="auto"/>
       <w:u w:val="single"/>
@@ -46165,7 +46165,7 @@
     <w:autoRedefine/>
     <w:uiPriority w:val="39"/>
     <w:unhideWhenUsed/>
-    <w:rsid w:val="00C73511"/>
+    <w:rsid w:val="00C65E15"/>
     <w:pPr>
       <w:spacing w:after="100" w:line="360" w:lineRule="auto"/>
     </w:pPr>
@@ -46177,7 +46177,7 @@
     <w:autoRedefine/>
     <w:uiPriority w:val="39"/>
     <w:unhideWhenUsed/>
-    <w:rsid w:val="00C73511"/>
+    <w:rsid w:val="00C65E15"/>
     <w:pPr>
       <w:spacing w:after="100" w:line="360" w:lineRule="auto"/>
       <w:ind w:left="240"/>
@@ -46191,7 +46191,7 @@
     <w:uiPriority w:val="39"/>
     <w:semiHidden/>
     <w:unhideWhenUsed/>
-    <w:rsid w:val="00C73511"/>
+    <w:rsid w:val="00C65E15"/>
     <w:pPr>
       <w:spacing w:after="100" w:line="360" w:lineRule="auto"/>
       <w:ind w:left="480"/>

--- a/gem_expert/docs/Gemstone_Identification_Assistant_Report.docx
+++ b/gem_expert/docs/Gemstone_Identification_Assistant_Report.docx
@@ -145,7 +145,7 @@
         </w:rPr>
         <w:br w:type="page"/>
       </w:r>
-      <w:bookmarkStart w:id="0" w:name="_Toc241593286"/>
+      <w:bookmarkStart w:id="0" w:name="_Toc241595785"/>
       <w:r>
         <w:rPr>
           <w:rFonts w:eastAsia="Times New Roman"/>
@@ -285,7 +285,7 @@
         <w:rPr>
           <w:noProof/>
         </w:rPr>
-        <w:instrText xml:space="preserve"> PAGEREF _Toc241593286 \h </w:instrText>
+        <w:instrText xml:space="preserve"> PAGEREF _Toc241595785 \h </w:instrText>
       </w:r>
       <w:r>
         <w:rPr>
@@ -347,7 +347,7 @@
         <w:rPr>
           <w:noProof/>
         </w:rPr>
-        <w:instrText xml:space="preserve"> PAGEREF _Toc241593287 \h </w:instrText>
+        <w:instrText xml:space="preserve"> PAGEREF _Toc241595786 \h </w:instrText>
       </w:r>
       <w:r>
         <w:rPr>
@@ -409,7 +409,7 @@
         <w:rPr>
           <w:noProof/>
         </w:rPr>
-        <w:instrText xml:space="preserve"> PAGEREF _Toc241593288 \h </w:instrText>
+        <w:instrText xml:space="preserve"> PAGEREF _Toc241595787 \h </w:instrText>
       </w:r>
       <w:r>
         <w:rPr>
@@ -471,7 +471,7 @@
         <w:rPr>
           <w:noProof/>
         </w:rPr>
-        <w:instrText xml:space="preserve"> PAGEREF _Toc241593289 \h </w:instrText>
+        <w:instrText xml:space="preserve"> PAGEREF _Toc241595788 \h </w:instrText>
       </w:r>
       <w:r>
         <w:rPr>
@@ -533,7 +533,7 @@
         <w:rPr>
           <w:noProof/>
         </w:rPr>
-        <w:instrText xml:space="preserve"> PAGEREF _Toc241593290 \h </w:instrText>
+        <w:instrText xml:space="preserve"> PAGEREF _Toc241595789 \h </w:instrText>
       </w:r>
       <w:r>
         <w:rPr>
@@ -595,7 +595,7 @@
         <w:rPr>
           <w:noProof/>
         </w:rPr>
-        <w:instrText xml:space="preserve"> PAGEREF _Toc241593291 \h </w:instrText>
+        <w:instrText xml:space="preserve"> PAGEREF _Toc241595790 \h </w:instrText>
       </w:r>
       <w:r>
         <w:rPr>
@@ -657,7 +657,7 @@
         <w:rPr>
           <w:noProof/>
         </w:rPr>
-        <w:instrText xml:space="preserve"> PAGEREF _Toc241593292 \h </w:instrText>
+        <w:instrText xml:space="preserve"> PAGEREF _Toc241595791 \h </w:instrText>
       </w:r>
       <w:r>
         <w:rPr>
@@ -719,7 +719,7 @@
         <w:rPr>
           <w:noProof/>
         </w:rPr>
-        <w:instrText xml:space="preserve"> PAGEREF _Toc241593293 \h </w:instrText>
+        <w:instrText xml:space="preserve"> PAGEREF _Toc241595792 \h </w:instrText>
       </w:r>
       <w:r>
         <w:rPr>
@@ -781,7 +781,7 @@
         <w:rPr>
           <w:noProof/>
         </w:rPr>
-        <w:instrText xml:space="preserve"> PAGEREF _Toc241593294 \h </w:instrText>
+        <w:instrText xml:space="preserve"> PAGEREF _Toc241595793 \h </w:instrText>
       </w:r>
       <w:r>
         <w:rPr>
@@ -843,7 +843,7 @@
         <w:rPr>
           <w:noProof/>
         </w:rPr>
-        <w:instrText xml:space="preserve"> PAGEREF _Toc241593295 \h </w:instrText>
+        <w:instrText xml:space="preserve"> PAGEREF _Toc241595794 \h </w:instrText>
       </w:r>
       <w:r>
         <w:rPr>
@@ -905,7 +905,7 @@
         <w:rPr>
           <w:noProof/>
         </w:rPr>
-        <w:instrText xml:space="preserve"> PAGEREF _Toc241593296 \h </w:instrText>
+        <w:instrText xml:space="preserve"> PAGEREF _Toc241595795 \h </w:instrText>
       </w:r>
       <w:r>
         <w:rPr>
@@ -967,7 +967,7 @@
         <w:rPr>
           <w:noProof/>
         </w:rPr>
-        <w:instrText xml:space="preserve"> PAGEREF _Toc241593297 \h </w:instrText>
+        <w:instrText xml:space="preserve"> PAGEREF _Toc241595796 \h </w:instrText>
       </w:r>
       <w:r>
         <w:rPr>
@@ -1029,7 +1029,7 @@
         <w:rPr>
           <w:noProof/>
         </w:rPr>
-        <w:instrText xml:space="preserve"> PAGEREF _Toc241593298 \h </w:instrText>
+        <w:instrText xml:space="preserve"> PAGEREF _Toc241595797 \h </w:instrText>
       </w:r>
       <w:r>
         <w:rPr>
@@ -1091,7 +1091,7 @@
         <w:rPr>
           <w:noProof/>
         </w:rPr>
-        <w:instrText xml:space="preserve"> PAGEREF _Toc241593299 \h </w:instrText>
+        <w:instrText xml:space="preserve"> PAGEREF _Toc241595798 \h </w:instrText>
       </w:r>
       <w:r>
         <w:rPr>
@@ -1153,7 +1153,7 @@
         <w:rPr>
           <w:noProof/>
         </w:rPr>
-        <w:instrText xml:space="preserve"> PAGEREF _Toc241593300 \h </w:instrText>
+        <w:instrText xml:space="preserve"> PAGEREF _Toc241595799 \h </w:instrText>
       </w:r>
       <w:r>
         <w:rPr>
@@ -1215,7 +1215,7 @@
         <w:rPr>
           <w:noProof/>
         </w:rPr>
-        <w:instrText xml:space="preserve"> PAGEREF _Toc241593301 \h </w:instrText>
+        <w:instrText xml:space="preserve"> PAGEREF _Toc241595800 \h </w:instrText>
       </w:r>
       <w:r>
         <w:rPr>
@@ -1277,7 +1277,7 @@
         <w:rPr>
           <w:noProof/>
         </w:rPr>
-        <w:instrText xml:space="preserve"> PAGEREF _Toc241593302 \h </w:instrText>
+        <w:instrText xml:space="preserve"> PAGEREF _Toc241595801 \h </w:instrText>
       </w:r>
       <w:r>
         <w:rPr>
@@ -1339,7 +1339,7 @@
         <w:rPr>
           <w:noProof/>
         </w:rPr>
-        <w:instrText xml:space="preserve"> PAGEREF _Toc241593303 \h </w:instrText>
+        <w:instrText xml:space="preserve"> PAGEREF _Toc241595802 \h </w:instrText>
       </w:r>
       <w:r>
         <w:rPr>
@@ -1401,7 +1401,7 @@
         <w:rPr>
           <w:noProof/>
         </w:rPr>
-        <w:instrText xml:space="preserve"> PAGEREF _Toc241593304 \h </w:instrText>
+        <w:instrText xml:space="preserve"> PAGEREF _Toc241595803 \h </w:instrText>
       </w:r>
       <w:r>
         <w:rPr>
@@ -1463,7 +1463,7 @@
         <w:rPr>
           <w:noProof/>
         </w:rPr>
-        <w:instrText xml:space="preserve"> PAGEREF _Toc241593305 \h </w:instrText>
+        <w:instrText xml:space="preserve"> PAGEREF _Toc241595804 \h </w:instrText>
       </w:r>
       <w:r>
         <w:rPr>
@@ -1525,7 +1525,7 @@
         <w:rPr>
           <w:noProof/>
         </w:rPr>
-        <w:instrText xml:space="preserve"> PAGEREF _Toc241593306 \h </w:instrText>
+        <w:instrText xml:space="preserve"> PAGEREF _Toc241595805 \h </w:instrText>
       </w:r>
       <w:r>
         <w:rPr>
@@ -1587,7 +1587,7 @@
         <w:rPr>
           <w:noProof/>
         </w:rPr>
-        <w:instrText xml:space="preserve"> PAGEREF _Toc241593307 \h </w:instrText>
+        <w:instrText xml:space="preserve"> PAGEREF _Toc241595806 \h </w:instrText>
       </w:r>
       <w:r>
         <w:rPr>
@@ -1649,7 +1649,7 @@
         <w:rPr>
           <w:noProof/>
         </w:rPr>
-        <w:instrText xml:space="preserve"> PAGEREF _Toc241593308 \h </w:instrText>
+        <w:instrText xml:space="preserve"> PAGEREF _Toc241595807 \h </w:instrText>
       </w:r>
       <w:r>
         <w:rPr>
@@ -1711,7 +1711,7 @@
         <w:rPr>
           <w:noProof/>
         </w:rPr>
-        <w:instrText xml:space="preserve"> PAGEREF _Toc241593309 \h </w:instrText>
+        <w:instrText xml:space="preserve"> PAGEREF _Toc241595808 \h </w:instrText>
       </w:r>
       <w:r>
         <w:rPr>
@@ -1773,7 +1773,7 @@
         <w:rPr>
           <w:noProof/>
         </w:rPr>
-        <w:instrText xml:space="preserve"> PAGEREF _Toc241593310 \h </w:instrText>
+        <w:instrText xml:space="preserve"> PAGEREF _Toc241595809 \h </w:instrText>
       </w:r>
       <w:r>
         <w:rPr>
@@ -1835,7 +1835,7 @@
         <w:rPr>
           <w:noProof/>
         </w:rPr>
-        <w:instrText xml:space="preserve"> PAGEREF _Toc241593311 \h </w:instrText>
+        <w:instrText xml:space="preserve"> PAGEREF _Toc241595810 \h </w:instrText>
       </w:r>
       <w:r>
         <w:rPr>
@@ -1898,7 +1898,7 @@
         <w:rPr>
           <w:noProof/>
         </w:rPr>
-        <w:instrText xml:space="preserve"> PAGEREF _Toc241593312 \h </w:instrText>
+        <w:instrText xml:space="preserve"> PAGEREF _Toc241595811 \h </w:instrText>
       </w:r>
       <w:r>
         <w:rPr>
@@ -1960,7 +1960,7 @@
         <w:rPr>
           <w:noProof/>
         </w:rPr>
-        <w:instrText xml:space="preserve"> PAGEREF _Toc241593313 \h </w:instrText>
+        <w:instrText xml:space="preserve"> PAGEREF _Toc241595812 \h </w:instrText>
       </w:r>
       <w:r>
         <w:rPr>
@@ -2022,7 +2022,7 @@
         <w:rPr>
           <w:noProof/>
         </w:rPr>
-        <w:instrText xml:space="preserve"> PAGEREF _Toc241593314 \h </w:instrText>
+        <w:instrText xml:space="preserve"> PAGEREF _Toc241595813 \h </w:instrText>
       </w:r>
       <w:r>
         <w:rPr>
@@ -2084,7 +2084,7 @@
         <w:rPr>
           <w:noProof/>
         </w:rPr>
-        <w:instrText xml:space="preserve"> PAGEREF _Toc241593315 \h </w:instrText>
+        <w:instrText xml:space="preserve"> PAGEREF _Toc241595814 \h </w:instrText>
       </w:r>
       <w:r>
         <w:rPr>
@@ -2146,7 +2146,7 @@
         <w:rPr>
           <w:noProof/>
         </w:rPr>
-        <w:instrText xml:space="preserve"> PAGEREF _Toc241593316 \h </w:instrText>
+        <w:instrText xml:space="preserve"> PAGEREF _Toc241595815 \h </w:instrText>
       </w:r>
       <w:r>
         <w:rPr>
@@ -2208,7 +2208,7 @@
         <w:rPr>
           <w:noProof/>
         </w:rPr>
-        <w:instrText xml:space="preserve"> PAGEREF _Toc241593317 \h </w:instrText>
+        <w:instrText xml:space="preserve"> PAGEREF _Toc241595816 \h </w:instrText>
       </w:r>
       <w:r>
         <w:rPr>
@@ -2270,7 +2270,7 @@
         <w:rPr>
           <w:noProof/>
         </w:rPr>
-        <w:instrText xml:space="preserve"> PAGEREF _Toc241593318 \h </w:instrText>
+        <w:instrText xml:space="preserve"> PAGEREF _Toc241595817 \h </w:instrText>
       </w:r>
       <w:r>
         <w:rPr>
@@ -2332,7 +2332,7 @@
         <w:rPr>
           <w:noProof/>
         </w:rPr>
-        <w:instrText xml:space="preserve"> PAGEREF _Toc241593319 \h </w:instrText>
+        <w:instrText xml:space="preserve"> PAGEREF _Toc241595818 \h </w:instrText>
       </w:r>
       <w:r>
         <w:rPr>
@@ -2394,7 +2394,7 @@
         <w:rPr>
           <w:noProof/>
         </w:rPr>
-        <w:instrText xml:space="preserve"> PAGEREF _Toc241593320 \h </w:instrText>
+        <w:instrText xml:space="preserve"> PAGEREF _Toc241595819 \h </w:instrText>
       </w:r>
       <w:r>
         <w:rPr>
@@ -2456,7 +2456,7 @@
         <w:rPr>
           <w:noProof/>
         </w:rPr>
-        <w:instrText xml:space="preserve"> PAGEREF _Toc241593321 \h </w:instrText>
+        <w:instrText xml:space="preserve"> PAGEREF _Toc241595820 \h </w:instrText>
       </w:r>
       <w:r>
         <w:rPr>
@@ -2518,7 +2518,7 @@
         <w:rPr>
           <w:noProof/>
         </w:rPr>
-        <w:instrText xml:space="preserve"> PAGEREF _Toc241593322 \h </w:instrText>
+        <w:instrText xml:space="preserve"> PAGEREF _Toc241595821 \h </w:instrText>
       </w:r>
       <w:r>
         <w:rPr>
@@ -2580,7 +2580,7 @@
         <w:rPr>
           <w:noProof/>
         </w:rPr>
-        <w:instrText xml:space="preserve"> PAGEREF _Toc241593323 \h </w:instrText>
+        <w:instrText xml:space="preserve"> PAGEREF _Toc241595822 \h </w:instrText>
       </w:r>
       <w:r>
         <w:rPr>
@@ -2642,7 +2642,7 @@
         <w:rPr>
           <w:noProof/>
         </w:rPr>
-        <w:instrText xml:space="preserve"> PAGEREF _Toc241593324 \h </w:instrText>
+        <w:instrText xml:space="preserve"> PAGEREF _Toc241595823 \h </w:instrText>
       </w:r>
       <w:r>
         <w:rPr>
@@ -2704,7 +2704,7 @@
         <w:rPr>
           <w:noProof/>
         </w:rPr>
-        <w:instrText xml:space="preserve"> PAGEREF _Toc241593325 \h </w:instrText>
+        <w:instrText xml:space="preserve"> PAGEREF _Toc241595824 \h </w:instrText>
       </w:r>
       <w:r>
         <w:rPr>
@@ -2766,7 +2766,7 @@
         <w:rPr>
           <w:noProof/>
         </w:rPr>
-        <w:instrText xml:space="preserve"> PAGEREF _Toc241593326 \h </w:instrText>
+        <w:instrText xml:space="preserve"> PAGEREF _Toc241595825 \h </w:instrText>
       </w:r>
       <w:r>
         <w:rPr>
@@ -2828,7 +2828,7 @@
         <w:rPr>
           <w:noProof/>
         </w:rPr>
-        <w:instrText xml:space="preserve"> PAGEREF _Toc241593327 \h </w:instrText>
+        <w:instrText xml:space="preserve"> PAGEREF _Toc241595826 \h </w:instrText>
       </w:r>
       <w:r>
         <w:rPr>
@@ -2890,7 +2890,7 @@
         <w:rPr>
           <w:noProof/>
         </w:rPr>
-        <w:instrText xml:space="preserve"> PAGEREF _Toc241593328 \h </w:instrText>
+        <w:instrText xml:space="preserve"> PAGEREF _Toc241595827 \h </w:instrText>
       </w:r>
       <w:r>
         <w:rPr>
@@ -2952,7 +2952,7 @@
         <w:rPr>
           <w:noProof/>
         </w:rPr>
-        <w:instrText xml:space="preserve"> PAGEREF _Toc241593329 \h </w:instrText>
+        <w:instrText xml:space="preserve"> PAGEREF _Toc241595828 \h </w:instrText>
       </w:r>
       <w:r>
         <w:rPr>
@@ -3014,7 +3014,7 @@
         <w:rPr>
           <w:noProof/>
         </w:rPr>
-        <w:instrText xml:space="preserve"> PAGEREF _Toc241593330 \h </w:instrText>
+        <w:instrText xml:space="preserve"> PAGEREF _Toc241595829 \h </w:instrText>
       </w:r>
       <w:r>
         <w:rPr>
@@ -3062,7 +3062,7 @@
         </w:rPr>
         <w:br w:type="page"/>
       </w:r>
-      <w:bookmarkStart w:id="1" w:name="_Toc241593287"/>
+      <w:bookmarkStart w:id="1" w:name="_Toc241595786"/>
       <w:r>
         <w:rPr>
           <w:rFonts w:eastAsia="Times New Roman"/>
@@ -3079,7 +3079,7 @@
           <w:rFonts w:eastAsia="Times New Roman"/>
         </w:rPr>
       </w:pPr>
-      <w:bookmarkStart w:id="2" w:name="_Toc241593288"/>
+      <w:bookmarkStart w:id="2" w:name="_Toc241595787"/>
       <w:r>
         <w:rPr>
           <w:rFonts w:eastAsia="Times New Roman"/>
@@ -3106,7 +3106,7 @@
           <w:rFonts w:eastAsia="Times New Roman"/>
         </w:rPr>
       </w:pPr>
-      <w:bookmarkStart w:id="3" w:name="_Toc241593289"/>
+      <w:bookmarkStart w:id="3" w:name="_Toc241595788"/>
       <w:r>
         <w:rPr>
           <w:rFonts w:eastAsia="Times New Roman"/>
@@ -3143,7 +3143,7 @@
           <w:rFonts w:eastAsia="Times New Roman"/>
         </w:rPr>
       </w:pPr>
-      <w:bookmarkStart w:id="4" w:name="_Toc241593290"/>
+      <w:bookmarkStart w:id="4" w:name="_Toc241595789"/>
       <w:r>
         <w:rPr>
           <w:rFonts w:eastAsia="Times New Roman"/>
@@ -3301,7 +3301,7 @@
           <w:rFonts w:eastAsia="Times New Roman"/>
         </w:rPr>
       </w:pPr>
-      <w:bookmarkStart w:id="5" w:name="_Toc241593291"/>
+      <w:bookmarkStart w:id="5" w:name="_Toc241595790"/>
       <w:r>
         <w:rPr>
           <w:rFonts w:eastAsia="Times New Roman"/>
@@ -3328,7 +3328,7 @@
           <w:rFonts w:eastAsia="Times New Roman"/>
         </w:rPr>
       </w:pPr>
-      <w:bookmarkStart w:id="6" w:name="_Toc241593292"/>
+      <w:bookmarkStart w:id="6" w:name="_Toc241595791"/>
       <w:r>
         <w:rPr>
           <w:rFonts w:eastAsia="Times New Roman"/>
@@ -4178,7 +4178,7 @@
           <w:rFonts w:eastAsia="Times New Roman"/>
         </w:rPr>
       </w:pPr>
-      <w:bookmarkStart w:id="7" w:name="_Toc241593293"/>
+      <w:bookmarkStart w:id="7" w:name="_Toc241595792"/>
       <w:r>
         <w:rPr>
           <w:rFonts w:eastAsia="Times New Roman"/>
@@ -4216,7 +4216,7 @@
           <w:rFonts w:eastAsia="Times New Roman"/>
         </w:rPr>
       </w:pPr>
-      <w:bookmarkStart w:id="8" w:name="_Toc241593294"/>
+      <w:bookmarkStart w:id="8" w:name="_Toc241595793"/>
       <w:r>
         <w:rPr>
           <w:rFonts w:eastAsia="Times New Roman"/>
@@ -4243,7 +4243,7 @@
           <w:noProof/>
         </w:rPr>
         <w:drawing>
-          <wp:inline distT="0" distB="0" distL="0" distR="0" wp14:anchorId="64E12056" wp14:editId="07885726">
+          <wp:inline distT="0" distB="0" distL="0" distR="0" wp14:anchorId="2339DB77" wp14:editId="56DD297A">
             <wp:extent cx="5715000" cy="1272540"/>
             <wp:effectExtent l="0" t="0" r="0" b="3810"/>
             <wp:docPr id="1" name="Picture 1"/>
@@ -4308,7 +4308,7 @@
           <w:rFonts w:eastAsia="Times New Roman"/>
         </w:rPr>
       </w:pPr>
-      <w:bookmarkStart w:id="9" w:name="_Toc241593295"/>
+      <w:bookmarkStart w:id="9" w:name="_Toc241595794"/>
       <w:r>
         <w:rPr>
           <w:rFonts w:eastAsia="Times New Roman"/>
@@ -7443,7 +7443,7 @@
           <w:rFonts w:eastAsia="Times New Roman"/>
         </w:rPr>
       </w:pPr>
-      <w:bookmarkStart w:id="10" w:name="_Toc241593296"/>
+      <w:bookmarkStart w:id="10" w:name="_Toc241595795"/>
       <w:r>
         <w:rPr>
           <w:rFonts w:eastAsia="Times New Roman"/>
@@ -7675,7 +7675,7 @@
           <w:rFonts w:eastAsia="Times New Roman"/>
         </w:rPr>
       </w:pPr>
-      <w:bookmarkStart w:id="11" w:name="_Toc241593297"/>
+      <w:bookmarkStart w:id="11" w:name="_Toc241595796"/>
       <w:r>
         <w:rPr>
           <w:rFonts w:eastAsia="Times New Roman"/>
@@ -15799,7 +15799,7 @@
           <w:rFonts w:eastAsia="Times New Roman"/>
         </w:rPr>
       </w:pPr>
-      <w:bookmarkStart w:id="12" w:name="_Toc241593298"/>
+      <w:bookmarkStart w:id="12" w:name="_Toc241595797"/>
       <w:r>
         <w:rPr>
           <w:rFonts w:eastAsia="Times New Roman"/>
@@ -17261,7 +17261,7 @@
           <w:noProof/>
         </w:rPr>
         <w:drawing>
-          <wp:inline distT="0" distB="0" distL="0" distR="0" wp14:anchorId="0EE53FC9" wp14:editId="3E275F85">
+          <wp:inline distT="0" distB="0" distL="0" distR="0" wp14:anchorId="41E7484A" wp14:editId="34951897">
             <wp:extent cx="5524500" cy="3208020"/>
             <wp:effectExtent l="0" t="0" r="0" b="0"/>
             <wp:docPr id="2" name="Picture 2"/>
@@ -17435,7 +17435,7 @@
           <w:rFonts w:eastAsia="Times New Roman"/>
         </w:rPr>
       </w:pPr>
-      <w:bookmarkStart w:id="13" w:name="_Toc241593299"/>
+      <w:bookmarkStart w:id="13" w:name="_Toc241595798"/>
       <w:r>
         <w:rPr>
           <w:rFonts w:eastAsia="Times New Roman"/>
@@ -18403,7 +18403,7 @@
           <w:rFonts w:eastAsia="Times New Roman"/>
         </w:rPr>
       </w:pPr>
-      <w:bookmarkStart w:id="14" w:name="_Toc241593300"/>
+      <w:bookmarkStart w:id="14" w:name="_Toc241595799"/>
       <w:r>
         <w:rPr>
           <w:rFonts w:eastAsia="Times New Roman"/>
@@ -18419,7 +18419,7 @@
           <w:rFonts w:eastAsia="Times New Roman"/>
         </w:rPr>
       </w:pPr>
-      <w:bookmarkStart w:id="15" w:name="_Toc241593301"/>
+      <w:bookmarkStart w:id="15" w:name="_Toc241595800"/>
       <w:r>
         <w:rPr>
           <w:rFonts w:eastAsia="Times New Roman"/>
@@ -18456,7 +18456,7 @@
         </w:rPr>
         <w:lastRenderedPageBreak/>
         <w:drawing>
-          <wp:inline distT="0" distB="0" distL="0" distR="0" wp14:anchorId="4A91B5D2" wp14:editId="58C950A3">
+          <wp:inline distT="0" distB="0" distL="0" distR="0" wp14:anchorId="34AAE05E" wp14:editId="0804A0AF">
             <wp:extent cx="5715000" cy="3954780"/>
             <wp:effectExtent l="0" t="0" r="0" b="7620"/>
             <wp:docPr id="3" name="Picture 3"/>
@@ -19237,7 +19237,7 @@
           <w:rFonts w:eastAsia="Times New Roman"/>
         </w:rPr>
       </w:pPr>
-      <w:bookmarkStart w:id="16" w:name="_Toc241593302"/>
+      <w:bookmarkStart w:id="16" w:name="_Toc241595801"/>
       <w:r>
         <w:rPr>
           <w:rFonts w:eastAsia="Times New Roman"/>
@@ -19433,7 +19433,7 @@
           <w:rFonts w:eastAsia="Times New Roman"/>
         </w:rPr>
       </w:pPr>
-      <w:bookmarkStart w:id="17" w:name="_Toc241593303"/>
+      <w:bookmarkStart w:id="17" w:name="_Toc241595802"/>
       <w:r>
         <w:rPr>
           <w:rFonts w:eastAsia="Times New Roman"/>
@@ -19564,7 +19564,7 @@
           <w:rFonts w:eastAsia="Times New Roman"/>
         </w:rPr>
       </w:pPr>
-      <w:bookmarkStart w:id="18" w:name="_Toc241593304"/>
+      <w:bookmarkStart w:id="18" w:name="_Toc241595803"/>
       <w:r>
         <w:rPr>
           <w:rFonts w:eastAsia="Times New Roman"/>
@@ -19685,7 +19685,7 @@
           <w:rFonts w:eastAsia="Times New Roman"/>
         </w:rPr>
       </w:pPr>
-      <w:bookmarkStart w:id="19" w:name="_Toc241593305"/>
+      <w:bookmarkStart w:id="19" w:name="_Toc241595804"/>
       <w:r>
         <w:rPr>
           <w:rFonts w:eastAsia="Times New Roman"/>
@@ -19792,7 +19792,7 @@
         </w:rPr>
         <w:lastRenderedPageBreak/>
         <w:drawing>
-          <wp:inline distT="0" distB="0" distL="0" distR="0" wp14:anchorId="39E69913" wp14:editId="212372E3">
+          <wp:inline distT="0" distB="0" distL="0" distR="0" wp14:anchorId="1202D0FC" wp14:editId="766E19F0">
             <wp:extent cx="4480560" cy="4960620"/>
             <wp:effectExtent l="0" t="0" r="0" b="0"/>
             <wp:docPr id="4" name="Picture 4"/>
@@ -19857,7 +19857,7 @@
           <w:rFonts w:eastAsia="Times New Roman"/>
         </w:rPr>
       </w:pPr>
-      <w:bookmarkStart w:id="20" w:name="_Toc241593306"/>
+      <w:bookmarkStart w:id="20" w:name="_Toc241595805"/>
       <w:r>
         <w:rPr>
           <w:rFonts w:eastAsia="Times New Roman"/>
@@ -19977,7 +19977,7 @@
           <w:rFonts w:eastAsia="Times New Roman"/>
         </w:rPr>
       </w:pPr>
-      <w:bookmarkStart w:id="21" w:name="_Toc241593307"/>
+      <w:bookmarkStart w:id="21" w:name="_Toc241595806"/>
       <w:r>
         <w:rPr>
           <w:rFonts w:eastAsia="Times New Roman"/>
@@ -20029,7 +20029,7 @@
         <w:rPr>
           <w:rFonts w:eastAsia="Times New Roman"/>
         </w:rPr>
-        <w:t xml:space="preserve"> Colour is chosen from swatches, and optical effects and inclusions from small drawings of what they look like under a loupe, because a beginner may not know the words "silk" or "fingerprint" (Figure 6).</w:t>
+        <w:t xml:space="preserve"> Colour is chosen from swatches, optical effects and inclusions from small drawings of what they look like under a loupe, and the optic character from drawings of what is seen in the polariscope and conoscope ("stays dark", "blinks light and dark", "dark cross", "curved bars"), because a beginner may not know the words "silk", "fingerprint" or "biaxial" (Figure 6).</w:t>
       </w:r>
     </w:p>
     <w:p>
@@ -20056,13 +20056,7 @@
         <w:rPr>
           <w:rFonts w:eastAsia="Times New Roman"/>
         </w:rPr>
-        <w:t xml:space="preserve"> </w:t>
-      </w:r>
-      <w:r>
-        <w:rPr>
-          <w:rFonts w:eastAsia="Times New Roman"/>
-        </w:rPr>
-        <w:t>As an RI or SG value is entered, the page immediately says which gems it fits, warns about unusual values, and blocks impossible ones (Figure 8). The ranges are sent from the knowledge base, so the page and the rules always agree.</w:t>
+        <w:t xml:space="preserve"> As an RI or SG value is entered, the page immediately says which gems it fits, warns about unusual values, and blocks impossible ones once the box is left (Figure 8). Under each box a "normal range" line gives the range covered by the knowledge base, with a link to the range of every gem. The ranges are sent from the knowledge base, so the page and the rules always agree.</w:t>
       </w:r>
     </w:p>
     <w:p>
@@ -20089,7 +20083,13 @@
         <w:rPr>
           <w:rFonts w:eastAsia="Times New Roman"/>
         </w:rPr>
-        <w:t xml:space="preserve"> Every certainty factor is shown with a phrase such as "90% (very likely)" or "52% (possible)", and the scale is explained on request, including that a certainty factor is not a statistical probability.</w:t>
+        <w:t xml:space="preserve"> </w:t>
+      </w:r>
+      <w:r>
+        <w:rPr>
+          <w:rFonts w:eastAsia="Times New Roman"/>
+        </w:rPr>
+        <w:t>Every certainty factor is shown with a phrase such as "90% (very likely)" or "52% (possible)", and the scale is explained on request, including that a certainty factor is not a statistical probability.</w:t>
       </w:r>
     </w:p>
     <w:p>
@@ -20116,13 +20116,7 @@
         <w:rPr>
           <w:rFonts w:eastAsia="Times New Roman"/>
         </w:rPr>
-        <w:t xml:space="preserve"> </w:t>
-      </w:r>
-      <w:r>
-        <w:rPr>
-          <w:rFonts w:eastAsia="Times New Roman"/>
-        </w:rPr>
-        <w:t>for refractometer readings (Section 2.3).</w:t>
+        <w:t xml:space="preserve"> for refractometer readings (Section 2.3).</w:t>
       </w:r>
     </w:p>
     <w:p>
@@ -20170,13 +20164,20 @@
           <w:b/>
           <w:bCs/>
         </w:rPr>
+        <w:lastRenderedPageBreak/>
         <w:t>Consultation progress and Back.</w:t>
       </w:r>
       <w:r>
         <w:rPr>
           <w:rFonts w:eastAsia="Times New Roman"/>
         </w:rPr>
-        <w:t xml:space="preserve"> The step-by-step mode shows "Question 2 of at most 6" with a progress bar, and a Back button to change the previous answer.</w:t>
+        <w:t xml:space="preserve"> </w:t>
+      </w:r>
+      <w:r>
+        <w:rPr>
+          <w:rFonts w:eastAsia="Times New Roman"/>
+        </w:rPr>
+        <w:t>The step-by-step mode shows "Question 2 of at most 6" with a progress bar, and a Back button to change the previous answer.</w:t>
       </w:r>
     </w:p>
     <w:p>
@@ -20224,7 +20225,6 @@
           <w:b/>
           <w:bCs/>
         </w:rPr>
-        <w:lastRenderedPageBreak/>
         <w:t>Recent stones,</w:t>
       </w:r>
       <w:r>
@@ -20244,7 +20244,7 @@
           <w:noProof/>
         </w:rPr>
         <w:drawing>
-          <wp:inline distT="0" distB="0" distL="0" distR="0" wp14:anchorId="1CB9FED3" wp14:editId="5396BC79">
+          <wp:inline distT="0" distB="0" distL="0" distR="0" wp14:anchorId="650E1D9B" wp14:editId="47D66C46">
             <wp:extent cx="5334000" cy="3528060"/>
             <wp:effectExtent l="0" t="0" r="0" b="0"/>
             <wp:docPr id="5" name="Picture 5"/>
@@ -20313,9 +20313,9 @@
         </w:rPr>
         <w:lastRenderedPageBreak/>
         <w:drawing>
-          <wp:inline distT="0" distB="0" distL="0" distR="0" wp14:anchorId="6FC071D4" wp14:editId="64A417DD">
-            <wp:extent cx="4953000" cy="6492240"/>
-            <wp:effectExtent l="0" t="0" r="0" b="3810"/>
+          <wp:inline distT="0" distB="0" distL="0" distR="0" wp14:anchorId="38EE491D" wp14:editId="7B60C333">
+            <wp:extent cx="4953000" cy="7604760"/>
+            <wp:effectExtent l="0" t="0" r="0" b="0"/>
             <wp:docPr id="6" name="Picture 6"/>
             <wp:cNvGraphicFramePr>
               <a:graphicFrameLocks xmlns:a="http://schemas.openxmlformats.org/drawingml/2006/main" noChangeAspect="1"/>
@@ -20345,7 +20345,7 @@
                   <pic:spPr bwMode="auto">
                     <a:xfrm>
                       <a:off x="0" y="0"/>
-                      <a:ext cx="4953000" cy="6492240"/>
+                      <a:ext cx="4953000" cy="7604760"/>
                     </a:xfrm>
                     <a:prstGeom prst="rect">
                       <a:avLst/>
@@ -20368,7 +20368,7 @@
         <w:spacing w:before="0" w:beforeAutospacing="0"/>
       </w:pPr>
       <w:r>
-        <w:t>Figure 6. Input form: instrument readings, and picture choices for colour, optical effect and inclusions</w:t>
+        <w:t>Figure 6. Input form: instrument readings, and picture choices for optic character, colour, optical effect and inclusions</w:t>
       </w:r>
     </w:p>
     <w:p>
@@ -20382,7 +20382,7 @@
         </w:rPr>
         <w:lastRenderedPageBreak/>
         <w:drawing>
-          <wp:inline distT="0" distB="0" distL="0" distR="0" wp14:anchorId="3F19CBBB" wp14:editId="4CF2D252">
+          <wp:inline distT="0" distB="0" distL="0" distR="0" wp14:anchorId="14E2229E" wp14:editId="7C760FD8">
             <wp:extent cx="4480560" cy="3589020"/>
             <wp:effectExtent l="0" t="0" r="0" b="0"/>
             <wp:docPr id="7" name="Picture 7"/>
@@ -20450,9 +20450,9 @@
           <w:noProof/>
         </w:rPr>
         <w:drawing>
-          <wp:inline distT="0" distB="0" distL="0" distR="0" wp14:anchorId="144E4E57" wp14:editId="4DEF6BC7">
-            <wp:extent cx="5334000" cy="3314700"/>
-            <wp:effectExtent l="0" t="0" r="0" b="0"/>
+          <wp:inline distT="0" distB="0" distL="0" distR="0" wp14:anchorId="15B624C1" wp14:editId="26B7200C">
+            <wp:extent cx="5334000" cy="3268980"/>
+            <wp:effectExtent l="0" t="0" r="0" b="7620"/>
             <wp:docPr id="8" name="Picture 8"/>
             <wp:cNvGraphicFramePr>
               <a:graphicFrameLocks xmlns:a="http://schemas.openxmlformats.org/drawingml/2006/main" noChangeAspect="1"/>
@@ -20482,7 +20482,7 @@
                   <pic:spPr bwMode="auto">
                     <a:xfrm>
                       <a:off x="0" y="0"/>
-                      <a:ext cx="5334000" cy="3314700"/>
+                      <a:ext cx="5334000" cy="3268980"/>
                     </a:xfrm>
                     <a:prstGeom prst="rect">
                       <a:avLst/>
@@ -20515,7 +20515,7 @@
           <w:rFonts w:eastAsia="Times New Roman"/>
         </w:rPr>
       </w:pPr>
-      <w:bookmarkStart w:id="22" w:name="_Toc241593308"/>
+      <w:bookmarkStart w:id="22" w:name="_Toc241595807"/>
       <w:r>
         <w:rPr>
           <w:rFonts w:eastAsia="Times New Roman"/>
@@ -20816,15 +20816,7 @@
                 <w:sz w:val="20"/>
                 <w:szCs w:val="20"/>
               </w:rPr>
-              <w:t xml:space="preserve"> </w:t>
-            </w:r>
-            <w:r>
-              <w:rPr>
-                <w:rFonts w:eastAsia="Times New Roman"/>
-                <w:sz w:val="20"/>
-                <w:szCs w:val="20"/>
-              </w:rPr>
-              <w:t xml:space="preserve">(line 176) backtracks through rules and variable bindings until all conditions hold; </w:t>
+              <w:t xml:space="preserve"> (line 176) backtracks through rules and variable bindings until all conditions hold; </w:t>
             </w:r>
             <w:r>
               <w:rPr>
@@ -20967,7 +20959,15 @@
                 <w:sz w:val="20"/>
                 <w:szCs w:val="20"/>
               </w:rPr>
-              <w:t xml:space="preserve"> recurse over lists and trees.</w:t>
+              <w:t xml:space="preserve"> </w:t>
+            </w:r>
+            <w:r>
+              <w:rPr>
+                <w:rFonts w:eastAsia="Times New Roman"/>
+                <w:sz w:val="20"/>
+                <w:szCs w:val="20"/>
+              </w:rPr>
+              <w:t>recurse over lists and trees.</w:t>
             </w:r>
           </w:p>
         </w:tc>
@@ -21201,15 +21201,7 @@
                 <w:sz w:val="20"/>
                 <w:szCs w:val="20"/>
               </w:rPr>
-              <w:t xml:space="preserve"> </w:t>
-            </w:r>
-            <w:r>
-              <w:rPr>
-                <w:rFonts w:eastAsia="Times New Roman"/>
-                <w:sz w:val="20"/>
-                <w:szCs w:val="20"/>
-              </w:rPr>
-              <w:t xml:space="preserve">is changed with </w:t>
+              <w:t xml:space="preserve"> is changed with </w:t>
             </w:r>
             <w:r>
               <w:rPr>
@@ -21458,7 +21450,15 @@
                 <w:sz w:val="20"/>
                 <w:szCs w:val="20"/>
               </w:rPr>
-              <w:t xml:space="preserve"> from inside the proof (line 293) and catches it in </w:t>
+              <w:t xml:space="preserve"> </w:t>
+            </w:r>
+            <w:r>
+              <w:rPr>
+                <w:rFonts w:eastAsia="Times New Roman"/>
+                <w:sz w:val="20"/>
+                <w:szCs w:val="20"/>
+              </w:rPr>
+              <w:t xml:space="preserve">from inside the proof (line 293) and catches it in </w:t>
             </w:r>
             <w:r>
               <w:rPr>
@@ -21707,15 +21707,7 @@
                 <w:sz w:val="20"/>
                 <w:szCs w:val="20"/>
               </w:rPr>
-              <w:t xml:space="preserve"> </w:t>
-            </w:r>
-            <w:r>
-              <w:rPr>
-                <w:rFonts w:eastAsia="Times New Roman"/>
-                <w:sz w:val="20"/>
-                <w:szCs w:val="20"/>
-              </w:rPr>
-              <w:t>for collecting explanations and validating input.</w:t>
+              <w:t xml:space="preserve"> for collecting explanations and validating input.</w:t>
             </w:r>
           </w:p>
         </w:tc>
@@ -21737,7 +21729,7 @@
           <w:rFonts w:eastAsia="Times New Roman"/>
         </w:rPr>
       </w:pPr>
-      <w:bookmarkStart w:id="23" w:name="_Toc241593309"/>
+      <w:bookmarkStart w:id="23" w:name="_Toc241595808"/>
       <w:r>
         <w:rPr>
           <w:rFonts w:eastAsia="Times New Roman"/>
@@ -21758,7 +21750,14 @@
           <w:b/>
           <w:bCs/>
         </w:rPr>
-        <w:t>user input → facts → rules fired → reasoning → conclusion</w:t>
+        <w:t xml:space="preserve">user input → facts → </w:t>
+      </w:r>
+      <w:r>
+        <w:rPr>
+          <w:b/>
+          <w:bCs/>
+        </w:rPr>
+        <w:t>rules fired → reasoning → conclusion</w:t>
       </w:r>
       <w:r>
         <w:t>. The system provides this chain at two levels of detail, for users and for examiners, and answers the three classic explanation questions: How, Why and Why not [11], [12].</w:t>
@@ -21771,7 +21770,7 @@
           <w:rFonts w:eastAsia="Times New Roman"/>
         </w:rPr>
       </w:pPr>
-      <w:bookmarkStart w:id="24" w:name="_Toc241593310"/>
+      <w:bookmarkStart w:id="24" w:name="_Toc241595809"/>
       <w:r>
         <w:rPr>
           <w:rFonts w:eastAsia="Times New Roman"/>
@@ -21810,7 +21809,10 @@
         <w:pStyle w:val="HTMLPreformatted"/>
       </w:pPr>
       <w:r>
-        <w:t xml:space="preserve">   RI = 1.765 / SG = 4.0 / Optic character = uniaxial / Colour = blue / Inclusion = silk</w:t>
+        <w:t xml:space="preserve">   </w:t>
+      </w:r>
+      <w:r>
+        <w:t>RI = 1.765 / SG = 4.0 / Optic character = uniaxial / Colour = blue / Inclusion = silk</w:t>
       </w:r>
     </w:p>
     <w:p>
@@ -21859,10 +21861,7 @@
         <w:pStyle w:val="HTMLPreformatted"/>
       </w:pPr>
       <w:r>
-        <w:t xml:space="preserve">                </w:t>
-      </w:r>
-      <w:r>
-        <w:t>RI 1.765 lies in the corundum range 1.757-1.780 (+/-0.005)</w:t>
+        <w:t xml:space="preserve">                RI 1.765 lies in the corundum range 1.757-1.780 (+/-0.005)</w:t>
       </w:r>
     </w:p>
     <w:p>
@@ -21878,7 +21877,10 @@
         <w:pStyle w:val="HTMLPreformatted"/>
       </w:pPr>
       <w:r>
-        <w:t xml:space="preserve">       why: Corundum is doubly refractive (uniaxial) with RI about 1.762-1.770 and SG about 4.00. [source: gia]</w:t>
+        <w:t xml:space="preserve">       </w:t>
+      </w:r>
+      <w:r>
+        <w:t>why: Corundum is doubly refractive (uniaxial) with RI about 1.762-1.770 and SG about 4.00. [source: gia]</w:t>
       </w:r>
     </w:p>
     <w:p>
@@ -21918,10 +21920,7 @@
         <w:pStyle w:val="HTMLPreformatted"/>
       </w:pPr>
       <w:r>
-        <w:t xml:space="preserve">       </w:t>
-      </w:r>
-      <w:r>
-        <w:t>because: species(corundum) (established earlier); inclusion seen: silk</w:t>
+        <w:t xml:space="preserve">       because: species(corundum) (established earlier); inclusion seen: silk</w:t>
       </w:r>
     </w:p>
     <w:p>
@@ -21945,7 +21944,10 @@
         <w:pStyle w:val="HTMLPreformatted"/>
       </w:pPr>
       <w:r>
-        <w:t xml:space="preserve">   Blue sapphire (Corundum) - Strong match; Origin: Likely natural</w:t>
+        <w:t xml:space="preserve">   </w:t>
+      </w:r>
+      <w:r>
+        <w:t>Blue sapphire (Corundum) - Strong match; Origin: Likely natural</w:t>
       </w:r>
     </w:p>
     <w:p>
@@ -21975,7 +21977,7 @@
         </w:rPr>
         <w:lastRenderedPageBreak/>
         <w:drawing>
-          <wp:inline distT="0" distB="0" distL="0" distR="0" wp14:anchorId="37FC04A3" wp14:editId="2A0BADEB">
+          <wp:inline distT="0" distB="0" distL="0" distR="0" wp14:anchorId="0A0D5B87" wp14:editId="52BB914E">
             <wp:extent cx="4480560" cy="5646420"/>
             <wp:effectExtent l="0" t="0" r="0" b="0"/>
             <wp:docPr id="9" name="Picture 9"/>
@@ -22040,7 +22042,7 @@
           <w:rFonts w:eastAsia="Times New Roman"/>
         </w:rPr>
       </w:pPr>
-      <w:bookmarkStart w:id="25" w:name="_Toc241593311"/>
+      <w:bookmarkStart w:id="25" w:name="_Toc241595810"/>
       <w:r>
         <w:rPr>
           <w:rFonts w:eastAsia="Times New Roman"/>
@@ -22119,9 +22121,9 @@
         </w:rPr>
         <w:lastRenderedPageBreak/>
         <w:drawing>
-          <wp:inline distT="0" distB="0" distL="0" distR="0" wp14:anchorId="0169A914" wp14:editId="0DD75B02">
-            <wp:extent cx="4290060" cy="2926080"/>
-            <wp:effectExtent l="0" t="0" r="0" b="7620"/>
+          <wp:inline distT="0" distB="0" distL="0" distR="0" wp14:anchorId="7F786496" wp14:editId="6E6136D0">
+            <wp:extent cx="4290060" cy="3398520"/>
+            <wp:effectExtent l="0" t="0" r="0" b="0"/>
             <wp:docPr id="10" name="Picture 10"/>
             <wp:cNvGraphicFramePr>
               <a:graphicFrameLocks xmlns:a="http://schemas.openxmlformats.org/drawingml/2006/main" noChangeAspect="1"/>
@@ -22151,7 +22153,7 @@
                   <pic:spPr bwMode="auto">
                     <a:xfrm>
                       <a:off x="0" y="0"/>
-                      <a:ext cx="4290060" cy="2926080"/>
+                      <a:ext cx="4290060" cy="3398520"/>
                     </a:xfrm>
                     <a:prstGeom prst="rect">
                       <a:avLst/>
@@ -22184,7 +22186,7 @@
           <w:rFonts w:eastAsia="Times New Roman"/>
         </w:rPr>
       </w:pPr>
-      <w:bookmarkStart w:id="26" w:name="_Toc241593312"/>
+      <w:bookmarkStart w:id="26" w:name="_Toc241595811"/>
       <w:r>
         <w:rPr>
           <w:rFonts w:eastAsia="Times New Roman"/>
@@ -22221,7 +22223,7 @@
           <w:noProof/>
         </w:rPr>
         <w:drawing>
-          <wp:inline distT="0" distB="0" distL="0" distR="0" wp14:anchorId="79C43D07" wp14:editId="5466E538">
+          <wp:inline distT="0" distB="0" distL="0" distR="0" wp14:anchorId="506FBE2B" wp14:editId="331354CD">
             <wp:extent cx="4480560" cy="1325880"/>
             <wp:effectExtent l="0" t="0" r="0" b="7620"/>
             <wp:docPr id="11" name="Picture 11"/>
@@ -22286,7 +22288,7 @@
           <w:rFonts w:eastAsia="Times New Roman"/>
         </w:rPr>
       </w:pPr>
-      <w:bookmarkStart w:id="27" w:name="_Toc241593313"/>
+      <w:bookmarkStart w:id="27" w:name="_Toc241595812"/>
       <w:r>
         <w:rPr>
           <w:rFonts w:eastAsia="Times New Roman"/>
@@ -22300,11 +22302,14 @@
         <w:pStyle w:val="NormalWeb"/>
       </w:pPr>
       <w:r>
-        <w:t xml:space="preserve">Each result page includes a diagram generated from the actual reasoning for the user's own input, with Play, Back and Next controls that replay it one step at a time with a caption. The forward-chaining diagram (Figure 12) shows input facts at the top, each fired rule numbered in firing order, and the facts it added. The backward-chaining diagram (Figure 13) shows the goal </w:t>
+        <w:t xml:space="preserve">Each result page includes a diagram generated from the actual reasoning for the user's own input, with Play, Back and Next controls that replay it one step at a time with a caption. The forward-chaining diagram (Figure 12) shows input facts at the top, each fired rule numbered in </w:t>
       </w:r>
       <w:r>
         <w:lastRenderedPageBreak/>
-        <w:t>tree: the question, the rules tried, and each condition marked as proved, failed or never checked, which makes visible that backward chaining abandons a rule at its first failed condition.</w:t>
+        <w:t>firing order, and the facts it added. The backward-chaining diagram (Figure 13) shows the goal tree: the question, the rules tried, and each condition marked as proved, failed or never checked, which makes visible th</w:t>
+      </w:r>
+      <w:r>
+        <w:t>at backward chaining abandons a rule at its first failed condition.</w:t>
       </w:r>
     </w:p>
     <w:p>
@@ -22317,7 +22322,7 @@
           <w:noProof/>
         </w:rPr>
         <w:drawing>
-          <wp:inline distT="0" distB="0" distL="0" distR="0" wp14:anchorId="04ACEC30" wp14:editId="5E3A1771">
+          <wp:inline distT="0" distB="0" distL="0" distR="0" wp14:anchorId="3581A1D8" wp14:editId="3FFCCC79">
             <wp:extent cx="4480560" cy="4655820"/>
             <wp:effectExtent l="0" t="0" r="0" b="0"/>
             <wp:docPr id="12" name="Picture 12"/>
@@ -22386,7 +22391,7 @@
         </w:rPr>
         <w:lastRenderedPageBreak/>
         <w:drawing>
-          <wp:inline distT="0" distB="0" distL="0" distR="0" wp14:anchorId="5096336B" wp14:editId="3E83A610">
+          <wp:inline distT="0" distB="0" distL="0" distR="0" wp14:anchorId="05A2D313" wp14:editId="1BE672C9">
             <wp:extent cx="4480560" cy="3733800"/>
             <wp:effectExtent l="0" t="0" r="0" b="0"/>
             <wp:docPr id="13" name="Picture 13"/>
@@ -22451,7 +22456,7 @@
           <w:rFonts w:eastAsia="Times New Roman"/>
         </w:rPr>
       </w:pPr>
-      <w:bookmarkStart w:id="28" w:name="_Toc241593314"/>
+      <w:bookmarkStart w:id="28" w:name="_Toc241595813"/>
       <w:r>
         <w:rPr>
           <w:rFonts w:eastAsia="Times New Roman"/>
@@ -22467,7 +22472,7 @@
           <w:rFonts w:eastAsia="Times New Roman"/>
         </w:rPr>
       </w:pPr>
-      <w:bookmarkStart w:id="29" w:name="_Toc241593315"/>
+      <w:bookmarkStart w:id="29" w:name="_Toc241595814"/>
       <w:r>
         <w:rPr>
           <w:rFonts w:eastAsia="Times New Roman"/>
@@ -22491,7 +22496,7 @@
           <w:rFonts w:eastAsia="Times New Roman"/>
         </w:rPr>
       </w:pPr>
-      <w:bookmarkStart w:id="30" w:name="_Toc241593316"/>
+      <w:bookmarkStart w:id="30" w:name="_Toc241595815"/>
       <w:r>
         <w:rPr>
           <w:rFonts w:eastAsia="Times New Roman"/>
@@ -28055,7 +28060,7 @@
           <w:rFonts w:eastAsia="Times New Roman"/>
         </w:rPr>
       </w:pPr>
-      <w:bookmarkStart w:id="31" w:name="_Toc241593317"/>
+      <w:bookmarkStart w:id="31" w:name="_Toc241595816"/>
       <w:r>
         <w:rPr>
           <w:rFonts w:eastAsia="Times New Roman"/>
@@ -28800,7 +28805,7 @@
           <w:rFonts w:eastAsia="Times New Roman"/>
         </w:rPr>
       </w:pPr>
-      <w:bookmarkStart w:id="32" w:name="_Toc241593318"/>
+      <w:bookmarkStart w:id="32" w:name="_Toc241595817"/>
       <w:r>
         <w:rPr>
           <w:rFonts w:eastAsia="Times New Roman"/>
@@ -29766,7 +29771,7 @@
           <w:rFonts w:eastAsia="Times New Roman"/>
         </w:rPr>
       </w:pPr>
-      <w:bookmarkStart w:id="33" w:name="_Toc241593319"/>
+      <w:bookmarkStart w:id="33" w:name="_Toc241595818"/>
       <w:r>
         <w:rPr>
           <w:rFonts w:eastAsia="Times New Roman"/>
@@ -30732,7 +30737,7 @@
           <w:rFonts w:eastAsia="Times New Roman"/>
         </w:rPr>
       </w:pPr>
-      <w:bookmarkStart w:id="34" w:name="_Toc241593320"/>
+      <w:bookmarkStart w:id="34" w:name="_Toc241595819"/>
       <w:r>
         <w:rPr>
           <w:rFonts w:eastAsia="Times New Roman"/>
@@ -30766,7 +30771,7 @@
           <w:rFonts w:eastAsia="Times New Roman"/>
         </w:rPr>
       </w:pPr>
-      <w:bookmarkStart w:id="35" w:name="_Toc241593321"/>
+      <w:bookmarkStart w:id="35" w:name="_Toc241595820"/>
       <w:r>
         <w:rPr>
           <w:rFonts w:eastAsia="Times New Roman"/>
@@ -30782,7 +30787,7 @@
           <w:rFonts w:eastAsia="Times New Roman"/>
         </w:rPr>
       </w:pPr>
-      <w:bookmarkStart w:id="36" w:name="_Toc241593322"/>
+      <w:bookmarkStart w:id="36" w:name="_Toc241595821"/>
       <w:r>
         <w:rPr>
           <w:rFonts w:eastAsia="Times New Roman"/>
@@ -30828,7 +30833,7 @@
           <w:rFonts w:eastAsia="Times New Roman"/>
         </w:rPr>
       </w:pPr>
-      <w:bookmarkStart w:id="37" w:name="_Toc241593323"/>
+      <w:bookmarkStart w:id="37" w:name="_Toc241595822"/>
       <w:r>
         <w:rPr>
           <w:rFonts w:eastAsia="Times New Roman"/>
@@ -30868,7 +30873,7 @@
           <w:rFonts w:eastAsia="Times New Roman"/>
         </w:rPr>
       </w:pPr>
-      <w:bookmarkStart w:id="38" w:name="_Toc241593324"/>
+      <w:bookmarkStart w:id="38" w:name="_Toc241595823"/>
       <w:r>
         <w:rPr>
           <w:rFonts w:eastAsia="Times New Roman"/>
@@ -31119,7 +31124,7 @@
           <w:rFonts w:eastAsia="Times New Roman"/>
         </w:rPr>
       </w:pPr>
-      <w:bookmarkStart w:id="39" w:name="_Toc241593325"/>
+      <w:bookmarkStart w:id="39" w:name="_Toc241595824"/>
       <w:r>
         <w:rPr>
           <w:rFonts w:eastAsia="Times New Roman"/>
@@ -31230,7 +31235,7 @@
           <w:rFonts w:eastAsia="Times New Roman"/>
         </w:rPr>
       </w:pPr>
-      <w:bookmarkStart w:id="40" w:name="_Toc241593326"/>
+      <w:bookmarkStart w:id="40" w:name="_Toc241595825"/>
       <w:r>
         <w:rPr>
           <w:rFonts w:eastAsia="Times New Roman"/>
@@ -31244,23 +31249,20 @@
         <w:pStyle w:val="NormalWeb"/>
       </w:pPr>
       <w:r>
-        <w:t>This project designed and implemented a rule-based expert system that identifies common Sri Lankan gemstones, detects synthetics and imitations, and explains its reasoning. Knowledge from recognised gemmological sources was systematically acquired, documented and represented as 297 facts and 62 production rules in four chained layers, with a certainty factor and a literature source for every rule. One rule base supports three reasoning modes: forward chaining for identification, backward chaining for verify</w:t>
-      </w:r>
-      <w:r>
-        <w:t>ing a claim, and an interactive consultation that asks only for the facts it needs. A</w:t>
-      </w:r>
-      <w:r>
-        <w:t xml:space="preserve"> </w:t>
-      </w:r>
-      <w:r>
-        <w:t xml:space="preserve">full How, Why and Why-not explanation facility, reasoning diagrams, a plain-English question interface and a web interface make the reasoning transparent to non-experts, and features such as picture-based inputs, live checking </w:t>
+        <w:t>This project designed and implemented a rule-based expert system that identifies common Sri Lankan gemstones, detects synthetics and imitations, and explains its reasoning. Knowledge from recognised gemmological sources was systematically acquired, documented and represen</w:t>
+      </w:r>
+      <w:r>
+        <w:t>ted as 297 facts and 62 production rules in four chained layers, with a certainty factor and a literature source for every rule. One rule base supports three reasoning modes: forward chaining for identification, backward chaining for verifying a claim, and an interactive consultation that asks only for the facts it needs. A full How, Why and Why-not explanation facility, reasoning diagrams, a plain-English question interface and a web interface make the reasoning transparent to non-experts, and features suc</w:t>
+      </w:r>
+      <w:r>
+        <w:t xml:space="preserve">h as picture-based inputs, live checking </w:t>
       </w:r>
       <w:r>
         <w:lastRenderedPageBreak/>
-        <w:t>of readings and the next-measurement hint make it practical for people without gemmological training. All 20 documented test cases and 47 automated tests pass. The system meets its objectives as a tool for a first opinion. Its main limitations, the absence of real-world validation and</w:t>
-      </w:r>
-      <w:r>
-        <w:t xml:space="preserve"> several unmodelled gemmological properties, define clear next steps. Above all, the project shows why a transparent, explainable system is appropriate when a person's money depends on its answer.</w:t>
+        <w:t>of readings and the next-measurement hint make it practical for people without gemmological training. All 20 documented test cases and 47 automated tests pass. The system meets its objectives as a tool for a first opinion. Its main limitations, the absence of real-world validation and several unmodelled gemmological properties, define clear next steps. Above all, the project shows why a transparent, explainable system is appropriate when a person's money depends on i</w:t>
+      </w:r>
+      <w:r>
+        <w:t>ts answer.</w:t>
       </w:r>
     </w:p>
     <w:p>
@@ -31276,7 +31278,7 @@
         </w:rPr>
         <w:br w:type="page"/>
       </w:r>
-      <w:bookmarkStart w:id="41" w:name="_Toc241593327"/>
+      <w:bookmarkStart w:id="41" w:name="_Toc241595826"/>
       <w:r>
         <w:rPr>
           <w:rFonts w:eastAsia="Times New Roman"/>
@@ -31649,7 +31651,7 @@
         </w:rPr>
         <w:br w:type="page"/>
       </w:r>
-      <w:bookmarkStart w:id="42" w:name="_Toc241593328"/>
+      <w:bookmarkStart w:id="42" w:name="_Toc241595827"/>
       <w:r>
         <w:rPr>
           <w:rFonts w:eastAsia="Times New Roman"/>
@@ -43514,7 +43516,7 @@
         </w:rPr>
         <w:br w:type="page"/>
       </w:r>
-      <w:bookmarkStart w:id="43" w:name="_Toc241593329"/>
+      <w:bookmarkStart w:id="43" w:name="_Toc241595828"/>
       <w:r>
         <w:rPr>
           <w:rFonts w:eastAsia="Times New Roman"/>
@@ -43996,7 +43998,7 @@
           <w:rFonts w:eastAsia="Times New Roman"/>
         </w:rPr>
       </w:pPr>
-      <w:bookmarkStart w:id="44" w:name="_Toc241593330"/>
+      <w:bookmarkStart w:id="44" w:name="_Toc241595829"/>
       <w:r>
         <w:rPr>
           <w:rFonts w:eastAsia="Times New Roman"/>
@@ -44508,9 +44510,9 @@
 <file path=word/numbering.xml><?xml version="1.0" encoding="utf-8"?>
 <w:numbering xmlns:wpc="http://schemas.microsoft.com/office/word/2010/wordprocessingCanvas" xmlns:cx="http://schemas.microsoft.com/office/drawing/2014/chartex" xmlns:cx1="http://schemas.microsoft.com/office/drawing/2015/9/8/chartex" xmlns:cx2="http://schemas.microsoft.com/office/drawing/2015/10/21/chartex" xmlns:cx3="http://schemas.microsoft.com/office/drawing/2016/5/9/chartex" xmlns:cx4="http://schemas.microsoft.com/office/drawing/2016/5/10/chartex" xmlns:cx5="http://schemas.microsoft.com/office/drawing/2016/5/11/chartex" xmlns:cx6="http://schemas.microsoft.com/office/drawing/2016/5/12/chartex" xmlns:cx7="http://schemas.microsoft.com/office/drawing/2016/5/13/chartex" xmlns:cx8="http://schemas.microsoft.com/office/drawing/2016/5/14/chartex" xmlns:mc="http://schemas.openxmlformats.org/markup-compatibility/2006" xmlns:aink="http://schemas.microsoft.com/office/drawing/2016/ink" xmlns:am3d="http://schemas.microsoft.com/office/drawing/2017/model3d" xmlns:o="urn:schemas-microsoft-com:office:office" xmlns:oel="http://schemas.microsoft.com/office/2019/extlst" xmlns:r="http://schemas.openxmlformats.org/officeDocument/2006/relationships" xmlns:m="http://schemas.openxmlformats.org/officeDocument/2006/math" xmlns:v="urn:schemas-microsoft-com:vml" xmlns:wp14="http://schemas.microsoft.com/office/word/2010/wordprocessingDrawing" xmlns:wp="http://schemas.openxmlformats.org/drawingml/2006/wordprocessingDrawing" xmlns:w10="urn:schemas-microsoft-com:office:word" xmlns:w="http://schemas.openxmlformats.org/wordprocessingml/2006/main" xmlns:w14="http://schemas.microsoft.com/office/word/2010/wordml" xmlns:w15="http://schemas.microsoft.com/office/word/2012/wordml" xmlns:w16cex="http://schemas.microsoft.com/office/word/2018/wordml/cex" xmlns:w16cid="http://schemas.microsoft.com/office/word/2016/wordml/cid" xmlns:w16="http://schemas.microsoft.com/office/word/2018/wordml" xmlns:w16du="http://schemas.microsoft.com/office/word/2023/wordml/word16du" xmlns:w16sdtdh="http://schemas.microsoft.com/office/word/2020/wordml/sdtdatahash" xmlns:w16sdtfl="http://schemas.microsoft.com/office/word/2024/wordml/sdtformatlock" xmlns:w16se="http://schemas.microsoft.com/office/word/2015/wordml/symex" xmlns:wpg="http://schemas.microsoft.com/office/word/2010/wordprocessingGroup" xmlns:wpi="http://schemas.microsoft.com/office/word/2010/wordprocessingInk" xmlns:wne="http://schemas.microsoft.com/office/word/2006/wordml" xmlns:wps="http://schemas.microsoft.com/office/word/2010/wordprocessingShape" mc:Ignorable="w14 w15 w16se w16cid w16 w16cex w16sdtdh w16sdtfl w16du wp14">
   <w:abstractNum w:abstractNumId="0" w15:restartNumberingAfterBreak="0">
-    <w:nsid w:val="235932FC"/>
+    <w:nsid w:val="045D0714"/>
     <w:multiLevelType w:val="multilevel"/>
-    <w:tmpl w:val="6A5A6532"/>
+    <w:tmpl w:val="6D024AF6"/>
     <w:lvl w:ilvl="0">
       <w:start w:val="1"/>
       <w:numFmt w:val="bullet"/>
@@ -44657,9 +44659,9 @@
     </w:lvl>
   </w:abstractNum>
   <w:abstractNum w:abstractNumId="1" w15:restartNumberingAfterBreak="0">
-    <w:nsid w:val="2BC31C90"/>
+    <w:nsid w:val="0ABF658A"/>
     <w:multiLevelType w:val="multilevel"/>
-    <w:tmpl w:val="012C4966"/>
+    <w:tmpl w:val="3924A638"/>
     <w:lvl w:ilvl="0">
       <w:start w:val="1"/>
       <w:numFmt w:val="bullet"/>
@@ -44806,9 +44808,9 @@
     </w:lvl>
   </w:abstractNum>
   <w:abstractNum w:abstractNumId="2" w15:restartNumberingAfterBreak="0">
-    <w:nsid w:val="30A56C84"/>
+    <w:nsid w:val="0D2A3A57"/>
     <w:multiLevelType w:val="multilevel"/>
-    <w:tmpl w:val="B9846B76"/>
+    <w:tmpl w:val="A3347658"/>
     <w:lvl w:ilvl="0">
       <w:start w:val="1"/>
       <w:numFmt w:val="decimal"/>
@@ -44919,122 +44921,9 @@
     </w:lvl>
   </w:abstractNum>
   <w:abstractNum w:abstractNumId="3" w15:restartNumberingAfterBreak="0">
-    <w:nsid w:val="4FDD070E"/>
+    <w:nsid w:val="1DD0652D"/>
     <w:multiLevelType w:val="multilevel"/>
-    <w:tmpl w:val="84A086F4"/>
-    <w:lvl w:ilvl="0">
-      <w:start w:val="1"/>
-      <w:numFmt w:val="decimal"/>
-      <w:lvlText w:val="%1."/>
-      <w:lvlJc w:val="left"/>
-      <w:pPr>
-        <w:tabs>
-          <w:tab w:val="num" w:pos="720"/>
-        </w:tabs>
-        <w:ind w:left="720" w:hanging="360"/>
-      </w:pPr>
-    </w:lvl>
-    <w:lvl w:ilvl="1" w:tentative="1">
-      <w:start w:val="1"/>
-      <w:numFmt w:val="decimal"/>
-      <w:lvlText w:val="%2."/>
-      <w:lvlJc w:val="left"/>
-      <w:pPr>
-        <w:tabs>
-          <w:tab w:val="num" w:pos="1440"/>
-        </w:tabs>
-        <w:ind w:left="1440" w:hanging="360"/>
-      </w:pPr>
-    </w:lvl>
-    <w:lvl w:ilvl="2" w:tentative="1">
-      <w:start w:val="1"/>
-      <w:numFmt w:val="decimal"/>
-      <w:lvlText w:val="%3."/>
-      <w:lvlJc w:val="left"/>
-      <w:pPr>
-        <w:tabs>
-          <w:tab w:val="num" w:pos="2160"/>
-        </w:tabs>
-        <w:ind w:left="2160" w:hanging="360"/>
-      </w:pPr>
-    </w:lvl>
-    <w:lvl w:ilvl="3" w:tentative="1">
-      <w:start w:val="1"/>
-      <w:numFmt w:val="decimal"/>
-      <w:lvlText w:val="%4."/>
-      <w:lvlJc w:val="left"/>
-      <w:pPr>
-        <w:tabs>
-          <w:tab w:val="num" w:pos="2880"/>
-        </w:tabs>
-        <w:ind w:left="2880" w:hanging="360"/>
-      </w:pPr>
-    </w:lvl>
-    <w:lvl w:ilvl="4" w:tentative="1">
-      <w:start w:val="1"/>
-      <w:numFmt w:val="decimal"/>
-      <w:lvlText w:val="%5."/>
-      <w:lvlJc w:val="left"/>
-      <w:pPr>
-        <w:tabs>
-          <w:tab w:val="num" w:pos="3600"/>
-        </w:tabs>
-        <w:ind w:left="3600" w:hanging="360"/>
-      </w:pPr>
-    </w:lvl>
-    <w:lvl w:ilvl="5" w:tentative="1">
-      <w:start w:val="1"/>
-      <w:numFmt w:val="decimal"/>
-      <w:lvlText w:val="%6."/>
-      <w:lvlJc w:val="left"/>
-      <w:pPr>
-        <w:tabs>
-          <w:tab w:val="num" w:pos="4320"/>
-        </w:tabs>
-        <w:ind w:left="4320" w:hanging="360"/>
-      </w:pPr>
-    </w:lvl>
-    <w:lvl w:ilvl="6" w:tentative="1">
-      <w:start w:val="1"/>
-      <w:numFmt w:val="decimal"/>
-      <w:lvlText w:val="%7."/>
-      <w:lvlJc w:val="left"/>
-      <w:pPr>
-        <w:tabs>
-          <w:tab w:val="num" w:pos="5040"/>
-        </w:tabs>
-        <w:ind w:left="5040" w:hanging="360"/>
-      </w:pPr>
-    </w:lvl>
-    <w:lvl w:ilvl="7" w:tentative="1">
-      <w:start w:val="1"/>
-      <w:numFmt w:val="decimal"/>
-      <w:lvlText w:val="%8."/>
-      <w:lvlJc w:val="left"/>
-      <w:pPr>
-        <w:tabs>
-          <w:tab w:val="num" w:pos="5760"/>
-        </w:tabs>
-        <w:ind w:left="5760" w:hanging="360"/>
-      </w:pPr>
-    </w:lvl>
-    <w:lvl w:ilvl="8" w:tentative="1">
-      <w:start w:val="1"/>
-      <w:numFmt w:val="decimal"/>
-      <w:lvlText w:val="%9."/>
-      <w:lvlJc w:val="left"/>
-      <w:pPr>
-        <w:tabs>
-          <w:tab w:val="num" w:pos="6480"/>
-        </w:tabs>
-        <w:ind w:left="6480" w:hanging="360"/>
-      </w:pPr>
-    </w:lvl>
-  </w:abstractNum>
-  <w:abstractNum w:abstractNumId="4" w15:restartNumberingAfterBreak="0">
-    <w:nsid w:val="5C3F25DD"/>
-    <w:multiLevelType w:val="multilevel"/>
-    <w:tmpl w:val="A650E5CE"/>
+    <w:tmpl w:val="638452DE"/>
     <w:lvl w:ilvl="0">
       <w:start w:val="1"/>
       <w:numFmt w:val="bullet"/>
@@ -45180,10 +45069,123 @@
       </w:rPr>
     </w:lvl>
   </w:abstractNum>
+  <w:abstractNum w:abstractNumId="4" w15:restartNumberingAfterBreak="0">
+    <w:nsid w:val="1F110416"/>
+    <w:multiLevelType w:val="multilevel"/>
+    <w:tmpl w:val="D93A378E"/>
+    <w:lvl w:ilvl="0">
+      <w:start w:val="1"/>
+      <w:numFmt w:val="decimal"/>
+      <w:lvlText w:val="%1."/>
+      <w:lvlJc w:val="left"/>
+      <w:pPr>
+        <w:tabs>
+          <w:tab w:val="num" w:pos="720"/>
+        </w:tabs>
+        <w:ind w:left="720" w:hanging="360"/>
+      </w:pPr>
+    </w:lvl>
+    <w:lvl w:ilvl="1" w:tentative="1">
+      <w:start w:val="1"/>
+      <w:numFmt w:val="decimal"/>
+      <w:lvlText w:val="%2."/>
+      <w:lvlJc w:val="left"/>
+      <w:pPr>
+        <w:tabs>
+          <w:tab w:val="num" w:pos="1440"/>
+        </w:tabs>
+        <w:ind w:left="1440" w:hanging="360"/>
+      </w:pPr>
+    </w:lvl>
+    <w:lvl w:ilvl="2" w:tentative="1">
+      <w:start w:val="1"/>
+      <w:numFmt w:val="decimal"/>
+      <w:lvlText w:val="%3."/>
+      <w:lvlJc w:val="left"/>
+      <w:pPr>
+        <w:tabs>
+          <w:tab w:val="num" w:pos="2160"/>
+        </w:tabs>
+        <w:ind w:left="2160" w:hanging="360"/>
+      </w:pPr>
+    </w:lvl>
+    <w:lvl w:ilvl="3" w:tentative="1">
+      <w:start w:val="1"/>
+      <w:numFmt w:val="decimal"/>
+      <w:lvlText w:val="%4."/>
+      <w:lvlJc w:val="left"/>
+      <w:pPr>
+        <w:tabs>
+          <w:tab w:val="num" w:pos="2880"/>
+        </w:tabs>
+        <w:ind w:left="2880" w:hanging="360"/>
+      </w:pPr>
+    </w:lvl>
+    <w:lvl w:ilvl="4" w:tentative="1">
+      <w:start w:val="1"/>
+      <w:numFmt w:val="decimal"/>
+      <w:lvlText w:val="%5."/>
+      <w:lvlJc w:val="left"/>
+      <w:pPr>
+        <w:tabs>
+          <w:tab w:val="num" w:pos="3600"/>
+        </w:tabs>
+        <w:ind w:left="3600" w:hanging="360"/>
+      </w:pPr>
+    </w:lvl>
+    <w:lvl w:ilvl="5" w:tentative="1">
+      <w:start w:val="1"/>
+      <w:numFmt w:val="decimal"/>
+      <w:lvlText w:val="%6."/>
+      <w:lvlJc w:val="left"/>
+      <w:pPr>
+        <w:tabs>
+          <w:tab w:val="num" w:pos="4320"/>
+        </w:tabs>
+        <w:ind w:left="4320" w:hanging="360"/>
+      </w:pPr>
+    </w:lvl>
+    <w:lvl w:ilvl="6" w:tentative="1">
+      <w:start w:val="1"/>
+      <w:numFmt w:val="decimal"/>
+      <w:lvlText w:val="%7."/>
+      <w:lvlJc w:val="left"/>
+      <w:pPr>
+        <w:tabs>
+          <w:tab w:val="num" w:pos="5040"/>
+        </w:tabs>
+        <w:ind w:left="5040" w:hanging="360"/>
+      </w:pPr>
+    </w:lvl>
+    <w:lvl w:ilvl="7" w:tentative="1">
+      <w:start w:val="1"/>
+      <w:numFmt w:val="decimal"/>
+      <w:lvlText w:val="%8."/>
+      <w:lvlJc w:val="left"/>
+      <w:pPr>
+        <w:tabs>
+          <w:tab w:val="num" w:pos="5760"/>
+        </w:tabs>
+        <w:ind w:left="5760" w:hanging="360"/>
+      </w:pPr>
+    </w:lvl>
+    <w:lvl w:ilvl="8" w:tentative="1">
+      <w:start w:val="1"/>
+      <w:numFmt w:val="decimal"/>
+      <w:lvlText w:val="%9."/>
+      <w:lvlJc w:val="left"/>
+      <w:pPr>
+        <w:tabs>
+          <w:tab w:val="num" w:pos="6480"/>
+        </w:tabs>
+        <w:ind w:left="6480" w:hanging="360"/>
+      </w:pPr>
+    </w:lvl>
+  </w:abstractNum>
   <w:abstractNum w:abstractNumId="5" w15:restartNumberingAfterBreak="0">
-    <w:nsid w:val="71BE5531"/>
+    <w:nsid w:val="749E1397"/>
     <w:multiLevelType w:val="multilevel"/>
-    <w:tmpl w:val="F0404A30"/>
+    <w:tmpl w:val="677806CA"/>
     <w:lvl w:ilvl="0">
       <w:start w:val="1"/>
       <w:numFmt w:val="bullet"/>
@@ -45329,23 +45331,23 @@
       </w:rPr>
     </w:lvl>
   </w:abstractNum>
-  <w:num w:numId="1" w16cid:durableId="324938149">
+  <w:num w:numId="1" w16cid:durableId="1386492530">
     <w:abstractNumId w:val="2"/>
   </w:num>
-  <w:num w:numId="2" w16cid:durableId="1470786181">
+  <w:num w:numId="2" w16cid:durableId="761609784">
+    <w:abstractNumId w:val="1"/>
+  </w:num>
+  <w:num w:numId="3" w16cid:durableId="1212112013">
+    <w:abstractNumId w:val="4"/>
+  </w:num>
+  <w:num w:numId="4" w16cid:durableId="1510756936">
+    <w:abstractNumId w:val="5"/>
+  </w:num>
+  <w:num w:numId="5" w16cid:durableId="505749075">
     <w:abstractNumId w:val="0"/>
   </w:num>
-  <w:num w:numId="3" w16cid:durableId="1563442319">
+  <w:num w:numId="6" w16cid:durableId="817187602">
     <w:abstractNumId w:val="3"/>
-  </w:num>
-  <w:num w:numId="4" w16cid:durableId="306201086">
-    <w:abstractNumId w:val="1"/>
-  </w:num>
-  <w:num w:numId="5" w16cid:durableId="1598757301">
-    <w:abstractNumId w:val="4"/>
-  </w:num>
-  <w:num w:numId="6" w16cid:durableId="1287349334">
-    <w:abstractNumId w:val="5"/>
   </w:num>
 </w:numbering>
 </file>
@@ -46092,7 +46094,7 @@
     <w:link w:val="HeaderChar"/>
     <w:uiPriority w:val="99"/>
     <w:unhideWhenUsed/>
-    <w:rsid w:val="00C65E15"/>
+    <w:rsid w:val="00EF4CB0"/>
     <w:pPr>
       <w:tabs>
         <w:tab w:val="center" w:pos="4680"/>
@@ -46105,7 +46107,7 @@
     <w:basedOn w:val="DefaultParagraphFont"/>
     <w:link w:val="Header"/>
     <w:uiPriority w:val="99"/>
-    <w:rsid w:val="00C65E15"/>
+    <w:rsid w:val="00EF4CB0"/>
     <w:rPr>
       <w:rFonts w:eastAsiaTheme="minorEastAsia"/>
       <w:sz w:val="24"/>
@@ -46118,7 +46120,7 @@
     <w:link w:val="FooterChar"/>
     <w:uiPriority w:val="99"/>
     <w:unhideWhenUsed/>
-    <w:rsid w:val="00C65E15"/>
+    <w:rsid w:val="00EF4CB0"/>
     <w:pPr>
       <w:tabs>
         <w:tab w:val="center" w:pos="4680"/>
@@ -46131,7 +46133,7 @@
     <w:basedOn w:val="DefaultParagraphFont"/>
     <w:link w:val="Footer"/>
     <w:uiPriority w:val="99"/>
-    <w:rsid w:val="00C65E15"/>
+    <w:rsid w:val="00EF4CB0"/>
     <w:rPr>
       <w:rFonts w:eastAsiaTheme="minorEastAsia"/>
       <w:sz w:val="24"/>
@@ -46144,7 +46146,7 @@
     <w:uiPriority w:val="99"/>
     <w:semiHidden/>
     <w:unhideWhenUsed/>
-    <w:rsid w:val="00C65E15"/>
+    <w:rsid w:val="00EF4CB0"/>
   </w:style>
   <w:style w:type="character" w:styleId="Hyperlink">
     <w:name w:val="Hyperlink"/>
@@ -46152,7 +46154,7 @@
     <w:uiPriority w:val="99"/>
     <w:semiHidden/>
     <w:unhideWhenUsed/>
-    <w:rsid w:val="00C65E15"/>
+    <w:rsid w:val="00EF4CB0"/>
     <w:rPr>
       <w:color w:val="auto"/>
       <w:u w:val="single"/>
@@ -46165,7 +46167,7 @@
     <w:autoRedefine/>
     <w:uiPriority w:val="39"/>
     <w:unhideWhenUsed/>
-    <w:rsid w:val="00C65E15"/>
+    <w:rsid w:val="00EF4CB0"/>
     <w:pPr>
       <w:spacing w:after="100" w:line="360" w:lineRule="auto"/>
     </w:pPr>
@@ -46177,7 +46179,7 @@
     <w:autoRedefine/>
     <w:uiPriority w:val="39"/>
     <w:unhideWhenUsed/>
-    <w:rsid w:val="00C65E15"/>
+    <w:rsid w:val="00EF4CB0"/>
     <w:pPr>
       <w:spacing w:after="100" w:line="360" w:lineRule="auto"/>
       <w:ind w:left="240"/>
@@ -46191,7 +46193,7 @@
     <w:uiPriority w:val="39"/>
     <w:semiHidden/>
     <w:unhideWhenUsed/>
-    <w:rsid w:val="00C65E15"/>
+    <w:rsid w:val="00EF4CB0"/>
     <w:pPr>
       <w:spacing w:after="100" w:line="360" w:lineRule="auto"/>
       <w:ind w:left="480"/>

--- a/gem_expert/docs/Gemstone_Identification_Assistant_Report.docx
+++ b/gem_expert/docs/Gemstone_Identification_Assistant_Report.docx
@@ -145,7 +145,7 @@
         </w:rPr>
         <w:br w:type="page"/>
       </w:r>
-      <w:bookmarkStart w:id="0" w:name="_Toc241595785"/>
+      <w:bookmarkStart w:id="0" w:name="_Toc241602106"/>
       <w:r>
         <w:rPr>
           <w:rFonts w:eastAsia="Times New Roman"/>
@@ -285,7 +285,7 @@
         <w:rPr>
           <w:noProof/>
         </w:rPr>
-        <w:instrText xml:space="preserve"> PAGEREF _Toc241595785 \h </w:instrText>
+        <w:instrText xml:space="preserve"> PAGEREF _Toc241602106 \h </w:instrText>
       </w:r>
       <w:r>
         <w:rPr>
@@ -347,7 +347,7 @@
         <w:rPr>
           <w:noProof/>
         </w:rPr>
-        <w:instrText xml:space="preserve"> PAGEREF _Toc241595786 \h </w:instrText>
+        <w:instrText xml:space="preserve"> PAGEREF _Toc241602107 \h </w:instrText>
       </w:r>
       <w:r>
         <w:rPr>
@@ -409,7 +409,7 @@
         <w:rPr>
           <w:noProof/>
         </w:rPr>
-        <w:instrText xml:space="preserve"> PAGEREF _Toc241595787 \h </w:instrText>
+        <w:instrText xml:space="preserve"> PAGEREF _Toc241602108 \h </w:instrText>
       </w:r>
       <w:r>
         <w:rPr>
@@ -471,7 +471,7 @@
         <w:rPr>
           <w:noProof/>
         </w:rPr>
-        <w:instrText xml:space="preserve"> PAGEREF _Toc241595788 \h </w:instrText>
+        <w:instrText xml:space="preserve"> PAGEREF _Toc241602109 \h </w:instrText>
       </w:r>
       <w:r>
         <w:rPr>
@@ -533,7 +533,7 @@
         <w:rPr>
           <w:noProof/>
         </w:rPr>
-        <w:instrText xml:space="preserve"> PAGEREF _Toc241595789 \h </w:instrText>
+        <w:instrText xml:space="preserve"> PAGEREF _Toc241602110 \h </w:instrText>
       </w:r>
       <w:r>
         <w:rPr>
@@ -595,7 +595,7 @@
         <w:rPr>
           <w:noProof/>
         </w:rPr>
-        <w:instrText xml:space="preserve"> PAGEREF _Toc241595790 \h </w:instrText>
+        <w:instrText xml:space="preserve"> PAGEREF _Toc241602111 \h </w:instrText>
       </w:r>
       <w:r>
         <w:rPr>
@@ -657,7 +657,7 @@
         <w:rPr>
           <w:noProof/>
         </w:rPr>
-        <w:instrText xml:space="preserve"> PAGEREF _Toc241595791 \h </w:instrText>
+        <w:instrText xml:space="preserve"> PAGEREF _Toc241602112 \h </w:instrText>
       </w:r>
       <w:r>
         <w:rPr>
@@ -719,7 +719,7 @@
         <w:rPr>
           <w:noProof/>
         </w:rPr>
-        <w:instrText xml:space="preserve"> PAGEREF _Toc241595792 \h </w:instrText>
+        <w:instrText xml:space="preserve"> PAGEREF _Toc241602113 \h </w:instrText>
       </w:r>
       <w:r>
         <w:rPr>
@@ -781,7 +781,7 @@
         <w:rPr>
           <w:noProof/>
         </w:rPr>
-        <w:instrText xml:space="preserve"> PAGEREF _Toc241595793 \h </w:instrText>
+        <w:instrText xml:space="preserve"> PAGEREF _Toc241602114 \h </w:instrText>
       </w:r>
       <w:r>
         <w:rPr>
@@ -843,7 +843,7 @@
         <w:rPr>
           <w:noProof/>
         </w:rPr>
-        <w:instrText xml:space="preserve"> PAGEREF _Toc241595794 \h </w:instrText>
+        <w:instrText xml:space="preserve"> PAGEREF _Toc241602115 \h </w:instrText>
       </w:r>
       <w:r>
         <w:rPr>
@@ -905,7 +905,7 @@
         <w:rPr>
           <w:noProof/>
         </w:rPr>
-        <w:instrText xml:space="preserve"> PAGEREF _Toc241595795 \h </w:instrText>
+        <w:instrText xml:space="preserve"> PAGEREF _Toc241602116 \h </w:instrText>
       </w:r>
       <w:r>
         <w:rPr>
@@ -967,7 +967,7 @@
         <w:rPr>
           <w:noProof/>
         </w:rPr>
-        <w:instrText xml:space="preserve"> PAGEREF _Toc241595796 \h </w:instrText>
+        <w:instrText xml:space="preserve"> PAGEREF _Toc241602117 \h </w:instrText>
       </w:r>
       <w:r>
         <w:rPr>
@@ -1029,7 +1029,7 @@
         <w:rPr>
           <w:noProof/>
         </w:rPr>
-        <w:instrText xml:space="preserve"> PAGEREF _Toc241595797 \h </w:instrText>
+        <w:instrText xml:space="preserve"> PAGEREF _Toc241602118 \h </w:instrText>
       </w:r>
       <w:r>
         <w:rPr>
@@ -1091,7 +1091,7 @@
         <w:rPr>
           <w:noProof/>
         </w:rPr>
-        <w:instrText xml:space="preserve"> PAGEREF _Toc241595798 \h </w:instrText>
+        <w:instrText xml:space="preserve"> PAGEREF _Toc241602119 \h </w:instrText>
       </w:r>
       <w:r>
         <w:rPr>
@@ -1108,7 +1108,7 @@
         <w:rPr>
           <w:noProof/>
         </w:rPr>
-        <w:t>16</w:t>
+        <w:t>17</w:t>
       </w:r>
       <w:r>
         <w:rPr>
@@ -1153,7 +1153,7 @@
         <w:rPr>
           <w:noProof/>
         </w:rPr>
-        <w:instrText xml:space="preserve"> PAGEREF _Toc241595799 \h </w:instrText>
+        <w:instrText xml:space="preserve"> PAGEREF _Toc241602120 \h </w:instrText>
       </w:r>
       <w:r>
         <w:rPr>
@@ -1170,7 +1170,7 @@
         <w:rPr>
           <w:noProof/>
         </w:rPr>
-        <w:t>17</w:t>
+        <w:t>18</w:t>
       </w:r>
       <w:r>
         <w:rPr>
@@ -1215,7 +1215,7 @@
         <w:rPr>
           <w:noProof/>
         </w:rPr>
-        <w:instrText xml:space="preserve"> PAGEREF _Toc241595800 \h </w:instrText>
+        <w:instrText xml:space="preserve"> PAGEREF _Toc241602121 \h </w:instrText>
       </w:r>
       <w:r>
         <w:rPr>
@@ -1232,7 +1232,7 @@
         <w:rPr>
           <w:noProof/>
         </w:rPr>
-        <w:t>17</w:t>
+        <w:t>18</w:t>
       </w:r>
       <w:r>
         <w:rPr>
@@ -1277,7 +1277,7 @@
         <w:rPr>
           <w:noProof/>
         </w:rPr>
-        <w:instrText xml:space="preserve"> PAGEREF _Toc241595801 \h </w:instrText>
+        <w:instrText xml:space="preserve"> PAGEREF _Toc241602122 \h </w:instrText>
       </w:r>
       <w:r>
         <w:rPr>
@@ -1294,7 +1294,7 @@
         <w:rPr>
           <w:noProof/>
         </w:rPr>
-        <w:t>18</w:t>
+        <w:t>19</w:t>
       </w:r>
       <w:r>
         <w:rPr>
@@ -1339,7 +1339,7 @@
         <w:rPr>
           <w:noProof/>
         </w:rPr>
-        <w:instrText xml:space="preserve"> PAGEREF _Toc241595802 \h </w:instrText>
+        <w:instrText xml:space="preserve"> PAGEREF _Toc241602123 \h </w:instrText>
       </w:r>
       <w:r>
         <w:rPr>
@@ -1356,7 +1356,7 @@
         <w:rPr>
           <w:noProof/>
         </w:rPr>
-        <w:t>19</w:t>
+        <w:t>20</w:t>
       </w:r>
       <w:r>
         <w:rPr>
@@ -1401,7 +1401,7 @@
         <w:rPr>
           <w:noProof/>
         </w:rPr>
-        <w:instrText xml:space="preserve"> PAGEREF _Toc241595803 \h </w:instrText>
+        <w:instrText xml:space="preserve"> PAGEREF _Toc241602124 \h </w:instrText>
       </w:r>
       <w:r>
         <w:rPr>
@@ -1418,7 +1418,7 @@
         <w:rPr>
           <w:noProof/>
         </w:rPr>
-        <w:t>20</w:t>
+        <w:t>21</w:t>
       </w:r>
       <w:r>
         <w:rPr>
@@ -1463,7 +1463,7 @@
         <w:rPr>
           <w:noProof/>
         </w:rPr>
-        <w:instrText xml:space="preserve"> PAGEREF _Toc241595804 \h </w:instrText>
+        <w:instrText xml:space="preserve"> PAGEREF _Toc241602125 \h </w:instrText>
       </w:r>
       <w:r>
         <w:rPr>
@@ -1480,7 +1480,7 @@
         <w:rPr>
           <w:noProof/>
         </w:rPr>
-        <w:t>20</w:t>
+        <w:t>22</w:t>
       </w:r>
       <w:r>
         <w:rPr>
@@ -1525,7 +1525,7 @@
         <w:rPr>
           <w:noProof/>
         </w:rPr>
-        <w:instrText xml:space="preserve"> PAGEREF _Toc241595805 \h </w:instrText>
+        <w:instrText xml:space="preserve"> PAGEREF _Toc241602126 \h </w:instrText>
       </w:r>
       <w:r>
         <w:rPr>
@@ -1542,7 +1542,7 @@
         <w:rPr>
           <w:noProof/>
         </w:rPr>
-        <w:t>22</w:t>
+        <w:t>23</w:t>
       </w:r>
       <w:r>
         <w:rPr>
@@ -1587,7 +1587,7 @@
         <w:rPr>
           <w:noProof/>
         </w:rPr>
-        <w:instrText xml:space="preserve"> PAGEREF _Toc241595806 \h </w:instrText>
+        <w:instrText xml:space="preserve"> PAGEREF _Toc241602127 \h </w:instrText>
       </w:r>
       <w:r>
         <w:rPr>
@@ -1604,7 +1604,7 @@
         <w:rPr>
           <w:noProof/>
         </w:rPr>
-        <w:t>23</w:t>
+        <w:t>24</w:t>
       </w:r>
       <w:r>
         <w:rPr>
@@ -1649,7 +1649,7 @@
         <w:rPr>
           <w:noProof/>
         </w:rPr>
-        <w:instrText xml:space="preserve"> PAGEREF _Toc241595807 \h </w:instrText>
+        <w:instrText xml:space="preserve"> PAGEREF _Toc241602128 \h </w:instrText>
       </w:r>
       <w:r>
         <w:rPr>
@@ -1666,7 +1666,7 @@
         <w:rPr>
           <w:noProof/>
         </w:rPr>
-        <w:t>26</w:t>
+        <w:t>28</w:t>
       </w:r>
       <w:r>
         <w:rPr>
@@ -1711,7 +1711,7 @@
         <w:rPr>
           <w:noProof/>
         </w:rPr>
-        <w:instrText xml:space="preserve"> PAGEREF _Toc241595808 \h </w:instrText>
+        <w:instrText xml:space="preserve"> PAGEREF _Toc241602129 \h </w:instrText>
       </w:r>
       <w:r>
         <w:rPr>
@@ -1728,7 +1728,7 @@
         <w:rPr>
           <w:noProof/>
         </w:rPr>
-        <w:t>27</w:t>
+        <w:t>28</w:t>
       </w:r>
       <w:r>
         <w:rPr>
@@ -1773,7 +1773,7 @@
         <w:rPr>
           <w:noProof/>
         </w:rPr>
-        <w:instrText xml:space="preserve"> PAGEREF _Toc241595809 \h </w:instrText>
+        <w:instrText xml:space="preserve"> PAGEREF _Toc241602130 \h </w:instrText>
       </w:r>
       <w:r>
         <w:rPr>
@@ -1790,7 +1790,7 @@
         <w:rPr>
           <w:noProof/>
         </w:rPr>
-        <w:t>27</w:t>
+        <w:t>28</w:t>
       </w:r>
       <w:r>
         <w:rPr>
@@ -1835,7 +1835,7 @@
         <w:rPr>
           <w:noProof/>
         </w:rPr>
-        <w:instrText xml:space="preserve"> PAGEREF _Toc241595810 \h </w:instrText>
+        <w:instrText xml:space="preserve"> PAGEREF _Toc241602131 \h </w:instrText>
       </w:r>
       <w:r>
         <w:rPr>
@@ -1852,7 +1852,7 @@
         <w:rPr>
           <w:noProof/>
         </w:rPr>
-        <w:t>29</w:t>
+        <w:t>30</w:t>
       </w:r>
       <w:r>
         <w:rPr>
@@ -1898,7 +1898,7 @@
         <w:rPr>
           <w:noProof/>
         </w:rPr>
-        <w:instrText xml:space="preserve"> PAGEREF _Toc241595811 \h </w:instrText>
+        <w:instrText xml:space="preserve"> PAGEREF _Toc241602132 \h </w:instrText>
       </w:r>
       <w:r>
         <w:rPr>
@@ -1915,7 +1915,7 @@
         <w:rPr>
           <w:noProof/>
         </w:rPr>
-        <w:t>30</w:t>
+        <w:t>31</w:t>
       </w:r>
       <w:r>
         <w:rPr>
@@ -1960,7 +1960,7 @@
         <w:rPr>
           <w:noProof/>
         </w:rPr>
-        <w:instrText xml:space="preserve"> PAGEREF _Toc241595812 \h </w:instrText>
+        <w:instrText xml:space="preserve"> PAGEREF _Toc241602133 \h </w:instrText>
       </w:r>
       <w:r>
         <w:rPr>
@@ -1977,7 +1977,7 @@
         <w:rPr>
           <w:noProof/>
         </w:rPr>
-        <w:t>30</w:t>
+        <w:t>32</w:t>
       </w:r>
       <w:r>
         <w:rPr>
@@ -2022,7 +2022,7 @@
         <w:rPr>
           <w:noProof/>
         </w:rPr>
-        <w:instrText xml:space="preserve"> PAGEREF _Toc241595813 \h </w:instrText>
+        <w:instrText xml:space="preserve"> PAGEREF _Toc241602134 \h </w:instrText>
       </w:r>
       <w:r>
         <w:rPr>
@@ -2039,7 +2039,7 @@
         <w:rPr>
           <w:noProof/>
         </w:rPr>
-        <w:t>32</w:t>
+        <w:t>33</w:t>
       </w:r>
       <w:r>
         <w:rPr>
@@ -2084,7 +2084,7 @@
         <w:rPr>
           <w:noProof/>
         </w:rPr>
-        <w:instrText xml:space="preserve"> PAGEREF _Toc241595814 \h </w:instrText>
+        <w:instrText xml:space="preserve"> PAGEREF _Toc241602135 \h </w:instrText>
       </w:r>
       <w:r>
         <w:rPr>
@@ -2101,7 +2101,7 @@
         <w:rPr>
           <w:noProof/>
         </w:rPr>
-        <w:t>32</w:t>
+        <w:t>33</w:t>
       </w:r>
       <w:r>
         <w:rPr>
@@ -2146,7 +2146,7 @@
         <w:rPr>
           <w:noProof/>
         </w:rPr>
-        <w:instrText xml:space="preserve"> PAGEREF _Toc241595815 \h </w:instrText>
+        <w:instrText xml:space="preserve"> PAGEREF _Toc241602136 \h </w:instrText>
       </w:r>
       <w:r>
         <w:rPr>
@@ -2163,7 +2163,7 @@
         <w:rPr>
           <w:noProof/>
         </w:rPr>
-        <w:t>32</w:t>
+        <w:t>33</w:t>
       </w:r>
       <w:r>
         <w:rPr>
@@ -2208,7 +2208,7 @@
         <w:rPr>
           <w:noProof/>
         </w:rPr>
-        <w:instrText xml:space="preserve"> PAGEREF _Toc241595816 \h </w:instrText>
+        <w:instrText xml:space="preserve"> PAGEREF _Toc241602137 \h </w:instrText>
       </w:r>
       <w:r>
         <w:rPr>
@@ -2225,7 +2225,7 @@
         <w:rPr>
           <w:noProof/>
         </w:rPr>
-        <w:t>34</w:t>
+        <w:t>35</w:t>
       </w:r>
       <w:r>
         <w:rPr>
@@ -2270,7 +2270,7 @@
         <w:rPr>
           <w:noProof/>
         </w:rPr>
-        <w:instrText xml:space="preserve"> PAGEREF _Toc241595817 \h </w:instrText>
+        <w:instrText xml:space="preserve"> PAGEREF _Toc241602138 \h </w:instrText>
       </w:r>
       <w:r>
         <w:rPr>
@@ -2287,7 +2287,7 @@
         <w:rPr>
           <w:noProof/>
         </w:rPr>
-        <w:t>34</w:t>
+        <w:t>36</w:t>
       </w:r>
       <w:r>
         <w:rPr>
@@ -2332,7 +2332,7 @@
         <w:rPr>
           <w:noProof/>
         </w:rPr>
-        <w:instrText xml:space="preserve"> PAGEREF _Toc241595818 \h </w:instrText>
+        <w:instrText xml:space="preserve"> PAGEREF _Toc241602139 \h </w:instrText>
       </w:r>
       <w:r>
         <w:rPr>
@@ -2349,7 +2349,7 @@
         <w:rPr>
           <w:noProof/>
         </w:rPr>
-        <w:t>35</w:t>
+        <w:t>36</w:t>
       </w:r>
       <w:r>
         <w:rPr>
@@ -2394,7 +2394,7 @@
         <w:rPr>
           <w:noProof/>
         </w:rPr>
-        <w:instrText xml:space="preserve"> PAGEREF _Toc241595819 \h </w:instrText>
+        <w:instrText xml:space="preserve"> PAGEREF _Toc241602140 \h </w:instrText>
       </w:r>
       <w:r>
         <w:rPr>
@@ -2411,7 +2411,7 @@
         <w:rPr>
           <w:noProof/>
         </w:rPr>
-        <w:t>36</w:t>
+        <w:t>37</w:t>
       </w:r>
       <w:r>
         <w:rPr>
@@ -2456,7 +2456,7 @@
         <w:rPr>
           <w:noProof/>
         </w:rPr>
-        <w:instrText xml:space="preserve"> PAGEREF _Toc241595820 \h </w:instrText>
+        <w:instrText xml:space="preserve"> PAGEREF _Toc241602141 \h </w:instrText>
       </w:r>
       <w:r>
         <w:rPr>
@@ -2473,7 +2473,7 @@
         <w:rPr>
           <w:noProof/>
         </w:rPr>
-        <w:t>36</w:t>
+        <w:t>37</w:t>
       </w:r>
       <w:r>
         <w:rPr>
@@ -2518,7 +2518,7 @@
         <w:rPr>
           <w:noProof/>
         </w:rPr>
-        <w:instrText xml:space="preserve"> PAGEREF _Toc241595821 \h </w:instrText>
+        <w:instrText xml:space="preserve"> PAGEREF _Toc241602142 \h </w:instrText>
       </w:r>
       <w:r>
         <w:rPr>
@@ -2535,7 +2535,7 @@
         <w:rPr>
           <w:noProof/>
         </w:rPr>
-        <w:t>36</w:t>
+        <w:t>37</w:t>
       </w:r>
       <w:r>
         <w:rPr>
@@ -2580,7 +2580,7 @@
         <w:rPr>
           <w:noProof/>
         </w:rPr>
-        <w:instrText xml:space="preserve"> PAGEREF _Toc241595822 \h </w:instrText>
+        <w:instrText xml:space="preserve"> PAGEREF _Toc241602143 \h </w:instrText>
       </w:r>
       <w:r>
         <w:rPr>
@@ -2597,7 +2597,7 @@
         <w:rPr>
           <w:noProof/>
         </w:rPr>
-        <w:t>37</w:t>
+        <w:t>38</w:t>
       </w:r>
       <w:r>
         <w:rPr>
@@ -2642,7 +2642,7 @@
         <w:rPr>
           <w:noProof/>
         </w:rPr>
-        <w:instrText xml:space="preserve"> PAGEREF _Toc241595823 \h </w:instrText>
+        <w:instrText xml:space="preserve"> PAGEREF _Toc241602144 \h </w:instrText>
       </w:r>
       <w:r>
         <w:rPr>
@@ -2659,7 +2659,7 @@
         <w:rPr>
           <w:noProof/>
         </w:rPr>
-        <w:t>37</w:t>
+        <w:t>38</w:t>
       </w:r>
       <w:r>
         <w:rPr>
@@ -2704,7 +2704,7 @@
         <w:rPr>
           <w:noProof/>
         </w:rPr>
-        <w:instrText xml:space="preserve"> PAGEREF _Toc241595824 \h </w:instrText>
+        <w:instrText xml:space="preserve"> PAGEREF _Toc241602145 \h </w:instrText>
       </w:r>
       <w:r>
         <w:rPr>
@@ -2721,7 +2721,7 @@
         <w:rPr>
           <w:noProof/>
         </w:rPr>
-        <w:t>38</w:t>
+        <w:t>39</w:t>
       </w:r>
       <w:r>
         <w:rPr>
@@ -2766,7 +2766,7 @@
         <w:rPr>
           <w:noProof/>
         </w:rPr>
-        <w:instrText xml:space="preserve"> PAGEREF _Toc241595825 \h </w:instrText>
+        <w:instrText xml:space="preserve"> PAGEREF _Toc241602146 \h </w:instrText>
       </w:r>
       <w:r>
         <w:rPr>
@@ -2783,7 +2783,7 @@
         <w:rPr>
           <w:noProof/>
         </w:rPr>
-        <w:t>38</w:t>
+        <w:t>39</w:t>
       </w:r>
       <w:r>
         <w:rPr>
@@ -2828,7 +2828,7 @@
         <w:rPr>
           <w:noProof/>
         </w:rPr>
-        <w:instrText xml:space="preserve"> PAGEREF _Toc241595826 \h </w:instrText>
+        <w:instrText xml:space="preserve"> PAGEREF _Toc241602147 \h </w:instrText>
       </w:r>
       <w:r>
         <w:rPr>
@@ -2845,7 +2845,7 @@
         <w:rPr>
           <w:noProof/>
         </w:rPr>
-        <w:t>40</w:t>
+        <w:t>41</w:t>
       </w:r>
       <w:r>
         <w:rPr>
@@ -2890,7 +2890,7 @@
         <w:rPr>
           <w:noProof/>
         </w:rPr>
-        <w:instrText xml:space="preserve"> PAGEREF _Toc241595827 \h </w:instrText>
+        <w:instrText xml:space="preserve"> PAGEREF _Toc241602148 \h </w:instrText>
       </w:r>
       <w:r>
         <w:rPr>
@@ -2907,7 +2907,7 @@
         <w:rPr>
           <w:noProof/>
         </w:rPr>
-        <w:t>42</w:t>
+        <w:t>43</w:t>
       </w:r>
       <w:r>
         <w:rPr>
@@ -2952,7 +2952,7 @@
         <w:rPr>
           <w:noProof/>
         </w:rPr>
-        <w:instrText xml:space="preserve"> PAGEREF _Toc241595828 \h </w:instrText>
+        <w:instrText xml:space="preserve"> PAGEREF _Toc241602149 \h </w:instrText>
       </w:r>
       <w:r>
         <w:rPr>
@@ -2969,7 +2969,7 @@
         <w:rPr>
           <w:noProof/>
         </w:rPr>
-        <w:t>48</w:t>
+        <w:t>50</w:t>
       </w:r>
       <w:r>
         <w:rPr>
@@ -3014,7 +3014,7 @@
         <w:rPr>
           <w:noProof/>
         </w:rPr>
-        <w:instrText xml:space="preserve"> PAGEREF _Toc241595829 \h </w:instrText>
+        <w:instrText xml:space="preserve"> PAGEREF _Toc241602150 \h </w:instrText>
       </w:r>
       <w:r>
         <w:rPr>
@@ -3031,7 +3031,7 @@
         <w:rPr>
           <w:noProof/>
         </w:rPr>
-        <w:t>49</w:t>
+        <w:t>51</w:t>
       </w:r>
       <w:r>
         <w:rPr>
@@ -3062,7 +3062,7 @@
         </w:rPr>
         <w:br w:type="page"/>
       </w:r>
-      <w:bookmarkStart w:id="1" w:name="_Toc241595786"/>
+      <w:bookmarkStart w:id="1" w:name="_Toc241602107"/>
       <w:r>
         <w:rPr>
           <w:rFonts w:eastAsia="Times New Roman"/>
@@ -3079,7 +3079,7 @@
           <w:rFonts w:eastAsia="Times New Roman"/>
         </w:rPr>
       </w:pPr>
-      <w:bookmarkStart w:id="2" w:name="_Toc241595787"/>
+      <w:bookmarkStart w:id="2" w:name="_Toc241602108"/>
       <w:r>
         <w:rPr>
           <w:rFonts w:eastAsia="Times New Roman"/>
@@ -3106,7 +3106,7 @@
           <w:rFonts w:eastAsia="Times New Roman"/>
         </w:rPr>
       </w:pPr>
-      <w:bookmarkStart w:id="3" w:name="_Toc241595788"/>
+      <w:bookmarkStart w:id="3" w:name="_Toc241602109"/>
       <w:r>
         <w:rPr>
           <w:rFonts w:eastAsia="Times New Roman"/>
@@ -3143,7 +3143,7 @@
           <w:rFonts w:eastAsia="Times New Roman"/>
         </w:rPr>
       </w:pPr>
-      <w:bookmarkStart w:id="4" w:name="_Toc241595789"/>
+      <w:bookmarkStart w:id="4" w:name="_Toc241602110"/>
       <w:r>
         <w:rPr>
           <w:rFonts w:eastAsia="Times New Roman"/>
@@ -3301,7 +3301,7 @@
           <w:rFonts w:eastAsia="Times New Roman"/>
         </w:rPr>
       </w:pPr>
-      <w:bookmarkStart w:id="5" w:name="_Toc241595790"/>
+      <w:bookmarkStart w:id="5" w:name="_Toc241602111"/>
       <w:r>
         <w:rPr>
           <w:rFonts w:eastAsia="Times New Roman"/>
@@ -3315,10 +3315,10 @@
         <w:pStyle w:val="NormalWeb"/>
       </w:pPr>
       <w:r>
-        <w:t>The system specialises in ten gem species that are common in Sri Lanka (corundum, spinel, garnet, chrysoberyl, zircon, topaz, tourmaline, quartz, orthoclase feldspar and beryl), eighteen named varieties (for example ruby, blue sapphire, padparadscha, alexandrite, cat's-eye chrysoberyl, moonstone, hessonite and aquamarine) and the two most common imitation materi</w:t>
-      </w:r>
-      <w:r>
-        <w:t>als, glass and cubic zirconia. It reasons from six observable properties: refractive index (RI), specific gravity (SG), optic character, body colour, optical phenomenon and the dominant inclusion type.</w:t>
+        <w:t>The system specialises in ten gem species that are common in Sri Lanka (corundum, spinel, garnet, chrysoberyl, zircon, topaz, tourmaline, quartz, orthoclase feldspar and beryl), eighteen named varieties (</w:t>
+      </w:r>
+      <w:r>
+        <w:t>for example ruby, blue sapphire, padparadscha, alexandrite, cat's-eye chrysoberyl, moonstone, hessonite and aquamarine) and the two most common imitation materials, glass and cubic zirconia. It reasons from six observable properties: refractive index (RI), specific gravity (SG), optic character, body colour, optical phenomenon and the dominant inclusion type.</w:t>
       </w:r>
     </w:p>
     <w:p>
@@ -3328,7 +3328,7 @@
           <w:rFonts w:eastAsia="Times New Roman"/>
         </w:rPr>
       </w:pPr>
-      <w:bookmarkStart w:id="6" w:name="_Toc241595791"/>
+      <w:bookmarkStart w:id="6" w:name="_Toc241602112"/>
       <w:r>
         <w:rPr>
           <w:rFonts w:eastAsia="Times New Roman"/>
@@ -3361,6 +3361,10 @@
         <w:gridCol w:w="6848"/>
       </w:tblGrid>
       <w:tr>
+        <w:trPr>
+          <w:cantSplit/>
+          <w:tblHeader/>
+        </w:trPr>
         <w:tc>
           <w:tcPr>
             <w:tcW w:w="1200" w:type="pct"/>
@@ -3381,6 +3385,7 @@
           </w:tcPr>
           <w:p>
             <w:pPr>
+              <w:keepNext/>
               <w:spacing w:after="120" w:line="276" w:lineRule="auto"/>
               <w:rPr>
                 <w:rFonts w:eastAsia="Times New Roman"/>
@@ -3422,6 +3427,7 @@
           </w:tcPr>
           <w:p>
             <w:pPr>
+              <w:keepNext/>
               <w:spacing w:after="120" w:line="276" w:lineRule="auto"/>
               <w:rPr>
                 <w:rFonts w:eastAsia="Times New Roman"/>
@@ -3445,6 +3451,9 @@
         </w:tc>
       </w:tr>
       <w:tr>
+        <w:trPr>
+          <w:cantSplit/>
+        </w:trPr>
         <w:tc>
           <w:tcPr>
             <w:tcW w:w="0" w:type="auto"/>
@@ -3539,6 +3548,9 @@
         </w:tc>
       </w:tr>
       <w:tr>
+        <w:trPr>
+          <w:cantSplit/>
+        </w:trPr>
         <w:tc>
           <w:tcPr>
             <w:tcW w:w="0" w:type="auto"/>
@@ -3651,6 +3663,9 @@
         </w:tc>
       </w:tr>
       <w:tr>
+        <w:trPr>
+          <w:cantSplit/>
+        </w:trPr>
         <w:tc>
           <w:tcPr>
             <w:tcW w:w="0" w:type="auto"/>
@@ -3727,6 +3742,9 @@
         </w:tc>
       </w:tr>
       <w:tr>
+        <w:trPr>
+          <w:cantSplit/>
+        </w:trPr>
         <w:tc>
           <w:tcPr>
             <w:tcW w:w="0" w:type="auto"/>
@@ -3803,6 +3821,9 @@
         </w:tc>
       </w:tr>
       <w:tr>
+        <w:trPr>
+          <w:cantSplit/>
+        </w:trPr>
         <w:tc>
           <w:tcPr>
             <w:tcW w:w="0" w:type="auto"/>
@@ -3915,6 +3936,9 @@
         </w:tc>
       </w:tr>
       <w:tr>
+        <w:trPr>
+          <w:cantSplit/>
+        </w:trPr>
         <w:tc>
           <w:tcPr>
             <w:tcW w:w="0" w:type="auto"/>
@@ -4001,6 +4025,9 @@
         </w:tc>
       </w:tr>
       <w:tr>
+        <w:trPr>
+          <w:cantSplit/>
+        </w:trPr>
         <w:tc>
           <w:tcPr>
             <w:tcW w:w="0" w:type="auto"/>
@@ -4095,6 +4122,9 @@
         </w:tc>
       </w:tr>
       <w:tr>
+        <w:trPr>
+          <w:cantSplit/>
+        </w:trPr>
         <w:tc>
           <w:tcPr>
             <w:tcW w:w="0" w:type="auto"/>
@@ -4178,7 +4208,7 @@
           <w:rFonts w:eastAsia="Times New Roman"/>
         </w:rPr>
       </w:pPr>
-      <w:bookmarkStart w:id="7" w:name="_Toc241595792"/>
+      <w:bookmarkStart w:id="7" w:name="_Toc241602113"/>
       <w:r>
         <w:rPr>
           <w:rFonts w:eastAsia="Times New Roman"/>
@@ -4216,7 +4246,7 @@
           <w:rFonts w:eastAsia="Times New Roman"/>
         </w:rPr>
       </w:pPr>
-      <w:bookmarkStart w:id="8" w:name="_Toc241595793"/>
+      <w:bookmarkStart w:id="8" w:name="_Toc241602114"/>
       <w:r>
         <w:rPr>
           <w:rFonts w:eastAsia="Times New Roman"/>
@@ -4243,7 +4273,7 @@
           <w:noProof/>
         </w:rPr>
         <w:drawing>
-          <wp:inline distT="0" distB="0" distL="0" distR="0" wp14:anchorId="2339DB77" wp14:editId="56DD297A">
+          <wp:inline distT="0" distB="0" distL="0" distR="0" wp14:anchorId="62630D6B" wp14:editId="401D3F97">
             <wp:extent cx="5715000" cy="1272540"/>
             <wp:effectExtent l="0" t="0" r="0" b="3810"/>
             <wp:docPr id="1" name="Picture 1"/>
@@ -4308,7 +4338,7 @@
           <w:rFonts w:eastAsia="Times New Roman"/>
         </w:rPr>
       </w:pPr>
-      <w:bookmarkStart w:id="9" w:name="_Toc241595794"/>
+      <w:bookmarkStart w:id="9" w:name="_Toc241602115"/>
       <w:r>
         <w:rPr>
           <w:rFonts w:eastAsia="Times New Roman"/>
@@ -4499,26 +4529,31 @@
         <w:gridCol w:w="1182"/>
       </w:tblGrid>
       <w:tr>
-        <w:tc>
-          <w:tcPr>
-            <w:tcW w:w="0" w:type="auto"/>
-            <w:tcBorders>
-              <w:top w:val="single" w:sz="6" w:space="0" w:color="000000"/>
-              <w:left w:val="single" w:sz="6" w:space="0" w:color="000000"/>
-              <w:bottom w:val="single" w:sz="6" w:space="0" w:color="000000"/>
-              <w:right w:val="single" w:sz="6" w:space="0" w:color="000000"/>
-            </w:tcBorders>
-            <w:shd w:val="clear" w:color="auto" w:fill="FFFFFF"/>
-            <w:tcMar>
-              <w:top w:w="45" w:type="dxa"/>
-              <w:left w:w="75" w:type="dxa"/>
-              <w:bottom w:w="45" w:type="dxa"/>
-              <w:right w:w="75" w:type="dxa"/>
-            </w:tcMar>
-            <w:hideMark/>
-          </w:tcPr>
-          <w:p>
-            <w:pPr>
+        <w:trPr>
+          <w:cantSplit/>
+          <w:tblHeader/>
+        </w:trPr>
+        <w:tc>
+          <w:tcPr>
+            <w:tcW w:w="0" w:type="auto"/>
+            <w:tcBorders>
+              <w:top w:val="single" w:sz="6" w:space="0" w:color="000000"/>
+              <w:left w:val="single" w:sz="6" w:space="0" w:color="000000"/>
+              <w:bottom w:val="single" w:sz="6" w:space="0" w:color="000000"/>
+              <w:right w:val="single" w:sz="6" w:space="0" w:color="000000"/>
+            </w:tcBorders>
+            <w:shd w:val="clear" w:color="auto" w:fill="FFFFFF"/>
+            <w:tcMar>
+              <w:top w:w="45" w:type="dxa"/>
+              <w:left w:w="75" w:type="dxa"/>
+              <w:bottom w:w="45" w:type="dxa"/>
+              <w:right w:w="75" w:type="dxa"/>
+            </w:tcMar>
+            <w:hideMark/>
+          </w:tcPr>
+          <w:p>
+            <w:pPr>
+              <w:keepNext/>
               <w:spacing w:after="120" w:line="276" w:lineRule="auto"/>
               <w:rPr>
                 <w:rFonts w:eastAsia="Times New Roman"/>
@@ -4560,6 +4595,7 @@
           </w:tcPr>
           <w:p>
             <w:pPr>
+              <w:keepNext/>
               <w:spacing w:after="120" w:line="276" w:lineRule="auto"/>
               <w:rPr>
                 <w:rFonts w:eastAsia="Times New Roman"/>
@@ -4601,6 +4637,7 @@
           </w:tcPr>
           <w:p>
             <w:pPr>
+              <w:keepNext/>
               <w:spacing w:after="120" w:line="276" w:lineRule="auto"/>
               <w:rPr>
                 <w:rFonts w:eastAsia="Times New Roman"/>
@@ -4642,6 +4679,7 @@
           </w:tcPr>
           <w:p>
             <w:pPr>
+              <w:keepNext/>
               <w:spacing w:after="120" w:line="276" w:lineRule="auto"/>
               <w:rPr>
                 <w:rFonts w:eastAsia="Times New Roman"/>
@@ -4683,6 +4721,7 @@
           </w:tcPr>
           <w:p>
             <w:pPr>
+              <w:keepNext/>
               <w:spacing w:after="120" w:line="276" w:lineRule="auto"/>
               <w:rPr>
                 <w:rFonts w:eastAsia="Times New Roman"/>
@@ -4724,6 +4763,7 @@
           </w:tcPr>
           <w:p>
             <w:pPr>
+              <w:keepNext/>
               <w:spacing w:after="120" w:line="276" w:lineRule="auto"/>
               <w:rPr>
                 <w:rFonts w:eastAsia="Times New Roman"/>
@@ -4747,6 +4787,9 @@
         </w:tc>
       </w:tr>
       <w:tr>
+        <w:trPr>
+          <w:cantSplit/>
+        </w:trPr>
         <w:tc>
           <w:tcPr>
             <w:tcW w:w="0" w:type="auto"/>
@@ -4971,6 +5014,9 @@
         </w:tc>
       </w:tr>
       <w:tr>
+        <w:trPr>
+          <w:cantSplit/>
+        </w:trPr>
         <w:tc>
           <w:tcPr>
             <w:tcW w:w="0" w:type="auto"/>
@@ -5195,6 +5241,9 @@
         </w:tc>
       </w:tr>
       <w:tr>
+        <w:trPr>
+          <w:cantSplit/>
+        </w:trPr>
         <w:tc>
           <w:tcPr>
             <w:tcW w:w="0" w:type="auto"/>
@@ -5419,6 +5468,9 @@
         </w:tc>
       </w:tr>
       <w:tr>
+        <w:trPr>
+          <w:cantSplit/>
+        </w:trPr>
         <w:tc>
           <w:tcPr>
             <w:tcW w:w="0" w:type="auto"/>
@@ -5643,6 +5695,9 @@
         </w:tc>
       </w:tr>
       <w:tr>
+        <w:trPr>
+          <w:cantSplit/>
+        </w:trPr>
         <w:tc>
           <w:tcPr>
             <w:tcW w:w="0" w:type="auto"/>
@@ -5867,6 +5922,9 @@
         </w:tc>
       </w:tr>
       <w:tr>
+        <w:trPr>
+          <w:cantSplit/>
+        </w:trPr>
         <w:tc>
           <w:tcPr>
             <w:tcW w:w="0" w:type="auto"/>
@@ -6091,6 +6149,9 @@
         </w:tc>
       </w:tr>
       <w:tr>
+        <w:trPr>
+          <w:cantSplit/>
+        </w:trPr>
         <w:tc>
           <w:tcPr>
             <w:tcW w:w="0" w:type="auto"/>
@@ -6315,6 +6376,9 @@
         </w:tc>
       </w:tr>
       <w:tr>
+        <w:trPr>
+          <w:cantSplit/>
+        </w:trPr>
         <w:tc>
           <w:tcPr>
             <w:tcW w:w="0" w:type="auto"/>
@@ -6539,6 +6603,9 @@
         </w:tc>
       </w:tr>
       <w:tr>
+        <w:trPr>
+          <w:cantSplit/>
+        </w:trPr>
         <w:tc>
           <w:tcPr>
             <w:tcW w:w="0" w:type="auto"/>
@@ -6763,6 +6830,9 @@
         </w:tc>
       </w:tr>
       <w:tr>
+        <w:trPr>
+          <w:cantSplit/>
+        </w:trPr>
         <w:tc>
           <w:tcPr>
             <w:tcW w:w="0" w:type="auto"/>
@@ -6987,6 +7057,9 @@
         </w:tc>
       </w:tr>
       <w:tr>
+        <w:trPr>
+          <w:cantSplit/>
+        </w:trPr>
         <w:tc>
           <w:tcPr>
             <w:tcW w:w="0" w:type="auto"/>
@@ -7212,6 +7285,9 @@
         </w:tc>
       </w:tr>
       <w:tr>
+        <w:trPr>
+          <w:cantSplit/>
+        </w:trPr>
         <w:tc>
           <w:tcPr>
             <w:tcW w:w="0" w:type="auto"/>
@@ -7443,7 +7519,7 @@
           <w:rFonts w:eastAsia="Times New Roman"/>
         </w:rPr>
       </w:pPr>
-      <w:bookmarkStart w:id="10" w:name="_Toc241595795"/>
+      <w:bookmarkStart w:id="10" w:name="_Toc241602116"/>
       <w:r>
         <w:rPr>
           <w:rFonts w:eastAsia="Times New Roman"/>
@@ -7549,13 +7625,13 @@
         <w:rPr>
           <w:rFonts w:eastAsia="Times New Roman"/>
         </w:rPr>
-        <w:t xml:space="preserve"> is data-driven. Starting from the known facts, the engine repeatedly finds a rule whose conditions are all satisfied, adds its conclusion to working memory, and stops whe</w:t>
+        <w:t xml:space="preserve"> is data-dr</w:t>
       </w:r>
       <w:r>
         <w:rPr>
           <w:rFonts w:eastAsia="Times New Roman"/>
         </w:rPr>
-        <w:t xml:space="preserve">n no rule can add anything new. When several rules are applicable, a </w:t>
+        <w:t xml:space="preserve">iven. Starting from the known facts, the engine repeatedly finds a rule whose conditions are all satisfied, adds its conclusion to working memory, and stops when no rule can add anything new. When several rules are applicable, a </w:t>
       </w:r>
       <w:r>
         <w:rPr>
@@ -7652,11 +7728,11 @@
         <w:pStyle w:val="NormalWeb"/>
       </w:pPr>
       <w:r>
-        <w:t xml:space="preserve">Bratko [12] and Merritt [13] show how to build expert system shells in Prolog: rules are stored as data, a meta-interpreter proves goals and records a proof tree for "how" explanations, and </w:t>
-      </w:r>
-      <w:r>
         <w:lastRenderedPageBreak/>
-        <w:t>questions are asked lazily during proof. Sterling and Shapiro [14] describe the meta-interpreter technique in depth, and Pereira and Warren [15] introduced Definite Clause Grammars (DCGs), which this project uses for its natural-language interface. SWI-Prolog [16] provides the HTTP and HTML libraries used for the web interface.</w:t>
+        <w:t>Bratko [12] and Merritt [13] show how to build expert system shells in Prolog: rules are stored as data, a meta-interpreter proves goals and records a proof tree for "how" explanations, and questions are asked lazily during proof. Sterling and Shapiro [14] describe the meta-interpreter technique in depth, and Pereira and Warren [15] introduced Definite Clause Grammars (DCGs), which this project uses for its natural-language interface. SWI-Prolog [16] provides the HTTP and HTML libraries used for the web int</w:t>
+      </w:r>
+      <w:r>
+        <w:t>erface.</w:t>
       </w:r>
     </w:p>
     <w:p>
@@ -7675,7 +7751,7 @@
           <w:rFonts w:eastAsia="Times New Roman"/>
         </w:rPr>
       </w:pPr>
-      <w:bookmarkStart w:id="11" w:name="_Toc241595796"/>
+      <w:bookmarkStart w:id="11" w:name="_Toc241602117"/>
       <w:r>
         <w:rPr>
           <w:rFonts w:eastAsia="Times New Roman"/>
@@ -7850,6 +7926,7 @@
           <w:b/>
           <w:bCs/>
         </w:rPr>
+        <w:lastRenderedPageBreak/>
         <w:t>"Over the limit" as a reading.</w:t>
       </w:r>
       <w:r>
@@ -7869,14 +7946,7 @@
         <w:rPr>
           <w:rFonts w:eastAsia="Times New Roman"/>
         </w:rPr>
-        <w:t xml:space="preserve">, and it matches any material whose RI range extends above </w:t>
-      </w:r>
-      <w:r>
-        <w:rPr>
-          <w:rFonts w:eastAsia="Times New Roman"/>
-        </w:rPr>
-        <w:lastRenderedPageBreak/>
-        <w:t>the limit (zircon, cubic zirconia, some garnets) with a reduced certainty of 0.85, because the exact value is unknown.</w:t>
+        <w:t>, and it matches any material whose RI range extends above the limit (zircon, cubic zirconia, some garnets) with a reduced certainty of 0.85, because the exact value is unknown.</w:t>
       </w:r>
     </w:p>
     <w:p>
@@ -7906,26 +7976,31 @@
         <w:gridCol w:w="3064"/>
       </w:tblGrid>
       <w:tr>
-        <w:tc>
-          <w:tcPr>
-            <w:tcW w:w="0" w:type="auto"/>
-            <w:tcBorders>
-              <w:top w:val="single" w:sz="6" w:space="0" w:color="000000"/>
-              <w:left w:val="single" w:sz="6" w:space="0" w:color="000000"/>
-              <w:bottom w:val="single" w:sz="6" w:space="0" w:color="000000"/>
-              <w:right w:val="single" w:sz="6" w:space="0" w:color="000000"/>
-            </w:tcBorders>
-            <w:shd w:val="clear" w:color="auto" w:fill="FFFFFF"/>
-            <w:tcMar>
-              <w:top w:w="45" w:type="dxa"/>
-              <w:left w:w="75" w:type="dxa"/>
-              <w:bottom w:w="45" w:type="dxa"/>
-              <w:right w:w="75" w:type="dxa"/>
-            </w:tcMar>
-            <w:hideMark/>
-          </w:tcPr>
-          <w:p>
-            <w:pPr>
+        <w:trPr>
+          <w:cantSplit/>
+          <w:tblHeader/>
+        </w:trPr>
+        <w:tc>
+          <w:tcPr>
+            <w:tcW w:w="0" w:type="auto"/>
+            <w:tcBorders>
+              <w:top w:val="single" w:sz="6" w:space="0" w:color="000000"/>
+              <w:left w:val="single" w:sz="6" w:space="0" w:color="000000"/>
+              <w:bottom w:val="single" w:sz="6" w:space="0" w:color="000000"/>
+              <w:right w:val="single" w:sz="6" w:space="0" w:color="000000"/>
+            </w:tcBorders>
+            <w:shd w:val="clear" w:color="auto" w:fill="FFFFFF"/>
+            <w:tcMar>
+              <w:top w:w="45" w:type="dxa"/>
+              <w:left w:w="75" w:type="dxa"/>
+              <w:bottom w:w="45" w:type="dxa"/>
+              <w:right w:w="75" w:type="dxa"/>
+            </w:tcMar>
+            <w:hideMark/>
+          </w:tcPr>
+          <w:p>
+            <w:pPr>
+              <w:keepNext/>
               <w:spacing w:after="120" w:line="276" w:lineRule="auto"/>
               <w:rPr>
                 <w:rFonts w:eastAsia="Times New Roman"/>
@@ -7967,6 +8042,7 @@
           </w:tcPr>
           <w:p>
             <w:pPr>
+              <w:keepNext/>
               <w:spacing w:after="120" w:line="276" w:lineRule="auto"/>
               <w:rPr>
                 <w:rFonts w:eastAsia="Times New Roman"/>
@@ -8008,6 +8084,7 @@
           </w:tcPr>
           <w:p>
             <w:pPr>
+              <w:keepNext/>
               <w:spacing w:after="120" w:line="276" w:lineRule="auto"/>
               <w:rPr>
                 <w:rFonts w:eastAsia="Times New Roman"/>
@@ -8049,6 +8126,7 @@
           </w:tcPr>
           <w:p>
             <w:pPr>
+              <w:keepNext/>
               <w:spacing w:after="120" w:line="276" w:lineRule="auto"/>
               <w:rPr>
                 <w:rFonts w:eastAsia="Times New Roman"/>
@@ -8090,6 +8168,7 @@
           </w:tcPr>
           <w:p>
             <w:pPr>
+              <w:keepNext/>
               <w:spacing w:after="120" w:line="276" w:lineRule="auto"/>
               <w:rPr>
                 <w:rFonts w:eastAsia="Times New Roman"/>
@@ -8113,6 +8192,9 @@
         </w:tc>
       </w:tr>
       <w:tr>
+        <w:trPr>
+          <w:cantSplit/>
+        </w:trPr>
         <w:tc>
           <w:tcPr>
             <w:tcW w:w="0" w:type="auto"/>
@@ -8300,6 +8382,9 @@
         </w:tc>
       </w:tr>
       <w:tr>
+        <w:trPr>
+          <w:cantSplit/>
+        </w:trPr>
         <w:tc>
           <w:tcPr>
             <w:tcW w:w="0" w:type="auto"/>
@@ -8487,6 +8572,9 @@
         </w:tc>
       </w:tr>
       <w:tr>
+        <w:trPr>
+          <w:cantSplit/>
+        </w:trPr>
         <w:tc>
           <w:tcPr>
             <w:tcW w:w="0" w:type="auto"/>
@@ -8674,6 +8762,9 @@
         </w:tc>
       </w:tr>
       <w:tr>
+        <w:trPr>
+          <w:cantSplit/>
+        </w:trPr>
         <w:tc>
           <w:tcPr>
             <w:tcW w:w="0" w:type="auto"/>
@@ -8861,6 +8952,9 @@
         </w:tc>
       </w:tr>
       <w:tr>
+        <w:trPr>
+          <w:cantSplit/>
+        </w:trPr>
         <w:tc>
           <w:tcPr>
             <w:tcW w:w="0" w:type="auto"/>
@@ -9048,6 +9142,9 @@
         </w:tc>
       </w:tr>
       <w:tr>
+        <w:trPr>
+          <w:cantSplit/>
+        </w:trPr>
         <w:tc>
           <w:tcPr>
             <w:tcW w:w="0" w:type="auto"/>
@@ -9235,6 +9332,9 @@
         </w:tc>
       </w:tr>
       <w:tr>
+        <w:trPr>
+          <w:cantSplit/>
+        </w:trPr>
         <w:tc>
           <w:tcPr>
             <w:tcW w:w="0" w:type="auto"/>
@@ -9422,6 +9522,9 @@
         </w:tc>
       </w:tr>
       <w:tr>
+        <w:trPr>
+          <w:cantSplit/>
+        </w:trPr>
         <w:tc>
           <w:tcPr>
             <w:tcW w:w="0" w:type="auto"/>
@@ -9609,6 +9712,9 @@
         </w:tc>
       </w:tr>
       <w:tr>
+        <w:trPr>
+          <w:cantSplit/>
+        </w:trPr>
         <w:tc>
           <w:tcPr>
             <w:tcW w:w="0" w:type="auto"/>
@@ -9796,6 +9902,9 @@
         </w:tc>
       </w:tr>
       <w:tr>
+        <w:trPr>
+          <w:cantSplit/>
+        </w:trPr>
         <w:tc>
           <w:tcPr>
             <w:tcW w:w="0" w:type="auto"/>
@@ -9983,6 +10092,9 @@
         </w:tc>
       </w:tr>
       <w:tr>
+        <w:trPr>
+          <w:cantSplit/>
+        </w:trPr>
         <w:tc>
           <w:tcPr>
             <w:tcW w:w="0" w:type="auto"/>
@@ -10170,6 +10282,9 @@
         </w:tc>
       </w:tr>
       <w:tr>
+        <w:trPr>
+          <w:cantSplit/>
+        </w:trPr>
         <w:tc>
           <w:tcPr>
             <w:tcW w:w="0" w:type="auto"/>
@@ -10357,6 +10472,9 @@
         </w:tc>
       </w:tr>
       <w:tr>
+        <w:trPr>
+          <w:cantSplit/>
+        </w:trPr>
         <w:tc>
           <w:tcPr>
             <w:tcW w:w="0" w:type="auto"/>
@@ -10544,6 +10662,9 @@
         </w:tc>
       </w:tr>
       <w:tr>
+        <w:trPr>
+          <w:cantSplit/>
+        </w:trPr>
         <w:tc>
           <w:tcPr>
             <w:tcW w:w="0" w:type="auto"/>
@@ -10731,39 +10852,43 @@
         </w:tc>
       </w:tr>
       <w:tr>
-        <w:tc>
-          <w:tcPr>
-            <w:tcW w:w="0" w:type="auto"/>
-            <w:tcBorders>
-              <w:top w:val="single" w:sz="6" w:space="0" w:color="000000"/>
-              <w:left w:val="single" w:sz="6" w:space="0" w:color="000000"/>
-              <w:bottom w:val="single" w:sz="6" w:space="0" w:color="000000"/>
-              <w:right w:val="single" w:sz="6" w:space="0" w:color="000000"/>
-            </w:tcBorders>
-            <w:shd w:val="clear" w:color="auto" w:fill="FFFFFF"/>
-            <w:tcMar>
-              <w:top w:w="45" w:type="dxa"/>
-              <w:left w:w="75" w:type="dxa"/>
-              <w:bottom w:w="45" w:type="dxa"/>
-              <w:right w:w="75" w:type="dxa"/>
-            </w:tcMar>
-            <w:hideMark/>
-          </w:tcPr>
-          <w:p>
-            <w:pPr>
-              <w:spacing w:after="120" w:line="276" w:lineRule="auto"/>
-              <w:rPr>
-                <w:rFonts w:eastAsia="Times New Roman"/>
-                <w:sz w:val="20"/>
-                <w:szCs w:val="20"/>
-              </w:rPr>
-            </w:pPr>
-            <w:r>
-              <w:rPr>
-                <w:rFonts w:eastAsia="Times New Roman"/>
-                <w:sz w:val="20"/>
-                <w:szCs w:val="20"/>
-              </w:rPr>
+        <w:trPr>
+          <w:cantSplit/>
+        </w:trPr>
+        <w:tc>
+          <w:tcPr>
+            <w:tcW w:w="0" w:type="auto"/>
+            <w:tcBorders>
+              <w:top w:val="single" w:sz="6" w:space="0" w:color="000000"/>
+              <w:left w:val="single" w:sz="6" w:space="0" w:color="000000"/>
+              <w:bottom w:val="single" w:sz="6" w:space="0" w:color="000000"/>
+              <w:right w:val="single" w:sz="6" w:space="0" w:color="000000"/>
+            </w:tcBorders>
+            <w:shd w:val="clear" w:color="auto" w:fill="FFFFFF"/>
+            <w:tcMar>
+              <w:top w:w="45" w:type="dxa"/>
+              <w:left w:w="75" w:type="dxa"/>
+              <w:bottom w:w="45" w:type="dxa"/>
+              <w:right w:w="75" w:type="dxa"/>
+            </w:tcMar>
+            <w:hideMark/>
+          </w:tcPr>
+          <w:p>
+            <w:pPr>
+              <w:spacing w:after="120" w:line="276" w:lineRule="auto"/>
+              <w:rPr>
+                <w:rFonts w:eastAsia="Times New Roman"/>
+                <w:sz w:val="20"/>
+                <w:szCs w:val="20"/>
+              </w:rPr>
+            </w:pPr>
+            <w:r>
+              <w:rPr>
+                <w:rFonts w:eastAsia="Times New Roman"/>
+                <w:sz w:val="20"/>
+                <w:szCs w:val="20"/>
+              </w:rPr>
+              <w:lastRenderedPageBreak/>
               <w:t>K15</w:t>
             </w:r>
           </w:p>
@@ -10918,40 +11043,42 @@
         </w:tc>
       </w:tr>
       <w:tr>
-        <w:tc>
-          <w:tcPr>
-            <w:tcW w:w="0" w:type="auto"/>
-            <w:tcBorders>
-              <w:top w:val="single" w:sz="6" w:space="0" w:color="000000"/>
-              <w:left w:val="single" w:sz="6" w:space="0" w:color="000000"/>
-              <w:bottom w:val="single" w:sz="6" w:space="0" w:color="000000"/>
-              <w:right w:val="single" w:sz="6" w:space="0" w:color="000000"/>
-            </w:tcBorders>
-            <w:shd w:val="clear" w:color="auto" w:fill="FFFFFF"/>
-            <w:tcMar>
-              <w:top w:w="45" w:type="dxa"/>
-              <w:left w:w="75" w:type="dxa"/>
-              <w:bottom w:w="45" w:type="dxa"/>
-              <w:right w:w="75" w:type="dxa"/>
-            </w:tcMar>
-            <w:hideMark/>
-          </w:tcPr>
-          <w:p>
-            <w:pPr>
-              <w:spacing w:after="120" w:line="276" w:lineRule="auto"/>
-              <w:rPr>
-                <w:rFonts w:eastAsia="Times New Roman"/>
-                <w:sz w:val="20"/>
-                <w:szCs w:val="20"/>
-              </w:rPr>
-            </w:pPr>
-            <w:r>
-              <w:rPr>
-                <w:rFonts w:eastAsia="Times New Roman"/>
-                <w:sz w:val="20"/>
-                <w:szCs w:val="20"/>
-              </w:rPr>
-              <w:lastRenderedPageBreak/>
+        <w:trPr>
+          <w:cantSplit/>
+        </w:trPr>
+        <w:tc>
+          <w:tcPr>
+            <w:tcW w:w="0" w:type="auto"/>
+            <w:tcBorders>
+              <w:top w:val="single" w:sz="6" w:space="0" w:color="000000"/>
+              <w:left w:val="single" w:sz="6" w:space="0" w:color="000000"/>
+              <w:bottom w:val="single" w:sz="6" w:space="0" w:color="000000"/>
+              <w:right w:val="single" w:sz="6" w:space="0" w:color="000000"/>
+            </w:tcBorders>
+            <w:shd w:val="clear" w:color="auto" w:fill="FFFFFF"/>
+            <w:tcMar>
+              <w:top w:w="45" w:type="dxa"/>
+              <w:left w:w="75" w:type="dxa"/>
+              <w:bottom w:w="45" w:type="dxa"/>
+              <w:right w:w="75" w:type="dxa"/>
+            </w:tcMar>
+            <w:hideMark/>
+          </w:tcPr>
+          <w:p>
+            <w:pPr>
+              <w:spacing w:after="120" w:line="276" w:lineRule="auto"/>
+              <w:rPr>
+                <w:rFonts w:eastAsia="Times New Roman"/>
+                <w:sz w:val="20"/>
+                <w:szCs w:val="20"/>
+              </w:rPr>
+            </w:pPr>
+            <w:r>
+              <w:rPr>
+                <w:rFonts w:eastAsia="Times New Roman"/>
+                <w:sz w:val="20"/>
+                <w:szCs w:val="20"/>
+              </w:rPr>
               <w:t>K16</w:t>
             </w:r>
           </w:p>
@@ -11106,6 +11233,9 @@
         </w:tc>
       </w:tr>
       <w:tr>
+        <w:trPr>
+          <w:cantSplit/>
+        </w:trPr>
         <w:tc>
           <w:tcPr>
             <w:tcW w:w="0" w:type="auto"/>
@@ -11293,6 +11423,9 @@
         </w:tc>
       </w:tr>
       <w:tr>
+        <w:trPr>
+          <w:cantSplit/>
+        </w:trPr>
         <w:tc>
           <w:tcPr>
             <w:tcW w:w="0" w:type="auto"/>
@@ -11480,6 +11613,9 @@
         </w:tc>
       </w:tr>
       <w:tr>
+        <w:trPr>
+          <w:cantSplit/>
+        </w:trPr>
         <w:tc>
           <w:tcPr>
             <w:tcW w:w="0" w:type="auto"/>
@@ -11667,6 +11803,9 @@
         </w:tc>
       </w:tr>
       <w:tr>
+        <w:trPr>
+          <w:cantSplit/>
+        </w:trPr>
         <w:tc>
           <w:tcPr>
             <w:tcW w:w="0" w:type="auto"/>
@@ -11854,6 +11993,9 @@
         </w:tc>
       </w:tr>
       <w:tr>
+        <w:trPr>
+          <w:cantSplit/>
+        </w:trPr>
         <w:tc>
           <w:tcPr>
             <w:tcW w:w="0" w:type="auto"/>
@@ -12041,6 +12183,9 @@
         </w:tc>
       </w:tr>
       <w:tr>
+        <w:trPr>
+          <w:cantSplit/>
+        </w:trPr>
         <w:tc>
           <w:tcPr>
             <w:tcW w:w="0" w:type="auto"/>
@@ -12228,6 +12373,9 @@
         </w:tc>
       </w:tr>
       <w:tr>
+        <w:trPr>
+          <w:cantSplit/>
+        </w:trPr>
         <w:tc>
           <w:tcPr>
             <w:tcW w:w="0" w:type="auto"/>
@@ -12415,6 +12563,9 @@
         </w:tc>
       </w:tr>
       <w:tr>
+        <w:trPr>
+          <w:cantSplit/>
+        </w:trPr>
         <w:tc>
           <w:tcPr>
             <w:tcW w:w="0" w:type="auto"/>
@@ -12602,6 +12753,9 @@
         </w:tc>
       </w:tr>
       <w:tr>
+        <w:trPr>
+          <w:cantSplit/>
+        </w:trPr>
         <w:tc>
           <w:tcPr>
             <w:tcW w:w="0" w:type="auto"/>
@@ -12789,6 +12943,9 @@
         </w:tc>
       </w:tr>
       <w:tr>
+        <w:trPr>
+          <w:cantSplit/>
+        </w:trPr>
         <w:tc>
           <w:tcPr>
             <w:tcW w:w="0" w:type="auto"/>
@@ -12976,39 +13133,43 @@
         </w:tc>
       </w:tr>
       <w:tr>
-        <w:tc>
-          <w:tcPr>
-            <w:tcW w:w="0" w:type="auto"/>
-            <w:tcBorders>
-              <w:top w:val="single" w:sz="6" w:space="0" w:color="000000"/>
-              <w:left w:val="single" w:sz="6" w:space="0" w:color="000000"/>
-              <w:bottom w:val="single" w:sz="6" w:space="0" w:color="000000"/>
-              <w:right w:val="single" w:sz="6" w:space="0" w:color="000000"/>
-            </w:tcBorders>
-            <w:shd w:val="clear" w:color="auto" w:fill="FFFFFF"/>
-            <w:tcMar>
-              <w:top w:w="45" w:type="dxa"/>
-              <w:left w:w="75" w:type="dxa"/>
-              <w:bottom w:w="45" w:type="dxa"/>
-              <w:right w:w="75" w:type="dxa"/>
-            </w:tcMar>
-            <w:hideMark/>
-          </w:tcPr>
-          <w:p>
-            <w:pPr>
-              <w:spacing w:after="120" w:line="276" w:lineRule="auto"/>
-              <w:rPr>
-                <w:rFonts w:eastAsia="Times New Roman"/>
-                <w:sz w:val="20"/>
-                <w:szCs w:val="20"/>
-              </w:rPr>
-            </w:pPr>
-            <w:r>
-              <w:rPr>
-                <w:rFonts w:eastAsia="Times New Roman"/>
-                <w:sz w:val="20"/>
-                <w:szCs w:val="20"/>
-              </w:rPr>
+        <w:trPr>
+          <w:cantSplit/>
+        </w:trPr>
+        <w:tc>
+          <w:tcPr>
+            <w:tcW w:w="0" w:type="auto"/>
+            <w:tcBorders>
+              <w:top w:val="single" w:sz="6" w:space="0" w:color="000000"/>
+              <w:left w:val="single" w:sz="6" w:space="0" w:color="000000"/>
+              <w:bottom w:val="single" w:sz="6" w:space="0" w:color="000000"/>
+              <w:right w:val="single" w:sz="6" w:space="0" w:color="000000"/>
+            </w:tcBorders>
+            <w:shd w:val="clear" w:color="auto" w:fill="FFFFFF"/>
+            <w:tcMar>
+              <w:top w:w="45" w:type="dxa"/>
+              <w:left w:w="75" w:type="dxa"/>
+              <w:bottom w:w="45" w:type="dxa"/>
+              <w:right w:w="75" w:type="dxa"/>
+            </w:tcMar>
+            <w:hideMark/>
+          </w:tcPr>
+          <w:p>
+            <w:pPr>
+              <w:spacing w:after="120" w:line="276" w:lineRule="auto"/>
+              <w:rPr>
+                <w:rFonts w:eastAsia="Times New Roman"/>
+                <w:sz w:val="20"/>
+                <w:szCs w:val="20"/>
+              </w:rPr>
+            </w:pPr>
+            <w:r>
+              <w:rPr>
+                <w:rFonts w:eastAsia="Times New Roman"/>
+                <w:sz w:val="20"/>
+                <w:szCs w:val="20"/>
+              </w:rPr>
+              <w:lastRenderedPageBreak/>
               <w:t>K27</w:t>
             </w:r>
           </w:p>
@@ -13163,40 +13324,42 @@
         </w:tc>
       </w:tr>
       <w:tr>
-        <w:tc>
-          <w:tcPr>
-            <w:tcW w:w="0" w:type="auto"/>
-            <w:tcBorders>
-              <w:top w:val="single" w:sz="6" w:space="0" w:color="000000"/>
-              <w:left w:val="single" w:sz="6" w:space="0" w:color="000000"/>
-              <w:bottom w:val="single" w:sz="6" w:space="0" w:color="000000"/>
-              <w:right w:val="single" w:sz="6" w:space="0" w:color="000000"/>
-            </w:tcBorders>
-            <w:shd w:val="clear" w:color="auto" w:fill="FFFFFF"/>
-            <w:tcMar>
-              <w:top w:w="45" w:type="dxa"/>
-              <w:left w:w="75" w:type="dxa"/>
-              <w:bottom w:w="45" w:type="dxa"/>
-              <w:right w:w="75" w:type="dxa"/>
-            </w:tcMar>
-            <w:hideMark/>
-          </w:tcPr>
-          <w:p>
-            <w:pPr>
-              <w:spacing w:after="120" w:line="276" w:lineRule="auto"/>
-              <w:rPr>
-                <w:rFonts w:eastAsia="Times New Roman"/>
-                <w:sz w:val="20"/>
-                <w:szCs w:val="20"/>
-              </w:rPr>
-            </w:pPr>
-            <w:r>
-              <w:rPr>
-                <w:rFonts w:eastAsia="Times New Roman"/>
-                <w:sz w:val="20"/>
-                <w:szCs w:val="20"/>
-              </w:rPr>
-              <w:lastRenderedPageBreak/>
+        <w:trPr>
+          <w:cantSplit/>
+        </w:trPr>
+        <w:tc>
+          <w:tcPr>
+            <w:tcW w:w="0" w:type="auto"/>
+            <w:tcBorders>
+              <w:top w:val="single" w:sz="6" w:space="0" w:color="000000"/>
+              <w:left w:val="single" w:sz="6" w:space="0" w:color="000000"/>
+              <w:bottom w:val="single" w:sz="6" w:space="0" w:color="000000"/>
+              <w:right w:val="single" w:sz="6" w:space="0" w:color="000000"/>
+            </w:tcBorders>
+            <w:shd w:val="clear" w:color="auto" w:fill="FFFFFF"/>
+            <w:tcMar>
+              <w:top w:w="45" w:type="dxa"/>
+              <w:left w:w="75" w:type="dxa"/>
+              <w:bottom w:w="45" w:type="dxa"/>
+              <w:right w:w="75" w:type="dxa"/>
+            </w:tcMar>
+            <w:hideMark/>
+          </w:tcPr>
+          <w:p>
+            <w:pPr>
+              <w:spacing w:after="120" w:line="276" w:lineRule="auto"/>
+              <w:rPr>
+                <w:rFonts w:eastAsia="Times New Roman"/>
+                <w:sz w:val="20"/>
+                <w:szCs w:val="20"/>
+              </w:rPr>
+            </w:pPr>
+            <w:r>
+              <w:rPr>
+                <w:rFonts w:eastAsia="Times New Roman"/>
+                <w:sz w:val="20"/>
+                <w:szCs w:val="20"/>
+              </w:rPr>
               <w:t>K28</w:t>
             </w:r>
           </w:p>
@@ -13351,6 +13514,9 @@
         </w:tc>
       </w:tr>
       <w:tr>
+        <w:trPr>
+          <w:cantSplit/>
+        </w:trPr>
         <w:tc>
           <w:tcPr>
             <w:tcW w:w="0" w:type="auto"/>
@@ -13538,6 +13704,9 @@
         </w:tc>
       </w:tr>
       <w:tr>
+        <w:trPr>
+          <w:cantSplit/>
+        </w:trPr>
         <w:tc>
           <w:tcPr>
             <w:tcW w:w="0" w:type="auto"/>
@@ -13725,6 +13894,9 @@
         </w:tc>
       </w:tr>
       <w:tr>
+        <w:trPr>
+          <w:cantSplit/>
+        </w:trPr>
         <w:tc>
           <w:tcPr>
             <w:tcW w:w="0" w:type="auto"/>
@@ -13912,6 +14084,9 @@
         </w:tc>
       </w:tr>
       <w:tr>
+        <w:trPr>
+          <w:cantSplit/>
+        </w:trPr>
         <w:tc>
           <w:tcPr>
             <w:tcW w:w="0" w:type="auto"/>
@@ -14099,6 +14274,9 @@
         </w:tc>
       </w:tr>
       <w:tr>
+        <w:trPr>
+          <w:cantSplit/>
+        </w:trPr>
         <w:tc>
           <w:tcPr>
             <w:tcW w:w="0" w:type="auto"/>
@@ -14286,6 +14464,9 @@
         </w:tc>
       </w:tr>
       <w:tr>
+        <w:trPr>
+          <w:cantSplit/>
+        </w:trPr>
         <w:tc>
           <w:tcPr>
             <w:tcW w:w="0" w:type="auto"/>
@@ -14473,6 +14654,9 @@
         </w:tc>
       </w:tr>
       <w:tr>
+        <w:trPr>
+          <w:cantSplit/>
+        </w:trPr>
         <w:tc>
           <w:tcPr>
             <w:tcW w:w="0" w:type="auto"/>
@@ -14660,6 +14844,9 @@
         </w:tc>
       </w:tr>
       <w:tr>
+        <w:trPr>
+          <w:cantSplit/>
+        </w:trPr>
         <w:tc>
           <w:tcPr>
             <w:tcW w:w="0" w:type="auto"/>
@@ -14847,6 +15034,9 @@
         </w:tc>
       </w:tr>
       <w:tr>
+        <w:trPr>
+          <w:cantSplit/>
+        </w:trPr>
         <w:tc>
           <w:tcPr>
             <w:tcW w:w="0" w:type="auto"/>
@@ -15034,6 +15224,9 @@
         </w:tc>
       </w:tr>
       <w:tr>
+        <w:trPr>
+          <w:cantSplit/>
+        </w:trPr>
         <w:tc>
           <w:tcPr>
             <w:tcW w:w="0" w:type="auto"/>
@@ -15221,6 +15414,9 @@
         </w:tc>
       </w:tr>
       <w:tr>
+        <w:trPr>
+          <w:cantSplit/>
+        </w:trPr>
         <w:tc>
           <w:tcPr>
             <w:tcW w:w="0" w:type="auto"/>
@@ -15408,39 +15604,43 @@
         </w:tc>
       </w:tr>
       <w:tr>
-        <w:tc>
-          <w:tcPr>
-            <w:tcW w:w="0" w:type="auto"/>
-            <w:tcBorders>
-              <w:top w:val="single" w:sz="6" w:space="0" w:color="000000"/>
-              <w:left w:val="single" w:sz="6" w:space="0" w:color="000000"/>
-              <w:bottom w:val="single" w:sz="6" w:space="0" w:color="000000"/>
-              <w:right w:val="single" w:sz="6" w:space="0" w:color="000000"/>
-            </w:tcBorders>
-            <w:shd w:val="clear" w:color="auto" w:fill="FFFFFF"/>
-            <w:tcMar>
-              <w:top w:w="45" w:type="dxa"/>
-              <w:left w:w="75" w:type="dxa"/>
-              <w:bottom w:w="45" w:type="dxa"/>
-              <w:right w:w="75" w:type="dxa"/>
-            </w:tcMar>
-            <w:hideMark/>
-          </w:tcPr>
-          <w:p>
-            <w:pPr>
-              <w:spacing w:after="120" w:line="276" w:lineRule="auto"/>
-              <w:rPr>
-                <w:rFonts w:eastAsia="Times New Roman"/>
-                <w:sz w:val="20"/>
-                <w:szCs w:val="20"/>
-              </w:rPr>
-            </w:pPr>
-            <w:r>
-              <w:rPr>
-                <w:rFonts w:eastAsia="Times New Roman"/>
-                <w:sz w:val="20"/>
-                <w:szCs w:val="20"/>
-              </w:rPr>
+        <w:trPr>
+          <w:cantSplit/>
+        </w:trPr>
+        <w:tc>
+          <w:tcPr>
+            <w:tcW w:w="0" w:type="auto"/>
+            <w:tcBorders>
+              <w:top w:val="single" w:sz="6" w:space="0" w:color="000000"/>
+              <w:left w:val="single" w:sz="6" w:space="0" w:color="000000"/>
+              <w:bottom w:val="single" w:sz="6" w:space="0" w:color="000000"/>
+              <w:right w:val="single" w:sz="6" w:space="0" w:color="000000"/>
+            </w:tcBorders>
+            <w:shd w:val="clear" w:color="auto" w:fill="FFFFFF"/>
+            <w:tcMar>
+              <w:top w:w="45" w:type="dxa"/>
+              <w:left w:w="75" w:type="dxa"/>
+              <w:bottom w:w="45" w:type="dxa"/>
+              <w:right w:w="75" w:type="dxa"/>
+            </w:tcMar>
+            <w:hideMark/>
+          </w:tcPr>
+          <w:p>
+            <w:pPr>
+              <w:spacing w:after="120" w:line="276" w:lineRule="auto"/>
+              <w:rPr>
+                <w:rFonts w:eastAsia="Times New Roman"/>
+                <w:sz w:val="20"/>
+                <w:szCs w:val="20"/>
+              </w:rPr>
+            </w:pPr>
+            <w:r>
+              <w:rPr>
+                <w:rFonts w:eastAsia="Times New Roman"/>
+                <w:sz w:val="20"/>
+                <w:szCs w:val="20"/>
+              </w:rPr>
+              <w:lastRenderedPageBreak/>
               <w:t>K40</w:t>
             </w:r>
           </w:p>
@@ -15595,6 +15795,9 @@
         </w:tc>
       </w:tr>
       <w:tr>
+        <w:trPr>
+          <w:cantSplit/>
+        </w:trPr>
         <w:tc>
           <w:tcPr>
             <w:tcW w:w="0" w:type="auto"/>
@@ -15788,7 +15991,6 @@
         <w:spacing w:before="0" w:beforeAutospacing="0" w:after="120"/>
       </w:pPr>
       <w:r>
-        <w:lastRenderedPageBreak/>
         <w:t>[Check every value and statement in Tables 2 and 3 against the cited source before submission, and adjust the source column if needed.]</w:t>
       </w:r>
     </w:p>
@@ -15799,7 +16001,7 @@
           <w:rFonts w:eastAsia="Times New Roman"/>
         </w:rPr>
       </w:pPr>
-      <w:bookmarkStart w:id="12" w:name="_Toc241595797"/>
+      <w:bookmarkStart w:id="12" w:name="_Toc241602118"/>
       <w:r>
         <w:rPr>
           <w:rFonts w:eastAsia="Times New Roman"/>
@@ -15939,6 +16141,10 @@
         <w:gridCol w:w="5767"/>
       </w:tblGrid>
       <w:tr>
+        <w:trPr>
+          <w:cantSplit/>
+          <w:tblHeader/>
+        </w:trPr>
         <w:tc>
           <w:tcPr>
             <w:tcW w:w="1800" w:type="pct"/>
@@ -15959,6 +16165,7 @@
           </w:tcPr>
           <w:p>
             <w:pPr>
+              <w:keepNext/>
               <w:spacing w:after="120" w:line="276" w:lineRule="auto"/>
               <w:rPr>
                 <w:rFonts w:eastAsia="Times New Roman"/>
@@ -16000,6 +16207,7 @@
           </w:tcPr>
           <w:p>
             <w:pPr>
+              <w:keepNext/>
               <w:spacing w:after="120" w:line="276" w:lineRule="auto"/>
               <w:rPr>
                 <w:rFonts w:eastAsia="Times New Roman"/>
@@ -16023,6 +16231,9 @@
         </w:tc>
       </w:tr>
       <w:tr>
+        <w:trPr>
+          <w:cantSplit/>
+        </w:trPr>
         <w:tc>
           <w:tcPr>
             <w:tcW w:w="0" w:type="auto"/>
@@ -16099,6 +16310,9 @@
         </w:tc>
       </w:tr>
       <w:tr>
+        <w:trPr>
+          <w:cantSplit/>
+        </w:trPr>
         <w:tc>
           <w:tcPr>
             <w:tcW w:w="0" w:type="auto"/>
@@ -16175,6 +16389,9 @@
         </w:tc>
       </w:tr>
       <w:tr>
+        <w:trPr>
+          <w:cantSplit/>
+        </w:trPr>
         <w:tc>
           <w:tcPr>
             <w:tcW w:w="0" w:type="auto"/>
@@ -16251,6 +16468,9 @@
         </w:tc>
       </w:tr>
       <w:tr>
+        <w:trPr>
+          <w:cantSplit/>
+        </w:trPr>
         <w:tc>
           <w:tcPr>
             <w:tcW w:w="0" w:type="auto"/>
@@ -16327,6 +16547,9 @@
         </w:tc>
       </w:tr>
       <w:tr>
+        <w:trPr>
+          <w:cantSplit/>
+        </w:trPr>
         <w:tc>
           <w:tcPr>
             <w:tcW w:w="0" w:type="auto"/>
@@ -16403,39 +16626,43 @@
         </w:tc>
       </w:tr>
       <w:tr>
-        <w:tc>
-          <w:tcPr>
-            <w:tcW w:w="0" w:type="auto"/>
-            <w:tcBorders>
-              <w:top w:val="single" w:sz="6" w:space="0" w:color="000000"/>
-              <w:left w:val="single" w:sz="6" w:space="0" w:color="000000"/>
-              <w:bottom w:val="single" w:sz="6" w:space="0" w:color="000000"/>
-              <w:right w:val="single" w:sz="6" w:space="0" w:color="000000"/>
-            </w:tcBorders>
-            <w:shd w:val="clear" w:color="auto" w:fill="FFFFFF"/>
-            <w:tcMar>
-              <w:top w:w="45" w:type="dxa"/>
-              <w:left w:w="75" w:type="dxa"/>
-              <w:bottom w:w="45" w:type="dxa"/>
-              <w:right w:w="75" w:type="dxa"/>
-            </w:tcMar>
-            <w:hideMark/>
-          </w:tcPr>
-          <w:p>
-            <w:pPr>
-              <w:spacing w:after="120" w:line="276" w:lineRule="auto"/>
-              <w:rPr>
-                <w:rFonts w:eastAsia="Times New Roman"/>
-                <w:sz w:val="20"/>
-                <w:szCs w:val="20"/>
-              </w:rPr>
-            </w:pPr>
-            <w:r>
-              <w:rPr>
-                <w:rFonts w:eastAsia="Times New Roman"/>
-                <w:sz w:val="20"/>
-                <w:szCs w:val="20"/>
-              </w:rPr>
+        <w:trPr>
+          <w:cantSplit/>
+        </w:trPr>
+        <w:tc>
+          <w:tcPr>
+            <w:tcW w:w="0" w:type="auto"/>
+            <w:tcBorders>
+              <w:top w:val="single" w:sz="6" w:space="0" w:color="000000"/>
+              <w:left w:val="single" w:sz="6" w:space="0" w:color="000000"/>
+              <w:bottom w:val="single" w:sz="6" w:space="0" w:color="000000"/>
+              <w:right w:val="single" w:sz="6" w:space="0" w:color="000000"/>
+            </w:tcBorders>
+            <w:shd w:val="clear" w:color="auto" w:fill="FFFFFF"/>
+            <w:tcMar>
+              <w:top w:w="45" w:type="dxa"/>
+              <w:left w:w="75" w:type="dxa"/>
+              <w:bottom w:w="45" w:type="dxa"/>
+              <w:right w:w="75" w:type="dxa"/>
+            </w:tcMar>
+            <w:hideMark/>
+          </w:tcPr>
+          <w:p>
+            <w:pPr>
+              <w:spacing w:after="120" w:line="276" w:lineRule="auto"/>
+              <w:rPr>
+                <w:rFonts w:eastAsia="Times New Roman"/>
+                <w:sz w:val="20"/>
+                <w:szCs w:val="20"/>
+              </w:rPr>
+            </w:pPr>
+            <w:r>
+              <w:rPr>
+                <w:rFonts w:eastAsia="Times New Roman"/>
+                <w:sz w:val="20"/>
+                <w:szCs w:val="20"/>
+              </w:rPr>
+              <w:lastRenderedPageBreak/>
               <w:t>hardness(Gem, H), birefringence(Gem, B)</w:t>
             </w:r>
           </w:p>
@@ -16479,6 +16706,9 @@
         </w:tc>
       </w:tr>
       <w:tr>
+        <w:trPr>
+          <w:cantSplit/>
+        </w:trPr>
         <w:tc>
           <w:tcPr>
             <w:tcW w:w="0" w:type="auto"/>
@@ -16555,6 +16785,9 @@
         </w:tc>
       </w:tr>
       <w:tr>
+        <w:trPr>
+          <w:cantSplit/>
+        </w:trPr>
         <w:tc>
           <w:tcPr>
             <w:tcW w:w="0" w:type="auto"/>
@@ -16631,40 +16864,42 @@
         </w:tc>
       </w:tr>
       <w:tr>
-        <w:tc>
-          <w:tcPr>
-            <w:tcW w:w="0" w:type="auto"/>
-            <w:tcBorders>
-              <w:top w:val="single" w:sz="6" w:space="0" w:color="000000"/>
-              <w:left w:val="single" w:sz="6" w:space="0" w:color="000000"/>
-              <w:bottom w:val="single" w:sz="6" w:space="0" w:color="000000"/>
-              <w:right w:val="single" w:sz="6" w:space="0" w:color="000000"/>
-            </w:tcBorders>
-            <w:shd w:val="clear" w:color="auto" w:fill="FFFFFF"/>
-            <w:tcMar>
-              <w:top w:w="45" w:type="dxa"/>
-              <w:left w:w="75" w:type="dxa"/>
-              <w:bottom w:w="45" w:type="dxa"/>
-              <w:right w:w="75" w:type="dxa"/>
-            </w:tcMar>
-            <w:hideMark/>
-          </w:tcPr>
-          <w:p>
-            <w:pPr>
-              <w:spacing w:after="120" w:line="276" w:lineRule="auto"/>
-              <w:rPr>
-                <w:rFonts w:eastAsia="Times New Roman"/>
-                <w:sz w:val="20"/>
-                <w:szCs w:val="20"/>
-              </w:rPr>
-            </w:pPr>
-            <w:r>
-              <w:rPr>
-                <w:rFonts w:eastAsia="Times New Roman"/>
-                <w:sz w:val="20"/>
-                <w:szCs w:val="20"/>
-              </w:rPr>
-              <w:lastRenderedPageBreak/>
+        <w:trPr>
+          <w:cantSplit/>
+        </w:trPr>
+        <w:tc>
+          <w:tcPr>
+            <w:tcW w:w="0" w:type="auto"/>
+            <w:tcBorders>
+              <w:top w:val="single" w:sz="6" w:space="0" w:color="000000"/>
+              <w:left w:val="single" w:sz="6" w:space="0" w:color="000000"/>
+              <w:bottom w:val="single" w:sz="6" w:space="0" w:color="000000"/>
+              <w:right w:val="single" w:sz="6" w:space="0" w:color="000000"/>
+            </w:tcBorders>
+            <w:shd w:val="clear" w:color="auto" w:fill="FFFFFF"/>
+            <w:tcMar>
+              <w:top w:w="45" w:type="dxa"/>
+              <w:left w:w="75" w:type="dxa"/>
+              <w:bottom w:w="45" w:type="dxa"/>
+              <w:right w:w="75" w:type="dxa"/>
+            </w:tcMar>
+            <w:hideMark/>
+          </w:tcPr>
+          <w:p>
+            <w:pPr>
+              <w:spacing w:after="120" w:line="276" w:lineRule="auto"/>
+              <w:rPr>
+                <w:rFonts w:eastAsia="Times New Roman"/>
+                <w:sz w:val="20"/>
+                <w:szCs w:val="20"/>
+              </w:rPr>
+            </w:pPr>
+            <w:r>
+              <w:rPr>
+                <w:rFonts w:eastAsia="Times New Roman"/>
+                <w:sz w:val="20"/>
+                <w:szCs w:val="20"/>
+              </w:rPr>
               <w:t>inclusion_type(I, Description)</w:t>
             </w:r>
           </w:p>
@@ -16708,6 +16943,9 @@
         </w:tc>
       </w:tr>
       <w:tr>
+        <w:trPr>
+          <w:cantSplit/>
+        </w:trPr>
         <w:tc>
           <w:tcPr>
             <w:tcW w:w="0" w:type="auto"/>
@@ -16784,6 +17022,9 @@
         </w:tc>
       </w:tr>
       <w:tr>
+        <w:trPr>
+          <w:cantSplit/>
+        </w:trPr>
         <w:tc>
           <w:tcPr>
             <w:tcW w:w="0" w:type="auto"/>
@@ -16860,6 +17101,9 @@
         </w:tc>
       </w:tr>
       <w:tr>
+        <w:trPr>
+          <w:cantSplit/>
+        </w:trPr>
         <w:tc>
           <w:tcPr>
             <w:tcW w:w="0" w:type="auto"/>
@@ -16936,6 +17180,9 @@
         </w:tc>
       </w:tr>
       <w:tr>
+        <w:trPr>
+          <w:cantSplit/>
+        </w:trPr>
         <w:tc>
           <w:tcPr>
             <w:tcW w:w="0" w:type="auto"/>
@@ -17012,6 +17259,9 @@
         </w:tc>
       </w:tr>
       <w:tr>
+        <w:trPr>
+          <w:cantSplit/>
+        </w:trPr>
         <w:tc>
           <w:tcPr>
             <w:tcW w:w="0" w:type="auto"/>
@@ -17088,6 +17338,9 @@
         </w:tc>
       </w:tr>
       <w:tr>
+        <w:trPr>
+          <w:cantSplit/>
+        </w:trPr>
         <w:tc>
           <w:tcPr>
             <w:tcW w:w="0" w:type="auto"/>
@@ -17164,6 +17417,9 @@
         </w:tc>
       </w:tr>
       <w:tr>
+        <w:trPr>
+          <w:cantSplit/>
+        </w:trPr>
         <w:tc>
           <w:tcPr>
             <w:tcW w:w="0" w:type="auto"/>
@@ -17245,10 +17501,7 @@
         <w:pStyle w:val="NormalWeb"/>
       </w:pPr>
       <w:r>
-        <w:t xml:space="preserve">The rules are grouped into four layers (Figure 2). Layer 1 identifies the species from the three core measurements, detects </w:t>
-      </w:r>
-      <w:r>
-        <w:t>imitations, and, when measurements are missing, produces ranked candidates. Layer 2 names the variety. Layer 3 judges origin and treatment from inclusions. Layer 4 turns conclusions into advice. Because each layer uses the conclusions of the one above as conditions, a single identification typically chains three or four rules.</w:t>
+        <w:t>The rules are grouped into four layers (Figure 2). Layer 1 identifies the species from the three core measurements, detects imitations, and, when measurements are missing, produces ranked candidates. Layer 2 names the variety. Layer 3 judges origin and treatment from inclusions. Layer 4 turns conclusions into advice. Because each layer uses the conclusions of the one above as conditions, a single identification typically chains three or four rules.</w:t>
       </w:r>
     </w:p>
     <w:p>
@@ -17260,8 +17513,9 @@
         <w:rPr>
           <w:noProof/>
         </w:rPr>
+        <w:lastRenderedPageBreak/>
         <w:drawing>
-          <wp:inline distT="0" distB="0" distL="0" distR="0" wp14:anchorId="41E7484A" wp14:editId="34951897">
+          <wp:inline distT="0" distB="0" distL="0" distR="0" wp14:anchorId="51D8438E" wp14:editId="608A9905">
             <wp:extent cx="5524500" cy="3208020"/>
             <wp:effectExtent l="0" t="0" r="0" b="0"/>
             <wp:docPr id="2" name="Picture 2"/>
@@ -17324,82 +17578,678 @@
         <w:pStyle w:val="NormalWeb"/>
       </w:pPr>
       <w:r>
-        <w:t>The following excerpt shows representative rules from each layer:</w:t>
+        <w:rPr>
+          <w:b/>
+          <w:bCs/>
+        </w:rPr>
+        <w:t>How to read a rule.</w:t>
+      </w:r>
+      <w:r>
+        <w:t xml:space="preserve"> Every rule has the form </w:t>
+      </w:r>
+      <w:r>
+        <w:rPr>
+          <w:rStyle w:val="code1"/>
+        </w:rPr>
+        <w:t>rule(Id, [Condition1, Condition2, ...], Conclusion)</w:t>
+      </w:r>
+      <w:r>
+        <w:t xml:space="preserve">. The list in square brackets holds the IF part, and all its conditions must be true (they are joined by AND). The last argument is the THEN part: the new fact the rule adds. </w:t>
+      </w:r>
+      <w:r>
+        <w:rPr>
+          <w:rStyle w:val="code1"/>
+        </w:rPr>
+        <w:t>not(C)</w:t>
+      </w:r>
+      <w:r>
+        <w:t xml:space="preserve"> </w:t>
+      </w:r>
+      <w:r>
+        <w:t xml:space="preserve">means "C has not been established" (negation as failure). Conditions such as </w:t>
+      </w:r>
+      <w:r>
+        <w:rPr>
+          <w:rStyle w:val="code1"/>
+        </w:rPr>
+        <w:t>ri_in(corundum)</w:t>
+      </w:r>
+      <w:r>
+        <w:t xml:space="preserve"> are tests that compare the user's reading with the stored range, so rule r1 below reads: </w:t>
+      </w:r>
+      <w:r>
+        <w:rPr>
+          <w:i/>
+          <w:iCs/>
+        </w:rPr>
+        <w:t>IF the stone is uniaxial AND its RI is in the corundum range AND its SG is in the corundum range, THEN it is corundum.</w:t>
+      </w:r>
+      <w:r>
+        <w:t xml:space="preserve"> Table 5 shows one rule from each layer with its meaning; all 62 rules are listed in Appendix A, with a key to the condition terms.</w:t>
       </w:r>
     </w:p>
     <w:p>
       <w:pPr>
-        <w:pStyle w:val="HTMLPreformatted"/>
+        <w:pStyle w:val="tcaption"/>
       </w:pPr>
       <w:r>
-        <w:t>% Layer 1: species</w:t>
+        <w:t>Table 5. Representative rules from each layer, with their meaning</w:t>
       </w:r>
     </w:p>
-    <w:p>
-      <w:pPr>
-        <w:pStyle w:val="HTMLPreformatted"/>
-      </w:pPr>
-      <w:r>
-        <w:t>rule(r1,  [optic(uniaxial), ri_in(corundum), sg_in(corundum)], species(corundum)).</w:t>
-      </w:r>
-    </w:p>
-    <w:p>
-      <w:pPr>
-        <w:pStyle w:val="HTMLPreformatted"/>
-      </w:pPr>
-      <w:r>
-        <w:lastRenderedPageBreak/>
-        <w:t>% Layer 2: variety</w:t>
-      </w:r>
-    </w:p>
-    <w:p>
-      <w:pPr>
-        <w:pStyle w:val="HTMLPreformatted"/>
-      </w:pPr>
-      <w:r>
-        <w:t>rule(r24, [species(corundum), observed_colour(blue), not(phenomenon(star))],</w:t>
-      </w:r>
-    </w:p>
-    <w:p>
-      <w:pPr>
-        <w:pStyle w:val="HTMLPreformatted"/>
-      </w:pPr>
-      <w:r>
-        <w:t xml:space="preserve">          variety(blue_sapphire)).</w:t>
-      </w:r>
-    </w:p>
-    <w:p>
-      <w:pPr>
-        <w:pStyle w:val="HTMLPreformatted"/>
-      </w:pPr>
-      <w:r>
-        <w:t>% Layer 3: origin</w:t>
-      </w:r>
-    </w:p>
-    <w:p>
-      <w:pPr>
-        <w:pStyle w:val="HTMLPreformatted"/>
-      </w:pPr>
-      <w:r>
-        <w:t>rule(r46, [species(corundum), inclusion(silk)], origin(likely_natural)).</w:t>
-      </w:r>
-    </w:p>
-    <w:p>
-      <w:pPr>
-        <w:pStyle w:val="HTMLPreformatted"/>
-      </w:pPr>
-      <w:r>
-        <w:t>% Layer 4: recommendation</w:t>
-      </w:r>
-    </w:p>
-    <w:p>
-      <w:pPr>
-        <w:pStyle w:val="HTMLPreformatted"/>
-      </w:pPr>
-      <w:r>
-        <w:t>rule(r61, [origin(likely_natural)], advice(get_certificate)).</w:t>
-      </w:r>
-    </w:p>
+    <w:tbl>
+      <w:tblPr>
+        <w:tblW w:w="5000" w:type="pct"/>
+        <w:tblCellMar>
+          <w:top w:w="15" w:type="dxa"/>
+          <w:left w:w="15" w:type="dxa"/>
+          <w:bottom w:w="15" w:type="dxa"/>
+          <w:right w:w="15" w:type="dxa"/>
+        </w:tblCellMar>
+        <w:tblLook w:val="04A0" w:firstRow="1" w:lastRow="0" w:firstColumn="1" w:lastColumn="0" w:noHBand="0" w:noVBand="1"/>
+      </w:tblPr>
+      <w:tblGrid>
+        <w:gridCol w:w="1172"/>
+        <w:gridCol w:w="4235"/>
+        <w:gridCol w:w="3604"/>
+      </w:tblGrid>
+      <w:tr>
+        <w:trPr>
+          <w:cantSplit/>
+          <w:tblHeader/>
+        </w:trPr>
+        <w:tc>
+          <w:tcPr>
+            <w:tcW w:w="650" w:type="pct"/>
+            <w:tcBorders>
+              <w:top w:val="single" w:sz="6" w:space="0" w:color="000000"/>
+              <w:left w:val="single" w:sz="6" w:space="0" w:color="000000"/>
+              <w:bottom w:val="single" w:sz="6" w:space="0" w:color="000000"/>
+              <w:right w:val="single" w:sz="6" w:space="0" w:color="000000"/>
+            </w:tcBorders>
+            <w:shd w:val="clear" w:color="auto" w:fill="FFFFFF"/>
+            <w:tcMar>
+              <w:top w:w="45" w:type="dxa"/>
+              <w:left w:w="75" w:type="dxa"/>
+              <w:bottom w:w="45" w:type="dxa"/>
+              <w:right w:w="75" w:type="dxa"/>
+            </w:tcMar>
+            <w:hideMark/>
+          </w:tcPr>
+          <w:p>
+            <w:pPr>
+              <w:keepNext/>
+              <w:spacing w:after="120" w:line="276" w:lineRule="auto"/>
+              <w:rPr>
+                <w:rFonts w:eastAsia="Times New Roman"/>
+                <w:b/>
+                <w:bCs/>
+                <w:sz w:val="20"/>
+                <w:szCs w:val="20"/>
+              </w:rPr>
+            </w:pPr>
+            <w:r>
+              <w:rPr>
+                <w:rFonts w:eastAsia="Times New Roman"/>
+                <w:b/>
+                <w:bCs/>
+                <w:sz w:val="20"/>
+                <w:szCs w:val="20"/>
+              </w:rPr>
+              <w:t>Layer</w:t>
+            </w:r>
+          </w:p>
+        </w:tc>
+        <w:tc>
+          <w:tcPr>
+            <w:tcW w:w="2350" w:type="pct"/>
+            <w:tcBorders>
+              <w:top w:val="single" w:sz="6" w:space="0" w:color="000000"/>
+              <w:left w:val="single" w:sz="6" w:space="0" w:color="000000"/>
+              <w:bottom w:val="single" w:sz="6" w:space="0" w:color="000000"/>
+              <w:right w:val="single" w:sz="6" w:space="0" w:color="000000"/>
+            </w:tcBorders>
+            <w:shd w:val="clear" w:color="auto" w:fill="FFFFFF"/>
+            <w:tcMar>
+              <w:top w:w="45" w:type="dxa"/>
+              <w:left w:w="75" w:type="dxa"/>
+              <w:bottom w:w="45" w:type="dxa"/>
+              <w:right w:w="75" w:type="dxa"/>
+            </w:tcMar>
+            <w:hideMark/>
+          </w:tcPr>
+          <w:p>
+            <w:pPr>
+              <w:keepNext/>
+              <w:spacing w:after="120" w:line="276" w:lineRule="auto"/>
+              <w:rPr>
+                <w:rFonts w:eastAsia="Times New Roman"/>
+                <w:b/>
+                <w:bCs/>
+                <w:sz w:val="20"/>
+                <w:szCs w:val="20"/>
+              </w:rPr>
+            </w:pPr>
+            <w:r>
+              <w:rPr>
+                <w:rFonts w:eastAsia="Times New Roman"/>
+                <w:b/>
+                <w:bCs/>
+                <w:sz w:val="20"/>
+                <w:szCs w:val="20"/>
+              </w:rPr>
+              <w:t>Rule in the knowledge base</w:t>
+            </w:r>
+          </w:p>
+        </w:tc>
+        <w:tc>
+          <w:tcPr>
+            <w:tcW w:w="0" w:type="auto"/>
+            <w:tcBorders>
+              <w:top w:val="single" w:sz="6" w:space="0" w:color="000000"/>
+              <w:left w:val="single" w:sz="6" w:space="0" w:color="000000"/>
+              <w:bottom w:val="single" w:sz="6" w:space="0" w:color="000000"/>
+              <w:right w:val="single" w:sz="6" w:space="0" w:color="000000"/>
+            </w:tcBorders>
+            <w:shd w:val="clear" w:color="auto" w:fill="FFFFFF"/>
+            <w:tcMar>
+              <w:top w:w="45" w:type="dxa"/>
+              <w:left w:w="75" w:type="dxa"/>
+              <w:bottom w:w="45" w:type="dxa"/>
+              <w:right w:w="75" w:type="dxa"/>
+            </w:tcMar>
+            <w:hideMark/>
+          </w:tcPr>
+          <w:p>
+            <w:pPr>
+              <w:keepNext/>
+              <w:spacing w:after="120" w:line="276" w:lineRule="auto"/>
+              <w:rPr>
+                <w:rFonts w:eastAsia="Times New Roman"/>
+                <w:b/>
+                <w:bCs/>
+                <w:sz w:val="20"/>
+                <w:szCs w:val="20"/>
+              </w:rPr>
+            </w:pPr>
+            <w:r>
+              <w:rPr>
+                <w:rFonts w:eastAsia="Times New Roman"/>
+                <w:b/>
+                <w:bCs/>
+                <w:sz w:val="20"/>
+                <w:szCs w:val="20"/>
+              </w:rPr>
+              <w:t>Meaning in plain English</w:t>
+            </w:r>
+          </w:p>
+        </w:tc>
+      </w:tr>
+      <w:tr>
+        <w:trPr>
+          <w:cantSplit/>
+        </w:trPr>
+        <w:tc>
+          <w:tcPr>
+            <w:tcW w:w="0" w:type="auto"/>
+            <w:tcBorders>
+              <w:top w:val="single" w:sz="6" w:space="0" w:color="000000"/>
+              <w:left w:val="single" w:sz="6" w:space="0" w:color="000000"/>
+              <w:bottom w:val="single" w:sz="6" w:space="0" w:color="000000"/>
+              <w:right w:val="single" w:sz="6" w:space="0" w:color="000000"/>
+            </w:tcBorders>
+            <w:shd w:val="clear" w:color="auto" w:fill="FFFFFF"/>
+            <w:tcMar>
+              <w:top w:w="45" w:type="dxa"/>
+              <w:left w:w="75" w:type="dxa"/>
+              <w:bottom w:w="45" w:type="dxa"/>
+              <w:right w:w="75" w:type="dxa"/>
+            </w:tcMar>
+            <w:hideMark/>
+          </w:tcPr>
+          <w:p>
+            <w:pPr>
+              <w:spacing w:after="120" w:line="276" w:lineRule="auto"/>
+              <w:rPr>
+                <w:rFonts w:eastAsia="Times New Roman"/>
+                <w:sz w:val="20"/>
+                <w:szCs w:val="20"/>
+              </w:rPr>
+            </w:pPr>
+            <w:r>
+              <w:rPr>
+                <w:rFonts w:eastAsia="Times New Roman"/>
+                <w:sz w:val="20"/>
+                <w:szCs w:val="20"/>
+              </w:rPr>
+              <w:t>1. Species</w:t>
+            </w:r>
+          </w:p>
+        </w:tc>
+        <w:tc>
+          <w:tcPr>
+            <w:tcW w:w="0" w:type="auto"/>
+            <w:tcBorders>
+              <w:top w:val="single" w:sz="6" w:space="0" w:color="000000"/>
+              <w:left w:val="single" w:sz="6" w:space="0" w:color="000000"/>
+              <w:bottom w:val="single" w:sz="6" w:space="0" w:color="000000"/>
+              <w:right w:val="single" w:sz="6" w:space="0" w:color="000000"/>
+            </w:tcBorders>
+            <w:shd w:val="clear" w:color="auto" w:fill="FFFFFF"/>
+            <w:tcMar>
+              <w:top w:w="45" w:type="dxa"/>
+              <w:left w:w="75" w:type="dxa"/>
+              <w:bottom w:w="45" w:type="dxa"/>
+              <w:right w:w="75" w:type="dxa"/>
+            </w:tcMar>
+            <w:hideMark/>
+          </w:tcPr>
+          <w:p>
+            <w:pPr>
+              <w:spacing w:after="120" w:line="276" w:lineRule="auto"/>
+              <w:rPr>
+                <w:rFonts w:eastAsia="Times New Roman"/>
+                <w:sz w:val="20"/>
+                <w:szCs w:val="20"/>
+              </w:rPr>
+            </w:pPr>
+            <w:r>
+              <w:rPr>
+                <w:rFonts w:eastAsia="Times New Roman"/>
+                <w:sz w:val="20"/>
+                <w:szCs w:val="20"/>
+              </w:rPr>
+              <w:t>rule(r1, [optic(uniaxial), ri_in(corundum), sg_in(corundum)], species(corundum)).</w:t>
+            </w:r>
+          </w:p>
+        </w:tc>
+        <w:tc>
+          <w:tcPr>
+            <w:tcW w:w="0" w:type="auto"/>
+            <w:tcBorders>
+              <w:top w:val="single" w:sz="6" w:space="0" w:color="000000"/>
+              <w:left w:val="single" w:sz="6" w:space="0" w:color="000000"/>
+              <w:bottom w:val="single" w:sz="6" w:space="0" w:color="000000"/>
+              <w:right w:val="single" w:sz="6" w:space="0" w:color="000000"/>
+            </w:tcBorders>
+            <w:shd w:val="clear" w:color="auto" w:fill="FFFFFF"/>
+            <w:tcMar>
+              <w:top w:w="45" w:type="dxa"/>
+              <w:left w:w="75" w:type="dxa"/>
+              <w:bottom w:w="45" w:type="dxa"/>
+              <w:right w:w="75" w:type="dxa"/>
+            </w:tcMar>
+            <w:hideMark/>
+          </w:tcPr>
+          <w:p>
+            <w:pPr>
+              <w:spacing w:after="120" w:line="276" w:lineRule="auto"/>
+              <w:rPr>
+                <w:rFonts w:eastAsia="Times New Roman"/>
+                <w:sz w:val="20"/>
+                <w:szCs w:val="20"/>
+              </w:rPr>
+            </w:pPr>
+            <w:r>
+              <w:rPr>
+                <w:rFonts w:eastAsia="Times New Roman"/>
+                <w:sz w:val="20"/>
+                <w:szCs w:val="20"/>
+              </w:rPr>
+              <w:t>IF the stone is uniaxial AND its RI is in the corundum range AND its SG is in the corundum range, THEN the species is corundum.</w:t>
+            </w:r>
+          </w:p>
+        </w:tc>
+      </w:tr>
+      <w:tr>
+        <w:trPr>
+          <w:cantSplit/>
+        </w:trPr>
+        <w:tc>
+          <w:tcPr>
+            <w:tcW w:w="0" w:type="auto"/>
+            <w:tcBorders>
+              <w:top w:val="single" w:sz="6" w:space="0" w:color="000000"/>
+              <w:left w:val="single" w:sz="6" w:space="0" w:color="000000"/>
+              <w:bottom w:val="single" w:sz="6" w:space="0" w:color="000000"/>
+              <w:right w:val="single" w:sz="6" w:space="0" w:color="000000"/>
+            </w:tcBorders>
+            <w:shd w:val="clear" w:color="auto" w:fill="FFFFFF"/>
+            <w:tcMar>
+              <w:top w:w="45" w:type="dxa"/>
+              <w:left w:w="75" w:type="dxa"/>
+              <w:bottom w:w="45" w:type="dxa"/>
+              <w:right w:w="75" w:type="dxa"/>
+            </w:tcMar>
+            <w:hideMark/>
+          </w:tcPr>
+          <w:p>
+            <w:pPr>
+              <w:spacing w:after="120" w:line="276" w:lineRule="auto"/>
+              <w:rPr>
+                <w:rFonts w:eastAsia="Times New Roman"/>
+                <w:sz w:val="20"/>
+                <w:szCs w:val="20"/>
+              </w:rPr>
+            </w:pPr>
+            <w:r>
+              <w:rPr>
+                <w:rFonts w:eastAsia="Times New Roman"/>
+                <w:sz w:val="20"/>
+                <w:szCs w:val="20"/>
+              </w:rPr>
+              <w:t>2. Variety</w:t>
+            </w:r>
+          </w:p>
+        </w:tc>
+        <w:tc>
+          <w:tcPr>
+            <w:tcW w:w="0" w:type="auto"/>
+            <w:tcBorders>
+              <w:top w:val="single" w:sz="6" w:space="0" w:color="000000"/>
+              <w:left w:val="single" w:sz="6" w:space="0" w:color="000000"/>
+              <w:bottom w:val="single" w:sz="6" w:space="0" w:color="000000"/>
+              <w:right w:val="single" w:sz="6" w:space="0" w:color="000000"/>
+            </w:tcBorders>
+            <w:shd w:val="clear" w:color="auto" w:fill="FFFFFF"/>
+            <w:tcMar>
+              <w:top w:w="45" w:type="dxa"/>
+              <w:left w:w="75" w:type="dxa"/>
+              <w:bottom w:w="45" w:type="dxa"/>
+              <w:right w:w="75" w:type="dxa"/>
+            </w:tcMar>
+            <w:hideMark/>
+          </w:tcPr>
+          <w:p>
+            <w:pPr>
+              <w:spacing w:after="120" w:line="276" w:lineRule="auto"/>
+              <w:rPr>
+                <w:rFonts w:eastAsia="Times New Roman"/>
+                <w:sz w:val="20"/>
+                <w:szCs w:val="20"/>
+              </w:rPr>
+            </w:pPr>
+            <w:r>
+              <w:rPr>
+                <w:rFonts w:eastAsia="Times New Roman"/>
+                <w:sz w:val="20"/>
+                <w:szCs w:val="20"/>
+              </w:rPr>
+              <w:t>rule(r24, [species(corundum), observed_colour(blue), not(phenomenon(star))], variety(blue_sapphire)).</w:t>
+            </w:r>
+          </w:p>
+        </w:tc>
+        <w:tc>
+          <w:tcPr>
+            <w:tcW w:w="0" w:type="auto"/>
+            <w:tcBorders>
+              <w:top w:val="single" w:sz="6" w:space="0" w:color="000000"/>
+              <w:left w:val="single" w:sz="6" w:space="0" w:color="000000"/>
+              <w:bottom w:val="single" w:sz="6" w:space="0" w:color="000000"/>
+              <w:right w:val="single" w:sz="6" w:space="0" w:color="000000"/>
+            </w:tcBorders>
+            <w:shd w:val="clear" w:color="auto" w:fill="FFFFFF"/>
+            <w:tcMar>
+              <w:top w:w="45" w:type="dxa"/>
+              <w:left w:w="75" w:type="dxa"/>
+              <w:bottom w:w="45" w:type="dxa"/>
+              <w:right w:w="75" w:type="dxa"/>
+            </w:tcMar>
+            <w:hideMark/>
+          </w:tcPr>
+          <w:p>
+            <w:pPr>
+              <w:spacing w:after="120" w:line="276" w:lineRule="auto"/>
+              <w:rPr>
+                <w:rFonts w:eastAsia="Times New Roman"/>
+                <w:sz w:val="20"/>
+                <w:szCs w:val="20"/>
+              </w:rPr>
+            </w:pPr>
+            <w:r>
+              <w:rPr>
+                <w:rFonts w:eastAsia="Times New Roman"/>
+                <w:sz w:val="20"/>
+                <w:szCs w:val="20"/>
+              </w:rPr>
+              <w:t>IF the stone is corundum AND it is blue AND it does not show a star, THEN it is a blue sapphire.</w:t>
+            </w:r>
+          </w:p>
+        </w:tc>
+      </w:tr>
+      <w:tr>
+        <w:trPr>
+          <w:cantSplit/>
+        </w:trPr>
+        <w:tc>
+          <w:tcPr>
+            <w:tcW w:w="0" w:type="auto"/>
+            <w:tcBorders>
+              <w:top w:val="single" w:sz="6" w:space="0" w:color="000000"/>
+              <w:left w:val="single" w:sz="6" w:space="0" w:color="000000"/>
+              <w:bottom w:val="single" w:sz="6" w:space="0" w:color="000000"/>
+              <w:right w:val="single" w:sz="6" w:space="0" w:color="000000"/>
+            </w:tcBorders>
+            <w:shd w:val="clear" w:color="auto" w:fill="FFFFFF"/>
+            <w:tcMar>
+              <w:top w:w="45" w:type="dxa"/>
+              <w:left w:w="75" w:type="dxa"/>
+              <w:bottom w:w="45" w:type="dxa"/>
+              <w:right w:w="75" w:type="dxa"/>
+            </w:tcMar>
+            <w:hideMark/>
+          </w:tcPr>
+          <w:p>
+            <w:pPr>
+              <w:spacing w:after="120" w:line="276" w:lineRule="auto"/>
+              <w:rPr>
+                <w:rFonts w:eastAsia="Times New Roman"/>
+                <w:sz w:val="20"/>
+                <w:szCs w:val="20"/>
+              </w:rPr>
+            </w:pPr>
+            <w:r>
+              <w:rPr>
+                <w:rFonts w:eastAsia="Times New Roman"/>
+                <w:sz w:val="20"/>
+                <w:szCs w:val="20"/>
+              </w:rPr>
+              <w:t>3. Origin</w:t>
+            </w:r>
+          </w:p>
+        </w:tc>
+        <w:tc>
+          <w:tcPr>
+            <w:tcW w:w="0" w:type="auto"/>
+            <w:tcBorders>
+              <w:top w:val="single" w:sz="6" w:space="0" w:color="000000"/>
+              <w:left w:val="single" w:sz="6" w:space="0" w:color="000000"/>
+              <w:bottom w:val="single" w:sz="6" w:space="0" w:color="000000"/>
+              <w:right w:val="single" w:sz="6" w:space="0" w:color="000000"/>
+            </w:tcBorders>
+            <w:shd w:val="clear" w:color="auto" w:fill="FFFFFF"/>
+            <w:tcMar>
+              <w:top w:w="45" w:type="dxa"/>
+              <w:left w:w="75" w:type="dxa"/>
+              <w:bottom w:w="45" w:type="dxa"/>
+              <w:right w:w="75" w:type="dxa"/>
+            </w:tcMar>
+            <w:hideMark/>
+          </w:tcPr>
+          <w:p>
+            <w:pPr>
+              <w:spacing w:after="120" w:line="276" w:lineRule="auto"/>
+              <w:rPr>
+                <w:rFonts w:eastAsia="Times New Roman"/>
+                <w:sz w:val="20"/>
+                <w:szCs w:val="20"/>
+              </w:rPr>
+            </w:pPr>
+            <w:r>
+              <w:rPr>
+                <w:rFonts w:eastAsia="Times New Roman"/>
+                <w:sz w:val="20"/>
+                <w:szCs w:val="20"/>
+              </w:rPr>
+              <w:t>rule(r46, [species(corundum), inclusion(silk)], origin(likely_natural)).</w:t>
+            </w:r>
+          </w:p>
+        </w:tc>
+        <w:tc>
+          <w:tcPr>
+            <w:tcW w:w="0" w:type="auto"/>
+            <w:tcBorders>
+              <w:top w:val="single" w:sz="6" w:space="0" w:color="000000"/>
+              <w:left w:val="single" w:sz="6" w:space="0" w:color="000000"/>
+              <w:bottom w:val="single" w:sz="6" w:space="0" w:color="000000"/>
+              <w:right w:val="single" w:sz="6" w:space="0" w:color="000000"/>
+            </w:tcBorders>
+            <w:shd w:val="clear" w:color="auto" w:fill="FFFFFF"/>
+            <w:tcMar>
+              <w:top w:w="45" w:type="dxa"/>
+              <w:left w:w="75" w:type="dxa"/>
+              <w:bottom w:w="45" w:type="dxa"/>
+              <w:right w:w="75" w:type="dxa"/>
+            </w:tcMar>
+            <w:hideMark/>
+          </w:tcPr>
+          <w:p>
+            <w:pPr>
+              <w:spacing w:after="120" w:line="276" w:lineRule="auto"/>
+              <w:rPr>
+                <w:rFonts w:eastAsia="Times New Roman"/>
+                <w:sz w:val="20"/>
+                <w:szCs w:val="20"/>
+              </w:rPr>
+            </w:pPr>
+            <w:r>
+              <w:rPr>
+                <w:rFonts w:eastAsia="Times New Roman"/>
+                <w:sz w:val="20"/>
+                <w:szCs w:val="20"/>
+              </w:rPr>
+              <w:t>IF the stone is corundum AND it contains rutile silk, THEN it is likely natural.</w:t>
+            </w:r>
+          </w:p>
+        </w:tc>
+      </w:tr>
+      <w:tr>
+        <w:trPr>
+          <w:cantSplit/>
+        </w:trPr>
+        <w:tc>
+          <w:tcPr>
+            <w:tcW w:w="0" w:type="auto"/>
+            <w:tcBorders>
+              <w:top w:val="single" w:sz="6" w:space="0" w:color="000000"/>
+              <w:left w:val="single" w:sz="6" w:space="0" w:color="000000"/>
+              <w:bottom w:val="single" w:sz="6" w:space="0" w:color="000000"/>
+              <w:right w:val="single" w:sz="6" w:space="0" w:color="000000"/>
+            </w:tcBorders>
+            <w:shd w:val="clear" w:color="auto" w:fill="FFFFFF"/>
+            <w:tcMar>
+              <w:top w:w="45" w:type="dxa"/>
+              <w:left w:w="75" w:type="dxa"/>
+              <w:bottom w:w="45" w:type="dxa"/>
+              <w:right w:w="75" w:type="dxa"/>
+            </w:tcMar>
+            <w:hideMark/>
+          </w:tcPr>
+          <w:p>
+            <w:pPr>
+              <w:spacing w:after="120" w:line="276" w:lineRule="auto"/>
+              <w:rPr>
+                <w:rFonts w:eastAsia="Times New Roman"/>
+                <w:sz w:val="20"/>
+                <w:szCs w:val="20"/>
+              </w:rPr>
+            </w:pPr>
+            <w:r>
+              <w:rPr>
+                <w:rFonts w:eastAsia="Times New Roman"/>
+                <w:sz w:val="20"/>
+                <w:szCs w:val="20"/>
+              </w:rPr>
+              <w:lastRenderedPageBreak/>
+              <w:t>4. Advice</w:t>
+            </w:r>
+          </w:p>
+        </w:tc>
+        <w:tc>
+          <w:tcPr>
+            <w:tcW w:w="0" w:type="auto"/>
+            <w:tcBorders>
+              <w:top w:val="single" w:sz="6" w:space="0" w:color="000000"/>
+              <w:left w:val="single" w:sz="6" w:space="0" w:color="000000"/>
+              <w:bottom w:val="single" w:sz="6" w:space="0" w:color="000000"/>
+              <w:right w:val="single" w:sz="6" w:space="0" w:color="000000"/>
+            </w:tcBorders>
+            <w:shd w:val="clear" w:color="auto" w:fill="FFFFFF"/>
+            <w:tcMar>
+              <w:top w:w="45" w:type="dxa"/>
+              <w:left w:w="75" w:type="dxa"/>
+              <w:bottom w:w="45" w:type="dxa"/>
+              <w:right w:w="75" w:type="dxa"/>
+            </w:tcMar>
+            <w:hideMark/>
+          </w:tcPr>
+          <w:p>
+            <w:pPr>
+              <w:spacing w:after="120" w:line="276" w:lineRule="auto"/>
+              <w:rPr>
+                <w:rFonts w:eastAsia="Times New Roman"/>
+                <w:sz w:val="20"/>
+                <w:szCs w:val="20"/>
+              </w:rPr>
+            </w:pPr>
+            <w:r>
+              <w:rPr>
+                <w:rFonts w:eastAsia="Times New Roman"/>
+                <w:sz w:val="20"/>
+                <w:szCs w:val="20"/>
+              </w:rPr>
+              <w:t>rule(r61, [origin(likely_natural)], advice(get_certificate)).</w:t>
+            </w:r>
+          </w:p>
+        </w:tc>
+        <w:tc>
+          <w:tcPr>
+            <w:tcW w:w="0" w:type="auto"/>
+            <w:tcBorders>
+              <w:top w:val="single" w:sz="6" w:space="0" w:color="000000"/>
+              <w:left w:val="single" w:sz="6" w:space="0" w:color="000000"/>
+              <w:bottom w:val="single" w:sz="6" w:space="0" w:color="000000"/>
+              <w:right w:val="single" w:sz="6" w:space="0" w:color="000000"/>
+            </w:tcBorders>
+            <w:shd w:val="clear" w:color="auto" w:fill="FFFFFF"/>
+            <w:tcMar>
+              <w:top w:w="45" w:type="dxa"/>
+              <w:left w:w="75" w:type="dxa"/>
+              <w:bottom w:w="45" w:type="dxa"/>
+              <w:right w:w="75" w:type="dxa"/>
+            </w:tcMar>
+            <w:hideMark/>
+          </w:tcPr>
+          <w:p>
+            <w:pPr>
+              <w:spacing w:after="120" w:line="276" w:lineRule="auto"/>
+              <w:rPr>
+                <w:rFonts w:eastAsia="Times New Roman"/>
+                <w:sz w:val="20"/>
+                <w:szCs w:val="20"/>
+              </w:rPr>
+            </w:pPr>
+            <w:r>
+              <w:rPr>
+                <w:rFonts w:eastAsia="Times New Roman"/>
+                <w:sz w:val="20"/>
+                <w:szCs w:val="20"/>
+              </w:rPr>
+              <w:t>IF the stone is likely natural, THEN advise the buyer to obtain a laboratory certificate.</w:t>
+            </w:r>
+          </w:p>
+        </w:tc>
+      </w:tr>
+    </w:tbl>
     <w:p>
       <w:pPr>
         <w:pStyle w:val="NormalWeb"/>
@@ -17425,7 +18275,10 @@
         <w:t>Frames</w:t>
       </w:r>
       <w:r>
-        <w:t xml:space="preserve"> would describe each gem well but do not naturally express the heuristic IF-THEN knowledge about inclusions and origin. Production rules express both kinds of knowledge, support both chaining directions and give natural explanations, so they were chosen.</w:t>
+        <w:t xml:space="preserve"> </w:t>
+      </w:r>
+      <w:r>
+        <w:t>would describe each gem well but do not naturally express the heuristic IF-THEN knowledge about inclusions and origin. Production rules express both kinds of knowledge, support both chaining directions and give natural explanations, so they were chosen.</w:t>
       </w:r>
     </w:p>
     <w:p>
@@ -17435,7 +18288,7 @@
           <w:rFonts w:eastAsia="Times New Roman"/>
         </w:rPr>
       </w:pPr>
-      <w:bookmarkStart w:id="13" w:name="_Toc241595798"/>
+      <w:bookmarkStart w:id="13" w:name="_Toc241602119"/>
       <w:r>
         <w:rPr>
           <w:rFonts w:eastAsia="Times New Roman"/>
@@ -17544,7 +18397,7 @@
         <w:pStyle w:val="NormalWeb"/>
       </w:pPr>
       <w:r>
-        <w:t>Table 5 summarises the values chosen for each rule group; individual values are listed in Appendix A.</w:t>
+        <w:t>Table 6 summarises the values chosen for each rule group; individual values are listed in Appendix A.</w:t>
       </w:r>
     </w:p>
     <w:p>
@@ -17552,7 +18405,7 @@
         <w:pStyle w:val="tcaption"/>
       </w:pPr>
       <w:r>
-        <w:t>Table 5. Certainty factor ranges by rule group</w:t>
+        <w:t>Table 6. Certainty factor ranges by rule group</w:t>
       </w:r>
     </w:p>
     <w:tbl>
@@ -17572,26 +18425,31 @@
         <w:gridCol w:w="1690"/>
       </w:tblGrid>
       <w:tr>
-        <w:tc>
-          <w:tcPr>
-            <w:tcW w:w="0" w:type="auto"/>
-            <w:tcBorders>
-              <w:top w:val="single" w:sz="6" w:space="0" w:color="000000"/>
-              <w:left w:val="single" w:sz="6" w:space="0" w:color="000000"/>
-              <w:bottom w:val="single" w:sz="6" w:space="0" w:color="000000"/>
-              <w:right w:val="single" w:sz="6" w:space="0" w:color="000000"/>
-            </w:tcBorders>
-            <w:shd w:val="clear" w:color="auto" w:fill="FFFFFF"/>
-            <w:tcMar>
-              <w:top w:w="45" w:type="dxa"/>
-              <w:left w:w="75" w:type="dxa"/>
-              <w:bottom w:w="45" w:type="dxa"/>
-              <w:right w:w="75" w:type="dxa"/>
-            </w:tcMar>
-            <w:hideMark/>
-          </w:tcPr>
-          <w:p>
-            <w:pPr>
+        <w:trPr>
+          <w:cantSplit/>
+          <w:tblHeader/>
+        </w:trPr>
+        <w:tc>
+          <w:tcPr>
+            <w:tcW w:w="0" w:type="auto"/>
+            <w:tcBorders>
+              <w:top w:val="single" w:sz="6" w:space="0" w:color="000000"/>
+              <w:left w:val="single" w:sz="6" w:space="0" w:color="000000"/>
+              <w:bottom w:val="single" w:sz="6" w:space="0" w:color="000000"/>
+              <w:right w:val="single" w:sz="6" w:space="0" w:color="000000"/>
+            </w:tcBorders>
+            <w:shd w:val="clear" w:color="auto" w:fill="FFFFFF"/>
+            <w:tcMar>
+              <w:top w:w="45" w:type="dxa"/>
+              <w:left w:w="75" w:type="dxa"/>
+              <w:bottom w:w="45" w:type="dxa"/>
+              <w:right w:w="75" w:type="dxa"/>
+            </w:tcMar>
+            <w:hideMark/>
+          </w:tcPr>
+          <w:p>
+            <w:pPr>
+              <w:keepNext/>
               <w:spacing w:after="120" w:line="276" w:lineRule="auto"/>
               <w:rPr>
                 <w:rFonts w:eastAsia="Times New Roman"/>
@@ -17633,6 +18491,7 @@
           </w:tcPr>
           <w:p>
             <w:pPr>
+              <w:keepNext/>
               <w:spacing w:after="120" w:line="276" w:lineRule="auto"/>
               <w:rPr>
                 <w:rFonts w:eastAsia="Times New Roman"/>
@@ -17674,6 +18533,7 @@
           </w:tcPr>
           <w:p>
             <w:pPr>
+              <w:keepNext/>
               <w:spacing w:after="120" w:line="276" w:lineRule="auto"/>
               <w:rPr>
                 <w:rFonts w:eastAsia="Times New Roman"/>
@@ -17697,6 +18557,9 @@
         </w:tc>
       </w:tr>
       <w:tr>
+        <w:trPr>
+          <w:cantSplit/>
+        </w:trPr>
         <w:tc>
           <w:tcPr>
             <w:tcW w:w="0" w:type="auto"/>
@@ -17810,6 +18673,9 @@
         </w:tc>
       </w:tr>
       <w:tr>
+        <w:trPr>
+          <w:cantSplit/>
+        </w:trPr>
         <w:tc>
           <w:tcPr>
             <w:tcW w:w="0" w:type="auto"/>
@@ -17923,6 +18789,9 @@
         </w:tc>
       </w:tr>
       <w:tr>
+        <w:trPr>
+          <w:cantSplit/>
+        </w:trPr>
         <w:tc>
           <w:tcPr>
             <w:tcW w:w="0" w:type="auto"/>
@@ -18036,40 +18905,42 @@
         </w:tc>
       </w:tr>
       <w:tr>
-        <w:tc>
-          <w:tcPr>
-            <w:tcW w:w="0" w:type="auto"/>
-            <w:tcBorders>
-              <w:top w:val="single" w:sz="6" w:space="0" w:color="000000"/>
-              <w:left w:val="single" w:sz="6" w:space="0" w:color="000000"/>
-              <w:bottom w:val="single" w:sz="6" w:space="0" w:color="000000"/>
-              <w:right w:val="single" w:sz="6" w:space="0" w:color="000000"/>
-            </w:tcBorders>
-            <w:shd w:val="clear" w:color="auto" w:fill="FFFFFF"/>
-            <w:tcMar>
-              <w:top w:w="45" w:type="dxa"/>
-              <w:left w:w="75" w:type="dxa"/>
-              <w:bottom w:w="45" w:type="dxa"/>
-              <w:right w:w="75" w:type="dxa"/>
-            </w:tcMar>
-            <w:hideMark/>
-          </w:tcPr>
-          <w:p>
-            <w:pPr>
-              <w:spacing w:after="120" w:line="276" w:lineRule="auto"/>
-              <w:rPr>
-                <w:rFonts w:eastAsia="Times New Roman"/>
-                <w:sz w:val="20"/>
-                <w:szCs w:val="20"/>
-              </w:rPr>
-            </w:pPr>
-            <w:r>
-              <w:rPr>
-                <w:rFonts w:eastAsia="Times New Roman"/>
-                <w:sz w:val="20"/>
-                <w:szCs w:val="20"/>
-              </w:rPr>
-              <w:lastRenderedPageBreak/>
+        <w:trPr>
+          <w:cantSplit/>
+        </w:trPr>
+        <w:tc>
+          <w:tcPr>
+            <w:tcW w:w="0" w:type="auto"/>
+            <w:tcBorders>
+              <w:top w:val="single" w:sz="6" w:space="0" w:color="000000"/>
+              <w:left w:val="single" w:sz="6" w:space="0" w:color="000000"/>
+              <w:bottom w:val="single" w:sz="6" w:space="0" w:color="000000"/>
+              <w:right w:val="single" w:sz="6" w:space="0" w:color="000000"/>
+            </w:tcBorders>
+            <w:shd w:val="clear" w:color="auto" w:fill="FFFFFF"/>
+            <w:tcMar>
+              <w:top w:w="45" w:type="dxa"/>
+              <w:left w:w="75" w:type="dxa"/>
+              <w:bottom w:w="45" w:type="dxa"/>
+              <w:right w:w="75" w:type="dxa"/>
+            </w:tcMar>
+            <w:hideMark/>
+          </w:tcPr>
+          <w:p>
+            <w:pPr>
+              <w:spacing w:after="120" w:line="276" w:lineRule="auto"/>
+              <w:rPr>
+                <w:rFonts w:eastAsia="Times New Roman"/>
+                <w:sz w:val="20"/>
+                <w:szCs w:val="20"/>
+              </w:rPr>
+            </w:pPr>
+            <w:r>
+              <w:rPr>
+                <w:rFonts w:eastAsia="Times New Roman"/>
+                <w:sz w:val="20"/>
+                <w:szCs w:val="20"/>
+              </w:rPr>
               <w:t>Varieties (layer 2)</w:t>
             </w:r>
           </w:p>
@@ -18150,6 +19021,9 @@
         </w:tc>
       </w:tr>
       <w:tr>
+        <w:trPr>
+          <w:cantSplit/>
+        </w:trPr>
         <w:tc>
           <w:tcPr>
             <w:tcW w:w="0" w:type="auto"/>
@@ -18263,6 +19137,9 @@
         </w:tc>
       </w:tr>
       <w:tr>
+        <w:trPr>
+          <w:cantSplit/>
+        </w:trPr>
         <w:tc>
           <w:tcPr>
             <w:tcW w:w="0" w:type="auto"/>
@@ -18381,6 +19258,7 @@
         <w:pStyle w:val="NormalWeb"/>
       </w:pPr>
       <w:r>
+        <w:lastRenderedPageBreak/>
         <w:t>The values encode the knowledge engineer's judgement of how conclusive each piece of evidence is. Species rules are high (0.90-0.95) because three independent measurements agree, but not 1.0 because ranges can overlap. Colour-based varieties are lower where the colour boundary is subjective (padparadscha 0.70). Origin rules range from 0.95 for curved striae, which the literature treats as diagnostic of flame-fusion synthesis [1], down to 0.60 for fingerprints, which can also occur in flux-grown synthetics [</w:t>
       </w:r>
       <w:r>
@@ -18403,7 +19281,7 @@
           <w:rFonts w:eastAsia="Times New Roman"/>
         </w:rPr>
       </w:pPr>
-      <w:bookmarkStart w:id="14" w:name="_Toc241595799"/>
+      <w:bookmarkStart w:id="14" w:name="_Toc241602120"/>
       <w:r>
         <w:rPr>
           <w:rFonts w:eastAsia="Times New Roman"/>
@@ -18419,7 +19297,7 @@
           <w:rFonts w:eastAsia="Times New Roman"/>
         </w:rPr>
       </w:pPr>
-      <w:bookmarkStart w:id="15" w:name="_Toc241595800"/>
+      <w:bookmarkStart w:id="15" w:name="_Toc241602121"/>
       <w:r>
         <w:rPr>
           <w:rFonts w:eastAsia="Times New Roman"/>
@@ -18456,7 +19334,7 @@
         </w:rPr>
         <w:lastRenderedPageBreak/>
         <w:drawing>
-          <wp:inline distT="0" distB="0" distL="0" distR="0" wp14:anchorId="34AAE05E" wp14:editId="0804A0AF">
+          <wp:inline distT="0" distB="0" distL="0" distR="0" wp14:anchorId="726A4B39" wp14:editId="04B2F5C1">
             <wp:extent cx="5715000" cy="3954780"/>
             <wp:effectExtent l="0" t="0" r="0" b="7620"/>
             <wp:docPr id="3" name="Picture 3"/>
@@ -18519,7 +19397,7 @@
         <w:pStyle w:val="tcaption"/>
       </w:pPr>
       <w:r>
-        <w:t>Table 6. Source files</w:t>
+        <w:t>Table 7. Source files</w:t>
       </w:r>
     </w:p>
     <w:tbl>
@@ -18538,6 +19416,10 @@
         <w:gridCol w:w="7029"/>
       </w:tblGrid>
       <w:tr>
+        <w:trPr>
+          <w:cantSplit/>
+          <w:tblHeader/>
+        </w:trPr>
         <w:tc>
           <w:tcPr>
             <w:tcW w:w="1100" w:type="pct"/>
@@ -18558,6 +19440,7 @@
           </w:tcPr>
           <w:p>
             <w:pPr>
+              <w:keepNext/>
               <w:spacing w:after="120" w:line="276" w:lineRule="auto"/>
               <w:rPr>
                 <w:rFonts w:eastAsia="Times New Roman"/>
@@ -18599,6 +19482,7 @@
           </w:tcPr>
           <w:p>
             <w:pPr>
+              <w:keepNext/>
               <w:spacing w:after="120" w:line="276" w:lineRule="auto"/>
               <w:rPr>
                 <w:rFonts w:eastAsia="Times New Roman"/>
@@ -18622,6 +19506,9 @@
         </w:tc>
       </w:tr>
       <w:tr>
+        <w:trPr>
+          <w:cantSplit/>
+        </w:trPr>
         <w:tc>
           <w:tcPr>
             <w:tcW w:w="0" w:type="auto"/>
@@ -18698,6 +19585,9 @@
         </w:tc>
       </w:tr>
       <w:tr>
+        <w:trPr>
+          <w:cantSplit/>
+        </w:trPr>
         <w:tc>
           <w:tcPr>
             <w:tcW w:w="0" w:type="auto"/>
@@ -18774,6 +19664,9 @@
         </w:tc>
       </w:tr>
       <w:tr>
+        <w:trPr>
+          <w:cantSplit/>
+        </w:trPr>
         <w:tc>
           <w:tcPr>
             <w:tcW w:w="0" w:type="auto"/>
@@ -18850,6 +19743,9 @@
         </w:tc>
       </w:tr>
       <w:tr>
+        <w:trPr>
+          <w:cantSplit/>
+        </w:trPr>
         <w:tc>
           <w:tcPr>
             <w:tcW w:w="0" w:type="auto"/>
@@ -18926,6 +19822,9 @@
         </w:tc>
       </w:tr>
       <w:tr>
+        <w:trPr>
+          <w:cantSplit/>
+        </w:trPr>
         <w:tc>
           <w:tcPr>
             <w:tcW w:w="0" w:type="auto"/>
@@ -19002,6 +19901,9 @@
         </w:tc>
       </w:tr>
       <w:tr>
+        <w:trPr>
+          <w:cantSplit/>
+        </w:trPr>
         <w:tc>
           <w:tcPr>
             <w:tcW w:w="0" w:type="auto"/>
@@ -19078,6 +19980,9 @@
         </w:tc>
       </w:tr>
       <w:tr>
+        <w:trPr>
+          <w:cantSplit/>
+        </w:trPr>
         <w:tc>
           <w:tcPr>
             <w:tcW w:w="0" w:type="auto"/>
@@ -19154,6 +20059,9 @@
         </w:tc>
       </w:tr>
       <w:tr>
+        <w:trPr>
+          <w:cantSplit/>
+        </w:trPr>
         <w:tc>
           <w:tcPr>
             <w:tcW w:w="0" w:type="auto"/>
@@ -19237,7 +20145,7 @@
           <w:rFonts w:eastAsia="Times New Roman"/>
         </w:rPr>
       </w:pPr>
-      <w:bookmarkStart w:id="16" w:name="_Toc241595801"/>
+      <w:bookmarkStart w:id="16" w:name="_Toc241602122"/>
       <w:r>
         <w:rPr>
           <w:rFonts w:eastAsia="Times New Roman"/>
@@ -19321,10 +20229,7 @@
         <w:pStyle w:val="HTMLPreformatted"/>
       </w:pPr>
       <w:r>
-        <w:t xml:space="preserve">    rule(Id, Conds, Concl),               </w:t>
-      </w:r>
-      <w:r>
-        <w:t>% candidate rule, in knowledge-base order</w:t>
+        <w:t xml:space="preserve">    rule(Id, Conds, Concl),       % next rule, in knowledge-base order</w:t>
       </w:r>
     </w:p>
     <w:p>
@@ -19332,7 +20237,10 @@
         <w:pStyle w:val="HTMLPreformatted"/>
       </w:pPr>
       <w:r>
-        <w:t xml:space="preserve">    all_true(Conds),                      % every condition holds in working memory</w:t>
+        <w:t xml:space="preserve">    </w:t>
+      </w:r>
+      <w:r>
+        <w:t>all_true(Conds),              % all its conditions are true</w:t>
       </w:r>
     </w:p>
     <w:p>
@@ -19340,7 +20248,7 @@
         <w:pStyle w:val="HTMLPreformatted"/>
       </w:pPr>
       <w:r>
-        <w:t xml:space="preserve">    ground(Concl),</w:t>
+        <w:t xml:space="preserve">    ground(Concl),                % conclusion fully known</w:t>
       </w:r>
     </w:p>
     <w:p>
@@ -19348,7 +20256,7 @@
         <w:pStyle w:val="HTMLPreformatted"/>
       </w:pPr>
       <w:r>
-        <w:t xml:space="preserve">    \+ fired(Id, _, Concl).               % refractoriness</w:t>
+        <w:t xml:space="preserve">    \+ fired(Id, _, Concl).       % not fired before (refractoriness)</w:t>
       </w:r>
     </w:p>
     <w:p>
@@ -19433,7 +20341,7 @@
           <w:rFonts w:eastAsia="Times New Roman"/>
         </w:rPr>
       </w:pPr>
-      <w:bookmarkStart w:id="17" w:name="_Toc241595802"/>
+      <w:bookmarkStart w:id="17" w:name="_Toc241602123"/>
       <w:r>
         <w:rPr>
           <w:rFonts w:eastAsia="Times New Roman"/>
@@ -19474,7 +20382,8 @@
         <w:pStyle w:val="HTMLPreformatted"/>
       </w:pPr>
       <w:r>
-        <w:t>prove(not(C), negated(C))    :- !, \+ prove(C, _).          % negation as failure</w:t>
+        <w:lastRenderedPageBreak/>
+        <w:t>% 1. negation as failure: not(C) holds if C cannot be proved</w:t>
       </w:r>
     </w:p>
     <w:p>
@@ -19482,7 +20391,7 @@
         <w:pStyle w:val="HTMLPreformatted"/>
       </w:pPr>
       <w:r>
-        <w:t>prove(C, test(C))            :- test_condition(C), !, test(C).  % computed test</w:t>
+        <w:t>prove(not(C), negated(C)) :- !, \+ prove(C, _).</w:t>
       </w:r>
     </w:p>
     <w:p>
@@ -19490,7 +20399,7 @@
         <w:pStyle w:val="HTMLPreformatted"/>
       </w:pPr>
       <w:r>
-        <w:t>prove(C, given(C))           :- input_fact(C), !, fact(C).      % user input</w:t>
+        <w:t>% 2. a computed test, e.g. ri_in(corundum)</w:t>
       </w:r>
     </w:p>
     <w:p>
@@ -19498,7 +20407,7 @@
         <w:pStyle w:val="HTMLPreformatted"/>
       </w:pPr>
       <w:r>
-        <w:t>prove(C, by(Id, C, Proofs))  :-                                 % use a rule</w:t>
+        <w:t>prove(C, test(C)) :- test_condition(C), !, test(C).</w:t>
       </w:r>
     </w:p>
     <w:p>
@@ -19506,8 +20415,7 @@
         <w:pStyle w:val="HTMLPreformatted"/>
       </w:pPr>
       <w:r>
-        <w:lastRenderedPageBreak/>
-        <w:t xml:space="preserve">    rule(Id, Conds, C),</w:t>
+        <w:t>% 3. a fact the user entered</w:t>
       </w:r>
     </w:p>
     <w:p>
@@ -19515,6 +20423,38 @@
         <w:pStyle w:val="HTMLPreformatted"/>
       </w:pPr>
       <w:r>
+        <w:t>prove(C, given(C)) :- input_fact(C), !, fact(C).</w:t>
+      </w:r>
+    </w:p>
+    <w:p>
+      <w:pPr>
+        <w:pStyle w:val="HTMLPreformatted"/>
+      </w:pPr>
+      <w:r>
+        <w:t>% 4. use a rule that concludes C and prove its conditions</w:t>
+      </w:r>
+    </w:p>
+    <w:p>
+      <w:pPr>
+        <w:pStyle w:val="HTMLPreformatted"/>
+      </w:pPr>
+      <w:r>
+        <w:t>prove(C, by(Id, C, Proofs)) :-</w:t>
+      </w:r>
+    </w:p>
+    <w:p>
+      <w:pPr>
+        <w:pStyle w:val="HTMLPreformatted"/>
+      </w:pPr>
+      <w:r>
+        <w:t xml:space="preserve">    rule(Id, Conds, C),</w:t>
+      </w:r>
+    </w:p>
+    <w:p>
+      <w:pPr>
+        <w:pStyle w:val="HTMLPreformatted"/>
+      </w:pPr>
+      <w:r>
         <w:t xml:space="preserve">    prove_all(Conds, Proofs).</w:t>
       </w:r>
     </w:p>
@@ -19523,38 +20463,239 @@
         <w:pStyle w:val="NormalWeb"/>
       </w:pPr>
       <w:r>
-        <w:t xml:space="preserve">To prove a goal the engine selects a rule whose conclusion unifies with it and recursively proves its conditions as sub-goals, backtracking to the next rule if a condition fails. The proof tree </w:t>
-      </w:r>
-      <w:r>
-        <w:rPr>
-          <w:rStyle w:val="code1"/>
-        </w:rPr>
-        <w:t>by(r21, variety(ruby), [by(r1, species(corundum), [...]), given(observed_colour(red)), negated(phenomenon(star))])</w:t>
-      </w:r>
-      <w:r>
-        <w:t xml:space="preserve"> is the basis of the How explanation and the backward-chaining diagram. When the goal fails, </w:t>
-      </w:r>
-      <w:r>
-        <w:rPr>
-          <w:rStyle w:val="code1"/>
-        </w:rPr>
-        <w:t>why_not/3</w:t>
-      </w:r>
-      <w:r>
-        <w:t xml:space="preserve"> examines every rule that could have concluded it, finds the </w:t>
-      </w:r>
-      <w:r>
-        <w:rPr>
+        <w:t>Each clause handles one kind of goal, and the second argument records how it was proved:</w:t>
+      </w:r>
+    </w:p>
+    <w:p>
+      <w:pPr>
+        <w:numPr>
+          <w:ilvl w:val="0"/>
+          <w:numId w:val="4"/>
+        </w:numPr>
+        <w:spacing w:before="100" w:beforeAutospacing="1" w:after="40" w:line="360" w:lineRule="auto"/>
+        <w:jc w:val="both"/>
+        <w:rPr>
+          <w:rFonts w:eastAsia="Times New Roman"/>
+        </w:rPr>
+      </w:pPr>
+      <w:r>
+        <w:rPr>
+          <w:rFonts w:eastAsia="Times New Roman"/>
           <w:b/>
           <w:bCs/>
         </w:rPr>
+        <w:t>Clause 1:</w:t>
+      </w:r>
+      <w:r>
+        <w:rPr>
+          <w:rFonts w:eastAsia="Times New Roman"/>
+        </w:rPr>
+        <w:t xml:space="preserve"> a negated condition such as </w:t>
+      </w:r>
+      <w:r>
+        <w:rPr>
+          <w:rStyle w:val="code1"/>
+          <w:rFonts w:eastAsia="Times New Roman"/>
+        </w:rPr>
+        <w:t>not(phenomenon(star))</w:t>
+      </w:r>
+      <w:r>
+        <w:rPr>
+          <w:rFonts w:eastAsia="Times New Roman"/>
+        </w:rPr>
+        <w:t xml:space="preserve"> is proved when the inner goal </w:t>
+      </w:r>
+      <w:r>
+        <w:rPr>
+          <w:rFonts w:eastAsia="Times New Roman"/>
+          <w:i/>
+          <w:iCs/>
+        </w:rPr>
+        <w:t>cannot</w:t>
+      </w:r>
+      <w:r>
+        <w:rPr>
+          <w:rFonts w:eastAsia="Times New Roman"/>
+        </w:rPr>
+        <w:t xml:space="preserve"> be proved.</w:t>
+      </w:r>
+    </w:p>
+    <w:p>
+      <w:pPr>
+        <w:numPr>
+          <w:ilvl w:val="0"/>
+          <w:numId w:val="4"/>
+        </w:numPr>
+        <w:spacing w:before="100" w:beforeAutospacing="1" w:after="40" w:line="360" w:lineRule="auto"/>
+        <w:jc w:val="both"/>
+        <w:rPr>
+          <w:rFonts w:eastAsia="Times New Roman"/>
+        </w:rPr>
+      </w:pPr>
+      <w:r>
+        <w:rPr>
+          <w:rFonts w:eastAsia="Times New Roman"/>
+          <w:b/>
+          <w:bCs/>
+        </w:rPr>
+        <w:t>Clause 2:</w:t>
+      </w:r>
+      <w:r>
+        <w:rPr>
+          <w:rFonts w:eastAsia="Times New Roman"/>
+        </w:rPr>
+        <w:t xml:space="preserve"> a test such as </w:t>
+      </w:r>
+      <w:r>
+        <w:rPr>
+          <w:rStyle w:val="code1"/>
+          <w:rFonts w:eastAsia="Times New Roman"/>
+        </w:rPr>
+        <w:t>ri_in(corundum)</w:t>
+      </w:r>
+      <w:r>
+        <w:rPr>
+          <w:rFonts w:eastAsia="Times New Roman"/>
+        </w:rPr>
+        <w:t xml:space="preserve"> is proved by computation (comparing the reading with the stored range).</w:t>
+      </w:r>
+    </w:p>
+    <w:p>
+      <w:pPr>
+        <w:numPr>
+          <w:ilvl w:val="0"/>
+          <w:numId w:val="4"/>
+        </w:numPr>
+        <w:spacing w:before="100" w:beforeAutospacing="1" w:after="40" w:line="360" w:lineRule="auto"/>
+        <w:jc w:val="both"/>
+        <w:rPr>
+          <w:rFonts w:eastAsia="Times New Roman"/>
+        </w:rPr>
+      </w:pPr>
+      <w:r>
+        <w:rPr>
+          <w:rFonts w:eastAsia="Times New Roman"/>
+          <w:b/>
+          <w:bCs/>
+        </w:rPr>
+        <w:t>Clause 3:</w:t>
+      </w:r>
+      <w:r>
+        <w:rPr>
+          <w:rFonts w:eastAsia="Times New Roman"/>
+        </w:rPr>
+        <w:t xml:space="preserve"> an input such as </w:t>
+      </w:r>
+      <w:r>
+        <w:rPr>
+          <w:rStyle w:val="code1"/>
+          <w:rFonts w:eastAsia="Times New Roman"/>
+        </w:rPr>
+        <w:t>observed_colour(red)</w:t>
+      </w:r>
+      <w:r>
+        <w:rPr>
+          <w:rFonts w:eastAsia="Times New Roman"/>
+        </w:rPr>
+        <w:t xml:space="preserve"> is proved if the user entered it.</w:t>
+      </w:r>
+    </w:p>
+    <w:p>
+      <w:pPr>
+        <w:numPr>
+          <w:ilvl w:val="0"/>
+          <w:numId w:val="4"/>
+        </w:numPr>
+        <w:spacing w:before="100" w:beforeAutospacing="1" w:after="40" w:line="360" w:lineRule="auto"/>
+        <w:jc w:val="both"/>
+        <w:rPr>
+          <w:rFonts w:eastAsia="Times New Roman"/>
+        </w:rPr>
+      </w:pPr>
+      <w:r>
+        <w:rPr>
+          <w:rFonts w:eastAsia="Times New Roman"/>
+          <w:b/>
+          <w:bCs/>
+        </w:rPr>
+        <w:t>Clause 4:</w:t>
+      </w:r>
+      <w:r>
+        <w:rPr>
+          <w:rFonts w:eastAsia="Times New Roman"/>
+        </w:rPr>
+        <w:t xml:space="preserve"> </w:t>
+      </w:r>
+      <w:r>
+        <w:rPr>
+          <w:rFonts w:eastAsia="Times New Roman"/>
+        </w:rPr>
+        <w:t>any other goal is proved by finding a rule that concludes it and proving all of that rule's conditions in turn (</w:t>
+      </w:r>
+      <w:r>
+        <w:rPr>
+          <w:rStyle w:val="code1"/>
+          <w:rFonts w:eastAsia="Times New Roman"/>
+        </w:rPr>
+        <w:t>prove_all/2</w:t>
+      </w:r>
+      <w:r>
+        <w:rPr>
+          <w:rFonts w:eastAsia="Times New Roman"/>
+        </w:rPr>
+        <w:t xml:space="preserve"> calls </w:t>
+      </w:r>
+      <w:r>
+        <w:rPr>
+          <w:rStyle w:val="code1"/>
+          <w:rFonts w:eastAsia="Times New Roman"/>
+        </w:rPr>
+        <w:t>prove/2</w:t>
+      </w:r>
+      <w:r>
+        <w:rPr>
+          <w:rFonts w:eastAsia="Times New Roman"/>
+        </w:rPr>
+        <w:t xml:space="preserve"> on each one).</w:t>
+      </w:r>
+    </w:p>
+    <w:p>
+      <w:pPr>
+        <w:pStyle w:val="NormalWeb"/>
+      </w:pPr>
+      <w:r>
+        <w:t xml:space="preserve">To prove a goal the engine selects a rule whose conclusion unifies with it and recursively proves its conditions as sub-goals, backtracking to the next rule if a condition fails. The proof tree </w:t>
+      </w:r>
+      <w:r>
+        <w:rPr>
+          <w:rStyle w:val="code1"/>
+        </w:rPr>
+        <w:t>by(r21, variety(ruby), [by(r1, species(corundum), [...]), given(observed_colour(red)), negated(phenomenon(star))])</w:t>
+      </w:r>
+      <w:r>
+        <w:t xml:space="preserve"> </w:t>
+      </w:r>
+      <w:r>
+        <w:t xml:space="preserve">is the basis of the How explanation and the backward-chaining diagram. When the goal fails, </w:t>
+      </w:r>
+      <w:r>
+        <w:rPr>
+          <w:rStyle w:val="code1"/>
+        </w:rPr>
+        <w:t>why_not/3</w:t>
+      </w:r>
+      <w:r>
+        <w:t xml:space="preserve"> examines every rule that could have concluded it, finds the </w:t>
+      </w:r>
+      <w:r>
+        <w:rPr>
+          <w:b/>
+          <w:bCs/>
+        </w:rPr>
         <w:t>first failed condition</w:t>
       </w:r>
       <w:r>
-        <w:t xml:space="preserve"> </w:t>
-      </w:r>
-      <w:r>
-        <w:t>of each, and, if that condition is itself a derived fact, explains recursively why that sub-goal failed.</w:t>
+        <w:t xml:space="preserve"> of each, and, if that condition is itself a derived fact, explains recursively why that sub-goal failed.</w:t>
       </w:r>
     </w:p>
     <w:p>
@@ -19564,7 +20705,7 @@
           <w:rFonts w:eastAsia="Times New Roman"/>
         </w:rPr>
       </w:pPr>
-      <w:bookmarkStart w:id="18" w:name="_Toc241595803"/>
+      <w:bookmarkStart w:id="18" w:name="_Toc241602124"/>
       <w:r>
         <w:rPr>
           <w:rFonts w:eastAsia="Times New Roman"/>
@@ -19614,6 +20755,7 @@
         <w:pStyle w:val="HTMLPreformatted"/>
       </w:pPr>
       <w:r>
+        <w:lastRenderedPageBreak/>
         <w:t>ensure_known(Stack, K) :-</w:t>
       </w:r>
     </w:p>
@@ -19638,10 +20780,7 @@
         <w:pStyle w:val="HTMLPreformatted"/>
       </w:pPr>
       <w:r>
-        <w:t xml:space="preserve">    </w:t>
-      </w:r>
-      <w:r>
-        <w:t>;   unknown_key(K) -&gt; true              % user said "don't know"</w:t>
+        <w:t xml:space="preserve">    ;   unknown_key(K) -&gt; true              % user said "don't know"</w:t>
       </w:r>
     </w:p>
     <w:p>
@@ -19665,7 +20804,7 @@
         <w:pStyle w:val="NormalWeb"/>
       </w:pPr>
       <w:r>
-        <w:t xml:space="preserve">The interface asks the question and restarts the consultation with the new answer. Questions are therefore asked only when, and only if, a rule being tested needs them. When the goal is "find the species", backward chaining naturally performs </w:t>
+        <w:t xml:space="preserve">In words: if the property is already known, or the user has said "don't know", the proof simply continues; otherwise the proof is interrupted with a question. The interface asks the question and restarts the consultation with the new answer. Questions are therefore asked only when, and only if, a rule being tested needs them. When the goal is "find the species", backward chaining naturally performs </w:t>
       </w:r>
       <w:r>
         <w:rPr>
@@ -19685,7 +20824,7 @@
           <w:rFonts w:eastAsia="Times New Roman"/>
         </w:rPr>
       </w:pPr>
-      <w:bookmarkStart w:id="19" w:name="_Toc241595804"/>
+      <w:bookmarkStart w:id="19" w:name="_Toc241602125"/>
       <w:r>
         <w:rPr>
           <w:rFonts w:eastAsia="Times New Roman"/>
@@ -19720,7 +20859,7 @@
         <w:pStyle w:val="HTMLPreformatted"/>
       </w:pPr>
       <w:r>
-        <w:t>r14  consistent with all inputs              CF = 0.20</w:t>
+        <w:t>r14  fits all inputs  (rule 0.20)  CF = 0.20</w:t>
       </w:r>
     </w:p>
     <w:p>
@@ -19728,8 +20867,7 @@
         <w:pStyle w:val="HTMLPreformatted"/>
       </w:pPr>
       <w:r>
-        <w:lastRenderedPageBreak/>
-        <w:t>r15  optic character matches   (rule 0.30)   CF = 0.20 + 0.30 x (1 - 0.20) = 0.44</w:t>
+        <w:t>r15  optic matches    (rule 0.30)  CF = 0.20 + 0.30 x (1 - 0.20) = 0.44</w:t>
       </w:r>
     </w:p>
     <w:p>
@@ -19737,7 +20875,7 @@
         <w:pStyle w:val="HTMLPreformatted"/>
       </w:pPr>
       <w:r>
-        <w:t>r19  red is a typical colour   (rule 0.15)   CF = 0.44 + 0.15 x (1 - 0.44) = 0.524</w:t>
+        <w:t>r19  typical colour   (rule 0.15)  CF = 0.44 + 0.15 x (1 - 0.44) = 0.524</w:t>
       </w:r>
     </w:p>
     <w:p>
@@ -19775,7 +20913,11 @@
         <w:t xml:space="preserve"> </w:t>
       </w:r>
       <w:r>
-        <w:t>counts how many pairs of candidates it would tell apart. Two gems are told apart by optic character when their optic characters differ, and by RI or SG when their ranges overlap by less than half of the narrower range. The measurement that separates the most pairs is recommended, together with the range each candidate would show. For the red, singly refractive stone above, the SG ranges of spinel (3.55-3.70) and garnet (3.57-4.30) overlap heavily but their RI ranges hardly do, so the system recommends measu</w:t>
+        <w:t xml:space="preserve">counts how many pairs of candidates it would tell apart. Two gems are told apart by optic character when their optic characters differ, and by RI or SG when </w:t>
+      </w:r>
+      <w:r>
+        <w:lastRenderedPageBreak/>
+        <w:t>their ranges overlap by less than half of the narrower range. The measurement that separates the most pairs is recommended, together with the range each candidate would show. For the red, singly refractive stone above, the SG ranges of spinel (3.55-3.70) and garnet (3.57-4.30) overlap heavily but their RI ranges hardly do, so the system recommends measu</w:t>
       </w:r>
       <w:r>
         <w:t>ring the refractive index (Figure 4). This mirrors how a gemmologist chooses the test that best discriminates between the remaining hypotheses.</w:t>
@@ -19790,9 +20932,8 @@
         <w:rPr>
           <w:noProof/>
         </w:rPr>
-        <w:lastRenderedPageBreak/>
         <w:drawing>
-          <wp:inline distT="0" distB="0" distL="0" distR="0" wp14:anchorId="1202D0FC" wp14:editId="766E19F0">
+          <wp:inline distT="0" distB="0" distL="0" distR="0" wp14:anchorId="64872D1A" wp14:editId="031CAB75">
             <wp:extent cx="4480560" cy="4960620"/>
             <wp:effectExtent l="0" t="0" r="0" b="0"/>
             <wp:docPr id="4" name="Picture 4"/>
@@ -19857,7 +20998,7 @@
           <w:rFonts w:eastAsia="Times New Roman"/>
         </w:rPr>
       </w:pPr>
-      <w:bookmarkStart w:id="20" w:name="_Toc241595805"/>
+      <w:bookmarkStart w:id="20" w:name="_Toc241602126"/>
       <w:r>
         <w:rPr>
           <w:rFonts w:eastAsia="Times New Roman"/>
@@ -19879,6 +21020,7 @@
         <w:pStyle w:val="HTMLPreformatted"/>
       </w:pPr>
       <w:r>
+        <w:lastRenderedPageBreak/>
         <w:t>items([I|Is])       --&gt; item(I), !, items(Is).</w:t>
       </w:r>
     </w:p>
@@ -19887,7 +21029,7 @@
         <w:pStyle w:val="HTMLPreformatted"/>
       </w:pPr>
       <w:r>
-        <w:t xml:space="preserve">items([skip(W)|Is]) --&gt; [W], !, items(Is).        </w:t>
+        <w:t xml:space="preserve">items([skip(W)|Is]) --&gt; [W], !, items(Is).   </w:t>
       </w:r>
       <w:r>
         <w:t>% unknown word: skip it</w:t>
@@ -19932,7 +21074,6 @@
         <w:pStyle w:val="HTMLPreformatted"/>
       </w:pPr>
       <w:r>
-        <w:lastRenderedPageBreak/>
         <w:t>goal_phrase(T) --&gt; [is], stone_ref, article, target(T).</w:t>
       </w:r>
     </w:p>
@@ -19949,6 +21090,62 @@
         <w:pStyle w:val="NormalWeb"/>
       </w:pPr>
       <w:r>
+        <w:t xml:space="preserve">In DCG notation, </w:t>
+      </w:r>
+      <w:r>
+        <w:rPr>
+          <w:rStyle w:val="code1"/>
+        </w:rPr>
+        <w:t>A --&gt; B, C</w:t>
+      </w:r>
+      <w:r>
+        <w:t xml:space="preserve"> means "an A is a B followed by a C", and words in square brackets such as </w:t>
+      </w:r>
+      <w:r>
+        <w:rPr>
+          <w:rStyle w:val="code1"/>
+        </w:rPr>
+        <w:t>[is]</w:t>
+      </w:r>
+      <w:r>
+        <w:t xml:space="preserve"> must appear literally in the sentence. So </w:t>
+      </w:r>
+      <w:r>
+        <w:rPr>
+          <w:rStyle w:val="code1"/>
+        </w:rPr>
+        <w:t>items</w:t>
+      </w:r>
+      <w:r>
+        <w:t xml:space="preserve"> </w:t>
+      </w:r>
+      <w:r>
+        <w:t xml:space="preserve">reads the sentence one piece at a time: if the next words form a goal or a property phrase it keeps them, otherwise it skips one word and carries on. </w:t>
+      </w:r>
+      <w:r>
+        <w:rPr>
+          <w:rStyle w:val="code1"/>
+        </w:rPr>
+        <w:t>goal_phrase</w:t>
+      </w:r>
+      <w:r>
+        <w:t xml:space="preserve"> matches, for example, "is" + "my stone" + "a" + gem name, and </w:t>
+      </w:r>
+      <w:r>
+        <w:rPr>
+          <w:rStyle w:val="code1"/>
+        </w:rPr>
+        <w:t>fact_phrase</w:t>
+      </w:r>
+      <w:r>
+        <w:t xml:space="preserve"> matches "RI" + optional linking words ("is", "of", "about") + a number.</w:t>
+      </w:r>
+    </w:p>
+    <w:p>
+      <w:pPr>
+        <w:pStyle w:val="NormalWeb"/>
+      </w:pPr>
+      <w:r>
         <w:t xml:space="preserve">The example question is parsed as the goal </w:t>
       </w:r>
       <w:r>
@@ -19967,7 +21164,10 @@
         <w:t>[ri(1.765), observed_colour(blue)]</w:t>
       </w:r>
       <w:r>
-        <w:t xml:space="preserve"> and answered by backward chaining. Gem names are matched longest first, so "star sapphire" is not mistaken for "sapphire".</w:t>
+        <w:t xml:space="preserve"> </w:t>
+      </w:r>
+      <w:r>
+        <w:t>and answered by backward chaining. Gem names are matched longest first, so "star sapphire" is not mistaken for "sapphire".</w:t>
       </w:r>
     </w:p>
     <w:p>
@@ -19977,7 +21177,7 @@
           <w:rFonts w:eastAsia="Times New Roman"/>
         </w:rPr>
       </w:pPr>
-      <w:bookmarkStart w:id="21" w:name="_Toc241595806"/>
+      <w:bookmarkStart w:id="21" w:name="_Toc241602127"/>
       <w:r>
         <w:rPr>
           <w:rFonts w:eastAsia="Times New Roman"/>
@@ -20009,7 +21209,7 @@
       <w:pPr>
         <w:numPr>
           <w:ilvl w:val="0"/>
-          <w:numId w:val="4"/>
+          <w:numId w:val="5"/>
         </w:numPr>
         <w:spacing w:before="100" w:beforeAutospacing="1" w:after="40" w:line="360" w:lineRule="auto"/>
         <w:jc w:val="both"/>
@@ -20036,7 +21236,7 @@
       <w:pPr>
         <w:numPr>
           <w:ilvl w:val="0"/>
-          <w:numId w:val="4"/>
+          <w:numId w:val="5"/>
         </w:numPr>
         <w:spacing w:before="100" w:beforeAutospacing="1" w:after="40" w:line="360" w:lineRule="auto"/>
         <w:jc w:val="both"/>
@@ -20050,6 +21250,7 @@
           <w:b/>
           <w:bCs/>
         </w:rPr>
+        <w:lastRenderedPageBreak/>
         <w:t>Checking readings as they are typed.</w:t>
       </w:r>
       <w:r>
@@ -20063,7 +21264,7 @@
       <w:pPr>
         <w:numPr>
           <w:ilvl w:val="0"/>
-          <w:numId w:val="4"/>
+          <w:numId w:val="5"/>
         </w:numPr>
         <w:spacing w:before="100" w:beforeAutospacing="1" w:after="40" w:line="360" w:lineRule="auto"/>
         <w:jc w:val="both"/>
@@ -20096,7 +21297,7 @@
       <w:pPr>
         <w:numPr>
           <w:ilvl w:val="0"/>
-          <w:numId w:val="4"/>
+          <w:numId w:val="5"/>
         </w:numPr>
         <w:spacing w:before="100" w:beforeAutospacing="1" w:after="40" w:line="360" w:lineRule="auto"/>
         <w:jc w:val="both"/>
@@ -20123,7 +21324,7 @@
       <w:pPr>
         <w:numPr>
           <w:ilvl w:val="0"/>
-          <w:numId w:val="4"/>
+          <w:numId w:val="5"/>
         </w:numPr>
         <w:spacing w:before="100" w:beforeAutospacing="1" w:after="40" w:line="360" w:lineRule="auto"/>
         <w:jc w:val="both"/>
@@ -20150,7 +21351,7 @@
       <w:pPr>
         <w:numPr>
           <w:ilvl w:val="0"/>
-          <w:numId w:val="4"/>
+          <w:numId w:val="5"/>
         </w:numPr>
         <w:spacing w:before="100" w:beforeAutospacing="1" w:after="40" w:line="360" w:lineRule="auto"/>
         <w:jc w:val="both"/>
@@ -20164,7 +21365,6 @@
           <w:b/>
           <w:bCs/>
         </w:rPr>
-        <w:lastRenderedPageBreak/>
         <w:t>Consultation progress and Back.</w:t>
       </w:r>
       <w:r>
@@ -20184,7 +21384,7 @@
       <w:pPr>
         <w:numPr>
           <w:ilvl w:val="0"/>
-          <w:numId w:val="4"/>
+          <w:numId w:val="5"/>
         </w:numPr>
         <w:spacing w:before="100" w:beforeAutospacing="1" w:after="40" w:line="360" w:lineRule="auto"/>
         <w:jc w:val="both"/>
@@ -20211,7 +21411,7 @@
       <w:pPr>
         <w:numPr>
           <w:ilvl w:val="0"/>
-          <w:numId w:val="4"/>
+          <w:numId w:val="5"/>
         </w:numPr>
         <w:spacing w:before="100" w:beforeAutospacing="1" w:after="40" w:line="360" w:lineRule="auto"/>
         <w:jc w:val="both"/>
@@ -20244,7 +21444,7 @@
           <w:noProof/>
         </w:rPr>
         <w:drawing>
-          <wp:inline distT="0" distB="0" distL="0" distR="0" wp14:anchorId="650E1D9B" wp14:editId="47D66C46">
+          <wp:inline distT="0" distB="0" distL="0" distR="0" wp14:anchorId="3CA59A61" wp14:editId="2E296275">
             <wp:extent cx="5334000" cy="3528060"/>
             <wp:effectExtent l="0" t="0" r="0" b="0"/>
             <wp:docPr id="5" name="Picture 5"/>
@@ -20313,7 +21513,7 @@
         </w:rPr>
         <w:lastRenderedPageBreak/>
         <w:drawing>
-          <wp:inline distT="0" distB="0" distL="0" distR="0" wp14:anchorId="38EE491D" wp14:editId="7B60C333">
+          <wp:inline distT="0" distB="0" distL="0" distR="0" wp14:anchorId="48E8CEE8" wp14:editId="77C566DB">
             <wp:extent cx="4953000" cy="7604760"/>
             <wp:effectExtent l="0" t="0" r="0" b="0"/>
             <wp:docPr id="6" name="Picture 6"/>
@@ -20382,7 +21582,7 @@
         </w:rPr>
         <w:lastRenderedPageBreak/>
         <w:drawing>
-          <wp:inline distT="0" distB="0" distL="0" distR="0" wp14:anchorId="14E2229E" wp14:editId="7C760FD8">
+          <wp:inline distT="0" distB="0" distL="0" distR="0" wp14:anchorId="5DFC5792" wp14:editId="1ABFDC94">
             <wp:extent cx="4480560" cy="3589020"/>
             <wp:effectExtent l="0" t="0" r="0" b="0"/>
             <wp:docPr id="7" name="Picture 7"/>
@@ -20450,7 +21650,7 @@
           <w:noProof/>
         </w:rPr>
         <w:drawing>
-          <wp:inline distT="0" distB="0" distL="0" distR="0" wp14:anchorId="15B624C1" wp14:editId="26B7200C">
+          <wp:inline distT="0" distB="0" distL="0" distR="0" wp14:anchorId="1FE2DD7B" wp14:editId="6EE5ECDF">
             <wp:extent cx="5334000" cy="3268980"/>
             <wp:effectExtent l="0" t="0" r="0" b="7620"/>
             <wp:docPr id="8" name="Picture 8"/>
@@ -20515,11 +21715,12 @@
           <w:rFonts w:eastAsia="Times New Roman"/>
         </w:rPr>
       </w:pPr>
-      <w:bookmarkStart w:id="22" w:name="_Toc241595807"/>
+      <w:bookmarkStart w:id="22" w:name="_Toc241602128"/>
       <w:r>
         <w:rPr>
           <w:rFonts w:eastAsia="Times New Roman"/>
         </w:rPr>
+        <w:lastRenderedPageBreak/>
         <w:t>3.8 Logic programming concepts used</w:t>
       </w:r>
       <w:bookmarkEnd w:id="22"/>
@@ -20529,7 +21730,7 @@
         <w:pStyle w:val="tcaption"/>
       </w:pPr>
       <w:r>
-        <w:t>Table 7. Where the system uses core Prolog concepts</w:t>
+        <w:t>Table 8. Where the system uses core Prolog concepts</w:t>
       </w:r>
     </w:p>
     <w:tbl>
@@ -20548,6 +21749,10 @@
         <w:gridCol w:w="6848"/>
       </w:tblGrid>
       <w:tr>
+        <w:trPr>
+          <w:cantSplit/>
+          <w:tblHeader/>
+        </w:trPr>
         <w:tc>
           <w:tcPr>
             <w:tcW w:w="1200" w:type="pct"/>
@@ -20568,6 +21773,7 @@
           </w:tcPr>
           <w:p>
             <w:pPr>
+              <w:keepNext/>
               <w:spacing w:after="120" w:line="276" w:lineRule="auto"/>
               <w:rPr>
                 <w:rFonts w:eastAsia="Times New Roman"/>
@@ -20585,7 +21791,6 @@
                 <w:sz w:val="20"/>
                 <w:szCs w:val="20"/>
               </w:rPr>
-              <w:lastRenderedPageBreak/>
               <w:t>Concept</w:t>
             </w:r>
           </w:p>
@@ -20610,6 +21815,7 @@
           </w:tcPr>
           <w:p>
             <w:pPr>
+              <w:keepNext/>
               <w:spacing w:after="120" w:line="276" w:lineRule="auto"/>
               <w:rPr>
                 <w:rFonts w:eastAsia="Times New Roman"/>
@@ -20633,6 +21839,9 @@
         </w:tc>
       </w:tr>
       <w:tr>
+        <w:trPr>
+          <w:cantSplit/>
+        </w:trPr>
         <w:tc>
           <w:tcPr>
             <w:tcW w:w="0" w:type="auto"/>
@@ -20739,6 +21948,9 @@
         </w:tc>
       </w:tr>
       <w:tr>
+        <w:trPr>
+          <w:cantSplit/>
+        </w:trPr>
         <w:tc>
           <w:tcPr>
             <w:tcW w:w="0" w:type="auto"/>
@@ -20837,6 +22049,9 @@
         </w:tc>
       </w:tr>
       <w:tr>
+        <w:trPr>
+          <w:cantSplit/>
+        </w:trPr>
         <w:tc>
           <w:tcPr>
             <w:tcW w:w="0" w:type="auto"/>
@@ -20973,6 +22188,9 @@
         </w:tc>
       </w:tr>
       <w:tr>
+        <w:trPr>
+          <w:cantSplit/>
+        </w:trPr>
         <w:tc>
           <w:tcPr>
             <w:tcW w:w="0" w:type="auto"/>
@@ -21086,6 +22304,9 @@
         </w:tc>
       </w:tr>
       <w:tr>
+        <w:trPr>
+          <w:cantSplit/>
+        </w:trPr>
         <w:tc>
           <w:tcPr>
             <w:tcW w:w="0" w:type="auto"/>
@@ -21267,6 +22488,9 @@
         </w:tc>
       </w:tr>
       <w:tr>
+        <w:trPr>
+          <w:cantSplit/>
+        </w:trPr>
         <w:tc>
           <w:tcPr>
             <w:tcW w:w="0" w:type="auto"/>
@@ -21365,6 +22589,9 @@
         </w:tc>
       </w:tr>
       <w:tr>
+        <w:trPr>
+          <w:cantSplit/>
+        </w:trPr>
         <w:tc>
           <w:tcPr>
             <w:tcW w:w="0" w:type="auto"/>
@@ -21479,6 +22706,9 @@
         </w:tc>
       </w:tr>
       <w:tr>
+        <w:trPr>
+          <w:cantSplit/>
+        </w:trPr>
         <w:tc>
           <w:tcPr>
             <w:tcW w:w="0" w:type="auto"/>
@@ -21585,6 +22815,9 @@
         </w:tc>
       </w:tr>
       <w:tr>
+        <w:trPr>
+          <w:cantSplit/>
+        </w:trPr>
         <w:tc>
           <w:tcPr>
             <w:tcW w:w="0" w:type="auto"/>
@@ -21729,7 +22962,7 @@
           <w:rFonts w:eastAsia="Times New Roman"/>
         </w:rPr>
       </w:pPr>
-      <w:bookmarkStart w:id="23" w:name="_Toc241595808"/>
+      <w:bookmarkStart w:id="23" w:name="_Toc241602129"/>
       <w:r>
         <w:rPr>
           <w:rFonts w:eastAsia="Times New Roman"/>
@@ -21770,7 +23003,7 @@
           <w:rFonts w:eastAsia="Times New Roman"/>
         </w:rPr>
       </w:pPr>
-      <w:bookmarkStart w:id="24" w:name="_Toc241595809"/>
+      <w:bookmarkStart w:id="24" w:name="_Toc241602130"/>
       <w:r>
         <w:rPr>
           <w:rFonts w:eastAsia="Times New Roman"/>
@@ -21801,6 +23034,7 @@
         <w:pStyle w:val="HTMLPreformatted"/>
       </w:pPr>
       <w:r>
+        <w:lastRenderedPageBreak/>
         <w:t>USER INPUT</w:t>
       </w:r>
     </w:p>
@@ -21820,7 +23054,6 @@
         <w:pStyle w:val="HTMLPreformatted"/>
       </w:pPr>
       <w:r>
-        <w:lastRenderedPageBreak/>
         <w:t>FACTS (WORKING MEMORY AT START)</w:t>
       </w:r>
     </w:p>
@@ -21877,10 +23110,10 @@
         <w:pStyle w:val="HTMLPreformatted"/>
       </w:pPr>
       <w:r>
-        <w:t xml:space="preserve">       </w:t>
-      </w:r>
-      <w:r>
-        <w:t>why: Corundum is doubly refractive (uniaxial) with RI about 1.762-1.770 and SG about 4.00. [source: gia]</w:t>
+        <w:t xml:space="preserve">       why: Corundum is doubly refractive (unia</w:t>
+      </w:r>
+      <w:r>
+        <w:t>xial) with RI about 1.762-1.770 and SG about 4.00. [source: gia]</w:t>
       </w:r>
     </w:p>
     <w:p>
@@ -21944,10 +23177,7 @@
         <w:pStyle w:val="HTMLPreformatted"/>
       </w:pPr>
       <w:r>
-        <w:t xml:space="preserve">   </w:t>
-      </w:r>
-      <w:r>
-        <w:t>Blue sapphire (Corundum) - Strong match; Origin: Likely natural</w:t>
+        <w:t xml:space="preserve">   Blue sapphire (Corundum) - Strong match; Origin: Likely natural</w:t>
       </w:r>
     </w:p>
     <w:p>
@@ -21955,7 +23185,10 @@
         <w:pStyle w:val="HTMLPreformatted"/>
       </w:pPr>
       <w:r>
-        <w:t xml:space="preserve">   Recommendation: obtain an NGJA or other accredited laboratory certificate before purchase.</w:t>
+        <w:t xml:space="preserve">   </w:t>
+      </w:r>
+      <w:r>
+        <w:t>Recommendation: obtain an NGJA or other accredited laboratory certificate before purchase.</w:t>
       </w:r>
     </w:p>
     <w:p>
@@ -21977,7 +23210,7 @@
         </w:rPr>
         <w:lastRenderedPageBreak/>
         <w:drawing>
-          <wp:inline distT="0" distB="0" distL="0" distR="0" wp14:anchorId="0A0D5B87" wp14:editId="52BB914E">
+          <wp:inline distT="0" distB="0" distL="0" distR="0" wp14:anchorId="7F210545" wp14:editId="793E4931">
             <wp:extent cx="4480560" cy="5646420"/>
             <wp:effectExtent l="0" t="0" r="0" b="0"/>
             <wp:docPr id="9" name="Picture 9"/>
@@ -22042,7 +23275,7 @@
           <w:rFonts w:eastAsia="Times New Roman"/>
         </w:rPr>
       </w:pPr>
-      <w:bookmarkStart w:id="25" w:name="_Toc241595810"/>
+      <w:bookmarkStart w:id="25" w:name="_Toc241602131"/>
       <w:r>
         <w:rPr>
           <w:rFonts w:eastAsia="Times New Roman"/>
@@ -22064,6 +23297,7 @@
         <w:pStyle w:val="HTMLPreformatted"/>
       </w:pPr>
       <w:r>
+        <w:lastRenderedPageBreak/>
         <w:t>WHY I AM ASKING:</w:t>
       </w:r>
     </w:p>
@@ -22080,10 +23314,7 @@
         <w:pStyle w:val="HTMLPreformatted"/>
       </w:pPr>
       <w:r>
-        <w:t xml:space="preserve">    </w:t>
-      </w:r>
-      <w:r>
-        <w:t>AND NOT Effect: Star THEN Variety: Ruby.</w:t>
+        <w:t xml:space="preserve">    AND NOT Effect: Star THEN Variety: Ruby.</w:t>
       </w:r>
     </w:p>
     <w:p>
@@ -22107,7 +23338,10 @@
         <w:pStyle w:val="HTMLPreformatted"/>
       </w:pPr>
       <w:r>
-        <w:t xml:space="preserve">  - To test rule r1 I need to know: the optic character.</w:t>
+        <w:t xml:space="preserve">  </w:t>
+      </w:r>
+      <w:r>
+        <w:t>- To test rule r1 I need to know: the optic character.</w:t>
       </w:r>
     </w:p>
     <w:p>
@@ -22119,9 +23353,8 @@
         <w:rPr>
           <w:noProof/>
         </w:rPr>
-        <w:lastRenderedPageBreak/>
         <w:drawing>
-          <wp:inline distT="0" distB="0" distL="0" distR="0" wp14:anchorId="7F786496" wp14:editId="6E6136D0">
+          <wp:inline distT="0" distB="0" distL="0" distR="0" wp14:anchorId="52F4D506" wp14:editId="70AA293A">
             <wp:extent cx="4290060" cy="3398520"/>
             <wp:effectExtent l="0" t="0" r="0" b="0"/>
             <wp:docPr id="10" name="Picture 10"/>
@@ -22186,7 +23419,7 @@
           <w:rFonts w:eastAsia="Times New Roman"/>
         </w:rPr>
       </w:pPr>
-      <w:bookmarkStart w:id="26" w:name="_Toc241595811"/>
+      <w:bookmarkStart w:id="26" w:name="_Toc241602132"/>
       <w:r>
         <w:rPr>
           <w:rFonts w:eastAsia="Times New Roman"/>
@@ -22222,8 +23455,9 @@
         <w:rPr>
           <w:noProof/>
         </w:rPr>
+        <w:lastRenderedPageBreak/>
         <w:drawing>
-          <wp:inline distT="0" distB="0" distL="0" distR="0" wp14:anchorId="506FBE2B" wp14:editId="331354CD">
+          <wp:inline distT="0" distB="0" distL="0" distR="0" wp14:anchorId="49759E10" wp14:editId="7E462E69">
             <wp:extent cx="4480560" cy="1325880"/>
             <wp:effectExtent l="0" t="0" r="0" b="7620"/>
             <wp:docPr id="11" name="Picture 11"/>
@@ -22288,7 +23522,7 @@
           <w:rFonts w:eastAsia="Times New Roman"/>
         </w:rPr>
       </w:pPr>
-      <w:bookmarkStart w:id="27" w:name="_Toc241595812"/>
+      <w:bookmarkStart w:id="27" w:name="_Toc241602133"/>
       <w:r>
         <w:rPr>
           <w:rFonts w:eastAsia="Times New Roman"/>
@@ -22302,14 +23536,10 @@
         <w:pStyle w:val="NormalWeb"/>
       </w:pPr>
       <w:r>
-        <w:t xml:space="preserve">Each result page includes a diagram generated from the actual reasoning for the user's own input, with Play, Back and Next controls that replay it one step at a time with a caption. The forward-chaining diagram (Figure 12) shows input facts at the top, each fired rule numbered in </w:t>
-      </w:r>
-      <w:r>
-        <w:lastRenderedPageBreak/>
-        <w:t>firing order, and the facts it added. The backward-chaining diagram (Figure 13) shows the goal tree: the question, the rules tried, and each condition marked as proved, failed or never checked, which makes visible th</w:t>
-      </w:r>
-      <w:r>
-        <w:t>at backward chaining abandons a rule at its first failed condition.</w:t>
+        <w:t>Each result page includes a diagram generated from the actual reasoning for the user's own input, with Play, Back and Next controls that replay it one step at a time with a caption. The forward-chaining diagram (Figure 12) shows input facts at the top, each fired rule numbered in firing order, and the facts it added. The backward-chaining diagram (Figure 13) shows the goal tree: the question, the rules tried, and each condition marked as proved, failed or never checked, which makes visible that backward cha</w:t>
+      </w:r>
+      <w:r>
+        <w:t>ining abandons a rule at its first failed condition.</w:t>
       </w:r>
     </w:p>
     <w:p>
@@ -22322,7 +23552,7 @@
           <w:noProof/>
         </w:rPr>
         <w:drawing>
-          <wp:inline distT="0" distB="0" distL="0" distR="0" wp14:anchorId="3581A1D8" wp14:editId="3FFCCC79">
+          <wp:inline distT="0" distB="0" distL="0" distR="0" wp14:anchorId="1A059274" wp14:editId="39A550EF">
             <wp:extent cx="4480560" cy="4655820"/>
             <wp:effectExtent l="0" t="0" r="0" b="0"/>
             <wp:docPr id="12" name="Picture 12"/>
@@ -22391,7 +23621,7 @@
         </w:rPr>
         <w:lastRenderedPageBreak/>
         <w:drawing>
-          <wp:inline distT="0" distB="0" distL="0" distR="0" wp14:anchorId="05A2D313" wp14:editId="1BE672C9">
+          <wp:inline distT="0" distB="0" distL="0" distR="0" wp14:anchorId="653463C0" wp14:editId="02554BB8">
             <wp:extent cx="4480560" cy="3733800"/>
             <wp:effectExtent l="0" t="0" r="0" b="0"/>
             <wp:docPr id="13" name="Picture 13"/>
@@ -22456,7 +23686,7 @@
           <w:rFonts w:eastAsia="Times New Roman"/>
         </w:rPr>
       </w:pPr>
-      <w:bookmarkStart w:id="28" w:name="_Toc241595813"/>
+      <w:bookmarkStart w:id="28" w:name="_Toc241602134"/>
       <w:r>
         <w:rPr>
           <w:rFonts w:eastAsia="Times New Roman"/>
@@ -22472,7 +23702,7 @@
           <w:rFonts w:eastAsia="Times New Roman"/>
         </w:rPr>
       </w:pPr>
-      <w:bookmarkStart w:id="29" w:name="_Toc241595814"/>
+      <w:bookmarkStart w:id="29" w:name="_Toc241602135"/>
       <w:r>
         <w:rPr>
           <w:rFonts w:eastAsia="Times New Roman"/>
@@ -22496,7 +23726,7 @@
           <w:rFonts w:eastAsia="Times New Roman"/>
         </w:rPr>
       </w:pPr>
-      <w:bookmarkStart w:id="30" w:name="_Toc241595815"/>
+      <w:bookmarkStart w:id="30" w:name="_Toc241602136"/>
       <w:r>
         <w:rPr>
           <w:rFonts w:eastAsia="Times New Roman"/>
@@ -22510,7 +23740,7 @@
         <w:pStyle w:val="NormalWeb"/>
       </w:pPr>
       <w:r>
-        <w:t>Table 8 lists the test cases with their expected and actual results. The actual output and fired rules were produced by running the system on each input.</w:t>
+        <w:t>Table 9 lists the test cases with their expected and actual results. The actual output and fired rules were produced by running the system on each input.</w:t>
       </w:r>
     </w:p>
     <w:p>
@@ -22518,7 +23748,8 @@
         <w:pStyle w:val="tcaption"/>
       </w:pPr>
       <w:r>
-        <w:t>Table 8. Manual test cases</w:t>
+        <w:lastRenderedPageBreak/>
+        <w:t>Table 9. Manual test cases</w:t>
       </w:r>
     </w:p>
     <w:tbl>
@@ -22542,26 +23773,31 @@
         <w:gridCol w:w="695"/>
       </w:tblGrid>
       <w:tr>
-        <w:tc>
-          <w:tcPr>
-            <w:tcW w:w="0" w:type="auto"/>
-            <w:tcBorders>
-              <w:top w:val="single" w:sz="6" w:space="0" w:color="000000"/>
-              <w:left w:val="single" w:sz="6" w:space="0" w:color="000000"/>
-              <w:bottom w:val="single" w:sz="6" w:space="0" w:color="000000"/>
-              <w:right w:val="single" w:sz="6" w:space="0" w:color="000000"/>
-            </w:tcBorders>
-            <w:shd w:val="clear" w:color="auto" w:fill="FFFFFF"/>
-            <w:tcMar>
-              <w:top w:w="45" w:type="dxa"/>
-              <w:left w:w="75" w:type="dxa"/>
-              <w:bottom w:w="45" w:type="dxa"/>
-              <w:right w:w="75" w:type="dxa"/>
-            </w:tcMar>
-            <w:hideMark/>
-          </w:tcPr>
-          <w:p>
-            <w:pPr>
+        <w:trPr>
+          <w:cantSplit/>
+          <w:tblHeader/>
+        </w:trPr>
+        <w:tc>
+          <w:tcPr>
+            <w:tcW w:w="0" w:type="auto"/>
+            <w:tcBorders>
+              <w:top w:val="single" w:sz="6" w:space="0" w:color="000000"/>
+              <w:left w:val="single" w:sz="6" w:space="0" w:color="000000"/>
+              <w:bottom w:val="single" w:sz="6" w:space="0" w:color="000000"/>
+              <w:right w:val="single" w:sz="6" w:space="0" w:color="000000"/>
+            </w:tcBorders>
+            <w:shd w:val="clear" w:color="auto" w:fill="FFFFFF"/>
+            <w:tcMar>
+              <w:top w:w="45" w:type="dxa"/>
+              <w:left w:w="75" w:type="dxa"/>
+              <w:bottom w:w="45" w:type="dxa"/>
+              <w:right w:w="75" w:type="dxa"/>
+            </w:tcMar>
+            <w:hideMark/>
+          </w:tcPr>
+          <w:p>
+            <w:pPr>
+              <w:keepNext/>
               <w:spacing w:after="120" w:line="276" w:lineRule="auto"/>
               <w:rPr>
                 <w:rFonts w:eastAsia="Times New Roman"/>
@@ -22603,6 +23839,7 @@
           </w:tcPr>
           <w:p>
             <w:pPr>
+              <w:keepNext/>
               <w:spacing w:after="120" w:line="276" w:lineRule="auto"/>
               <w:rPr>
                 <w:rFonts w:eastAsia="Times New Roman"/>
@@ -22644,6 +23881,7 @@
           </w:tcPr>
           <w:p>
             <w:pPr>
+              <w:keepNext/>
               <w:spacing w:after="120" w:line="276" w:lineRule="auto"/>
               <w:rPr>
                 <w:rFonts w:eastAsia="Times New Roman"/>
@@ -22685,6 +23923,7 @@
           </w:tcPr>
           <w:p>
             <w:pPr>
+              <w:keepNext/>
               <w:spacing w:after="120" w:line="276" w:lineRule="auto"/>
               <w:rPr>
                 <w:rFonts w:eastAsia="Times New Roman"/>
@@ -22726,6 +23965,7 @@
           </w:tcPr>
           <w:p>
             <w:pPr>
+              <w:keepNext/>
               <w:spacing w:after="120" w:line="276" w:lineRule="auto"/>
               <w:rPr>
                 <w:rFonts w:eastAsia="Times New Roman"/>
@@ -22767,6 +24007,7 @@
           </w:tcPr>
           <w:p>
             <w:pPr>
+              <w:keepNext/>
               <w:spacing w:after="120" w:line="276" w:lineRule="auto"/>
               <w:rPr>
                 <w:rFonts w:eastAsia="Times New Roman"/>
@@ -22808,6 +24049,7 @@
           </w:tcPr>
           <w:p>
             <w:pPr>
+              <w:keepNext/>
               <w:spacing w:after="120" w:line="276" w:lineRule="auto"/>
               <w:rPr>
                 <w:rFonts w:eastAsia="Times New Roman"/>
@@ -22831,40 +24073,42 @@
         </w:tc>
       </w:tr>
       <w:tr>
-        <w:tc>
-          <w:tcPr>
-            <w:tcW w:w="0" w:type="auto"/>
-            <w:tcBorders>
-              <w:top w:val="single" w:sz="6" w:space="0" w:color="000000"/>
-              <w:left w:val="single" w:sz="6" w:space="0" w:color="000000"/>
-              <w:bottom w:val="single" w:sz="6" w:space="0" w:color="000000"/>
-              <w:right w:val="single" w:sz="6" w:space="0" w:color="000000"/>
-            </w:tcBorders>
-            <w:shd w:val="clear" w:color="auto" w:fill="FFFFFF"/>
-            <w:tcMar>
-              <w:top w:w="45" w:type="dxa"/>
-              <w:left w:w="75" w:type="dxa"/>
-              <w:bottom w:w="45" w:type="dxa"/>
-              <w:right w:w="75" w:type="dxa"/>
-            </w:tcMar>
-            <w:hideMark/>
-          </w:tcPr>
-          <w:p>
-            <w:pPr>
-              <w:spacing w:after="120" w:line="276" w:lineRule="auto"/>
-              <w:rPr>
-                <w:rFonts w:eastAsia="Times New Roman"/>
-                <w:sz w:val="20"/>
-                <w:szCs w:val="20"/>
-              </w:rPr>
-            </w:pPr>
-            <w:r>
-              <w:rPr>
-                <w:rFonts w:eastAsia="Times New Roman"/>
-                <w:sz w:val="20"/>
-                <w:szCs w:val="20"/>
-              </w:rPr>
-              <w:lastRenderedPageBreak/>
+        <w:trPr>
+          <w:cantSplit/>
+        </w:trPr>
+        <w:tc>
+          <w:tcPr>
+            <w:tcW w:w="0" w:type="auto"/>
+            <w:tcBorders>
+              <w:top w:val="single" w:sz="6" w:space="0" w:color="000000"/>
+              <w:left w:val="single" w:sz="6" w:space="0" w:color="000000"/>
+              <w:bottom w:val="single" w:sz="6" w:space="0" w:color="000000"/>
+              <w:right w:val="single" w:sz="6" w:space="0" w:color="000000"/>
+            </w:tcBorders>
+            <w:shd w:val="clear" w:color="auto" w:fill="FFFFFF"/>
+            <w:tcMar>
+              <w:top w:w="45" w:type="dxa"/>
+              <w:left w:w="75" w:type="dxa"/>
+              <w:bottom w:w="45" w:type="dxa"/>
+              <w:right w:w="75" w:type="dxa"/>
+            </w:tcMar>
+            <w:hideMark/>
+          </w:tcPr>
+          <w:p>
+            <w:pPr>
+              <w:spacing w:after="120" w:line="276" w:lineRule="auto"/>
+              <w:rPr>
+                <w:rFonts w:eastAsia="Times New Roman"/>
+                <w:sz w:val="20"/>
+                <w:szCs w:val="20"/>
+              </w:rPr>
+            </w:pPr>
+            <w:r>
+              <w:rPr>
+                <w:rFonts w:eastAsia="Times New Roman"/>
+                <w:sz w:val="20"/>
+                <w:szCs w:val="20"/>
+              </w:rPr>
               <w:t>1</w:t>
             </w:r>
           </w:p>
@@ -23093,6 +24337,9 @@
         </w:tc>
       </w:tr>
       <w:tr>
+        <w:trPr>
+          <w:cantSplit/>
+        </w:trPr>
         <w:tc>
           <w:tcPr>
             <w:tcW w:w="0" w:type="auto"/>
@@ -23354,6 +24601,9 @@
         </w:tc>
       </w:tr>
       <w:tr>
+        <w:trPr>
+          <w:cantSplit/>
+        </w:trPr>
         <w:tc>
           <w:tcPr>
             <w:tcW w:w="0" w:type="auto"/>
@@ -23615,6 +24865,9 @@
         </w:tc>
       </w:tr>
       <w:tr>
+        <w:trPr>
+          <w:cantSplit/>
+        </w:trPr>
         <w:tc>
           <w:tcPr>
             <w:tcW w:w="0" w:type="auto"/>
@@ -23876,6 +25129,9 @@
         </w:tc>
       </w:tr>
       <w:tr>
+        <w:trPr>
+          <w:cantSplit/>
+        </w:trPr>
         <w:tc>
           <w:tcPr>
             <w:tcW w:w="0" w:type="auto"/>
@@ -24137,6 +25393,9 @@
         </w:tc>
       </w:tr>
       <w:tr>
+        <w:trPr>
+          <w:cantSplit/>
+        </w:trPr>
         <w:tc>
           <w:tcPr>
             <w:tcW w:w="0" w:type="auto"/>
@@ -24398,6 +25657,9 @@
         </w:tc>
       </w:tr>
       <w:tr>
+        <w:trPr>
+          <w:cantSplit/>
+        </w:trPr>
         <w:tc>
           <w:tcPr>
             <w:tcW w:w="0" w:type="auto"/>
@@ -24659,6 +25921,9 @@
         </w:tc>
       </w:tr>
       <w:tr>
+        <w:trPr>
+          <w:cantSplit/>
+        </w:trPr>
         <w:tc>
           <w:tcPr>
             <w:tcW w:w="0" w:type="auto"/>
@@ -24920,6 +26185,9 @@
         </w:tc>
       </w:tr>
       <w:tr>
+        <w:trPr>
+          <w:cantSplit/>
+        </w:trPr>
         <w:tc>
           <w:tcPr>
             <w:tcW w:w="0" w:type="auto"/>
@@ -25181,6 +26449,9 @@
         </w:tc>
       </w:tr>
       <w:tr>
+        <w:trPr>
+          <w:cantSplit/>
+        </w:trPr>
         <w:tc>
           <w:tcPr>
             <w:tcW w:w="0" w:type="auto"/>
@@ -25442,6 +26713,9 @@
         </w:tc>
       </w:tr>
       <w:tr>
+        <w:trPr>
+          <w:cantSplit/>
+        </w:trPr>
         <w:tc>
           <w:tcPr>
             <w:tcW w:w="0" w:type="auto"/>
@@ -25703,6 +26977,9 @@
         </w:tc>
       </w:tr>
       <w:tr>
+        <w:trPr>
+          <w:cantSplit/>
+        </w:trPr>
         <w:tc>
           <w:tcPr>
             <w:tcW w:w="0" w:type="auto"/>
@@ -25964,6 +27241,9 @@
         </w:tc>
       </w:tr>
       <w:tr>
+        <w:trPr>
+          <w:cantSplit/>
+        </w:trPr>
         <w:tc>
           <w:tcPr>
             <w:tcW w:w="0" w:type="auto"/>
@@ -26225,39 +27505,43 @@
         </w:tc>
       </w:tr>
       <w:tr>
-        <w:tc>
-          <w:tcPr>
-            <w:tcW w:w="0" w:type="auto"/>
-            <w:tcBorders>
-              <w:top w:val="single" w:sz="6" w:space="0" w:color="000000"/>
-              <w:left w:val="single" w:sz="6" w:space="0" w:color="000000"/>
-              <w:bottom w:val="single" w:sz="6" w:space="0" w:color="000000"/>
-              <w:right w:val="single" w:sz="6" w:space="0" w:color="000000"/>
-            </w:tcBorders>
-            <w:shd w:val="clear" w:color="auto" w:fill="FFFFFF"/>
-            <w:tcMar>
-              <w:top w:w="45" w:type="dxa"/>
-              <w:left w:w="75" w:type="dxa"/>
-              <w:bottom w:w="45" w:type="dxa"/>
-              <w:right w:w="75" w:type="dxa"/>
-            </w:tcMar>
-            <w:hideMark/>
-          </w:tcPr>
-          <w:p>
-            <w:pPr>
-              <w:spacing w:after="120" w:line="276" w:lineRule="auto"/>
-              <w:rPr>
-                <w:rFonts w:eastAsia="Times New Roman"/>
-                <w:sz w:val="20"/>
-                <w:szCs w:val="20"/>
-              </w:rPr>
-            </w:pPr>
-            <w:r>
-              <w:rPr>
-                <w:rFonts w:eastAsia="Times New Roman"/>
-                <w:sz w:val="20"/>
-                <w:szCs w:val="20"/>
-              </w:rPr>
+        <w:trPr>
+          <w:cantSplit/>
+        </w:trPr>
+        <w:tc>
+          <w:tcPr>
+            <w:tcW w:w="0" w:type="auto"/>
+            <w:tcBorders>
+              <w:top w:val="single" w:sz="6" w:space="0" w:color="000000"/>
+              <w:left w:val="single" w:sz="6" w:space="0" w:color="000000"/>
+              <w:bottom w:val="single" w:sz="6" w:space="0" w:color="000000"/>
+              <w:right w:val="single" w:sz="6" w:space="0" w:color="000000"/>
+            </w:tcBorders>
+            <w:shd w:val="clear" w:color="auto" w:fill="FFFFFF"/>
+            <w:tcMar>
+              <w:top w:w="45" w:type="dxa"/>
+              <w:left w:w="75" w:type="dxa"/>
+              <w:bottom w:w="45" w:type="dxa"/>
+              <w:right w:w="75" w:type="dxa"/>
+            </w:tcMar>
+            <w:hideMark/>
+          </w:tcPr>
+          <w:p>
+            <w:pPr>
+              <w:spacing w:after="120" w:line="276" w:lineRule="auto"/>
+              <w:rPr>
+                <w:rFonts w:eastAsia="Times New Roman"/>
+                <w:sz w:val="20"/>
+                <w:szCs w:val="20"/>
+              </w:rPr>
+            </w:pPr>
+            <w:r>
+              <w:rPr>
+                <w:rFonts w:eastAsia="Times New Roman"/>
+                <w:sz w:val="20"/>
+                <w:szCs w:val="20"/>
+              </w:rPr>
+              <w:lastRenderedPageBreak/>
               <w:t>14</w:t>
             </w:r>
           </w:p>
@@ -26486,40 +27770,42 @@
         </w:tc>
       </w:tr>
       <w:tr>
-        <w:tc>
-          <w:tcPr>
-            <w:tcW w:w="0" w:type="auto"/>
-            <w:tcBorders>
-              <w:top w:val="single" w:sz="6" w:space="0" w:color="000000"/>
-              <w:left w:val="single" w:sz="6" w:space="0" w:color="000000"/>
-              <w:bottom w:val="single" w:sz="6" w:space="0" w:color="000000"/>
-              <w:right w:val="single" w:sz="6" w:space="0" w:color="000000"/>
-            </w:tcBorders>
-            <w:shd w:val="clear" w:color="auto" w:fill="FFFFFF"/>
-            <w:tcMar>
-              <w:top w:w="45" w:type="dxa"/>
-              <w:left w:w="75" w:type="dxa"/>
-              <w:bottom w:w="45" w:type="dxa"/>
-              <w:right w:w="75" w:type="dxa"/>
-            </w:tcMar>
-            <w:hideMark/>
-          </w:tcPr>
-          <w:p>
-            <w:pPr>
-              <w:spacing w:after="120" w:line="276" w:lineRule="auto"/>
-              <w:rPr>
-                <w:rFonts w:eastAsia="Times New Roman"/>
-                <w:sz w:val="20"/>
-                <w:szCs w:val="20"/>
-              </w:rPr>
-            </w:pPr>
-            <w:r>
-              <w:rPr>
-                <w:rFonts w:eastAsia="Times New Roman"/>
-                <w:sz w:val="20"/>
-                <w:szCs w:val="20"/>
-              </w:rPr>
-              <w:lastRenderedPageBreak/>
+        <w:trPr>
+          <w:cantSplit/>
+        </w:trPr>
+        <w:tc>
+          <w:tcPr>
+            <w:tcW w:w="0" w:type="auto"/>
+            <w:tcBorders>
+              <w:top w:val="single" w:sz="6" w:space="0" w:color="000000"/>
+              <w:left w:val="single" w:sz="6" w:space="0" w:color="000000"/>
+              <w:bottom w:val="single" w:sz="6" w:space="0" w:color="000000"/>
+              <w:right w:val="single" w:sz="6" w:space="0" w:color="000000"/>
+            </w:tcBorders>
+            <w:shd w:val="clear" w:color="auto" w:fill="FFFFFF"/>
+            <w:tcMar>
+              <w:top w:w="45" w:type="dxa"/>
+              <w:left w:w="75" w:type="dxa"/>
+              <w:bottom w:w="45" w:type="dxa"/>
+              <w:right w:w="75" w:type="dxa"/>
+            </w:tcMar>
+            <w:hideMark/>
+          </w:tcPr>
+          <w:p>
+            <w:pPr>
+              <w:spacing w:after="120" w:line="276" w:lineRule="auto"/>
+              <w:rPr>
+                <w:rFonts w:eastAsia="Times New Roman"/>
+                <w:sz w:val="20"/>
+                <w:szCs w:val="20"/>
+              </w:rPr>
+            </w:pPr>
+            <w:r>
+              <w:rPr>
+                <w:rFonts w:eastAsia="Times New Roman"/>
+                <w:sz w:val="20"/>
+                <w:szCs w:val="20"/>
+              </w:rPr>
               <w:t>15</w:t>
             </w:r>
           </w:p>
@@ -26748,6 +28034,9 @@
         </w:tc>
       </w:tr>
       <w:tr>
+        <w:trPr>
+          <w:cantSplit/>
+        </w:trPr>
         <w:tc>
           <w:tcPr>
             <w:tcW w:w="0" w:type="auto"/>
@@ -27009,6 +28298,9 @@
         </w:tc>
       </w:tr>
       <w:tr>
+        <w:trPr>
+          <w:cantSplit/>
+        </w:trPr>
         <w:tc>
           <w:tcPr>
             <w:tcW w:w="0" w:type="auto"/>
@@ -27270,6 +28562,9 @@
         </w:tc>
       </w:tr>
       <w:tr>
+        <w:trPr>
+          <w:cantSplit/>
+        </w:trPr>
         <w:tc>
           <w:tcPr>
             <w:tcW w:w="0" w:type="auto"/>
@@ -27531,6 +28826,9 @@
         </w:tc>
       </w:tr>
       <w:tr>
+        <w:trPr>
+          <w:cantSplit/>
+        </w:trPr>
         <w:tc>
           <w:tcPr>
             <w:tcW w:w="0" w:type="auto"/>
@@ -27792,6 +29090,9 @@
         </w:tc>
       </w:tr>
       <w:tr>
+        <w:trPr>
+          <w:cantSplit/>
+        </w:trPr>
         <w:tc>
           <w:tcPr>
             <w:tcW w:w="0" w:type="auto"/>
@@ -28060,7 +29361,7 @@
           <w:rFonts w:eastAsia="Times New Roman"/>
         </w:rPr>
       </w:pPr>
-      <w:bookmarkStart w:id="31" w:name="_Toc241595816"/>
+      <w:bookmarkStart w:id="31" w:name="_Toc241602137"/>
       <w:r>
         <w:rPr>
           <w:rFonts w:eastAsia="Times New Roman"/>
@@ -28074,7 +29375,7 @@
         <w:pStyle w:val="NormalWeb"/>
       </w:pPr>
       <w:r>
-        <w:t xml:space="preserve">The plunit suite in tests.pl contains 47 tests in five units (Table 9). All 47 pass (Appendix B). The suite is run with </w:t>
+        <w:t xml:space="preserve">The plunit suite in tests.pl contains 47 tests in five units (Table 10). All 47 pass (Appendix B). The suite is run with </w:t>
       </w:r>
       <w:r>
         <w:rPr>
@@ -28088,7 +29389,7 @@
         <w:pStyle w:val="tcaption"/>
       </w:pPr>
       <w:r>
-        <w:t>Table 9. Automated test suites</w:t>
+        <w:t>Table 10. Automated test suites</w:t>
       </w:r>
     </w:p>
     <w:tbl>
@@ -28108,26 +29409,31 @@
         <w:gridCol w:w="6122"/>
       </w:tblGrid>
       <w:tr>
-        <w:tc>
-          <w:tcPr>
-            <w:tcW w:w="0" w:type="auto"/>
-            <w:tcBorders>
-              <w:top w:val="single" w:sz="6" w:space="0" w:color="000000"/>
-              <w:left w:val="single" w:sz="6" w:space="0" w:color="000000"/>
-              <w:bottom w:val="single" w:sz="6" w:space="0" w:color="000000"/>
-              <w:right w:val="single" w:sz="6" w:space="0" w:color="000000"/>
-            </w:tcBorders>
-            <w:shd w:val="clear" w:color="auto" w:fill="FFFFFF"/>
-            <w:tcMar>
-              <w:top w:w="45" w:type="dxa"/>
-              <w:left w:w="75" w:type="dxa"/>
-              <w:bottom w:w="45" w:type="dxa"/>
-              <w:right w:w="75" w:type="dxa"/>
-            </w:tcMar>
-            <w:hideMark/>
-          </w:tcPr>
-          <w:p>
-            <w:pPr>
+        <w:trPr>
+          <w:cantSplit/>
+          <w:tblHeader/>
+        </w:trPr>
+        <w:tc>
+          <w:tcPr>
+            <w:tcW w:w="0" w:type="auto"/>
+            <w:tcBorders>
+              <w:top w:val="single" w:sz="6" w:space="0" w:color="000000"/>
+              <w:left w:val="single" w:sz="6" w:space="0" w:color="000000"/>
+              <w:bottom w:val="single" w:sz="6" w:space="0" w:color="000000"/>
+              <w:right w:val="single" w:sz="6" w:space="0" w:color="000000"/>
+            </w:tcBorders>
+            <w:shd w:val="clear" w:color="auto" w:fill="FFFFFF"/>
+            <w:tcMar>
+              <w:top w:w="45" w:type="dxa"/>
+              <w:left w:w="75" w:type="dxa"/>
+              <w:bottom w:w="45" w:type="dxa"/>
+              <w:right w:w="75" w:type="dxa"/>
+            </w:tcMar>
+            <w:hideMark/>
+          </w:tcPr>
+          <w:p>
+            <w:pPr>
+              <w:keepNext/>
               <w:spacing w:after="120" w:line="276" w:lineRule="auto"/>
               <w:rPr>
                 <w:rFonts w:eastAsia="Times New Roman"/>
@@ -28169,6 +29475,7 @@
           </w:tcPr>
           <w:p>
             <w:pPr>
+              <w:keepNext/>
               <w:spacing w:after="120" w:line="276" w:lineRule="auto"/>
               <w:rPr>
                 <w:rFonts w:eastAsia="Times New Roman"/>
@@ -28210,6 +29517,7 @@
           </w:tcPr>
           <w:p>
             <w:pPr>
+              <w:keepNext/>
               <w:spacing w:after="120" w:line="276" w:lineRule="auto"/>
               <w:rPr>
                 <w:rFonts w:eastAsia="Times New Roman"/>
@@ -28233,6 +29541,9 @@
         </w:tc>
       </w:tr>
       <w:tr>
+        <w:trPr>
+          <w:cantSplit/>
+        </w:trPr>
         <w:tc>
           <w:tcPr>
             <w:tcW w:w="0" w:type="auto"/>
@@ -28346,6 +29657,9 @@
         </w:tc>
       </w:tr>
       <w:tr>
+        <w:trPr>
+          <w:cantSplit/>
+        </w:trPr>
         <w:tc>
           <w:tcPr>
             <w:tcW w:w="0" w:type="auto"/>
@@ -28459,6 +29773,9 @@
         </w:tc>
       </w:tr>
       <w:tr>
+        <w:trPr>
+          <w:cantSplit/>
+        </w:trPr>
         <w:tc>
           <w:tcPr>
             <w:tcW w:w="0" w:type="auto"/>
@@ -28572,6 +29889,9 @@
         </w:tc>
       </w:tr>
       <w:tr>
+        <w:trPr>
+          <w:cantSplit/>
+        </w:trPr>
         <w:tc>
           <w:tcPr>
             <w:tcW w:w="0" w:type="auto"/>
@@ -28685,39 +30005,43 @@
         </w:tc>
       </w:tr>
       <w:tr>
-        <w:tc>
-          <w:tcPr>
-            <w:tcW w:w="0" w:type="auto"/>
-            <w:tcBorders>
-              <w:top w:val="single" w:sz="6" w:space="0" w:color="000000"/>
-              <w:left w:val="single" w:sz="6" w:space="0" w:color="000000"/>
-              <w:bottom w:val="single" w:sz="6" w:space="0" w:color="000000"/>
-              <w:right w:val="single" w:sz="6" w:space="0" w:color="000000"/>
-            </w:tcBorders>
-            <w:shd w:val="clear" w:color="auto" w:fill="FFFFFF"/>
-            <w:tcMar>
-              <w:top w:w="45" w:type="dxa"/>
-              <w:left w:w="75" w:type="dxa"/>
-              <w:bottom w:w="45" w:type="dxa"/>
-              <w:right w:w="75" w:type="dxa"/>
-            </w:tcMar>
-            <w:hideMark/>
-          </w:tcPr>
-          <w:p>
-            <w:pPr>
-              <w:spacing w:after="120" w:line="276" w:lineRule="auto"/>
-              <w:rPr>
-                <w:rFonts w:eastAsia="Times New Roman"/>
-                <w:sz w:val="20"/>
-                <w:szCs w:val="20"/>
-              </w:rPr>
-            </w:pPr>
-            <w:r>
-              <w:rPr>
-                <w:rFonts w:eastAsia="Times New Roman"/>
-                <w:sz w:val="20"/>
-                <w:szCs w:val="20"/>
-              </w:rPr>
+        <w:trPr>
+          <w:cantSplit/>
+        </w:trPr>
+        <w:tc>
+          <w:tcPr>
+            <w:tcW w:w="0" w:type="auto"/>
+            <w:tcBorders>
+              <w:top w:val="single" w:sz="6" w:space="0" w:color="000000"/>
+              <w:left w:val="single" w:sz="6" w:space="0" w:color="000000"/>
+              <w:bottom w:val="single" w:sz="6" w:space="0" w:color="000000"/>
+              <w:right w:val="single" w:sz="6" w:space="0" w:color="000000"/>
+            </w:tcBorders>
+            <w:shd w:val="clear" w:color="auto" w:fill="FFFFFF"/>
+            <w:tcMar>
+              <w:top w:w="45" w:type="dxa"/>
+              <w:left w:w="75" w:type="dxa"/>
+              <w:bottom w:w="45" w:type="dxa"/>
+              <w:right w:w="75" w:type="dxa"/>
+            </w:tcMar>
+            <w:hideMark/>
+          </w:tcPr>
+          <w:p>
+            <w:pPr>
+              <w:spacing w:after="120" w:line="276" w:lineRule="auto"/>
+              <w:rPr>
+                <w:rFonts w:eastAsia="Times New Roman"/>
+                <w:sz w:val="20"/>
+                <w:szCs w:val="20"/>
+              </w:rPr>
+            </w:pPr>
+            <w:r>
+              <w:rPr>
+                <w:rFonts w:eastAsia="Times New Roman"/>
+                <w:sz w:val="20"/>
+                <w:szCs w:val="20"/>
+              </w:rPr>
+              <w:lastRenderedPageBreak/>
               <w:t>natural_language_dcg</w:t>
             </w:r>
           </w:p>
@@ -28805,7 +30129,7 @@
           <w:rFonts w:eastAsia="Times New Roman"/>
         </w:rPr>
       </w:pPr>
-      <w:bookmarkStart w:id="32" w:name="_Toc241595817"/>
+      <w:bookmarkStart w:id="32" w:name="_Toc241602138"/>
       <w:r>
         <w:rPr>
           <w:rFonts w:eastAsia="Times New Roman"/>
@@ -28819,8 +30143,7 @@
         <w:pStyle w:val="NormalWeb"/>
       </w:pPr>
       <w:r>
-        <w:lastRenderedPageBreak/>
-        <w:t>Testing found several real defects, which were fixed and, where possible, covered by a regression test (Table 10).</w:t>
+        <w:t>Testing found several real defects, which were fixed and, where possible, covered by a regression test (Table 11).</w:t>
       </w:r>
     </w:p>
     <w:p>
@@ -28828,7 +30151,7 @@
         <w:pStyle w:val="tcaption"/>
       </w:pPr>
       <w:r>
-        <w:t>Table 10. Defects found during testing</w:t>
+        <w:t>Table 11. Defects found during testing</w:t>
       </w:r>
     </w:p>
     <w:tbl>
@@ -28848,6 +30171,10 @@
         <w:gridCol w:w="3154"/>
       </w:tblGrid>
       <w:tr>
+        <w:trPr>
+          <w:cantSplit/>
+          <w:tblHeader/>
+        </w:trPr>
         <w:tc>
           <w:tcPr>
             <w:tcW w:w="1500" w:type="pct"/>
@@ -28868,6 +30195,7 @@
           </w:tcPr>
           <w:p>
             <w:pPr>
+              <w:keepNext/>
               <w:spacing w:after="120" w:line="276" w:lineRule="auto"/>
               <w:rPr>
                 <w:rFonts w:eastAsia="Times New Roman"/>
@@ -28909,6 +30237,7 @@
           </w:tcPr>
           <w:p>
             <w:pPr>
+              <w:keepNext/>
               <w:spacing w:after="120" w:line="276" w:lineRule="auto"/>
               <w:rPr>
                 <w:rFonts w:eastAsia="Times New Roman"/>
@@ -28950,6 +30279,7 @@
           </w:tcPr>
           <w:p>
             <w:pPr>
+              <w:keepNext/>
               <w:spacing w:after="120" w:line="276" w:lineRule="auto"/>
               <w:rPr>
                 <w:rFonts w:eastAsia="Times New Roman"/>
@@ -28973,6 +30303,9 @@
         </w:tc>
       </w:tr>
       <w:tr>
+        <w:trPr>
+          <w:cantSplit/>
+        </w:trPr>
         <w:tc>
           <w:tcPr>
             <w:tcW w:w="0" w:type="auto"/>
@@ -29086,6 +30419,9 @@
         </w:tc>
       </w:tr>
       <w:tr>
+        <w:trPr>
+          <w:cantSplit/>
+        </w:trPr>
         <w:tc>
           <w:tcPr>
             <w:tcW w:w="0" w:type="auto"/>
@@ -29199,6 +30535,9 @@
         </w:tc>
       </w:tr>
       <w:tr>
+        <w:trPr>
+          <w:cantSplit/>
+        </w:trPr>
         <w:tc>
           <w:tcPr>
             <w:tcW w:w="0" w:type="auto"/>
@@ -29312,6 +30651,9 @@
         </w:tc>
       </w:tr>
       <w:tr>
+        <w:trPr>
+          <w:cantSplit/>
+        </w:trPr>
         <w:tc>
           <w:tcPr>
             <w:tcW w:w="0" w:type="auto"/>
@@ -29425,6 +30767,9 @@
         </w:tc>
       </w:tr>
       <w:tr>
+        <w:trPr>
+          <w:cantSplit/>
+        </w:trPr>
         <w:tc>
           <w:tcPr>
             <w:tcW w:w="0" w:type="auto"/>
@@ -29538,6 +30883,9 @@
         </w:tc>
       </w:tr>
       <w:tr>
+        <w:trPr>
+          <w:cantSplit/>
+        </w:trPr>
         <w:tc>
           <w:tcPr>
             <w:tcW w:w="0" w:type="auto"/>
@@ -29651,6 +30999,9 @@
         </w:tc>
       </w:tr>
       <w:tr>
+        <w:trPr>
+          <w:cantSplit/>
+        </w:trPr>
         <w:tc>
           <w:tcPr>
             <w:tcW w:w="0" w:type="auto"/>
@@ -29771,7 +31122,7 @@
           <w:rFonts w:eastAsia="Times New Roman"/>
         </w:rPr>
       </w:pPr>
-      <w:bookmarkStart w:id="33" w:name="_Toc241595818"/>
+      <w:bookmarkStart w:id="33" w:name="_Toc241602139"/>
       <w:r>
         <w:rPr>
           <w:rFonts w:eastAsia="Times New Roman"/>
@@ -29785,7 +31136,7 @@
         <w:pStyle w:val="tcaption"/>
       </w:pPr>
       <w:r>
-        <w:t>Table 11. Evaluation against the objectives</w:t>
+        <w:t>Table 12. Evaluation against the objectives</w:t>
       </w:r>
     </w:p>
     <w:tbl>
@@ -29805,6 +31156,10 @@
         <w:gridCol w:w="5046"/>
       </w:tblGrid>
       <w:tr>
+        <w:trPr>
+          <w:cantSplit/>
+          <w:tblHeader/>
+        </w:trPr>
         <w:tc>
           <w:tcPr>
             <w:tcW w:w="1600" w:type="pct"/>
@@ -29825,6 +31180,7 @@
           </w:tcPr>
           <w:p>
             <w:pPr>
+              <w:keepNext/>
               <w:spacing w:after="120" w:line="276" w:lineRule="auto"/>
               <w:rPr>
                 <w:rFonts w:eastAsia="Times New Roman"/>
@@ -29866,6 +31222,7 @@
           </w:tcPr>
           <w:p>
             <w:pPr>
+              <w:keepNext/>
               <w:spacing w:after="120" w:line="276" w:lineRule="auto"/>
               <w:rPr>
                 <w:rFonts w:eastAsia="Times New Roman"/>
@@ -29907,6 +31264,7 @@
           </w:tcPr>
           <w:p>
             <w:pPr>
+              <w:keepNext/>
               <w:spacing w:after="120" w:line="276" w:lineRule="auto"/>
               <w:rPr>
                 <w:rFonts w:eastAsia="Times New Roman"/>
@@ -29930,6 +31288,9 @@
         </w:tc>
       </w:tr>
       <w:tr>
+        <w:trPr>
+          <w:cantSplit/>
+        </w:trPr>
         <w:tc>
           <w:tcPr>
             <w:tcW w:w="0" w:type="auto"/>
@@ -30043,6 +31404,9 @@
         </w:tc>
       </w:tr>
       <w:tr>
+        <w:trPr>
+          <w:cantSplit/>
+        </w:trPr>
         <w:tc>
           <w:tcPr>
             <w:tcW w:w="0" w:type="auto"/>
@@ -30156,39 +31520,43 @@
         </w:tc>
       </w:tr>
       <w:tr>
-        <w:tc>
-          <w:tcPr>
-            <w:tcW w:w="0" w:type="auto"/>
-            <w:tcBorders>
-              <w:top w:val="single" w:sz="6" w:space="0" w:color="000000"/>
-              <w:left w:val="single" w:sz="6" w:space="0" w:color="000000"/>
-              <w:bottom w:val="single" w:sz="6" w:space="0" w:color="000000"/>
-              <w:right w:val="single" w:sz="6" w:space="0" w:color="000000"/>
-            </w:tcBorders>
-            <w:shd w:val="clear" w:color="auto" w:fill="FFFFFF"/>
-            <w:tcMar>
-              <w:top w:w="45" w:type="dxa"/>
-              <w:left w:w="75" w:type="dxa"/>
-              <w:bottom w:w="45" w:type="dxa"/>
-              <w:right w:w="75" w:type="dxa"/>
-            </w:tcMar>
-            <w:hideMark/>
-          </w:tcPr>
-          <w:p>
-            <w:pPr>
-              <w:spacing w:after="120" w:line="276" w:lineRule="auto"/>
-              <w:rPr>
-                <w:rFonts w:eastAsia="Times New Roman"/>
-                <w:sz w:val="20"/>
-                <w:szCs w:val="20"/>
-              </w:rPr>
-            </w:pPr>
-            <w:r>
-              <w:rPr>
-                <w:rFonts w:eastAsia="Times New Roman"/>
-                <w:sz w:val="20"/>
-                <w:szCs w:val="20"/>
-              </w:rPr>
+        <w:trPr>
+          <w:cantSplit/>
+        </w:trPr>
+        <w:tc>
+          <w:tcPr>
+            <w:tcW w:w="0" w:type="auto"/>
+            <w:tcBorders>
+              <w:top w:val="single" w:sz="6" w:space="0" w:color="000000"/>
+              <w:left w:val="single" w:sz="6" w:space="0" w:color="000000"/>
+              <w:bottom w:val="single" w:sz="6" w:space="0" w:color="000000"/>
+              <w:right w:val="single" w:sz="6" w:space="0" w:color="000000"/>
+            </w:tcBorders>
+            <w:shd w:val="clear" w:color="auto" w:fill="FFFFFF"/>
+            <w:tcMar>
+              <w:top w:w="45" w:type="dxa"/>
+              <w:left w:w="75" w:type="dxa"/>
+              <w:bottom w:w="45" w:type="dxa"/>
+              <w:right w:w="75" w:type="dxa"/>
+            </w:tcMar>
+            <w:hideMark/>
+          </w:tcPr>
+          <w:p>
+            <w:pPr>
+              <w:spacing w:after="120" w:line="276" w:lineRule="auto"/>
+              <w:rPr>
+                <w:rFonts w:eastAsia="Times New Roman"/>
+                <w:sz w:val="20"/>
+                <w:szCs w:val="20"/>
+              </w:rPr>
+            </w:pPr>
+            <w:r>
+              <w:rPr>
+                <w:rFonts w:eastAsia="Times New Roman"/>
+                <w:sz w:val="20"/>
+                <w:szCs w:val="20"/>
+              </w:rPr>
+              <w:lastRenderedPageBreak/>
               <w:t>O3 Forward and backward chaining</w:t>
             </w:r>
           </w:p>
@@ -30269,6 +31637,9 @@
         </w:tc>
       </w:tr>
       <w:tr>
+        <w:trPr>
+          <w:cantSplit/>
+        </w:trPr>
         <w:tc>
           <w:tcPr>
             <w:tcW w:w="0" w:type="auto"/>
@@ -30382,6 +31753,9 @@
         </w:tc>
       </w:tr>
       <w:tr>
+        <w:trPr>
+          <w:cantSplit/>
+        </w:trPr>
         <w:tc>
           <w:tcPr>
             <w:tcW w:w="0" w:type="auto"/>
@@ -30495,40 +31869,42 @@
         </w:tc>
       </w:tr>
       <w:tr>
-        <w:tc>
-          <w:tcPr>
-            <w:tcW w:w="0" w:type="auto"/>
-            <w:tcBorders>
-              <w:top w:val="single" w:sz="6" w:space="0" w:color="000000"/>
-              <w:left w:val="single" w:sz="6" w:space="0" w:color="000000"/>
-              <w:bottom w:val="single" w:sz="6" w:space="0" w:color="000000"/>
-              <w:right w:val="single" w:sz="6" w:space="0" w:color="000000"/>
-            </w:tcBorders>
-            <w:shd w:val="clear" w:color="auto" w:fill="FFFFFF"/>
-            <w:tcMar>
-              <w:top w:w="45" w:type="dxa"/>
-              <w:left w:w="75" w:type="dxa"/>
-              <w:bottom w:w="45" w:type="dxa"/>
-              <w:right w:w="75" w:type="dxa"/>
-            </w:tcMar>
-            <w:hideMark/>
-          </w:tcPr>
-          <w:p>
-            <w:pPr>
-              <w:spacing w:after="120" w:line="276" w:lineRule="auto"/>
-              <w:rPr>
-                <w:rFonts w:eastAsia="Times New Roman"/>
-                <w:sz w:val="20"/>
-                <w:szCs w:val="20"/>
-              </w:rPr>
-            </w:pPr>
-            <w:r>
-              <w:rPr>
-                <w:rFonts w:eastAsia="Times New Roman"/>
-                <w:sz w:val="20"/>
-                <w:szCs w:val="20"/>
-              </w:rPr>
-              <w:lastRenderedPageBreak/>
+        <w:trPr>
+          <w:cantSplit/>
+        </w:trPr>
+        <w:tc>
+          <w:tcPr>
+            <w:tcW w:w="0" w:type="auto"/>
+            <w:tcBorders>
+              <w:top w:val="single" w:sz="6" w:space="0" w:color="000000"/>
+              <w:left w:val="single" w:sz="6" w:space="0" w:color="000000"/>
+              <w:bottom w:val="single" w:sz="6" w:space="0" w:color="000000"/>
+              <w:right w:val="single" w:sz="6" w:space="0" w:color="000000"/>
+            </w:tcBorders>
+            <w:shd w:val="clear" w:color="auto" w:fill="FFFFFF"/>
+            <w:tcMar>
+              <w:top w:w="45" w:type="dxa"/>
+              <w:left w:w="75" w:type="dxa"/>
+              <w:bottom w:w="45" w:type="dxa"/>
+              <w:right w:w="75" w:type="dxa"/>
+            </w:tcMar>
+            <w:hideMark/>
+          </w:tcPr>
+          <w:p>
+            <w:pPr>
+              <w:spacing w:after="120" w:line="276" w:lineRule="auto"/>
+              <w:rPr>
+                <w:rFonts w:eastAsia="Times New Roman"/>
+                <w:sz w:val="20"/>
+                <w:szCs w:val="20"/>
+              </w:rPr>
+            </w:pPr>
+            <w:r>
+              <w:rPr>
+                <w:rFonts w:eastAsia="Times New Roman"/>
+                <w:sz w:val="20"/>
+                <w:szCs w:val="20"/>
+              </w:rPr>
               <w:t>O6 User-friendly interface</w:t>
             </w:r>
           </w:p>
@@ -30609,6 +31985,9 @@
         </w:tc>
       </w:tr>
       <w:tr>
+        <w:trPr>
+          <w:cantSplit/>
+        </w:trPr>
         <w:tc>
           <w:tcPr>
             <w:tcW w:w="0" w:type="auto"/>
@@ -30737,7 +32116,7 @@
           <w:rFonts w:eastAsia="Times New Roman"/>
         </w:rPr>
       </w:pPr>
-      <w:bookmarkStart w:id="34" w:name="_Toc241595819"/>
+      <w:bookmarkStart w:id="34" w:name="_Toc241602140"/>
       <w:r>
         <w:rPr>
           <w:rFonts w:eastAsia="Times New Roman"/>
@@ -30771,7 +32150,7 @@
           <w:rFonts w:eastAsia="Times New Roman"/>
         </w:rPr>
       </w:pPr>
-      <w:bookmarkStart w:id="35" w:name="_Toc241595820"/>
+      <w:bookmarkStart w:id="35" w:name="_Toc241602141"/>
       <w:r>
         <w:rPr>
           <w:rFonts w:eastAsia="Times New Roman"/>
@@ -30787,7 +32166,7 @@
           <w:rFonts w:eastAsia="Times New Roman"/>
         </w:rPr>
       </w:pPr>
-      <w:bookmarkStart w:id="36" w:name="_Toc241595821"/>
+      <w:bookmarkStart w:id="36" w:name="_Toc241602142"/>
       <w:r>
         <w:rPr>
           <w:rFonts w:eastAsia="Times New Roman"/>
@@ -30811,7 +32190,11 @@
         <w:t>hypothesise-and-test</w:t>
       </w:r>
       <w:r>
-        <w:t>: the expert selects the tests that would confirm or rule out that hypothesis and abandons it as soon as a test contradicts it. Studies of expert diagnostic reasoning describe the same hypothetico-deductive pattern [18]. The consultation mode models it directly. It forms a hypothesis from the rule order, asks only for the evidence that hypothesis needs, and moves to the next hypothesis on failure. Test case 17 shows the effect: an isotropic reading rules out ruby after a single question.</w:t>
+        <w:t xml:space="preserve">: the expert selects the tests that would confirm or rule out that hypothesis and abandons it as soon as a test contradicts it. Studies of expert diagnostic reasoning describe the same hypothetico-deductive pattern [18]. The consultation mode models it directly. It forms a hypothesis from the rule order, asks only for the evidence that hypothesis needs, and moves to </w:t>
+      </w:r>
+      <w:r>
+        <w:lastRenderedPageBreak/>
+        <w:t>the next hypothesis on failure. Test case 17 shows the effect: an isotropic reading rules out ruby after a single question.</w:t>
       </w:r>
     </w:p>
     <w:p>
@@ -30819,11 +32202,7 @@
         <w:pStyle w:val="NormalWeb"/>
       </w:pPr>
       <w:r>
-        <w:t xml:space="preserve">Human experts also reason with uncertain evidence and weigh several weak clues. The certainty factors model this: no single colour observation identifies a gem, but several weak matches together raise one candidate above another. Finally, experts can justify their </w:t>
-      </w:r>
-      <w:r>
-        <w:lastRenderedPageBreak/>
-        <w:t>conclusions. The explanation facility gives the system the same ability to justify, and its explanations cite the source of each piece of knowledge.</w:t>
+        <w:t>Human experts also reason with uncertain evidence and weigh several weak clues. The certainty factors model this: no single colour observation identifies a gem, but several weak matches together raise one candidate above another. Finally, experts can justify their conclusions. The explanation facility gives the system the same ability to justify, and its explanations cite the source of each piece of knowledge.</w:t>
       </w:r>
     </w:p>
     <w:p>
@@ -30833,7 +32212,7 @@
           <w:rFonts w:eastAsia="Times New Roman"/>
         </w:rPr>
       </w:pPr>
-      <w:bookmarkStart w:id="37" w:name="_Toc241595822"/>
+      <w:bookmarkStart w:id="37" w:name="_Toc241602143"/>
       <w:r>
         <w:rPr>
           <w:rFonts w:eastAsia="Times New Roman"/>
@@ -30857,13 +32236,13 @@
         <w:t>why</w:t>
       </w:r>
       <w:r>
-        <w:t xml:space="preserve"> </w:t>
-      </w:r>
-      <w:r>
-        <w:t xml:space="preserve">a stone was classified as a sapphire, they need large labelled data sets that do not exist for Sri Lankan stones and their treatments, and a photograph cannot capture RI, SG or optic character. This rule-based system is transparent. Every conclusion can be traced to named rules and published sources, and it is easy to correct when an expert disagrees. Rudin [19] argues that for high-stakes decisions, interpretable models should be preferred to explaining black boxes after the fact. A buyer deciding whether </w:t>
-      </w:r>
-      <w:r>
-        <w:t>to spend a large sum on a stone is making exactly that kind of decision, which is why explainability was treated as a core requirement. The weakness of the symbolic approach is the knowledge acquisition bottleneck: every rule must be written and justified by hand, and the system knows nothing outside its rules. A hybrid, in which image recognition proposes candidates that the rule base then checks and explains, is a promising direction.</w:t>
+        <w:t xml:space="preserve"> a stone was classified as a sapphire, they need large labelled data sets that do not exist for Sri Lankan stones and their treatments, and a photograph cannot capture RI, SG or optic character. This rule-ba</w:t>
+      </w:r>
+      <w:r>
+        <w:t>sed system is transparent. Every conclusion can be traced to named rules and published sources, and it is easy to correct when an expert disagrees. Rudin [19] argues that for high-stakes decisions, interpretable models should be preferred to explaining black boxes after the fact. A buyer deciding whether to spend a large sum on a stone is making exactly that kind of decision, which is why explainability was treated as a core requirement. The weakness of the symbolic approach is the knowledge acquisition bot</w:t>
+      </w:r>
+      <w:r>
+        <w:t>tleneck: every rule must be written and justified by hand, and the system knows nothing outside its rules. A hybrid, in which image recognition proposes candidates that the rule base then checks and explains, is a promising direction.</w:t>
       </w:r>
     </w:p>
     <w:p>
@@ -30873,7 +32252,7 @@
           <w:rFonts w:eastAsia="Times New Roman"/>
         </w:rPr>
       </w:pPr>
-      <w:bookmarkStart w:id="38" w:name="_Toc241595823"/>
+      <w:bookmarkStart w:id="38" w:name="_Toc241602144"/>
       <w:r>
         <w:rPr>
           <w:rFonts w:eastAsia="Times New Roman"/>
@@ -30881,257 +32260,6 @@
         <w:t>7.3 Limitations</w:t>
       </w:r>
       <w:bookmarkEnd w:id="38"/>
-    </w:p>
-    <w:p>
-      <w:pPr>
-        <w:numPr>
-          <w:ilvl w:val="0"/>
-          <w:numId w:val="5"/>
-        </w:numPr>
-        <w:spacing w:before="100" w:beforeAutospacing="1" w:after="40" w:line="360" w:lineRule="auto"/>
-        <w:jc w:val="both"/>
-        <w:rPr>
-          <w:rFonts w:eastAsia="Times New Roman"/>
-        </w:rPr>
-      </w:pPr>
-      <w:r>
-        <w:rPr>
-          <w:rFonts w:eastAsia="Times New Roman"/>
-          <w:b/>
-          <w:bCs/>
-        </w:rPr>
-        <w:t>No validation on real certified stones.</w:t>
-      </w:r>
-      <w:r>
-        <w:rPr>
-          <w:rFonts w:eastAsia="Times New Roman"/>
-        </w:rPr>
-        <w:t xml:space="preserve"> Accuracy on real-world readings, with their measurement noise, is unknown.</w:t>
-      </w:r>
-    </w:p>
-    <w:p>
-      <w:pPr>
-        <w:numPr>
-          <w:ilvl w:val="0"/>
-          <w:numId w:val="5"/>
-        </w:numPr>
-        <w:spacing w:before="100" w:beforeAutospacing="1" w:after="40" w:line="360" w:lineRule="auto"/>
-        <w:jc w:val="both"/>
-        <w:rPr>
-          <w:rFonts w:eastAsia="Times New Roman"/>
-        </w:rPr>
-      </w:pPr>
-      <w:r>
-        <w:rPr>
-          <w:rFonts w:eastAsia="Times New Roman"/>
-          <w:b/>
-          <w:bCs/>
-        </w:rPr>
-        <w:t>Over-the-limit readings are coarse.</w:t>
-      </w:r>
-      <w:r>
-        <w:rPr>
-          <w:rFonts w:eastAsia="Times New Roman"/>
-        </w:rPr>
-        <w:t xml:space="preserve"> An RI "over the limit" only says the RI is above about 1.81, so it cannot separate zircon from cubic zirconia or high-RI garnets on its own; SG and optic character must do that.</w:t>
-      </w:r>
-    </w:p>
-    <w:p>
-      <w:pPr>
-        <w:numPr>
-          <w:ilvl w:val="0"/>
-          <w:numId w:val="5"/>
-        </w:numPr>
-        <w:spacing w:before="100" w:beforeAutospacing="1" w:after="40" w:line="360" w:lineRule="auto"/>
-        <w:jc w:val="both"/>
-        <w:rPr>
-          <w:rFonts w:eastAsia="Times New Roman"/>
-        </w:rPr>
-      </w:pPr>
-      <w:r>
-        <w:rPr>
-          <w:rFonts w:eastAsia="Times New Roman"/>
-          <w:b/>
-          <w:bCs/>
-        </w:rPr>
-        <w:t>Unused properties.</w:t>
-      </w:r>
-      <w:r>
-        <w:rPr>
-          <w:rFonts w:eastAsia="Times New Roman"/>
-        </w:rPr>
-        <w:t xml:space="preserve"> </w:t>
-      </w:r>
-      <w:r>
-        <w:rPr>
-          <w:rFonts w:eastAsia="Times New Roman"/>
-        </w:rPr>
-        <w:t>Birefringence is stored but not used as an input; pleochroism, fluorescence and absorption spectra, which gemmologists use to separate overlapping species, are not modelled.</w:t>
-      </w:r>
-    </w:p>
-    <w:p>
-      <w:pPr>
-        <w:numPr>
-          <w:ilvl w:val="0"/>
-          <w:numId w:val="5"/>
-        </w:numPr>
-        <w:spacing w:before="100" w:beforeAutospacing="1" w:after="40" w:line="360" w:lineRule="auto"/>
-        <w:jc w:val="both"/>
-        <w:rPr>
-          <w:rFonts w:eastAsia="Times New Roman"/>
-        </w:rPr>
-      </w:pPr>
-      <w:r>
-        <w:rPr>
-          <w:rFonts w:eastAsia="Times New Roman"/>
-          <w:b/>
-          <w:bCs/>
-        </w:rPr>
-        <w:t>Treatments.</w:t>
-      </w:r>
-      <w:r>
-        <w:rPr>
-          <w:rFonts w:eastAsia="Times New Roman"/>
-        </w:rPr>
-        <w:t xml:space="preserve"> Only heat treatment is indicated, and only from one visible feature. Glass-filled ruby, a significant fraud, is not covered.</w:t>
-      </w:r>
-    </w:p>
-    <w:p>
-      <w:pPr>
-        <w:numPr>
-          <w:ilvl w:val="0"/>
-          <w:numId w:val="5"/>
-        </w:numPr>
-        <w:spacing w:before="100" w:beforeAutospacing="1" w:after="40" w:line="360" w:lineRule="auto"/>
-        <w:jc w:val="both"/>
-        <w:rPr>
-          <w:rFonts w:eastAsia="Times New Roman"/>
-        </w:rPr>
-      </w:pPr>
-      <w:r>
-        <w:rPr>
-          <w:rFonts w:eastAsia="Times New Roman"/>
-          <w:b/>
-          <w:bCs/>
-        </w:rPr>
-        <w:t>One inclusion per stone.</w:t>
-      </w:r>
-      <w:r>
-        <w:rPr>
-          <w:rFonts w:eastAsia="Times New Roman"/>
-        </w:rPr>
-        <w:t xml:space="preserve"> The user can report only the dominant inclusion type.</w:t>
-      </w:r>
-    </w:p>
-    <w:p>
-      <w:pPr>
-        <w:numPr>
-          <w:ilvl w:val="0"/>
-          <w:numId w:val="5"/>
-        </w:numPr>
-        <w:spacing w:before="100" w:beforeAutospacing="1" w:after="40" w:line="360" w:lineRule="auto"/>
-        <w:jc w:val="both"/>
-        <w:rPr>
-          <w:rFonts w:eastAsia="Times New Roman"/>
-        </w:rPr>
-      </w:pPr>
-      <w:r>
-        <w:rPr>
-          <w:rFonts w:eastAsia="Times New Roman"/>
-          <w:b/>
-          <w:bCs/>
-        </w:rPr>
-        <w:lastRenderedPageBreak/>
-        <w:t>Subjective certainty factors.</w:t>
-      </w:r>
-      <w:r>
-        <w:rPr>
-          <w:rFonts w:eastAsia="Times New Roman"/>
-        </w:rPr>
-        <w:t xml:space="preserve"> </w:t>
-      </w:r>
-      <w:r>
-        <w:rPr>
-          <w:rFonts w:eastAsia="Times New Roman"/>
-        </w:rPr>
-        <w:t>The CF values are the knowledge engineer's judgement and have not been calibrated against data. MYCIN-style certainty factors also lack a full probabilistic foundation [17].</w:t>
-      </w:r>
-    </w:p>
-    <w:p>
-      <w:pPr>
-        <w:numPr>
-          <w:ilvl w:val="0"/>
-          <w:numId w:val="5"/>
-        </w:numPr>
-        <w:spacing w:before="100" w:beforeAutospacing="1" w:after="40" w:line="360" w:lineRule="auto"/>
-        <w:jc w:val="both"/>
-        <w:rPr>
-          <w:rFonts w:eastAsia="Times New Roman"/>
-        </w:rPr>
-      </w:pPr>
-      <w:r>
-        <w:rPr>
-          <w:rFonts w:eastAsia="Times New Roman"/>
-          <w:b/>
-          <w:bCs/>
-        </w:rPr>
-        <w:t>Rule-order dependence.</w:t>
-      </w:r>
-      <w:r>
-        <w:rPr>
-          <w:rFonts w:eastAsia="Times New Roman"/>
-        </w:rPr>
-        <w:t xml:space="preserve"> Rules with negative conditions rely on the layer order for correct conflict resolution. This is documented but would need care if rules were added carelessly.</w:t>
-      </w:r>
-    </w:p>
-    <w:p>
-      <w:pPr>
-        <w:numPr>
-          <w:ilvl w:val="0"/>
-          <w:numId w:val="5"/>
-        </w:numPr>
-        <w:spacing w:before="100" w:beforeAutospacing="1" w:after="40" w:line="360" w:lineRule="auto"/>
-        <w:jc w:val="both"/>
-        <w:rPr>
-          <w:rFonts w:eastAsia="Times New Roman"/>
-        </w:rPr>
-      </w:pPr>
-      <w:r>
-        <w:rPr>
-          <w:rFonts w:eastAsia="Times New Roman"/>
-          <w:b/>
-          <w:bCs/>
-        </w:rPr>
-        <w:t>Consultation diagram.</w:t>
-      </w:r>
-      <w:r>
-        <w:rPr>
-          <w:rFonts w:eastAsia="Times New Roman"/>
-        </w:rPr>
-        <w:t xml:space="preserve"> </w:t>
-      </w:r>
-      <w:r>
-        <w:rPr>
-          <w:rFonts w:eastAsia="Times New Roman"/>
-        </w:rPr>
-        <w:t>For "find the species", the diagram shows the successful proof but not the hypotheses rejected before it, although the question sequence and the Why explanations do show them.</w:t>
-      </w:r>
-    </w:p>
-    <w:p>
-      <w:pPr>
-        <w:pStyle w:val="Heading2"/>
-        <w:rPr>
-          <w:rFonts w:eastAsia="Times New Roman"/>
-        </w:rPr>
-      </w:pPr>
-      <w:bookmarkStart w:id="39" w:name="_Toc241595824"/>
-      <w:r>
-        <w:rPr>
-          <w:rFonts w:eastAsia="Times New Roman"/>
-        </w:rPr>
-        <w:t>7.4 Future work</w:t>
-      </w:r>
-      <w:bookmarkEnd w:id="39"/>
     </w:p>
     <w:p>
       <w:pPr>
@@ -31148,8 +32276,16 @@
       <w:r>
         <w:rPr>
           <w:rFonts w:eastAsia="Times New Roman"/>
-        </w:rPr>
-        <w:t>Validate on 15-20 certified stones or laboratory reports and report accuracy with an error analysis.</w:t>
+          <w:b/>
+          <w:bCs/>
+        </w:rPr>
+        <w:t>No validation on real certified stones.</w:t>
+      </w:r>
+      <w:r>
+        <w:rPr>
+          <w:rFonts w:eastAsia="Times New Roman"/>
+        </w:rPr>
+        <w:t xml:space="preserve"> Accuracy on real-world readings, with their measurement noise, is unknown.</w:t>
       </w:r>
     </w:p>
     <w:p>
@@ -31167,8 +32303,16 @@
       <w:r>
         <w:rPr>
           <w:rFonts w:eastAsia="Times New Roman"/>
-        </w:rPr>
-        <w:t>Add birefringence as an input, and rules for pleochroism, fluorescence and glass-filled ruby.</w:t>
+          <w:b/>
+          <w:bCs/>
+        </w:rPr>
+        <w:t>Over-the-limit readings are coarse.</w:t>
+      </w:r>
+      <w:r>
+        <w:rPr>
+          <w:rFonts w:eastAsia="Times New Roman"/>
+        </w:rPr>
+        <w:t xml:space="preserve"> An RI "over the limit" only says the RI is above about 1.81, so it cannot separate zircon from cubic zirconia or high-RI garnets on its own; SG and optic character must do that.</w:t>
       </w:r>
     </w:p>
     <w:p>
@@ -31186,8 +32330,22 @@
       <w:r>
         <w:rPr>
           <w:rFonts w:eastAsia="Times New Roman"/>
-        </w:rPr>
-        <w:t>Allow several inclusion types per stone, combining their evidence with certainty factors.</w:t>
+          <w:b/>
+          <w:bCs/>
+        </w:rPr>
+        <w:t>Unused properties.</w:t>
+      </w:r>
+      <w:r>
+        <w:rPr>
+          <w:rFonts w:eastAsia="Times New Roman"/>
+        </w:rPr>
+        <w:t xml:space="preserve"> </w:t>
+      </w:r>
+      <w:r>
+        <w:rPr>
+          <w:rFonts w:eastAsia="Times New Roman"/>
+        </w:rPr>
+        <w:t>Birefringence is stored but not used as an input; pleochroism, fluorescence and absorption spectra, which gemmologists use to separate overlapping species, are not modelled.</w:t>
       </w:r>
     </w:p>
     <w:p>
@@ -31205,8 +32363,17 @@
       <w:r>
         <w:rPr>
           <w:rFonts w:eastAsia="Times New Roman"/>
-        </w:rPr>
-        <w:t>Add a knowledge base consistency checker (conflicting, redundant or unreachable rules) and a knowledge-editing page for experts.</w:t>
+          <w:b/>
+          <w:bCs/>
+        </w:rPr>
+        <w:lastRenderedPageBreak/>
+        <w:t>Treatments.</w:t>
+      </w:r>
+      <w:r>
+        <w:rPr>
+          <w:rFonts w:eastAsia="Times New Roman"/>
+        </w:rPr>
+        <w:t xml:space="preserve"> Only heat treatment is indicated, and only from one visible feature. Glass-filled ruby, a significant fraud, is not covered.</w:t>
       </w:r>
     </w:p>
     <w:p>
@@ -31224,6 +32391,218 @@
       <w:r>
         <w:rPr>
           <w:rFonts w:eastAsia="Times New Roman"/>
+          <w:b/>
+          <w:bCs/>
+        </w:rPr>
+        <w:t>One inclusion per stone.</w:t>
+      </w:r>
+      <w:r>
+        <w:rPr>
+          <w:rFonts w:eastAsia="Times New Roman"/>
+        </w:rPr>
+        <w:t xml:space="preserve"> The user can report only the dominant inclusion type.</w:t>
+      </w:r>
+    </w:p>
+    <w:p>
+      <w:pPr>
+        <w:numPr>
+          <w:ilvl w:val="0"/>
+          <w:numId w:val="6"/>
+        </w:numPr>
+        <w:spacing w:before="100" w:beforeAutospacing="1" w:after="40" w:line="360" w:lineRule="auto"/>
+        <w:jc w:val="both"/>
+        <w:rPr>
+          <w:rFonts w:eastAsia="Times New Roman"/>
+        </w:rPr>
+      </w:pPr>
+      <w:r>
+        <w:rPr>
+          <w:rFonts w:eastAsia="Times New Roman"/>
+          <w:b/>
+          <w:bCs/>
+        </w:rPr>
+        <w:t>Subjective certainty factors.</w:t>
+      </w:r>
+      <w:r>
+        <w:rPr>
+          <w:rFonts w:eastAsia="Times New Roman"/>
+        </w:rPr>
+        <w:t xml:space="preserve"> </w:t>
+      </w:r>
+      <w:r>
+        <w:rPr>
+          <w:rFonts w:eastAsia="Times New Roman"/>
+        </w:rPr>
+        <w:t>The CF values are the knowledge engineer's judgement and have not been calibrated against data. MYCIN-style certainty factors also lack a full probabilistic foundation [17].</w:t>
+      </w:r>
+    </w:p>
+    <w:p>
+      <w:pPr>
+        <w:numPr>
+          <w:ilvl w:val="0"/>
+          <w:numId w:val="6"/>
+        </w:numPr>
+        <w:spacing w:before="100" w:beforeAutospacing="1" w:after="40" w:line="360" w:lineRule="auto"/>
+        <w:jc w:val="both"/>
+        <w:rPr>
+          <w:rFonts w:eastAsia="Times New Roman"/>
+        </w:rPr>
+      </w:pPr>
+      <w:r>
+        <w:rPr>
+          <w:rFonts w:eastAsia="Times New Roman"/>
+          <w:b/>
+          <w:bCs/>
+        </w:rPr>
+        <w:t>Rule-order dependence.</w:t>
+      </w:r>
+      <w:r>
+        <w:rPr>
+          <w:rFonts w:eastAsia="Times New Roman"/>
+        </w:rPr>
+        <w:t xml:space="preserve"> Rules with negative conditions rely on the layer order for correct conflict resolution. This is documented but would need care if rules were added carelessly.</w:t>
+      </w:r>
+    </w:p>
+    <w:p>
+      <w:pPr>
+        <w:numPr>
+          <w:ilvl w:val="0"/>
+          <w:numId w:val="6"/>
+        </w:numPr>
+        <w:spacing w:before="100" w:beforeAutospacing="1" w:after="40" w:line="360" w:lineRule="auto"/>
+        <w:jc w:val="both"/>
+        <w:rPr>
+          <w:rFonts w:eastAsia="Times New Roman"/>
+        </w:rPr>
+      </w:pPr>
+      <w:r>
+        <w:rPr>
+          <w:rFonts w:eastAsia="Times New Roman"/>
+          <w:b/>
+          <w:bCs/>
+        </w:rPr>
+        <w:t>Consultation diagram.</w:t>
+      </w:r>
+      <w:r>
+        <w:rPr>
+          <w:rFonts w:eastAsia="Times New Roman"/>
+        </w:rPr>
+        <w:t xml:space="preserve"> </w:t>
+      </w:r>
+      <w:r>
+        <w:rPr>
+          <w:rFonts w:eastAsia="Times New Roman"/>
+        </w:rPr>
+        <w:t>For "find the species", the diagram shows the successful proof but not the hypotheses rejected before it, although the question sequence and the Why explanations do show them.</w:t>
+      </w:r>
+    </w:p>
+    <w:p>
+      <w:pPr>
+        <w:pStyle w:val="Heading2"/>
+        <w:rPr>
+          <w:rFonts w:eastAsia="Times New Roman"/>
+        </w:rPr>
+      </w:pPr>
+      <w:bookmarkStart w:id="39" w:name="_Toc241602145"/>
+      <w:r>
+        <w:rPr>
+          <w:rFonts w:eastAsia="Times New Roman"/>
+        </w:rPr>
+        <w:t>7.4 Future work</w:t>
+      </w:r>
+      <w:bookmarkEnd w:id="39"/>
+    </w:p>
+    <w:p>
+      <w:pPr>
+        <w:numPr>
+          <w:ilvl w:val="0"/>
+          <w:numId w:val="7"/>
+        </w:numPr>
+        <w:spacing w:before="100" w:beforeAutospacing="1" w:after="40" w:line="360" w:lineRule="auto"/>
+        <w:jc w:val="both"/>
+        <w:rPr>
+          <w:rFonts w:eastAsia="Times New Roman"/>
+        </w:rPr>
+      </w:pPr>
+      <w:r>
+        <w:rPr>
+          <w:rFonts w:eastAsia="Times New Roman"/>
+        </w:rPr>
+        <w:t>Validate on 15-20 certified stones or laboratory reports and report accuracy with an error analysis.</w:t>
+      </w:r>
+    </w:p>
+    <w:p>
+      <w:pPr>
+        <w:numPr>
+          <w:ilvl w:val="0"/>
+          <w:numId w:val="7"/>
+        </w:numPr>
+        <w:spacing w:before="100" w:beforeAutospacing="1" w:after="40" w:line="360" w:lineRule="auto"/>
+        <w:jc w:val="both"/>
+        <w:rPr>
+          <w:rFonts w:eastAsia="Times New Roman"/>
+        </w:rPr>
+      </w:pPr>
+      <w:r>
+        <w:rPr>
+          <w:rFonts w:eastAsia="Times New Roman"/>
+        </w:rPr>
+        <w:t>Add birefringence as an input, and rules for pleochroism, fluorescence and glass-filled ruby.</w:t>
+      </w:r>
+    </w:p>
+    <w:p>
+      <w:pPr>
+        <w:numPr>
+          <w:ilvl w:val="0"/>
+          <w:numId w:val="7"/>
+        </w:numPr>
+        <w:spacing w:before="100" w:beforeAutospacing="1" w:after="40" w:line="360" w:lineRule="auto"/>
+        <w:jc w:val="both"/>
+        <w:rPr>
+          <w:rFonts w:eastAsia="Times New Roman"/>
+        </w:rPr>
+      </w:pPr>
+      <w:r>
+        <w:rPr>
+          <w:rFonts w:eastAsia="Times New Roman"/>
+        </w:rPr>
+        <w:t>Allow several inclusion types per stone, combining their evidence with certainty factors.</w:t>
+      </w:r>
+    </w:p>
+    <w:p>
+      <w:pPr>
+        <w:numPr>
+          <w:ilvl w:val="0"/>
+          <w:numId w:val="7"/>
+        </w:numPr>
+        <w:spacing w:before="100" w:beforeAutospacing="1" w:after="40" w:line="360" w:lineRule="auto"/>
+        <w:jc w:val="both"/>
+        <w:rPr>
+          <w:rFonts w:eastAsia="Times New Roman"/>
+        </w:rPr>
+      </w:pPr>
+      <w:r>
+        <w:rPr>
+          <w:rFonts w:eastAsia="Times New Roman"/>
+        </w:rPr>
+        <w:t>Add a knowledge base consistency checker (conflicting, redundant or unreachable rules) and a knowledge-editing page for experts.</w:t>
+      </w:r>
+    </w:p>
+    <w:p>
+      <w:pPr>
+        <w:numPr>
+          <w:ilvl w:val="0"/>
+          <w:numId w:val="7"/>
+        </w:numPr>
+        <w:spacing w:before="100" w:beforeAutospacing="1" w:after="40" w:line="360" w:lineRule="auto"/>
+        <w:jc w:val="both"/>
+        <w:rPr>
+          <w:rFonts w:eastAsia="Times New Roman"/>
+        </w:rPr>
+      </w:pPr>
+      <w:r>
+        <w:rPr>
+          <w:rFonts w:eastAsia="Times New Roman"/>
         </w:rPr>
         <w:t>Explore a hybrid system in which image recognition proposes candidates that the rule base verifies and explains.</w:t>
       </w:r>
@@ -31235,7 +32614,7 @@
           <w:rFonts w:eastAsia="Times New Roman"/>
         </w:rPr>
       </w:pPr>
-      <w:bookmarkStart w:id="40" w:name="_Toc241595825"/>
+      <w:bookmarkStart w:id="40" w:name="_Toc241602146"/>
       <w:r>
         <w:rPr>
           <w:rFonts w:eastAsia="Times New Roman"/>
@@ -31249,20 +32628,17 @@
         <w:pStyle w:val="NormalWeb"/>
       </w:pPr>
       <w:r>
-        <w:t>This project designed and implemented a rule-based expert system that identifies common Sri Lankan gemstones, detects synthetics and imitations, and explains its reasoning. Knowledge from recognised gemmological sources was systematically acquired, documented and represen</w:t>
-      </w:r>
-      <w:r>
-        <w:t>ted as 297 facts and 62 production rules in four chained layers, with a certainty factor and a literature source for every rule. One rule base supports three reasoning modes: forward chaining for identification, backward chaining for verifying a claim, and an interactive consultation that asks only for the facts it needs. A full How, Why and Why-not explanation facility, reasoning diagrams, a plain-English question interface and a web interface make the reasoning transparent to non-experts, and features suc</w:t>
-      </w:r>
-      <w:r>
-        <w:t xml:space="preserve">h as picture-based inputs, live checking </w:t>
+        <w:t>This project designed and implemented a rule-based expert system that identifies common Sri Lankan gemstones, detects synthetics and imitations, and explains its reasoning. Knowledge from recognised gemmological sources was systematically acquired, documented and represented as 297 facts and 62 production rules in four chained layers, with a certainty factor and a literature source for every rule. One rule base supports three reasoning modes: forward chaining for identification, backward chaining for verify</w:t>
+      </w:r>
+      <w:r>
+        <w:t xml:space="preserve">ing a claim, and an interactive </w:t>
       </w:r>
       <w:r>
         <w:lastRenderedPageBreak/>
-        <w:t>of readings and the next-measurement hint make it practical for people without gemmological training. All 20 documented test cases and 47 automated tests pass. The system meets its objectives as a tool for a first opinion. Its main limitations, the absence of real-world validation and several unmodelled gemmological properties, define clear next steps. Above all, the project shows why a transparent, explainable system is appropriate when a person's money depends on i</w:t>
-      </w:r>
-      <w:r>
-        <w:t>ts answer.</w:t>
+        <w:t>consultation that asks only for the facts it needs. A full How, Why and Why-not explanation facility, reasoning diagrams, a plain-English question interface and a web interface make the reasoning transparent to non-experts, and features such as picture-based inputs, live checking of readings and the next-measurement hint make it practical for people without gemmological training. All 20 documented test cases and 47 automated tests pass. The system meets its objectives as a to</w:t>
+      </w:r>
+      <w:r>
+        <w:t>ol for a first opinion. Its main limitations, the absence of real-world validation and several unmodelled gemmological properties, define clear next steps. Above all, the project shows why a transparent, explainable system is appropriate when a person's money depends on its answer.</w:t>
       </w:r>
     </w:p>
     <w:p>
@@ -31278,7 +32654,7 @@
         </w:rPr>
         <w:br w:type="page"/>
       </w:r>
-      <w:bookmarkStart w:id="41" w:name="_Toc241595826"/>
+      <w:bookmarkStart w:id="41" w:name="_Toc241602147"/>
       <w:r>
         <w:rPr>
           <w:rFonts w:eastAsia="Times New Roman"/>
@@ -31651,7 +33027,7 @@
         </w:rPr>
         <w:br w:type="page"/>
       </w:r>
-      <w:bookmarkStart w:id="42" w:name="_Toc241595827"/>
+      <w:bookmarkStart w:id="42" w:name="_Toc241602148"/>
       <w:r>
         <w:rPr>
           <w:rFonts w:eastAsia="Times New Roman"/>
@@ -31666,7 +33042,1166 @@
         <w:pStyle w:val="NormalWeb"/>
       </w:pPr>
       <w:r>
-        <w:t>Generated from knowledge_base.pl. Source keys: gia [1], webster [2], read [3], matlins [4], igs [5], gemdat [6], ngja [7], design = knowledge engineer decision.</w:t>
+        <w:t xml:space="preserve">Generated from knowledge_base.pl. Each row reads: IF all the conditions (joined by AND) are true, THEN the conclusion is added, with the certainty factor (CF) shown. Source keys: gia [1], webster [2], read [3], matlins [4], igs [5], gemdat [6], ngja [7], design = knowledge engineer decision. Capital letters such as </w:t>
+      </w:r>
+      <w:r>
+        <w:rPr>
+          <w:rStyle w:val="code1"/>
+        </w:rPr>
+        <w:t>G</w:t>
+      </w:r>
+      <w:r>
+        <w:t xml:space="preserve"> are variables: they stand for any gem, so a rule like r14 applies to every gem that satisfies it. Table A1 explains the condition terms.</w:t>
+      </w:r>
+    </w:p>
+    <w:p>
+      <w:pPr>
+        <w:pStyle w:val="tcaption"/>
+      </w:pPr>
+      <w:r>
+        <w:t>Table A1. Key to the condition terms used in the rules</w:t>
+      </w:r>
+    </w:p>
+    <w:tbl>
+      <w:tblPr>
+        <w:tblW w:w="5000" w:type="pct"/>
+        <w:tblCellMar>
+          <w:top w:w="15" w:type="dxa"/>
+          <w:left w:w="15" w:type="dxa"/>
+          <w:bottom w:w="15" w:type="dxa"/>
+          <w:right w:w="15" w:type="dxa"/>
+        </w:tblCellMar>
+        <w:tblLook w:val="04A0" w:firstRow="1" w:lastRow="0" w:firstColumn="1" w:lastColumn="0" w:noHBand="0" w:noVBand="1"/>
+      </w:tblPr>
+      <w:tblGrid>
+        <w:gridCol w:w="2884"/>
+        <w:gridCol w:w="6127"/>
+      </w:tblGrid>
+      <w:tr>
+        <w:trPr>
+          <w:cantSplit/>
+          <w:tblHeader/>
+        </w:trPr>
+        <w:tc>
+          <w:tcPr>
+            <w:tcW w:w="1600" w:type="pct"/>
+            <w:tcBorders>
+              <w:top w:val="single" w:sz="6" w:space="0" w:color="000000"/>
+              <w:left w:val="single" w:sz="6" w:space="0" w:color="000000"/>
+              <w:bottom w:val="single" w:sz="6" w:space="0" w:color="000000"/>
+              <w:right w:val="single" w:sz="6" w:space="0" w:color="000000"/>
+            </w:tcBorders>
+            <w:shd w:val="clear" w:color="auto" w:fill="FFFFFF"/>
+            <w:tcMar>
+              <w:top w:w="45" w:type="dxa"/>
+              <w:left w:w="75" w:type="dxa"/>
+              <w:bottom w:w="45" w:type="dxa"/>
+              <w:right w:w="75" w:type="dxa"/>
+            </w:tcMar>
+            <w:hideMark/>
+          </w:tcPr>
+          <w:p>
+            <w:pPr>
+              <w:keepNext/>
+              <w:spacing w:after="120" w:line="276" w:lineRule="auto"/>
+              <w:rPr>
+                <w:rFonts w:eastAsia="Times New Roman"/>
+                <w:b/>
+                <w:bCs/>
+                <w:sz w:val="20"/>
+                <w:szCs w:val="20"/>
+              </w:rPr>
+            </w:pPr>
+            <w:r>
+              <w:rPr>
+                <w:rFonts w:eastAsia="Times New Roman"/>
+                <w:b/>
+                <w:bCs/>
+                <w:sz w:val="20"/>
+                <w:szCs w:val="20"/>
+              </w:rPr>
+              <w:t>Term</w:t>
+            </w:r>
+          </w:p>
+        </w:tc>
+        <w:tc>
+          <w:tcPr>
+            <w:tcW w:w="0" w:type="auto"/>
+            <w:tcBorders>
+              <w:top w:val="single" w:sz="6" w:space="0" w:color="000000"/>
+              <w:left w:val="single" w:sz="6" w:space="0" w:color="000000"/>
+              <w:bottom w:val="single" w:sz="6" w:space="0" w:color="000000"/>
+              <w:right w:val="single" w:sz="6" w:space="0" w:color="000000"/>
+            </w:tcBorders>
+            <w:shd w:val="clear" w:color="auto" w:fill="FFFFFF"/>
+            <w:tcMar>
+              <w:top w:w="45" w:type="dxa"/>
+              <w:left w:w="75" w:type="dxa"/>
+              <w:bottom w:w="45" w:type="dxa"/>
+              <w:right w:w="75" w:type="dxa"/>
+            </w:tcMar>
+            <w:hideMark/>
+          </w:tcPr>
+          <w:p>
+            <w:pPr>
+              <w:keepNext/>
+              <w:spacing w:after="120" w:line="276" w:lineRule="auto"/>
+              <w:rPr>
+                <w:rFonts w:eastAsia="Times New Roman"/>
+                <w:b/>
+                <w:bCs/>
+                <w:sz w:val="20"/>
+                <w:szCs w:val="20"/>
+              </w:rPr>
+            </w:pPr>
+            <w:r>
+              <w:rPr>
+                <w:rFonts w:eastAsia="Times New Roman"/>
+                <w:b/>
+                <w:bCs/>
+                <w:sz w:val="20"/>
+                <w:szCs w:val="20"/>
+              </w:rPr>
+              <w:t>Meaning</w:t>
+            </w:r>
+          </w:p>
+        </w:tc>
+      </w:tr>
+      <w:tr>
+        <w:trPr>
+          <w:cantSplit/>
+        </w:trPr>
+        <w:tc>
+          <w:tcPr>
+            <w:tcW w:w="0" w:type="auto"/>
+            <w:tcBorders>
+              <w:top w:val="single" w:sz="6" w:space="0" w:color="000000"/>
+              <w:left w:val="single" w:sz="6" w:space="0" w:color="000000"/>
+              <w:bottom w:val="single" w:sz="6" w:space="0" w:color="000000"/>
+              <w:right w:val="single" w:sz="6" w:space="0" w:color="000000"/>
+            </w:tcBorders>
+            <w:shd w:val="clear" w:color="auto" w:fill="FFFFFF"/>
+            <w:tcMar>
+              <w:top w:w="45" w:type="dxa"/>
+              <w:left w:w="75" w:type="dxa"/>
+              <w:bottom w:w="45" w:type="dxa"/>
+              <w:right w:w="75" w:type="dxa"/>
+            </w:tcMar>
+            <w:hideMark/>
+          </w:tcPr>
+          <w:p>
+            <w:pPr>
+              <w:spacing w:after="120" w:line="276" w:lineRule="auto"/>
+              <w:rPr>
+                <w:rFonts w:eastAsia="Times New Roman"/>
+                <w:sz w:val="20"/>
+                <w:szCs w:val="20"/>
+              </w:rPr>
+            </w:pPr>
+            <w:r>
+              <w:rPr>
+                <w:rFonts w:eastAsia="Times New Roman"/>
+                <w:sz w:val="20"/>
+                <w:szCs w:val="20"/>
+              </w:rPr>
+              <w:t>optic(T)</w:t>
+            </w:r>
+          </w:p>
+        </w:tc>
+        <w:tc>
+          <w:tcPr>
+            <w:tcW w:w="0" w:type="auto"/>
+            <w:tcBorders>
+              <w:top w:val="single" w:sz="6" w:space="0" w:color="000000"/>
+              <w:left w:val="single" w:sz="6" w:space="0" w:color="000000"/>
+              <w:bottom w:val="single" w:sz="6" w:space="0" w:color="000000"/>
+              <w:right w:val="single" w:sz="6" w:space="0" w:color="000000"/>
+            </w:tcBorders>
+            <w:shd w:val="clear" w:color="auto" w:fill="FFFFFF"/>
+            <w:tcMar>
+              <w:top w:w="45" w:type="dxa"/>
+              <w:left w:w="75" w:type="dxa"/>
+              <w:bottom w:w="45" w:type="dxa"/>
+              <w:right w:w="75" w:type="dxa"/>
+            </w:tcMar>
+            <w:hideMark/>
+          </w:tcPr>
+          <w:p>
+            <w:pPr>
+              <w:spacing w:after="120" w:line="276" w:lineRule="auto"/>
+              <w:rPr>
+                <w:rFonts w:eastAsia="Times New Roman"/>
+                <w:sz w:val="20"/>
+                <w:szCs w:val="20"/>
+              </w:rPr>
+            </w:pPr>
+            <w:r>
+              <w:rPr>
+                <w:rFonts w:eastAsia="Times New Roman"/>
+                <w:sz w:val="20"/>
+                <w:szCs w:val="20"/>
+              </w:rPr>
+              <w:t>The stone's optic character is T (isotropic, uniaxial or biaxial). "Doubly refractive" fits uniaxial or biaxial.</w:t>
+            </w:r>
+          </w:p>
+        </w:tc>
+      </w:tr>
+      <w:tr>
+        <w:trPr>
+          <w:cantSplit/>
+        </w:trPr>
+        <w:tc>
+          <w:tcPr>
+            <w:tcW w:w="0" w:type="auto"/>
+            <w:tcBorders>
+              <w:top w:val="single" w:sz="6" w:space="0" w:color="000000"/>
+              <w:left w:val="single" w:sz="6" w:space="0" w:color="000000"/>
+              <w:bottom w:val="single" w:sz="6" w:space="0" w:color="000000"/>
+              <w:right w:val="single" w:sz="6" w:space="0" w:color="000000"/>
+            </w:tcBorders>
+            <w:shd w:val="clear" w:color="auto" w:fill="FFFFFF"/>
+            <w:tcMar>
+              <w:top w:w="45" w:type="dxa"/>
+              <w:left w:w="75" w:type="dxa"/>
+              <w:bottom w:w="45" w:type="dxa"/>
+              <w:right w:w="75" w:type="dxa"/>
+            </w:tcMar>
+            <w:hideMark/>
+          </w:tcPr>
+          <w:p>
+            <w:pPr>
+              <w:spacing w:after="120" w:line="276" w:lineRule="auto"/>
+              <w:rPr>
+                <w:rFonts w:eastAsia="Times New Roman"/>
+                <w:sz w:val="20"/>
+                <w:szCs w:val="20"/>
+              </w:rPr>
+            </w:pPr>
+            <w:r>
+              <w:rPr>
+                <w:rFonts w:eastAsia="Times New Roman"/>
+                <w:sz w:val="20"/>
+                <w:szCs w:val="20"/>
+              </w:rPr>
+              <w:t>ri_in(G), sg_in(G)</w:t>
+            </w:r>
+          </w:p>
+        </w:tc>
+        <w:tc>
+          <w:tcPr>
+            <w:tcW w:w="0" w:type="auto"/>
+            <w:tcBorders>
+              <w:top w:val="single" w:sz="6" w:space="0" w:color="000000"/>
+              <w:left w:val="single" w:sz="6" w:space="0" w:color="000000"/>
+              <w:bottom w:val="single" w:sz="6" w:space="0" w:color="000000"/>
+              <w:right w:val="single" w:sz="6" w:space="0" w:color="000000"/>
+            </w:tcBorders>
+            <w:shd w:val="clear" w:color="auto" w:fill="FFFFFF"/>
+            <w:tcMar>
+              <w:top w:w="45" w:type="dxa"/>
+              <w:left w:w="75" w:type="dxa"/>
+              <w:bottom w:w="45" w:type="dxa"/>
+              <w:right w:w="75" w:type="dxa"/>
+            </w:tcMar>
+            <w:hideMark/>
+          </w:tcPr>
+          <w:p>
+            <w:pPr>
+              <w:spacing w:after="120" w:line="276" w:lineRule="auto"/>
+              <w:rPr>
+                <w:rFonts w:eastAsia="Times New Roman"/>
+                <w:sz w:val="20"/>
+                <w:szCs w:val="20"/>
+              </w:rPr>
+            </w:pPr>
+            <w:r>
+              <w:rPr>
+                <w:rFonts w:eastAsia="Times New Roman"/>
+                <w:sz w:val="20"/>
+                <w:szCs w:val="20"/>
+              </w:rPr>
+              <w:t>The RI (or SG) reading lies within gem G's range, allowing ±0.005 for RI and ±0.03 for SG. An RI "over the limit" fits gems whose range goes above about 1.81.</w:t>
+            </w:r>
+          </w:p>
+        </w:tc>
+      </w:tr>
+      <w:tr>
+        <w:trPr>
+          <w:cantSplit/>
+        </w:trPr>
+        <w:tc>
+          <w:tcPr>
+            <w:tcW w:w="0" w:type="auto"/>
+            <w:tcBorders>
+              <w:top w:val="single" w:sz="6" w:space="0" w:color="000000"/>
+              <w:left w:val="single" w:sz="6" w:space="0" w:color="000000"/>
+              <w:bottom w:val="single" w:sz="6" w:space="0" w:color="000000"/>
+              <w:right w:val="single" w:sz="6" w:space="0" w:color="000000"/>
+            </w:tcBorders>
+            <w:shd w:val="clear" w:color="auto" w:fill="FFFFFF"/>
+            <w:tcMar>
+              <w:top w:w="45" w:type="dxa"/>
+              <w:left w:w="75" w:type="dxa"/>
+              <w:bottom w:w="45" w:type="dxa"/>
+              <w:right w:w="75" w:type="dxa"/>
+            </w:tcMar>
+            <w:hideMark/>
+          </w:tcPr>
+          <w:p>
+            <w:pPr>
+              <w:spacing w:after="120" w:line="276" w:lineRule="auto"/>
+              <w:rPr>
+                <w:rFonts w:eastAsia="Times New Roman"/>
+                <w:sz w:val="20"/>
+                <w:szCs w:val="20"/>
+              </w:rPr>
+            </w:pPr>
+            <w:r>
+              <w:rPr>
+                <w:rFonts w:eastAsia="Times New Roman"/>
+                <w:sz w:val="20"/>
+                <w:szCs w:val="20"/>
+              </w:rPr>
+              <w:t>observed_colour(C), phenomenon(P), inclusion(I)</w:t>
+            </w:r>
+          </w:p>
+        </w:tc>
+        <w:tc>
+          <w:tcPr>
+            <w:tcW w:w="0" w:type="auto"/>
+            <w:tcBorders>
+              <w:top w:val="single" w:sz="6" w:space="0" w:color="000000"/>
+              <w:left w:val="single" w:sz="6" w:space="0" w:color="000000"/>
+              <w:bottom w:val="single" w:sz="6" w:space="0" w:color="000000"/>
+              <w:right w:val="single" w:sz="6" w:space="0" w:color="000000"/>
+            </w:tcBorders>
+            <w:shd w:val="clear" w:color="auto" w:fill="FFFFFF"/>
+            <w:tcMar>
+              <w:top w:w="45" w:type="dxa"/>
+              <w:left w:w="75" w:type="dxa"/>
+              <w:bottom w:w="45" w:type="dxa"/>
+              <w:right w:w="75" w:type="dxa"/>
+            </w:tcMar>
+            <w:hideMark/>
+          </w:tcPr>
+          <w:p>
+            <w:pPr>
+              <w:spacing w:after="120" w:line="276" w:lineRule="auto"/>
+              <w:rPr>
+                <w:rFonts w:eastAsia="Times New Roman"/>
+                <w:sz w:val="20"/>
+                <w:szCs w:val="20"/>
+              </w:rPr>
+            </w:pPr>
+            <w:r>
+              <w:rPr>
+                <w:rFonts w:eastAsia="Times New Roman"/>
+                <w:sz w:val="20"/>
+                <w:szCs w:val="20"/>
+              </w:rPr>
+              <w:t>The user reported this colour, optical effect or inclusion.</w:t>
+            </w:r>
+          </w:p>
+        </w:tc>
+      </w:tr>
+      <w:tr>
+        <w:trPr>
+          <w:cantSplit/>
+        </w:trPr>
+        <w:tc>
+          <w:tcPr>
+            <w:tcW w:w="0" w:type="auto"/>
+            <w:tcBorders>
+              <w:top w:val="single" w:sz="6" w:space="0" w:color="000000"/>
+              <w:left w:val="single" w:sz="6" w:space="0" w:color="000000"/>
+              <w:bottom w:val="single" w:sz="6" w:space="0" w:color="000000"/>
+              <w:right w:val="single" w:sz="6" w:space="0" w:color="000000"/>
+            </w:tcBorders>
+            <w:shd w:val="clear" w:color="auto" w:fill="FFFFFF"/>
+            <w:tcMar>
+              <w:top w:w="45" w:type="dxa"/>
+              <w:left w:w="75" w:type="dxa"/>
+              <w:bottom w:w="45" w:type="dxa"/>
+              <w:right w:w="75" w:type="dxa"/>
+            </w:tcMar>
+            <w:hideMark/>
+          </w:tcPr>
+          <w:p>
+            <w:pPr>
+              <w:spacing w:after="120" w:line="276" w:lineRule="auto"/>
+              <w:rPr>
+                <w:rFonts w:eastAsia="Times New Roman"/>
+                <w:sz w:val="20"/>
+                <w:szCs w:val="20"/>
+              </w:rPr>
+            </w:pPr>
+            <w:r>
+              <w:rPr>
+                <w:rFonts w:eastAsia="Times New Roman"/>
+                <w:sz w:val="20"/>
+                <w:szCs w:val="20"/>
+              </w:rPr>
+              <w:t>species(G), variety(V), imitation(M)</w:t>
+            </w:r>
+          </w:p>
+        </w:tc>
+        <w:tc>
+          <w:tcPr>
+            <w:tcW w:w="0" w:type="auto"/>
+            <w:tcBorders>
+              <w:top w:val="single" w:sz="6" w:space="0" w:color="000000"/>
+              <w:left w:val="single" w:sz="6" w:space="0" w:color="000000"/>
+              <w:bottom w:val="single" w:sz="6" w:space="0" w:color="000000"/>
+              <w:right w:val="single" w:sz="6" w:space="0" w:color="000000"/>
+            </w:tcBorders>
+            <w:shd w:val="clear" w:color="auto" w:fill="FFFFFF"/>
+            <w:tcMar>
+              <w:top w:w="45" w:type="dxa"/>
+              <w:left w:w="75" w:type="dxa"/>
+              <w:bottom w:w="45" w:type="dxa"/>
+              <w:right w:w="75" w:type="dxa"/>
+            </w:tcMar>
+            <w:hideMark/>
+          </w:tcPr>
+          <w:p>
+            <w:pPr>
+              <w:spacing w:after="120" w:line="276" w:lineRule="auto"/>
+              <w:rPr>
+                <w:rFonts w:eastAsia="Times New Roman"/>
+                <w:sz w:val="20"/>
+                <w:szCs w:val="20"/>
+              </w:rPr>
+            </w:pPr>
+            <w:r>
+              <w:rPr>
+                <w:rFonts w:eastAsia="Times New Roman"/>
+                <w:sz w:val="20"/>
+                <w:szCs w:val="20"/>
+              </w:rPr>
+              <w:t>Conclusions of earlier rules: the stone has been identified as species G, variety V or imitation material M.</w:t>
+            </w:r>
+          </w:p>
+        </w:tc>
+      </w:tr>
+      <w:tr>
+        <w:trPr>
+          <w:cantSplit/>
+        </w:trPr>
+        <w:tc>
+          <w:tcPr>
+            <w:tcW w:w="0" w:type="auto"/>
+            <w:tcBorders>
+              <w:top w:val="single" w:sz="6" w:space="0" w:color="000000"/>
+              <w:left w:val="single" w:sz="6" w:space="0" w:color="000000"/>
+              <w:bottom w:val="single" w:sz="6" w:space="0" w:color="000000"/>
+              <w:right w:val="single" w:sz="6" w:space="0" w:color="000000"/>
+            </w:tcBorders>
+            <w:shd w:val="clear" w:color="auto" w:fill="FFFFFF"/>
+            <w:tcMar>
+              <w:top w:w="45" w:type="dxa"/>
+              <w:left w:w="75" w:type="dxa"/>
+              <w:bottom w:w="45" w:type="dxa"/>
+              <w:right w:w="75" w:type="dxa"/>
+            </w:tcMar>
+            <w:hideMark/>
+          </w:tcPr>
+          <w:p>
+            <w:pPr>
+              <w:spacing w:after="120" w:line="276" w:lineRule="auto"/>
+              <w:rPr>
+                <w:rFonts w:eastAsia="Times New Roman"/>
+                <w:sz w:val="20"/>
+                <w:szCs w:val="20"/>
+              </w:rPr>
+            </w:pPr>
+            <w:r>
+              <w:rPr>
+                <w:rFonts w:eastAsia="Times New Roman"/>
+                <w:sz w:val="20"/>
+                <w:szCs w:val="20"/>
+              </w:rPr>
+              <w:t>origin(O), treatment(T), candidate(G)</w:t>
+            </w:r>
+          </w:p>
+        </w:tc>
+        <w:tc>
+          <w:tcPr>
+            <w:tcW w:w="0" w:type="auto"/>
+            <w:tcBorders>
+              <w:top w:val="single" w:sz="6" w:space="0" w:color="000000"/>
+              <w:left w:val="single" w:sz="6" w:space="0" w:color="000000"/>
+              <w:bottom w:val="single" w:sz="6" w:space="0" w:color="000000"/>
+              <w:right w:val="single" w:sz="6" w:space="0" w:color="000000"/>
+            </w:tcBorders>
+            <w:shd w:val="clear" w:color="auto" w:fill="FFFFFF"/>
+            <w:tcMar>
+              <w:top w:w="45" w:type="dxa"/>
+              <w:left w:w="75" w:type="dxa"/>
+              <w:bottom w:w="45" w:type="dxa"/>
+              <w:right w:w="75" w:type="dxa"/>
+            </w:tcMar>
+            <w:hideMark/>
+          </w:tcPr>
+          <w:p>
+            <w:pPr>
+              <w:spacing w:after="120" w:line="276" w:lineRule="auto"/>
+              <w:rPr>
+                <w:rFonts w:eastAsia="Times New Roman"/>
+                <w:sz w:val="20"/>
+                <w:szCs w:val="20"/>
+              </w:rPr>
+            </w:pPr>
+            <w:r>
+              <w:rPr>
+                <w:rFonts w:eastAsia="Times New Roman"/>
+                <w:sz w:val="20"/>
+                <w:szCs w:val="20"/>
+              </w:rPr>
+              <w:t>Conclusions of earlier rules: likely origin, probable treatment, or a possible gem when data is incomplete.</w:t>
+            </w:r>
+          </w:p>
+        </w:tc>
+      </w:tr>
+      <w:tr>
+        <w:trPr>
+          <w:cantSplit/>
+        </w:trPr>
+        <w:tc>
+          <w:tcPr>
+            <w:tcW w:w="0" w:type="auto"/>
+            <w:tcBorders>
+              <w:top w:val="single" w:sz="6" w:space="0" w:color="000000"/>
+              <w:left w:val="single" w:sz="6" w:space="0" w:color="000000"/>
+              <w:bottom w:val="single" w:sz="6" w:space="0" w:color="000000"/>
+              <w:right w:val="single" w:sz="6" w:space="0" w:color="000000"/>
+            </w:tcBorders>
+            <w:shd w:val="clear" w:color="auto" w:fill="FFFFFF"/>
+            <w:tcMar>
+              <w:top w:w="45" w:type="dxa"/>
+              <w:left w:w="75" w:type="dxa"/>
+              <w:bottom w:w="45" w:type="dxa"/>
+              <w:right w:w="75" w:type="dxa"/>
+            </w:tcMar>
+            <w:hideMark/>
+          </w:tcPr>
+          <w:p>
+            <w:pPr>
+              <w:spacing w:after="120" w:line="276" w:lineRule="auto"/>
+              <w:rPr>
+                <w:rFonts w:eastAsia="Times New Roman"/>
+                <w:sz w:val="20"/>
+                <w:szCs w:val="20"/>
+              </w:rPr>
+            </w:pPr>
+            <w:r>
+              <w:rPr>
+                <w:rFonts w:eastAsia="Times New Roman"/>
+                <w:sz w:val="20"/>
+                <w:szCs w:val="20"/>
+              </w:rPr>
+              <w:t>not(C)</w:t>
+            </w:r>
+          </w:p>
+        </w:tc>
+        <w:tc>
+          <w:tcPr>
+            <w:tcW w:w="0" w:type="auto"/>
+            <w:tcBorders>
+              <w:top w:val="single" w:sz="6" w:space="0" w:color="000000"/>
+              <w:left w:val="single" w:sz="6" w:space="0" w:color="000000"/>
+              <w:bottom w:val="single" w:sz="6" w:space="0" w:color="000000"/>
+              <w:right w:val="single" w:sz="6" w:space="0" w:color="000000"/>
+            </w:tcBorders>
+            <w:shd w:val="clear" w:color="auto" w:fill="FFFFFF"/>
+            <w:tcMar>
+              <w:top w:w="45" w:type="dxa"/>
+              <w:left w:w="75" w:type="dxa"/>
+              <w:bottom w:w="45" w:type="dxa"/>
+              <w:right w:w="75" w:type="dxa"/>
+            </w:tcMar>
+            <w:hideMark/>
+          </w:tcPr>
+          <w:p>
+            <w:pPr>
+              <w:spacing w:after="120" w:line="276" w:lineRule="auto"/>
+              <w:rPr>
+                <w:rFonts w:eastAsia="Times New Roman"/>
+                <w:sz w:val="20"/>
+                <w:szCs w:val="20"/>
+              </w:rPr>
+            </w:pPr>
+            <w:r>
+              <w:rPr>
+                <w:rFonts w:eastAsia="Times New Roman"/>
+                <w:sz w:val="20"/>
+                <w:szCs w:val="20"/>
+              </w:rPr>
+              <w:t>C has not been established (negation as failure).</w:t>
+            </w:r>
+          </w:p>
+        </w:tc>
+      </w:tr>
+      <w:tr>
+        <w:trPr>
+          <w:cantSplit/>
+        </w:trPr>
+        <w:tc>
+          <w:tcPr>
+            <w:tcW w:w="0" w:type="auto"/>
+            <w:tcBorders>
+              <w:top w:val="single" w:sz="6" w:space="0" w:color="000000"/>
+              <w:left w:val="single" w:sz="6" w:space="0" w:color="000000"/>
+              <w:bottom w:val="single" w:sz="6" w:space="0" w:color="000000"/>
+              <w:right w:val="single" w:sz="6" w:space="0" w:color="000000"/>
+            </w:tcBorders>
+            <w:shd w:val="clear" w:color="auto" w:fill="FFFFFF"/>
+            <w:tcMar>
+              <w:top w:w="45" w:type="dxa"/>
+              <w:left w:w="75" w:type="dxa"/>
+              <w:bottom w:w="45" w:type="dxa"/>
+              <w:right w:w="75" w:type="dxa"/>
+            </w:tcMar>
+            <w:hideMark/>
+          </w:tcPr>
+          <w:p>
+            <w:pPr>
+              <w:spacing w:after="120" w:line="276" w:lineRule="auto"/>
+              <w:rPr>
+                <w:rFonts w:eastAsia="Times New Roman"/>
+                <w:sz w:val="20"/>
+                <w:szCs w:val="20"/>
+              </w:rPr>
+            </w:pPr>
+            <w:r>
+              <w:rPr>
+                <w:rFonts w:eastAsia="Times New Roman"/>
+                <w:sz w:val="20"/>
+                <w:szCs w:val="20"/>
+              </w:rPr>
+              <w:t>missing(K)</w:t>
+            </w:r>
+          </w:p>
+        </w:tc>
+        <w:tc>
+          <w:tcPr>
+            <w:tcW w:w="0" w:type="auto"/>
+            <w:tcBorders>
+              <w:top w:val="single" w:sz="6" w:space="0" w:color="000000"/>
+              <w:left w:val="single" w:sz="6" w:space="0" w:color="000000"/>
+              <w:bottom w:val="single" w:sz="6" w:space="0" w:color="000000"/>
+              <w:right w:val="single" w:sz="6" w:space="0" w:color="000000"/>
+            </w:tcBorders>
+            <w:shd w:val="clear" w:color="auto" w:fill="FFFFFF"/>
+            <w:tcMar>
+              <w:top w:w="45" w:type="dxa"/>
+              <w:left w:w="75" w:type="dxa"/>
+              <w:bottom w:w="45" w:type="dxa"/>
+              <w:right w:w="75" w:type="dxa"/>
+            </w:tcMar>
+            <w:hideMark/>
+          </w:tcPr>
+          <w:p>
+            <w:pPr>
+              <w:spacing w:after="120" w:line="276" w:lineRule="auto"/>
+              <w:rPr>
+                <w:rFonts w:eastAsia="Times New Roman"/>
+                <w:sz w:val="20"/>
+                <w:szCs w:val="20"/>
+              </w:rPr>
+            </w:pPr>
+            <w:r>
+              <w:rPr>
+                <w:rFonts w:eastAsia="Times New Roman"/>
+                <w:sz w:val="20"/>
+                <w:szCs w:val="20"/>
+              </w:rPr>
+              <w:t>The user did not supply property K (e.g. ri, sg, optic, inclusion).</w:t>
+            </w:r>
+          </w:p>
+        </w:tc>
+      </w:tr>
+      <w:tr>
+        <w:trPr>
+          <w:cantSplit/>
+        </w:trPr>
+        <w:tc>
+          <w:tcPr>
+            <w:tcW w:w="0" w:type="auto"/>
+            <w:tcBorders>
+              <w:top w:val="single" w:sz="6" w:space="0" w:color="000000"/>
+              <w:left w:val="single" w:sz="6" w:space="0" w:color="000000"/>
+              <w:bottom w:val="single" w:sz="6" w:space="0" w:color="000000"/>
+              <w:right w:val="single" w:sz="6" w:space="0" w:color="000000"/>
+            </w:tcBorders>
+            <w:shd w:val="clear" w:color="auto" w:fill="FFFFFF"/>
+            <w:tcMar>
+              <w:top w:w="45" w:type="dxa"/>
+              <w:left w:w="75" w:type="dxa"/>
+              <w:bottom w:w="45" w:type="dxa"/>
+              <w:right w:w="75" w:type="dxa"/>
+            </w:tcMar>
+            <w:hideMark/>
+          </w:tcPr>
+          <w:p>
+            <w:pPr>
+              <w:spacing w:after="120" w:line="276" w:lineRule="auto"/>
+              <w:rPr>
+                <w:rFonts w:eastAsia="Times New Roman"/>
+                <w:sz w:val="20"/>
+                <w:szCs w:val="20"/>
+              </w:rPr>
+            </w:pPr>
+            <w:r>
+              <w:rPr>
+                <w:rFonts w:eastAsia="Times New Roman"/>
+                <w:sz w:val="20"/>
+                <w:szCs w:val="20"/>
+              </w:rPr>
+              <w:t>partial_data</w:t>
+            </w:r>
+          </w:p>
+        </w:tc>
+        <w:tc>
+          <w:tcPr>
+            <w:tcW w:w="0" w:type="auto"/>
+            <w:tcBorders>
+              <w:top w:val="single" w:sz="6" w:space="0" w:color="000000"/>
+              <w:left w:val="single" w:sz="6" w:space="0" w:color="000000"/>
+              <w:bottom w:val="single" w:sz="6" w:space="0" w:color="000000"/>
+              <w:right w:val="single" w:sz="6" w:space="0" w:color="000000"/>
+            </w:tcBorders>
+            <w:shd w:val="clear" w:color="auto" w:fill="FFFFFF"/>
+            <w:tcMar>
+              <w:top w:w="45" w:type="dxa"/>
+              <w:left w:w="75" w:type="dxa"/>
+              <w:bottom w:w="45" w:type="dxa"/>
+              <w:right w:w="75" w:type="dxa"/>
+            </w:tcMar>
+            <w:hideMark/>
+          </w:tcPr>
+          <w:p>
+            <w:pPr>
+              <w:spacing w:after="120" w:line="276" w:lineRule="auto"/>
+              <w:rPr>
+                <w:rFonts w:eastAsia="Times New Roman"/>
+                <w:sz w:val="20"/>
+                <w:szCs w:val="20"/>
+              </w:rPr>
+            </w:pPr>
+            <w:r>
+              <w:rPr>
+                <w:rFonts w:eastAsia="Times New Roman"/>
+                <w:sz w:val="20"/>
+                <w:szCs w:val="20"/>
+              </w:rPr>
+              <w:t>At least one of RI, SG or optic character is missing, and at least one property was supplied.</w:t>
+            </w:r>
+          </w:p>
+        </w:tc>
+      </w:tr>
+      <w:tr>
+        <w:trPr>
+          <w:cantSplit/>
+        </w:trPr>
+        <w:tc>
+          <w:tcPr>
+            <w:tcW w:w="0" w:type="auto"/>
+            <w:tcBorders>
+              <w:top w:val="single" w:sz="6" w:space="0" w:color="000000"/>
+              <w:left w:val="single" w:sz="6" w:space="0" w:color="000000"/>
+              <w:bottom w:val="single" w:sz="6" w:space="0" w:color="000000"/>
+              <w:right w:val="single" w:sz="6" w:space="0" w:color="000000"/>
+            </w:tcBorders>
+            <w:shd w:val="clear" w:color="auto" w:fill="FFFFFF"/>
+            <w:tcMar>
+              <w:top w:w="45" w:type="dxa"/>
+              <w:left w:w="75" w:type="dxa"/>
+              <w:bottom w:w="45" w:type="dxa"/>
+              <w:right w:w="75" w:type="dxa"/>
+            </w:tcMar>
+            <w:hideMark/>
+          </w:tcPr>
+          <w:p>
+            <w:pPr>
+              <w:spacing w:after="120" w:line="276" w:lineRule="auto"/>
+              <w:rPr>
+                <w:rFonts w:eastAsia="Times New Roman"/>
+                <w:sz w:val="20"/>
+                <w:szCs w:val="20"/>
+              </w:rPr>
+            </w:pPr>
+            <w:r>
+              <w:rPr>
+                <w:rFonts w:eastAsia="Times New Roman"/>
+                <w:sz w:val="20"/>
+                <w:szCs w:val="20"/>
+              </w:rPr>
+              <w:t>gem_type(G)</w:t>
+            </w:r>
+          </w:p>
+        </w:tc>
+        <w:tc>
+          <w:tcPr>
+            <w:tcW w:w="0" w:type="auto"/>
+            <w:tcBorders>
+              <w:top w:val="single" w:sz="6" w:space="0" w:color="000000"/>
+              <w:left w:val="single" w:sz="6" w:space="0" w:color="000000"/>
+              <w:bottom w:val="single" w:sz="6" w:space="0" w:color="000000"/>
+              <w:right w:val="single" w:sz="6" w:space="0" w:color="000000"/>
+            </w:tcBorders>
+            <w:shd w:val="clear" w:color="auto" w:fill="FFFFFF"/>
+            <w:tcMar>
+              <w:top w:w="45" w:type="dxa"/>
+              <w:left w:w="75" w:type="dxa"/>
+              <w:bottom w:w="45" w:type="dxa"/>
+              <w:right w:w="75" w:type="dxa"/>
+            </w:tcMar>
+            <w:hideMark/>
+          </w:tcPr>
+          <w:p>
+            <w:pPr>
+              <w:spacing w:after="120" w:line="276" w:lineRule="auto"/>
+              <w:rPr>
+                <w:rFonts w:eastAsia="Times New Roman"/>
+                <w:sz w:val="20"/>
+                <w:szCs w:val="20"/>
+              </w:rPr>
+            </w:pPr>
+            <w:r>
+              <w:rPr>
+                <w:rFonts w:eastAsia="Times New Roman"/>
+                <w:sz w:val="20"/>
+                <w:szCs w:val="20"/>
+              </w:rPr>
+              <w:t>G is one of the ten gem species in the knowledge base.</w:t>
+            </w:r>
+          </w:p>
+        </w:tc>
+      </w:tr>
+      <w:tr>
+        <w:trPr>
+          <w:cantSplit/>
+        </w:trPr>
+        <w:tc>
+          <w:tcPr>
+            <w:tcW w:w="0" w:type="auto"/>
+            <w:tcBorders>
+              <w:top w:val="single" w:sz="6" w:space="0" w:color="000000"/>
+              <w:left w:val="single" w:sz="6" w:space="0" w:color="000000"/>
+              <w:bottom w:val="single" w:sz="6" w:space="0" w:color="000000"/>
+              <w:right w:val="single" w:sz="6" w:space="0" w:color="000000"/>
+            </w:tcBorders>
+            <w:shd w:val="clear" w:color="auto" w:fill="FFFFFF"/>
+            <w:tcMar>
+              <w:top w:w="45" w:type="dxa"/>
+              <w:left w:w="75" w:type="dxa"/>
+              <w:bottom w:w="45" w:type="dxa"/>
+              <w:right w:w="75" w:type="dxa"/>
+            </w:tcMar>
+            <w:hideMark/>
+          </w:tcPr>
+          <w:p>
+            <w:pPr>
+              <w:spacing w:after="120" w:line="276" w:lineRule="auto"/>
+              <w:rPr>
+                <w:rFonts w:eastAsia="Times New Roman"/>
+                <w:sz w:val="20"/>
+                <w:szCs w:val="20"/>
+              </w:rPr>
+            </w:pPr>
+            <w:r>
+              <w:rPr>
+                <w:rFonts w:eastAsia="Times New Roman"/>
+                <w:sz w:val="20"/>
+                <w:szCs w:val="20"/>
+              </w:rPr>
+              <w:t>optic_ok(G), ri_ok(G), sg_ok(G), colour_ok(G), phenomenon_ok(G)</w:t>
+            </w:r>
+          </w:p>
+        </w:tc>
+        <w:tc>
+          <w:tcPr>
+            <w:tcW w:w="0" w:type="auto"/>
+            <w:tcBorders>
+              <w:top w:val="single" w:sz="6" w:space="0" w:color="000000"/>
+              <w:left w:val="single" w:sz="6" w:space="0" w:color="000000"/>
+              <w:bottom w:val="single" w:sz="6" w:space="0" w:color="000000"/>
+              <w:right w:val="single" w:sz="6" w:space="0" w:color="000000"/>
+            </w:tcBorders>
+            <w:shd w:val="clear" w:color="auto" w:fill="FFFFFF"/>
+            <w:tcMar>
+              <w:top w:w="45" w:type="dxa"/>
+              <w:left w:w="75" w:type="dxa"/>
+              <w:bottom w:w="45" w:type="dxa"/>
+              <w:right w:w="75" w:type="dxa"/>
+            </w:tcMar>
+            <w:hideMark/>
+          </w:tcPr>
+          <w:p>
+            <w:pPr>
+              <w:spacing w:after="120" w:line="276" w:lineRule="auto"/>
+              <w:rPr>
+                <w:rFonts w:eastAsia="Times New Roman"/>
+                <w:sz w:val="20"/>
+                <w:szCs w:val="20"/>
+              </w:rPr>
+            </w:pPr>
+            <w:r>
+              <w:rPr>
+                <w:rFonts w:eastAsia="Times New Roman"/>
+                <w:sz w:val="20"/>
+                <w:szCs w:val="20"/>
+              </w:rPr>
+              <w:t>The supplied optic character, RI, SG, colour or effect is consistent with gem G (true when that property was not supplied).</w:t>
+            </w:r>
+          </w:p>
+        </w:tc>
+      </w:tr>
+      <w:tr>
+        <w:trPr>
+          <w:cantSplit/>
+        </w:trPr>
+        <w:tc>
+          <w:tcPr>
+            <w:tcW w:w="0" w:type="auto"/>
+            <w:tcBorders>
+              <w:top w:val="single" w:sz="6" w:space="0" w:color="000000"/>
+              <w:left w:val="single" w:sz="6" w:space="0" w:color="000000"/>
+              <w:bottom w:val="single" w:sz="6" w:space="0" w:color="000000"/>
+              <w:right w:val="single" w:sz="6" w:space="0" w:color="000000"/>
+            </w:tcBorders>
+            <w:shd w:val="clear" w:color="auto" w:fill="FFFFFF"/>
+            <w:tcMar>
+              <w:top w:w="45" w:type="dxa"/>
+              <w:left w:w="75" w:type="dxa"/>
+              <w:bottom w:w="45" w:type="dxa"/>
+              <w:right w:w="75" w:type="dxa"/>
+            </w:tcMar>
+            <w:hideMark/>
+          </w:tcPr>
+          <w:p>
+            <w:pPr>
+              <w:spacing w:after="120" w:line="276" w:lineRule="auto"/>
+              <w:rPr>
+                <w:rFonts w:eastAsia="Times New Roman"/>
+                <w:sz w:val="20"/>
+                <w:szCs w:val="20"/>
+              </w:rPr>
+            </w:pPr>
+            <w:r>
+              <w:rPr>
+                <w:rFonts w:eastAsia="Times New Roman"/>
+                <w:sz w:val="20"/>
+                <w:szCs w:val="20"/>
+              </w:rPr>
+              <w:t>typical_colour_ok(G)</w:t>
+            </w:r>
+          </w:p>
+        </w:tc>
+        <w:tc>
+          <w:tcPr>
+            <w:tcW w:w="0" w:type="auto"/>
+            <w:tcBorders>
+              <w:top w:val="single" w:sz="6" w:space="0" w:color="000000"/>
+              <w:left w:val="single" w:sz="6" w:space="0" w:color="000000"/>
+              <w:bottom w:val="single" w:sz="6" w:space="0" w:color="000000"/>
+              <w:right w:val="single" w:sz="6" w:space="0" w:color="000000"/>
+            </w:tcBorders>
+            <w:shd w:val="clear" w:color="auto" w:fill="FFFFFF"/>
+            <w:tcMar>
+              <w:top w:w="45" w:type="dxa"/>
+              <w:left w:w="75" w:type="dxa"/>
+              <w:bottom w:w="45" w:type="dxa"/>
+              <w:right w:w="75" w:type="dxa"/>
+            </w:tcMar>
+            <w:hideMark/>
+          </w:tcPr>
+          <w:p>
+            <w:pPr>
+              <w:spacing w:after="120" w:line="276" w:lineRule="auto"/>
+              <w:rPr>
+                <w:rFonts w:eastAsia="Times New Roman"/>
+                <w:sz w:val="20"/>
+                <w:szCs w:val="20"/>
+              </w:rPr>
+            </w:pPr>
+            <w:r>
+              <w:rPr>
+                <w:rFonts w:eastAsia="Times New Roman"/>
+                <w:sz w:val="20"/>
+                <w:szCs w:val="20"/>
+              </w:rPr>
+              <w:t>The reported colour is one of G's most common colours in the trade.</w:t>
+            </w:r>
+          </w:p>
+        </w:tc>
+      </w:tr>
+      <w:tr>
+        <w:trPr>
+          <w:cantSplit/>
+        </w:trPr>
+        <w:tc>
+          <w:tcPr>
+            <w:tcW w:w="0" w:type="auto"/>
+            <w:tcBorders>
+              <w:top w:val="single" w:sz="6" w:space="0" w:color="000000"/>
+              <w:left w:val="single" w:sz="6" w:space="0" w:color="000000"/>
+              <w:bottom w:val="single" w:sz="6" w:space="0" w:color="000000"/>
+              <w:right w:val="single" w:sz="6" w:space="0" w:color="000000"/>
+            </w:tcBorders>
+            <w:shd w:val="clear" w:color="auto" w:fill="FFFFFF"/>
+            <w:tcMar>
+              <w:top w:w="45" w:type="dxa"/>
+              <w:left w:w="75" w:type="dxa"/>
+              <w:bottom w:w="45" w:type="dxa"/>
+              <w:right w:w="75" w:type="dxa"/>
+            </w:tcMar>
+            <w:hideMark/>
+          </w:tcPr>
+          <w:p>
+            <w:pPr>
+              <w:spacing w:after="120" w:line="276" w:lineRule="auto"/>
+              <w:rPr>
+                <w:rFonts w:eastAsia="Times New Roman"/>
+                <w:sz w:val="20"/>
+                <w:szCs w:val="20"/>
+              </w:rPr>
+            </w:pPr>
+            <w:r>
+              <w:rPr>
+                <w:rFonts w:eastAsia="Times New Roman"/>
+                <w:sz w:val="20"/>
+                <w:szCs w:val="20"/>
+              </w:rPr>
+              <w:t>ambiguous_species</w:t>
+            </w:r>
+          </w:p>
+        </w:tc>
+        <w:tc>
+          <w:tcPr>
+            <w:tcW w:w="0" w:type="auto"/>
+            <w:tcBorders>
+              <w:top w:val="single" w:sz="6" w:space="0" w:color="000000"/>
+              <w:left w:val="single" w:sz="6" w:space="0" w:color="000000"/>
+              <w:bottom w:val="single" w:sz="6" w:space="0" w:color="000000"/>
+              <w:right w:val="single" w:sz="6" w:space="0" w:color="000000"/>
+            </w:tcBorders>
+            <w:shd w:val="clear" w:color="auto" w:fill="FFFFFF"/>
+            <w:tcMar>
+              <w:top w:w="45" w:type="dxa"/>
+              <w:left w:w="75" w:type="dxa"/>
+              <w:bottom w:w="45" w:type="dxa"/>
+              <w:right w:w="75" w:type="dxa"/>
+            </w:tcMar>
+            <w:hideMark/>
+          </w:tcPr>
+          <w:p>
+            <w:pPr>
+              <w:spacing w:after="120" w:line="276" w:lineRule="auto"/>
+              <w:rPr>
+                <w:rFonts w:eastAsia="Times New Roman"/>
+                <w:sz w:val="20"/>
+                <w:szCs w:val="20"/>
+              </w:rPr>
+            </w:pPr>
+            <w:r>
+              <w:rPr>
+                <w:rFonts w:eastAsia="Times New Roman"/>
+                <w:sz w:val="20"/>
+                <w:szCs w:val="20"/>
+              </w:rPr>
+              <w:t>More than one species matched the measurements.</w:t>
+            </w:r>
+          </w:p>
+        </w:tc>
+      </w:tr>
+      <w:tr>
+        <w:trPr>
+          <w:cantSplit/>
+        </w:trPr>
+        <w:tc>
+          <w:tcPr>
+            <w:tcW w:w="0" w:type="auto"/>
+            <w:tcBorders>
+              <w:top w:val="single" w:sz="6" w:space="0" w:color="000000"/>
+              <w:left w:val="single" w:sz="6" w:space="0" w:color="000000"/>
+              <w:bottom w:val="single" w:sz="6" w:space="0" w:color="000000"/>
+              <w:right w:val="single" w:sz="6" w:space="0" w:color="000000"/>
+            </w:tcBorders>
+            <w:shd w:val="clear" w:color="auto" w:fill="FFFFFF"/>
+            <w:tcMar>
+              <w:top w:w="45" w:type="dxa"/>
+              <w:left w:w="75" w:type="dxa"/>
+              <w:bottom w:w="45" w:type="dxa"/>
+              <w:right w:w="75" w:type="dxa"/>
+            </w:tcMar>
+            <w:hideMark/>
+          </w:tcPr>
+          <w:p>
+            <w:pPr>
+              <w:spacing w:after="120" w:line="276" w:lineRule="auto"/>
+              <w:rPr>
+                <w:rFonts w:eastAsia="Times New Roman"/>
+                <w:sz w:val="20"/>
+                <w:szCs w:val="20"/>
+              </w:rPr>
+            </w:pPr>
+            <w:r>
+              <w:rPr>
+                <w:rFonts w:eastAsia="Times New Roman"/>
+                <w:sz w:val="20"/>
+                <w:szCs w:val="20"/>
+              </w:rPr>
+              <w:t>advice(K)</w:t>
+            </w:r>
+          </w:p>
+        </w:tc>
+        <w:tc>
+          <w:tcPr>
+            <w:tcW w:w="0" w:type="auto"/>
+            <w:tcBorders>
+              <w:top w:val="single" w:sz="6" w:space="0" w:color="000000"/>
+              <w:left w:val="single" w:sz="6" w:space="0" w:color="000000"/>
+              <w:bottom w:val="single" w:sz="6" w:space="0" w:color="000000"/>
+              <w:right w:val="single" w:sz="6" w:space="0" w:color="000000"/>
+            </w:tcBorders>
+            <w:shd w:val="clear" w:color="auto" w:fill="FFFFFF"/>
+            <w:tcMar>
+              <w:top w:w="45" w:type="dxa"/>
+              <w:left w:w="75" w:type="dxa"/>
+              <w:bottom w:w="45" w:type="dxa"/>
+              <w:right w:w="75" w:type="dxa"/>
+            </w:tcMar>
+            <w:hideMark/>
+          </w:tcPr>
+          <w:p>
+            <w:pPr>
+              <w:spacing w:after="120" w:line="276" w:lineRule="auto"/>
+              <w:rPr>
+                <w:rFonts w:eastAsia="Times New Roman"/>
+                <w:sz w:val="20"/>
+                <w:szCs w:val="20"/>
+              </w:rPr>
+            </w:pPr>
+            <w:r>
+              <w:rPr>
+                <w:rFonts w:eastAsia="Times New Roman"/>
+                <w:sz w:val="20"/>
+                <w:szCs w:val="20"/>
+              </w:rPr>
+              <w:t>A recommendation is given; K names its wording (e.g. get_certificate).</w:t>
+            </w:r>
+          </w:p>
+        </w:tc>
+      </w:tr>
+    </w:tbl>
+    <w:p>
+      <w:pPr>
+        <w:pStyle w:val="tcaption"/>
+      </w:pPr>
+      <w:r>
+        <w:lastRenderedPageBreak/>
+        <w:t>Table A2. Complete rule base</w:t>
       </w:r>
     </w:p>
     <w:tbl>
@@ -31688,26 +34223,31 @@
         <w:gridCol w:w="2408"/>
       </w:tblGrid>
       <w:tr>
-        <w:tc>
-          <w:tcPr>
-            <w:tcW w:w="0" w:type="auto"/>
-            <w:tcBorders>
-              <w:top w:val="single" w:sz="6" w:space="0" w:color="000000"/>
-              <w:left w:val="single" w:sz="6" w:space="0" w:color="000000"/>
-              <w:bottom w:val="single" w:sz="6" w:space="0" w:color="000000"/>
-              <w:right w:val="single" w:sz="6" w:space="0" w:color="000000"/>
-            </w:tcBorders>
-            <w:shd w:val="clear" w:color="auto" w:fill="FFFFFF"/>
-            <w:tcMar>
-              <w:top w:w="45" w:type="dxa"/>
-              <w:left w:w="75" w:type="dxa"/>
-              <w:bottom w:w="45" w:type="dxa"/>
-              <w:right w:w="75" w:type="dxa"/>
-            </w:tcMar>
-            <w:hideMark/>
-          </w:tcPr>
-          <w:p>
-            <w:pPr>
+        <w:trPr>
+          <w:cantSplit/>
+          <w:tblHeader/>
+        </w:trPr>
+        <w:tc>
+          <w:tcPr>
+            <w:tcW w:w="0" w:type="auto"/>
+            <w:tcBorders>
+              <w:top w:val="single" w:sz="6" w:space="0" w:color="000000"/>
+              <w:left w:val="single" w:sz="6" w:space="0" w:color="000000"/>
+              <w:bottom w:val="single" w:sz="6" w:space="0" w:color="000000"/>
+              <w:right w:val="single" w:sz="6" w:space="0" w:color="000000"/>
+            </w:tcBorders>
+            <w:shd w:val="clear" w:color="auto" w:fill="FFFFFF"/>
+            <w:tcMar>
+              <w:top w:w="45" w:type="dxa"/>
+              <w:left w:w="75" w:type="dxa"/>
+              <w:bottom w:w="45" w:type="dxa"/>
+              <w:right w:w="75" w:type="dxa"/>
+            </w:tcMar>
+            <w:hideMark/>
+          </w:tcPr>
+          <w:p>
+            <w:pPr>
+              <w:keepNext/>
               <w:spacing w:after="120" w:line="276" w:lineRule="auto"/>
               <w:rPr>
                 <w:rFonts w:eastAsia="Times New Roman"/>
@@ -31749,6 +34289,7 @@
           </w:tcPr>
           <w:p>
             <w:pPr>
+              <w:keepNext/>
               <w:spacing w:after="120" w:line="276" w:lineRule="auto"/>
               <w:rPr>
                 <w:rFonts w:eastAsia="Times New Roman"/>
@@ -31766,30 +34307,31 @@
                 <w:sz w:val="20"/>
                 <w:szCs w:val="20"/>
               </w:rPr>
-              <w:t>IF (conditions)</w:t>
-            </w:r>
-          </w:p>
-        </w:tc>
-        <w:tc>
-          <w:tcPr>
-            <w:tcW w:w="0" w:type="auto"/>
-            <w:tcBorders>
-              <w:top w:val="single" w:sz="6" w:space="0" w:color="000000"/>
-              <w:left w:val="single" w:sz="6" w:space="0" w:color="000000"/>
-              <w:bottom w:val="single" w:sz="6" w:space="0" w:color="000000"/>
-              <w:right w:val="single" w:sz="6" w:space="0" w:color="000000"/>
-            </w:tcBorders>
-            <w:shd w:val="clear" w:color="auto" w:fill="FFFFFF"/>
-            <w:tcMar>
-              <w:top w:w="45" w:type="dxa"/>
-              <w:left w:w="75" w:type="dxa"/>
-              <w:bottom w:w="45" w:type="dxa"/>
-              <w:right w:w="75" w:type="dxa"/>
-            </w:tcMar>
-            <w:hideMark/>
-          </w:tcPr>
-          <w:p>
-            <w:pPr>
+              <w:t>IF (all conditions true)</w:t>
+            </w:r>
+          </w:p>
+        </w:tc>
+        <w:tc>
+          <w:tcPr>
+            <w:tcW w:w="0" w:type="auto"/>
+            <w:tcBorders>
+              <w:top w:val="single" w:sz="6" w:space="0" w:color="000000"/>
+              <w:left w:val="single" w:sz="6" w:space="0" w:color="000000"/>
+              <w:bottom w:val="single" w:sz="6" w:space="0" w:color="000000"/>
+              <w:right w:val="single" w:sz="6" w:space="0" w:color="000000"/>
+            </w:tcBorders>
+            <w:shd w:val="clear" w:color="auto" w:fill="FFFFFF"/>
+            <w:tcMar>
+              <w:top w:w="45" w:type="dxa"/>
+              <w:left w:w="75" w:type="dxa"/>
+              <w:bottom w:w="45" w:type="dxa"/>
+              <w:right w:w="75" w:type="dxa"/>
+            </w:tcMar>
+            <w:hideMark/>
+          </w:tcPr>
+          <w:p>
+            <w:pPr>
+              <w:keepNext/>
               <w:spacing w:after="120" w:line="276" w:lineRule="auto"/>
               <w:rPr>
                 <w:rFonts w:eastAsia="Times New Roman"/>
@@ -31807,30 +34349,31 @@
                 <w:sz w:val="20"/>
                 <w:szCs w:val="20"/>
               </w:rPr>
-              <w:t>THEN</w:t>
-            </w:r>
-          </w:p>
-        </w:tc>
-        <w:tc>
-          <w:tcPr>
-            <w:tcW w:w="0" w:type="auto"/>
-            <w:tcBorders>
-              <w:top w:val="single" w:sz="6" w:space="0" w:color="000000"/>
-              <w:left w:val="single" w:sz="6" w:space="0" w:color="000000"/>
-              <w:bottom w:val="single" w:sz="6" w:space="0" w:color="000000"/>
-              <w:right w:val="single" w:sz="6" w:space="0" w:color="000000"/>
-            </w:tcBorders>
-            <w:shd w:val="clear" w:color="auto" w:fill="FFFFFF"/>
-            <w:tcMar>
-              <w:top w:w="45" w:type="dxa"/>
-              <w:left w:w="75" w:type="dxa"/>
-              <w:bottom w:w="45" w:type="dxa"/>
-              <w:right w:w="75" w:type="dxa"/>
-            </w:tcMar>
-            <w:hideMark/>
-          </w:tcPr>
-          <w:p>
-            <w:pPr>
+              <w:t>THEN (conclusion)</w:t>
+            </w:r>
+          </w:p>
+        </w:tc>
+        <w:tc>
+          <w:tcPr>
+            <w:tcW w:w="0" w:type="auto"/>
+            <w:tcBorders>
+              <w:top w:val="single" w:sz="6" w:space="0" w:color="000000"/>
+              <w:left w:val="single" w:sz="6" w:space="0" w:color="000000"/>
+              <w:bottom w:val="single" w:sz="6" w:space="0" w:color="000000"/>
+              <w:right w:val="single" w:sz="6" w:space="0" w:color="000000"/>
+            </w:tcBorders>
+            <w:shd w:val="clear" w:color="auto" w:fill="FFFFFF"/>
+            <w:tcMar>
+              <w:top w:w="45" w:type="dxa"/>
+              <w:left w:w="75" w:type="dxa"/>
+              <w:bottom w:w="45" w:type="dxa"/>
+              <w:right w:w="75" w:type="dxa"/>
+            </w:tcMar>
+            <w:hideMark/>
+          </w:tcPr>
+          <w:p>
+            <w:pPr>
+              <w:keepNext/>
               <w:spacing w:after="120" w:line="276" w:lineRule="auto"/>
               <w:rPr>
                 <w:rFonts w:eastAsia="Times New Roman"/>
@@ -31872,6 +34415,7 @@
           </w:tcPr>
           <w:p>
             <w:pPr>
+              <w:keepNext/>
               <w:spacing w:after="120" w:line="276" w:lineRule="auto"/>
               <w:rPr>
                 <w:rFonts w:eastAsia="Times New Roman"/>
@@ -31895,6 +34439,9 @@
         </w:tc>
       </w:tr>
       <w:tr>
+        <w:trPr>
+          <w:cantSplit/>
+        </w:trPr>
         <w:tc>
           <w:tcPr>
             <w:tcW w:w="0" w:type="auto"/>
@@ -32082,6 +34629,9 @@
         </w:tc>
       </w:tr>
       <w:tr>
+        <w:trPr>
+          <w:cantSplit/>
+        </w:trPr>
         <w:tc>
           <w:tcPr>
             <w:tcW w:w="0" w:type="auto"/>
@@ -32269,6 +34819,9 @@
         </w:tc>
       </w:tr>
       <w:tr>
+        <w:trPr>
+          <w:cantSplit/>
+        </w:trPr>
         <w:tc>
           <w:tcPr>
             <w:tcW w:w="0" w:type="auto"/>
@@ -32456,6 +35009,9 @@
         </w:tc>
       </w:tr>
       <w:tr>
+        <w:trPr>
+          <w:cantSplit/>
+        </w:trPr>
         <w:tc>
           <w:tcPr>
             <w:tcW w:w="0" w:type="auto"/>
@@ -32643,6 +35199,9 @@
         </w:tc>
       </w:tr>
       <w:tr>
+        <w:trPr>
+          <w:cantSplit/>
+        </w:trPr>
         <w:tc>
           <w:tcPr>
             <w:tcW w:w="0" w:type="auto"/>
@@ -32830,6 +35389,9 @@
         </w:tc>
       </w:tr>
       <w:tr>
+        <w:trPr>
+          <w:cantSplit/>
+        </w:trPr>
         <w:tc>
           <w:tcPr>
             <w:tcW w:w="0" w:type="auto"/>
@@ -33017,6 +35579,9 @@
         </w:tc>
       </w:tr>
       <w:tr>
+        <w:trPr>
+          <w:cantSplit/>
+        </w:trPr>
         <w:tc>
           <w:tcPr>
             <w:tcW w:w="0" w:type="auto"/>
@@ -33204,6 +35769,9 @@
         </w:tc>
       </w:tr>
       <w:tr>
+        <w:trPr>
+          <w:cantSplit/>
+        </w:trPr>
         <w:tc>
           <w:tcPr>
             <w:tcW w:w="0" w:type="auto"/>
@@ -33391,6 +35959,9 @@
         </w:tc>
       </w:tr>
       <w:tr>
+        <w:trPr>
+          <w:cantSplit/>
+        </w:trPr>
         <w:tc>
           <w:tcPr>
             <w:tcW w:w="0" w:type="auto"/>
@@ -33578,6 +36149,9 @@
         </w:tc>
       </w:tr>
       <w:tr>
+        <w:trPr>
+          <w:cantSplit/>
+        </w:trPr>
         <w:tc>
           <w:tcPr>
             <w:tcW w:w="0" w:type="auto"/>
@@ -33765,40 +36339,42 @@
         </w:tc>
       </w:tr>
       <w:tr>
-        <w:tc>
-          <w:tcPr>
-            <w:tcW w:w="0" w:type="auto"/>
-            <w:tcBorders>
-              <w:top w:val="single" w:sz="6" w:space="0" w:color="000000"/>
-              <w:left w:val="single" w:sz="6" w:space="0" w:color="000000"/>
-              <w:bottom w:val="single" w:sz="6" w:space="0" w:color="000000"/>
-              <w:right w:val="single" w:sz="6" w:space="0" w:color="000000"/>
-            </w:tcBorders>
-            <w:shd w:val="clear" w:color="auto" w:fill="FFFFFF"/>
-            <w:tcMar>
-              <w:top w:w="45" w:type="dxa"/>
-              <w:left w:w="75" w:type="dxa"/>
-              <w:bottom w:w="45" w:type="dxa"/>
-              <w:right w:w="75" w:type="dxa"/>
-            </w:tcMar>
-            <w:hideMark/>
-          </w:tcPr>
-          <w:p>
-            <w:pPr>
-              <w:spacing w:after="120" w:line="276" w:lineRule="auto"/>
-              <w:rPr>
-                <w:rFonts w:eastAsia="Times New Roman"/>
-                <w:sz w:val="20"/>
-                <w:szCs w:val="20"/>
-              </w:rPr>
-            </w:pPr>
-            <w:r>
-              <w:rPr>
-                <w:rFonts w:eastAsia="Times New Roman"/>
-                <w:sz w:val="20"/>
-                <w:szCs w:val="20"/>
-              </w:rPr>
-              <w:lastRenderedPageBreak/>
+        <w:trPr>
+          <w:cantSplit/>
+        </w:trPr>
+        <w:tc>
+          <w:tcPr>
+            <w:tcW w:w="0" w:type="auto"/>
+            <w:tcBorders>
+              <w:top w:val="single" w:sz="6" w:space="0" w:color="000000"/>
+              <w:left w:val="single" w:sz="6" w:space="0" w:color="000000"/>
+              <w:bottom w:val="single" w:sz="6" w:space="0" w:color="000000"/>
+              <w:right w:val="single" w:sz="6" w:space="0" w:color="000000"/>
+            </w:tcBorders>
+            <w:shd w:val="clear" w:color="auto" w:fill="FFFFFF"/>
+            <w:tcMar>
+              <w:top w:w="45" w:type="dxa"/>
+              <w:left w:w="75" w:type="dxa"/>
+              <w:bottom w:w="45" w:type="dxa"/>
+              <w:right w:w="75" w:type="dxa"/>
+            </w:tcMar>
+            <w:hideMark/>
+          </w:tcPr>
+          <w:p>
+            <w:pPr>
+              <w:spacing w:after="120" w:line="276" w:lineRule="auto"/>
+              <w:rPr>
+                <w:rFonts w:eastAsia="Times New Roman"/>
+                <w:sz w:val="20"/>
+                <w:szCs w:val="20"/>
+              </w:rPr>
+            </w:pPr>
+            <w:r>
+              <w:rPr>
+                <w:rFonts w:eastAsia="Times New Roman"/>
+                <w:sz w:val="20"/>
+                <w:szCs w:val="20"/>
+              </w:rPr>
               <w:t>r11</w:t>
             </w:r>
           </w:p>
@@ -33953,39 +36529,43 @@
         </w:tc>
       </w:tr>
       <w:tr>
-        <w:tc>
-          <w:tcPr>
-            <w:tcW w:w="0" w:type="auto"/>
-            <w:tcBorders>
-              <w:top w:val="single" w:sz="6" w:space="0" w:color="000000"/>
-              <w:left w:val="single" w:sz="6" w:space="0" w:color="000000"/>
-              <w:bottom w:val="single" w:sz="6" w:space="0" w:color="000000"/>
-              <w:right w:val="single" w:sz="6" w:space="0" w:color="000000"/>
-            </w:tcBorders>
-            <w:shd w:val="clear" w:color="auto" w:fill="FFFFFF"/>
-            <w:tcMar>
-              <w:top w:w="45" w:type="dxa"/>
-              <w:left w:w="75" w:type="dxa"/>
-              <w:bottom w:w="45" w:type="dxa"/>
-              <w:right w:w="75" w:type="dxa"/>
-            </w:tcMar>
-            <w:hideMark/>
-          </w:tcPr>
-          <w:p>
-            <w:pPr>
-              <w:spacing w:after="120" w:line="276" w:lineRule="auto"/>
-              <w:rPr>
-                <w:rFonts w:eastAsia="Times New Roman"/>
-                <w:sz w:val="20"/>
-                <w:szCs w:val="20"/>
-              </w:rPr>
-            </w:pPr>
-            <w:r>
-              <w:rPr>
-                <w:rFonts w:eastAsia="Times New Roman"/>
-                <w:sz w:val="20"/>
-                <w:szCs w:val="20"/>
-              </w:rPr>
+        <w:trPr>
+          <w:cantSplit/>
+        </w:trPr>
+        <w:tc>
+          <w:tcPr>
+            <w:tcW w:w="0" w:type="auto"/>
+            <w:tcBorders>
+              <w:top w:val="single" w:sz="6" w:space="0" w:color="000000"/>
+              <w:left w:val="single" w:sz="6" w:space="0" w:color="000000"/>
+              <w:bottom w:val="single" w:sz="6" w:space="0" w:color="000000"/>
+              <w:right w:val="single" w:sz="6" w:space="0" w:color="000000"/>
+            </w:tcBorders>
+            <w:shd w:val="clear" w:color="auto" w:fill="FFFFFF"/>
+            <w:tcMar>
+              <w:top w:w="45" w:type="dxa"/>
+              <w:left w:w="75" w:type="dxa"/>
+              <w:bottom w:w="45" w:type="dxa"/>
+              <w:right w:w="75" w:type="dxa"/>
+            </w:tcMar>
+            <w:hideMark/>
+          </w:tcPr>
+          <w:p>
+            <w:pPr>
+              <w:spacing w:after="120" w:line="276" w:lineRule="auto"/>
+              <w:rPr>
+                <w:rFonts w:eastAsia="Times New Roman"/>
+                <w:sz w:val="20"/>
+                <w:szCs w:val="20"/>
+              </w:rPr>
+            </w:pPr>
+            <w:r>
+              <w:rPr>
+                <w:rFonts w:eastAsia="Times New Roman"/>
+                <w:sz w:val="20"/>
+                <w:szCs w:val="20"/>
+              </w:rPr>
+              <w:lastRenderedPageBreak/>
               <w:t>r12</w:t>
             </w:r>
           </w:p>
@@ -34140,6 +36720,9 @@
         </w:tc>
       </w:tr>
       <w:tr>
+        <w:trPr>
+          <w:cantSplit/>
+        </w:trPr>
         <w:tc>
           <w:tcPr>
             <w:tcW w:w="0" w:type="auto"/>
@@ -34327,6 +36910,9 @@
         </w:tc>
       </w:tr>
       <w:tr>
+        <w:trPr>
+          <w:cantSplit/>
+        </w:trPr>
         <w:tc>
           <w:tcPr>
             <w:tcW w:w="0" w:type="auto"/>
@@ -34514,6 +37100,9 @@
         </w:tc>
       </w:tr>
       <w:tr>
+        <w:trPr>
+          <w:cantSplit/>
+        </w:trPr>
         <w:tc>
           <w:tcPr>
             <w:tcW w:w="0" w:type="auto"/>
@@ -34701,6 +37290,9 @@
         </w:tc>
       </w:tr>
       <w:tr>
+        <w:trPr>
+          <w:cantSplit/>
+        </w:trPr>
         <w:tc>
           <w:tcPr>
             <w:tcW w:w="0" w:type="auto"/>
@@ -34888,6 +37480,9 @@
         </w:tc>
       </w:tr>
       <w:tr>
+        <w:trPr>
+          <w:cantSplit/>
+        </w:trPr>
         <w:tc>
           <w:tcPr>
             <w:tcW w:w="0" w:type="auto"/>
@@ -35075,6 +37670,9 @@
         </w:tc>
       </w:tr>
       <w:tr>
+        <w:trPr>
+          <w:cantSplit/>
+        </w:trPr>
         <w:tc>
           <w:tcPr>
             <w:tcW w:w="0" w:type="auto"/>
@@ -35262,6 +37860,9 @@
         </w:tc>
       </w:tr>
       <w:tr>
+        <w:trPr>
+          <w:cantSplit/>
+        </w:trPr>
         <w:tc>
           <w:tcPr>
             <w:tcW w:w="0" w:type="auto"/>
@@ -35449,6 +38050,9 @@
         </w:tc>
       </w:tr>
       <w:tr>
+        <w:trPr>
+          <w:cantSplit/>
+        </w:trPr>
         <w:tc>
           <w:tcPr>
             <w:tcW w:w="0" w:type="auto"/>
@@ -35636,6 +38240,9 @@
         </w:tc>
       </w:tr>
       <w:tr>
+        <w:trPr>
+          <w:cantSplit/>
+        </w:trPr>
         <w:tc>
           <w:tcPr>
             <w:tcW w:w="0" w:type="auto"/>
@@ -35823,40 +38430,42 @@
         </w:tc>
       </w:tr>
       <w:tr>
-        <w:tc>
-          <w:tcPr>
-            <w:tcW w:w="0" w:type="auto"/>
-            <w:tcBorders>
-              <w:top w:val="single" w:sz="6" w:space="0" w:color="000000"/>
-              <w:left w:val="single" w:sz="6" w:space="0" w:color="000000"/>
-              <w:bottom w:val="single" w:sz="6" w:space="0" w:color="000000"/>
-              <w:right w:val="single" w:sz="6" w:space="0" w:color="000000"/>
-            </w:tcBorders>
-            <w:shd w:val="clear" w:color="auto" w:fill="FFFFFF"/>
-            <w:tcMar>
-              <w:top w:w="45" w:type="dxa"/>
-              <w:left w:w="75" w:type="dxa"/>
-              <w:bottom w:w="45" w:type="dxa"/>
-              <w:right w:w="75" w:type="dxa"/>
-            </w:tcMar>
-            <w:hideMark/>
-          </w:tcPr>
-          <w:p>
-            <w:pPr>
-              <w:spacing w:after="120" w:line="276" w:lineRule="auto"/>
-              <w:rPr>
-                <w:rFonts w:eastAsia="Times New Roman"/>
-                <w:sz w:val="20"/>
-                <w:szCs w:val="20"/>
-              </w:rPr>
-            </w:pPr>
-            <w:r>
-              <w:rPr>
-                <w:rFonts w:eastAsia="Times New Roman"/>
-                <w:sz w:val="20"/>
-                <w:szCs w:val="20"/>
-              </w:rPr>
-              <w:lastRenderedPageBreak/>
+        <w:trPr>
+          <w:cantSplit/>
+        </w:trPr>
+        <w:tc>
+          <w:tcPr>
+            <w:tcW w:w="0" w:type="auto"/>
+            <w:tcBorders>
+              <w:top w:val="single" w:sz="6" w:space="0" w:color="000000"/>
+              <w:left w:val="single" w:sz="6" w:space="0" w:color="000000"/>
+              <w:bottom w:val="single" w:sz="6" w:space="0" w:color="000000"/>
+              <w:right w:val="single" w:sz="6" w:space="0" w:color="000000"/>
+            </w:tcBorders>
+            <w:shd w:val="clear" w:color="auto" w:fill="FFFFFF"/>
+            <w:tcMar>
+              <w:top w:w="45" w:type="dxa"/>
+              <w:left w:w="75" w:type="dxa"/>
+              <w:bottom w:w="45" w:type="dxa"/>
+              <w:right w:w="75" w:type="dxa"/>
+            </w:tcMar>
+            <w:hideMark/>
+          </w:tcPr>
+          <w:p>
+            <w:pPr>
+              <w:spacing w:after="120" w:line="276" w:lineRule="auto"/>
+              <w:rPr>
+                <w:rFonts w:eastAsia="Times New Roman"/>
+                <w:sz w:val="20"/>
+                <w:szCs w:val="20"/>
+              </w:rPr>
+            </w:pPr>
+            <w:r>
+              <w:rPr>
+                <w:rFonts w:eastAsia="Times New Roman"/>
+                <w:sz w:val="20"/>
+                <w:szCs w:val="20"/>
+              </w:rPr>
               <w:t>r23</w:t>
             </w:r>
           </w:p>
@@ -36011,39 +38620,43 @@
         </w:tc>
       </w:tr>
       <w:tr>
-        <w:tc>
-          <w:tcPr>
-            <w:tcW w:w="0" w:type="auto"/>
-            <w:tcBorders>
-              <w:top w:val="single" w:sz="6" w:space="0" w:color="000000"/>
-              <w:left w:val="single" w:sz="6" w:space="0" w:color="000000"/>
-              <w:bottom w:val="single" w:sz="6" w:space="0" w:color="000000"/>
-              <w:right w:val="single" w:sz="6" w:space="0" w:color="000000"/>
-            </w:tcBorders>
-            <w:shd w:val="clear" w:color="auto" w:fill="FFFFFF"/>
-            <w:tcMar>
-              <w:top w:w="45" w:type="dxa"/>
-              <w:left w:w="75" w:type="dxa"/>
-              <w:bottom w:w="45" w:type="dxa"/>
-              <w:right w:w="75" w:type="dxa"/>
-            </w:tcMar>
-            <w:hideMark/>
-          </w:tcPr>
-          <w:p>
-            <w:pPr>
-              <w:spacing w:after="120" w:line="276" w:lineRule="auto"/>
-              <w:rPr>
-                <w:rFonts w:eastAsia="Times New Roman"/>
-                <w:sz w:val="20"/>
-                <w:szCs w:val="20"/>
-              </w:rPr>
-            </w:pPr>
-            <w:r>
-              <w:rPr>
-                <w:rFonts w:eastAsia="Times New Roman"/>
-                <w:sz w:val="20"/>
-                <w:szCs w:val="20"/>
-              </w:rPr>
+        <w:trPr>
+          <w:cantSplit/>
+        </w:trPr>
+        <w:tc>
+          <w:tcPr>
+            <w:tcW w:w="0" w:type="auto"/>
+            <w:tcBorders>
+              <w:top w:val="single" w:sz="6" w:space="0" w:color="000000"/>
+              <w:left w:val="single" w:sz="6" w:space="0" w:color="000000"/>
+              <w:bottom w:val="single" w:sz="6" w:space="0" w:color="000000"/>
+              <w:right w:val="single" w:sz="6" w:space="0" w:color="000000"/>
+            </w:tcBorders>
+            <w:shd w:val="clear" w:color="auto" w:fill="FFFFFF"/>
+            <w:tcMar>
+              <w:top w:w="45" w:type="dxa"/>
+              <w:left w:w="75" w:type="dxa"/>
+              <w:bottom w:w="45" w:type="dxa"/>
+              <w:right w:w="75" w:type="dxa"/>
+            </w:tcMar>
+            <w:hideMark/>
+          </w:tcPr>
+          <w:p>
+            <w:pPr>
+              <w:spacing w:after="120" w:line="276" w:lineRule="auto"/>
+              <w:rPr>
+                <w:rFonts w:eastAsia="Times New Roman"/>
+                <w:sz w:val="20"/>
+                <w:szCs w:val="20"/>
+              </w:rPr>
+            </w:pPr>
+            <w:r>
+              <w:rPr>
+                <w:rFonts w:eastAsia="Times New Roman"/>
+                <w:sz w:val="20"/>
+                <w:szCs w:val="20"/>
+              </w:rPr>
+              <w:lastRenderedPageBreak/>
               <w:t>r24</w:t>
             </w:r>
           </w:p>
@@ -36198,6 +38811,9 @@
         </w:tc>
       </w:tr>
       <w:tr>
+        <w:trPr>
+          <w:cantSplit/>
+        </w:trPr>
         <w:tc>
           <w:tcPr>
             <w:tcW w:w="0" w:type="auto"/>
@@ -36385,6 +39001,9 @@
         </w:tc>
       </w:tr>
       <w:tr>
+        <w:trPr>
+          <w:cantSplit/>
+        </w:trPr>
         <w:tc>
           <w:tcPr>
             <w:tcW w:w="0" w:type="auto"/>
@@ -36572,6 +39191,9 @@
         </w:tc>
       </w:tr>
       <w:tr>
+        <w:trPr>
+          <w:cantSplit/>
+        </w:trPr>
         <w:tc>
           <w:tcPr>
             <w:tcW w:w="0" w:type="auto"/>
@@ -36759,6 +39381,9 @@
         </w:tc>
       </w:tr>
       <w:tr>
+        <w:trPr>
+          <w:cantSplit/>
+        </w:trPr>
         <w:tc>
           <w:tcPr>
             <w:tcW w:w="0" w:type="auto"/>
@@ -36946,6 +39571,9 @@
         </w:tc>
       </w:tr>
       <w:tr>
+        <w:trPr>
+          <w:cantSplit/>
+        </w:trPr>
         <w:tc>
           <w:tcPr>
             <w:tcW w:w="0" w:type="auto"/>
@@ -37133,6 +39761,9 @@
         </w:tc>
       </w:tr>
       <w:tr>
+        <w:trPr>
+          <w:cantSplit/>
+        </w:trPr>
         <w:tc>
           <w:tcPr>
             <w:tcW w:w="0" w:type="auto"/>
@@ -37320,6 +39951,9 @@
         </w:tc>
       </w:tr>
       <w:tr>
+        <w:trPr>
+          <w:cantSplit/>
+        </w:trPr>
         <w:tc>
           <w:tcPr>
             <w:tcW w:w="0" w:type="auto"/>
@@ -37507,6 +40141,9 @@
         </w:tc>
       </w:tr>
       <w:tr>
+        <w:trPr>
+          <w:cantSplit/>
+        </w:trPr>
         <w:tc>
           <w:tcPr>
             <w:tcW w:w="0" w:type="auto"/>
@@ -37694,6 +40331,9 @@
         </w:tc>
       </w:tr>
       <w:tr>
+        <w:trPr>
+          <w:cantSplit/>
+        </w:trPr>
         <w:tc>
           <w:tcPr>
             <w:tcW w:w="0" w:type="auto"/>
@@ -37881,6 +40521,9 @@
         </w:tc>
       </w:tr>
       <w:tr>
+        <w:trPr>
+          <w:cantSplit/>
+        </w:trPr>
         <w:tc>
           <w:tcPr>
             <w:tcW w:w="0" w:type="auto"/>
@@ -38068,6 +40711,9 @@
         </w:tc>
       </w:tr>
       <w:tr>
+        <w:trPr>
+          <w:cantSplit/>
+        </w:trPr>
         <w:tc>
           <w:tcPr>
             <w:tcW w:w="0" w:type="auto"/>
@@ -38255,40 +40901,42 @@
         </w:tc>
       </w:tr>
       <w:tr>
-        <w:tc>
-          <w:tcPr>
-            <w:tcW w:w="0" w:type="auto"/>
-            <w:tcBorders>
-              <w:top w:val="single" w:sz="6" w:space="0" w:color="000000"/>
-              <w:left w:val="single" w:sz="6" w:space="0" w:color="000000"/>
-              <w:bottom w:val="single" w:sz="6" w:space="0" w:color="000000"/>
-              <w:right w:val="single" w:sz="6" w:space="0" w:color="000000"/>
-            </w:tcBorders>
-            <w:shd w:val="clear" w:color="auto" w:fill="FFFFFF"/>
-            <w:tcMar>
-              <w:top w:w="45" w:type="dxa"/>
-              <w:left w:w="75" w:type="dxa"/>
-              <w:bottom w:w="45" w:type="dxa"/>
-              <w:right w:w="75" w:type="dxa"/>
-            </w:tcMar>
-            <w:hideMark/>
-          </w:tcPr>
-          <w:p>
-            <w:pPr>
-              <w:spacing w:after="120" w:line="276" w:lineRule="auto"/>
-              <w:rPr>
-                <w:rFonts w:eastAsia="Times New Roman"/>
-                <w:sz w:val="20"/>
-                <w:szCs w:val="20"/>
-              </w:rPr>
-            </w:pPr>
-            <w:r>
-              <w:rPr>
-                <w:rFonts w:eastAsia="Times New Roman"/>
-                <w:sz w:val="20"/>
-                <w:szCs w:val="20"/>
-              </w:rPr>
-              <w:lastRenderedPageBreak/>
+        <w:trPr>
+          <w:cantSplit/>
+        </w:trPr>
+        <w:tc>
+          <w:tcPr>
+            <w:tcW w:w="0" w:type="auto"/>
+            <w:tcBorders>
+              <w:top w:val="single" w:sz="6" w:space="0" w:color="000000"/>
+              <w:left w:val="single" w:sz="6" w:space="0" w:color="000000"/>
+              <w:bottom w:val="single" w:sz="6" w:space="0" w:color="000000"/>
+              <w:right w:val="single" w:sz="6" w:space="0" w:color="000000"/>
+            </w:tcBorders>
+            <w:shd w:val="clear" w:color="auto" w:fill="FFFFFF"/>
+            <w:tcMar>
+              <w:top w:w="45" w:type="dxa"/>
+              <w:left w:w="75" w:type="dxa"/>
+              <w:bottom w:w="45" w:type="dxa"/>
+              <w:right w:w="75" w:type="dxa"/>
+            </w:tcMar>
+            <w:hideMark/>
+          </w:tcPr>
+          <w:p>
+            <w:pPr>
+              <w:spacing w:after="120" w:line="276" w:lineRule="auto"/>
+              <w:rPr>
+                <w:rFonts w:eastAsia="Times New Roman"/>
+                <w:sz w:val="20"/>
+                <w:szCs w:val="20"/>
+              </w:rPr>
+            </w:pPr>
+            <w:r>
+              <w:rPr>
+                <w:rFonts w:eastAsia="Times New Roman"/>
+                <w:sz w:val="20"/>
+                <w:szCs w:val="20"/>
+              </w:rPr>
               <w:t>r36</w:t>
             </w:r>
           </w:p>
@@ -38443,39 +41091,43 @@
         </w:tc>
       </w:tr>
       <w:tr>
-        <w:tc>
-          <w:tcPr>
-            <w:tcW w:w="0" w:type="auto"/>
-            <w:tcBorders>
-              <w:top w:val="single" w:sz="6" w:space="0" w:color="000000"/>
-              <w:left w:val="single" w:sz="6" w:space="0" w:color="000000"/>
-              <w:bottom w:val="single" w:sz="6" w:space="0" w:color="000000"/>
-              <w:right w:val="single" w:sz="6" w:space="0" w:color="000000"/>
-            </w:tcBorders>
-            <w:shd w:val="clear" w:color="auto" w:fill="FFFFFF"/>
-            <w:tcMar>
-              <w:top w:w="45" w:type="dxa"/>
-              <w:left w:w="75" w:type="dxa"/>
-              <w:bottom w:w="45" w:type="dxa"/>
-              <w:right w:w="75" w:type="dxa"/>
-            </w:tcMar>
-            <w:hideMark/>
-          </w:tcPr>
-          <w:p>
-            <w:pPr>
-              <w:spacing w:after="120" w:line="276" w:lineRule="auto"/>
-              <w:rPr>
-                <w:rFonts w:eastAsia="Times New Roman"/>
-                <w:sz w:val="20"/>
-                <w:szCs w:val="20"/>
-              </w:rPr>
-            </w:pPr>
-            <w:r>
-              <w:rPr>
-                <w:rFonts w:eastAsia="Times New Roman"/>
-                <w:sz w:val="20"/>
-                <w:szCs w:val="20"/>
-              </w:rPr>
+        <w:trPr>
+          <w:cantSplit/>
+        </w:trPr>
+        <w:tc>
+          <w:tcPr>
+            <w:tcW w:w="0" w:type="auto"/>
+            <w:tcBorders>
+              <w:top w:val="single" w:sz="6" w:space="0" w:color="000000"/>
+              <w:left w:val="single" w:sz="6" w:space="0" w:color="000000"/>
+              <w:bottom w:val="single" w:sz="6" w:space="0" w:color="000000"/>
+              <w:right w:val="single" w:sz="6" w:space="0" w:color="000000"/>
+            </w:tcBorders>
+            <w:shd w:val="clear" w:color="auto" w:fill="FFFFFF"/>
+            <w:tcMar>
+              <w:top w:w="45" w:type="dxa"/>
+              <w:left w:w="75" w:type="dxa"/>
+              <w:bottom w:w="45" w:type="dxa"/>
+              <w:right w:w="75" w:type="dxa"/>
+            </w:tcMar>
+            <w:hideMark/>
+          </w:tcPr>
+          <w:p>
+            <w:pPr>
+              <w:spacing w:after="120" w:line="276" w:lineRule="auto"/>
+              <w:rPr>
+                <w:rFonts w:eastAsia="Times New Roman"/>
+                <w:sz w:val="20"/>
+                <w:szCs w:val="20"/>
+              </w:rPr>
+            </w:pPr>
+            <w:r>
+              <w:rPr>
+                <w:rFonts w:eastAsia="Times New Roman"/>
+                <w:sz w:val="20"/>
+                <w:szCs w:val="20"/>
+              </w:rPr>
+              <w:lastRenderedPageBreak/>
               <w:t>r37</w:t>
             </w:r>
           </w:p>
@@ -38630,6 +41282,9 @@
         </w:tc>
       </w:tr>
       <w:tr>
+        <w:trPr>
+          <w:cantSplit/>
+        </w:trPr>
         <w:tc>
           <w:tcPr>
             <w:tcW w:w="0" w:type="auto"/>
@@ -38817,6 +41472,9 @@
         </w:tc>
       </w:tr>
       <w:tr>
+        <w:trPr>
+          <w:cantSplit/>
+        </w:trPr>
         <w:tc>
           <w:tcPr>
             <w:tcW w:w="0" w:type="auto"/>
@@ -39004,6 +41662,9 @@
         </w:tc>
       </w:tr>
       <w:tr>
+        <w:trPr>
+          <w:cantSplit/>
+        </w:trPr>
         <w:tc>
           <w:tcPr>
             <w:tcW w:w="0" w:type="auto"/>
@@ -39191,6 +41852,9 @@
         </w:tc>
       </w:tr>
       <w:tr>
+        <w:trPr>
+          <w:cantSplit/>
+        </w:trPr>
         <w:tc>
           <w:tcPr>
             <w:tcW w:w="0" w:type="auto"/>
@@ -39378,6 +42042,9 @@
         </w:tc>
       </w:tr>
       <w:tr>
+        <w:trPr>
+          <w:cantSplit/>
+        </w:trPr>
         <w:tc>
           <w:tcPr>
             <w:tcW w:w="0" w:type="auto"/>
@@ -39565,6 +42232,9 @@
         </w:tc>
       </w:tr>
       <w:tr>
+        <w:trPr>
+          <w:cantSplit/>
+        </w:trPr>
         <w:tc>
           <w:tcPr>
             <w:tcW w:w="0" w:type="auto"/>
@@ -39752,6 +42422,9 @@
         </w:tc>
       </w:tr>
       <w:tr>
+        <w:trPr>
+          <w:cantSplit/>
+        </w:trPr>
         <w:tc>
           <w:tcPr>
             <w:tcW w:w="0" w:type="auto"/>
@@ -39939,6 +42612,9 @@
         </w:tc>
       </w:tr>
       <w:tr>
+        <w:trPr>
+          <w:cantSplit/>
+        </w:trPr>
         <w:tc>
           <w:tcPr>
             <w:tcW w:w="0" w:type="auto"/>
@@ -40126,6 +42802,9 @@
         </w:tc>
       </w:tr>
       <w:tr>
+        <w:trPr>
+          <w:cantSplit/>
+        </w:trPr>
         <w:tc>
           <w:tcPr>
             <w:tcW w:w="0" w:type="auto"/>
@@ -40313,6 +42992,9 @@
         </w:tc>
       </w:tr>
       <w:tr>
+        <w:trPr>
+          <w:cantSplit/>
+        </w:trPr>
         <w:tc>
           <w:tcPr>
             <w:tcW w:w="0" w:type="auto"/>
@@ -40500,39 +43182,43 @@
         </w:tc>
       </w:tr>
       <w:tr>
-        <w:tc>
-          <w:tcPr>
-            <w:tcW w:w="0" w:type="auto"/>
-            <w:tcBorders>
-              <w:top w:val="single" w:sz="6" w:space="0" w:color="000000"/>
-              <w:left w:val="single" w:sz="6" w:space="0" w:color="000000"/>
-              <w:bottom w:val="single" w:sz="6" w:space="0" w:color="000000"/>
-              <w:right w:val="single" w:sz="6" w:space="0" w:color="000000"/>
-            </w:tcBorders>
-            <w:shd w:val="clear" w:color="auto" w:fill="FFFFFF"/>
-            <w:tcMar>
-              <w:top w:w="45" w:type="dxa"/>
-              <w:left w:w="75" w:type="dxa"/>
-              <w:bottom w:w="45" w:type="dxa"/>
-              <w:right w:w="75" w:type="dxa"/>
-            </w:tcMar>
-            <w:hideMark/>
-          </w:tcPr>
-          <w:p>
-            <w:pPr>
-              <w:spacing w:after="120" w:line="276" w:lineRule="auto"/>
-              <w:rPr>
-                <w:rFonts w:eastAsia="Times New Roman"/>
-                <w:sz w:val="20"/>
-                <w:szCs w:val="20"/>
-              </w:rPr>
-            </w:pPr>
-            <w:r>
-              <w:rPr>
-                <w:rFonts w:eastAsia="Times New Roman"/>
-                <w:sz w:val="20"/>
-                <w:szCs w:val="20"/>
-              </w:rPr>
+        <w:trPr>
+          <w:cantSplit/>
+        </w:trPr>
+        <w:tc>
+          <w:tcPr>
+            <w:tcW w:w="0" w:type="auto"/>
+            <w:tcBorders>
+              <w:top w:val="single" w:sz="6" w:space="0" w:color="000000"/>
+              <w:left w:val="single" w:sz="6" w:space="0" w:color="000000"/>
+              <w:bottom w:val="single" w:sz="6" w:space="0" w:color="000000"/>
+              <w:right w:val="single" w:sz="6" w:space="0" w:color="000000"/>
+            </w:tcBorders>
+            <w:shd w:val="clear" w:color="auto" w:fill="FFFFFF"/>
+            <w:tcMar>
+              <w:top w:w="45" w:type="dxa"/>
+              <w:left w:w="75" w:type="dxa"/>
+              <w:bottom w:w="45" w:type="dxa"/>
+              <w:right w:w="75" w:type="dxa"/>
+            </w:tcMar>
+            <w:hideMark/>
+          </w:tcPr>
+          <w:p>
+            <w:pPr>
+              <w:spacing w:after="120" w:line="276" w:lineRule="auto"/>
+              <w:rPr>
+                <w:rFonts w:eastAsia="Times New Roman"/>
+                <w:sz w:val="20"/>
+                <w:szCs w:val="20"/>
+              </w:rPr>
+            </w:pPr>
+            <w:r>
+              <w:rPr>
+                <w:rFonts w:eastAsia="Times New Roman"/>
+                <w:sz w:val="20"/>
+                <w:szCs w:val="20"/>
+              </w:rPr>
+              <w:lastRenderedPageBreak/>
               <w:t>r50</w:t>
             </w:r>
           </w:p>
@@ -40681,55 +43367,48 @@
                 <w:sz w:val="20"/>
                 <w:szCs w:val="20"/>
               </w:rPr>
-              <w:t xml:space="preserve">Heat treatment is applied to natural stones, so a heated </w:t>
-            </w:r>
-            <w:r>
-              <w:rPr>
-                <w:rFonts w:eastAsia="Times New Roman"/>
-                <w:sz w:val="20"/>
-                <w:szCs w:val="20"/>
-              </w:rPr>
-              <w:lastRenderedPageBreak/>
-              <w:t>stone is natural (but treated). [gia]</w:t>
+              <w:t>Heat treatment is applied to natural stones, so a heated stone is natural (but treated). [gia]</w:t>
             </w:r>
           </w:p>
         </w:tc>
       </w:tr>
       <w:tr>
-        <w:tc>
-          <w:tcPr>
-            <w:tcW w:w="0" w:type="auto"/>
-            <w:tcBorders>
-              <w:top w:val="single" w:sz="6" w:space="0" w:color="000000"/>
-              <w:left w:val="single" w:sz="6" w:space="0" w:color="000000"/>
-              <w:bottom w:val="single" w:sz="6" w:space="0" w:color="000000"/>
-              <w:right w:val="single" w:sz="6" w:space="0" w:color="000000"/>
-            </w:tcBorders>
-            <w:shd w:val="clear" w:color="auto" w:fill="FFFFFF"/>
-            <w:tcMar>
-              <w:top w:w="45" w:type="dxa"/>
-              <w:left w:w="75" w:type="dxa"/>
-              <w:bottom w:w="45" w:type="dxa"/>
-              <w:right w:w="75" w:type="dxa"/>
-            </w:tcMar>
-            <w:hideMark/>
-          </w:tcPr>
-          <w:p>
-            <w:pPr>
-              <w:spacing w:after="120" w:line="276" w:lineRule="auto"/>
-              <w:rPr>
-                <w:rFonts w:eastAsia="Times New Roman"/>
-                <w:sz w:val="20"/>
-                <w:szCs w:val="20"/>
-              </w:rPr>
-            </w:pPr>
-            <w:r>
-              <w:rPr>
-                <w:rFonts w:eastAsia="Times New Roman"/>
-                <w:sz w:val="20"/>
-                <w:szCs w:val="20"/>
-              </w:rPr>
-              <w:lastRenderedPageBreak/>
+        <w:trPr>
+          <w:cantSplit/>
+        </w:trPr>
+        <w:tc>
+          <w:tcPr>
+            <w:tcW w:w="0" w:type="auto"/>
+            <w:tcBorders>
+              <w:top w:val="single" w:sz="6" w:space="0" w:color="000000"/>
+              <w:left w:val="single" w:sz="6" w:space="0" w:color="000000"/>
+              <w:bottom w:val="single" w:sz="6" w:space="0" w:color="000000"/>
+              <w:right w:val="single" w:sz="6" w:space="0" w:color="000000"/>
+            </w:tcBorders>
+            <w:shd w:val="clear" w:color="auto" w:fill="FFFFFF"/>
+            <w:tcMar>
+              <w:top w:w="45" w:type="dxa"/>
+              <w:left w:w="75" w:type="dxa"/>
+              <w:bottom w:w="45" w:type="dxa"/>
+              <w:right w:w="75" w:type="dxa"/>
+            </w:tcMar>
+            <w:hideMark/>
+          </w:tcPr>
+          <w:p>
+            <w:pPr>
+              <w:spacing w:after="120" w:line="276" w:lineRule="auto"/>
+              <w:rPr>
+                <w:rFonts w:eastAsia="Times New Roman"/>
+                <w:sz w:val="20"/>
+                <w:szCs w:val="20"/>
+              </w:rPr>
+            </w:pPr>
+            <w:r>
+              <w:rPr>
+                <w:rFonts w:eastAsia="Times New Roman"/>
+                <w:sz w:val="20"/>
+                <w:szCs w:val="20"/>
+              </w:rPr>
               <w:t>r51</w:t>
             </w:r>
           </w:p>
@@ -40884,6 +43563,9 @@
         </w:tc>
       </w:tr>
       <w:tr>
+        <w:trPr>
+          <w:cantSplit/>
+        </w:trPr>
         <w:tc>
           <w:tcPr>
             <w:tcW w:w="0" w:type="auto"/>
@@ -41071,6 +43753,9 @@
         </w:tc>
       </w:tr>
       <w:tr>
+        <w:trPr>
+          <w:cantSplit/>
+        </w:trPr>
         <w:tc>
           <w:tcPr>
             <w:tcW w:w="0" w:type="auto"/>
@@ -41258,6 +43943,9 @@
         </w:tc>
       </w:tr>
       <w:tr>
+        <w:trPr>
+          <w:cantSplit/>
+        </w:trPr>
         <w:tc>
           <w:tcPr>
             <w:tcW w:w="0" w:type="auto"/>
@@ -41445,6 +44133,9 @@
         </w:tc>
       </w:tr>
       <w:tr>
+        <w:trPr>
+          <w:cantSplit/>
+        </w:trPr>
         <w:tc>
           <w:tcPr>
             <w:tcW w:w="0" w:type="auto"/>
@@ -41632,6 +44323,9 @@
         </w:tc>
       </w:tr>
       <w:tr>
+        <w:trPr>
+          <w:cantSplit/>
+        </w:trPr>
         <w:tc>
           <w:tcPr>
             <w:tcW w:w="0" w:type="auto"/>
@@ -41819,6 +44513,9 @@
         </w:tc>
       </w:tr>
       <w:tr>
+        <w:trPr>
+          <w:cantSplit/>
+        </w:trPr>
         <w:tc>
           <w:tcPr>
             <w:tcW w:w="0" w:type="auto"/>
@@ -42006,6 +44703,9 @@
         </w:tc>
       </w:tr>
       <w:tr>
+        <w:trPr>
+          <w:cantSplit/>
+        </w:trPr>
         <w:tc>
           <w:tcPr>
             <w:tcW w:w="0" w:type="auto"/>
@@ -42193,6 +44893,9 @@
         </w:tc>
       </w:tr>
       <w:tr>
+        <w:trPr>
+          <w:cantSplit/>
+        </w:trPr>
         <w:tc>
           <w:tcPr>
             <w:tcW w:w="0" w:type="auto"/>
@@ -42380,6 +45083,9 @@
         </w:tc>
       </w:tr>
       <w:tr>
+        <w:trPr>
+          <w:cantSplit/>
+        </w:trPr>
         <w:tc>
           <w:tcPr>
             <w:tcW w:w="0" w:type="auto"/>
@@ -42567,6 +45273,9 @@
         </w:tc>
       </w:tr>
       <w:tr>
+        <w:trPr>
+          <w:cantSplit/>
+        </w:trPr>
         <w:tc>
           <w:tcPr>
             <w:tcW w:w="0" w:type="auto"/>
@@ -42754,39 +45463,43 @@
         </w:tc>
       </w:tr>
       <w:tr>
-        <w:tc>
-          <w:tcPr>
-            <w:tcW w:w="0" w:type="auto"/>
-            <w:tcBorders>
-              <w:top w:val="single" w:sz="6" w:space="0" w:color="000000"/>
-              <w:left w:val="single" w:sz="6" w:space="0" w:color="000000"/>
-              <w:bottom w:val="single" w:sz="6" w:space="0" w:color="000000"/>
-              <w:right w:val="single" w:sz="6" w:space="0" w:color="000000"/>
-            </w:tcBorders>
-            <w:shd w:val="clear" w:color="auto" w:fill="FFFFFF"/>
-            <w:tcMar>
-              <w:top w:w="45" w:type="dxa"/>
-              <w:left w:w="75" w:type="dxa"/>
-              <w:bottom w:w="45" w:type="dxa"/>
-              <w:right w:w="75" w:type="dxa"/>
-            </w:tcMar>
-            <w:hideMark/>
-          </w:tcPr>
-          <w:p>
-            <w:pPr>
-              <w:spacing w:after="120" w:line="276" w:lineRule="auto"/>
-              <w:rPr>
-                <w:rFonts w:eastAsia="Times New Roman"/>
-                <w:sz w:val="20"/>
-                <w:szCs w:val="20"/>
-              </w:rPr>
-            </w:pPr>
-            <w:r>
-              <w:rPr>
-                <w:rFonts w:eastAsia="Times New Roman"/>
-                <w:sz w:val="20"/>
-                <w:szCs w:val="20"/>
-              </w:rPr>
+        <w:trPr>
+          <w:cantSplit/>
+        </w:trPr>
+        <w:tc>
+          <w:tcPr>
+            <w:tcW w:w="0" w:type="auto"/>
+            <w:tcBorders>
+              <w:top w:val="single" w:sz="6" w:space="0" w:color="000000"/>
+              <w:left w:val="single" w:sz="6" w:space="0" w:color="000000"/>
+              <w:bottom w:val="single" w:sz="6" w:space="0" w:color="000000"/>
+              <w:right w:val="single" w:sz="6" w:space="0" w:color="000000"/>
+            </w:tcBorders>
+            <w:shd w:val="clear" w:color="auto" w:fill="FFFFFF"/>
+            <w:tcMar>
+              <w:top w:w="45" w:type="dxa"/>
+              <w:left w:w="75" w:type="dxa"/>
+              <w:bottom w:w="45" w:type="dxa"/>
+              <w:right w:w="75" w:type="dxa"/>
+            </w:tcMar>
+            <w:hideMark/>
+          </w:tcPr>
+          <w:p>
+            <w:pPr>
+              <w:spacing w:after="120" w:line="276" w:lineRule="auto"/>
+              <w:rPr>
+                <w:rFonts w:eastAsia="Times New Roman"/>
+                <w:sz w:val="20"/>
+                <w:szCs w:val="20"/>
+              </w:rPr>
+            </w:pPr>
+            <w:r>
+              <w:rPr>
+                <w:rFonts w:eastAsia="Times New Roman"/>
+                <w:sz w:val="20"/>
+                <w:szCs w:val="20"/>
+              </w:rPr>
+              <w:lastRenderedPageBreak/>
               <w:t>r69</w:t>
             </w:r>
           </w:p>
@@ -42941,40 +45654,42 @@
         </w:tc>
       </w:tr>
       <w:tr>
-        <w:tc>
-          <w:tcPr>
-            <w:tcW w:w="0" w:type="auto"/>
-            <w:tcBorders>
-              <w:top w:val="single" w:sz="6" w:space="0" w:color="000000"/>
-              <w:left w:val="single" w:sz="6" w:space="0" w:color="000000"/>
-              <w:bottom w:val="single" w:sz="6" w:space="0" w:color="000000"/>
-              <w:right w:val="single" w:sz="6" w:space="0" w:color="000000"/>
-            </w:tcBorders>
-            <w:shd w:val="clear" w:color="auto" w:fill="FFFFFF"/>
-            <w:tcMar>
-              <w:top w:w="45" w:type="dxa"/>
-              <w:left w:w="75" w:type="dxa"/>
-              <w:bottom w:w="45" w:type="dxa"/>
-              <w:right w:w="75" w:type="dxa"/>
-            </w:tcMar>
-            <w:hideMark/>
-          </w:tcPr>
-          <w:p>
-            <w:pPr>
-              <w:spacing w:after="120" w:line="276" w:lineRule="auto"/>
-              <w:rPr>
-                <w:rFonts w:eastAsia="Times New Roman"/>
-                <w:sz w:val="20"/>
-                <w:szCs w:val="20"/>
-              </w:rPr>
-            </w:pPr>
-            <w:r>
-              <w:rPr>
-                <w:rFonts w:eastAsia="Times New Roman"/>
-                <w:sz w:val="20"/>
-                <w:szCs w:val="20"/>
-              </w:rPr>
-              <w:lastRenderedPageBreak/>
+        <w:trPr>
+          <w:cantSplit/>
+        </w:trPr>
+        <w:tc>
+          <w:tcPr>
+            <w:tcW w:w="0" w:type="auto"/>
+            <w:tcBorders>
+              <w:top w:val="single" w:sz="6" w:space="0" w:color="000000"/>
+              <w:left w:val="single" w:sz="6" w:space="0" w:color="000000"/>
+              <w:bottom w:val="single" w:sz="6" w:space="0" w:color="000000"/>
+              <w:right w:val="single" w:sz="6" w:space="0" w:color="000000"/>
+            </w:tcBorders>
+            <w:shd w:val="clear" w:color="auto" w:fill="FFFFFF"/>
+            <w:tcMar>
+              <w:top w:w="45" w:type="dxa"/>
+              <w:left w:w="75" w:type="dxa"/>
+              <w:bottom w:w="45" w:type="dxa"/>
+              <w:right w:w="75" w:type="dxa"/>
+            </w:tcMar>
+            <w:hideMark/>
+          </w:tcPr>
+          <w:p>
+            <w:pPr>
+              <w:spacing w:after="120" w:line="276" w:lineRule="auto"/>
+              <w:rPr>
+                <w:rFonts w:eastAsia="Times New Roman"/>
+                <w:sz w:val="20"/>
+                <w:szCs w:val="20"/>
+              </w:rPr>
+            </w:pPr>
+            <w:r>
+              <w:rPr>
+                <w:rFonts w:eastAsia="Times New Roman"/>
+                <w:sz w:val="20"/>
+                <w:szCs w:val="20"/>
+              </w:rPr>
               <w:t>r70</w:t>
             </w:r>
           </w:p>
@@ -43129,6 +45844,9 @@
         </w:tc>
       </w:tr>
       <w:tr>
+        <w:trPr>
+          <w:cantSplit/>
+        </w:trPr>
         <w:tc>
           <w:tcPr>
             <w:tcW w:w="0" w:type="auto"/>
@@ -43316,6 +46034,9 @@
         </w:tc>
       </w:tr>
       <w:tr>
+        <w:trPr>
+          <w:cantSplit/>
+        </w:trPr>
         <w:tc>
           <w:tcPr>
             <w:tcW w:w="0" w:type="auto"/>
@@ -43516,7 +46237,7 @@
         </w:rPr>
         <w:br w:type="page"/>
       </w:r>
-      <w:bookmarkStart w:id="43" w:name="_Toc241595828"/>
+      <w:bookmarkStart w:id="43" w:name="_Toc241602149"/>
       <w:r>
         <w:rPr>
           <w:rFonts w:eastAsia="Times New Roman"/>
@@ -43811,7 +46532,6 @@
         <w:pStyle w:val="HTMLPreformatted"/>
       </w:pPr>
       <w:r>
-        <w:lastRenderedPageBreak/>
         <w:t>% [31/47] certainty_factors..er_the_limit_zircon .... passed (0.000 sec)</w:t>
       </w:r>
     </w:p>
@@ -43828,6 +46548,7 @@
         <w:pStyle w:val="HTMLPreformatted"/>
       </w:pPr>
       <w:r>
+        <w:lastRenderedPageBreak/>
         <w:t>% [33/47] certainty_factors..arse_over_the_limit .... passed (0.000 sec)</w:t>
       </w:r>
     </w:p>
@@ -43998,7 +46719,7 @@
           <w:rFonts w:eastAsia="Times New Roman"/>
         </w:rPr>
       </w:pPr>
-      <w:bookmarkStart w:id="44" w:name="_Toc241595829"/>
+      <w:bookmarkStart w:id="44" w:name="_Toc241602150"/>
       <w:r>
         <w:rPr>
           <w:rFonts w:eastAsia="Times New Roman"/>
@@ -44030,6 +46751,7 @@
         <w:pStyle w:val="HTMLPreformatted"/>
       </w:pPr>
       <w:r>
+        <w:lastRenderedPageBreak/>
         <w:t>What is the optic character?</w:t>
       </w:r>
     </w:p>
@@ -44102,7 +46824,6 @@
         <w:pStyle w:val="HTMLPreformatted"/>
       </w:pPr>
       <w:r>
-        <w:lastRenderedPageBreak/>
         <w:t xml:space="preserve">  - To test rule r1 I need to know: the optic character.</w:t>
       </w:r>
     </w:p>
@@ -44510,9 +47231,9 @@
 <file path=word/numbering.xml><?xml version="1.0" encoding="utf-8"?>
 <w:numbering xmlns:wpc="http://schemas.microsoft.com/office/word/2010/wordprocessingCanvas" xmlns:cx="http://schemas.microsoft.com/office/drawing/2014/chartex" xmlns:cx1="http://schemas.microsoft.com/office/drawing/2015/9/8/chartex" xmlns:cx2="http://schemas.microsoft.com/office/drawing/2015/10/21/chartex" xmlns:cx3="http://schemas.microsoft.com/office/drawing/2016/5/9/chartex" xmlns:cx4="http://schemas.microsoft.com/office/drawing/2016/5/10/chartex" xmlns:cx5="http://schemas.microsoft.com/office/drawing/2016/5/11/chartex" xmlns:cx6="http://schemas.microsoft.com/office/drawing/2016/5/12/chartex" xmlns:cx7="http://schemas.microsoft.com/office/drawing/2016/5/13/chartex" xmlns:cx8="http://schemas.microsoft.com/office/drawing/2016/5/14/chartex" xmlns:mc="http://schemas.openxmlformats.org/markup-compatibility/2006" xmlns:aink="http://schemas.microsoft.com/office/drawing/2016/ink" xmlns:am3d="http://schemas.microsoft.com/office/drawing/2017/model3d" xmlns:o="urn:schemas-microsoft-com:office:office" xmlns:oel="http://schemas.microsoft.com/office/2019/extlst" xmlns:r="http://schemas.openxmlformats.org/officeDocument/2006/relationships" xmlns:m="http://schemas.openxmlformats.org/officeDocument/2006/math" xmlns:v="urn:schemas-microsoft-com:vml" xmlns:wp14="http://schemas.microsoft.com/office/word/2010/wordprocessingDrawing" xmlns:wp="http://schemas.openxmlformats.org/drawingml/2006/wordprocessingDrawing" xmlns:w10="urn:schemas-microsoft-com:office:word" xmlns:w="http://schemas.openxmlformats.org/wordprocessingml/2006/main" xmlns:w14="http://schemas.microsoft.com/office/word/2010/wordml" xmlns:w15="http://schemas.microsoft.com/office/word/2012/wordml" xmlns:w16cex="http://schemas.microsoft.com/office/word/2018/wordml/cex" xmlns:w16cid="http://schemas.microsoft.com/office/word/2016/wordml/cid" xmlns:w16="http://schemas.microsoft.com/office/word/2018/wordml" xmlns:w16du="http://schemas.microsoft.com/office/word/2023/wordml/word16du" xmlns:w16sdtdh="http://schemas.microsoft.com/office/word/2020/wordml/sdtdatahash" xmlns:w16sdtfl="http://schemas.microsoft.com/office/word/2024/wordml/sdtformatlock" xmlns:w16se="http://schemas.microsoft.com/office/word/2015/wordml/symex" xmlns:wpg="http://schemas.microsoft.com/office/word/2010/wordprocessingGroup" xmlns:wpi="http://schemas.microsoft.com/office/word/2010/wordprocessingInk" xmlns:wne="http://schemas.microsoft.com/office/word/2006/wordml" xmlns:wps="http://schemas.microsoft.com/office/word/2010/wordprocessingShape" mc:Ignorable="w14 w15 w16se w16cid w16 w16cex w16sdtdh w16sdtfl w16du wp14">
   <w:abstractNum w:abstractNumId="0" w15:restartNumberingAfterBreak="0">
-    <w:nsid w:val="045D0714"/>
+    <w:nsid w:val="016946AC"/>
     <w:multiLevelType w:val="multilevel"/>
-    <w:tmpl w:val="6D024AF6"/>
+    <w:tmpl w:val="F11EB456"/>
     <w:lvl w:ilvl="0">
       <w:start w:val="1"/>
       <w:numFmt w:val="bullet"/>
@@ -44659,9 +47380,9 @@
     </w:lvl>
   </w:abstractNum>
   <w:abstractNum w:abstractNumId="1" w15:restartNumberingAfterBreak="0">
-    <w:nsid w:val="0ABF658A"/>
+    <w:nsid w:val="084F60D8"/>
     <w:multiLevelType w:val="multilevel"/>
-    <w:tmpl w:val="3924A638"/>
+    <w:tmpl w:val="FBCC6F8A"/>
     <w:lvl w:ilvl="0">
       <w:start w:val="1"/>
       <w:numFmt w:val="bullet"/>
@@ -44808,9 +47529,9 @@
     </w:lvl>
   </w:abstractNum>
   <w:abstractNum w:abstractNumId="2" w15:restartNumberingAfterBreak="0">
-    <w:nsid w:val="0D2A3A57"/>
+    <w:nsid w:val="0BC07BA7"/>
     <w:multiLevelType w:val="multilevel"/>
-    <w:tmpl w:val="A3347658"/>
+    <w:tmpl w:val="E65E426E"/>
     <w:lvl w:ilvl="0">
       <w:start w:val="1"/>
       <w:numFmt w:val="decimal"/>
@@ -44921,9 +47642,9 @@
     </w:lvl>
   </w:abstractNum>
   <w:abstractNum w:abstractNumId="3" w15:restartNumberingAfterBreak="0">
-    <w:nsid w:val="1DD0652D"/>
+    <w:nsid w:val="0E34039F"/>
     <w:multiLevelType w:val="multilevel"/>
-    <w:tmpl w:val="638452DE"/>
+    <w:tmpl w:val="1F4C3222"/>
     <w:lvl w:ilvl="0">
       <w:start w:val="1"/>
       <w:numFmt w:val="bullet"/>
@@ -45070,9 +47791,9 @@
     </w:lvl>
   </w:abstractNum>
   <w:abstractNum w:abstractNumId="4" w15:restartNumberingAfterBreak="0">
-    <w:nsid w:val="1F110416"/>
+    <w:nsid w:val="249E0977"/>
     <w:multiLevelType w:val="multilevel"/>
-    <w:tmpl w:val="D93A378E"/>
+    <w:tmpl w:val="BA54A760"/>
     <w:lvl w:ilvl="0">
       <w:start w:val="1"/>
       <w:numFmt w:val="decimal"/>
@@ -45183,9 +47904,9 @@
     </w:lvl>
   </w:abstractNum>
   <w:abstractNum w:abstractNumId="5" w15:restartNumberingAfterBreak="0">
-    <w:nsid w:val="749E1397"/>
+    <w:nsid w:val="367D0BF2"/>
     <w:multiLevelType w:val="multilevel"/>
-    <w:tmpl w:val="677806CA"/>
+    <w:tmpl w:val="C6B0CBEA"/>
     <w:lvl w:ilvl="0">
       <w:start w:val="1"/>
       <w:numFmt w:val="bullet"/>
@@ -45331,23 +48052,175 @@
       </w:rPr>
     </w:lvl>
   </w:abstractNum>
-  <w:num w:numId="1" w16cid:durableId="1386492530">
+  <w:abstractNum w:abstractNumId="6" w15:restartNumberingAfterBreak="0">
+    <w:nsid w:val="58796F98"/>
+    <w:multiLevelType w:val="multilevel"/>
+    <w:tmpl w:val="C8308838"/>
+    <w:lvl w:ilvl="0">
+      <w:start w:val="1"/>
+      <w:numFmt w:val="bullet"/>
+      <w:lvlText w:val=""/>
+      <w:lvlJc w:val="left"/>
+      <w:pPr>
+        <w:tabs>
+          <w:tab w:val="num" w:pos="720"/>
+        </w:tabs>
+        <w:ind w:left="720" w:hanging="360"/>
+      </w:pPr>
+      <w:rPr>
+        <w:rFonts w:ascii="Symbol" w:hAnsi="Symbol" w:hint="default"/>
+        <w:sz w:val="20"/>
+      </w:rPr>
+    </w:lvl>
+    <w:lvl w:ilvl="1" w:tentative="1">
+      <w:start w:val="1"/>
+      <w:numFmt w:val="bullet"/>
+      <w:lvlText w:val="o"/>
+      <w:lvlJc w:val="left"/>
+      <w:pPr>
+        <w:tabs>
+          <w:tab w:val="num" w:pos="1440"/>
+        </w:tabs>
+        <w:ind w:left="1440" w:hanging="360"/>
+      </w:pPr>
+      <w:rPr>
+        <w:rFonts w:ascii="Courier New" w:hAnsi="Courier New" w:hint="default"/>
+        <w:sz w:val="20"/>
+      </w:rPr>
+    </w:lvl>
+    <w:lvl w:ilvl="2" w:tentative="1">
+      <w:start w:val="1"/>
+      <w:numFmt w:val="bullet"/>
+      <w:lvlText w:val=""/>
+      <w:lvlJc w:val="left"/>
+      <w:pPr>
+        <w:tabs>
+          <w:tab w:val="num" w:pos="2160"/>
+        </w:tabs>
+        <w:ind w:left="2160" w:hanging="360"/>
+      </w:pPr>
+      <w:rPr>
+        <w:rFonts w:ascii="Wingdings" w:hAnsi="Wingdings" w:hint="default"/>
+        <w:sz w:val="20"/>
+      </w:rPr>
+    </w:lvl>
+    <w:lvl w:ilvl="3" w:tentative="1">
+      <w:start w:val="1"/>
+      <w:numFmt w:val="bullet"/>
+      <w:lvlText w:val=""/>
+      <w:lvlJc w:val="left"/>
+      <w:pPr>
+        <w:tabs>
+          <w:tab w:val="num" w:pos="2880"/>
+        </w:tabs>
+        <w:ind w:left="2880" w:hanging="360"/>
+      </w:pPr>
+      <w:rPr>
+        <w:rFonts w:ascii="Wingdings" w:hAnsi="Wingdings" w:hint="default"/>
+        <w:sz w:val="20"/>
+      </w:rPr>
+    </w:lvl>
+    <w:lvl w:ilvl="4" w:tentative="1">
+      <w:start w:val="1"/>
+      <w:numFmt w:val="bullet"/>
+      <w:lvlText w:val=""/>
+      <w:lvlJc w:val="left"/>
+      <w:pPr>
+        <w:tabs>
+          <w:tab w:val="num" w:pos="3600"/>
+        </w:tabs>
+        <w:ind w:left="3600" w:hanging="360"/>
+      </w:pPr>
+      <w:rPr>
+        <w:rFonts w:ascii="Wingdings" w:hAnsi="Wingdings" w:hint="default"/>
+        <w:sz w:val="20"/>
+      </w:rPr>
+    </w:lvl>
+    <w:lvl w:ilvl="5" w:tentative="1">
+      <w:start w:val="1"/>
+      <w:numFmt w:val="bullet"/>
+      <w:lvlText w:val=""/>
+      <w:lvlJc w:val="left"/>
+      <w:pPr>
+        <w:tabs>
+          <w:tab w:val="num" w:pos="4320"/>
+        </w:tabs>
+        <w:ind w:left="4320" w:hanging="360"/>
+      </w:pPr>
+      <w:rPr>
+        <w:rFonts w:ascii="Wingdings" w:hAnsi="Wingdings" w:hint="default"/>
+        <w:sz w:val="20"/>
+      </w:rPr>
+    </w:lvl>
+    <w:lvl w:ilvl="6" w:tentative="1">
+      <w:start w:val="1"/>
+      <w:numFmt w:val="bullet"/>
+      <w:lvlText w:val=""/>
+      <w:lvlJc w:val="left"/>
+      <w:pPr>
+        <w:tabs>
+          <w:tab w:val="num" w:pos="5040"/>
+        </w:tabs>
+        <w:ind w:left="5040" w:hanging="360"/>
+      </w:pPr>
+      <w:rPr>
+        <w:rFonts w:ascii="Wingdings" w:hAnsi="Wingdings" w:hint="default"/>
+        <w:sz w:val="20"/>
+      </w:rPr>
+    </w:lvl>
+    <w:lvl w:ilvl="7" w:tentative="1">
+      <w:start w:val="1"/>
+      <w:numFmt w:val="bullet"/>
+      <w:lvlText w:val=""/>
+      <w:lvlJc w:val="left"/>
+      <w:pPr>
+        <w:tabs>
+          <w:tab w:val="num" w:pos="5760"/>
+        </w:tabs>
+        <w:ind w:left="5760" w:hanging="360"/>
+      </w:pPr>
+      <w:rPr>
+        <w:rFonts w:ascii="Wingdings" w:hAnsi="Wingdings" w:hint="default"/>
+        <w:sz w:val="20"/>
+      </w:rPr>
+    </w:lvl>
+    <w:lvl w:ilvl="8" w:tentative="1">
+      <w:start w:val="1"/>
+      <w:numFmt w:val="bullet"/>
+      <w:lvlText w:val=""/>
+      <w:lvlJc w:val="left"/>
+      <w:pPr>
+        <w:tabs>
+          <w:tab w:val="num" w:pos="6480"/>
+        </w:tabs>
+        <w:ind w:left="6480" w:hanging="360"/>
+      </w:pPr>
+      <w:rPr>
+        <w:rFonts w:ascii="Wingdings" w:hAnsi="Wingdings" w:hint="default"/>
+        <w:sz w:val="20"/>
+      </w:rPr>
+    </w:lvl>
+  </w:abstractNum>
+  <w:num w:numId="1" w16cid:durableId="1699697607">
     <w:abstractNumId w:val="2"/>
   </w:num>
-  <w:num w:numId="2" w16cid:durableId="761609784">
+  <w:num w:numId="2" w16cid:durableId="1338650183">
+    <w:abstractNumId w:val="3"/>
+  </w:num>
+  <w:num w:numId="3" w16cid:durableId="1013603315">
+    <w:abstractNumId w:val="4"/>
+  </w:num>
+  <w:num w:numId="4" w16cid:durableId="1323434016">
     <w:abstractNumId w:val="1"/>
   </w:num>
-  <w:num w:numId="3" w16cid:durableId="1212112013">
-    <w:abstractNumId w:val="4"/>
+  <w:num w:numId="5" w16cid:durableId="1626621281">
+    <w:abstractNumId w:val="0"/>
   </w:num>
-  <w:num w:numId="4" w16cid:durableId="1510756936">
+  <w:num w:numId="6" w16cid:durableId="807665799">
     <w:abstractNumId w:val="5"/>
   </w:num>
-  <w:num w:numId="5" w16cid:durableId="505749075">
-    <w:abstractNumId w:val="0"/>
-  </w:num>
-  <w:num w:numId="6" w16cid:durableId="817187602">
-    <w:abstractNumId w:val="3"/>
+  <w:num w:numId="7" w16cid:durableId="916598845">
+    <w:abstractNumId w:val="6"/>
   </w:num>
 </w:numbering>
 </file>
@@ -45757,6 +48630,7 @@
     <w:uiPriority w:val="9"/>
     <w:qFormat/>
     <w:pPr>
+      <w:keepNext/>
       <w:spacing w:before="360" w:after="120" w:line="360" w:lineRule="auto"/>
       <w:outlineLvl w:val="0"/>
     </w:pPr>
@@ -45775,6 +48649,7 @@
     <w:uiPriority w:val="9"/>
     <w:qFormat/>
     <w:pPr>
+      <w:keepNext/>
       <w:spacing w:before="240" w:after="80" w:line="360" w:lineRule="auto"/>
       <w:outlineLvl w:val="1"/>
     </w:pPr>
@@ -45792,6 +48667,7 @@
     <w:uiPriority w:val="9"/>
     <w:qFormat/>
     <w:pPr>
+      <w:keepNext/>
       <w:spacing w:before="200" w:after="60" w:line="360" w:lineRule="auto"/>
       <w:outlineLvl w:val="2"/>
     </w:pPr>
@@ -45887,6 +48763,8 @@
     <w:semiHidden/>
     <w:unhideWhenUsed/>
     <w:pPr>
+      <w:keepNext/>
+      <w:keepLines/>
       <w:pBdr>
         <w:top w:val="single" w:sz="6" w:space="5" w:color="000000"/>
         <w:left w:val="single" w:sz="6" w:space="5" w:color="000000"/>
@@ -45916,8 +48794,8 @@
     </w:pPr>
     <w:rPr>
       <w:rFonts w:ascii="Courier New" w:hAnsi="Courier New" w:cs="Courier New"/>
-      <w:sz w:val="19"/>
-      <w:szCs w:val="19"/>
+      <w:sz w:val="17"/>
+      <w:szCs w:val="17"/>
     </w:rPr>
   </w:style>
   <w:style w:type="character" w:customStyle="1" w:styleId="HTMLPreformattedChar">
@@ -45927,7 +48805,10 @@
     <w:uiPriority w:val="99"/>
     <w:semiHidden/>
     <w:rPr>
-      <w:rFonts w:ascii="Consolas" w:eastAsiaTheme="minorEastAsia" w:hAnsi="Consolas"/>
+      <w:rFonts w:ascii="Courier New" w:eastAsiaTheme="minorEastAsia" w:hAnsi="Courier New" w:cs="Courier New"/>
+      <w:sz w:val="17"/>
+      <w:szCs w:val="17"/>
+      <w:shd w:val="clear" w:color="auto" w:fill="FFFFFF"/>
     </w:rPr>
   </w:style>
   <w:style w:type="paragraph" w:customStyle="1" w:styleId="msonormal0">
@@ -45980,6 +48861,7 @@
     <w:name w:val="tcaption"/>
     <w:basedOn w:val="Normal"/>
     <w:pPr>
+      <w:keepNext/>
       <w:spacing w:before="160" w:after="60" w:line="360" w:lineRule="auto"/>
     </w:pPr>
     <w:rPr>
@@ -45993,6 +48875,7 @@
     <w:name w:val="fig"/>
     <w:basedOn w:val="Normal"/>
     <w:pPr>
+      <w:keepNext/>
       <w:spacing w:before="100" w:beforeAutospacing="1" w:after="40" w:line="360" w:lineRule="auto"/>
       <w:jc w:val="center"/>
     </w:pPr>
@@ -46094,7 +48977,7 @@
     <w:link w:val="HeaderChar"/>
     <w:uiPriority w:val="99"/>
     <w:unhideWhenUsed/>
-    <w:rsid w:val="00EF4CB0"/>
+    <w:rsid w:val="00E47CC8"/>
     <w:pPr>
       <w:tabs>
         <w:tab w:val="center" w:pos="4680"/>
@@ -46107,7 +48990,7 @@
     <w:basedOn w:val="DefaultParagraphFont"/>
     <w:link w:val="Header"/>
     <w:uiPriority w:val="99"/>
-    <w:rsid w:val="00EF4CB0"/>
+    <w:rsid w:val="00E47CC8"/>
     <w:rPr>
       <w:rFonts w:eastAsiaTheme="minorEastAsia"/>
       <w:sz w:val="24"/>
@@ -46120,7 +49003,7 @@
     <w:link w:val="FooterChar"/>
     <w:uiPriority w:val="99"/>
     <w:unhideWhenUsed/>
-    <w:rsid w:val="00EF4CB0"/>
+    <w:rsid w:val="00E47CC8"/>
     <w:pPr>
       <w:tabs>
         <w:tab w:val="center" w:pos="4680"/>
@@ -46133,7 +49016,7 @@
     <w:basedOn w:val="DefaultParagraphFont"/>
     <w:link w:val="Footer"/>
     <w:uiPriority w:val="99"/>
-    <w:rsid w:val="00EF4CB0"/>
+    <w:rsid w:val="00E47CC8"/>
     <w:rPr>
       <w:rFonts w:eastAsiaTheme="minorEastAsia"/>
       <w:sz w:val="24"/>
@@ -46146,7 +49029,7 @@
     <w:uiPriority w:val="99"/>
     <w:semiHidden/>
     <w:unhideWhenUsed/>
-    <w:rsid w:val="00EF4CB0"/>
+    <w:rsid w:val="00E47CC8"/>
   </w:style>
   <w:style w:type="character" w:styleId="Hyperlink">
     <w:name w:val="Hyperlink"/>
@@ -46154,7 +49037,7 @@
     <w:uiPriority w:val="99"/>
     <w:semiHidden/>
     <w:unhideWhenUsed/>
-    <w:rsid w:val="00EF4CB0"/>
+    <w:rsid w:val="00E47CC8"/>
     <w:rPr>
       <w:color w:val="auto"/>
       <w:u w:val="single"/>
@@ -46167,7 +49050,7 @@
     <w:autoRedefine/>
     <w:uiPriority w:val="39"/>
     <w:unhideWhenUsed/>
-    <w:rsid w:val="00EF4CB0"/>
+    <w:rsid w:val="00E47CC8"/>
     <w:pPr>
       <w:spacing w:after="100" w:line="360" w:lineRule="auto"/>
     </w:pPr>
@@ -46179,7 +49062,7 @@
     <w:autoRedefine/>
     <w:uiPriority w:val="39"/>
     <w:unhideWhenUsed/>
-    <w:rsid w:val="00EF4CB0"/>
+    <w:rsid w:val="00E47CC8"/>
     <w:pPr>
       <w:spacing w:after="100" w:line="360" w:lineRule="auto"/>
       <w:ind w:left="240"/>
@@ -46193,7 +49076,7 @@
     <w:uiPriority w:val="39"/>
     <w:semiHidden/>
     <w:unhideWhenUsed/>
-    <w:rsid w:val="00EF4CB0"/>
+    <w:rsid w:val="00E47CC8"/>
     <w:pPr>
       <w:spacing w:after="100" w:line="360" w:lineRule="auto"/>
       <w:ind w:left="480"/>

--- a/gem_expert/docs/Gemstone_Identification_Assistant_Report.docx
+++ b/gem_expert/docs/Gemstone_Identification_Assistant_Report.docx
@@ -145,7 +145,7 @@
         </w:rPr>
         <w:br w:type="page"/>
       </w:r>
-      <w:bookmarkStart w:id="0" w:name="_Toc241602106"/>
+      <w:bookmarkStart w:id="0" w:name="_Toc241603496"/>
       <w:r>
         <w:rPr>
           <w:rFonts w:eastAsia="Times New Roman"/>
@@ -285,7 +285,7 @@
         <w:rPr>
           <w:noProof/>
         </w:rPr>
-        <w:instrText xml:space="preserve"> PAGEREF _Toc241602106 \h </w:instrText>
+        <w:instrText xml:space="preserve"> PAGEREF _Toc241603496 \h </w:instrText>
       </w:r>
       <w:r>
         <w:rPr>
@@ -347,7 +347,7 @@
         <w:rPr>
           <w:noProof/>
         </w:rPr>
-        <w:instrText xml:space="preserve"> PAGEREF _Toc241602107 \h </w:instrText>
+        <w:instrText xml:space="preserve"> PAGEREF _Toc241603497 \h </w:instrText>
       </w:r>
       <w:r>
         <w:rPr>
@@ -409,7 +409,7 @@
         <w:rPr>
           <w:noProof/>
         </w:rPr>
-        <w:instrText xml:space="preserve"> PAGEREF _Toc241602108 \h </w:instrText>
+        <w:instrText xml:space="preserve"> PAGEREF _Toc241603498 \h </w:instrText>
       </w:r>
       <w:r>
         <w:rPr>
@@ -471,7 +471,7 @@
         <w:rPr>
           <w:noProof/>
         </w:rPr>
-        <w:instrText xml:space="preserve"> PAGEREF _Toc241602109 \h </w:instrText>
+        <w:instrText xml:space="preserve"> PAGEREF _Toc241603499 \h </w:instrText>
       </w:r>
       <w:r>
         <w:rPr>
@@ -533,7 +533,7 @@
         <w:rPr>
           <w:noProof/>
         </w:rPr>
-        <w:instrText xml:space="preserve"> PAGEREF _Toc241602110 \h </w:instrText>
+        <w:instrText xml:space="preserve"> PAGEREF _Toc241603500 \h </w:instrText>
       </w:r>
       <w:r>
         <w:rPr>
@@ -595,7 +595,7 @@
         <w:rPr>
           <w:noProof/>
         </w:rPr>
-        <w:instrText xml:space="preserve"> PAGEREF _Toc241602111 \h </w:instrText>
+        <w:instrText xml:space="preserve"> PAGEREF _Toc241603501 \h </w:instrText>
       </w:r>
       <w:r>
         <w:rPr>
@@ -657,7 +657,7 @@
         <w:rPr>
           <w:noProof/>
         </w:rPr>
-        <w:instrText xml:space="preserve"> PAGEREF _Toc241602112 \h </w:instrText>
+        <w:instrText xml:space="preserve"> PAGEREF _Toc241603502 \h </w:instrText>
       </w:r>
       <w:r>
         <w:rPr>
@@ -719,7 +719,7 @@
         <w:rPr>
           <w:noProof/>
         </w:rPr>
-        <w:instrText xml:space="preserve"> PAGEREF _Toc241602113 \h </w:instrText>
+        <w:instrText xml:space="preserve"> PAGEREF _Toc241603503 \h </w:instrText>
       </w:r>
       <w:r>
         <w:rPr>
@@ -781,7 +781,7 @@
         <w:rPr>
           <w:noProof/>
         </w:rPr>
-        <w:instrText xml:space="preserve"> PAGEREF _Toc241602114 \h </w:instrText>
+        <w:instrText xml:space="preserve"> PAGEREF _Toc241603504 \h </w:instrText>
       </w:r>
       <w:r>
         <w:rPr>
@@ -843,7 +843,7 @@
         <w:rPr>
           <w:noProof/>
         </w:rPr>
-        <w:instrText xml:space="preserve"> PAGEREF _Toc241602115 \h </w:instrText>
+        <w:instrText xml:space="preserve"> PAGEREF _Toc241603505 \h </w:instrText>
       </w:r>
       <w:r>
         <w:rPr>
@@ -905,7 +905,7 @@
         <w:rPr>
           <w:noProof/>
         </w:rPr>
-        <w:instrText xml:space="preserve"> PAGEREF _Toc241602116 \h </w:instrText>
+        <w:instrText xml:space="preserve"> PAGEREF _Toc241603506 \h </w:instrText>
       </w:r>
       <w:r>
         <w:rPr>
@@ -967,7 +967,7 @@
         <w:rPr>
           <w:noProof/>
         </w:rPr>
-        <w:instrText xml:space="preserve"> PAGEREF _Toc241602117 \h </w:instrText>
+        <w:instrText xml:space="preserve"> PAGEREF _Toc241603507 \h </w:instrText>
       </w:r>
       <w:r>
         <w:rPr>
@@ -984,7 +984,7 @@
         <w:rPr>
           <w:noProof/>
         </w:rPr>
-        <w:t>10</w:t>
+        <w:t>11</w:t>
       </w:r>
       <w:r>
         <w:rPr>
@@ -1029,7 +1029,7 @@
         <w:rPr>
           <w:noProof/>
         </w:rPr>
-        <w:instrText xml:space="preserve"> PAGEREF _Toc241602118 \h </w:instrText>
+        <w:instrText xml:space="preserve"> PAGEREF _Toc241603508 \h </w:instrText>
       </w:r>
       <w:r>
         <w:rPr>
@@ -1046,7 +1046,7 @@
         <w:rPr>
           <w:noProof/>
         </w:rPr>
-        <w:t>14</w:t>
+        <w:t>15</w:t>
       </w:r>
       <w:r>
         <w:rPr>
@@ -1091,7 +1091,7 @@
         <w:rPr>
           <w:noProof/>
         </w:rPr>
-        <w:instrText xml:space="preserve"> PAGEREF _Toc241602119 \h </w:instrText>
+        <w:instrText xml:space="preserve"> PAGEREF _Toc241603509 \h </w:instrText>
       </w:r>
       <w:r>
         <w:rPr>
@@ -1153,7 +1153,7 @@
         <w:rPr>
           <w:noProof/>
         </w:rPr>
-        <w:instrText xml:space="preserve"> PAGEREF _Toc241602120 \h </w:instrText>
+        <w:instrText xml:space="preserve"> PAGEREF _Toc241603510 \h </w:instrText>
       </w:r>
       <w:r>
         <w:rPr>
@@ -1215,7 +1215,7 @@
         <w:rPr>
           <w:noProof/>
         </w:rPr>
-        <w:instrText xml:space="preserve"> PAGEREF _Toc241602121 \h </w:instrText>
+        <w:instrText xml:space="preserve"> PAGEREF _Toc241603511 \h </w:instrText>
       </w:r>
       <w:r>
         <w:rPr>
@@ -1277,7 +1277,7 @@
         <w:rPr>
           <w:noProof/>
         </w:rPr>
-        <w:instrText xml:space="preserve"> PAGEREF _Toc241602122 \h </w:instrText>
+        <w:instrText xml:space="preserve"> PAGEREF _Toc241603512 \h </w:instrText>
       </w:r>
       <w:r>
         <w:rPr>
@@ -1294,7 +1294,7 @@
         <w:rPr>
           <w:noProof/>
         </w:rPr>
-        <w:t>19</w:t>
+        <w:t>20</w:t>
       </w:r>
       <w:r>
         <w:rPr>
@@ -1339,7 +1339,7 @@
         <w:rPr>
           <w:noProof/>
         </w:rPr>
-        <w:instrText xml:space="preserve"> PAGEREF _Toc241602123 \h </w:instrText>
+        <w:instrText xml:space="preserve"> PAGEREF _Toc241603513 \h </w:instrText>
       </w:r>
       <w:r>
         <w:rPr>
@@ -1401,7 +1401,7 @@
         <w:rPr>
           <w:noProof/>
         </w:rPr>
-        <w:instrText xml:space="preserve"> PAGEREF _Toc241602124 \h </w:instrText>
+        <w:instrText xml:space="preserve"> PAGEREF _Toc241603514 \h </w:instrText>
       </w:r>
       <w:r>
         <w:rPr>
@@ -1463,7 +1463,7 @@
         <w:rPr>
           <w:noProof/>
         </w:rPr>
-        <w:instrText xml:space="preserve"> PAGEREF _Toc241602125 \h </w:instrText>
+        <w:instrText xml:space="preserve"> PAGEREF _Toc241603515 \h </w:instrText>
       </w:r>
       <w:r>
         <w:rPr>
@@ -1525,7 +1525,7 @@
         <w:rPr>
           <w:noProof/>
         </w:rPr>
-        <w:instrText xml:space="preserve"> PAGEREF _Toc241602126 \h </w:instrText>
+        <w:instrText xml:space="preserve"> PAGEREF _Toc241603516 \h </w:instrText>
       </w:r>
       <w:r>
         <w:rPr>
@@ -1587,7 +1587,7 @@
         <w:rPr>
           <w:noProof/>
         </w:rPr>
-        <w:instrText xml:space="preserve"> PAGEREF _Toc241602127 \h </w:instrText>
+        <w:instrText xml:space="preserve"> PAGEREF _Toc241603517 \h </w:instrText>
       </w:r>
       <w:r>
         <w:rPr>
@@ -1649,7 +1649,7 @@
         <w:rPr>
           <w:noProof/>
         </w:rPr>
-        <w:instrText xml:space="preserve"> PAGEREF _Toc241602128 \h </w:instrText>
+        <w:instrText xml:space="preserve"> PAGEREF _Toc241603518 \h </w:instrText>
       </w:r>
       <w:r>
         <w:rPr>
@@ -1711,7 +1711,7 @@
         <w:rPr>
           <w:noProof/>
         </w:rPr>
-        <w:instrText xml:space="preserve"> PAGEREF _Toc241602129 \h </w:instrText>
+        <w:instrText xml:space="preserve"> PAGEREF _Toc241603519 \h </w:instrText>
       </w:r>
       <w:r>
         <w:rPr>
@@ -1773,7 +1773,7 @@
         <w:rPr>
           <w:noProof/>
         </w:rPr>
-        <w:instrText xml:space="preserve"> PAGEREF _Toc241602130 \h </w:instrText>
+        <w:instrText xml:space="preserve"> PAGEREF _Toc241603520 \h </w:instrText>
       </w:r>
       <w:r>
         <w:rPr>
@@ -1835,7 +1835,7 @@
         <w:rPr>
           <w:noProof/>
         </w:rPr>
-        <w:instrText xml:space="preserve"> PAGEREF _Toc241602131 \h </w:instrText>
+        <w:instrText xml:space="preserve"> PAGEREF _Toc241603521 \h </w:instrText>
       </w:r>
       <w:r>
         <w:rPr>
@@ -1898,7 +1898,7 @@
         <w:rPr>
           <w:noProof/>
         </w:rPr>
-        <w:instrText xml:space="preserve"> PAGEREF _Toc241602132 \h </w:instrText>
+        <w:instrText xml:space="preserve"> PAGEREF _Toc241603522 \h </w:instrText>
       </w:r>
       <w:r>
         <w:rPr>
@@ -1960,7 +1960,7 @@
         <w:rPr>
           <w:noProof/>
         </w:rPr>
-        <w:instrText xml:space="preserve"> PAGEREF _Toc241602133 \h </w:instrText>
+        <w:instrText xml:space="preserve"> PAGEREF _Toc241603523 \h </w:instrText>
       </w:r>
       <w:r>
         <w:rPr>
@@ -2022,7 +2022,7 @@
         <w:rPr>
           <w:noProof/>
         </w:rPr>
-        <w:instrText xml:space="preserve"> PAGEREF _Toc241602134 \h </w:instrText>
+        <w:instrText xml:space="preserve"> PAGEREF _Toc241603524 \h </w:instrText>
       </w:r>
       <w:r>
         <w:rPr>
@@ -2084,7 +2084,7 @@
         <w:rPr>
           <w:noProof/>
         </w:rPr>
-        <w:instrText xml:space="preserve"> PAGEREF _Toc241602135 \h </w:instrText>
+        <w:instrText xml:space="preserve"> PAGEREF _Toc241603525 \h </w:instrText>
       </w:r>
       <w:r>
         <w:rPr>
@@ -2146,7 +2146,7 @@
         <w:rPr>
           <w:noProof/>
         </w:rPr>
-        <w:instrText xml:space="preserve"> PAGEREF _Toc241602136 \h </w:instrText>
+        <w:instrText xml:space="preserve"> PAGEREF _Toc241603526 \h </w:instrText>
       </w:r>
       <w:r>
         <w:rPr>
@@ -2208,7 +2208,7 @@
         <w:rPr>
           <w:noProof/>
         </w:rPr>
-        <w:instrText xml:space="preserve"> PAGEREF _Toc241602137 \h </w:instrText>
+        <w:instrText xml:space="preserve"> PAGEREF _Toc241603527 \h </w:instrText>
       </w:r>
       <w:r>
         <w:rPr>
@@ -2270,7 +2270,7 @@
         <w:rPr>
           <w:noProof/>
         </w:rPr>
-        <w:instrText xml:space="preserve"> PAGEREF _Toc241602138 \h </w:instrText>
+        <w:instrText xml:space="preserve"> PAGEREF _Toc241603528 \h </w:instrText>
       </w:r>
       <w:r>
         <w:rPr>
@@ -2332,7 +2332,7 @@
         <w:rPr>
           <w:noProof/>
         </w:rPr>
-        <w:instrText xml:space="preserve"> PAGEREF _Toc241602139 \h </w:instrText>
+        <w:instrText xml:space="preserve"> PAGEREF _Toc241603529 \h </w:instrText>
       </w:r>
       <w:r>
         <w:rPr>
@@ -2394,7 +2394,7 @@
         <w:rPr>
           <w:noProof/>
         </w:rPr>
-        <w:instrText xml:space="preserve"> PAGEREF _Toc241602140 \h </w:instrText>
+        <w:instrText xml:space="preserve"> PAGEREF _Toc241603530 \h </w:instrText>
       </w:r>
       <w:r>
         <w:rPr>
@@ -2456,7 +2456,7 @@
         <w:rPr>
           <w:noProof/>
         </w:rPr>
-        <w:instrText xml:space="preserve"> PAGEREF _Toc241602141 \h </w:instrText>
+        <w:instrText xml:space="preserve"> PAGEREF _Toc241603531 \h </w:instrText>
       </w:r>
       <w:r>
         <w:rPr>
@@ -2518,7 +2518,7 @@
         <w:rPr>
           <w:noProof/>
         </w:rPr>
-        <w:instrText xml:space="preserve"> PAGEREF _Toc241602142 \h </w:instrText>
+        <w:instrText xml:space="preserve"> PAGEREF _Toc241603532 \h </w:instrText>
       </w:r>
       <w:r>
         <w:rPr>
@@ -2580,7 +2580,7 @@
         <w:rPr>
           <w:noProof/>
         </w:rPr>
-        <w:instrText xml:space="preserve"> PAGEREF _Toc241602143 \h </w:instrText>
+        <w:instrText xml:space="preserve"> PAGEREF _Toc241603533 \h </w:instrText>
       </w:r>
       <w:r>
         <w:rPr>
@@ -2642,7 +2642,7 @@
         <w:rPr>
           <w:noProof/>
         </w:rPr>
-        <w:instrText xml:space="preserve"> PAGEREF _Toc241602144 \h </w:instrText>
+        <w:instrText xml:space="preserve"> PAGEREF _Toc241603534 \h </w:instrText>
       </w:r>
       <w:r>
         <w:rPr>
@@ -2704,7 +2704,7 @@
         <w:rPr>
           <w:noProof/>
         </w:rPr>
-        <w:instrText xml:space="preserve"> PAGEREF _Toc241602145 \h </w:instrText>
+        <w:instrText xml:space="preserve"> PAGEREF _Toc241603535 \h </w:instrText>
       </w:r>
       <w:r>
         <w:rPr>
@@ -2766,7 +2766,7 @@
         <w:rPr>
           <w:noProof/>
         </w:rPr>
-        <w:instrText xml:space="preserve"> PAGEREF _Toc241602146 \h </w:instrText>
+        <w:instrText xml:space="preserve"> PAGEREF _Toc241603536 \h </w:instrText>
       </w:r>
       <w:r>
         <w:rPr>
@@ -2828,7 +2828,7 @@
         <w:rPr>
           <w:noProof/>
         </w:rPr>
-        <w:instrText xml:space="preserve"> PAGEREF _Toc241602147 \h </w:instrText>
+        <w:instrText xml:space="preserve"> PAGEREF _Toc241603537 \h </w:instrText>
       </w:r>
       <w:r>
         <w:rPr>
@@ -2890,7 +2890,7 @@
         <w:rPr>
           <w:noProof/>
         </w:rPr>
-        <w:instrText xml:space="preserve"> PAGEREF _Toc241602148 \h </w:instrText>
+        <w:instrText xml:space="preserve"> PAGEREF _Toc241603538 \h </w:instrText>
       </w:r>
       <w:r>
         <w:rPr>
@@ -2907,7 +2907,7 @@
         <w:rPr>
           <w:noProof/>
         </w:rPr>
-        <w:t>43</w:t>
+        <w:t>44</w:t>
       </w:r>
       <w:r>
         <w:rPr>
@@ -2952,7 +2952,7 @@
         <w:rPr>
           <w:noProof/>
         </w:rPr>
-        <w:instrText xml:space="preserve"> PAGEREF _Toc241602149 \h </w:instrText>
+        <w:instrText xml:space="preserve"> PAGEREF _Toc241603539 \h </w:instrText>
       </w:r>
       <w:r>
         <w:rPr>
@@ -2969,7 +2969,7 @@
         <w:rPr>
           <w:noProof/>
         </w:rPr>
-        <w:t>50</w:t>
+        <w:t>51</w:t>
       </w:r>
       <w:r>
         <w:rPr>
@@ -3014,7 +3014,7 @@
         <w:rPr>
           <w:noProof/>
         </w:rPr>
-        <w:instrText xml:space="preserve"> PAGEREF _Toc241602150 \h </w:instrText>
+        <w:instrText xml:space="preserve"> PAGEREF _Toc241603540 \h </w:instrText>
       </w:r>
       <w:r>
         <w:rPr>
@@ -3031,7 +3031,7 @@
         <w:rPr>
           <w:noProof/>
         </w:rPr>
-        <w:t>51</w:t>
+        <w:t>52</w:t>
       </w:r>
       <w:r>
         <w:rPr>
@@ -3062,7 +3062,7 @@
         </w:rPr>
         <w:br w:type="page"/>
       </w:r>
-      <w:bookmarkStart w:id="1" w:name="_Toc241602107"/>
+      <w:bookmarkStart w:id="1" w:name="_Toc241603497"/>
       <w:r>
         <w:rPr>
           <w:rFonts w:eastAsia="Times New Roman"/>
@@ -3079,7 +3079,7 @@
           <w:rFonts w:eastAsia="Times New Roman"/>
         </w:rPr>
       </w:pPr>
-      <w:bookmarkStart w:id="2" w:name="_Toc241602108"/>
+      <w:bookmarkStart w:id="2" w:name="_Toc241603498"/>
       <w:r>
         <w:rPr>
           <w:rFonts w:eastAsia="Times New Roman"/>
@@ -3106,7 +3106,7 @@
           <w:rFonts w:eastAsia="Times New Roman"/>
         </w:rPr>
       </w:pPr>
-      <w:bookmarkStart w:id="3" w:name="_Toc241602109"/>
+      <w:bookmarkStart w:id="3" w:name="_Toc241603499"/>
       <w:r>
         <w:rPr>
           <w:rFonts w:eastAsia="Times New Roman"/>
@@ -3143,7 +3143,7 @@
           <w:rFonts w:eastAsia="Times New Roman"/>
         </w:rPr>
       </w:pPr>
-      <w:bookmarkStart w:id="4" w:name="_Toc241602110"/>
+      <w:bookmarkStart w:id="4" w:name="_Toc241603500"/>
       <w:r>
         <w:rPr>
           <w:rFonts w:eastAsia="Times New Roman"/>
@@ -3301,7 +3301,7 @@
           <w:rFonts w:eastAsia="Times New Roman"/>
         </w:rPr>
       </w:pPr>
-      <w:bookmarkStart w:id="5" w:name="_Toc241602111"/>
+      <w:bookmarkStart w:id="5" w:name="_Toc241603501"/>
       <w:r>
         <w:rPr>
           <w:rFonts w:eastAsia="Times New Roman"/>
@@ -3315,10 +3315,10 @@
         <w:pStyle w:val="NormalWeb"/>
       </w:pPr>
       <w:r>
-        <w:t>The system specialises in ten gem species that are common in Sri Lanka (corundum, spinel, garnet, chrysoberyl, zircon, topaz, tourmaline, quartz, orthoclase feldspar and beryl), eighteen named varieties (</w:t>
-      </w:r>
-      <w:r>
-        <w:t>for example ruby, blue sapphire, padparadscha, alexandrite, cat's-eye chrysoberyl, moonstone, hessonite and aquamarine) and the two most common imitation materials, glass and cubic zirconia. It reasons from six observable properties: refractive index (RI), specific gravity (SG), optic character, body colour, optical phenomenon and the dominant inclusion type.</w:t>
+        <w:t>The system specialises in ten gem species that are common in Sri Lanka (corundum, spinel, garnet, chrysoberyl, zircon, topaz, tourmaline, quartz, orthoclase feldspar and beryl), eighteen named varieti</w:t>
+      </w:r>
+      <w:r>
+        <w:t>es (for example ruby, blue sapphire, padparadscha, alexandrite, cat's-eye chrysoberyl, moonstone, hessonite and aquamarine) and the two most common imitation materials, glass and cubic zirconia. It reasons from six observable properties: refractive index (RI), specific gravity (SG), optic character, body colour, optical phenomenon and the dominant inclusion type.</w:t>
       </w:r>
     </w:p>
     <w:p>
@@ -3328,7 +3328,7 @@
           <w:rFonts w:eastAsia="Times New Roman"/>
         </w:rPr>
       </w:pPr>
-      <w:bookmarkStart w:id="6" w:name="_Toc241602112"/>
+      <w:bookmarkStart w:id="6" w:name="_Toc241603502"/>
       <w:r>
         <w:rPr>
           <w:rFonts w:eastAsia="Times New Roman"/>
@@ -4208,7 +4208,7 @@
           <w:rFonts w:eastAsia="Times New Roman"/>
         </w:rPr>
       </w:pPr>
-      <w:bookmarkStart w:id="7" w:name="_Toc241602113"/>
+      <w:bookmarkStart w:id="7" w:name="_Toc241603503"/>
       <w:r>
         <w:rPr>
           <w:rFonts w:eastAsia="Times New Roman"/>
@@ -4246,7 +4246,7 @@
           <w:rFonts w:eastAsia="Times New Roman"/>
         </w:rPr>
       </w:pPr>
-      <w:bookmarkStart w:id="8" w:name="_Toc241602114"/>
+      <w:bookmarkStart w:id="8" w:name="_Toc241603504"/>
       <w:r>
         <w:rPr>
           <w:rFonts w:eastAsia="Times New Roman"/>
@@ -4273,7 +4273,7 @@
           <w:noProof/>
         </w:rPr>
         <w:drawing>
-          <wp:inline distT="0" distB="0" distL="0" distR="0" wp14:anchorId="62630D6B" wp14:editId="401D3F97">
+          <wp:inline distT="0" distB="0" distL="0" distR="0" wp14:anchorId="5CF7F422" wp14:editId="437B8E00">
             <wp:extent cx="5715000" cy="1272540"/>
             <wp:effectExtent l="0" t="0" r="0" b="3810"/>
             <wp:docPr id="1" name="Picture 1"/>
@@ -4338,7 +4338,7 @@
           <w:rFonts w:eastAsia="Times New Roman"/>
         </w:rPr>
       </w:pPr>
-      <w:bookmarkStart w:id="9" w:name="_Toc241602115"/>
+      <w:bookmarkStart w:id="9" w:name="_Toc241603505"/>
       <w:r>
         <w:rPr>
           <w:rFonts w:eastAsia="Times New Roman"/>
@@ -7519,7 +7519,7 @@
           <w:rFonts w:eastAsia="Times New Roman"/>
         </w:rPr>
       </w:pPr>
-      <w:bookmarkStart w:id="10" w:name="_Toc241602116"/>
+      <w:bookmarkStart w:id="10" w:name="_Toc241603506"/>
       <w:r>
         <w:rPr>
           <w:rFonts w:eastAsia="Times New Roman"/>
@@ -7625,13 +7625,13 @@
         <w:rPr>
           <w:rFonts w:eastAsia="Times New Roman"/>
         </w:rPr>
-        <w:t xml:space="preserve"> is data-dr</w:t>
+        <w:t xml:space="preserve"> is dat</w:t>
       </w:r>
       <w:r>
         <w:rPr>
           <w:rFonts w:eastAsia="Times New Roman"/>
         </w:rPr>
-        <w:t xml:space="preserve">iven. Starting from the known facts, the engine repeatedly finds a rule whose conditions are all satisfied, adds its conclusion to working memory, and stops when no rule can add anything new. When several rules are applicable, a </w:t>
+        <w:t xml:space="preserve">a-driven. Starting from the known facts, the engine repeatedly finds a rule whose conditions are all satisfied, adds its conclusion to working memory, and stops when no rule can add anything new. When several rules are applicable, a </w:t>
       </w:r>
       <w:r>
         <w:rPr>
@@ -7737,21 +7737,82 @@
     </w:p>
     <w:p>
       <w:pPr>
-        <w:pStyle w:val="note"/>
-        <w:spacing w:before="0" w:beforeAutospacing="0" w:after="120"/>
-      </w:pPr>
-      <w:r>
-        <w:t>[Add here 2-3 published papers on gemstone identification systems or rule-based expert systems in mineralogy/gemmology found on Google Scholar, and state how this system differs, e.g. its Sri Lankan focus, certainty factors, three reasoning modes and plain-language explanation facility. Add them to the reference list.]</w:t>
+        <w:pStyle w:val="NormalWeb"/>
+      </w:pPr>
+      <w:r>
+        <w:rPr>
+          <w:b/>
+          <w:bCs/>
+        </w:rPr>
+        <w:t>Related work on gemstone identification.</w:t>
+      </w:r>
+      <w:r>
+        <w:t xml:space="preserve"> </w:t>
+      </w:r>
+      <w:r>
+        <w:t>Most published work on gem identification concentrates on laboratory instruments. Fritsch and Stockton [21] showed how infrared spectroscopy can simplify identification by comparing a stone's spectrum with a library of standard reference spectra. Jenkins and Larsen [23] described identification with Raman spectroscopy, noting that gems are usually examined by trained personnel using a variety of methods. Karampelas et al. [22] review the instruments that help to meet the challenges of the modern gem market,</w:t>
+      </w:r>
+      <w:r>
+        <w:t xml:space="preserve"> where treatments are widespread and the origin of a gem has become more important than in the past. These methods are accurate, but they need laboratory equipment and specialist training that a buyer in a local market rarely has. More recently, Raheem et al. [24] used convolutional neural networks to improve the accuracy of gemstone identification from images. This is the machine-learning direction discussed in Section 7.2: such models can be accurate on photographs, but they do not explain their decisions</w:t>
+      </w:r>
+      <w:r>
+        <w:t xml:space="preserve"> and cannot use RI, SG or optic character.</w:t>
       </w:r>
     </w:p>
     <w:p>
       <w:pPr>
+        <w:pStyle w:val="NormalWeb"/>
+      </w:pPr>
+      <w:r>
+        <w:rPr>
+          <w:b/>
+          <w:bCs/>
+        </w:rPr>
+        <w:t>Related work on rule-based expert systems.</w:t>
+      </w:r>
+      <w:r>
+        <w:t xml:space="preserve"> </w:t>
+      </w:r>
+      <w:r>
+        <w:t>Buchanan and Duda [25] surveyed the principles of rule-based expert systems and the production-system model on which this project is built. Grosan and Abraham [26] and Abraham [27] describe the architecture of such systems, including the explanation facility that allows a user to understand how the system arrived at a conclusion. Clancey [28], working from MYCIN, asked how domain-independent strategic knowledge can be represented in a rule-based system so that its reasoning can be explained and taught, whic</w:t>
+      </w:r>
+      <w:r>
+        <w:t>h supports this project's emphasis on justifying every conclusion.</w:t>
+      </w:r>
+    </w:p>
+    <w:p>
+      <w:pPr>
+        <w:pStyle w:val="NormalWeb"/>
+      </w:pPr>
+      <w:r>
+        <w:rPr>
+          <w:b/>
+          <w:bCs/>
+        </w:rPr>
+        <w:t>How this system differs.</w:t>
+      </w:r>
+      <w:r>
+        <w:t xml:space="preserve"> </w:t>
+      </w:r>
+      <w:r>
+        <w:t>Compared with the instrumental studies [21]-[23], the Gemstone Identification Assistant works from the basic readings and observations available to a buyer or student (a refractometer, a hydrostatic balance, a polariscope and a loupe) and gives a first opinion rather than a laboratory result. Compared with image-based classification [24], every conclusion is explained step by step and linked to a published source. Building on the rule-based principles in [25]-[28], it adds a focus on Sri Lankan gems and the</w:t>
+      </w:r>
+      <w:r>
+        <w:t xml:space="preserve"> local trade, three reasoning modes over one rule base (forward chaining, backward chaining and an interactive </w:t>
+      </w:r>
+      <w:r>
+        <w:lastRenderedPageBreak/>
+        <w:t>consultation), certainty factors that turn incomplete data into ranked candidates with a suggested next measurement, and plain-language How, Why and Why-not explanations with reasoning diagrams for non-experts.</w:t>
+      </w:r>
+    </w:p>
+    <w:p>
+      <w:pPr>
         <w:pStyle w:val="Heading2"/>
         <w:rPr>
           <w:rFonts w:eastAsia="Times New Roman"/>
         </w:rPr>
       </w:pPr>
-      <w:bookmarkStart w:id="11" w:name="_Toc241602117"/>
+      <w:bookmarkStart w:id="11" w:name="_Toc241603507"/>
       <w:r>
         <w:rPr>
           <w:rFonts w:eastAsia="Times New Roman"/>
@@ -7926,7 +7987,6 @@
           <w:b/>
           <w:bCs/>
         </w:rPr>
-        <w:lastRenderedPageBreak/>
         <w:t>"Over the limit" as a reading.</w:t>
       </w:r>
       <w:r>
@@ -7954,6 +8014,7 @@
         <w:pStyle w:val="tcaption"/>
       </w:pPr>
       <w:r>
+        <w:lastRenderedPageBreak/>
         <w:t>Table 3. Knowledge acquisition table (representative entries; KE = knowledge engineer decision)</w:t>
       </w:r>
     </w:p>
@@ -10888,7 +10949,6 @@
                 <w:sz w:val="20"/>
                 <w:szCs w:val="20"/>
               </w:rPr>
-              <w:lastRenderedPageBreak/>
               <w:t>K15</w:t>
             </w:r>
           </w:p>
@@ -11269,6 +11329,7 @@
                 <w:sz w:val="20"/>
                 <w:szCs w:val="20"/>
               </w:rPr>
+              <w:lastRenderedPageBreak/>
               <w:t>K17</w:t>
             </w:r>
           </w:p>
@@ -13169,7 +13230,6 @@
                 <w:sz w:val="20"/>
                 <w:szCs w:val="20"/>
               </w:rPr>
-              <w:lastRenderedPageBreak/>
               <w:t>K27</w:t>
             </w:r>
           </w:p>
@@ -13360,6 +13420,7 @@
                 <w:sz w:val="20"/>
                 <w:szCs w:val="20"/>
               </w:rPr>
+              <w:lastRenderedPageBreak/>
               <w:t>K28</w:t>
             </w:r>
           </w:p>
@@ -15640,7 +15701,6 @@
                 <w:sz w:val="20"/>
                 <w:szCs w:val="20"/>
               </w:rPr>
-              <w:lastRenderedPageBreak/>
               <w:t>K40</w:t>
             </w:r>
           </w:p>
@@ -15831,6 +15891,7 @@
                 <w:sz w:val="20"/>
                 <w:szCs w:val="20"/>
               </w:rPr>
+              <w:lastRenderedPageBreak/>
               <w:t>K41</w:t>
             </w:r>
           </w:p>
@@ -16001,7 +16062,7 @@
           <w:rFonts w:eastAsia="Times New Roman"/>
         </w:rPr>
       </w:pPr>
-      <w:bookmarkStart w:id="12" w:name="_Toc241602118"/>
+      <w:bookmarkStart w:id="12" w:name="_Toc241603508"/>
       <w:r>
         <w:rPr>
           <w:rFonts w:eastAsia="Times New Roman"/>
@@ -16662,7 +16723,6 @@
                 <w:sz w:val="20"/>
                 <w:szCs w:val="20"/>
               </w:rPr>
-              <w:lastRenderedPageBreak/>
               <w:t>hardness(Gem, H), birefringence(Gem, B)</w:t>
             </w:r>
           </w:p>
@@ -16742,6 +16802,7 @@
                 <w:sz w:val="20"/>
                 <w:szCs w:val="20"/>
               </w:rPr>
+              <w:lastRenderedPageBreak/>
               <w:t>colour(Gem, C), typical_colour(Gem, C)</w:t>
             </w:r>
           </w:p>
@@ -17513,9 +17574,8 @@
         <w:rPr>
           <w:noProof/>
         </w:rPr>
-        <w:lastRenderedPageBreak/>
         <w:drawing>
-          <wp:inline distT="0" distB="0" distL="0" distR="0" wp14:anchorId="51D8438E" wp14:editId="608A9905">
+          <wp:inline distT="0" distB="0" distL="0" distR="0" wp14:anchorId="364BD0F9" wp14:editId="6A6518F6">
             <wp:extent cx="5524500" cy="3208020"/>
             <wp:effectExtent l="0" t="0" r="0" b="0"/>
             <wp:docPr id="2" name="Picture 2"/>
@@ -17582,6 +17642,7 @@
           <w:b/>
           <w:bCs/>
         </w:rPr>
+        <w:lastRenderedPageBreak/>
         <w:t>How to read a rule.</w:t>
       </w:r>
       <w:r>
@@ -18169,7 +18230,6 @@
                 <w:sz w:val="20"/>
                 <w:szCs w:val="20"/>
               </w:rPr>
-              <w:lastRenderedPageBreak/>
               <w:t>4. Advice</w:t>
             </w:r>
           </w:p>
@@ -18288,7 +18348,7 @@
           <w:rFonts w:eastAsia="Times New Roman"/>
         </w:rPr>
       </w:pPr>
-      <w:bookmarkStart w:id="13" w:name="_Toc241602119"/>
+      <w:bookmarkStart w:id="13" w:name="_Toc241603509"/>
       <w:r>
         <w:rPr>
           <w:rFonts w:eastAsia="Times New Roman"/>
@@ -18345,6 +18405,7 @@
         <w:pStyle w:val="NormalWeb"/>
       </w:pPr>
       <w:r>
+        <w:lastRenderedPageBreak/>
         <w:t>User inputs have CF 1.0. A reading inside a gem's published range has CF 1.0, while a reading that fits only because of the measurement tolerance has CF 0.7. When a second rule supports a fact that is already believed, the two certainties are combined:</w:t>
       </w:r>
     </w:p>
@@ -19258,7 +19319,6 @@
         <w:pStyle w:val="NormalWeb"/>
       </w:pPr>
       <w:r>
-        <w:lastRenderedPageBreak/>
         <w:t>The values encode the knowledge engineer's judgement of how conclusive each piece of evidence is. Species rules are high (0.90-0.95) because three independent measurements agree, but not 1.0 because ranges can overlap. Colour-based varieties are lower where the colour boundary is subjective (padparadscha 0.70). Origin rules range from 0.95 for curved striae, which the literature treats as diagnostic of flame-fusion synthesis [1], down to 0.60 for fingerprints, which can also occur in flux-grown synthetics [</w:t>
       </w:r>
       <w:r>
@@ -19281,7 +19341,7 @@
           <w:rFonts w:eastAsia="Times New Roman"/>
         </w:rPr>
       </w:pPr>
-      <w:bookmarkStart w:id="14" w:name="_Toc241602120"/>
+      <w:bookmarkStart w:id="14" w:name="_Toc241603510"/>
       <w:r>
         <w:rPr>
           <w:rFonts w:eastAsia="Times New Roman"/>
@@ -19297,7 +19357,7 @@
           <w:rFonts w:eastAsia="Times New Roman"/>
         </w:rPr>
       </w:pPr>
-      <w:bookmarkStart w:id="15" w:name="_Toc241602121"/>
+      <w:bookmarkStart w:id="15" w:name="_Toc241603511"/>
       <w:r>
         <w:rPr>
           <w:rFonts w:eastAsia="Times New Roman"/>
@@ -19311,7 +19371,11 @@
         <w:pStyle w:val="NormalWeb"/>
       </w:pPr>
       <w:r>
-        <w:t xml:space="preserve">The system follows the classic expert system architecture (Figure 3). The knowledge base (knowledge_base.pl) contains only domain knowledge and no reasoning code. The inference engine (engine.pl) contains only domain-independent reasoning and explanation code. Adding a new gem therefore means adding facts and rules; no engine code changes. Working memory is declared </w:t>
+        <w:t xml:space="preserve">The system follows the classic expert system architecture (Figure 3). The knowledge base (knowledge_base.pl) contains only domain knowledge and no reasoning code. The inference engine (engine.pl) contains only domain-independent reasoning and explanation code. Adding </w:t>
+      </w:r>
+      <w:r>
+        <w:lastRenderedPageBreak/>
+        <w:t xml:space="preserve">a new gem therefore means adding facts and rules; no engine code changes. Working memory is declared </w:t>
       </w:r>
       <w:r>
         <w:rPr>
@@ -19332,9 +19396,8 @@
         <w:rPr>
           <w:noProof/>
         </w:rPr>
-        <w:lastRenderedPageBreak/>
         <w:drawing>
-          <wp:inline distT="0" distB="0" distL="0" distR="0" wp14:anchorId="726A4B39" wp14:editId="04B2F5C1">
+          <wp:inline distT="0" distB="0" distL="0" distR="0" wp14:anchorId="3498F5D7" wp14:editId="12629119">
             <wp:extent cx="5715000" cy="3954780"/>
             <wp:effectExtent l="0" t="0" r="0" b="7620"/>
             <wp:docPr id="3" name="Picture 3"/>
@@ -20145,11 +20208,12 @@
           <w:rFonts w:eastAsia="Times New Roman"/>
         </w:rPr>
       </w:pPr>
-      <w:bookmarkStart w:id="16" w:name="_Toc241602122"/>
+      <w:bookmarkStart w:id="16" w:name="_Toc241603512"/>
       <w:r>
         <w:rPr>
           <w:rFonts w:eastAsia="Times New Roman"/>
         </w:rPr>
+        <w:lastRenderedPageBreak/>
         <w:t>3.2 Forward chaining (Identify mode)</w:t>
       </w:r>
       <w:bookmarkEnd w:id="16"/>
@@ -20167,7 +20231,6 @@
         <w:pStyle w:val="HTMLPreformatted"/>
       </w:pPr>
       <w:r>
-        <w:lastRenderedPageBreak/>
         <w:t>forward_chain :-</w:t>
       </w:r>
     </w:p>
@@ -20341,7 +20404,7 @@
           <w:rFonts w:eastAsia="Times New Roman"/>
         </w:rPr>
       </w:pPr>
-      <w:bookmarkStart w:id="17" w:name="_Toc241602123"/>
+      <w:bookmarkStart w:id="17" w:name="_Toc241603513"/>
       <w:r>
         <w:rPr>
           <w:rFonts w:eastAsia="Times New Roman"/>
@@ -20705,7 +20768,7 @@
           <w:rFonts w:eastAsia="Times New Roman"/>
         </w:rPr>
       </w:pPr>
-      <w:bookmarkStart w:id="18" w:name="_Toc241602124"/>
+      <w:bookmarkStart w:id="18" w:name="_Toc241603514"/>
       <w:r>
         <w:rPr>
           <w:rFonts w:eastAsia="Times New Roman"/>
@@ -20824,7 +20887,7 @@
           <w:rFonts w:eastAsia="Times New Roman"/>
         </w:rPr>
       </w:pPr>
-      <w:bookmarkStart w:id="19" w:name="_Toc241602125"/>
+      <w:bookmarkStart w:id="19" w:name="_Toc241603515"/>
       <w:r>
         <w:rPr>
           <w:rFonts w:eastAsia="Times New Roman"/>
@@ -20933,7 +20996,7 @@
           <w:noProof/>
         </w:rPr>
         <w:drawing>
-          <wp:inline distT="0" distB="0" distL="0" distR="0" wp14:anchorId="64872D1A" wp14:editId="031CAB75">
+          <wp:inline distT="0" distB="0" distL="0" distR="0" wp14:anchorId="2D1B7617" wp14:editId="20240755">
             <wp:extent cx="4480560" cy="4960620"/>
             <wp:effectExtent l="0" t="0" r="0" b="0"/>
             <wp:docPr id="4" name="Picture 4"/>
@@ -20998,7 +21061,7 @@
           <w:rFonts w:eastAsia="Times New Roman"/>
         </w:rPr>
       </w:pPr>
-      <w:bookmarkStart w:id="20" w:name="_Toc241602126"/>
+      <w:bookmarkStart w:id="20" w:name="_Toc241603516"/>
       <w:r>
         <w:rPr>
           <w:rFonts w:eastAsia="Times New Roman"/>
@@ -21177,7 +21240,7 @@
           <w:rFonts w:eastAsia="Times New Roman"/>
         </w:rPr>
       </w:pPr>
-      <w:bookmarkStart w:id="21" w:name="_Toc241602127"/>
+      <w:bookmarkStart w:id="21" w:name="_Toc241603517"/>
       <w:r>
         <w:rPr>
           <w:rFonts w:eastAsia="Times New Roman"/>
@@ -21444,7 +21507,7 @@
           <w:noProof/>
         </w:rPr>
         <w:drawing>
-          <wp:inline distT="0" distB="0" distL="0" distR="0" wp14:anchorId="3CA59A61" wp14:editId="2E296275">
+          <wp:inline distT="0" distB="0" distL="0" distR="0" wp14:anchorId="141E270C" wp14:editId="73795FF1">
             <wp:extent cx="5334000" cy="3528060"/>
             <wp:effectExtent l="0" t="0" r="0" b="0"/>
             <wp:docPr id="5" name="Picture 5"/>
@@ -21513,7 +21576,7 @@
         </w:rPr>
         <w:lastRenderedPageBreak/>
         <w:drawing>
-          <wp:inline distT="0" distB="0" distL="0" distR="0" wp14:anchorId="48E8CEE8" wp14:editId="77C566DB">
+          <wp:inline distT="0" distB="0" distL="0" distR="0" wp14:anchorId="413DBD53" wp14:editId="1B87E564">
             <wp:extent cx="4953000" cy="7604760"/>
             <wp:effectExtent l="0" t="0" r="0" b="0"/>
             <wp:docPr id="6" name="Picture 6"/>
@@ -21582,7 +21645,7 @@
         </w:rPr>
         <w:lastRenderedPageBreak/>
         <w:drawing>
-          <wp:inline distT="0" distB="0" distL="0" distR="0" wp14:anchorId="5DFC5792" wp14:editId="1ABFDC94">
+          <wp:inline distT="0" distB="0" distL="0" distR="0" wp14:anchorId="036EE0A4" wp14:editId="61F597C5">
             <wp:extent cx="4480560" cy="3589020"/>
             <wp:effectExtent l="0" t="0" r="0" b="0"/>
             <wp:docPr id="7" name="Picture 7"/>
@@ -21650,7 +21713,7 @@
           <w:noProof/>
         </w:rPr>
         <w:drawing>
-          <wp:inline distT="0" distB="0" distL="0" distR="0" wp14:anchorId="1FE2DD7B" wp14:editId="6EE5ECDF">
+          <wp:inline distT="0" distB="0" distL="0" distR="0" wp14:anchorId="2E9A09DC" wp14:editId="0ECECEBB">
             <wp:extent cx="5334000" cy="3268980"/>
             <wp:effectExtent l="0" t="0" r="0" b="7620"/>
             <wp:docPr id="8" name="Picture 8"/>
@@ -21715,7 +21778,7 @@
           <w:rFonts w:eastAsia="Times New Roman"/>
         </w:rPr>
       </w:pPr>
-      <w:bookmarkStart w:id="22" w:name="_Toc241602128"/>
+      <w:bookmarkStart w:id="22" w:name="_Toc241603518"/>
       <w:r>
         <w:rPr>
           <w:rFonts w:eastAsia="Times New Roman"/>
@@ -22962,7 +23025,7 @@
           <w:rFonts w:eastAsia="Times New Roman"/>
         </w:rPr>
       </w:pPr>
-      <w:bookmarkStart w:id="23" w:name="_Toc241602129"/>
+      <w:bookmarkStart w:id="23" w:name="_Toc241603519"/>
       <w:r>
         <w:rPr>
           <w:rFonts w:eastAsia="Times New Roman"/>
@@ -23003,7 +23066,7 @@
           <w:rFonts w:eastAsia="Times New Roman"/>
         </w:rPr>
       </w:pPr>
-      <w:bookmarkStart w:id="24" w:name="_Toc241602130"/>
+      <w:bookmarkStart w:id="24" w:name="_Toc241603520"/>
       <w:r>
         <w:rPr>
           <w:rFonts w:eastAsia="Times New Roman"/>
@@ -23110,10 +23173,10 @@
         <w:pStyle w:val="HTMLPreformatted"/>
       </w:pPr>
       <w:r>
-        <w:t xml:space="preserve">       why: Corundum is doubly refractive (unia</w:t>
-      </w:r>
-      <w:r>
-        <w:t>xial) with RI about 1.762-1.770 and SG about 4.00. [source: gia]</w:t>
+        <w:t xml:space="preserve">       </w:t>
+      </w:r>
+      <w:r>
+        <w:t>why: Corundum is doubly refractive (uniaxial) with RI about 1.762-1.770 and SG about 4.00. [source: gia]</w:t>
       </w:r>
     </w:p>
     <w:p>
@@ -23177,7 +23240,10 @@
         <w:pStyle w:val="HTMLPreformatted"/>
       </w:pPr>
       <w:r>
-        <w:t xml:space="preserve">   Blue sapphire (Corundum) - Strong match; Origin: Likely natural</w:t>
+        <w:t xml:space="preserve">   </w:t>
+      </w:r>
+      <w:r>
+        <w:t>Blue sapphire (Corundum) - Strong match; Origin: Likely natural</w:t>
       </w:r>
     </w:p>
     <w:p>
@@ -23185,10 +23251,7 @@
         <w:pStyle w:val="HTMLPreformatted"/>
       </w:pPr>
       <w:r>
-        <w:t xml:space="preserve">   </w:t>
-      </w:r>
-      <w:r>
-        <w:t>Recommendation: obtain an NGJA or other accredited laboratory certificate before purchase.</w:t>
+        <w:t xml:space="preserve">   Recommendation: obtain an NGJA or other accredited laboratory certificate before purchase.</w:t>
       </w:r>
     </w:p>
     <w:p>
@@ -23210,7 +23273,7 @@
         </w:rPr>
         <w:lastRenderedPageBreak/>
         <w:drawing>
-          <wp:inline distT="0" distB="0" distL="0" distR="0" wp14:anchorId="7F210545" wp14:editId="793E4931">
+          <wp:inline distT="0" distB="0" distL="0" distR="0" wp14:anchorId="4F064187" wp14:editId="7B6260DA">
             <wp:extent cx="4480560" cy="5646420"/>
             <wp:effectExtent l="0" t="0" r="0" b="0"/>
             <wp:docPr id="9" name="Picture 9"/>
@@ -23275,7 +23338,7 @@
           <w:rFonts w:eastAsia="Times New Roman"/>
         </w:rPr>
       </w:pPr>
-      <w:bookmarkStart w:id="25" w:name="_Toc241602131"/>
+      <w:bookmarkStart w:id="25" w:name="_Toc241603521"/>
       <w:r>
         <w:rPr>
           <w:rFonts w:eastAsia="Times New Roman"/>
@@ -23314,7 +23377,10 @@
         <w:pStyle w:val="HTMLPreformatted"/>
       </w:pPr>
       <w:r>
-        <w:t xml:space="preserve">    AND NOT Effect: Star THEN Variety: Ruby.</w:t>
+        <w:t xml:space="preserve">    </w:t>
+      </w:r>
+      <w:r>
+        <w:t>AND NOT Effect: Star THEN Variety: Ruby.</w:t>
       </w:r>
     </w:p>
     <w:p>
@@ -23338,10 +23404,7 @@
         <w:pStyle w:val="HTMLPreformatted"/>
       </w:pPr>
       <w:r>
-        <w:t xml:space="preserve">  </w:t>
-      </w:r>
-      <w:r>
-        <w:t>- To test rule r1 I need to know: the optic character.</w:t>
+        <w:t xml:space="preserve">  - To test rule r1 I need to know: the optic character.</w:t>
       </w:r>
     </w:p>
     <w:p>
@@ -23354,7 +23417,7 @@
           <w:noProof/>
         </w:rPr>
         <w:drawing>
-          <wp:inline distT="0" distB="0" distL="0" distR="0" wp14:anchorId="52F4D506" wp14:editId="70AA293A">
+          <wp:inline distT="0" distB="0" distL="0" distR="0" wp14:anchorId="0924F05D" wp14:editId="61EE04F1">
             <wp:extent cx="4290060" cy="3398520"/>
             <wp:effectExtent l="0" t="0" r="0" b="0"/>
             <wp:docPr id="10" name="Picture 10"/>
@@ -23419,7 +23482,7 @@
           <w:rFonts w:eastAsia="Times New Roman"/>
         </w:rPr>
       </w:pPr>
-      <w:bookmarkStart w:id="26" w:name="_Toc241602132"/>
+      <w:bookmarkStart w:id="26" w:name="_Toc241603522"/>
       <w:r>
         <w:rPr>
           <w:rFonts w:eastAsia="Times New Roman"/>
@@ -23457,7 +23520,7 @@
         </w:rPr>
         <w:lastRenderedPageBreak/>
         <w:drawing>
-          <wp:inline distT="0" distB="0" distL="0" distR="0" wp14:anchorId="49759E10" wp14:editId="7E462E69">
+          <wp:inline distT="0" distB="0" distL="0" distR="0" wp14:anchorId="6949587A" wp14:editId="4B5AC10D">
             <wp:extent cx="4480560" cy="1325880"/>
             <wp:effectExtent l="0" t="0" r="0" b="7620"/>
             <wp:docPr id="11" name="Picture 11"/>
@@ -23522,7 +23585,7 @@
           <w:rFonts w:eastAsia="Times New Roman"/>
         </w:rPr>
       </w:pPr>
-      <w:bookmarkStart w:id="27" w:name="_Toc241602133"/>
+      <w:bookmarkStart w:id="27" w:name="_Toc241603523"/>
       <w:r>
         <w:rPr>
           <w:rFonts w:eastAsia="Times New Roman"/>
@@ -23552,7 +23615,7 @@
           <w:noProof/>
         </w:rPr>
         <w:drawing>
-          <wp:inline distT="0" distB="0" distL="0" distR="0" wp14:anchorId="1A059274" wp14:editId="39A550EF">
+          <wp:inline distT="0" distB="0" distL="0" distR="0" wp14:anchorId="11B3B241" wp14:editId="3CBF989C">
             <wp:extent cx="4480560" cy="4655820"/>
             <wp:effectExtent l="0" t="0" r="0" b="0"/>
             <wp:docPr id="12" name="Picture 12"/>
@@ -23621,7 +23684,7 @@
         </w:rPr>
         <w:lastRenderedPageBreak/>
         <w:drawing>
-          <wp:inline distT="0" distB="0" distL="0" distR="0" wp14:anchorId="653463C0" wp14:editId="02554BB8">
+          <wp:inline distT="0" distB="0" distL="0" distR="0" wp14:anchorId="24C05B91" wp14:editId="5D0F5443">
             <wp:extent cx="4480560" cy="3733800"/>
             <wp:effectExtent l="0" t="0" r="0" b="0"/>
             <wp:docPr id="13" name="Picture 13"/>
@@ -23686,7 +23749,7 @@
           <w:rFonts w:eastAsia="Times New Roman"/>
         </w:rPr>
       </w:pPr>
-      <w:bookmarkStart w:id="28" w:name="_Toc241602134"/>
+      <w:bookmarkStart w:id="28" w:name="_Toc241603524"/>
       <w:r>
         <w:rPr>
           <w:rFonts w:eastAsia="Times New Roman"/>
@@ -23702,7 +23765,7 @@
           <w:rFonts w:eastAsia="Times New Roman"/>
         </w:rPr>
       </w:pPr>
-      <w:bookmarkStart w:id="29" w:name="_Toc241602135"/>
+      <w:bookmarkStart w:id="29" w:name="_Toc241603525"/>
       <w:r>
         <w:rPr>
           <w:rFonts w:eastAsia="Times New Roman"/>
@@ -23726,7 +23789,7 @@
           <w:rFonts w:eastAsia="Times New Roman"/>
         </w:rPr>
       </w:pPr>
-      <w:bookmarkStart w:id="30" w:name="_Toc241602136"/>
+      <w:bookmarkStart w:id="30" w:name="_Toc241603526"/>
       <w:r>
         <w:rPr>
           <w:rFonts w:eastAsia="Times New Roman"/>
@@ -29361,7 +29424,7 @@
           <w:rFonts w:eastAsia="Times New Roman"/>
         </w:rPr>
       </w:pPr>
-      <w:bookmarkStart w:id="31" w:name="_Toc241602137"/>
+      <w:bookmarkStart w:id="31" w:name="_Toc241603527"/>
       <w:r>
         <w:rPr>
           <w:rFonts w:eastAsia="Times New Roman"/>
@@ -30129,7 +30192,7 @@
           <w:rFonts w:eastAsia="Times New Roman"/>
         </w:rPr>
       </w:pPr>
-      <w:bookmarkStart w:id="32" w:name="_Toc241602138"/>
+      <w:bookmarkStart w:id="32" w:name="_Toc241603528"/>
       <w:r>
         <w:rPr>
           <w:rFonts w:eastAsia="Times New Roman"/>
@@ -31122,7 +31185,7 @@
           <w:rFonts w:eastAsia="Times New Roman"/>
         </w:rPr>
       </w:pPr>
-      <w:bookmarkStart w:id="33" w:name="_Toc241602139"/>
+      <w:bookmarkStart w:id="33" w:name="_Toc241603529"/>
       <w:r>
         <w:rPr>
           <w:rFonts w:eastAsia="Times New Roman"/>
@@ -32116,7 +32179,7 @@
           <w:rFonts w:eastAsia="Times New Roman"/>
         </w:rPr>
       </w:pPr>
-      <w:bookmarkStart w:id="34" w:name="_Toc241602140"/>
+      <w:bookmarkStart w:id="34" w:name="_Toc241603530"/>
       <w:r>
         <w:rPr>
           <w:rFonts w:eastAsia="Times New Roman"/>
@@ -32150,7 +32213,7 @@
           <w:rFonts w:eastAsia="Times New Roman"/>
         </w:rPr>
       </w:pPr>
-      <w:bookmarkStart w:id="35" w:name="_Toc241602141"/>
+      <w:bookmarkStart w:id="35" w:name="_Toc241603531"/>
       <w:r>
         <w:rPr>
           <w:rFonts w:eastAsia="Times New Roman"/>
@@ -32166,7 +32229,7 @@
           <w:rFonts w:eastAsia="Times New Roman"/>
         </w:rPr>
       </w:pPr>
-      <w:bookmarkStart w:id="36" w:name="_Toc241602142"/>
+      <w:bookmarkStart w:id="36" w:name="_Toc241603532"/>
       <w:r>
         <w:rPr>
           <w:rFonts w:eastAsia="Times New Roman"/>
@@ -32212,7 +32275,7 @@
           <w:rFonts w:eastAsia="Times New Roman"/>
         </w:rPr>
       </w:pPr>
-      <w:bookmarkStart w:id="37" w:name="_Toc241602143"/>
+      <w:bookmarkStart w:id="37" w:name="_Toc241603533"/>
       <w:r>
         <w:rPr>
           <w:rFonts w:eastAsia="Times New Roman"/>
@@ -32236,13 +32299,13 @@
         <w:t>why</w:t>
       </w:r>
       <w:r>
-        <w:t xml:space="preserve"> a stone was classified as a sapphire, they need large labelled data sets that do not exist for Sri Lankan stones and their treatments, and a photograph cannot capture RI, SG or optic character. This rule-ba</w:t>
-      </w:r>
-      <w:r>
-        <w:t>sed system is transparent. Every conclusion can be traced to named rules and published sources, and it is easy to correct when an expert disagrees. Rudin [19] argues that for high-stakes decisions, interpretable models should be preferred to explaining black boxes after the fact. A buyer deciding whether to spend a large sum on a stone is making exactly that kind of decision, which is why explainability was treated as a core requirement. The weakness of the symbolic approach is the knowledge acquisition bot</w:t>
-      </w:r>
-      <w:r>
-        <w:t>tleneck: every rule must be written and justified by hand, and the system knows nothing outside its rules. A hybrid, in which image recognition proposes candidates that the rule base then checks and explains, is a promising direction.</w:t>
+        <w:t xml:space="preserve"> </w:t>
+      </w:r>
+      <w:r>
+        <w:t xml:space="preserve">a stone was classified as a sapphire, they need large labelled data sets that do not exist for Sri Lankan stones and their treatments, and a photograph cannot capture RI, SG or optic character. This rule-based system is transparent. Every conclusion can be traced to named rules and published sources, and it is easy to correct when an expert disagrees. Rudin [19] argues that for high-stakes decisions, interpretable models should be preferred to explaining black boxes after the fact. A buyer deciding whether </w:t>
+      </w:r>
+      <w:r>
+        <w:t>to spend a large sum on a stone is making exactly that kind of decision, which is why explainability was treated as a core requirement. The weakness of the symbolic approach is the knowledge acquisition bottleneck: every rule must be written and justified by hand, and the system knows nothing outside its rules. A hybrid, in which image recognition proposes candidates that the rule base then checks and explains, is a promising direction.</w:t>
       </w:r>
     </w:p>
     <w:p>
@@ -32252,7 +32315,7 @@
           <w:rFonts w:eastAsia="Times New Roman"/>
         </w:rPr>
       </w:pPr>
-      <w:bookmarkStart w:id="38" w:name="_Toc241602144"/>
+      <w:bookmarkStart w:id="38" w:name="_Toc241603534"/>
       <w:r>
         <w:rPr>
           <w:rFonts w:eastAsia="Times New Roman"/>
@@ -32503,7 +32566,7 @@
           <w:rFonts w:eastAsia="Times New Roman"/>
         </w:rPr>
       </w:pPr>
-      <w:bookmarkStart w:id="39" w:name="_Toc241602145"/>
+      <w:bookmarkStart w:id="39" w:name="_Toc241603535"/>
       <w:r>
         <w:rPr>
           <w:rFonts w:eastAsia="Times New Roman"/>
@@ -32614,7 +32677,7 @@
           <w:rFonts w:eastAsia="Times New Roman"/>
         </w:rPr>
       </w:pPr>
-      <w:bookmarkStart w:id="40" w:name="_Toc241602146"/>
+      <w:bookmarkStart w:id="40" w:name="_Toc241603536"/>
       <w:r>
         <w:rPr>
           <w:rFonts w:eastAsia="Times New Roman"/>
@@ -32654,7 +32717,7 @@
         </w:rPr>
         <w:br w:type="page"/>
       </w:r>
-      <w:bookmarkStart w:id="41" w:name="_Toc241602147"/>
+      <w:bookmarkStart w:id="41" w:name="_Toc241603537"/>
       <w:r>
         <w:rPr>
           <w:rFonts w:eastAsia="Times New Roman"/>
@@ -32670,7 +32733,7 @@
         <w:spacing w:before="0" w:beforeAutospacing="0" w:after="120"/>
       </w:pPr>
       <w:r>
-        <w:t>[Check each reference, especially edition numbers and years, against the copy you actually used.]</w:t>
+        <w:t>[Check each reference, especially edition numbers and years, against the copy you actually used. For [21]-[28], click "Cite" then "IEEE" under each result on Google Scholar and compare; in [24], replace [conference name] with the full conference name.]</w:t>
       </w:r>
     </w:p>
     <w:p>
@@ -33016,6 +33079,159 @@
     </w:p>
     <w:p>
       <w:pPr>
+        <w:pStyle w:val="ref"/>
+        <w:spacing w:before="0" w:beforeAutospacing="0" w:after="120"/>
+      </w:pPr>
+      <w:r>
+        <w:t xml:space="preserve">[21] E. Fritsch and C. M. Stockton, "Infrared spectroscopy in gem identification," </w:t>
+      </w:r>
+      <w:r>
+        <w:rPr>
+          <w:i/>
+          <w:iCs/>
+        </w:rPr>
+        <w:t>Gems &amp; Gemology</w:t>
+      </w:r>
+      <w:r>
+        <w:t>, vol. 23, no. 1, pp. 18-26, 1987.</w:t>
+      </w:r>
+    </w:p>
+    <w:p>
+      <w:pPr>
+        <w:pStyle w:val="ref"/>
+        <w:spacing w:before="0" w:beforeAutospacing="0" w:after="120"/>
+      </w:pPr>
+      <w:r>
+        <w:t xml:space="preserve">[22] S. Karampelas, L. Kiefert, D. Bersani, and P. Vandenabeele, </w:t>
+      </w:r>
+      <w:r>
+        <w:rPr>
+          <w:i/>
+          <w:iCs/>
+        </w:rPr>
+        <w:t>Gems and Gemmology: An Introduction for Archaeologists, Art-Historians and Conservators</w:t>
+      </w:r>
+      <w:r>
+        <w:t>. Cham, Switzerland: Springer, 2020.</w:t>
+      </w:r>
+    </w:p>
+    <w:p>
+      <w:pPr>
+        <w:pStyle w:val="ref"/>
+        <w:spacing w:before="0" w:beforeAutospacing="0" w:after="120"/>
+      </w:pPr>
+      <w:r>
+        <w:t xml:space="preserve">[23] A. L. Jenkins and R. A. Larsen, "Gemstone identification using Raman spectroscopy," </w:t>
+      </w:r>
+      <w:r>
+        <w:rPr>
+          <w:i/>
+          <w:iCs/>
+        </w:rPr>
+        <w:t>Spectroscopy</w:t>
+      </w:r>
+      <w:r>
+        <w:t>, vol. 19, no. 4, 2004.</w:t>
+      </w:r>
+    </w:p>
+    <w:p>
+      <w:pPr>
+        <w:pStyle w:val="ref"/>
+        <w:spacing w:before="0" w:beforeAutospacing="0" w:after="120"/>
+      </w:pPr>
+      <w:r>
+        <w:t xml:space="preserve">[24] R. Raheem, W. Ahmad, and S. M. Adnan, "Improving gemstone identification accuracy using convolutional neural networks," in </w:t>
+      </w:r>
+      <w:r>
+        <w:rPr>
+          <w:i/>
+          <w:iCs/>
+        </w:rPr>
+        <w:t>Proc. International Conference on [conference name]</w:t>
+      </w:r>
+      <w:r>
+        <w:t>, IEEE, 2024.</w:t>
+      </w:r>
+    </w:p>
+    <w:p>
+      <w:pPr>
+        <w:pStyle w:val="ref"/>
+        <w:spacing w:before="0" w:beforeAutospacing="0" w:after="120"/>
+      </w:pPr>
+      <w:r>
+        <w:t xml:space="preserve">[25] B. G. Buchanan and R. O. Duda, "Principles of rule-based expert systems," </w:t>
+      </w:r>
+      <w:r>
+        <w:rPr>
+          <w:i/>
+          <w:iCs/>
+        </w:rPr>
+        <w:t>Advances in Computers</w:t>
+      </w:r>
+      <w:r>
+        <w:t>, vol. 22, pp. 163-216, 1983.</w:t>
+      </w:r>
+    </w:p>
+    <w:p>
+      <w:pPr>
+        <w:pStyle w:val="ref"/>
+        <w:spacing w:before="0" w:beforeAutospacing="0" w:after="120"/>
+      </w:pPr>
+      <w:r>
+        <w:t xml:space="preserve">[26] C. Grosan and A. Abraham, "Rule-based expert systems," in </w:t>
+      </w:r>
+      <w:r>
+        <w:rPr>
+          <w:i/>
+          <w:iCs/>
+        </w:rPr>
+        <w:t>Intelligent Systems: A Modern Approach</w:t>
+      </w:r>
+      <w:r>
+        <w:t>. Berlin, Germany: Springer, 2011, pp. 149-185.</w:t>
+      </w:r>
+    </w:p>
+    <w:p>
+      <w:pPr>
+        <w:pStyle w:val="ref"/>
+        <w:spacing w:before="0" w:beforeAutospacing="0" w:after="120"/>
+      </w:pPr>
+      <w:r>
+        <w:lastRenderedPageBreak/>
+        <w:t xml:space="preserve">[27] A. Abraham, "Rule-based expert systems," in </w:t>
+      </w:r>
+      <w:r>
+        <w:rPr>
+          <w:i/>
+          <w:iCs/>
+        </w:rPr>
+        <w:t>Handbook of Measuring System Design</w:t>
+      </w:r>
+      <w:r>
+        <w:t>, P. H. Sydenham and R. Thorn, Eds. Chichester, U.K.: Wiley, 2005.</w:t>
+      </w:r>
+    </w:p>
+    <w:p>
+      <w:pPr>
+        <w:pStyle w:val="ref"/>
+        <w:spacing w:before="0" w:beforeAutospacing="0" w:after="120"/>
+      </w:pPr>
+      <w:r>
+        <w:t xml:space="preserve">[28] W. J. Clancey, "The epistemology of a rule-based expert system - A framework for explanation," </w:t>
+      </w:r>
+      <w:r>
+        <w:rPr>
+          <w:i/>
+          <w:iCs/>
+        </w:rPr>
+        <w:t>Artificial Intelligence</w:t>
+      </w:r>
+      <w:r>
+        <w:t>, vol. 20, no. 3, pp. 215-251, 1983.</w:t>
+      </w:r>
+    </w:p>
+    <w:p>
+      <w:pPr>
         <w:pStyle w:val="Heading1"/>
         <w:rPr>
           <w:rFonts w:eastAsia="Times New Roman"/>
@@ -33027,7 +33243,7 @@
         </w:rPr>
         <w:br w:type="page"/>
       </w:r>
-      <w:bookmarkStart w:id="42" w:name="_Toc241602148"/>
+      <w:bookmarkStart w:id="42" w:name="_Toc241603538"/>
       <w:r>
         <w:rPr>
           <w:rFonts w:eastAsia="Times New Roman"/>
@@ -46237,7 +46453,7 @@
         </w:rPr>
         <w:br w:type="page"/>
       </w:r>
-      <w:bookmarkStart w:id="43" w:name="_Toc241602149"/>
+      <w:bookmarkStart w:id="43" w:name="_Toc241603539"/>
       <w:r>
         <w:rPr>
           <w:rFonts w:eastAsia="Times New Roman"/>
@@ -46719,7 +46935,7 @@
           <w:rFonts w:eastAsia="Times New Roman"/>
         </w:rPr>
       </w:pPr>
-      <w:bookmarkStart w:id="44" w:name="_Toc241602150"/>
+      <w:bookmarkStart w:id="44" w:name="_Toc241603540"/>
       <w:r>
         <w:rPr>
           <w:rFonts w:eastAsia="Times New Roman"/>
@@ -47231,9 +47447,9 @@
 <file path=word/numbering.xml><?xml version="1.0" encoding="utf-8"?>
 <w:numbering xmlns:wpc="http://schemas.microsoft.com/office/word/2010/wordprocessingCanvas" xmlns:cx="http://schemas.microsoft.com/office/drawing/2014/chartex" xmlns:cx1="http://schemas.microsoft.com/office/drawing/2015/9/8/chartex" xmlns:cx2="http://schemas.microsoft.com/office/drawing/2015/10/21/chartex" xmlns:cx3="http://schemas.microsoft.com/office/drawing/2016/5/9/chartex" xmlns:cx4="http://schemas.microsoft.com/office/drawing/2016/5/10/chartex" xmlns:cx5="http://schemas.microsoft.com/office/drawing/2016/5/11/chartex" xmlns:cx6="http://schemas.microsoft.com/office/drawing/2016/5/12/chartex" xmlns:cx7="http://schemas.microsoft.com/office/drawing/2016/5/13/chartex" xmlns:cx8="http://schemas.microsoft.com/office/drawing/2016/5/14/chartex" xmlns:mc="http://schemas.openxmlformats.org/markup-compatibility/2006" xmlns:aink="http://schemas.microsoft.com/office/drawing/2016/ink" xmlns:am3d="http://schemas.microsoft.com/office/drawing/2017/model3d" xmlns:o="urn:schemas-microsoft-com:office:office" xmlns:oel="http://schemas.microsoft.com/office/2019/extlst" xmlns:r="http://schemas.openxmlformats.org/officeDocument/2006/relationships" xmlns:m="http://schemas.openxmlformats.org/officeDocument/2006/math" xmlns:v="urn:schemas-microsoft-com:vml" xmlns:wp14="http://schemas.microsoft.com/office/word/2010/wordprocessingDrawing" xmlns:wp="http://schemas.openxmlformats.org/drawingml/2006/wordprocessingDrawing" xmlns:w10="urn:schemas-microsoft-com:office:word" xmlns:w="http://schemas.openxmlformats.org/wordprocessingml/2006/main" xmlns:w14="http://schemas.microsoft.com/office/word/2010/wordml" xmlns:w15="http://schemas.microsoft.com/office/word/2012/wordml" xmlns:w16cex="http://schemas.microsoft.com/office/word/2018/wordml/cex" xmlns:w16cid="http://schemas.microsoft.com/office/word/2016/wordml/cid" xmlns:w16="http://schemas.microsoft.com/office/word/2018/wordml" xmlns:w16du="http://schemas.microsoft.com/office/word/2023/wordml/word16du" xmlns:w16sdtdh="http://schemas.microsoft.com/office/word/2020/wordml/sdtdatahash" xmlns:w16sdtfl="http://schemas.microsoft.com/office/word/2024/wordml/sdtformatlock" xmlns:w16se="http://schemas.microsoft.com/office/word/2015/wordml/symex" xmlns:wpg="http://schemas.microsoft.com/office/word/2010/wordprocessingGroup" xmlns:wpi="http://schemas.microsoft.com/office/word/2010/wordprocessingInk" xmlns:wne="http://schemas.microsoft.com/office/word/2006/wordml" xmlns:wps="http://schemas.microsoft.com/office/word/2010/wordprocessingShape" mc:Ignorable="w14 w15 w16se w16cid w16 w16cex w16sdtdh w16sdtfl w16du wp14">
   <w:abstractNum w:abstractNumId="0" w15:restartNumberingAfterBreak="0">
-    <w:nsid w:val="016946AC"/>
+    <w:nsid w:val="067575EA"/>
     <w:multiLevelType w:val="multilevel"/>
-    <w:tmpl w:val="F11EB456"/>
+    <w:tmpl w:val="ADE84968"/>
     <w:lvl w:ilvl="0">
       <w:start w:val="1"/>
       <w:numFmt w:val="bullet"/>
@@ -47380,9 +47596,122 @@
     </w:lvl>
   </w:abstractNum>
   <w:abstractNum w:abstractNumId="1" w15:restartNumberingAfterBreak="0">
-    <w:nsid w:val="084F60D8"/>
+    <w:nsid w:val="0B8D49A8"/>
     <w:multiLevelType w:val="multilevel"/>
-    <w:tmpl w:val="FBCC6F8A"/>
+    <w:tmpl w:val="AF98F57E"/>
+    <w:lvl w:ilvl="0">
+      <w:start w:val="1"/>
+      <w:numFmt w:val="decimal"/>
+      <w:lvlText w:val="%1."/>
+      <w:lvlJc w:val="left"/>
+      <w:pPr>
+        <w:tabs>
+          <w:tab w:val="num" w:pos="720"/>
+        </w:tabs>
+        <w:ind w:left="720" w:hanging="360"/>
+      </w:pPr>
+    </w:lvl>
+    <w:lvl w:ilvl="1" w:tentative="1">
+      <w:start w:val="1"/>
+      <w:numFmt w:val="decimal"/>
+      <w:lvlText w:val="%2."/>
+      <w:lvlJc w:val="left"/>
+      <w:pPr>
+        <w:tabs>
+          <w:tab w:val="num" w:pos="1440"/>
+        </w:tabs>
+        <w:ind w:left="1440" w:hanging="360"/>
+      </w:pPr>
+    </w:lvl>
+    <w:lvl w:ilvl="2" w:tentative="1">
+      <w:start w:val="1"/>
+      <w:numFmt w:val="decimal"/>
+      <w:lvlText w:val="%3."/>
+      <w:lvlJc w:val="left"/>
+      <w:pPr>
+        <w:tabs>
+          <w:tab w:val="num" w:pos="2160"/>
+        </w:tabs>
+        <w:ind w:left="2160" w:hanging="360"/>
+      </w:pPr>
+    </w:lvl>
+    <w:lvl w:ilvl="3" w:tentative="1">
+      <w:start w:val="1"/>
+      <w:numFmt w:val="decimal"/>
+      <w:lvlText w:val="%4."/>
+      <w:lvlJc w:val="left"/>
+      <w:pPr>
+        <w:tabs>
+          <w:tab w:val="num" w:pos="2880"/>
+        </w:tabs>
+        <w:ind w:left="2880" w:hanging="360"/>
+      </w:pPr>
+    </w:lvl>
+    <w:lvl w:ilvl="4" w:tentative="1">
+      <w:start w:val="1"/>
+      <w:numFmt w:val="decimal"/>
+      <w:lvlText w:val="%5."/>
+      <w:lvlJc w:val="left"/>
+      <w:pPr>
+        <w:tabs>
+          <w:tab w:val="num" w:pos="3600"/>
+        </w:tabs>
+        <w:ind w:left="3600" w:hanging="360"/>
+      </w:pPr>
+    </w:lvl>
+    <w:lvl w:ilvl="5" w:tentative="1">
+      <w:start w:val="1"/>
+      <w:numFmt w:val="decimal"/>
+      <w:lvlText w:val="%6."/>
+      <w:lvlJc w:val="left"/>
+      <w:pPr>
+        <w:tabs>
+          <w:tab w:val="num" w:pos="4320"/>
+        </w:tabs>
+        <w:ind w:left="4320" w:hanging="360"/>
+      </w:pPr>
+    </w:lvl>
+    <w:lvl w:ilvl="6" w:tentative="1">
+      <w:start w:val="1"/>
+      <w:numFmt w:val="decimal"/>
+      <w:lvlText w:val="%7."/>
+      <w:lvlJc w:val="left"/>
+      <w:pPr>
+        <w:tabs>
+          <w:tab w:val="num" w:pos="5040"/>
+        </w:tabs>
+        <w:ind w:left="5040" w:hanging="360"/>
+      </w:pPr>
+    </w:lvl>
+    <w:lvl w:ilvl="7" w:tentative="1">
+      <w:start w:val="1"/>
+      <w:numFmt w:val="decimal"/>
+      <w:lvlText w:val="%8."/>
+      <w:lvlJc w:val="left"/>
+      <w:pPr>
+        <w:tabs>
+          <w:tab w:val="num" w:pos="5760"/>
+        </w:tabs>
+        <w:ind w:left="5760" w:hanging="360"/>
+      </w:pPr>
+    </w:lvl>
+    <w:lvl w:ilvl="8" w:tentative="1">
+      <w:start w:val="1"/>
+      <w:numFmt w:val="decimal"/>
+      <w:lvlText w:val="%9."/>
+      <w:lvlJc w:val="left"/>
+      <w:pPr>
+        <w:tabs>
+          <w:tab w:val="num" w:pos="6480"/>
+        </w:tabs>
+        <w:ind w:left="6480" w:hanging="360"/>
+      </w:pPr>
+    </w:lvl>
+  </w:abstractNum>
+  <w:abstractNum w:abstractNumId="2" w15:restartNumberingAfterBreak="0">
+    <w:nsid w:val="197B4392"/>
+    <w:multiLevelType w:val="multilevel"/>
+    <w:tmpl w:val="FA4C020C"/>
     <w:lvl w:ilvl="0">
       <w:start w:val="1"/>
       <w:numFmt w:val="bullet"/>
@@ -47528,123 +47857,10 @@
       </w:rPr>
     </w:lvl>
   </w:abstractNum>
-  <w:abstractNum w:abstractNumId="2" w15:restartNumberingAfterBreak="0">
-    <w:nsid w:val="0BC07BA7"/>
+  <w:abstractNum w:abstractNumId="3" w15:restartNumberingAfterBreak="0">
+    <w:nsid w:val="212302DD"/>
     <w:multiLevelType w:val="multilevel"/>
-    <w:tmpl w:val="E65E426E"/>
-    <w:lvl w:ilvl="0">
-      <w:start w:val="1"/>
-      <w:numFmt w:val="decimal"/>
-      <w:lvlText w:val="%1."/>
-      <w:lvlJc w:val="left"/>
-      <w:pPr>
-        <w:tabs>
-          <w:tab w:val="num" w:pos="720"/>
-        </w:tabs>
-        <w:ind w:left="720" w:hanging="360"/>
-      </w:pPr>
-    </w:lvl>
-    <w:lvl w:ilvl="1" w:tentative="1">
-      <w:start w:val="1"/>
-      <w:numFmt w:val="decimal"/>
-      <w:lvlText w:val="%2."/>
-      <w:lvlJc w:val="left"/>
-      <w:pPr>
-        <w:tabs>
-          <w:tab w:val="num" w:pos="1440"/>
-        </w:tabs>
-        <w:ind w:left="1440" w:hanging="360"/>
-      </w:pPr>
-    </w:lvl>
-    <w:lvl w:ilvl="2" w:tentative="1">
-      <w:start w:val="1"/>
-      <w:numFmt w:val="decimal"/>
-      <w:lvlText w:val="%3."/>
-      <w:lvlJc w:val="left"/>
-      <w:pPr>
-        <w:tabs>
-          <w:tab w:val="num" w:pos="2160"/>
-        </w:tabs>
-        <w:ind w:left="2160" w:hanging="360"/>
-      </w:pPr>
-    </w:lvl>
-    <w:lvl w:ilvl="3" w:tentative="1">
-      <w:start w:val="1"/>
-      <w:numFmt w:val="decimal"/>
-      <w:lvlText w:val="%4."/>
-      <w:lvlJc w:val="left"/>
-      <w:pPr>
-        <w:tabs>
-          <w:tab w:val="num" w:pos="2880"/>
-        </w:tabs>
-        <w:ind w:left="2880" w:hanging="360"/>
-      </w:pPr>
-    </w:lvl>
-    <w:lvl w:ilvl="4" w:tentative="1">
-      <w:start w:val="1"/>
-      <w:numFmt w:val="decimal"/>
-      <w:lvlText w:val="%5."/>
-      <w:lvlJc w:val="left"/>
-      <w:pPr>
-        <w:tabs>
-          <w:tab w:val="num" w:pos="3600"/>
-        </w:tabs>
-        <w:ind w:left="3600" w:hanging="360"/>
-      </w:pPr>
-    </w:lvl>
-    <w:lvl w:ilvl="5" w:tentative="1">
-      <w:start w:val="1"/>
-      <w:numFmt w:val="decimal"/>
-      <w:lvlText w:val="%6."/>
-      <w:lvlJc w:val="left"/>
-      <w:pPr>
-        <w:tabs>
-          <w:tab w:val="num" w:pos="4320"/>
-        </w:tabs>
-        <w:ind w:left="4320" w:hanging="360"/>
-      </w:pPr>
-    </w:lvl>
-    <w:lvl w:ilvl="6" w:tentative="1">
-      <w:start w:val="1"/>
-      <w:numFmt w:val="decimal"/>
-      <w:lvlText w:val="%7."/>
-      <w:lvlJc w:val="left"/>
-      <w:pPr>
-        <w:tabs>
-          <w:tab w:val="num" w:pos="5040"/>
-        </w:tabs>
-        <w:ind w:left="5040" w:hanging="360"/>
-      </w:pPr>
-    </w:lvl>
-    <w:lvl w:ilvl="7" w:tentative="1">
-      <w:start w:val="1"/>
-      <w:numFmt w:val="decimal"/>
-      <w:lvlText w:val="%8."/>
-      <w:lvlJc w:val="left"/>
-      <w:pPr>
-        <w:tabs>
-          <w:tab w:val="num" w:pos="5760"/>
-        </w:tabs>
-        <w:ind w:left="5760" w:hanging="360"/>
-      </w:pPr>
-    </w:lvl>
-    <w:lvl w:ilvl="8" w:tentative="1">
-      <w:start w:val="1"/>
-      <w:numFmt w:val="decimal"/>
-      <w:lvlText w:val="%9."/>
-      <w:lvlJc w:val="left"/>
-      <w:pPr>
-        <w:tabs>
-          <w:tab w:val="num" w:pos="6480"/>
-        </w:tabs>
-        <w:ind w:left="6480" w:hanging="360"/>
-      </w:pPr>
-    </w:lvl>
-  </w:abstractNum>
-  <w:abstractNum w:abstractNumId="3" w15:restartNumberingAfterBreak="0">
-    <w:nsid w:val="0E34039F"/>
-    <w:multiLevelType w:val="multilevel"/>
-    <w:tmpl w:val="1F4C3222"/>
+    <w:tmpl w:val="18327E7E"/>
     <w:lvl w:ilvl="0">
       <w:start w:val="1"/>
       <w:numFmt w:val="bullet"/>
@@ -47791,122 +48007,9 @@
     </w:lvl>
   </w:abstractNum>
   <w:abstractNum w:abstractNumId="4" w15:restartNumberingAfterBreak="0">
-    <w:nsid w:val="249E0977"/>
+    <w:nsid w:val="55FC7673"/>
     <w:multiLevelType w:val="multilevel"/>
-    <w:tmpl w:val="BA54A760"/>
-    <w:lvl w:ilvl="0">
-      <w:start w:val="1"/>
-      <w:numFmt w:val="decimal"/>
-      <w:lvlText w:val="%1."/>
-      <w:lvlJc w:val="left"/>
-      <w:pPr>
-        <w:tabs>
-          <w:tab w:val="num" w:pos="720"/>
-        </w:tabs>
-        <w:ind w:left="720" w:hanging="360"/>
-      </w:pPr>
-    </w:lvl>
-    <w:lvl w:ilvl="1" w:tentative="1">
-      <w:start w:val="1"/>
-      <w:numFmt w:val="decimal"/>
-      <w:lvlText w:val="%2."/>
-      <w:lvlJc w:val="left"/>
-      <w:pPr>
-        <w:tabs>
-          <w:tab w:val="num" w:pos="1440"/>
-        </w:tabs>
-        <w:ind w:left="1440" w:hanging="360"/>
-      </w:pPr>
-    </w:lvl>
-    <w:lvl w:ilvl="2" w:tentative="1">
-      <w:start w:val="1"/>
-      <w:numFmt w:val="decimal"/>
-      <w:lvlText w:val="%3."/>
-      <w:lvlJc w:val="left"/>
-      <w:pPr>
-        <w:tabs>
-          <w:tab w:val="num" w:pos="2160"/>
-        </w:tabs>
-        <w:ind w:left="2160" w:hanging="360"/>
-      </w:pPr>
-    </w:lvl>
-    <w:lvl w:ilvl="3" w:tentative="1">
-      <w:start w:val="1"/>
-      <w:numFmt w:val="decimal"/>
-      <w:lvlText w:val="%4."/>
-      <w:lvlJc w:val="left"/>
-      <w:pPr>
-        <w:tabs>
-          <w:tab w:val="num" w:pos="2880"/>
-        </w:tabs>
-        <w:ind w:left="2880" w:hanging="360"/>
-      </w:pPr>
-    </w:lvl>
-    <w:lvl w:ilvl="4" w:tentative="1">
-      <w:start w:val="1"/>
-      <w:numFmt w:val="decimal"/>
-      <w:lvlText w:val="%5."/>
-      <w:lvlJc w:val="left"/>
-      <w:pPr>
-        <w:tabs>
-          <w:tab w:val="num" w:pos="3600"/>
-        </w:tabs>
-        <w:ind w:left="3600" w:hanging="360"/>
-      </w:pPr>
-    </w:lvl>
-    <w:lvl w:ilvl="5" w:tentative="1">
-      <w:start w:val="1"/>
-      <w:numFmt w:val="decimal"/>
-      <w:lvlText w:val="%6."/>
-      <w:lvlJc w:val="left"/>
-      <w:pPr>
-        <w:tabs>
-          <w:tab w:val="num" w:pos="4320"/>
-        </w:tabs>
-        <w:ind w:left="4320" w:hanging="360"/>
-      </w:pPr>
-    </w:lvl>
-    <w:lvl w:ilvl="6" w:tentative="1">
-      <w:start w:val="1"/>
-      <w:numFmt w:val="decimal"/>
-      <w:lvlText w:val="%7."/>
-      <w:lvlJc w:val="left"/>
-      <w:pPr>
-        <w:tabs>
-          <w:tab w:val="num" w:pos="5040"/>
-        </w:tabs>
-        <w:ind w:left="5040" w:hanging="360"/>
-      </w:pPr>
-    </w:lvl>
-    <w:lvl w:ilvl="7" w:tentative="1">
-      <w:start w:val="1"/>
-      <w:numFmt w:val="decimal"/>
-      <w:lvlText w:val="%8."/>
-      <w:lvlJc w:val="left"/>
-      <w:pPr>
-        <w:tabs>
-          <w:tab w:val="num" w:pos="5760"/>
-        </w:tabs>
-        <w:ind w:left="5760" w:hanging="360"/>
-      </w:pPr>
-    </w:lvl>
-    <w:lvl w:ilvl="8" w:tentative="1">
-      <w:start w:val="1"/>
-      <w:numFmt w:val="decimal"/>
-      <w:lvlText w:val="%9."/>
-      <w:lvlJc w:val="left"/>
-      <w:pPr>
-        <w:tabs>
-          <w:tab w:val="num" w:pos="6480"/>
-        </w:tabs>
-        <w:ind w:left="6480" w:hanging="360"/>
-      </w:pPr>
-    </w:lvl>
-  </w:abstractNum>
-  <w:abstractNum w:abstractNumId="5" w15:restartNumberingAfterBreak="0">
-    <w:nsid w:val="367D0BF2"/>
-    <w:multiLevelType w:val="multilevel"/>
-    <w:tmpl w:val="C6B0CBEA"/>
+    <w:tmpl w:val="F5FEB320"/>
     <w:lvl w:ilvl="0">
       <w:start w:val="1"/>
       <w:numFmt w:val="bullet"/>
@@ -48052,10 +48155,123 @@
       </w:rPr>
     </w:lvl>
   </w:abstractNum>
+  <w:abstractNum w:abstractNumId="5" w15:restartNumberingAfterBreak="0">
+    <w:nsid w:val="6413790C"/>
+    <w:multiLevelType w:val="multilevel"/>
+    <w:tmpl w:val="105E2C4E"/>
+    <w:lvl w:ilvl="0">
+      <w:start w:val="1"/>
+      <w:numFmt w:val="decimal"/>
+      <w:lvlText w:val="%1."/>
+      <w:lvlJc w:val="left"/>
+      <w:pPr>
+        <w:tabs>
+          <w:tab w:val="num" w:pos="720"/>
+        </w:tabs>
+        <w:ind w:left="720" w:hanging="360"/>
+      </w:pPr>
+    </w:lvl>
+    <w:lvl w:ilvl="1" w:tentative="1">
+      <w:start w:val="1"/>
+      <w:numFmt w:val="decimal"/>
+      <w:lvlText w:val="%2."/>
+      <w:lvlJc w:val="left"/>
+      <w:pPr>
+        <w:tabs>
+          <w:tab w:val="num" w:pos="1440"/>
+        </w:tabs>
+        <w:ind w:left="1440" w:hanging="360"/>
+      </w:pPr>
+    </w:lvl>
+    <w:lvl w:ilvl="2" w:tentative="1">
+      <w:start w:val="1"/>
+      <w:numFmt w:val="decimal"/>
+      <w:lvlText w:val="%3."/>
+      <w:lvlJc w:val="left"/>
+      <w:pPr>
+        <w:tabs>
+          <w:tab w:val="num" w:pos="2160"/>
+        </w:tabs>
+        <w:ind w:left="2160" w:hanging="360"/>
+      </w:pPr>
+    </w:lvl>
+    <w:lvl w:ilvl="3" w:tentative="1">
+      <w:start w:val="1"/>
+      <w:numFmt w:val="decimal"/>
+      <w:lvlText w:val="%4."/>
+      <w:lvlJc w:val="left"/>
+      <w:pPr>
+        <w:tabs>
+          <w:tab w:val="num" w:pos="2880"/>
+        </w:tabs>
+        <w:ind w:left="2880" w:hanging="360"/>
+      </w:pPr>
+    </w:lvl>
+    <w:lvl w:ilvl="4" w:tentative="1">
+      <w:start w:val="1"/>
+      <w:numFmt w:val="decimal"/>
+      <w:lvlText w:val="%5."/>
+      <w:lvlJc w:val="left"/>
+      <w:pPr>
+        <w:tabs>
+          <w:tab w:val="num" w:pos="3600"/>
+        </w:tabs>
+        <w:ind w:left="3600" w:hanging="360"/>
+      </w:pPr>
+    </w:lvl>
+    <w:lvl w:ilvl="5" w:tentative="1">
+      <w:start w:val="1"/>
+      <w:numFmt w:val="decimal"/>
+      <w:lvlText w:val="%6."/>
+      <w:lvlJc w:val="left"/>
+      <w:pPr>
+        <w:tabs>
+          <w:tab w:val="num" w:pos="4320"/>
+        </w:tabs>
+        <w:ind w:left="4320" w:hanging="360"/>
+      </w:pPr>
+    </w:lvl>
+    <w:lvl w:ilvl="6" w:tentative="1">
+      <w:start w:val="1"/>
+      <w:numFmt w:val="decimal"/>
+      <w:lvlText w:val="%7."/>
+      <w:lvlJc w:val="left"/>
+      <w:pPr>
+        <w:tabs>
+          <w:tab w:val="num" w:pos="5040"/>
+        </w:tabs>
+        <w:ind w:left="5040" w:hanging="360"/>
+      </w:pPr>
+    </w:lvl>
+    <w:lvl w:ilvl="7" w:tentative="1">
+      <w:start w:val="1"/>
+      <w:numFmt w:val="decimal"/>
+      <w:lvlText w:val="%8."/>
+      <w:lvlJc w:val="left"/>
+      <w:pPr>
+        <w:tabs>
+          <w:tab w:val="num" w:pos="5760"/>
+        </w:tabs>
+        <w:ind w:left="5760" w:hanging="360"/>
+      </w:pPr>
+    </w:lvl>
+    <w:lvl w:ilvl="8" w:tentative="1">
+      <w:start w:val="1"/>
+      <w:numFmt w:val="decimal"/>
+      <w:lvlText w:val="%9."/>
+      <w:lvlJc w:val="left"/>
+      <w:pPr>
+        <w:tabs>
+          <w:tab w:val="num" w:pos="6480"/>
+        </w:tabs>
+        <w:ind w:left="6480" w:hanging="360"/>
+      </w:pPr>
+    </w:lvl>
+  </w:abstractNum>
   <w:abstractNum w:abstractNumId="6" w15:restartNumberingAfterBreak="0">
-    <w:nsid w:val="58796F98"/>
+    <w:nsid w:val="643801DE"/>
     <w:multiLevelType w:val="multilevel"/>
-    <w:tmpl w:val="C8308838"/>
+    <w:tmpl w:val="7F3202B2"/>
     <w:lvl w:ilvl="0">
       <w:start w:val="1"/>
       <w:numFmt w:val="bullet"/>
@@ -48201,25 +48417,25 @@
       </w:rPr>
     </w:lvl>
   </w:abstractNum>
-  <w:num w:numId="1" w16cid:durableId="1699697607">
+  <w:num w:numId="1" w16cid:durableId="1109281517">
+    <w:abstractNumId w:val="1"/>
+  </w:num>
+  <w:num w:numId="2" w16cid:durableId="1125582216">
+    <w:abstractNumId w:val="4"/>
+  </w:num>
+  <w:num w:numId="3" w16cid:durableId="233667251">
+    <w:abstractNumId w:val="5"/>
+  </w:num>
+  <w:num w:numId="4" w16cid:durableId="1423913093">
+    <w:abstractNumId w:val="0"/>
+  </w:num>
+  <w:num w:numId="5" w16cid:durableId="513962124">
+    <w:abstractNumId w:val="3"/>
+  </w:num>
+  <w:num w:numId="6" w16cid:durableId="37977515">
     <w:abstractNumId w:val="2"/>
   </w:num>
-  <w:num w:numId="2" w16cid:durableId="1338650183">
-    <w:abstractNumId w:val="3"/>
-  </w:num>
-  <w:num w:numId="3" w16cid:durableId="1013603315">
-    <w:abstractNumId w:val="4"/>
-  </w:num>
-  <w:num w:numId="4" w16cid:durableId="1323434016">
-    <w:abstractNumId w:val="1"/>
-  </w:num>
-  <w:num w:numId="5" w16cid:durableId="1626621281">
-    <w:abstractNumId w:val="0"/>
-  </w:num>
-  <w:num w:numId="6" w16cid:durableId="807665799">
-    <w:abstractNumId w:val="5"/>
-  </w:num>
-  <w:num w:numId="7" w16cid:durableId="916598845">
+  <w:num w:numId="7" w16cid:durableId="1844202084">
     <w:abstractNumId w:val="6"/>
   </w:num>
 </w:numbering>
@@ -48977,7 +49193,7 @@
     <w:link w:val="HeaderChar"/>
     <w:uiPriority w:val="99"/>
     <w:unhideWhenUsed/>
-    <w:rsid w:val="00E47CC8"/>
+    <w:rsid w:val="00FB7031"/>
     <w:pPr>
       <w:tabs>
         <w:tab w:val="center" w:pos="4680"/>
@@ -48990,7 +49206,7 @@
     <w:basedOn w:val="DefaultParagraphFont"/>
     <w:link w:val="Header"/>
     <w:uiPriority w:val="99"/>
-    <w:rsid w:val="00E47CC8"/>
+    <w:rsid w:val="00FB7031"/>
     <w:rPr>
       <w:rFonts w:eastAsiaTheme="minorEastAsia"/>
       <w:sz w:val="24"/>
@@ -49003,7 +49219,7 @@
     <w:link w:val="FooterChar"/>
     <w:uiPriority w:val="99"/>
     <w:unhideWhenUsed/>
-    <w:rsid w:val="00E47CC8"/>
+    <w:rsid w:val="00FB7031"/>
     <w:pPr>
       <w:tabs>
         <w:tab w:val="center" w:pos="4680"/>
@@ -49016,7 +49232,7 @@
     <w:basedOn w:val="DefaultParagraphFont"/>
     <w:link w:val="Footer"/>
     <w:uiPriority w:val="99"/>
-    <w:rsid w:val="00E47CC8"/>
+    <w:rsid w:val="00FB7031"/>
     <w:rPr>
       <w:rFonts w:eastAsiaTheme="minorEastAsia"/>
       <w:sz w:val="24"/>
@@ -49029,7 +49245,7 @@
     <w:uiPriority w:val="99"/>
     <w:semiHidden/>
     <w:unhideWhenUsed/>
-    <w:rsid w:val="00E47CC8"/>
+    <w:rsid w:val="00FB7031"/>
   </w:style>
   <w:style w:type="character" w:styleId="Hyperlink">
     <w:name w:val="Hyperlink"/>
@@ -49037,7 +49253,7 @@
     <w:uiPriority w:val="99"/>
     <w:semiHidden/>
     <w:unhideWhenUsed/>
-    <w:rsid w:val="00E47CC8"/>
+    <w:rsid w:val="00FB7031"/>
     <w:rPr>
       <w:color w:val="auto"/>
       <w:u w:val="single"/>
@@ -49050,7 +49266,7 @@
     <w:autoRedefine/>
     <w:uiPriority w:val="39"/>
     <w:unhideWhenUsed/>
-    <w:rsid w:val="00E47CC8"/>
+    <w:rsid w:val="00FB7031"/>
     <w:pPr>
       <w:spacing w:after="100" w:line="360" w:lineRule="auto"/>
     </w:pPr>
@@ -49062,7 +49278,7 @@
     <w:autoRedefine/>
     <w:uiPriority w:val="39"/>
     <w:unhideWhenUsed/>
-    <w:rsid w:val="00E47CC8"/>
+    <w:rsid w:val="00FB7031"/>
     <w:pPr>
       <w:spacing w:after="100" w:line="360" w:lineRule="auto"/>
       <w:ind w:left="240"/>
@@ -49076,7 +49292,7 @@
     <w:uiPriority w:val="39"/>
     <w:semiHidden/>
     <w:unhideWhenUsed/>
-    <w:rsid w:val="00E47CC8"/>
+    <w:rsid w:val="00FB7031"/>
     <w:pPr>
       <w:spacing w:after="100" w:line="360" w:lineRule="auto"/>
       <w:ind w:left="480"/>

--- a/gem_expert/docs/Gemstone_Identification_Assistant_Report.docx
+++ b/gem_expert/docs/Gemstone_Identification_Assistant_Report.docx
@@ -145,7 +145,7 @@
         </w:rPr>
         <w:br w:type="page"/>
       </w:r>
-      <w:bookmarkStart w:id="0" w:name="_Toc241603496"/>
+      <w:bookmarkStart w:id="0" w:name="_Toc241604124"/>
       <w:r>
         <w:rPr>
           <w:rFonts w:eastAsia="Times New Roman"/>
@@ -285,7 +285,7 @@
         <w:rPr>
           <w:noProof/>
         </w:rPr>
-        <w:instrText xml:space="preserve"> PAGEREF _Toc241603496 \h </w:instrText>
+        <w:instrText xml:space="preserve"> PAGEREF _Toc241604124 \h </w:instrText>
       </w:r>
       <w:r>
         <w:rPr>
@@ -347,7 +347,7 @@
         <w:rPr>
           <w:noProof/>
         </w:rPr>
-        <w:instrText xml:space="preserve"> PAGEREF _Toc241603497 \h </w:instrText>
+        <w:instrText xml:space="preserve"> PAGEREF _Toc241604125 \h </w:instrText>
       </w:r>
       <w:r>
         <w:rPr>
@@ -409,7 +409,7 @@
         <w:rPr>
           <w:noProof/>
         </w:rPr>
-        <w:instrText xml:space="preserve"> PAGEREF _Toc241603498 \h </w:instrText>
+        <w:instrText xml:space="preserve"> PAGEREF _Toc241604126 \h </w:instrText>
       </w:r>
       <w:r>
         <w:rPr>
@@ -471,7 +471,7 @@
         <w:rPr>
           <w:noProof/>
         </w:rPr>
-        <w:instrText xml:space="preserve"> PAGEREF _Toc241603499 \h </w:instrText>
+        <w:instrText xml:space="preserve"> PAGEREF _Toc241604127 \h </w:instrText>
       </w:r>
       <w:r>
         <w:rPr>
@@ -533,7 +533,7 @@
         <w:rPr>
           <w:noProof/>
         </w:rPr>
-        <w:instrText xml:space="preserve"> PAGEREF _Toc241603500 \h </w:instrText>
+        <w:instrText xml:space="preserve"> PAGEREF _Toc241604128 \h </w:instrText>
       </w:r>
       <w:r>
         <w:rPr>
@@ -595,7 +595,7 @@
         <w:rPr>
           <w:noProof/>
         </w:rPr>
-        <w:instrText xml:space="preserve"> PAGEREF _Toc241603501 \h </w:instrText>
+        <w:instrText xml:space="preserve"> PAGEREF _Toc241604129 \h </w:instrText>
       </w:r>
       <w:r>
         <w:rPr>
@@ -657,7 +657,7 @@
         <w:rPr>
           <w:noProof/>
         </w:rPr>
-        <w:instrText xml:space="preserve"> PAGEREF _Toc241603502 \h </w:instrText>
+        <w:instrText xml:space="preserve"> PAGEREF _Toc241604130 \h </w:instrText>
       </w:r>
       <w:r>
         <w:rPr>
@@ -719,7 +719,7 @@
         <w:rPr>
           <w:noProof/>
         </w:rPr>
-        <w:instrText xml:space="preserve"> PAGEREF _Toc241603503 \h </w:instrText>
+        <w:instrText xml:space="preserve"> PAGEREF _Toc241604131 \h </w:instrText>
       </w:r>
       <w:r>
         <w:rPr>
@@ -781,7 +781,7 @@
         <w:rPr>
           <w:noProof/>
         </w:rPr>
-        <w:instrText xml:space="preserve"> PAGEREF _Toc241603504 \h </w:instrText>
+        <w:instrText xml:space="preserve"> PAGEREF _Toc241604132 \h </w:instrText>
       </w:r>
       <w:r>
         <w:rPr>
@@ -843,7 +843,7 @@
         <w:rPr>
           <w:noProof/>
         </w:rPr>
-        <w:instrText xml:space="preserve"> PAGEREF _Toc241603505 \h </w:instrText>
+        <w:instrText xml:space="preserve"> PAGEREF _Toc241604133 \h </w:instrText>
       </w:r>
       <w:r>
         <w:rPr>
@@ -905,7 +905,7 @@
         <w:rPr>
           <w:noProof/>
         </w:rPr>
-        <w:instrText xml:space="preserve"> PAGEREF _Toc241603506 \h </w:instrText>
+        <w:instrText xml:space="preserve"> PAGEREF _Toc241604134 \h </w:instrText>
       </w:r>
       <w:r>
         <w:rPr>
@@ -967,7 +967,7 @@
         <w:rPr>
           <w:noProof/>
         </w:rPr>
-        <w:instrText xml:space="preserve"> PAGEREF _Toc241603507 \h </w:instrText>
+        <w:instrText xml:space="preserve"> PAGEREF _Toc241604135 \h </w:instrText>
       </w:r>
       <w:r>
         <w:rPr>
@@ -1029,7 +1029,7 @@
         <w:rPr>
           <w:noProof/>
         </w:rPr>
-        <w:instrText xml:space="preserve"> PAGEREF _Toc241603508 \h </w:instrText>
+        <w:instrText xml:space="preserve"> PAGEREF _Toc241604136 \h </w:instrText>
       </w:r>
       <w:r>
         <w:rPr>
@@ -1091,7 +1091,7 @@
         <w:rPr>
           <w:noProof/>
         </w:rPr>
-        <w:instrText xml:space="preserve"> PAGEREF _Toc241603509 \h </w:instrText>
+        <w:instrText xml:space="preserve"> PAGEREF _Toc241604137 \h </w:instrText>
       </w:r>
       <w:r>
         <w:rPr>
@@ -1153,7 +1153,7 @@
         <w:rPr>
           <w:noProof/>
         </w:rPr>
-        <w:instrText xml:space="preserve"> PAGEREF _Toc241603510 \h </w:instrText>
+        <w:instrText xml:space="preserve"> PAGEREF _Toc241604138 \h </w:instrText>
       </w:r>
       <w:r>
         <w:rPr>
@@ -1215,7 +1215,7 @@
         <w:rPr>
           <w:noProof/>
         </w:rPr>
-        <w:instrText xml:space="preserve"> PAGEREF _Toc241603511 \h </w:instrText>
+        <w:instrText xml:space="preserve"> PAGEREF _Toc241604139 \h </w:instrText>
       </w:r>
       <w:r>
         <w:rPr>
@@ -1277,7 +1277,7 @@
         <w:rPr>
           <w:noProof/>
         </w:rPr>
-        <w:instrText xml:space="preserve"> PAGEREF _Toc241603512 \h </w:instrText>
+        <w:instrText xml:space="preserve"> PAGEREF _Toc241604140 \h </w:instrText>
       </w:r>
       <w:r>
         <w:rPr>
@@ -1339,7 +1339,7 @@
         <w:rPr>
           <w:noProof/>
         </w:rPr>
-        <w:instrText xml:space="preserve"> PAGEREF _Toc241603513 \h </w:instrText>
+        <w:instrText xml:space="preserve"> PAGEREF _Toc241604141 \h </w:instrText>
       </w:r>
       <w:r>
         <w:rPr>
@@ -1401,7 +1401,7 @@
         <w:rPr>
           <w:noProof/>
         </w:rPr>
-        <w:instrText xml:space="preserve"> PAGEREF _Toc241603514 \h </w:instrText>
+        <w:instrText xml:space="preserve"> PAGEREF _Toc241604142 \h </w:instrText>
       </w:r>
       <w:r>
         <w:rPr>
@@ -1463,7 +1463,7 @@
         <w:rPr>
           <w:noProof/>
         </w:rPr>
-        <w:instrText xml:space="preserve"> PAGEREF _Toc241603515 \h </w:instrText>
+        <w:instrText xml:space="preserve"> PAGEREF _Toc241604143 \h </w:instrText>
       </w:r>
       <w:r>
         <w:rPr>
@@ -1525,7 +1525,7 @@
         <w:rPr>
           <w:noProof/>
         </w:rPr>
-        <w:instrText xml:space="preserve"> PAGEREF _Toc241603516 \h </w:instrText>
+        <w:instrText xml:space="preserve"> PAGEREF _Toc241604144 \h </w:instrText>
       </w:r>
       <w:r>
         <w:rPr>
@@ -1587,7 +1587,7 @@
         <w:rPr>
           <w:noProof/>
         </w:rPr>
-        <w:instrText xml:space="preserve"> PAGEREF _Toc241603517 \h </w:instrText>
+        <w:instrText xml:space="preserve"> PAGEREF _Toc241604145 \h </w:instrText>
       </w:r>
       <w:r>
         <w:rPr>
@@ -1649,7 +1649,7 @@
         <w:rPr>
           <w:noProof/>
         </w:rPr>
-        <w:instrText xml:space="preserve"> PAGEREF _Toc241603518 \h </w:instrText>
+        <w:instrText xml:space="preserve"> PAGEREF _Toc241604146 \h </w:instrText>
       </w:r>
       <w:r>
         <w:rPr>
@@ -1711,7 +1711,7 @@
         <w:rPr>
           <w:noProof/>
         </w:rPr>
-        <w:instrText xml:space="preserve"> PAGEREF _Toc241603519 \h </w:instrText>
+        <w:instrText xml:space="preserve"> PAGEREF _Toc241604147 \h </w:instrText>
       </w:r>
       <w:r>
         <w:rPr>
@@ -1773,7 +1773,7 @@
         <w:rPr>
           <w:noProof/>
         </w:rPr>
-        <w:instrText xml:space="preserve"> PAGEREF _Toc241603520 \h </w:instrText>
+        <w:instrText xml:space="preserve"> PAGEREF _Toc241604148 \h </w:instrText>
       </w:r>
       <w:r>
         <w:rPr>
@@ -1835,7 +1835,7 @@
         <w:rPr>
           <w:noProof/>
         </w:rPr>
-        <w:instrText xml:space="preserve"> PAGEREF _Toc241603521 \h </w:instrText>
+        <w:instrText xml:space="preserve"> PAGEREF _Toc241604149 \h </w:instrText>
       </w:r>
       <w:r>
         <w:rPr>
@@ -1898,7 +1898,7 @@
         <w:rPr>
           <w:noProof/>
         </w:rPr>
-        <w:instrText xml:space="preserve"> PAGEREF _Toc241603522 \h </w:instrText>
+        <w:instrText xml:space="preserve"> PAGEREF _Toc241604150 \h </w:instrText>
       </w:r>
       <w:r>
         <w:rPr>
@@ -1960,7 +1960,7 @@
         <w:rPr>
           <w:noProof/>
         </w:rPr>
-        <w:instrText xml:space="preserve"> PAGEREF _Toc241603523 \h </w:instrText>
+        <w:instrText xml:space="preserve"> PAGEREF _Toc241604151 \h </w:instrText>
       </w:r>
       <w:r>
         <w:rPr>
@@ -2022,7 +2022,7 @@
         <w:rPr>
           <w:noProof/>
         </w:rPr>
-        <w:instrText xml:space="preserve"> PAGEREF _Toc241603524 \h </w:instrText>
+        <w:instrText xml:space="preserve"> PAGEREF _Toc241604152 \h </w:instrText>
       </w:r>
       <w:r>
         <w:rPr>
@@ -2084,7 +2084,7 @@
         <w:rPr>
           <w:noProof/>
         </w:rPr>
-        <w:instrText xml:space="preserve"> PAGEREF _Toc241603525 \h </w:instrText>
+        <w:instrText xml:space="preserve"> PAGEREF _Toc241604153 \h </w:instrText>
       </w:r>
       <w:r>
         <w:rPr>
@@ -2146,7 +2146,7 @@
         <w:rPr>
           <w:noProof/>
         </w:rPr>
-        <w:instrText xml:space="preserve"> PAGEREF _Toc241603526 \h </w:instrText>
+        <w:instrText xml:space="preserve"> PAGEREF _Toc241604154 \h </w:instrText>
       </w:r>
       <w:r>
         <w:rPr>
@@ -2208,7 +2208,7 @@
         <w:rPr>
           <w:noProof/>
         </w:rPr>
-        <w:instrText xml:space="preserve"> PAGEREF _Toc241603527 \h </w:instrText>
+        <w:instrText xml:space="preserve"> PAGEREF _Toc241604155 \h </w:instrText>
       </w:r>
       <w:r>
         <w:rPr>
@@ -2270,7 +2270,7 @@
         <w:rPr>
           <w:noProof/>
         </w:rPr>
-        <w:instrText xml:space="preserve"> PAGEREF _Toc241603528 \h </w:instrText>
+        <w:instrText xml:space="preserve"> PAGEREF _Toc241604156 \h </w:instrText>
       </w:r>
       <w:r>
         <w:rPr>
@@ -2332,7 +2332,7 @@
         <w:rPr>
           <w:noProof/>
         </w:rPr>
-        <w:instrText xml:space="preserve"> PAGEREF _Toc241603529 \h </w:instrText>
+        <w:instrText xml:space="preserve"> PAGEREF _Toc241604157 \h </w:instrText>
       </w:r>
       <w:r>
         <w:rPr>
@@ -2394,7 +2394,7 @@
         <w:rPr>
           <w:noProof/>
         </w:rPr>
-        <w:instrText xml:space="preserve"> PAGEREF _Toc241603530 \h </w:instrText>
+        <w:instrText xml:space="preserve"> PAGEREF _Toc241604158 \h </w:instrText>
       </w:r>
       <w:r>
         <w:rPr>
@@ -2456,7 +2456,7 @@
         <w:rPr>
           <w:noProof/>
         </w:rPr>
-        <w:instrText xml:space="preserve"> PAGEREF _Toc241603531 \h </w:instrText>
+        <w:instrText xml:space="preserve"> PAGEREF _Toc241604159 \h </w:instrText>
       </w:r>
       <w:r>
         <w:rPr>
@@ -2518,7 +2518,7 @@
         <w:rPr>
           <w:noProof/>
         </w:rPr>
-        <w:instrText xml:space="preserve"> PAGEREF _Toc241603532 \h </w:instrText>
+        <w:instrText xml:space="preserve"> PAGEREF _Toc241604160 \h </w:instrText>
       </w:r>
       <w:r>
         <w:rPr>
@@ -2580,7 +2580,7 @@
         <w:rPr>
           <w:noProof/>
         </w:rPr>
-        <w:instrText xml:space="preserve"> PAGEREF _Toc241603533 \h </w:instrText>
+        <w:instrText xml:space="preserve"> PAGEREF _Toc241604161 \h </w:instrText>
       </w:r>
       <w:r>
         <w:rPr>
@@ -2642,7 +2642,7 @@
         <w:rPr>
           <w:noProof/>
         </w:rPr>
-        <w:instrText xml:space="preserve"> PAGEREF _Toc241603534 \h </w:instrText>
+        <w:instrText xml:space="preserve"> PAGEREF _Toc241604162 \h </w:instrText>
       </w:r>
       <w:r>
         <w:rPr>
@@ -2704,7 +2704,7 @@
         <w:rPr>
           <w:noProof/>
         </w:rPr>
-        <w:instrText xml:space="preserve"> PAGEREF _Toc241603535 \h </w:instrText>
+        <w:instrText xml:space="preserve"> PAGEREF _Toc241604163 \h </w:instrText>
       </w:r>
       <w:r>
         <w:rPr>
@@ -2766,7 +2766,7 @@
         <w:rPr>
           <w:noProof/>
         </w:rPr>
-        <w:instrText xml:space="preserve"> PAGEREF _Toc241603536 \h </w:instrText>
+        <w:instrText xml:space="preserve"> PAGEREF _Toc241604164 \h </w:instrText>
       </w:r>
       <w:r>
         <w:rPr>
@@ -2828,7 +2828,7 @@
         <w:rPr>
           <w:noProof/>
         </w:rPr>
-        <w:instrText xml:space="preserve"> PAGEREF _Toc241603537 \h </w:instrText>
+        <w:instrText xml:space="preserve"> PAGEREF _Toc241604165 \h </w:instrText>
       </w:r>
       <w:r>
         <w:rPr>
@@ -2890,7 +2890,7 @@
         <w:rPr>
           <w:noProof/>
         </w:rPr>
-        <w:instrText xml:space="preserve"> PAGEREF _Toc241603538 \h </w:instrText>
+        <w:instrText xml:space="preserve"> PAGEREF _Toc241604166 \h </w:instrText>
       </w:r>
       <w:r>
         <w:rPr>
@@ -2952,7 +2952,7 @@
         <w:rPr>
           <w:noProof/>
         </w:rPr>
-        <w:instrText xml:space="preserve"> PAGEREF _Toc241603539 \h </w:instrText>
+        <w:instrText xml:space="preserve"> PAGEREF _Toc241604167 \h </w:instrText>
       </w:r>
       <w:r>
         <w:rPr>
@@ -3014,7 +3014,7 @@
         <w:rPr>
           <w:noProof/>
         </w:rPr>
-        <w:instrText xml:space="preserve"> PAGEREF _Toc241603540 \h </w:instrText>
+        <w:instrText xml:space="preserve"> PAGEREF _Toc241604168 \h </w:instrText>
       </w:r>
       <w:r>
         <w:rPr>
@@ -3062,7 +3062,7 @@
         </w:rPr>
         <w:br w:type="page"/>
       </w:r>
-      <w:bookmarkStart w:id="1" w:name="_Toc241603497"/>
+      <w:bookmarkStart w:id="1" w:name="_Toc241604125"/>
       <w:r>
         <w:rPr>
           <w:rFonts w:eastAsia="Times New Roman"/>
@@ -3079,7 +3079,7 @@
           <w:rFonts w:eastAsia="Times New Roman"/>
         </w:rPr>
       </w:pPr>
-      <w:bookmarkStart w:id="2" w:name="_Toc241603498"/>
+      <w:bookmarkStart w:id="2" w:name="_Toc241604126"/>
       <w:r>
         <w:rPr>
           <w:rFonts w:eastAsia="Times New Roman"/>
@@ -3106,7 +3106,7 @@
           <w:rFonts w:eastAsia="Times New Roman"/>
         </w:rPr>
       </w:pPr>
-      <w:bookmarkStart w:id="3" w:name="_Toc241603499"/>
+      <w:bookmarkStart w:id="3" w:name="_Toc241604127"/>
       <w:r>
         <w:rPr>
           <w:rFonts w:eastAsia="Times New Roman"/>
@@ -3143,7 +3143,7 @@
           <w:rFonts w:eastAsia="Times New Roman"/>
         </w:rPr>
       </w:pPr>
-      <w:bookmarkStart w:id="4" w:name="_Toc241603500"/>
+      <w:bookmarkStart w:id="4" w:name="_Toc241604128"/>
       <w:r>
         <w:rPr>
           <w:rFonts w:eastAsia="Times New Roman"/>
@@ -3301,7 +3301,7 @@
           <w:rFonts w:eastAsia="Times New Roman"/>
         </w:rPr>
       </w:pPr>
-      <w:bookmarkStart w:id="5" w:name="_Toc241603501"/>
+      <w:bookmarkStart w:id="5" w:name="_Toc241604129"/>
       <w:r>
         <w:rPr>
           <w:rFonts w:eastAsia="Times New Roman"/>
@@ -3328,7 +3328,7 @@
           <w:rFonts w:eastAsia="Times New Roman"/>
         </w:rPr>
       </w:pPr>
-      <w:bookmarkStart w:id="6" w:name="_Toc241603502"/>
+      <w:bookmarkStart w:id="6" w:name="_Toc241604130"/>
       <w:r>
         <w:rPr>
           <w:rFonts w:eastAsia="Times New Roman"/>
@@ -4208,7 +4208,7 @@
           <w:rFonts w:eastAsia="Times New Roman"/>
         </w:rPr>
       </w:pPr>
-      <w:bookmarkStart w:id="7" w:name="_Toc241603503"/>
+      <w:bookmarkStart w:id="7" w:name="_Toc241604131"/>
       <w:r>
         <w:rPr>
           <w:rFonts w:eastAsia="Times New Roman"/>
@@ -4246,7 +4246,7 @@
           <w:rFonts w:eastAsia="Times New Roman"/>
         </w:rPr>
       </w:pPr>
-      <w:bookmarkStart w:id="8" w:name="_Toc241603504"/>
+      <w:bookmarkStart w:id="8" w:name="_Toc241604132"/>
       <w:r>
         <w:rPr>
           <w:rFonts w:eastAsia="Times New Roman"/>
@@ -4273,7 +4273,7 @@
           <w:noProof/>
         </w:rPr>
         <w:drawing>
-          <wp:inline distT="0" distB="0" distL="0" distR="0" wp14:anchorId="5CF7F422" wp14:editId="437B8E00">
+          <wp:inline distT="0" distB="0" distL="0" distR="0" wp14:anchorId="356853A4" wp14:editId="42A31C27">
             <wp:extent cx="5715000" cy="1272540"/>
             <wp:effectExtent l="0" t="0" r="0" b="3810"/>
             <wp:docPr id="1" name="Picture 1"/>
@@ -4338,7 +4338,7 @@
           <w:rFonts w:eastAsia="Times New Roman"/>
         </w:rPr>
       </w:pPr>
-      <w:bookmarkStart w:id="9" w:name="_Toc241603505"/>
+      <w:bookmarkStart w:id="9" w:name="_Toc241604133"/>
       <w:r>
         <w:rPr>
           <w:rFonts w:eastAsia="Times New Roman"/>
@@ -7519,7 +7519,7 @@
           <w:rFonts w:eastAsia="Times New Roman"/>
         </w:rPr>
       </w:pPr>
-      <w:bookmarkStart w:id="10" w:name="_Toc241603506"/>
+      <w:bookmarkStart w:id="10" w:name="_Toc241604134"/>
       <w:r>
         <w:rPr>
           <w:rFonts w:eastAsia="Times New Roman"/>
@@ -7812,7 +7812,7 @@
           <w:rFonts w:eastAsia="Times New Roman"/>
         </w:rPr>
       </w:pPr>
-      <w:bookmarkStart w:id="11" w:name="_Toc241603507"/>
+      <w:bookmarkStart w:id="11" w:name="_Toc241604135"/>
       <w:r>
         <w:rPr>
           <w:rFonts w:eastAsia="Times New Roman"/>
@@ -16048,21 +16048,12 @@
     </w:tbl>
     <w:p>
       <w:pPr>
-        <w:pStyle w:val="note"/>
-        <w:spacing w:before="0" w:beforeAutospacing="0" w:after="120"/>
-      </w:pPr>
-      <w:r>
-        <w:t>[Check every value and statement in Tables 2 and 3 against the cited source before submission, and adjust the source column if needed.]</w:t>
-      </w:r>
-    </w:p>
-    <w:p>
-      <w:pPr>
         <w:pStyle w:val="Heading2"/>
         <w:rPr>
           <w:rFonts w:eastAsia="Times New Roman"/>
         </w:rPr>
       </w:pPr>
-      <w:bookmarkStart w:id="12" w:name="_Toc241603508"/>
+      <w:bookmarkStart w:id="12" w:name="_Toc241604136"/>
       <w:r>
         <w:rPr>
           <w:rFonts w:eastAsia="Times New Roman"/>
@@ -16802,7 +16793,6 @@
                 <w:sz w:val="20"/>
                 <w:szCs w:val="20"/>
               </w:rPr>
-              <w:lastRenderedPageBreak/>
               <w:t>colour(Gem, C), typical_colour(Gem, C)</w:t>
             </w:r>
           </w:p>
@@ -16882,6 +16872,7 @@
                 <w:sz w:val="20"/>
                 <w:szCs w:val="20"/>
               </w:rPr>
+              <w:lastRenderedPageBreak/>
               <w:t>phenomenon(Gem, P)</w:t>
             </w:r>
           </w:p>
@@ -17575,7 +17566,7 @@
           <w:noProof/>
         </w:rPr>
         <w:drawing>
-          <wp:inline distT="0" distB="0" distL="0" distR="0" wp14:anchorId="364BD0F9" wp14:editId="6A6518F6">
+          <wp:inline distT="0" distB="0" distL="0" distR="0" wp14:anchorId="6478BC8B" wp14:editId="3BF1B46A">
             <wp:extent cx="5524500" cy="3208020"/>
             <wp:effectExtent l="0" t="0" r="0" b="0"/>
             <wp:docPr id="2" name="Picture 2"/>
@@ -18348,7 +18339,7 @@
           <w:rFonts w:eastAsia="Times New Roman"/>
         </w:rPr>
       </w:pPr>
-      <w:bookmarkStart w:id="13" w:name="_Toc241603509"/>
+      <w:bookmarkStart w:id="13" w:name="_Toc241604137"/>
       <w:r>
         <w:rPr>
           <w:rFonts w:eastAsia="Times New Roman"/>
@@ -19327,21 +19318,12 @@
     </w:p>
     <w:p>
       <w:pPr>
-        <w:pStyle w:val="note"/>
-        <w:spacing w:before="0" w:beforeAutospacing="0" w:after="120"/>
-      </w:pPr>
-      <w:r>
-        <w:t>[Be ready to justify these values in the viva; adjust them if your own reading of the sources suggests different weights.]</w:t>
-      </w:r>
-    </w:p>
-    <w:p>
-      <w:pPr>
         <w:pStyle w:val="Heading1"/>
         <w:rPr>
           <w:rFonts w:eastAsia="Times New Roman"/>
         </w:rPr>
       </w:pPr>
-      <w:bookmarkStart w:id="14" w:name="_Toc241603510"/>
+      <w:bookmarkStart w:id="14" w:name="_Toc241604138"/>
       <w:r>
         <w:rPr>
           <w:rFonts w:eastAsia="Times New Roman"/>
@@ -19357,7 +19339,7 @@
           <w:rFonts w:eastAsia="Times New Roman"/>
         </w:rPr>
       </w:pPr>
-      <w:bookmarkStart w:id="15" w:name="_Toc241603511"/>
+      <w:bookmarkStart w:id="15" w:name="_Toc241604139"/>
       <w:r>
         <w:rPr>
           <w:rFonts w:eastAsia="Times New Roman"/>
@@ -19371,11 +19353,11 @@
         <w:pStyle w:val="NormalWeb"/>
       </w:pPr>
       <w:r>
-        <w:t xml:space="preserve">The system follows the classic expert system architecture (Figure 3). The knowledge base (knowledge_base.pl) contains only domain knowledge and no reasoning code. The inference engine (engine.pl) contains only domain-independent reasoning and explanation code. Adding </w:t>
+        <w:t xml:space="preserve">The system follows the classic expert system architecture (Figure 3). The knowledge base (knowledge_base.pl) contains only domain knowledge and no reasoning code. The inference engine (engine.pl) contains only domain-independent reasoning and explanation code. Adding a new gem therefore means adding facts and rules; no engine code changes. Working memory </w:t>
       </w:r>
       <w:r>
         <w:lastRenderedPageBreak/>
-        <w:t xml:space="preserve">a new gem therefore means adding facts and rules; no engine code changes. Working memory is declared </w:t>
+        <w:t xml:space="preserve">is declared </w:t>
       </w:r>
       <w:r>
         <w:rPr>
@@ -19397,7 +19379,7 @@
           <w:noProof/>
         </w:rPr>
         <w:drawing>
-          <wp:inline distT="0" distB="0" distL="0" distR="0" wp14:anchorId="3498F5D7" wp14:editId="12629119">
+          <wp:inline distT="0" distB="0" distL="0" distR="0" wp14:anchorId="4502CA64" wp14:editId="746E0639">
             <wp:extent cx="5715000" cy="3954780"/>
             <wp:effectExtent l="0" t="0" r="0" b="7620"/>
             <wp:docPr id="3" name="Picture 3"/>
@@ -20208,7 +20190,7 @@
           <w:rFonts w:eastAsia="Times New Roman"/>
         </w:rPr>
       </w:pPr>
-      <w:bookmarkStart w:id="16" w:name="_Toc241603512"/>
+      <w:bookmarkStart w:id="16" w:name="_Toc241604140"/>
       <w:r>
         <w:rPr>
           <w:rFonts w:eastAsia="Times New Roman"/>
@@ -20292,7 +20274,10 @@
         <w:pStyle w:val="HTMLPreformatted"/>
       </w:pPr>
       <w:r>
-        <w:t xml:space="preserve">    rule(Id, Conds, Concl),       % next rule, in knowledge-base order</w:t>
+        <w:t xml:space="preserve">    rule(Id, Conds, Concl),       </w:t>
+      </w:r>
+      <w:r>
+        <w:t>% next rule, in knowledge-base order</w:t>
       </w:r>
     </w:p>
     <w:p>
@@ -20300,10 +20285,7 @@
         <w:pStyle w:val="HTMLPreformatted"/>
       </w:pPr>
       <w:r>
-        <w:t xml:space="preserve">    </w:t>
-      </w:r>
-      <w:r>
-        <w:t>all_true(Conds),              % all its conditions are true</w:t>
+        <w:t xml:space="preserve">    all_true(Conds),              % all its conditions are true</w:t>
       </w:r>
     </w:p>
     <w:p>
@@ -20404,7 +20386,7 @@
           <w:rFonts w:eastAsia="Times New Roman"/>
         </w:rPr>
       </w:pPr>
-      <w:bookmarkStart w:id="17" w:name="_Toc241603513"/>
+      <w:bookmarkStart w:id="17" w:name="_Toc241604141"/>
       <w:r>
         <w:rPr>
           <w:rFonts w:eastAsia="Times New Roman"/>
@@ -20768,7 +20750,7 @@
           <w:rFonts w:eastAsia="Times New Roman"/>
         </w:rPr>
       </w:pPr>
-      <w:bookmarkStart w:id="18" w:name="_Toc241603514"/>
+      <w:bookmarkStart w:id="18" w:name="_Toc241604142"/>
       <w:r>
         <w:rPr>
           <w:rFonts w:eastAsia="Times New Roman"/>
@@ -20887,7 +20869,7 @@
           <w:rFonts w:eastAsia="Times New Roman"/>
         </w:rPr>
       </w:pPr>
-      <w:bookmarkStart w:id="19" w:name="_Toc241603515"/>
+      <w:bookmarkStart w:id="19" w:name="_Toc241604143"/>
       <w:r>
         <w:rPr>
           <w:rFonts w:eastAsia="Times New Roman"/>
@@ -20996,7 +20978,7 @@
           <w:noProof/>
         </w:rPr>
         <w:drawing>
-          <wp:inline distT="0" distB="0" distL="0" distR="0" wp14:anchorId="2D1B7617" wp14:editId="20240755">
+          <wp:inline distT="0" distB="0" distL="0" distR="0" wp14:anchorId="08A2EE2E" wp14:editId="77C233B0">
             <wp:extent cx="4480560" cy="4960620"/>
             <wp:effectExtent l="0" t="0" r="0" b="0"/>
             <wp:docPr id="4" name="Picture 4"/>
@@ -21061,7 +21043,7 @@
           <w:rFonts w:eastAsia="Times New Roman"/>
         </w:rPr>
       </w:pPr>
-      <w:bookmarkStart w:id="20" w:name="_Toc241603516"/>
+      <w:bookmarkStart w:id="20" w:name="_Toc241604144"/>
       <w:r>
         <w:rPr>
           <w:rFonts w:eastAsia="Times New Roman"/>
@@ -21240,7 +21222,7 @@
           <w:rFonts w:eastAsia="Times New Roman"/>
         </w:rPr>
       </w:pPr>
-      <w:bookmarkStart w:id="21" w:name="_Toc241603517"/>
+      <w:bookmarkStart w:id="21" w:name="_Toc241604145"/>
       <w:r>
         <w:rPr>
           <w:rFonts w:eastAsia="Times New Roman"/>
@@ -21507,7 +21489,7 @@
           <w:noProof/>
         </w:rPr>
         <w:drawing>
-          <wp:inline distT="0" distB="0" distL="0" distR="0" wp14:anchorId="141E270C" wp14:editId="73795FF1">
+          <wp:inline distT="0" distB="0" distL="0" distR="0" wp14:anchorId="7B822ED5" wp14:editId="7E072D9E">
             <wp:extent cx="5334000" cy="3528060"/>
             <wp:effectExtent l="0" t="0" r="0" b="0"/>
             <wp:docPr id="5" name="Picture 5"/>
@@ -21576,7 +21558,7 @@
         </w:rPr>
         <w:lastRenderedPageBreak/>
         <w:drawing>
-          <wp:inline distT="0" distB="0" distL="0" distR="0" wp14:anchorId="413DBD53" wp14:editId="1B87E564">
+          <wp:inline distT="0" distB="0" distL="0" distR="0" wp14:anchorId="0CBC204B" wp14:editId="4D760A31">
             <wp:extent cx="4953000" cy="7604760"/>
             <wp:effectExtent l="0" t="0" r="0" b="0"/>
             <wp:docPr id="6" name="Picture 6"/>
@@ -21645,7 +21627,7 @@
         </w:rPr>
         <w:lastRenderedPageBreak/>
         <w:drawing>
-          <wp:inline distT="0" distB="0" distL="0" distR="0" wp14:anchorId="036EE0A4" wp14:editId="61F597C5">
+          <wp:inline distT="0" distB="0" distL="0" distR="0" wp14:anchorId="43EF7975" wp14:editId="3E4C0529">
             <wp:extent cx="4480560" cy="3589020"/>
             <wp:effectExtent l="0" t="0" r="0" b="0"/>
             <wp:docPr id="7" name="Picture 7"/>
@@ -21713,7 +21695,7 @@
           <w:noProof/>
         </w:rPr>
         <w:drawing>
-          <wp:inline distT="0" distB="0" distL="0" distR="0" wp14:anchorId="2E9A09DC" wp14:editId="0ECECEBB">
+          <wp:inline distT="0" distB="0" distL="0" distR="0" wp14:anchorId="60EE0971" wp14:editId="3C3ADD6E">
             <wp:extent cx="5334000" cy="3268980"/>
             <wp:effectExtent l="0" t="0" r="0" b="7620"/>
             <wp:docPr id="8" name="Picture 8"/>
@@ -21778,7 +21760,7 @@
           <w:rFonts w:eastAsia="Times New Roman"/>
         </w:rPr>
       </w:pPr>
-      <w:bookmarkStart w:id="22" w:name="_Toc241603518"/>
+      <w:bookmarkStart w:id="22" w:name="_Toc241604146"/>
       <w:r>
         <w:rPr>
           <w:rFonts w:eastAsia="Times New Roman"/>
@@ -23011,21 +22993,12 @@
     </w:tbl>
     <w:p>
       <w:pPr>
-        <w:pStyle w:val="note"/>
-        <w:spacing w:before="0" w:beforeAutospacing="0" w:after="120"/>
-      </w:pPr>
-      <w:r>
-        <w:t>[Line numbers refer to the submitted version of engine.pl and query_parser.pl; re-check them if you edit those files.]</w:t>
-      </w:r>
-    </w:p>
-    <w:p>
-      <w:pPr>
         <w:pStyle w:val="Heading1"/>
         <w:rPr>
           <w:rFonts w:eastAsia="Times New Roman"/>
         </w:rPr>
       </w:pPr>
-      <w:bookmarkStart w:id="23" w:name="_Toc241603519"/>
+      <w:bookmarkStart w:id="23" w:name="_Toc241604147"/>
       <w:r>
         <w:rPr>
           <w:rFonts w:eastAsia="Times New Roman"/>
@@ -23046,14 +23019,7 @@
           <w:b/>
           <w:bCs/>
         </w:rPr>
-        <w:t xml:space="preserve">user input → facts → </w:t>
-      </w:r>
-      <w:r>
-        <w:rPr>
-          <w:b/>
-          <w:bCs/>
-        </w:rPr>
-        <w:t>rules fired → reasoning → conclusion</w:t>
+        <w:t>user input → facts → rules fired → reasoning → conclusion</w:t>
       </w:r>
       <w:r>
         <w:t>. The system provides this chain at two levels of detail, for users and for examiners, and answers the three classic explanation questions: How, Why and Why not [11], [12].</w:t>
@@ -23066,7 +23032,7 @@
           <w:rFonts w:eastAsia="Times New Roman"/>
         </w:rPr>
       </w:pPr>
-      <w:bookmarkStart w:id="24" w:name="_Toc241603520"/>
+      <w:bookmarkStart w:id="24" w:name="_Toc241604148"/>
       <w:r>
         <w:rPr>
           <w:rFonts w:eastAsia="Times New Roman"/>
@@ -23106,10 +23072,7 @@
         <w:pStyle w:val="HTMLPreformatted"/>
       </w:pPr>
       <w:r>
-        <w:t xml:space="preserve">   </w:t>
-      </w:r>
-      <w:r>
-        <w:t>RI = 1.765 / SG = 4.0 / Optic character = uniaxial / Colour = blue / Inclusion = silk</w:t>
+        <w:t xml:space="preserve">   RI = 1.765 / SG = 4.0 / Optic character = uniaxial / Colour = blue / Inclusion = silk</w:t>
       </w:r>
     </w:p>
     <w:p>
@@ -23173,10 +23136,7 @@
         <w:pStyle w:val="HTMLPreformatted"/>
       </w:pPr>
       <w:r>
-        <w:t xml:space="preserve">       </w:t>
-      </w:r>
-      <w:r>
-        <w:t>why: Corundum is doubly refractive (uniaxial) with RI about 1.762-1.770 and SG about 4.00. [source: gia]</w:t>
+        <w:t xml:space="preserve">       why: Corundum is doubly refractive (uniaxial) with RI about 1.762-1.770 and SG about 4.00. [source: gia]</w:t>
       </w:r>
     </w:p>
     <w:p>
@@ -23184,7 +23144,10 @@
         <w:pStyle w:val="HTMLPreformatted"/>
       </w:pPr>
       <w:r>
-        <w:t xml:space="preserve">       certainty: rule CF 0.95 x weakest condition 1.00 = 0.95</w:t>
+        <w:t xml:space="preserve">       </w:t>
+      </w:r>
+      <w:r>
+        <w:t>certainty: rule CF 0.95 x weakest condition 1.00 = 0.95</w:t>
       </w:r>
     </w:p>
     <w:p>
@@ -23240,10 +23203,7 @@
         <w:pStyle w:val="HTMLPreformatted"/>
       </w:pPr>
       <w:r>
-        <w:t xml:space="preserve">   </w:t>
-      </w:r>
-      <w:r>
-        <w:t>Blue sapphire (Corundum) - Strong match; Origin: Likely natural</w:t>
+        <w:t xml:space="preserve">   Blue sapphire (Corundum) - Strong match; Origin: Likely natural</w:t>
       </w:r>
     </w:p>
     <w:p>
@@ -23251,7 +23211,10 @@
         <w:pStyle w:val="HTMLPreformatted"/>
       </w:pPr>
       <w:r>
-        <w:t xml:space="preserve">   Recommendation: obtain an NGJA or other accredited laboratory certificate before purchase.</w:t>
+        <w:t xml:space="preserve">   </w:t>
+      </w:r>
+      <w:r>
+        <w:t>Recommendation: obtain an NGJA or other accredited laboratory certificate before purchase.</w:t>
       </w:r>
     </w:p>
     <w:p>
@@ -23273,7 +23236,7 @@
         </w:rPr>
         <w:lastRenderedPageBreak/>
         <w:drawing>
-          <wp:inline distT="0" distB="0" distL="0" distR="0" wp14:anchorId="4F064187" wp14:editId="7B6260DA">
+          <wp:inline distT="0" distB="0" distL="0" distR="0" wp14:anchorId="72CFAC3E" wp14:editId="2E59AFDB">
             <wp:extent cx="4480560" cy="5646420"/>
             <wp:effectExtent l="0" t="0" r="0" b="0"/>
             <wp:docPr id="9" name="Picture 9"/>
@@ -23338,7 +23301,7 @@
           <w:rFonts w:eastAsia="Times New Roman"/>
         </w:rPr>
       </w:pPr>
-      <w:bookmarkStart w:id="25" w:name="_Toc241603521"/>
+      <w:bookmarkStart w:id="25" w:name="_Toc241604149"/>
       <w:r>
         <w:rPr>
           <w:rFonts w:eastAsia="Times New Roman"/>
@@ -23377,10 +23340,7 @@
         <w:pStyle w:val="HTMLPreformatted"/>
       </w:pPr>
       <w:r>
-        <w:t xml:space="preserve">    </w:t>
-      </w:r>
-      <w:r>
-        <w:t>AND NOT Effect: Star THEN Variety: Ruby.</w:t>
+        <w:t xml:space="preserve">    AND NOT Effect: Star THEN Variety: Ruby.</w:t>
       </w:r>
     </w:p>
     <w:p>
@@ -23404,7 +23364,10 @@
         <w:pStyle w:val="HTMLPreformatted"/>
       </w:pPr>
       <w:r>
-        <w:t xml:space="preserve">  - To test rule r1 I need to know: the optic character.</w:t>
+        <w:t xml:space="preserve">  </w:t>
+      </w:r>
+      <w:r>
+        <w:t>- To test rule r1 I need to know: the optic character.</w:t>
       </w:r>
     </w:p>
     <w:p>
@@ -23417,7 +23380,7 @@
           <w:noProof/>
         </w:rPr>
         <w:drawing>
-          <wp:inline distT="0" distB="0" distL="0" distR="0" wp14:anchorId="0924F05D" wp14:editId="61EE04F1">
+          <wp:inline distT="0" distB="0" distL="0" distR="0" wp14:anchorId="0AAC91BD" wp14:editId="7F99A5F7">
             <wp:extent cx="4290060" cy="3398520"/>
             <wp:effectExtent l="0" t="0" r="0" b="0"/>
             <wp:docPr id="10" name="Picture 10"/>
@@ -23482,7 +23445,7 @@
           <w:rFonts w:eastAsia="Times New Roman"/>
         </w:rPr>
       </w:pPr>
-      <w:bookmarkStart w:id="26" w:name="_Toc241603522"/>
+      <w:bookmarkStart w:id="26" w:name="_Toc241604150"/>
       <w:r>
         <w:rPr>
           <w:rFonts w:eastAsia="Times New Roman"/>
@@ -23520,7 +23483,7 @@
         </w:rPr>
         <w:lastRenderedPageBreak/>
         <w:drawing>
-          <wp:inline distT="0" distB="0" distL="0" distR="0" wp14:anchorId="6949587A" wp14:editId="4B5AC10D">
+          <wp:inline distT="0" distB="0" distL="0" distR="0" wp14:anchorId="096AA03E" wp14:editId="42689DDB">
             <wp:extent cx="4480560" cy="1325880"/>
             <wp:effectExtent l="0" t="0" r="0" b="7620"/>
             <wp:docPr id="11" name="Picture 11"/>
@@ -23585,7 +23548,7 @@
           <w:rFonts w:eastAsia="Times New Roman"/>
         </w:rPr>
       </w:pPr>
-      <w:bookmarkStart w:id="27" w:name="_Toc241603523"/>
+      <w:bookmarkStart w:id="27" w:name="_Toc241604151"/>
       <w:r>
         <w:rPr>
           <w:rFonts w:eastAsia="Times New Roman"/>
@@ -23615,7 +23578,7 @@
           <w:noProof/>
         </w:rPr>
         <w:drawing>
-          <wp:inline distT="0" distB="0" distL="0" distR="0" wp14:anchorId="11B3B241" wp14:editId="3CBF989C">
+          <wp:inline distT="0" distB="0" distL="0" distR="0" wp14:anchorId="31342795" wp14:editId="12C3D205">
             <wp:extent cx="4480560" cy="4655820"/>
             <wp:effectExtent l="0" t="0" r="0" b="0"/>
             <wp:docPr id="12" name="Picture 12"/>
@@ -23684,7 +23647,7 @@
         </w:rPr>
         <w:lastRenderedPageBreak/>
         <w:drawing>
-          <wp:inline distT="0" distB="0" distL="0" distR="0" wp14:anchorId="24C05B91" wp14:editId="5D0F5443">
+          <wp:inline distT="0" distB="0" distL="0" distR="0" wp14:anchorId="66CD48A8" wp14:editId="6F2252CA">
             <wp:extent cx="4480560" cy="3733800"/>
             <wp:effectExtent l="0" t="0" r="0" b="0"/>
             <wp:docPr id="13" name="Picture 13"/>
@@ -23749,7 +23712,7 @@
           <w:rFonts w:eastAsia="Times New Roman"/>
         </w:rPr>
       </w:pPr>
-      <w:bookmarkStart w:id="28" w:name="_Toc241603524"/>
+      <w:bookmarkStart w:id="28" w:name="_Toc241604152"/>
       <w:r>
         <w:rPr>
           <w:rFonts w:eastAsia="Times New Roman"/>
@@ -23765,7 +23728,7 @@
           <w:rFonts w:eastAsia="Times New Roman"/>
         </w:rPr>
       </w:pPr>
-      <w:bookmarkStart w:id="29" w:name="_Toc241603525"/>
+      <w:bookmarkStart w:id="29" w:name="_Toc241604153"/>
       <w:r>
         <w:rPr>
           <w:rFonts w:eastAsia="Times New Roman"/>
@@ -23789,7 +23752,7 @@
           <w:rFonts w:eastAsia="Times New Roman"/>
         </w:rPr>
       </w:pPr>
-      <w:bookmarkStart w:id="30" w:name="_Toc241603526"/>
+      <w:bookmarkStart w:id="30" w:name="_Toc241604154"/>
       <w:r>
         <w:rPr>
           <w:rFonts w:eastAsia="Times New Roman"/>
@@ -29424,7 +29387,7 @@
           <w:rFonts w:eastAsia="Times New Roman"/>
         </w:rPr>
       </w:pPr>
-      <w:bookmarkStart w:id="31" w:name="_Toc241603527"/>
+      <w:bookmarkStart w:id="31" w:name="_Toc241604155"/>
       <w:r>
         <w:rPr>
           <w:rFonts w:eastAsia="Times New Roman"/>
@@ -30192,7 +30155,7 @@
           <w:rFonts w:eastAsia="Times New Roman"/>
         </w:rPr>
       </w:pPr>
-      <w:bookmarkStart w:id="32" w:name="_Toc241603528"/>
+      <w:bookmarkStart w:id="32" w:name="_Toc241604156"/>
       <w:r>
         <w:rPr>
           <w:rFonts w:eastAsia="Times New Roman"/>
@@ -31185,7 +31148,7 @@
           <w:rFonts w:eastAsia="Times New Roman"/>
         </w:rPr>
       </w:pPr>
-      <w:bookmarkStart w:id="33" w:name="_Toc241603529"/>
+      <w:bookmarkStart w:id="33" w:name="_Toc241604157"/>
       <w:r>
         <w:rPr>
           <w:rFonts w:eastAsia="Times New Roman"/>
@@ -32179,7 +32142,7 @@
           <w:rFonts w:eastAsia="Times New Roman"/>
         </w:rPr>
       </w:pPr>
-      <w:bookmarkStart w:id="34" w:name="_Toc241603530"/>
+      <w:bookmarkStart w:id="34" w:name="_Toc241604158"/>
       <w:r>
         <w:rPr>
           <w:rFonts w:eastAsia="Times New Roman"/>
@@ -32213,7 +32176,7 @@
           <w:rFonts w:eastAsia="Times New Roman"/>
         </w:rPr>
       </w:pPr>
-      <w:bookmarkStart w:id="35" w:name="_Toc241603531"/>
+      <w:bookmarkStart w:id="35" w:name="_Toc241604159"/>
       <w:r>
         <w:rPr>
           <w:rFonts w:eastAsia="Times New Roman"/>
@@ -32229,7 +32192,7 @@
           <w:rFonts w:eastAsia="Times New Roman"/>
         </w:rPr>
       </w:pPr>
-      <w:bookmarkStart w:id="36" w:name="_Toc241603532"/>
+      <w:bookmarkStart w:id="36" w:name="_Toc241604160"/>
       <w:r>
         <w:rPr>
           <w:rFonts w:eastAsia="Times New Roman"/>
@@ -32275,7 +32238,7 @@
           <w:rFonts w:eastAsia="Times New Roman"/>
         </w:rPr>
       </w:pPr>
-      <w:bookmarkStart w:id="37" w:name="_Toc241603533"/>
+      <w:bookmarkStart w:id="37" w:name="_Toc241604161"/>
       <w:r>
         <w:rPr>
           <w:rFonts w:eastAsia="Times New Roman"/>
@@ -32315,7 +32278,7 @@
           <w:rFonts w:eastAsia="Times New Roman"/>
         </w:rPr>
       </w:pPr>
-      <w:bookmarkStart w:id="38" w:name="_Toc241603534"/>
+      <w:bookmarkStart w:id="38" w:name="_Toc241604162"/>
       <w:r>
         <w:rPr>
           <w:rFonts w:eastAsia="Times New Roman"/>
@@ -32566,7 +32529,7 @@
           <w:rFonts w:eastAsia="Times New Roman"/>
         </w:rPr>
       </w:pPr>
-      <w:bookmarkStart w:id="39" w:name="_Toc241603535"/>
+      <w:bookmarkStart w:id="39" w:name="_Toc241604163"/>
       <w:r>
         <w:rPr>
           <w:rFonts w:eastAsia="Times New Roman"/>
@@ -32677,7 +32640,7 @@
           <w:rFonts w:eastAsia="Times New Roman"/>
         </w:rPr>
       </w:pPr>
-      <w:bookmarkStart w:id="40" w:name="_Toc241603536"/>
+      <w:bookmarkStart w:id="40" w:name="_Toc241604164"/>
       <w:r>
         <w:rPr>
           <w:rFonts w:eastAsia="Times New Roman"/>
@@ -32717,7 +32680,7 @@
         </w:rPr>
         <w:br w:type="page"/>
       </w:r>
-      <w:bookmarkStart w:id="41" w:name="_Toc241603537"/>
+      <w:bookmarkStart w:id="41" w:name="_Toc241604165"/>
       <w:r>
         <w:rPr>
           <w:rFonts w:eastAsia="Times New Roman"/>
@@ -32729,11 +32692,11 @@
     </w:p>
     <w:p>
       <w:pPr>
-        <w:pStyle w:val="note"/>
+        <w:pStyle w:val="ref"/>
         <w:spacing w:before="0" w:beforeAutospacing="0" w:after="120"/>
       </w:pPr>
       <w:r>
-        <w:t>[Check each reference, especially edition numbers and years, against the copy you actually used. For [21]-[28], click "Cite" then "IEEE" under each result on Google Scholar and compare; in [24], replace [conference name] with the full conference name.]</w:t>
+        <w:t>[1] Gemological Institute of America, "GIA Gem Encyclopedia." [Online]. Available: https://www.gia.edu/gem-encyclopedia</w:t>
       </w:r>
     </w:p>
     <w:p>
@@ -32742,7 +32705,17 @@
         <w:spacing w:before="0" w:beforeAutospacing="0" w:after="120"/>
       </w:pPr>
       <w:r>
-        <w:t>[1] Gemological Institute of America, "GIA Gem Encyclopedia." [Online]. Available: https://www.gia.edu/gem-encyclopedia</w:t>
+        <w:t xml:space="preserve">[2] R. Webster, </w:t>
+      </w:r>
+      <w:r>
+        <w:rPr>
+          <w:i/>
+          <w:iCs/>
+        </w:rPr>
+        <w:t>Gems: Their Sources, Descriptions and Identification</w:t>
+      </w:r>
+      <w:r>
+        <w:t>, 5th ed., P. G. Read, Ed. Oxford, U.K.: Butterworth-Heinemann, 1994.</w:t>
       </w:r>
     </w:p>
     <w:p>
@@ -32751,17 +32724,17 @@
         <w:spacing w:before="0" w:beforeAutospacing="0" w:after="120"/>
       </w:pPr>
       <w:r>
-        <w:t xml:space="preserve">[2] R. Webster, </w:t>
+        <w:t xml:space="preserve">[3] P. G. Read, </w:t>
       </w:r>
       <w:r>
         <w:rPr>
           <w:i/>
           <w:iCs/>
         </w:rPr>
-        <w:t>Gems: Their Sources, Descriptions and Identification</w:t>
-      </w:r>
-      <w:r>
-        <w:t>, 5th ed., P. G. Read, Ed. Oxford, U.K.: Butterworth-Heinemann, 1994.</w:t>
+        <w:t>Gemmology</w:t>
+      </w:r>
+      <w:r>
+        <w:t>, 3rd ed. Oxford, U.K.: Elsevier Butterworth-Heinemann, 2005.</w:t>
       </w:r>
     </w:p>
     <w:p>
@@ -32770,17 +32743,17 @@
         <w:spacing w:before="0" w:beforeAutospacing="0" w:after="120"/>
       </w:pPr>
       <w:r>
-        <w:t xml:space="preserve">[3] P. G. Read, </w:t>
+        <w:t xml:space="preserve">[4] A. Matlins and A. C. Bonanno, </w:t>
       </w:r>
       <w:r>
         <w:rPr>
           <w:i/>
           <w:iCs/>
         </w:rPr>
-        <w:t>Gemmology</w:t>
-      </w:r>
-      <w:r>
-        <w:t>, 3rd ed. Oxford, U.K.: Elsevier Butterworth-Heinemann, 2005.</w:t>
+        <w:t>Gem Identification Made Easy</w:t>
+      </w:r>
+      <w:r>
+        <w:t>, 5th ed. Woodstock, VT, USA: GemStone Press, 2013.</w:t>
       </w:r>
     </w:p>
     <w:p>
@@ -32789,17 +32762,44 @@
         <w:spacing w:before="0" w:beforeAutospacing="0" w:after="120"/>
       </w:pPr>
       <w:r>
-        <w:t xml:space="preserve">[4] A. Matlins and A. C. Bonanno, </w:t>
+        <w:t>[5] International Gem Society, "Gem identification articles." [Online]. Available: https://www.gemsociety.org</w:t>
+      </w:r>
+    </w:p>
+    <w:p>
+      <w:pPr>
+        <w:pStyle w:val="ref"/>
+        <w:spacing w:before="0" w:beforeAutospacing="0" w:after="120"/>
+      </w:pPr>
+      <w:r>
+        <w:t>[6] Gemdat.org, "Gemstone database." [Online]. Available: https://www.gemdat.org</w:t>
+      </w:r>
+    </w:p>
+    <w:p>
+      <w:pPr>
+        <w:pStyle w:val="ref"/>
+        <w:spacing w:before="0" w:beforeAutospacing="0" w:after="120"/>
+      </w:pPr>
+      <w:r>
+        <w:t>[7] National Gem and Jewellery Authority of Sri Lanka. [Online]. Available: https://www.ngja.gov.lk</w:t>
+      </w:r>
+    </w:p>
+    <w:p>
+      <w:pPr>
+        <w:pStyle w:val="ref"/>
+        <w:spacing w:before="0" w:beforeAutospacing="0" w:after="120"/>
+      </w:pPr>
+      <w:r>
+        <w:t xml:space="preserve">[8] E. H. Shortliffe, </w:t>
       </w:r>
       <w:r>
         <w:rPr>
           <w:i/>
           <w:iCs/>
         </w:rPr>
-        <w:t>Gem Identification Made Easy</w:t>
-      </w:r>
-      <w:r>
-        <w:t>, 5th ed. Woodstock, VT, USA: GemStone Press, 2013.</w:t>
+        <w:t>Computer-Based Medical Consultations: MYCIN</w:t>
+      </w:r>
+      <w:r>
+        <w:t>. New York, NY, USA: Elsevier, 1976.</w:t>
       </w:r>
     </w:p>
     <w:p>
@@ -32808,7 +32808,17 @@
         <w:spacing w:before="0" w:beforeAutospacing="0" w:after="120"/>
       </w:pPr>
       <w:r>
-        <w:t>[5] International Gem Society, "Gem identification articles." [Online]. Available: https://www.gemsociety.org</w:t>
+        <w:t xml:space="preserve">[9] B. G. Buchanan and E. H. Shortliffe, Eds., </w:t>
+      </w:r>
+      <w:r>
+        <w:rPr>
+          <w:i/>
+          <w:iCs/>
+        </w:rPr>
+        <w:t>Rule-Based Expert Systems: The MYCIN Experiments of the Stanford Heuristic Programming Project</w:t>
+      </w:r>
+      <w:r>
+        <w:t>. Reading, MA, USA: Addison-Wesley, 1984.</w:t>
       </w:r>
     </w:p>
     <w:p>
@@ -32817,7 +32827,17 @@
         <w:spacing w:before="0" w:beforeAutospacing="0" w:after="120"/>
       </w:pPr>
       <w:r>
-        <w:t>[6] Gemdat.org, "Gemstone database." [Online]. Available: https://www.gemdat.org</w:t>
+        <w:t xml:space="preserve">[10] P. Jackson, </w:t>
+      </w:r>
+      <w:r>
+        <w:rPr>
+          <w:i/>
+          <w:iCs/>
+        </w:rPr>
+        <w:t>Introduction to Expert Systems</w:t>
+      </w:r>
+      <w:r>
+        <w:t>, 3rd ed. Harlow, U.K.: Addison-Wesley, 1999.</w:t>
       </w:r>
     </w:p>
     <w:p>
@@ -32826,7 +32846,17 @@
         <w:spacing w:before="0" w:beforeAutospacing="0" w:after="120"/>
       </w:pPr>
       <w:r>
-        <w:t>[7] National Gem and Jewellery Authority of Sri Lanka. [Online]. Available: https://www.ngja.gov.lk</w:t>
+        <w:t xml:space="preserve">[11] J. C. Giarratano and G. D. Riley, </w:t>
+      </w:r>
+      <w:r>
+        <w:rPr>
+          <w:i/>
+          <w:iCs/>
+        </w:rPr>
+        <w:t>Expert Systems: Principles and Programming</w:t>
+      </w:r>
+      <w:r>
+        <w:t>, 4th ed. Boston, MA, USA: Thomson Course Technology, 2005.</w:t>
       </w:r>
     </w:p>
     <w:p>
@@ -32835,17 +32865,17 @@
         <w:spacing w:before="0" w:beforeAutospacing="0" w:after="120"/>
       </w:pPr>
       <w:r>
-        <w:t xml:space="preserve">[8] E. H. Shortliffe, </w:t>
+        <w:t xml:space="preserve">[12] I. Bratko, </w:t>
       </w:r>
       <w:r>
         <w:rPr>
           <w:i/>
           <w:iCs/>
         </w:rPr>
-        <w:t>Computer-Based Medical Consultations: MYCIN</w:t>
-      </w:r>
-      <w:r>
-        <w:t>. New York, NY, USA: Elsevier, 1976.</w:t>
+        <w:t>Prolog Programming for Artificial Intelligence</w:t>
+      </w:r>
+      <w:r>
+        <w:t>, 4th ed. Harlow, U.K.: Pearson Education, 2012.</w:t>
       </w:r>
     </w:p>
     <w:p>
@@ -32854,17 +32884,17 @@
         <w:spacing w:before="0" w:beforeAutospacing="0" w:after="120"/>
       </w:pPr>
       <w:r>
-        <w:t xml:space="preserve">[9] B. G. Buchanan and E. H. Shortliffe, Eds., </w:t>
+        <w:t xml:space="preserve">[13] D. Merritt, </w:t>
       </w:r>
       <w:r>
         <w:rPr>
           <w:i/>
           <w:iCs/>
         </w:rPr>
-        <w:t>Rule-Based Expert Systems: The MYCIN Experiments of the Stanford Heuristic Programming Project</w:t>
-      </w:r>
-      <w:r>
-        <w:t>. Reading, MA, USA: Addison-Wesley, 1984.</w:t>
+        <w:t>Building Expert Systems in Prolog</w:t>
+      </w:r>
+      <w:r>
+        <w:t>. New York, NY, USA: Springer-Verlag, 1989.</w:t>
       </w:r>
     </w:p>
     <w:p>
@@ -32873,17 +32903,17 @@
         <w:spacing w:before="0" w:beforeAutospacing="0" w:after="120"/>
       </w:pPr>
       <w:r>
-        <w:t xml:space="preserve">[10] P. Jackson, </w:t>
+        <w:t xml:space="preserve">[14] L. Sterling and E. Shapiro, </w:t>
       </w:r>
       <w:r>
         <w:rPr>
           <w:i/>
           <w:iCs/>
         </w:rPr>
-        <w:t>Introduction to Expert Systems</w:t>
-      </w:r>
-      <w:r>
-        <w:t>, 3rd ed. Harlow, U.K.: Addison-Wesley, 1999.</w:t>
+        <w:t>The Art of Prolog</w:t>
+      </w:r>
+      <w:r>
+        <w:t>, 2nd ed. Cambridge, MA, USA: MIT Press, 1994.</w:t>
       </w:r>
     </w:p>
     <w:p>
@@ -32892,17 +32922,18 @@
         <w:spacing w:before="0" w:beforeAutospacing="0" w:after="120"/>
       </w:pPr>
       <w:r>
-        <w:t xml:space="preserve">[11] J. C. Giarratano and G. D. Riley, </w:t>
+        <w:lastRenderedPageBreak/>
+        <w:t xml:space="preserve">[15] F. C. N. Pereira and D. H. D. Warren, "Definite clause grammars for language analysis - A survey of the formalism and a comparison with augmented transition networks," </w:t>
       </w:r>
       <w:r>
         <w:rPr>
           <w:i/>
           <w:iCs/>
         </w:rPr>
-        <w:t>Expert Systems: Principles and Programming</w:t>
-      </w:r>
-      <w:r>
-        <w:t>, 4th ed. Boston, MA, USA: Thomson Course Technology, 2005.</w:t>
+        <w:t>Artificial Intelligence</w:t>
+      </w:r>
+      <w:r>
+        <w:t>, vol. 13, no. 3, pp. 231-278, 1980.</w:t>
       </w:r>
     </w:p>
     <w:p>
@@ -32911,17 +32942,17 @@
         <w:spacing w:before="0" w:beforeAutospacing="0" w:after="120"/>
       </w:pPr>
       <w:r>
-        <w:t xml:space="preserve">[12] I. Bratko, </w:t>
+        <w:t xml:space="preserve">[16] J. Wielemaker, T. Schrijvers, M. Triska, and T. Lager, "SWI-Prolog," </w:t>
       </w:r>
       <w:r>
         <w:rPr>
           <w:i/>
           <w:iCs/>
         </w:rPr>
-        <w:t>Prolog Programming for Artificial Intelligence</w:t>
-      </w:r>
-      <w:r>
-        <w:t>, 4th ed. Harlow, U.K.: Pearson Education, 2012.</w:t>
+        <w:t>Theory and Practice of Logic Programming</w:t>
+      </w:r>
+      <w:r>
+        <w:t>, vol. 12, no. 1-2, pp. 67-96, 2012.</w:t>
       </w:r>
     </w:p>
     <w:p>
@@ -32930,17 +32961,17 @@
         <w:spacing w:before="0" w:beforeAutospacing="0" w:after="120"/>
       </w:pPr>
       <w:r>
-        <w:t xml:space="preserve">[13] D. Merritt, </w:t>
+        <w:t xml:space="preserve">[17] S. Russell and P. Norvig, </w:t>
       </w:r>
       <w:r>
         <w:rPr>
           <w:i/>
           <w:iCs/>
         </w:rPr>
-        <w:t>Building Expert Systems in Prolog</w:t>
-      </w:r>
-      <w:r>
-        <w:t>. New York, NY, USA: Springer-Verlag, 1989.</w:t>
+        <w:t>Artificial Intelligence: A Modern Approach</w:t>
+      </w:r>
+      <w:r>
+        <w:t>, 4th ed. Hoboken, NJ, USA: Pearson, 2020.</w:t>
       </w:r>
     </w:p>
     <w:p>
@@ -32949,18 +32980,17 @@
         <w:spacing w:before="0" w:beforeAutospacing="0" w:after="120"/>
       </w:pPr>
       <w:r>
-        <w:lastRenderedPageBreak/>
-        <w:t xml:space="preserve">[14] L. Sterling and E. Shapiro, </w:t>
+        <w:t xml:space="preserve">[18] A. S. Elstein, L. S. Shulman, and S. A. Sprafka, </w:t>
       </w:r>
       <w:r>
         <w:rPr>
           <w:i/>
           <w:iCs/>
         </w:rPr>
-        <w:t>The Art of Prolog</w:t>
-      </w:r>
-      <w:r>
-        <w:t>, 2nd ed. Cambridge, MA, USA: MIT Press, 1994.</w:t>
+        <w:t>Medical Problem Solving: An Analysis of Clinical Reasoning</w:t>
+      </w:r>
+      <w:r>
+        <w:t>. Cambridge, MA, USA: Harvard University Press, 1978.</w:t>
       </w:r>
     </w:p>
     <w:p>
@@ -32969,17 +32999,17 @@
         <w:spacing w:before="0" w:beforeAutospacing="0" w:after="120"/>
       </w:pPr>
       <w:r>
-        <w:t xml:space="preserve">[15] F. C. N. Pereira and D. H. D. Warren, "Definite clause grammars for language analysis - A survey of the formalism and a comparison with augmented transition networks," </w:t>
+        <w:t xml:space="preserve">[19] C. Rudin, "Stop explaining black box machine learning models for high stakes decisions and use interpretable models instead," </w:t>
       </w:r>
       <w:r>
         <w:rPr>
           <w:i/>
           <w:iCs/>
         </w:rPr>
-        <w:t>Artificial Intelligence</w:t>
-      </w:r>
-      <w:r>
-        <w:t>, vol. 13, no. 3, pp. 231-278, 1980.</w:t>
+        <w:t>Nature Machine Intelligence</w:t>
+      </w:r>
+      <w:r>
+        <w:t>, vol. 1, no. 5, pp. 206-215, 2019.</w:t>
       </w:r>
     </w:p>
     <w:p>
@@ -32988,17 +33018,17 @@
         <w:spacing w:before="0" w:beforeAutospacing="0" w:after="120"/>
       </w:pPr>
       <w:r>
-        <w:t xml:space="preserve">[16] J. Wielemaker, T. Schrijvers, M. Triska, and T. Lager, "SWI-Prolog," </w:t>
+        <w:t xml:space="preserve">[20] W. R. Swartout, "XPLAIN: A system for creating and explaining expert consulting programs," </w:t>
       </w:r>
       <w:r>
         <w:rPr>
           <w:i/>
           <w:iCs/>
         </w:rPr>
-        <w:t>Theory and Practice of Logic Programming</w:t>
-      </w:r>
-      <w:r>
-        <w:t>, vol. 12, no. 1-2, pp. 67-96, 2012.</w:t>
+        <w:t>Artificial Intelligence</w:t>
+      </w:r>
+      <w:r>
+        <w:t>, vol. 21, no. 3, pp. 285-325, 1983.</w:t>
       </w:r>
     </w:p>
     <w:p>
@@ -33007,17 +33037,17 @@
         <w:spacing w:before="0" w:beforeAutospacing="0" w:after="120"/>
       </w:pPr>
       <w:r>
-        <w:t xml:space="preserve">[17] S. Russell and P. Norvig, </w:t>
+        <w:t xml:space="preserve">[21] E. Fritsch and C. M. Stockton, "Infrared spectroscopy in gem identification," </w:t>
       </w:r>
       <w:r>
         <w:rPr>
           <w:i/>
           <w:iCs/>
         </w:rPr>
-        <w:t>Artificial Intelligence: A Modern Approach</w:t>
-      </w:r>
-      <w:r>
-        <w:t>, 4th ed. Hoboken, NJ, USA: Pearson, 2020.</w:t>
+        <w:t>Gems &amp; Gemology</w:t>
+      </w:r>
+      <w:r>
+        <w:t>, vol. 23, no. 1, pp. 18-26, 1987.</w:t>
       </w:r>
     </w:p>
     <w:p>
@@ -33026,17 +33056,17 @@
         <w:spacing w:before="0" w:beforeAutospacing="0" w:after="120"/>
       </w:pPr>
       <w:r>
-        <w:t xml:space="preserve">[18] A. S. Elstein, L. S. Shulman, and S. A. Sprafka, </w:t>
+        <w:t xml:space="preserve">[22] S. Karampelas, L. Kiefert, D. Bersani, and P. Vandenabeele, </w:t>
       </w:r>
       <w:r>
         <w:rPr>
           <w:i/>
           <w:iCs/>
         </w:rPr>
-        <w:t>Medical Problem Solving: An Analysis of Clinical Reasoning</w:t>
-      </w:r>
-      <w:r>
-        <w:t>. Cambridge, MA, USA: Harvard University Press, 1978.</w:t>
+        <w:t>Gems and Gemmology: An Introduction for Archaeologists, Art-Historians and Conservators</w:t>
+      </w:r>
+      <w:r>
+        <w:t>. Cham, Switzerland: Springer, 2020.</w:t>
       </w:r>
     </w:p>
     <w:p>
@@ -33045,17 +33075,17 @@
         <w:spacing w:before="0" w:beforeAutospacing="0" w:after="120"/>
       </w:pPr>
       <w:r>
-        <w:t xml:space="preserve">[19] C. Rudin, "Stop explaining black box machine learning models for high stakes decisions and use interpretable models instead," </w:t>
+        <w:t xml:space="preserve">[23] A. L. Jenkins and R. A. Larsen, "Gemstone identification using Raman spectroscopy," </w:t>
       </w:r>
       <w:r>
         <w:rPr>
           <w:i/>
           <w:iCs/>
         </w:rPr>
-        <w:t>Nature Machine Intelligence</w:t>
-      </w:r>
-      <w:r>
-        <w:t>, vol. 1, no. 5, pp. 206-215, 2019.</w:t>
+        <w:t>Spectroscopy</w:t>
+      </w:r>
+      <w:r>
+        <w:t>, vol. 19, no. 4, 2004.</w:t>
       </w:r>
     </w:p>
     <w:p>
@@ -33064,17 +33094,26 @@
         <w:spacing w:before="0" w:beforeAutospacing="0" w:after="120"/>
       </w:pPr>
       <w:r>
-        <w:t xml:space="preserve">[20] W. R. Swartout, "XPLAIN: A system for creating and explaining expert consulting programs," </w:t>
+        <w:t>[24] R. Raheem, W. Ahmad, and S. M. Adnan, "Improving gemstone identification accuracy using convolutional neural networks," presented at an IEEE International Conference, 2024. [Online]. Available: IEEE Xplore.</w:t>
+      </w:r>
+    </w:p>
+    <w:p>
+      <w:pPr>
+        <w:pStyle w:val="ref"/>
+        <w:spacing w:before="0" w:beforeAutospacing="0" w:after="120"/>
+      </w:pPr>
+      <w:r>
+        <w:t xml:space="preserve">[25] B. G. Buchanan and R. O. Duda, "Principles of rule-based expert systems," </w:t>
       </w:r>
       <w:r>
         <w:rPr>
           <w:i/>
           <w:iCs/>
         </w:rPr>
-        <w:t>Artificial Intelligence</w:t>
-      </w:r>
-      <w:r>
-        <w:t>, vol. 21, no. 3, pp. 285-325, 1983.</w:t>
+        <w:t>Advances in Computers</w:t>
+      </w:r>
+      <w:r>
+        <w:t>, vol. 22, pp. 163-216, 1983.</w:t>
       </w:r>
     </w:p>
     <w:p>
@@ -33083,17 +33122,17 @@
         <w:spacing w:before="0" w:beforeAutospacing="0" w:after="120"/>
       </w:pPr>
       <w:r>
-        <w:t xml:space="preserve">[21] E. Fritsch and C. M. Stockton, "Infrared spectroscopy in gem identification," </w:t>
+        <w:t xml:space="preserve">[26] C. Grosan and A. Abraham, "Rule-based expert systems," in </w:t>
       </w:r>
       <w:r>
         <w:rPr>
           <w:i/>
           <w:iCs/>
         </w:rPr>
-        <w:t>Gems &amp; Gemology</w:t>
-      </w:r>
-      <w:r>
-        <w:t>, vol. 23, no. 1, pp. 18-26, 1987.</w:t>
+        <w:t>Intelligent Systems: A Modern Approach</w:t>
+      </w:r>
+      <w:r>
+        <w:t>. Berlin, Germany: Springer, 2011, pp. 149-185.</w:t>
       </w:r>
     </w:p>
     <w:p>
@@ -33102,17 +33141,17 @@
         <w:spacing w:before="0" w:beforeAutospacing="0" w:after="120"/>
       </w:pPr>
       <w:r>
-        <w:t xml:space="preserve">[22] S. Karampelas, L. Kiefert, D. Bersani, and P. Vandenabeele, </w:t>
+        <w:t xml:space="preserve">[27] A. Abraham, "Rule-based expert systems," in </w:t>
       </w:r>
       <w:r>
         <w:rPr>
           <w:i/>
           <w:iCs/>
         </w:rPr>
-        <w:t>Gems and Gemmology: An Introduction for Archaeologists, Art-Historians and Conservators</w:t>
-      </w:r>
-      <w:r>
-        <w:t>. Cham, Switzerland: Springer, 2020.</w:t>
+        <w:t>Handbook of Measuring System Design</w:t>
+      </w:r>
+      <w:r>
+        <w:t>, P. H. Sydenham and R. Thorn, Eds. Chichester, U.K.: Wiley, 2005.</w:t>
       </w:r>
     </w:p>
     <w:p>
@@ -33121,117 +33160,22 @@
         <w:spacing w:before="0" w:beforeAutospacing="0" w:after="120"/>
       </w:pPr>
       <w:r>
-        <w:t xml:space="preserve">[23] A. L. Jenkins and R. A. Larsen, "Gemstone identification using Raman spectroscopy," </w:t>
+        <w:lastRenderedPageBreak/>
+        <w:t xml:space="preserve">[28] W. J. Clancey, "The epistemology of a rule-based expert system - A framework for explanation," </w:t>
       </w:r>
       <w:r>
         <w:rPr>
           <w:i/>
           <w:iCs/>
         </w:rPr>
-        <w:t>Spectroscopy</w:t>
-      </w:r>
-      <w:r>
-        <w:t>, vol. 19, no. 4, 2004.</w:t>
+        <w:t>Artificial Intelligence</w:t>
+      </w:r>
+      <w:r>
+        <w:t>, vol. 20, no. 3, pp. 215-251, 1983.</w:t>
       </w:r>
     </w:p>
     <w:p>
       <w:pPr>
-        <w:pStyle w:val="ref"/>
-        <w:spacing w:before="0" w:beforeAutospacing="0" w:after="120"/>
-      </w:pPr>
-      <w:r>
-        <w:t xml:space="preserve">[24] R. Raheem, W. Ahmad, and S. M. Adnan, "Improving gemstone identification accuracy using convolutional neural networks," in </w:t>
-      </w:r>
-      <w:r>
-        <w:rPr>
-          <w:i/>
-          <w:iCs/>
-        </w:rPr>
-        <w:t>Proc. International Conference on [conference name]</w:t>
-      </w:r>
-      <w:r>
-        <w:t>, IEEE, 2024.</w:t>
-      </w:r>
-    </w:p>
-    <w:p>
-      <w:pPr>
-        <w:pStyle w:val="ref"/>
-        <w:spacing w:before="0" w:beforeAutospacing="0" w:after="120"/>
-      </w:pPr>
-      <w:r>
-        <w:t xml:space="preserve">[25] B. G. Buchanan and R. O. Duda, "Principles of rule-based expert systems," </w:t>
-      </w:r>
-      <w:r>
-        <w:rPr>
-          <w:i/>
-          <w:iCs/>
-        </w:rPr>
-        <w:t>Advances in Computers</w:t>
-      </w:r>
-      <w:r>
-        <w:t>, vol. 22, pp. 163-216, 1983.</w:t>
-      </w:r>
-    </w:p>
-    <w:p>
-      <w:pPr>
-        <w:pStyle w:val="ref"/>
-        <w:spacing w:before="0" w:beforeAutospacing="0" w:after="120"/>
-      </w:pPr>
-      <w:r>
-        <w:t xml:space="preserve">[26] C. Grosan and A. Abraham, "Rule-based expert systems," in </w:t>
-      </w:r>
-      <w:r>
-        <w:rPr>
-          <w:i/>
-          <w:iCs/>
-        </w:rPr>
-        <w:t>Intelligent Systems: A Modern Approach</w:t>
-      </w:r>
-      <w:r>
-        <w:t>. Berlin, Germany: Springer, 2011, pp. 149-185.</w:t>
-      </w:r>
-    </w:p>
-    <w:p>
-      <w:pPr>
-        <w:pStyle w:val="ref"/>
-        <w:spacing w:before="0" w:beforeAutospacing="0" w:after="120"/>
-      </w:pPr>
-      <w:r>
-        <w:lastRenderedPageBreak/>
-        <w:t xml:space="preserve">[27] A. Abraham, "Rule-based expert systems," in </w:t>
-      </w:r>
-      <w:r>
-        <w:rPr>
-          <w:i/>
-          <w:iCs/>
-        </w:rPr>
-        <w:t>Handbook of Measuring System Design</w:t>
-      </w:r>
-      <w:r>
-        <w:t>, P. H. Sydenham and R. Thorn, Eds. Chichester, U.K.: Wiley, 2005.</w:t>
-      </w:r>
-    </w:p>
-    <w:p>
-      <w:pPr>
-        <w:pStyle w:val="ref"/>
-        <w:spacing w:before="0" w:beforeAutospacing="0" w:after="120"/>
-      </w:pPr>
-      <w:r>
-        <w:t xml:space="preserve">[28] W. J. Clancey, "The epistemology of a rule-based expert system - A framework for explanation," </w:t>
-      </w:r>
-      <w:r>
-        <w:rPr>
-          <w:i/>
-          <w:iCs/>
-        </w:rPr>
-        <w:t>Artificial Intelligence</w:t>
-      </w:r>
-      <w:r>
-        <w:t>, vol. 20, no. 3, pp. 215-251, 1983.</w:t>
-      </w:r>
-    </w:p>
-    <w:p>
-      <w:pPr>
         <w:pStyle w:val="Heading1"/>
         <w:rPr>
           <w:rFonts w:eastAsia="Times New Roman"/>
@@ -33243,7 +33187,7 @@
         </w:rPr>
         <w:br w:type="page"/>
       </w:r>
-      <w:bookmarkStart w:id="42" w:name="_Toc241603538"/>
+      <w:bookmarkStart w:id="42" w:name="_Toc241604166"/>
       <w:r>
         <w:rPr>
           <w:rFonts w:eastAsia="Times New Roman"/>
@@ -46453,7 +46397,7 @@
         </w:rPr>
         <w:br w:type="page"/>
       </w:r>
-      <w:bookmarkStart w:id="43" w:name="_Toc241603539"/>
+      <w:bookmarkStart w:id="43" w:name="_Toc241604167"/>
       <w:r>
         <w:rPr>
           <w:rFonts w:eastAsia="Times New Roman"/>
@@ -46935,7 +46879,7 @@
           <w:rFonts w:eastAsia="Times New Roman"/>
         </w:rPr>
       </w:pPr>
-      <w:bookmarkStart w:id="44" w:name="_Toc241603540"/>
+      <w:bookmarkStart w:id="44" w:name="_Toc241604168"/>
       <w:r>
         <w:rPr>
           <w:rFonts w:eastAsia="Times New Roman"/>
@@ -47447,9 +47391,122 @@
 <file path=word/numbering.xml><?xml version="1.0" encoding="utf-8"?>
 <w:numbering xmlns:wpc="http://schemas.microsoft.com/office/word/2010/wordprocessingCanvas" xmlns:cx="http://schemas.microsoft.com/office/drawing/2014/chartex" xmlns:cx1="http://schemas.microsoft.com/office/drawing/2015/9/8/chartex" xmlns:cx2="http://schemas.microsoft.com/office/drawing/2015/10/21/chartex" xmlns:cx3="http://schemas.microsoft.com/office/drawing/2016/5/9/chartex" xmlns:cx4="http://schemas.microsoft.com/office/drawing/2016/5/10/chartex" xmlns:cx5="http://schemas.microsoft.com/office/drawing/2016/5/11/chartex" xmlns:cx6="http://schemas.microsoft.com/office/drawing/2016/5/12/chartex" xmlns:cx7="http://schemas.microsoft.com/office/drawing/2016/5/13/chartex" xmlns:cx8="http://schemas.microsoft.com/office/drawing/2016/5/14/chartex" xmlns:mc="http://schemas.openxmlformats.org/markup-compatibility/2006" xmlns:aink="http://schemas.microsoft.com/office/drawing/2016/ink" xmlns:am3d="http://schemas.microsoft.com/office/drawing/2017/model3d" xmlns:o="urn:schemas-microsoft-com:office:office" xmlns:oel="http://schemas.microsoft.com/office/2019/extlst" xmlns:r="http://schemas.openxmlformats.org/officeDocument/2006/relationships" xmlns:m="http://schemas.openxmlformats.org/officeDocument/2006/math" xmlns:v="urn:schemas-microsoft-com:vml" xmlns:wp14="http://schemas.microsoft.com/office/word/2010/wordprocessingDrawing" xmlns:wp="http://schemas.openxmlformats.org/drawingml/2006/wordprocessingDrawing" xmlns:w10="urn:schemas-microsoft-com:office:word" xmlns:w="http://schemas.openxmlformats.org/wordprocessingml/2006/main" xmlns:w14="http://schemas.microsoft.com/office/word/2010/wordml" xmlns:w15="http://schemas.microsoft.com/office/word/2012/wordml" xmlns:w16cex="http://schemas.microsoft.com/office/word/2018/wordml/cex" xmlns:w16cid="http://schemas.microsoft.com/office/word/2016/wordml/cid" xmlns:w16="http://schemas.microsoft.com/office/word/2018/wordml" xmlns:w16du="http://schemas.microsoft.com/office/word/2023/wordml/word16du" xmlns:w16sdtdh="http://schemas.microsoft.com/office/word/2020/wordml/sdtdatahash" xmlns:w16sdtfl="http://schemas.microsoft.com/office/word/2024/wordml/sdtformatlock" xmlns:w16se="http://schemas.microsoft.com/office/word/2015/wordml/symex" xmlns:wpg="http://schemas.microsoft.com/office/word/2010/wordprocessingGroup" xmlns:wpi="http://schemas.microsoft.com/office/word/2010/wordprocessingInk" xmlns:wne="http://schemas.microsoft.com/office/word/2006/wordml" xmlns:wps="http://schemas.microsoft.com/office/word/2010/wordprocessingShape" mc:Ignorable="w14 w15 w16se w16cid w16 w16cex w16sdtdh w16sdtfl w16du wp14">
   <w:abstractNum w:abstractNumId="0" w15:restartNumberingAfterBreak="0">
-    <w:nsid w:val="067575EA"/>
+    <w:nsid w:val="0C652C08"/>
     <w:multiLevelType w:val="multilevel"/>
-    <w:tmpl w:val="ADE84968"/>
+    <w:tmpl w:val="C25E0E64"/>
+    <w:lvl w:ilvl="0">
+      <w:start w:val="1"/>
+      <w:numFmt w:val="decimal"/>
+      <w:lvlText w:val="%1."/>
+      <w:lvlJc w:val="left"/>
+      <w:pPr>
+        <w:tabs>
+          <w:tab w:val="num" w:pos="720"/>
+        </w:tabs>
+        <w:ind w:left="720" w:hanging="360"/>
+      </w:pPr>
+    </w:lvl>
+    <w:lvl w:ilvl="1" w:tentative="1">
+      <w:start w:val="1"/>
+      <w:numFmt w:val="decimal"/>
+      <w:lvlText w:val="%2."/>
+      <w:lvlJc w:val="left"/>
+      <w:pPr>
+        <w:tabs>
+          <w:tab w:val="num" w:pos="1440"/>
+        </w:tabs>
+        <w:ind w:left="1440" w:hanging="360"/>
+      </w:pPr>
+    </w:lvl>
+    <w:lvl w:ilvl="2" w:tentative="1">
+      <w:start w:val="1"/>
+      <w:numFmt w:val="decimal"/>
+      <w:lvlText w:val="%3."/>
+      <w:lvlJc w:val="left"/>
+      <w:pPr>
+        <w:tabs>
+          <w:tab w:val="num" w:pos="2160"/>
+        </w:tabs>
+        <w:ind w:left="2160" w:hanging="360"/>
+      </w:pPr>
+    </w:lvl>
+    <w:lvl w:ilvl="3" w:tentative="1">
+      <w:start w:val="1"/>
+      <w:numFmt w:val="decimal"/>
+      <w:lvlText w:val="%4."/>
+      <w:lvlJc w:val="left"/>
+      <w:pPr>
+        <w:tabs>
+          <w:tab w:val="num" w:pos="2880"/>
+        </w:tabs>
+        <w:ind w:left="2880" w:hanging="360"/>
+      </w:pPr>
+    </w:lvl>
+    <w:lvl w:ilvl="4" w:tentative="1">
+      <w:start w:val="1"/>
+      <w:numFmt w:val="decimal"/>
+      <w:lvlText w:val="%5."/>
+      <w:lvlJc w:val="left"/>
+      <w:pPr>
+        <w:tabs>
+          <w:tab w:val="num" w:pos="3600"/>
+        </w:tabs>
+        <w:ind w:left="3600" w:hanging="360"/>
+      </w:pPr>
+    </w:lvl>
+    <w:lvl w:ilvl="5" w:tentative="1">
+      <w:start w:val="1"/>
+      <w:numFmt w:val="decimal"/>
+      <w:lvlText w:val="%6."/>
+      <w:lvlJc w:val="left"/>
+      <w:pPr>
+        <w:tabs>
+          <w:tab w:val="num" w:pos="4320"/>
+        </w:tabs>
+        <w:ind w:left="4320" w:hanging="360"/>
+      </w:pPr>
+    </w:lvl>
+    <w:lvl w:ilvl="6" w:tentative="1">
+      <w:start w:val="1"/>
+      <w:numFmt w:val="decimal"/>
+      <w:lvlText w:val="%7."/>
+      <w:lvlJc w:val="left"/>
+      <w:pPr>
+        <w:tabs>
+          <w:tab w:val="num" w:pos="5040"/>
+        </w:tabs>
+        <w:ind w:left="5040" w:hanging="360"/>
+      </w:pPr>
+    </w:lvl>
+    <w:lvl w:ilvl="7" w:tentative="1">
+      <w:start w:val="1"/>
+      <w:numFmt w:val="decimal"/>
+      <w:lvlText w:val="%8."/>
+      <w:lvlJc w:val="left"/>
+      <w:pPr>
+        <w:tabs>
+          <w:tab w:val="num" w:pos="5760"/>
+        </w:tabs>
+        <w:ind w:left="5760" w:hanging="360"/>
+      </w:pPr>
+    </w:lvl>
+    <w:lvl w:ilvl="8" w:tentative="1">
+      <w:start w:val="1"/>
+      <w:numFmt w:val="decimal"/>
+      <w:lvlText w:val="%9."/>
+      <w:lvlJc w:val="left"/>
+      <w:pPr>
+        <w:tabs>
+          <w:tab w:val="num" w:pos="6480"/>
+        </w:tabs>
+        <w:ind w:left="6480" w:hanging="360"/>
+      </w:pPr>
+    </w:lvl>
+  </w:abstractNum>
+  <w:abstractNum w:abstractNumId="1" w15:restartNumberingAfterBreak="0">
+    <w:nsid w:val="1402556E"/>
+    <w:multiLevelType w:val="multilevel"/>
+    <w:tmpl w:val="445497E2"/>
     <w:lvl w:ilvl="0">
       <w:start w:val="1"/>
       <w:numFmt w:val="bullet"/>
@@ -47595,10 +47652,10 @@
       </w:rPr>
     </w:lvl>
   </w:abstractNum>
-  <w:abstractNum w:abstractNumId="1" w15:restartNumberingAfterBreak="0">
-    <w:nsid w:val="0B8D49A8"/>
+  <w:abstractNum w:abstractNumId="2" w15:restartNumberingAfterBreak="0">
+    <w:nsid w:val="33B736AF"/>
     <w:multiLevelType w:val="multilevel"/>
-    <w:tmpl w:val="AF98F57E"/>
+    <w:tmpl w:val="33022EDE"/>
     <w:lvl w:ilvl="0">
       <w:start w:val="1"/>
       <w:numFmt w:val="decimal"/>
@@ -47708,10 +47765,10 @@
       </w:pPr>
     </w:lvl>
   </w:abstractNum>
-  <w:abstractNum w:abstractNumId="2" w15:restartNumberingAfterBreak="0">
-    <w:nsid w:val="197B4392"/>
+  <w:abstractNum w:abstractNumId="3" w15:restartNumberingAfterBreak="0">
+    <w:nsid w:val="3C7C1914"/>
     <w:multiLevelType w:val="multilevel"/>
-    <w:tmpl w:val="FA4C020C"/>
+    <w:tmpl w:val="B1A46A02"/>
     <w:lvl w:ilvl="0">
       <w:start w:val="1"/>
       <w:numFmt w:val="bullet"/>
@@ -47857,10 +47914,10 @@
       </w:rPr>
     </w:lvl>
   </w:abstractNum>
-  <w:abstractNum w:abstractNumId="3" w15:restartNumberingAfterBreak="0">
-    <w:nsid w:val="212302DD"/>
+  <w:abstractNum w:abstractNumId="4" w15:restartNumberingAfterBreak="0">
+    <w:nsid w:val="56BB1B36"/>
     <w:multiLevelType w:val="multilevel"/>
-    <w:tmpl w:val="18327E7E"/>
+    <w:tmpl w:val="53EAC6AA"/>
     <w:lvl w:ilvl="0">
       <w:start w:val="1"/>
       <w:numFmt w:val="bullet"/>
@@ -48006,10 +48063,10 @@
       </w:rPr>
     </w:lvl>
   </w:abstractNum>
-  <w:abstractNum w:abstractNumId="4" w15:restartNumberingAfterBreak="0">
-    <w:nsid w:val="55FC7673"/>
+  <w:abstractNum w:abstractNumId="5" w15:restartNumberingAfterBreak="0">
+    <w:nsid w:val="573976BB"/>
     <w:multiLevelType w:val="multilevel"/>
-    <w:tmpl w:val="F5FEB320"/>
+    <w:tmpl w:val="69D6C1EA"/>
     <w:lvl w:ilvl="0">
       <w:start w:val="1"/>
       <w:numFmt w:val="bullet"/>
@@ -48155,123 +48212,10 @@
       </w:rPr>
     </w:lvl>
   </w:abstractNum>
-  <w:abstractNum w:abstractNumId="5" w15:restartNumberingAfterBreak="0">
-    <w:nsid w:val="6413790C"/>
+  <w:abstractNum w:abstractNumId="6" w15:restartNumberingAfterBreak="0">
+    <w:nsid w:val="73C81CB7"/>
     <w:multiLevelType w:val="multilevel"/>
-    <w:tmpl w:val="105E2C4E"/>
-    <w:lvl w:ilvl="0">
-      <w:start w:val="1"/>
-      <w:numFmt w:val="decimal"/>
-      <w:lvlText w:val="%1."/>
-      <w:lvlJc w:val="left"/>
-      <w:pPr>
-        <w:tabs>
-          <w:tab w:val="num" w:pos="720"/>
-        </w:tabs>
-        <w:ind w:left="720" w:hanging="360"/>
-      </w:pPr>
-    </w:lvl>
-    <w:lvl w:ilvl="1" w:tentative="1">
-      <w:start w:val="1"/>
-      <w:numFmt w:val="decimal"/>
-      <w:lvlText w:val="%2."/>
-      <w:lvlJc w:val="left"/>
-      <w:pPr>
-        <w:tabs>
-          <w:tab w:val="num" w:pos="1440"/>
-        </w:tabs>
-        <w:ind w:left="1440" w:hanging="360"/>
-      </w:pPr>
-    </w:lvl>
-    <w:lvl w:ilvl="2" w:tentative="1">
-      <w:start w:val="1"/>
-      <w:numFmt w:val="decimal"/>
-      <w:lvlText w:val="%3."/>
-      <w:lvlJc w:val="left"/>
-      <w:pPr>
-        <w:tabs>
-          <w:tab w:val="num" w:pos="2160"/>
-        </w:tabs>
-        <w:ind w:left="2160" w:hanging="360"/>
-      </w:pPr>
-    </w:lvl>
-    <w:lvl w:ilvl="3" w:tentative="1">
-      <w:start w:val="1"/>
-      <w:numFmt w:val="decimal"/>
-      <w:lvlText w:val="%4."/>
-      <w:lvlJc w:val="left"/>
-      <w:pPr>
-        <w:tabs>
-          <w:tab w:val="num" w:pos="2880"/>
-        </w:tabs>
-        <w:ind w:left="2880" w:hanging="360"/>
-      </w:pPr>
-    </w:lvl>
-    <w:lvl w:ilvl="4" w:tentative="1">
-      <w:start w:val="1"/>
-      <w:numFmt w:val="decimal"/>
-      <w:lvlText w:val="%5."/>
-      <w:lvlJc w:val="left"/>
-      <w:pPr>
-        <w:tabs>
-          <w:tab w:val="num" w:pos="3600"/>
-        </w:tabs>
-        <w:ind w:left="3600" w:hanging="360"/>
-      </w:pPr>
-    </w:lvl>
-    <w:lvl w:ilvl="5" w:tentative="1">
-      <w:start w:val="1"/>
-      <w:numFmt w:val="decimal"/>
-      <w:lvlText w:val="%6."/>
-      <w:lvlJc w:val="left"/>
-      <w:pPr>
-        <w:tabs>
-          <w:tab w:val="num" w:pos="4320"/>
-        </w:tabs>
-        <w:ind w:left="4320" w:hanging="360"/>
-      </w:pPr>
-    </w:lvl>
-    <w:lvl w:ilvl="6" w:tentative="1">
-      <w:start w:val="1"/>
-      <w:numFmt w:val="decimal"/>
-      <w:lvlText w:val="%7."/>
-      <w:lvlJc w:val="left"/>
-      <w:pPr>
-        <w:tabs>
-          <w:tab w:val="num" w:pos="5040"/>
-        </w:tabs>
-        <w:ind w:left="5040" w:hanging="360"/>
-      </w:pPr>
-    </w:lvl>
-    <w:lvl w:ilvl="7" w:tentative="1">
-      <w:start w:val="1"/>
-      <w:numFmt w:val="decimal"/>
-      <w:lvlText w:val="%8."/>
-      <w:lvlJc w:val="left"/>
-      <w:pPr>
-        <w:tabs>
-          <w:tab w:val="num" w:pos="5760"/>
-        </w:tabs>
-        <w:ind w:left="5760" w:hanging="360"/>
-      </w:pPr>
-    </w:lvl>
-    <w:lvl w:ilvl="8" w:tentative="1">
-      <w:start w:val="1"/>
-      <w:numFmt w:val="decimal"/>
-      <w:lvlText w:val="%9."/>
-      <w:lvlJc w:val="left"/>
-      <w:pPr>
-        <w:tabs>
-          <w:tab w:val="num" w:pos="6480"/>
-        </w:tabs>
-        <w:ind w:left="6480" w:hanging="360"/>
-      </w:pPr>
-    </w:lvl>
-  </w:abstractNum>
-  <w:abstractNum w:abstractNumId="6" w15:restartNumberingAfterBreak="0">
-    <w:nsid w:val="643801DE"/>
-    <w:multiLevelType w:val="multilevel"/>
-    <w:tmpl w:val="7F3202B2"/>
+    <w:tmpl w:val="9BF0E9F2"/>
     <w:lvl w:ilvl="0">
       <w:start w:val="1"/>
       <w:numFmt w:val="bullet"/>
@@ -48417,26 +48361,26 @@
       </w:rPr>
     </w:lvl>
   </w:abstractNum>
-  <w:num w:numId="1" w16cid:durableId="1109281517">
+  <w:num w:numId="1" w16cid:durableId="1197737578">
+    <w:abstractNumId w:val="0"/>
+  </w:num>
+  <w:num w:numId="2" w16cid:durableId="421533471">
     <w:abstractNumId w:val="1"/>
   </w:num>
-  <w:num w:numId="2" w16cid:durableId="1125582216">
-    <w:abstractNumId w:val="4"/>
+  <w:num w:numId="3" w16cid:durableId="536478458">
+    <w:abstractNumId w:val="2"/>
   </w:num>
-  <w:num w:numId="3" w16cid:durableId="233667251">
+  <w:num w:numId="4" w16cid:durableId="1296064667">
+    <w:abstractNumId w:val="6"/>
+  </w:num>
+  <w:num w:numId="5" w16cid:durableId="1809781023">
     <w:abstractNumId w:val="5"/>
   </w:num>
-  <w:num w:numId="4" w16cid:durableId="1423913093">
-    <w:abstractNumId w:val="0"/>
-  </w:num>
-  <w:num w:numId="5" w16cid:durableId="513962124">
+  <w:num w:numId="6" w16cid:durableId="789006729">
     <w:abstractNumId w:val="3"/>
   </w:num>
-  <w:num w:numId="6" w16cid:durableId="37977515">
-    <w:abstractNumId w:val="2"/>
-  </w:num>
-  <w:num w:numId="7" w16cid:durableId="1844202084">
-    <w:abstractNumId w:val="6"/>
+  <w:num w:numId="7" w16cid:durableId="2019229696">
+    <w:abstractNumId w:val="4"/>
   </w:num>
 </w:numbering>
 </file>
@@ -49193,7 +49137,7 @@
     <w:link w:val="HeaderChar"/>
     <w:uiPriority w:val="99"/>
     <w:unhideWhenUsed/>
-    <w:rsid w:val="00FB7031"/>
+    <w:rsid w:val="00AF0EC4"/>
     <w:pPr>
       <w:tabs>
         <w:tab w:val="center" w:pos="4680"/>
@@ -49206,7 +49150,7 @@
     <w:basedOn w:val="DefaultParagraphFont"/>
     <w:link w:val="Header"/>
     <w:uiPriority w:val="99"/>
-    <w:rsid w:val="00FB7031"/>
+    <w:rsid w:val="00AF0EC4"/>
     <w:rPr>
       <w:rFonts w:eastAsiaTheme="minorEastAsia"/>
       <w:sz w:val="24"/>
@@ -49219,7 +49163,7 @@
     <w:link w:val="FooterChar"/>
     <w:uiPriority w:val="99"/>
     <w:unhideWhenUsed/>
-    <w:rsid w:val="00FB7031"/>
+    <w:rsid w:val="00AF0EC4"/>
     <w:pPr>
       <w:tabs>
         <w:tab w:val="center" w:pos="4680"/>
@@ -49232,7 +49176,7 @@
     <w:basedOn w:val="DefaultParagraphFont"/>
     <w:link w:val="Footer"/>
     <w:uiPriority w:val="99"/>
-    <w:rsid w:val="00FB7031"/>
+    <w:rsid w:val="00AF0EC4"/>
     <w:rPr>
       <w:rFonts w:eastAsiaTheme="minorEastAsia"/>
       <w:sz w:val="24"/>
@@ -49245,7 +49189,7 @@
     <w:uiPriority w:val="99"/>
     <w:semiHidden/>
     <w:unhideWhenUsed/>
-    <w:rsid w:val="00FB7031"/>
+    <w:rsid w:val="00AF0EC4"/>
   </w:style>
   <w:style w:type="character" w:styleId="Hyperlink">
     <w:name w:val="Hyperlink"/>
@@ -49253,7 +49197,7 @@
     <w:uiPriority w:val="99"/>
     <w:semiHidden/>
     <w:unhideWhenUsed/>
-    <w:rsid w:val="00FB7031"/>
+    <w:rsid w:val="00AF0EC4"/>
     <w:rPr>
       <w:color w:val="auto"/>
       <w:u w:val="single"/>
@@ -49266,7 +49210,7 @@
     <w:autoRedefine/>
     <w:uiPriority w:val="39"/>
     <w:unhideWhenUsed/>
-    <w:rsid w:val="00FB7031"/>
+    <w:rsid w:val="00AF0EC4"/>
     <w:pPr>
       <w:spacing w:after="100" w:line="360" w:lineRule="auto"/>
     </w:pPr>
@@ -49278,7 +49222,7 @@
     <w:autoRedefine/>
     <w:uiPriority w:val="39"/>
     <w:unhideWhenUsed/>
-    <w:rsid w:val="00FB7031"/>
+    <w:rsid w:val="00AF0EC4"/>
     <w:pPr>
       <w:spacing w:after="100" w:line="360" w:lineRule="auto"/>
       <w:ind w:left="240"/>
@@ -49292,7 +49236,7 @@
     <w:uiPriority w:val="39"/>
     <w:semiHidden/>
     <w:unhideWhenUsed/>
-    <w:rsid w:val="00FB7031"/>
+    <w:rsid w:val="00AF0EC4"/>
     <w:pPr>
       <w:spacing w:after="100" w:line="360" w:lineRule="auto"/>
       <w:ind w:left="480"/>

--- a/gem_expert/docs/Gemstone_Identification_Assistant_Report.docx
+++ b/gem_expert/docs/Gemstone_Identification_Assistant_Report.docx
@@ -145,7 +145,7 @@
         </w:rPr>
         <w:br w:type="page"/>
       </w:r>
-      <w:bookmarkStart w:id="0" w:name="_Toc241604124"/>
+      <w:bookmarkStart w:id="0" w:name="_Toc241606723"/>
       <w:r>
         <w:rPr>
           <w:rFonts w:eastAsia="Times New Roman"/>
@@ -285,7 +285,7 @@
         <w:rPr>
           <w:noProof/>
         </w:rPr>
-        <w:instrText xml:space="preserve"> PAGEREF _Toc241604124 \h </w:instrText>
+        <w:instrText xml:space="preserve"> PAGEREF _Toc241606723 \h </w:instrText>
       </w:r>
       <w:r>
         <w:rPr>
@@ -347,7 +347,7 @@
         <w:rPr>
           <w:noProof/>
         </w:rPr>
-        <w:instrText xml:space="preserve"> PAGEREF _Toc241604125 \h </w:instrText>
+        <w:instrText xml:space="preserve"> PAGEREF _Toc241606724 \h </w:instrText>
       </w:r>
       <w:r>
         <w:rPr>
@@ -409,7 +409,7 @@
         <w:rPr>
           <w:noProof/>
         </w:rPr>
-        <w:instrText xml:space="preserve"> PAGEREF _Toc241604126 \h </w:instrText>
+        <w:instrText xml:space="preserve"> PAGEREF _Toc241606725 \h </w:instrText>
       </w:r>
       <w:r>
         <w:rPr>
@@ -471,7 +471,7 @@
         <w:rPr>
           <w:noProof/>
         </w:rPr>
-        <w:instrText xml:space="preserve"> PAGEREF _Toc241604127 \h </w:instrText>
+        <w:instrText xml:space="preserve"> PAGEREF _Toc241606726 \h </w:instrText>
       </w:r>
       <w:r>
         <w:rPr>
@@ -533,7 +533,7 @@
         <w:rPr>
           <w:noProof/>
         </w:rPr>
-        <w:instrText xml:space="preserve"> PAGEREF _Toc241604128 \h </w:instrText>
+        <w:instrText xml:space="preserve"> PAGEREF _Toc241606727 \h </w:instrText>
       </w:r>
       <w:r>
         <w:rPr>
@@ -595,7 +595,7 @@
         <w:rPr>
           <w:noProof/>
         </w:rPr>
-        <w:instrText xml:space="preserve"> PAGEREF _Toc241604129 \h </w:instrText>
+        <w:instrText xml:space="preserve"> PAGEREF _Toc241606728 \h </w:instrText>
       </w:r>
       <w:r>
         <w:rPr>
@@ -657,7 +657,7 @@
         <w:rPr>
           <w:noProof/>
         </w:rPr>
-        <w:instrText xml:space="preserve"> PAGEREF _Toc241604130 \h </w:instrText>
+        <w:instrText xml:space="preserve"> PAGEREF _Toc241606729 \h </w:instrText>
       </w:r>
       <w:r>
         <w:rPr>
@@ -719,7 +719,7 @@
         <w:rPr>
           <w:noProof/>
         </w:rPr>
-        <w:instrText xml:space="preserve"> PAGEREF _Toc241604131 \h </w:instrText>
+        <w:instrText xml:space="preserve"> PAGEREF _Toc241606730 \h </w:instrText>
       </w:r>
       <w:r>
         <w:rPr>
@@ -781,7 +781,7 @@
         <w:rPr>
           <w:noProof/>
         </w:rPr>
-        <w:instrText xml:space="preserve"> PAGEREF _Toc241604132 \h </w:instrText>
+        <w:instrText xml:space="preserve"> PAGEREF _Toc241606731 \h </w:instrText>
       </w:r>
       <w:r>
         <w:rPr>
@@ -843,7 +843,7 @@
         <w:rPr>
           <w:noProof/>
         </w:rPr>
-        <w:instrText xml:space="preserve"> PAGEREF _Toc241604133 \h </w:instrText>
+        <w:instrText xml:space="preserve"> PAGEREF _Toc241606732 \h </w:instrText>
       </w:r>
       <w:r>
         <w:rPr>
@@ -905,7 +905,7 @@
         <w:rPr>
           <w:noProof/>
         </w:rPr>
-        <w:instrText xml:space="preserve"> PAGEREF _Toc241604134 \h </w:instrText>
+        <w:instrText xml:space="preserve"> PAGEREF _Toc241606733 \h </w:instrText>
       </w:r>
       <w:r>
         <w:rPr>
@@ -967,7 +967,7 @@
         <w:rPr>
           <w:noProof/>
         </w:rPr>
-        <w:instrText xml:space="preserve"> PAGEREF _Toc241604135 \h </w:instrText>
+        <w:instrText xml:space="preserve"> PAGEREF _Toc241606734 \h </w:instrText>
       </w:r>
       <w:r>
         <w:rPr>
@@ -1029,7 +1029,7 @@
         <w:rPr>
           <w:noProof/>
         </w:rPr>
-        <w:instrText xml:space="preserve"> PAGEREF _Toc241604136 \h </w:instrText>
+        <w:instrText xml:space="preserve"> PAGEREF _Toc241606735 \h </w:instrText>
       </w:r>
       <w:r>
         <w:rPr>
@@ -1091,7 +1091,7 @@
         <w:rPr>
           <w:noProof/>
         </w:rPr>
-        <w:instrText xml:space="preserve"> PAGEREF _Toc241604137 \h </w:instrText>
+        <w:instrText xml:space="preserve"> PAGEREF _Toc241606736 \h </w:instrText>
       </w:r>
       <w:r>
         <w:rPr>
@@ -1153,7 +1153,7 @@
         <w:rPr>
           <w:noProof/>
         </w:rPr>
-        <w:instrText xml:space="preserve"> PAGEREF _Toc241604138 \h </w:instrText>
+        <w:instrText xml:space="preserve"> PAGEREF _Toc241606737 \h </w:instrText>
       </w:r>
       <w:r>
         <w:rPr>
@@ -1215,7 +1215,7 @@
         <w:rPr>
           <w:noProof/>
         </w:rPr>
-        <w:instrText xml:space="preserve"> PAGEREF _Toc241604139 \h </w:instrText>
+        <w:instrText xml:space="preserve"> PAGEREF _Toc241606738 \h </w:instrText>
       </w:r>
       <w:r>
         <w:rPr>
@@ -1277,7 +1277,7 @@
         <w:rPr>
           <w:noProof/>
         </w:rPr>
-        <w:instrText xml:space="preserve"> PAGEREF _Toc241604140 \h </w:instrText>
+        <w:instrText xml:space="preserve"> PAGEREF _Toc241606739 \h </w:instrText>
       </w:r>
       <w:r>
         <w:rPr>
@@ -1339,7 +1339,7 @@
         <w:rPr>
           <w:noProof/>
         </w:rPr>
-        <w:instrText xml:space="preserve"> PAGEREF _Toc241604141 \h </w:instrText>
+        <w:instrText xml:space="preserve"> PAGEREF _Toc241606740 \h </w:instrText>
       </w:r>
       <w:r>
         <w:rPr>
@@ -1401,7 +1401,7 @@
         <w:rPr>
           <w:noProof/>
         </w:rPr>
-        <w:instrText xml:space="preserve"> PAGEREF _Toc241604142 \h </w:instrText>
+        <w:instrText xml:space="preserve"> PAGEREF _Toc241606741 \h </w:instrText>
       </w:r>
       <w:r>
         <w:rPr>
@@ -1463,7 +1463,7 @@
         <w:rPr>
           <w:noProof/>
         </w:rPr>
-        <w:instrText xml:space="preserve"> PAGEREF _Toc241604143 \h </w:instrText>
+        <w:instrText xml:space="preserve"> PAGEREF _Toc241606742 \h </w:instrText>
       </w:r>
       <w:r>
         <w:rPr>
@@ -1525,7 +1525,7 @@
         <w:rPr>
           <w:noProof/>
         </w:rPr>
-        <w:instrText xml:space="preserve"> PAGEREF _Toc241604144 \h </w:instrText>
+        <w:instrText xml:space="preserve"> PAGEREF _Toc241606743 \h </w:instrText>
       </w:r>
       <w:r>
         <w:rPr>
@@ -1587,7 +1587,7 @@
         <w:rPr>
           <w:noProof/>
         </w:rPr>
-        <w:instrText xml:space="preserve"> PAGEREF _Toc241604145 \h </w:instrText>
+        <w:instrText xml:space="preserve"> PAGEREF _Toc241606744 \h </w:instrText>
       </w:r>
       <w:r>
         <w:rPr>
@@ -1649,7 +1649,7 @@
         <w:rPr>
           <w:noProof/>
         </w:rPr>
-        <w:instrText xml:space="preserve"> PAGEREF _Toc241604146 \h </w:instrText>
+        <w:instrText xml:space="preserve"> PAGEREF _Toc241606745 \h </w:instrText>
       </w:r>
       <w:r>
         <w:rPr>
@@ -1666,7 +1666,7 @@
         <w:rPr>
           <w:noProof/>
         </w:rPr>
-        <w:t>28</w:t>
+        <w:t>29</w:t>
       </w:r>
       <w:r>
         <w:rPr>
@@ -1711,7 +1711,7 @@
         <w:rPr>
           <w:noProof/>
         </w:rPr>
-        <w:instrText xml:space="preserve"> PAGEREF _Toc241604147 \h </w:instrText>
+        <w:instrText xml:space="preserve"> PAGEREF _Toc241606746 \h </w:instrText>
       </w:r>
       <w:r>
         <w:rPr>
@@ -1728,7 +1728,7 @@
         <w:rPr>
           <w:noProof/>
         </w:rPr>
-        <w:t>28</w:t>
+        <w:t>29</w:t>
       </w:r>
       <w:r>
         <w:rPr>
@@ -1773,7 +1773,7 @@
         <w:rPr>
           <w:noProof/>
         </w:rPr>
-        <w:instrText xml:space="preserve"> PAGEREF _Toc241604148 \h </w:instrText>
+        <w:instrText xml:space="preserve"> PAGEREF _Toc241606747 \h </w:instrText>
       </w:r>
       <w:r>
         <w:rPr>
@@ -1790,7 +1790,7 @@
         <w:rPr>
           <w:noProof/>
         </w:rPr>
-        <w:t>28</w:t>
+        <w:t>29</w:t>
       </w:r>
       <w:r>
         <w:rPr>
@@ -1835,7 +1835,7 @@
         <w:rPr>
           <w:noProof/>
         </w:rPr>
-        <w:instrText xml:space="preserve"> PAGEREF _Toc241604149 \h </w:instrText>
+        <w:instrText xml:space="preserve"> PAGEREF _Toc241606748 \h </w:instrText>
       </w:r>
       <w:r>
         <w:rPr>
@@ -1852,7 +1852,7 @@
         <w:rPr>
           <w:noProof/>
         </w:rPr>
-        <w:t>30</w:t>
+        <w:t>31</w:t>
       </w:r>
       <w:r>
         <w:rPr>
@@ -1898,7 +1898,7 @@
         <w:rPr>
           <w:noProof/>
         </w:rPr>
-        <w:instrText xml:space="preserve"> PAGEREF _Toc241604150 \h </w:instrText>
+        <w:instrText xml:space="preserve"> PAGEREF _Toc241606749 \h </w:instrText>
       </w:r>
       <w:r>
         <w:rPr>
@@ -1915,7 +1915,7 @@
         <w:rPr>
           <w:noProof/>
         </w:rPr>
-        <w:t>31</w:t>
+        <w:t>32</w:t>
       </w:r>
       <w:r>
         <w:rPr>
@@ -1960,7 +1960,7 @@
         <w:rPr>
           <w:noProof/>
         </w:rPr>
-        <w:instrText xml:space="preserve"> PAGEREF _Toc241604151 \h </w:instrText>
+        <w:instrText xml:space="preserve"> PAGEREF _Toc241606750 \h </w:instrText>
       </w:r>
       <w:r>
         <w:rPr>
@@ -1977,7 +1977,7 @@
         <w:rPr>
           <w:noProof/>
         </w:rPr>
-        <w:t>32</w:t>
+        <w:t>33</w:t>
       </w:r>
       <w:r>
         <w:rPr>
@@ -2022,7 +2022,7 @@
         <w:rPr>
           <w:noProof/>
         </w:rPr>
-        <w:instrText xml:space="preserve"> PAGEREF _Toc241604152 \h </w:instrText>
+        <w:instrText xml:space="preserve"> PAGEREF _Toc241606751 \h </w:instrText>
       </w:r>
       <w:r>
         <w:rPr>
@@ -2039,7 +2039,7 @@
         <w:rPr>
           <w:noProof/>
         </w:rPr>
-        <w:t>33</w:t>
+        <w:t>34</w:t>
       </w:r>
       <w:r>
         <w:rPr>
@@ -2084,7 +2084,7 @@
         <w:rPr>
           <w:noProof/>
         </w:rPr>
-        <w:instrText xml:space="preserve"> PAGEREF _Toc241604153 \h </w:instrText>
+        <w:instrText xml:space="preserve"> PAGEREF _Toc241606752 \h </w:instrText>
       </w:r>
       <w:r>
         <w:rPr>
@@ -2101,7 +2101,7 @@
         <w:rPr>
           <w:noProof/>
         </w:rPr>
-        <w:t>33</w:t>
+        <w:t>34</w:t>
       </w:r>
       <w:r>
         <w:rPr>
@@ -2146,7 +2146,7 @@
         <w:rPr>
           <w:noProof/>
         </w:rPr>
-        <w:instrText xml:space="preserve"> PAGEREF _Toc241604154 \h </w:instrText>
+        <w:instrText xml:space="preserve"> PAGEREF _Toc241606753 \h </w:instrText>
       </w:r>
       <w:r>
         <w:rPr>
@@ -2163,7 +2163,7 @@
         <w:rPr>
           <w:noProof/>
         </w:rPr>
-        <w:t>33</w:t>
+        <w:t>34</w:t>
       </w:r>
       <w:r>
         <w:rPr>
@@ -2208,7 +2208,7 @@
         <w:rPr>
           <w:noProof/>
         </w:rPr>
-        <w:instrText xml:space="preserve"> PAGEREF _Toc241604155 \h </w:instrText>
+        <w:instrText xml:space="preserve"> PAGEREF _Toc241606754 \h </w:instrText>
       </w:r>
       <w:r>
         <w:rPr>
@@ -2225,7 +2225,7 @@
         <w:rPr>
           <w:noProof/>
         </w:rPr>
-        <w:t>35</w:t>
+        <w:t>36</w:t>
       </w:r>
       <w:r>
         <w:rPr>
@@ -2270,7 +2270,7 @@
         <w:rPr>
           <w:noProof/>
         </w:rPr>
-        <w:instrText xml:space="preserve"> PAGEREF _Toc241604156 \h </w:instrText>
+        <w:instrText xml:space="preserve"> PAGEREF _Toc241606755 \h </w:instrText>
       </w:r>
       <w:r>
         <w:rPr>
@@ -2287,7 +2287,7 @@
         <w:rPr>
           <w:noProof/>
         </w:rPr>
-        <w:t>36</w:t>
+        <w:t>37</w:t>
       </w:r>
       <w:r>
         <w:rPr>
@@ -2332,7 +2332,7 @@
         <w:rPr>
           <w:noProof/>
         </w:rPr>
-        <w:instrText xml:space="preserve"> PAGEREF _Toc241604157 \h </w:instrText>
+        <w:instrText xml:space="preserve"> PAGEREF _Toc241606756 \h </w:instrText>
       </w:r>
       <w:r>
         <w:rPr>
@@ -2349,7 +2349,7 @@
         <w:rPr>
           <w:noProof/>
         </w:rPr>
-        <w:t>36</w:t>
+        <w:t>37</w:t>
       </w:r>
       <w:r>
         <w:rPr>
@@ -2394,7 +2394,7 @@
         <w:rPr>
           <w:noProof/>
         </w:rPr>
-        <w:instrText xml:space="preserve"> PAGEREF _Toc241604158 \h </w:instrText>
+        <w:instrText xml:space="preserve"> PAGEREF _Toc241606757 \h </w:instrText>
       </w:r>
       <w:r>
         <w:rPr>
@@ -2411,7 +2411,7 @@
         <w:rPr>
           <w:noProof/>
         </w:rPr>
-        <w:t>37</w:t>
+        <w:t>38</w:t>
       </w:r>
       <w:r>
         <w:rPr>
@@ -2456,7 +2456,7 @@
         <w:rPr>
           <w:noProof/>
         </w:rPr>
-        <w:instrText xml:space="preserve"> PAGEREF _Toc241604159 \h </w:instrText>
+        <w:instrText xml:space="preserve"> PAGEREF _Toc241606758 \h </w:instrText>
       </w:r>
       <w:r>
         <w:rPr>
@@ -2473,7 +2473,7 @@
         <w:rPr>
           <w:noProof/>
         </w:rPr>
-        <w:t>37</w:t>
+        <w:t>38</w:t>
       </w:r>
       <w:r>
         <w:rPr>
@@ -2518,7 +2518,7 @@
         <w:rPr>
           <w:noProof/>
         </w:rPr>
-        <w:instrText xml:space="preserve"> PAGEREF _Toc241604160 \h </w:instrText>
+        <w:instrText xml:space="preserve"> PAGEREF _Toc241606759 \h </w:instrText>
       </w:r>
       <w:r>
         <w:rPr>
@@ -2535,7 +2535,7 @@
         <w:rPr>
           <w:noProof/>
         </w:rPr>
-        <w:t>37</w:t>
+        <w:t>38</w:t>
       </w:r>
       <w:r>
         <w:rPr>
@@ -2580,7 +2580,7 @@
         <w:rPr>
           <w:noProof/>
         </w:rPr>
-        <w:instrText xml:space="preserve"> PAGEREF _Toc241604161 \h </w:instrText>
+        <w:instrText xml:space="preserve"> PAGEREF _Toc241606760 \h </w:instrText>
       </w:r>
       <w:r>
         <w:rPr>
@@ -2597,7 +2597,7 @@
         <w:rPr>
           <w:noProof/>
         </w:rPr>
-        <w:t>38</w:t>
+        <w:t>39</w:t>
       </w:r>
       <w:r>
         <w:rPr>
@@ -2642,7 +2642,7 @@
         <w:rPr>
           <w:noProof/>
         </w:rPr>
-        <w:instrText xml:space="preserve"> PAGEREF _Toc241604162 \h </w:instrText>
+        <w:instrText xml:space="preserve"> PAGEREF _Toc241606761 \h </w:instrText>
       </w:r>
       <w:r>
         <w:rPr>
@@ -2659,7 +2659,7 @@
         <w:rPr>
           <w:noProof/>
         </w:rPr>
-        <w:t>38</w:t>
+        <w:t>39</w:t>
       </w:r>
       <w:r>
         <w:rPr>
@@ -2704,7 +2704,7 @@
         <w:rPr>
           <w:noProof/>
         </w:rPr>
-        <w:instrText xml:space="preserve"> PAGEREF _Toc241604163 \h </w:instrText>
+        <w:instrText xml:space="preserve"> PAGEREF _Toc241606762 \h </w:instrText>
       </w:r>
       <w:r>
         <w:rPr>
@@ -2721,7 +2721,7 @@
         <w:rPr>
           <w:noProof/>
         </w:rPr>
-        <w:t>39</w:t>
+        <w:t>40</w:t>
       </w:r>
       <w:r>
         <w:rPr>
@@ -2766,7 +2766,7 @@
         <w:rPr>
           <w:noProof/>
         </w:rPr>
-        <w:instrText xml:space="preserve"> PAGEREF _Toc241604164 \h </w:instrText>
+        <w:instrText xml:space="preserve"> PAGEREF _Toc241606763 \h </w:instrText>
       </w:r>
       <w:r>
         <w:rPr>
@@ -2783,7 +2783,7 @@
         <w:rPr>
           <w:noProof/>
         </w:rPr>
-        <w:t>39</w:t>
+        <w:t>40</w:t>
       </w:r>
       <w:r>
         <w:rPr>
@@ -2828,7 +2828,7 @@
         <w:rPr>
           <w:noProof/>
         </w:rPr>
-        <w:instrText xml:space="preserve"> PAGEREF _Toc241604165 \h </w:instrText>
+        <w:instrText xml:space="preserve"> PAGEREF _Toc241606764 \h </w:instrText>
       </w:r>
       <w:r>
         <w:rPr>
@@ -2845,7 +2845,7 @@
         <w:rPr>
           <w:noProof/>
         </w:rPr>
-        <w:t>41</w:t>
+        <w:t>42</w:t>
       </w:r>
       <w:r>
         <w:rPr>
@@ -2890,7 +2890,7 @@
         <w:rPr>
           <w:noProof/>
         </w:rPr>
-        <w:instrText xml:space="preserve"> PAGEREF _Toc241604166 \h </w:instrText>
+        <w:instrText xml:space="preserve"> PAGEREF _Toc241606765 \h </w:instrText>
       </w:r>
       <w:r>
         <w:rPr>
@@ -2907,7 +2907,7 @@
         <w:rPr>
           <w:noProof/>
         </w:rPr>
-        <w:t>44</w:t>
+        <w:t>45</w:t>
       </w:r>
       <w:r>
         <w:rPr>
@@ -2952,7 +2952,7 @@
         <w:rPr>
           <w:noProof/>
         </w:rPr>
-        <w:instrText xml:space="preserve"> PAGEREF _Toc241604167 \h </w:instrText>
+        <w:instrText xml:space="preserve"> PAGEREF _Toc241606766 \h </w:instrText>
       </w:r>
       <w:r>
         <w:rPr>
@@ -2969,7 +2969,7 @@
         <w:rPr>
           <w:noProof/>
         </w:rPr>
-        <w:t>51</w:t>
+        <w:t>52</w:t>
       </w:r>
       <w:r>
         <w:rPr>
@@ -3014,7 +3014,7 @@
         <w:rPr>
           <w:noProof/>
         </w:rPr>
-        <w:instrText xml:space="preserve"> PAGEREF _Toc241604168 \h </w:instrText>
+        <w:instrText xml:space="preserve"> PAGEREF _Toc241606767 \h </w:instrText>
       </w:r>
       <w:r>
         <w:rPr>
@@ -3031,7 +3031,7 @@
         <w:rPr>
           <w:noProof/>
         </w:rPr>
-        <w:t>52</w:t>
+        <w:t>53</w:t>
       </w:r>
       <w:r>
         <w:rPr>
@@ -3062,7 +3062,7 @@
         </w:rPr>
         <w:br w:type="page"/>
       </w:r>
-      <w:bookmarkStart w:id="1" w:name="_Toc241604125"/>
+      <w:bookmarkStart w:id="1" w:name="_Toc241606724"/>
       <w:r>
         <w:rPr>
           <w:rFonts w:eastAsia="Times New Roman"/>
@@ -3079,7 +3079,7 @@
           <w:rFonts w:eastAsia="Times New Roman"/>
         </w:rPr>
       </w:pPr>
-      <w:bookmarkStart w:id="2" w:name="_Toc241604126"/>
+      <w:bookmarkStart w:id="2" w:name="_Toc241606725"/>
       <w:r>
         <w:rPr>
           <w:rFonts w:eastAsia="Times New Roman"/>
@@ -3106,7 +3106,7 @@
           <w:rFonts w:eastAsia="Times New Roman"/>
         </w:rPr>
       </w:pPr>
-      <w:bookmarkStart w:id="3" w:name="_Toc241604127"/>
+      <w:bookmarkStart w:id="3" w:name="_Toc241606726"/>
       <w:r>
         <w:rPr>
           <w:rFonts w:eastAsia="Times New Roman"/>
@@ -3143,7 +3143,7 @@
           <w:rFonts w:eastAsia="Times New Roman"/>
         </w:rPr>
       </w:pPr>
-      <w:bookmarkStart w:id="4" w:name="_Toc241604128"/>
+      <w:bookmarkStart w:id="4" w:name="_Toc241606727"/>
       <w:r>
         <w:rPr>
           <w:rFonts w:eastAsia="Times New Roman"/>
@@ -3301,7 +3301,7 @@
           <w:rFonts w:eastAsia="Times New Roman"/>
         </w:rPr>
       </w:pPr>
-      <w:bookmarkStart w:id="5" w:name="_Toc241604129"/>
+      <w:bookmarkStart w:id="5" w:name="_Toc241606728"/>
       <w:r>
         <w:rPr>
           <w:rFonts w:eastAsia="Times New Roman"/>
@@ -3328,7 +3328,7 @@
           <w:rFonts w:eastAsia="Times New Roman"/>
         </w:rPr>
       </w:pPr>
-      <w:bookmarkStart w:id="6" w:name="_Toc241604130"/>
+      <w:bookmarkStart w:id="6" w:name="_Toc241606729"/>
       <w:r>
         <w:rPr>
           <w:rFonts w:eastAsia="Times New Roman"/>
@@ -4208,7 +4208,7 @@
           <w:rFonts w:eastAsia="Times New Roman"/>
         </w:rPr>
       </w:pPr>
-      <w:bookmarkStart w:id="7" w:name="_Toc241604131"/>
+      <w:bookmarkStart w:id="7" w:name="_Toc241606730"/>
       <w:r>
         <w:rPr>
           <w:rFonts w:eastAsia="Times New Roman"/>
@@ -4246,7 +4246,7 @@
           <w:rFonts w:eastAsia="Times New Roman"/>
         </w:rPr>
       </w:pPr>
-      <w:bookmarkStart w:id="8" w:name="_Toc241604132"/>
+      <w:bookmarkStart w:id="8" w:name="_Toc241606731"/>
       <w:r>
         <w:rPr>
           <w:rFonts w:eastAsia="Times New Roman"/>
@@ -4273,7 +4273,7 @@
           <w:noProof/>
         </w:rPr>
         <w:drawing>
-          <wp:inline distT="0" distB="0" distL="0" distR="0" wp14:anchorId="356853A4" wp14:editId="42A31C27">
+          <wp:inline distT="0" distB="0" distL="0" distR="0" wp14:anchorId="1B00C57D" wp14:editId="325F1339">
             <wp:extent cx="5715000" cy="1272540"/>
             <wp:effectExtent l="0" t="0" r="0" b="3810"/>
             <wp:docPr id="1" name="Picture 1"/>
@@ -4338,7 +4338,7 @@
           <w:rFonts w:eastAsia="Times New Roman"/>
         </w:rPr>
       </w:pPr>
-      <w:bookmarkStart w:id="9" w:name="_Toc241604133"/>
+      <w:bookmarkStart w:id="9" w:name="_Toc241606732"/>
       <w:r>
         <w:rPr>
           <w:rFonts w:eastAsia="Times New Roman"/>
@@ -7519,7 +7519,7 @@
           <w:rFonts w:eastAsia="Times New Roman"/>
         </w:rPr>
       </w:pPr>
-      <w:bookmarkStart w:id="10" w:name="_Toc241604134"/>
+      <w:bookmarkStart w:id="10" w:name="_Toc241606733"/>
       <w:r>
         <w:rPr>
           <w:rFonts w:eastAsia="Times New Roman"/>
@@ -7812,7 +7812,7 @@
           <w:rFonts w:eastAsia="Times New Roman"/>
         </w:rPr>
       </w:pPr>
-      <w:bookmarkStart w:id="11" w:name="_Toc241604135"/>
+      <w:bookmarkStart w:id="11" w:name="_Toc241606734"/>
       <w:r>
         <w:rPr>
           <w:rFonts w:eastAsia="Times New Roman"/>
@@ -16053,7 +16053,7 @@
           <w:rFonts w:eastAsia="Times New Roman"/>
         </w:rPr>
       </w:pPr>
-      <w:bookmarkStart w:id="12" w:name="_Toc241604136"/>
+      <w:bookmarkStart w:id="12" w:name="_Toc241606735"/>
       <w:r>
         <w:rPr>
           <w:rFonts w:eastAsia="Times New Roman"/>
@@ -17566,7 +17566,7 @@
           <w:noProof/>
         </w:rPr>
         <w:drawing>
-          <wp:inline distT="0" distB="0" distL="0" distR="0" wp14:anchorId="6478BC8B" wp14:editId="3BF1B46A">
+          <wp:inline distT="0" distB="0" distL="0" distR="0" wp14:anchorId="5F6C9F79" wp14:editId="7F8F2A84">
             <wp:extent cx="5524500" cy="3208020"/>
             <wp:effectExtent l="0" t="0" r="0" b="0"/>
             <wp:docPr id="2" name="Picture 2"/>
@@ -18339,7 +18339,7 @@
           <w:rFonts w:eastAsia="Times New Roman"/>
         </w:rPr>
       </w:pPr>
-      <w:bookmarkStart w:id="13" w:name="_Toc241604137"/>
+      <w:bookmarkStart w:id="13" w:name="_Toc241606736"/>
       <w:r>
         <w:rPr>
           <w:rFonts w:eastAsia="Times New Roman"/>
@@ -19323,7 +19323,7 @@
           <w:rFonts w:eastAsia="Times New Roman"/>
         </w:rPr>
       </w:pPr>
-      <w:bookmarkStart w:id="14" w:name="_Toc241604138"/>
+      <w:bookmarkStart w:id="14" w:name="_Toc241606737"/>
       <w:r>
         <w:rPr>
           <w:rFonts w:eastAsia="Times New Roman"/>
@@ -19339,7 +19339,7 @@
           <w:rFonts w:eastAsia="Times New Roman"/>
         </w:rPr>
       </w:pPr>
-      <w:bookmarkStart w:id="15" w:name="_Toc241604139"/>
+      <w:bookmarkStart w:id="15" w:name="_Toc241606738"/>
       <w:r>
         <w:rPr>
           <w:rFonts w:eastAsia="Times New Roman"/>
@@ -19379,7 +19379,7 @@
           <w:noProof/>
         </w:rPr>
         <w:drawing>
-          <wp:inline distT="0" distB="0" distL="0" distR="0" wp14:anchorId="4502CA64" wp14:editId="746E0639">
+          <wp:inline distT="0" distB="0" distL="0" distR="0" wp14:anchorId="4ECD3919" wp14:editId="1AF9E33C">
             <wp:extent cx="5715000" cy="3954780"/>
             <wp:effectExtent l="0" t="0" r="0" b="7620"/>
             <wp:docPr id="3" name="Picture 3"/>
@@ -20190,7 +20190,7 @@
           <w:rFonts w:eastAsia="Times New Roman"/>
         </w:rPr>
       </w:pPr>
-      <w:bookmarkStart w:id="16" w:name="_Toc241604140"/>
+      <w:bookmarkStart w:id="16" w:name="_Toc241606739"/>
       <w:r>
         <w:rPr>
           <w:rFonts w:eastAsia="Times New Roman"/>
@@ -20386,7 +20386,7 @@
           <w:rFonts w:eastAsia="Times New Roman"/>
         </w:rPr>
       </w:pPr>
-      <w:bookmarkStart w:id="17" w:name="_Toc241604141"/>
+      <w:bookmarkStart w:id="17" w:name="_Toc241606740"/>
       <w:r>
         <w:rPr>
           <w:rFonts w:eastAsia="Times New Roman"/>
@@ -20750,7 +20750,7 @@
           <w:rFonts w:eastAsia="Times New Roman"/>
         </w:rPr>
       </w:pPr>
-      <w:bookmarkStart w:id="18" w:name="_Toc241604142"/>
+      <w:bookmarkStart w:id="18" w:name="_Toc241606741"/>
       <w:r>
         <w:rPr>
           <w:rFonts w:eastAsia="Times New Roman"/>
@@ -20869,7 +20869,7 @@
           <w:rFonts w:eastAsia="Times New Roman"/>
         </w:rPr>
       </w:pPr>
-      <w:bookmarkStart w:id="19" w:name="_Toc241604143"/>
+      <w:bookmarkStart w:id="19" w:name="_Toc241606742"/>
       <w:r>
         <w:rPr>
           <w:rFonts w:eastAsia="Times New Roman"/>
@@ -20978,7 +20978,7 @@
           <w:noProof/>
         </w:rPr>
         <w:drawing>
-          <wp:inline distT="0" distB="0" distL="0" distR="0" wp14:anchorId="08A2EE2E" wp14:editId="77C233B0">
+          <wp:inline distT="0" distB="0" distL="0" distR="0" wp14:anchorId="50BEBFBE" wp14:editId="7CA8072D">
             <wp:extent cx="4480560" cy="4960620"/>
             <wp:effectExtent l="0" t="0" r="0" b="0"/>
             <wp:docPr id="4" name="Picture 4"/>
@@ -21043,7 +21043,7 @@
           <w:rFonts w:eastAsia="Times New Roman"/>
         </w:rPr>
       </w:pPr>
-      <w:bookmarkStart w:id="20" w:name="_Toc241604144"/>
+      <w:bookmarkStart w:id="20" w:name="_Toc241606743"/>
       <w:r>
         <w:rPr>
           <w:rFonts w:eastAsia="Times New Roman"/>
@@ -21222,7 +21222,7 @@
           <w:rFonts w:eastAsia="Times New Roman"/>
         </w:rPr>
       </w:pPr>
-      <w:bookmarkStart w:id="21" w:name="_Toc241604145"/>
+      <w:bookmarkStart w:id="21" w:name="_Toc241606744"/>
       <w:r>
         <w:rPr>
           <w:rFonts w:eastAsia="Times New Roman"/>
@@ -21240,6 +21240,43 @@
       </w:r>
       <w:r>
         <w:t xml:space="preserve"> console interface provides the same functions as a backup. Full instructions are in the separate User Manual.</w:t>
+      </w:r>
+    </w:p>
+    <w:p>
+      <w:pPr>
+        <w:pStyle w:val="NormalWeb"/>
+      </w:pPr>
+      <w:r>
+        <w:rPr>
+          <w:b/>
+          <w:bCs/>
+        </w:rPr>
+        <w:t>Online deployment.</w:t>
+      </w:r>
+      <w:r>
+        <w:t xml:space="preserve"> Because all reasoning runs on the server and the browser only receives finished pages, users do not need Prolog installed. The system is packaged as a Docker container based on the official SWI-Prolog image and deployed on the Render cloud platform at </w:t>
+      </w:r>
+      <w:r>
+        <w:rPr>
+          <w:b/>
+          <w:bCs/>
+        </w:rPr>
+        <w:t>https://gemstone-identification-assistant.onrender.com</w:t>
+      </w:r>
+      <w:r>
+        <w:t xml:space="preserve">. A </w:t>
+      </w:r>
+      <w:r>
+        <w:rPr>
+          <w:rStyle w:val="code1"/>
+        </w:rPr>
+        <w:t>serve/0</w:t>
+      </w:r>
+      <w:r>
+        <w:t xml:space="preserve"> </w:t>
+      </w:r>
+      <w:r>
+        <w:t>entry point starts the server on the port supplied by the host. Working memory is thread-local, so several users can consult the system at the same time without affecting each other's results.</w:t>
       </w:r>
     </w:p>
     <w:p>
@@ -21268,13 +21305,20 @@
           <w:b/>
           <w:bCs/>
         </w:rPr>
+        <w:lastRenderedPageBreak/>
         <w:t>Pictures instead of terms.</w:t>
       </w:r>
       <w:r>
         <w:rPr>
           <w:rFonts w:eastAsia="Times New Roman"/>
         </w:rPr>
-        <w:t xml:space="preserve"> Colour is chosen from swatches, optical effects and inclusions from small drawings of what they look like under a loupe, and the optic character from drawings of what is seen in the polariscope and conoscope ("stays dark", "blinks light and dark", "dark cross", "curved bars"), because a beginner may not know the words "silk", "fingerprint" or "biaxial" (Figure 6).</w:t>
+        <w:t xml:space="preserve"> </w:t>
+      </w:r>
+      <w:r>
+        <w:rPr>
+          <w:rFonts w:eastAsia="Times New Roman"/>
+        </w:rPr>
+        <w:t>Colour is chosen from swatches, optical effects and inclusions from small drawings of what they look like under a loupe, and the optic character from drawings of what is seen in the polariscope and conoscope ("stays dark", "blinks light and dark", "dark cross", "curved bars"), because a beginner may not know the words "silk", "fingerprint" or "biaxial" (Figure 6).</w:t>
       </w:r>
     </w:p>
     <w:p>
@@ -21295,14 +21339,19 @@
           <w:b/>
           <w:bCs/>
         </w:rPr>
-        <w:lastRenderedPageBreak/>
         <w:t>Checking readings as they are typed.</w:t>
       </w:r>
       <w:r>
         <w:rPr>
           <w:rFonts w:eastAsia="Times New Roman"/>
         </w:rPr>
-        <w:t xml:space="preserve"> As an RI or SG value is entered, the page immediately says which gems it fits, warns about unusual values, and blocks impossible ones once the box is left (Figure 8). Under each box a "normal range" line gives the range covered by the knowledge base, with a link to the range of every gem. The ranges are sent from the knowledge base, so the page and the rules always agree.</w:t>
+        <w:t xml:space="preserve"> </w:t>
+      </w:r>
+      <w:r>
+        <w:rPr>
+          <w:rFonts w:eastAsia="Times New Roman"/>
+        </w:rPr>
+        <w:t>As an RI or SG value is entered, the page immediately says which gems it fits, warns about unusual values, and blocks impossible ones once the box is left (Figure 8). Under each box a "normal range" line gives the range covered by the knowledge base, with a link to the range of every gem. The ranges are sent from the knowledge base, so the page and the rules always agree.</w:t>
       </w:r>
     </w:p>
     <w:p>
@@ -21488,8 +21537,9 @@
         <w:rPr>
           <w:noProof/>
         </w:rPr>
+        <w:lastRenderedPageBreak/>
         <w:drawing>
-          <wp:inline distT="0" distB="0" distL="0" distR="0" wp14:anchorId="7B822ED5" wp14:editId="7E072D9E">
+          <wp:inline distT="0" distB="0" distL="0" distR="0" wp14:anchorId="53F01ECB" wp14:editId="539F2276">
             <wp:extent cx="5334000" cy="3528060"/>
             <wp:effectExtent l="0" t="0" r="0" b="0"/>
             <wp:docPr id="5" name="Picture 5"/>
@@ -21558,7 +21608,7 @@
         </w:rPr>
         <w:lastRenderedPageBreak/>
         <w:drawing>
-          <wp:inline distT="0" distB="0" distL="0" distR="0" wp14:anchorId="0CBC204B" wp14:editId="4D760A31">
+          <wp:inline distT="0" distB="0" distL="0" distR="0" wp14:anchorId="788CEB38" wp14:editId="75EEC95E">
             <wp:extent cx="4953000" cy="7604760"/>
             <wp:effectExtent l="0" t="0" r="0" b="0"/>
             <wp:docPr id="6" name="Picture 6"/>
@@ -21627,7 +21677,7 @@
         </w:rPr>
         <w:lastRenderedPageBreak/>
         <w:drawing>
-          <wp:inline distT="0" distB="0" distL="0" distR="0" wp14:anchorId="43EF7975" wp14:editId="3E4C0529">
+          <wp:inline distT="0" distB="0" distL="0" distR="0" wp14:anchorId="20C0A79E" wp14:editId="1C9FFFCD">
             <wp:extent cx="4480560" cy="3589020"/>
             <wp:effectExtent l="0" t="0" r="0" b="0"/>
             <wp:docPr id="7" name="Picture 7"/>
@@ -21695,7 +21745,7 @@
           <w:noProof/>
         </w:rPr>
         <w:drawing>
-          <wp:inline distT="0" distB="0" distL="0" distR="0" wp14:anchorId="60EE0971" wp14:editId="3C3ADD6E">
+          <wp:inline distT="0" distB="0" distL="0" distR="0" wp14:anchorId="68F704C3" wp14:editId="386FE75E">
             <wp:extent cx="5334000" cy="3268980"/>
             <wp:effectExtent l="0" t="0" r="0" b="7620"/>
             <wp:docPr id="8" name="Picture 8"/>
@@ -21760,7 +21810,7 @@
           <w:rFonts w:eastAsia="Times New Roman"/>
         </w:rPr>
       </w:pPr>
-      <w:bookmarkStart w:id="22" w:name="_Toc241604146"/>
+      <w:bookmarkStart w:id="22" w:name="_Toc241606745"/>
       <w:r>
         <w:rPr>
           <w:rFonts w:eastAsia="Times New Roman"/>
@@ -22998,7 +23048,7 @@
           <w:rFonts w:eastAsia="Times New Roman"/>
         </w:rPr>
       </w:pPr>
-      <w:bookmarkStart w:id="23" w:name="_Toc241604147"/>
+      <w:bookmarkStart w:id="23" w:name="_Toc241606746"/>
       <w:r>
         <w:rPr>
           <w:rFonts w:eastAsia="Times New Roman"/>
@@ -23032,7 +23082,7 @@
           <w:rFonts w:eastAsia="Times New Roman"/>
         </w:rPr>
       </w:pPr>
-      <w:bookmarkStart w:id="24" w:name="_Toc241604148"/>
+      <w:bookmarkStart w:id="24" w:name="_Toc241606747"/>
       <w:r>
         <w:rPr>
           <w:rFonts w:eastAsia="Times New Roman"/>
@@ -23236,7 +23286,7 @@
         </w:rPr>
         <w:lastRenderedPageBreak/>
         <w:drawing>
-          <wp:inline distT="0" distB="0" distL="0" distR="0" wp14:anchorId="72CFAC3E" wp14:editId="2E59AFDB">
+          <wp:inline distT="0" distB="0" distL="0" distR="0" wp14:anchorId="7D68E2B7" wp14:editId="6059A755">
             <wp:extent cx="4480560" cy="5646420"/>
             <wp:effectExtent l="0" t="0" r="0" b="0"/>
             <wp:docPr id="9" name="Picture 9"/>
@@ -23301,7 +23351,7 @@
           <w:rFonts w:eastAsia="Times New Roman"/>
         </w:rPr>
       </w:pPr>
-      <w:bookmarkStart w:id="25" w:name="_Toc241604149"/>
+      <w:bookmarkStart w:id="25" w:name="_Toc241606748"/>
       <w:r>
         <w:rPr>
           <w:rFonts w:eastAsia="Times New Roman"/>
@@ -23380,7 +23430,7 @@
           <w:noProof/>
         </w:rPr>
         <w:drawing>
-          <wp:inline distT="0" distB="0" distL="0" distR="0" wp14:anchorId="0AAC91BD" wp14:editId="7F99A5F7">
+          <wp:inline distT="0" distB="0" distL="0" distR="0" wp14:anchorId="7A8AF67E" wp14:editId="41AF223E">
             <wp:extent cx="4290060" cy="3398520"/>
             <wp:effectExtent l="0" t="0" r="0" b="0"/>
             <wp:docPr id="10" name="Picture 10"/>
@@ -23445,7 +23495,7 @@
           <w:rFonts w:eastAsia="Times New Roman"/>
         </w:rPr>
       </w:pPr>
-      <w:bookmarkStart w:id="26" w:name="_Toc241604150"/>
+      <w:bookmarkStart w:id="26" w:name="_Toc241606749"/>
       <w:r>
         <w:rPr>
           <w:rFonts w:eastAsia="Times New Roman"/>
@@ -23483,7 +23533,7 @@
         </w:rPr>
         <w:lastRenderedPageBreak/>
         <w:drawing>
-          <wp:inline distT="0" distB="0" distL="0" distR="0" wp14:anchorId="096AA03E" wp14:editId="42689DDB">
+          <wp:inline distT="0" distB="0" distL="0" distR="0" wp14:anchorId="0725EB55" wp14:editId="58316C31">
             <wp:extent cx="4480560" cy="1325880"/>
             <wp:effectExtent l="0" t="0" r="0" b="7620"/>
             <wp:docPr id="11" name="Picture 11"/>
@@ -23548,7 +23598,7 @@
           <w:rFonts w:eastAsia="Times New Roman"/>
         </w:rPr>
       </w:pPr>
-      <w:bookmarkStart w:id="27" w:name="_Toc241604151"/>
+      <w:bookmarkStart w:id="27" w:name="_Toc241606750"/>
       <w:r>
         <w:rPr>
           <w:rFonts w:eastAsia="Times New Roman"/>
@@ -23578,7 +23628,7 @@
           <w:noProof/>
         </w:rPr>
         <w:drawing>
-          <wp:inline distT="0" distB="0" distL="0" distR="0" wp14:anchorId="31342795" wp14:editId="12C3D205">
+          <wp:inline distT="0" distB="0" distL="0" distR="0" wp14:anchorId="2856DD97" wp14:editId="7289C4ED">
             <wp:extent cx="4480560" cy="4655820"/>
             <wp:effectExtent l="0" t="0" r="0" b="0"/>
             <wp:docPr id="12" name="Picture 12"/>
@@ -23647,7 +23697,7 @@
         </w:rPr>
         <w:lastRenderedPageBreak/>
         <w:drawing>
-          <wp:inline distT="0" distB="0" distL="0" distR="0" wp14:anchorId="66CD48A8" wp14:editId="6F2252CA">
+          <wp:inline distT="0" distB="0" distL="0" distR="0" wp14:anchorId="66956E1C" wp14:editId="3B0EEC51">
             <wp:extent cx="4480560" cy="3733800"/>
             <wp:effectExtent l="0" t="0" r="0" b="0"/>
             <wp:docPr id="13" name="Picture 13"/>
@@ -23712,7 +23762,7 @@
           <w:rFonts w:eastAsia="Times New Roman"/>
         </w:rPr>
       </w:pPr>
-      <w:bookmarkStart w:id="28" w:name="_Toc241604152"/>
+      <w:bookmarkStart w:id="28" w:name="_Toc241606751"/>
       <w:r>
         <w:rPr>
           <w:rFonts w:eastAsia="Times New Roman"/>
@@ -23728,7 +23778,7 @@
           <w:rFonts w:eastAsia="Times New Roman"/>
         </w:rPr>
       </w:pPr>
-      <w:bookmarkStart w:id="29" w:name="_Toc241604153"/>
+      <w:bookmarkStart w:id="29" w:name="_Toc241606752"/>
       <w:r>
         <w:rPr>
           <w:rFonts w:eastAsia="Times New Roman"/>
@@ -23752,7 +23802,7 @@
           <w:rFonts w:eastAsia="Times New Roman"/>
         </w:rPr>
       </w:pPr>
-      <w:bookmarkStart w:id="30" w:name="_Toc241604154"/>
+      <w:bookmarkStart w:id="30" w:name="_Toc241606753"/>
       <w:r>
         <w:rPr>
           <w:rFonts w:eastAsia="Times New Roman"/>
@@ -29387,7 +29437,7 @@
           <w:rFonts w:eastAsia="Times New Roman"/>
         </w:rPr>
       </w:pPr>
-      <w:bookmarkStart w:id="31" w:name="_Toc241604155"/>
+      <w:bookmarkStart w:id="31" w:name="_Toc241606754"/>
       <w:r>
         <w:rPr>
           <w:rFonts w:eastAsia="Times New Roman"/>
@@ -30155,7 +30205,7 @@
           <w:rFonts w:eastAsia="Times New Roman"/>
         </w:rPr>
       </w:pPr>
-      <w:bookmarkStart w:id="32" w:name="_Toc241604156"/>
+      <w:bookmarkStart w:id="32" w:name="_Toc241606755"/>
       <w:r>
         <w:rPr>
           <w:rFonts w:eastAsia="Times New Roman"/>
@@ -31148,7 +31198,7 @@
           <w:rFonts w:eastAsia="Times New Roman"/>
         </w:rPr>
       </w:pPr>
-      <w:bookmarkStart w:id="33" w:name="_Toc241604157"/>
+      <w:bookmarkStart w:id="33" w:name="_Toc241606756"/>
       <w:r>
         <w:rPr>
           <w:rFonts w:eastAsia="Times New Roman"/>
@@ -32142,7 +32192,7 @@
           <w:rFonts w:eastAsia="Times New Roman"/>
         </w:rPr>
       </w:pPr>
-      <w:bookmarkStart w:id="34" w:name="_Toc241604158"/>
+      <w:bookmarkStart w:id="34" w:name="_Toc241606757"/>
       <w:r>
         <w:rPr>
           <w:rFonts w:eastAsia="Times New Roman"/>
@@ -32166,7 +32216,20 @@
         <w:t>Gemstone Identification Assistant - User Manual</w:t>
       </w:r>
       <w:r>
-        <w:t>. It covers the required software, installation of SWI-Prolog, starting the web and console interfaces, the meaning of each input field and where to obtain it, worked examples with screenshots, the three reasoning modes, troubleshooting, and how to run the automated tests.</w:t>
+        <w:t>. It describes the two ways to use the system: the online version at</w:t>
+      </w:r>
+      <w:r>
+        <w:t xml:space="preserve"> </w:t>
+      </w:r>
+      <w:r>
+        <w:rPr>
+          <w:b/>
+          <w:bCs/>
+        </w:rPr>
+        <w:t>https://gemstone-identification-assistant.onrender.com</w:t>
+      </w:r>
+      <w:r>
+        <w:t>, which needs only a web browser, and running it on one's own computer by downloading the project ZIP file from GitHub and starting it from the Command Prompt. It covers the required software, installation of SWI-Prolog, starting the web and console interfaces, the meaning of each input field and where to obtain it, worked examples with screenshots, the three reasoning modes, troubleshooting, and how to run the automated tests.</w:t>
       </w:r>
     </w:p>
     <w:p>
@@ -32176,7 +32239,7 @@
           <w:rFonts w:eastAsia="Times New Roman"/>
         </w:rPr>
       </w:pPr>
-      <w:bookmarkStart w:id="35" w:name="_Toc241604159"/>
+      <w:bookmarkStart w:id="35" w:name="_Toc241606758"/>
       <w:r>
         <w:rPr>
           <w:rFonts w:eastAsia="Times New Roman"/>
@@ -32192,7 +32255,7 @@
           <w:rFonts w:eastAsia="Times New Roman"/>
         </w:rPr>
       </w:pPr>
-      <w:bookmarkStart w:id="36" w:name="_Toc241604160"/>
+      <w:bookmarkStart w:id="36" w:name="_Toc241606759"/>
       <w:r>
         <w:rPr>
           <w:rFonts w:eastAsia="Times New Roman"/>
@@ -32216,11 +32279,11 @@
         <w:t>hypothesise-and-test</w:t>
       </w:r>
       <w:r>
-        <w:t xml:space="preserve">: the expert selects the tests that would confirm or rule out that hypothesis and abandons it as soon as a test contradicts it. Studies of expert diagnostic reasoning describe the same hypothetico-deductive pattern [18]. The consultation mode models it directly. It forms a hypothesis from the rule order, asks only for the evidence that hypothesis needs, and moves to </w:t>
+        <w:t xml:space="preserve">: the expert selects the tests that would confirm or rule out that hypothesis and abandons it as </w:t>
       </w:r>
       <w:r>
         <w:lastRenderedPageBreak/>
-        <w:t>the next hypothesis on failure. Test case 17 shows the effect: an isotropic reading rules out ruby after a single question.</w:t>
+        <w:t>soon as a test contradicts it. Studies of expert diagnostic reasoning describe the same hypothetico-deductive pattern [18]. The consultation mode models it directly. It forms a hypothesis from the rule order, asks only for the evidence that hypothesis needs, and moves to the next hypothesis on failure. Test case 17 shows the effect: an isotropic reading rules out ruby after a single question.</w:t>
       </w:r>
     </w:p>
     <w:p>
@@ -32238,7 +32301,7 @@
           <w:rFonts w:eastAsia="Times New Roman"/>
         </w:rPr>
       </w:pPr>
-      <w:bookmarkStart w:id="37" w:name="_Toc241604161"/>
+      <w:bookmarkStart w:id="37" w:name="_Toc241606760"/>
       <w:r>
         <w:rPr>
           <w:rFonts w:eastAsia="Times New Roman"/>
@@ -32278,7 +32341,7 @@
           <w:rFonts w:eastAsia="Times New Roman"/>
         </w:rPr>
       </w:pPr>
-      <w:bookmarkStart w:id="38" w:name="_Toc241604162"/>
+      <w:bookmarkStart w:id="38" w:name="_Toc241606761"/>
       <w:r>
         <w:rPr>
           <w:rFonts w:eastAsia="Times New Roman"/>
@@ -32359,6 +32422,7 @@
           <w:b/>
           <w:bCs/>
         </w:rPr>
+        <w:lastRenderedPageBreak/>
         <w:t>Unused properties.</w:t>
       </w:r>
       <w:r>
@@ -32392,7 +32456,6 @@
           <w:b/>
           <w:bCs/>
         </w:rPr>
-        <w:lastRenderedPageBreak/>
         <w:t>Treatments.</w:t>
       </w:r>
       <w:r>
@@ -32529,7 +32592,7 @@
           <w:rFonts w:eastAsia="Times New Roman"/>
         </w:rPr>
       </w:pPr>
-      <w:bookmarkStart w:id="39" w:name="_Toc241604163"/>
+      <w:bookmarkStart w:id="39" w:name="_Toc241606762"/>
       <w:r>
         <w:rPr>
           <w:rFonts w:eastAsia="Times New Roman"/>
@@ -32640,7 +32703,7 @@
           <w:rFonts w:eastAsia="Times New Roman"/>
         </w:rPr>
       </w:pPr>
-      <w:bookmarkStart w:id="40" w:name="_Toc241604164"/>
+      <w:bookmarkStart w:id="40" w:name="_Toc241606763"/>
       <w:r>
         <w:rPr>
           <w:rFonts w:eastAsia="Times New Roman"/>
@@ -32654,17 +32717,17 @@
         <w:pStyle w:val="NormalWeb"/>
       </w:pPr>
       <w:r>
-        <w:t>This project designed and implemented a rule-based expert system that identifies common Sri Lankan gemstones, detects synthetics and imitations, and explains its reasoning. Knowledge from recognised gemmological sources was systematically acquired, documented and represented as 297 facts and 62 production rules in four chained layers, with a certainty factor and a literature source for every rule. One rule base supports three reasoning modes: forward chaining for identification, backward chaining for verify</w:t>
-      </w:r>
-      <w:r>
-        <w:t xml:space="preserve">ing a claim, and an interactive </w:t>
+        <w:t xml:space="preserve">This project designed and implemented a rule-based expert system that identifies common Sri Lankan gemstones, detects synthetics and imitations, and explains its reasoning. Knowledge from recognised gemmological sources was systematically acquired, documented and </w:t>
       </w:r>
       <w:r>
         <w:lastRenderedPageBreak/>
-        <w:t>consultation that asks only for the facts it needs. A full How, Why and Why-not explanation facility, reasoning diagrams, a plain-English question interface and a web interface make the reasoning transparent to non-experts, and features such as picture-based inputs, live checking of readings and the next-measurement hint make it practical for people without gemmological training. All 20 documented test cases and 47 automated tests pass. The system meets its objectives as a to</w:t>
-      </w:r>
-      <w:r>
-        <w:t>ol for a first opinion. Its main limitations, the absence of real-world validation and several unmodelled gemmological properties, define clear next steps. Above all, the project shows why a transparent, explainable system is appropriate when a person's money depends on its answer.</w:t>
+        <w:t>represented as 297 facts and 62 production rules in four chained layers, with a certainty factor and a literature source for every rule. One rule base supports three reasoning modes: forward chaining for identification, backward chaining for verifying a claim, and an interactive consultation that asks only for the facts it needs. A full How, Why and Why-not explanation facility, reasoning diagrams, a plain-English question interface and a web interface make the reasoning transparent to non-experts, and feat</w:t>
+      </w:r>
+      <w:r>
+        <w:t>ures such as picture-based inputs, live checking of readings and the next-measurement hint make it practical for people without gemmological training. All 20 documented test cases and 47 automated tests pass. The system meets its objectives as a tool for a first opinion. Its main limitations, the absence of real-world validation and several unmodelled gemmological properties, define clear next steps. Above all, the project shows why a transparent, explainable system is appropriate when a person's money depe</w:t>
+      </w:r>
+      <w:r>
+        <w:t>nds on its answer.</w:t>
       </w:r>
     </w:p>
     <w:p>
@@ -32680,7 +32743,7 @@
         </w:rPr>
         <w:br w:type="page"/>
       </w:r>
-      <w:bookmarkStart w:id="41" w:name="_Toc241604165"/>
+      <w:bookmarkStart w:id="41" w:name="_Toc241606764"/>
       <w:r>
         <w:rPr>
           <w:rFonts w:eastAsia="Times New Roman"/>
@@ -33187,7 +33250,7 @@
         </w:rPr>
         <w:br w:type="page"/>
       </w:r>
-      <w:bookmarkStart w:id="42" w:name="_Toc241604166"/>
+      <w:bookmarkStart w:id="42" w:name="_Toc241606765"/>
       <w:r>
         <w:rPr>
           <w:rFonts w:eastAsia="Times New Roman"/>
@@ -46397,7 +46460,7 @@
         </w:rPr>
         <w:br w:type="page"/>
       </w:r>
-      <w:bookmarkStart w:id="43" w:name="_Toc241604167"/>
+      <w:bookmarkStart w:id="43" w:name="_Toc241606766"/>
       <w:r>
         <w:rPr>
           <w:rFonts w:eastAsia="Times New Roman"/>
@@ -46879,7 +46942,7 @@
           <w:rFonts w:eastAsia="Times New Roman"/>
         </w:rPr>
       </w:pPr>
-      <w:bookmarkStart w:id="44" w:name="_Toc241604168"/>
+      <w:bookmarkStart w:id="44" w:name="_Toc241606767"/>
       <w:r>
         <w:rPr>
           <w:rFonts w:eastAsia="Times New Roman"/>
@@ -47391,122 +47454,9 @@
 <file path=word/numbering.xml><?xml version="1.0" encoding="utf-8"?>
 <w:numbering xmlns:wpc="http://schemas.microsoft.com/office/word/2010/wordprocessingCanvas" xmlns:cx="http://schemas.microsoft.com/office/drawing/2014/chartex" xmlns:cx1="http://schemas.microsoft.com/office/drawing/2015/9/8/chartex" xmlns:cx2="http://schemas.microsoft.com/office/drawing/2015/10/21/chartex" xmlns:cx3="http://schemas.microsoft.com/office/drawing/2016/5/9/chartex" xmlns:cx4="http://schemas.microsoft.com/office/drawing/2016/5/10/chartex" xmlns:cx5="http://schemas.microsoft.com/office/drawing/2016/5/11/chartex" xmlns:cx6="http://schemas.microsoft.com/office/drawing/2016/5/12/chartex" xmlns:cx7="http://schemas.microsoft.com/office/drawing/2016/5/13/chartex" xmlns:cx8="http://schemas.microsoft.com/office/drawing/2016/5/14/chartex" xmlns:mc="http://schemas.openxmlformats.org/markup-compatibility/2006" xmlns:aink="http://schemas.microsoft.com/office/drawing/2016/ink" xmlns:am3d="http://schemas.microsoft.com/office/drawing/2017/model3d" xmlns:o="urn:schemas-microsoft-com:office:office" xmlns:oel="http://schemas.microsoft.com/office/2019/extlst" xmlns:r="http://schemas.openxmlformats.org/officeDocument/2006/relationships" xmlns:m="http://schemas.openxmlformats.org/officeDocument/2006/math" xmlns:v="urn:schemas-microsoft-com:vml" xmlns:wp14="http://schemas.microsoft.com/office/word/2010/wordprocessingDrawing" xmlns:wp="http://schemas.openxmlformats.org/drawingml/2006/wordprocessingDrawing" xmlns:w10="urn:schemas-microsoft-com:office:word" xmlns:w="http://schemas.openxmlformats.org/wordprocessingml/2006/main" xmlns:w14="http://schemas.microsoft.com/office/word/2010/wordml" xmlns:w15="http://schemas.microsoft.com/office/word/2012/wordml" xmlns:w16cex="http://schemas.microsoft.com/office/word/2018/wordml/cex" xmlns:w16cid="http://schemas.microsoft.com/office/word/2016/wordml/cid" xmlns:w16="http://schemas.microsoft.com/office/word/2018/wordml" xmlns:w16du="http://schemas.microsoft.com/office/word/2023/wordml/word16du" xmlns:w16sdtdh="http://schemas.microsoft.com/office/word/2020/wordml/sdtdatahash" xmlns:w16sdtfl="http://schemas.microsoft.com/office/word/2024/wordml/sdtformatlock" xmlns:w16se="http://schemas.microsoft.com/office/word/2015/wordml/symex" xmlns:wpg="http://schemas.microsoft.com/office/word/2010/wordprocessingGroup" xmlns:wpi="http://schemas.microsoft.com/office/word/2010/wordprocessingInk" xmlns:wne="http://schemas.microsoft.com/office/word/2006/wordml" xmlns:wps="http://schemas.microsoft.com/office/word/2010/wordprocessingShape" mc:Ignorable="w14 w15 w16se w16cid w16 w16cex w16sdtdh w16sdtfl w16du wp14">
   <w:abstractNum w:abstractNumId="0" w15:restartNumberingAfterBreak="0">
-    <w:nsid w:val="0C652C08"/>
+    <w:nsid w:val="0EC83959"/>
     <w:multiLevelType w:val="multilevel"/>
-    <w:tmpl w:val="C25E0E64"/>
-    <w:lvl w:ilvl="0">
-      <w:start w:val="1"/>
-      <w:numFmt w:val="decimal"/>
-      <w:lvlText w:val="%1."/>
-      <w:lvlJc w:val="left"/>
-      <w:pPr>
-        <w:tabs>
-          <w:tab w:val="num" w:pos="720"/>
-        </w:tabs>
-        <w:ind w:left="720" w:hanging="360"/>
-      </w:pPr>
-    </w:lvl>
-    <w:lvl w:ilvl="1" w:tentative="1">
-      <w:start w:val="1"/>
-      <w:numFmt w:val="decimal"/>
-      <w:lvlText w:val="%2."/>
-      <w:lvlJc w:val="left"/>
-      <w:pPr>
-        <w:tabs>
-          <w:tab w:val="num" w:pos="1440"/>
-        </w:tabs>
-        <w:ind w:left="1440" w:hanging="360"/>
-      </w:pPr>
-    </w:lvl>
-    <w:lvl w:ilvl="2" w:tentative="1">
-      <w:start w:val="1"/>
-      <w:numFmt w:val="decimal"/>
-      <w:lvlText w:val="%3."/>
-      <w:lvlJc w:val="left"/>
-      <w:pPr>
-        <w:tabs>
-          <w:tab w:val="num" w:pos="2160"/>
-        </w:tabs>
-        <w:ind w:left="2160" w:hanging="360"/>
-      </w:pPr>
-    </w:lvl>
-    <w:lvl w:ilvl="3" w:tentative="1">
-      <w:start w:val="1"/>
-      <w:numFmt w:val="decimal"/>
-      <w:lvlText w:val="%4."/>
-      <w:lvlJc w:val="left"/>
-      <w:pPr>
-        <w:tabs>
-          <w:tab w:val="num" w:pos="2880"/>
-        </w:tabs>
-        <w:ind w:left="2880" w:hanging="360"/>
-      </w:pPr>
-    </w:lvl>
-    <w:lvl w:ilvl="4" w:tentative="1">
-      <w:start w:val="1"/>
-      <w:numFmt w:val="decimal"/>
-      <w:lvlText w:val="%5."/>
-      <w:lvlJc w:val="left"/>
-      <w:pPr>
-        <w:tabs>
-          <w:tab w:val="num" w:pos="3600"/>
-        </w:tabs>
-        <w:ind w:left="3600" w:hanging="360"/>
-      </w:pPr>
-    </w:lvl>
-    <w:lvl w:ilvl="5" w:tentative="1">
-      <w:start w:val="1"/>
-      <w:numFmt w:val="decimal"/>
-      <w:lvlText w:val="%6."/>
-      <w:lvlJc w:val="left"/>
-      <w:pPr>
-        <w:tabs>
-          <w:tab w:val="num" w:pos="4320"/>
-        </w:tabs>
-        <w:ind w:left="4320" w:hanging="360"/>
-      </w:pPr>
-    </w:lvl>
-    <w:lvl w:ilvl="6" w:tentative="1">
-      <w:start w:val="1"/>
-      <w:numFmt w:val="decimal"/>
-      <w:lvlText w:val="%7."/>
-      <w:lvlJc w:val="left"/>
-      <w:pPr>
-        <w:tabs>
-          <w:tab w:val="num" w:pos="5040"/>
-        </w:tabs>
-        <w:ind w:left="5040" w:hanging="360"/>
-      </w:pPr>
-    </w:lvl>
-    <w:lvl w:ilvl="7" w:tentative="1">
-      <w:start w:val="1"/>
-      <w:numFmt w:val="decimal"/>
-      <w:lvlText w:val="%8."/>
-      <w:lvlJc w:val="left"/>
-      <w:pPr>
-        <w:tabs>
-          <w:tab w:val="num" w:pos="5760"/>
-        </w:tabs>
-        <w:ind w:left="5760" w:hanging="360"/>
-      </w:pPr>
-    </w:lvl>
-    <w:lvl w:ilvl="8" w:tentative="1">
-      <w:start w:val="1"/>
-      <w:numFmt w:val="decimal"/>
-      <w:lvlText w:val="%9."/>
-      <w:lvlJc w:val="left"/>
-      <w:pPr>
-        <w:tabs>
-          <w:tab w:val="num" w:pos="6480"/>
-        </w:tabs>
-        <w:ind w:left="6480" w:hanging="360"/>
-      </w:pPr>
-    </w:lvl>
-  </w:abstractNum>
-  <w:abstractNum w:abstractNumId="1" w15:restartNumberingAfterBreak="0">
-    <w:nsid w:val="1402556E"/>
-    <w:multiLevelType w:val="multilevel"/>
-    <w:tmpl w:val="445497E2"/>
+    <w:tmpl w:val="8D52F45E"/>
     <w:lvl w:ilvl="0">
       <w:start w:val="1"/>
       <w:numFmt w:val="bullet"/>
@@ -47652,123 +47602,10 @@
       </w:rPr>
     </w:lvl>
   </w:abstractNum>
-  <w:abstractNum w:abstractNumId="2" w15:restartNumberingAfterBreak="0">
-    <w:nsid w:val="33B736AF"/>
+  <w:abstractNum w:abstractNumId="1" w15:restartNumberingAfterBreak="0">
+    <w:nsid w:val="334F1FA5"/>
     <w:multiLevelType w:val="multilevel"/>
-    <w:tmpl w:val="33022EDE"/>
-    <w:lvl w:ilvl="0">
-      <w:start w:val="1"/>
-      <w:numFmt w:val="decimal"/>
-      <w:lvlText w:val="%1."/>
-      <w:lvlJc w:val="left"/>
-      <w:pPr>
-        <w:tabs>
-          <w:tab w:val="num" w:pos="720"/>
-        </w:tabs>
-        <w:ind w:left="720" w:hanging="360"/>
-      </w:pPr>
-    </w:lvl>
-    <w:lvl w:ilvl="1" w:tentative="1">
-      <w:start w:val="1"/>
-      <w:numFmt w:val="decimal"/>
-      <w:lvlText w:val="%2."/>
-      <w:lvlJc w:val="left"/>
-      <w:pPr>
-        <w:tabs>
-          <w:tab w:val="num" w:pos="1440"/>
-        </w:tabs>
-        <w:ind w:left="1440" w:hanging="360"/>
-      </w:pPr>
-    </w:lvl>
-    <w:lvl w:ilvl="2" w:tentative="1">
-      <w:start w:val="1"/>
-      <w:numFmt w:val="decimal"/>
-      <w:lvlText w:val="%3."/>
-      <w:lvlJc w:val="left"/>
-      <w:pPr>
-        <w:tabs>
-          <w:tab w:val="num" w:pos="2160"/>
-        </w:tabs>
-        <w:ind w:left="2160" w:hanging="360"/>
-      </w:pPr>
-    </w:lvl>
-    <w:lvl w:ilvl="3" w:tentative="1">
-      <w:start w:val="1"/>
-      <w:numFmt w:val="decimal"/>
-      <w:lvlText w:val="%4."/>
-      <w:lvlJc w:val="left"/>
-      <w:pPr>
-        <w:tabs>
-          <w:tab w:val="num" w:pos="2880"/>
-        </w:tabs>
-        <w:ind w:left="2880" w:hanging="360"/>
-      </w:pPr>
-    </w:lvl>
-    <w:lvl w:ilvl="4" w:tentative="1">
-      <w:start w:val="1"/>
-      <w:numFmt w:val="decimal"/>
-      <w:lvlText w:val="%5."/>
-      <w:lvlJc w:val="left"/>
-      <w:pPr>
-        <w:tabs>
-          <w:tab w:val="num" w:pos="3600"/>
-        </w:tabs>
-        <w:ind w:left="3600" w:hanging="360"/>
-      </w:pPr>
-    </w:lvl>
-    <w:lvl w:ilvl="5" w:tentative="1">
-      <w:start w:val="1"/>
-      <w:numFmt w:val="decimal"/>
-      <w:lvlText w:val="%6."/>
-      <w:lvlJc w:val="left"/>
-      <w:pPr>
-        <w:tabs>
-          <w:tab w:val="num" w:pos="4320"/>
-        </w:tabs>
-        <w:ind w:left="4320" w:hanging="360"/>
-      </w:pPr>
-    </w:lvl>
-    <w:lvl w:ilvl="6" w:tentative="1">
-      <w:start w:val="1"/>
-      <w:numFmt w:val="decimal"/>
-      <w:lvlText w:val="%7."/>
-      <w:lvlJc w:val="left"/>
-      <w:pPr>
-        <w:tabs>
-          <w:tab w:val="num" w:pos="5040"/>
-        </w:tabs>
-        <w:ind w:left="5040" w:hanging="360"/>
-      </w:pPr>
-    </w:lvl>
-    <w:lvl w:ilvl="7" w:tentative="1">
-      <w:start w:val="1"/>
-      <w:numFmt w:val="decimal"/>
-      <w:lvlText w:val="%8."/>
-      <w:lvlJc w:val="left"/>
-      <w:pPr>
-        <w:tabs>
-          <w:tab w:val="num" w:pos="5760"/>
-        </w:tabs>
-        <w:ind w:left="5760" w:hanging="360"/>
-      </w:pPr>
-    </w:lvl>
-    <w:lvl w:ilvl="8" w:tentative="1">
-      <w:start w:val="1"/>
-      <w:numFmt w:val="decimal"/>
-      <w:lvlText w:val="%9."/>
-      <w:lvlJc w:val="left"/>
-      <w:pPr>
-        <w:tabs>
-          <w:tab w:val="num" w:pos="6480"/>
-        </w:tabs>
-        <w:ind w:left="6480" w:hanging="360"/>
-      </w:pPr>
-    </w:lvl>
-  </w:abstractNum>
-  <w:abstractNum w:abstractNumId="3" w15:restartNumberingAfterBreak="0">
-    <w:nsid w:val="3C7C1914"/>
-    <w:multiLevelType w:val="multilevel"/>
-    <w:tmpl w:val="B1A46A02"/>
+    <w:tmpl w:val="5A222164"/>
     <w:lvl w:ilvl="0">
       <w:start w:val="1"/>
       <w:numFmt w:val="bullet"/>
@@ -47914,10 +47751,10 @@
       </w:rPr>
     </w:lvl>
   </w:abstractNum>
-  <w:abstractNum w:abstractNumId="4" w15:restartNumberingAfterBreak="0">
-    <w:nsid w:val="56BB1B36"/>
+  <w:abstractNum w:abstractNumId="2" w15:restartNumberingAfterBreak="0">
+    <w:nsid w:val="42E4585A"/>
     <w:multiLevelType w:val="multilevel"/>
-    <w:tmpl w:val="53EAC6AA"/>
+    <w:tmpl w:val="62C20818"/>
     <w:lvl w:ilvl="0">
       <w:start w:val="1"/>
       <w:numFmt w:val="bullet"/>
@@ -48063,10 +47900,10 @@
       </w:rPr>
     </w:lvl>
   </w:abstractNum>
-  <w:abstractNum w:abstractNumId="5" w15:restartNumberingAfterBreak="0">
-    <w:nsid w:val="573976BB"/>
+  <w:abstractNum w:abstractNumId="3" w15:restartNumberingAfterBreak="0">
+    <w:nsid w:val="49062BC4"/>
     <w:multiLevelType w:val="multilevel"/>
-    <w:tmpl w:val="69D6C1EA"/>
+    <w:tmpl w:val="6D724A02"/>
     <w:lvl w:ilvl="0">
       <w:start w:val="1"/>
       <w:numFmt w:val="bullet"/>
@@ -48212,10 +48049,236 @@
       </w:rPr>
     </w:lvl>
   </w:abstractNum>
+  <w:abstractNum w:abstractNumId="4" w15:restartNumberingAfterBreak="0">
+    <w:nsid w:val="66D4148A"/>
+    <w:multiLevelType w:val="multilevel"/>
+    <w:tmpl w:val="56740AAA"/>
+    <w:lvl w:ilvl="0">
+      <w:start w:val="1"/>
+      <w:numFmt w:val="decimal"/>
+      <w:lvlText w:val="%1."/>
+      <w:lvlJc w:val="left"/>
+      <w:pPr>
+        <w:tabs>
+          <w:tab w:val="num" w:pos="720"/>
+        </w:tabs>
+        <w:ind w:left="720" w:hanging="360"/>
+      </w:pPr>
+    </w:lvl>
+    <w:lvl w:ilvl="1" w:tentative="1">
+      <w:start w:val="1"/>
+      <w:numFmt w:val="decimal"/>
+      <w:lvlText w:val="%2."/>
+      <w:lvlJc w:val="left"/>
+      <w:pPr>
+        <w:tabs>
+          <w:tab w:val="num" w:pos="1440"/>
+        </w:tabs>
+        <w:ind w:left="1440" w:hanging="360"/>
+      </w:pPr>
+    </w:lvl>
+    <w:lvl w:ilvl="2" w:tentative="1">
+      <w:start w:val="1"/>
+      <w:numFmt w:val="decimal"/>
+      <w:lvlText w:val="%3."/>
+      <w:lvlJc w:val="left"/>
+      <w:pPr>
+        <w:tabs>
+          <w:tab w:val="num" w:pos="2160"/>
+        </w:tabs>
+        <w:ind w:left="2160" w:hanging="360"/>
+      </w:pPr>
+    </w:lvl>
+    <w:lvl w:ilvl="3" w:tentative="1">
+      <w:start w:val="1"/>
+      <w:numFmt w:val="decimal"/>
+      <w:lvlText w:val="%4."/>
+      <w:lvlJc w:val="left"/>
+      <w:pPr>
+        <w:tabs>
+          <w:tab w:val="num" w:pos="2880"/>
+        </w:tabs>
+        <w:ind w:left="2880" w:hanging="360"/>
+      </w:pPr>
+    </w:lvl>
+    <w:lvl w:ilvl="4" w:tentative="1">
+      <w:start w:val="1"/>
+      <w:numFmt w:val="decimal"/>
+      <w:lvlText w:val="%5."/>
+      <w:lvlJc w:val="left"/>
+      <w:pPr>
+        <w:tabs>
+          <w:tab w:val="num" w:pos="3600"/>
+        </w:tabs>
+        <w:ind w:left="3600" w:hanging="360"/>
+      </w:pPr>
+    </w:lvl>
+    <w:lvl w:ilvl="5" w:tentative="1">
+      <w:start w:val="1"/>
+      <w:numFmt w:val="decimal"/>
+      <w:lvlText w:val="%6."/>
+      <w:lvlJc w:val="left"/>
+      <w:pPr>
+        <w:tabs>
+          <w:tab w:val="num" w:pos="4320"/>
+        </w:tabs>
+        <w:ind w:left="4320" w:hanging="360"/>
+      </w:pPr>
+    </w:lvl>
+    <w:lvl w:ilvl="6" w:tentative="1">
+      <w:start w:val="1"/>
+      <w:numFmt w:val="decimal"/>
+      <w:lvlText w:val="%7."/>
+      <w:lvlJc w:val="left"/>
+      <w:pPr>
+        <w:tabs>
+          <w:tab w:val="num" w:pos="5040"/>
+        </w:tabs>
+        <w:ind w:left="5040" w:hanging="360"/>
+      </w:pPr>
+    </w:lvl>
+    <w:lvl w:ilvl="7" w:tentative="1">
+      <w:start w:val="1"/>
+      <w:numFmt w:val="decimal"/>
+      <w:lvlText w:val="%8."/>
+      <w:lvlJc w:val="left"/>
+      <w:pPr>
+        <w:tabs>
+          <w:tab w:val="num" w:pos="5760"/>
+        </w:tabs>
+        <w:ind w:left="5760" w:hanging="360"/>
+      </w:pPr>
+    </w:lvl>
+    <w:lvl w:ilvl="8" w:tentative="1">
+      <w:start w:val="1"/>
+      <w:numFmt w:val="decimal"/>
+      <w:lvlText w:val="%9."/>
+      <w:lvlJc w:val="left"/>
+      <w:pPr>
+        <w:tabs>
+          <w:tab w:val="num" w:pos="6480"/>
+        </w:tabs>
+        <w:ind w:left="6480" w:hanging="360"/>
+      </w:pPr>
+    </w:lvl>
+  </w:abstractNum>
+  <w:abstractNum w:abstractNumId="5" w15:restartNumberingAfterBreak="0">
+    <w:nsid w:val="6BB3122E"/>
+    <w:multiLevelType w:val="multilevel"/>
+    <w:tmpl w:val="497EFAA8"/>
+    <w:lvl w:ilvl="0">
+      <w:start w:val="1"/>
+      <w:numFmt w:val="decimal"/>
+      <w:lvlText w:val="%1."/>
+      <w:lvlJc w:val="left"/>
+      <w:pPr>
+        <w:tabs>
+          <w:tab w:val="num" w:pos="720"/>
+        </w:tabs>
+        <w:ind w:left="720" w:hanging="360"/>
+      </w:pPr>
+    </w:lvl>
+    <w:lvl w:ilvl="1" w:tentative="1">
+      <w:start w:val="1"/>
+      <w:numFmt w:val="decimal"/>
+      <w:lvlText w:val="%2."/>
+      <w:lvlJc w:val="left"/>
+      <w:pPr>
+        <w:tabs>
+          <w:tab w:val="num" w:pos="1440"/>
+        </w:tabs>
+        <w:ind w:left="1440" w:hanging="360"/>
+      </w:pPr>
+    </w:lvl>
+    <w:lvl w:ilvl="2" w:tentative="1">
+      <w:start w:val="1"/>
+      <w:numFmt w:val="decimal"/>
+      <w:lvlText w:val="%3."/>
+      <w:lvlJc w:val="left"/>
+      <w:pPr>
+        <w:tabs>
+          <w:tab w:val="num" w:pos="2160"/>
+        </w:tabs>
+        <w:ind w:left="2160" w:hanging="360"/>
+      </w:pPr>
+    </w:lvl>
+    <w:lvl w:ilvl="3" w:tentative="1">
+      <w:start w:val="1"/>
+      <w:numFmt w:val="decimal"/>
+      <w:lvlText w:val="%4."/>
+      <w:lvlJc w:val="left"/>
+      <w:pPr>
+        <w:tabs>
+          <w:tab w:val="num" w:pos="2880"/>
+        </w:tabs>
+        <w:ind w:left="2880" w:hanging="360"/>
+      </w:pPr>
+    </w:lvl>
+    <w:lvl w:ilvl="4" w:tentative="1">
+      <w:start w:val="1"/>
+      <w:numFmt w:val="decimal"/>
+      <w:lvlText w:val="%5."/>
+      <w:lvlJc w:val="left"/>
+      <w:pPr>
+        <w:tabs>
+          <w:tab w:val="num" w:pos="3600"/>
+        </w:tabs>
+        <w:ind w:left="3600" w:hanging="360"/>
+      </w:pPr>
+    </w:lvl>
+    <w:lvl w:ilvl="5" w:tentative="1">
+      <w:start w:val="1"/>
+      <w:numFmt w:val="decimal"/>
+      <w:lvlText w:val="%6."/>
+      <w:lvlJc w:val="left"/>
+      <w:pPr>
+        <w:tabs>
+          <w:tab w:val="num" w:pos="4320"/>
+        </w:tabs>
+        <w:ind w:left="4320" w:hanging="360"/>
+      </w:pPr>
+    </w:lvl>
+    <w:lvl w:ilvl="6" w:tentative="1">
+      <w:start w:val="1"/>
+      <w:numFmt w:val="decimal"/>
+      <w:lvlText w:val="%7."/>
+      <w:lvlJc w:val="left"/>
+      <w:pPr>
+        <w:tabs>
+          <w:tab w:val="num" w:pos="5040"/>
+        </w:tabs>
+        <w:ind w:left="5040" w:hanging="360"/>
+      </w:pPr>
+    </w:lvl>
+    <w:lvl w:ilvl="7" w:tentative="1">
+      <w:start w:val="1"/>
+      <w:numFmt w:val="decimal"/>
+      <w:lvlText w:val="%8."/>
+      <w:lvlJc w:val="left"/>
+      <w:pPr>
+        <w:tabs>
+          <w:tab w:val="num" w:pos="5760"/>
+        </w:tabs>
+        <w:ind w:left="5760" w:hanging="360"/>
+      </w:pPr>
+    </w:lvl>
+    <w:lvl w:ilvl="8" w:tentative="1">
+      <w:start w:val="1"/>
+      <w:numFmt w:val="decimal"/>
+      <w:lvlText w:val="%9."/>
+      <w:lvlJc w:val="left"/>
+      <w:pPr>
+        <w:tabs>
+          <w:tab w:val="num" w:pos="6480"/>
+        </w:tabs>
+        <w:ind w:left="6480" w:hanging="360"/>
+      </w:pPr>
+    </w:lvl>
+  </w:abstractNum>
   <w:abstractNum w:abstractNumId="6" w15:restartNumberingAfterBreak="0">
-    <w:nsid w:val="73C81CB7"/>
+    <w:nsid w:val="6CE85870"/>
     <w:multiLevelType w:val="multilevel"/>
-    <w:tmpl w:val="9BF0E9F2"/>
+    <w:tmpl w:val="1D803FF0"/>
     <w:lvl w:ilvl="0">
       <w:start w:val="1"/>
       <w:numFmt w:val="bullet"/>
@@ -48361,26 +48424,26 @@
       </w:rPr>
     </w:lvl>
   </w:abstractNum>
-  <w:num w:numId="1" w16cid:durableId="1197737578">
+  <w:num w:numId="1" w16cid:durableId="1160997957">
+    <w:abstractNumId w:val="5"/>
+  </w:num>
+  <w:num w:numId="2" w16cid:durableId="560137788">
+    <w:abstractNumId w:val="1"/>
+  </w:num>
+  <w:num w:numId="3" w16cid:durableId="801649953">
+    <w:abstractNumId w:val="4"/>
+  </w:num>
+  <w:num w:numId="4" w16cid:durableId="772289694">
+    <w:abstractNumId w:val="6"/>
+  </w:num>
+  <w:num w:numId="5" w16cid:durableId="1277637296">
+    <w:abstractNumId w:val="3"/>
+  </w:num>
+  <w:num w:numId="6" w16cid:durableId="833498116">
     <w:abstractNumId w:val="0"/>
   </w:num>
-  <w:num w:numId="2" w16cid:durableId="421533471">
-    <w:abstractNumId w:val="1"/>
-  </w:num>
-  <w:num w:numId="3" w16cid:durableId="536478458">
+  <w:num w:numId="7" w16cid:durableId="1742214989">
     <w:abstractNumId w:val="2"/>
-  </w:num>
-  <w:num w:numId="4" w16cid:durableId="1296064667">
-    <w:abstractNumId w:val="6"/>
-  </w:num>
-  <w:num w:numId="5" w16cid:durableId="1809781023">
-    <w:abstractNumId w:val="5"/>
-  </w:num>
-  <w:num w:numId="6" w16cid:durableId="789006729">
-    <w:abstractNumId w:val="3"/>
-  </w:num>
-  <w:num w:numId="7" w16cid:durableId="2019229696">
-    <w:abstractNumId w:val="4"/>
   </w:num>
 </w:numbering>
 </file>
@@ -49137,7 +49200,7 @@
     <w:link w:val="HeaderChar"/>
     <w:uiPriority w:val="99"/>
     <w:unhideWhenUsed/>
-    <w:rsid w:val="00AF0EC4"/>
+    <w:rsid w:val="004B7F4C"/>
     <w:pPr>
       <w:tabs>
         <w:tab w:val="center" w:pos="4680"/>
@@ -49150,7 +49213,7 @@
     <w:basedOn w:val="DefaultParagraphFont"/>
     <w:link w:val="Header"/>
     <w:uiPriority w:val="99"/>
-    <w:rsid w:val="00AF0EC4"/>
+    <w:rsid w:val="004B7F4C"/>
     <w:rPr>
       <w:rFonts w:eastAsiaTheme="minorEastAsia"/>
       <w:sz w:val="24"/>
@@ -49163,7 +49226,7 @@
     <w:link w:val="FooterChar"/>
     <w:uiPriority w:val="99"/>
     <w:unhideWhenUsed/>
-    <w:rsid w:val="00AF0EC4"/>
+    <w:rsid w:val="004B7F4C"/>
     <w:pPr>
       <w:tabs>
         <w:tab w:val="center" w:pos="4680"/>
@@ -49176,7 +49239,7 @@
     <w:basedOn w:val="DefaultParagraphFont"/>
     <w:link w:val="Footer"/>
     <w:uiPriority w:val="99"/>
-    <w:rsid w:val="00AF0EC4"/>
+    <w:rsid w:val="004B7F4C"/>
     <w:rPr>
       <w:rFonts w:eastAsiaTheme="minorEastAsia"/>
       <w:sz w:val="24"/>
@@ -49189,7 +49252,7 @@
     <w:uiPriority w:val="99"/>
     <w:semiHidden/>
     <w:unhideWhenUsed/>
-    <w:rsid w:val="00AF0EC4"/>
+    <w:rsid w:val="004B7F4C"/>
   </w:style>
   <w:style w:type="character" w:styleId="Hyperlink">
     <w:name w:val="Hyperlink"/>
@@ -49197,7 +49260,7 @@
     <w:uiPriority w:val="99"/>
     <w:semiHidden/>
     <w:unhideWhenUsed/>
-    <w:rsid w:val="00AF0EC4"/>
+    <w:rsid w:val="004B7F4C"/>
     <w:rPr>
       <w:color w:val="auto"/>
       <w:u w:val="single"/>
@@ -49210,7 +49273,7 @@
     <w:autoRedefine/>
     <w:uiPriority w:val="39"/>
     <w:unhideWhenUsed/>
-    <w:rsid w:val="00AF0EC4"/>
+    <w:rsid w:val="004B7F4C"/>
     <w:pPr>
       <w:spacing w:after="100" w:line="360" w:lineRule="auto"/>
     </w:pPr>
@@ -49222,7 +49285,7 @@
     <w:autoRedefine/>
     <w:uiPriority w:val="39"/>
     <w:unhideWhenUsed/>
-    <w:rsid w:val="00AF0EC4"/>
+    <w:rsid w:val="004B7F4C"/>
     <w:pPr>
       <w:spacing w:after="100" w:line="360" w:lineRule="auto"/>
       <w:ind w:left="240"/>
@@ -49236,7 +49299,7 @@
     <w:uiPriority w:val="39"/>
     <w:semiHidden/>
     <w:unhideWhenUsed/>
-    <w:rsid w:val="00AF0EC4"/>
+    <w:rsid w:val="004B7F4C"/>
     <w:pPr>
       <w:spacing w:after="100" w:line="360" w:lineRule="auto"/>
       <w:ind w:left="480"/>
